--- a/backend/storage/app/base_documents/guarulhos/contratoEstagio.docx
+++ b/backend/storage/app/base_documents/guarulhos/contratoEstagio.docx
@@ -971,7 +971,23 @@
         </w:rPr>
         <w:t>c)</w:t>
         <w:tab/>
-        <w:t xml:space="preserve">A Formação em Contexto de Trabalho comporta um total de 600 horas, as quais decorrerão no período compreendido entre </w:t>
+        <w:t xml:space="preserve">A Formação em Contexto de Trabalho comporta um total de </w:t>
+      </w:r>
+      <w:r>
+        <w:rPr>
+          <w:rFonts w:ascii="Trebuchet MS" w:hAnsi="Trebuchet MS"/>
+          <w:sz w:val="18"/>
+          <w:szCs w:val="18"/>
+        </w:rPr>
+        <w:t>${fctHours}</w:t>
+      </w:r>
+      <w:r>
+        <w:rPr>
+          <w:rFonts w:ascii="Trebuchet MS" w:hAnsi="Trebuchet MS"/>
+          <w:sz w:val="18"/>
+          <w:szCs w:val="18"/>
+        </w:rPr>
+        <w:t xml:space="preserve"> horas, as quais decorrerão no período compreendido entre </w:t>
       </w:r>
       <w:r>
         <w:rPr>
@@ -1715,25 +1731,7 @@
           <w:sz w:val="18"/>
           <w:szCs w:val="18"/>
         </w:rPr>
-        <w:t>${</w:t>
-      </w:r>
-      <w:r>
-        <w:rPr>
-          <w:rFonts w:eastAsia="Arial" w:cs="Arial" w:ascii="Trebuchet MS" w:hAnsi="Trebuchet MS"/>
-          <w:color w:val="00000A"/>
-          <w:sz w:val="18"/>
-          <w:szCs w:val="18"/>
-        </w:rPr>
-        <w:t>ufEmpresa</w:t>
-      </w:r>
-      <w:r>
-        <w:rPr>
-          <w:rFonts w:eastAsia="Arial" w:cs="Arial" w:ascii="Trebuchet MS" w:hAnsi="Trebuchet MS"/>
-          <w:color w:val="00000A"/>
-          <w:sz w:val="18"/>
-          <w:szCs w:val="18"/>
-        </w:rPr>
-        <w:t>}</w:t>
+        <w:t>${ufEmpresa}</w:t>
       </w:r>
       <w:r>
         <w:rPr>
@@ -1946,7 +1944,6 @@
         <w:szCs w:val="14"/>
       </w:rPr>
     </w:pPr>
-    <w:bookmarkStart w:id="0" w:name="_Hlk194530784"/>
     <w:r>
       <w:rPr>
         <w:rFonts w:eastAsia="Trebuchet MS" w:cs="Trebuchet MS" w:ascii="Trebuchet MS" w:hAnsi="Trebuchet MS"/>
@@ -1985,7 +1982,7 @@
         <w:szCs w:val="14"/>
       </w:rPr>
     </w:pPr>
-    <w:bookmarkStart w:id="1" w:name="_Hlk194530784"/>
+    <w:bookmarkStart w:id="0" w:name="_Hlk194530784"/>
     <w:r>
       <w:rPr>
         <w:rFonts w:eastAsia="Trebuchet MS" w:cs="Trebuchet MS" w:ascii="Trebuchet MS" w:hAnsi="Trebuchet MS"/>
@@ -1994,7 +1991,7 @@
       </w:rPr>
       <w:t>Telefone. ${telefoneEscola}</w:t>
     </w:r>
-    <w:bookmarkEnd w:id="1"/>
+    <w:bookmarkEnd w:id="0"/>
   </w:p>
   <w:p>
     <w:pPr>
@@ -2151,7 +2148,6 @@
         <w:szCs w:val="14"/>
       </w:rPr>
     </w:pPr>
-    <w:bookmarkStart w:id="2" w:name="_Hlk194530784"/>
     <w:r>
       <w:rPr>
         <w:rFonts w:eastAsia="Trebuchet MS" w:cs="Trebuchet MS" w:ascii="Trebuchet MS" w:hAnsi="Trebuchet MS"/>
@@ -2190,7 +2186,7 @@
         <w:szCs w:val="14"/>
       </w:rPr>
     </w:pPr>
-    <w:bookmarkStart w:id="3" w:name="_Hlk194530784"/>
+    <w:bookmarkStart w:id="1" w:name="_Hlk194530784"/>
     <w:r>
       <w:rPr>
         <w:rFonts w:eastAsia="Trebuchet MS" w:cs="Trebuchet MS" w:ascii="Trebuchet MS" w:hAnsi="Trebuchet MS"/>
@@ -2199,7 +2195,7 @@
       </w:rPr>
       <w:t>Telefone. ${telefoneEscola}</w:t>
     </w:r>
-    <w:bookmarkEnd w:id="3"/>
+    <w:bookmarkEnd w:id="1"/>
   </w:p>
   <w:p>
     <w:pPr>
@@ -2411,7 +2407,7 @@
         </wp:anchor>
       </w:drawing>
       <w:drawing>
-        <wp:anchor behindDoc="0" distT="0" distB="0" distL="114300" distR="114300" simplePos="0" locked="0" layoutInCell="0" allowOverlap="1" relativeHeight="13">
+        <wp:anchor behindDoc="0" distT="0" distB="0" distL="114300" distR="114300" simplePos="0" locked="0" layoutInCell="0" allowOverlap="1" relativeHeight="14">
           <wp:simplePos x="0" y="0"/>
           <wp:positionH relativeFrom="column">
             <wp:posOffset>-451485</wp:posOffset>
@@ -2483,7 +2479,7 @@
       <mc:AlternateContent>
         <mc:Choice Requires="wps">
           <w:drawing>
-            <wp:anchor behindDoc="1" distT="0" distB="0" distL="0" distR="0" simplePos="0" locked="0" layoutInCell="0" allowOverlap="1" relativeHeight="7" wp14:anchorId="6FB90955">
+            <wp:anchor behindDoc="1" distT="5080" distB="5080" distL="5080" distR="5080" simplePos="0" locked="0" layoutInCell="0" allowOverlap="1" relativeHeight="7" wp14:anchorId="6FB90955">
               <wp:simplePos x="0" y="0"/>
               <wp:positionH relativeFrom="page">
                 <wp:posOffset>719455</wp:posOffset>
@@ -2538,7 +2534,7 @@
         </mc:Fallback>
       </mc:AlternateContent>
       <w:drawing>
-        <wp:anchor behindDoc="1" distT="0" distB="0" distL="0" distR="0" simplePos="0" locked="0" layoutInCell="0" allowOverlap="1" relativeHeight="10">
+        <wp:anchor behindDoc="1" distT="0" distB="0" distL="0" distR="0" simplePos="0" locked="0" layoutInCell="0" allowOverlap="1" relativeHeight="11">
           <wp:simplePos x="0" y="0"/>
           <wp:positionH relativeFrom="page">
             <wp:posOffset>6061710</wp:posOffset>
@@ -2644,7 +2640,7 @@
         </wp:anchor>
       </w:drawing>
       <w:drawing>
-        <wp:anchor behindDoc="0" distT="0" distB="0" distL="114300" distR="114300" simplePos="0" locked="0" layoutInCell="0" allowOverlap="1" relativeHeight="13">
+        <wp:anchor behindDoc="0" distT="0" distB="0" distL="114300" distR="114300" simplePos="0" locked="0" layoutInCell="0" allowOverlap="1" relativeHeight="14">
           <wp:simplePos x="0" y="0"/>
           <wp:positionH relativeFrom="column">
             <wp:posOffset>-451485</wp:posOffset>
@@ -2716,7 +2712,7 @@
       <mc:AlternateContent>
         <mc:Choice Requires="wps">
           <w:drawing>
-            <wp:anchor behindDoc="1" distT="0" distB="0" distL="0" distR="0" simplePos="0" locked="0" layoutInCell="0" allowOverlap="1" relativeHeight="7" wp14:anchorId="6FB90955">
+            <wp:anchor behindDoc="1" distT="5080" distB="5080" distL="5080" distR="5080" simplePos="0" locked="0" layoutInCell="0" allowOverlap="1" relativeHeight="7" wp14:anchorId="6FB90955">
               <wp:simplePos x="0" y="0"/>
               <wp:positionH relativeFrom="page">
                 <wp:posOffset>719455</wp:posOffset>
@@ -2771,7 +2767,7 @@
         </mc:Fallback>
       </mc:AlternateContent>
       <w:drawing>
-        <wp:anchor behindDoc="1" distT="0" distB="0" distL="0" distR="0" simplePos="0" locked="0" layoutInCell="0" allowOverlap="1" relativeHeight="10">
+        <wp:anchor behindDoc="1" distT="0" distB="0" distL="0" distR="0" simplePos="0" locked="0" layoutInCell="0" allowOverlap="1" relativeHeight="11">
           <wp:simplePos x="0" y="0"/>
           <wp:positionH relativeFrom="page">
             <wp:posOffset>6061710</wp:posOffset>
@@ -2844,6 +2840,7 @@
         <w:vertAlign w:val="baseline"/>
         <w:position w:val="0"/>
         <w:sz w:val="20"/>
+        <w:sz w:val="20"/>
         <w:spacing w:val="0"/>
         <w:kern w:val="0"/>
         <w:w w:val="100"/>
@@ -2871,6 +2868,7 @@
         <w:vertAlign w:val="baseline"/>
         <w:position w:val="0"/>
         <w:sz w:val="20"/>
+        <w:sz w:val="20"/>
         <w:spacing w:val="0"/>
         <w:kern w:val="0"/>
         <w:w w:val="100"/>
@@ -2898,6 +2896,7 @@
         <w:vertAlign w:val="baseline"/>
         <w:position w:val="0"/>
         <w:sz w:val="20"/>
+        <w:sz w:val="20"/>
         <w:spacing w:val="0"/>
         <w:kern w:val="0"/>
         <w:w w:val="100"/>
@@ -2925,6 +2924,7 @@
         <w:vertAlign w:val="baseline"/>
         <w:position w:val="0"/>
         <w:sz w:val="20"/>
+        <w:sz w:val="20"/>
         <w:spacing w:val="0"/>
         <w:kern w:val="0"/>
         <w:w w:val="100"/>
@@ -2952,6 +2952,7 @@
         <w:vertAlign w:val="baseline"/>
         <w:position w:val="0"/>
         <w:sz w:val="20"/>
+        <w:sz w:val="20"/>
         <w:spacing w:val="0"/>
         <w:kern w:val="0"/>
         <w:w w:val="100"/>
@@ -2979,6 +2980,7 @@
         <w:vertAlign w:val="baseline"/>
         <w:position w:val="0"/>
         <w:sz w:val="20"/>
+        <w:sz w:val="20"/>
         <w:spacing w:val="0"/>
         <w:kern w:val="0"/>
         <w:w w:val="100"/>
@@ -3006,6 +3008,7 @@
         <w:vertAlign w:val="baseline"/>
         <w:position w:val="0"/>
         <w:sz w:val="20"/>
+        <w:sz w:val="20"/>
         <w:spacing w:val="0"/>
         <w:kern w:val="0"/>
         <w:w w:val="100"/>
@@ -3033,6 +3036,7 @@
         <w:vertAlign w:val="baseline"/>
         <w:position w:val="0"/>
         <w:sz w:val="20"/>
+        <w:sz w:val="20"/>
         <w:spacing w:val="0"/>
         <w:kern w:val="0"/>
         <w:w w:val="100"/>
@@ -3059,6 +3063,7 @@
         <w:strike w:val="false"/>
         <w:vertAlign w:val="baseline"/>
         <w:position w:val="0"/>
+        <w:sz w:val="20"/>
         <w:sz w:val="20"/>
         <w:spacing w:val="0"/>
         <w:kern w:val="0"/>
@@ -3594,13 +3599,13 @@
     <w:qFormat/>
     <w:pPr>
       <w:widowControl/>
-      <w:pBdr/>
+      <w:suppressAutoHyphens w:val="true"/>
       <w:bidi w:val="0"/>
       <w:spacing w:before="0" w:after="0"/>
       <w:jc w:val="left"/>
     </w:pPr>
     <w:rPr>
-      <w:rFonts w:cs="Arial Unicode MS" w:ascii="Times New Roman" w:hAnsi="Times New Roman" w:eastAsia="Arial Unicode MS"/>
+      <w:rFonts w:ascii="Times New Roman" w:hAnsi="Times New Roman" w:eastAsia="Arial Unicode MS" w:cs="Arial Unicode MS"/>
       <w:color w:val="000000"/>
       <w:kern w:val="0"/>
       <w:sz w:val="24"/>
@@ -3622,14 +3627,14 @@
     <w:pPr>
       <w:keepNext w:val="true"/>
       <w:widowControl/>
-      <w:pBdr/>
+      <w:suppressAutoHyphens w:val="true"/>
       <w:bidi w:val="0"/>
       <w:spacing w:before="0" w:after="0"/>
       <w:jc w:val="center"/>
       <w:outlineLvl w:val="0"/>
     </w:pPr>
     <w:rPr>
-      <w:rFonts w:ascii="Arial" w:hAnsi="Arial" w:cs="Arial Unicode MS" w:eastAsia="Arial Unicode MS"/>
+      <w:rFonts w:ascii="Arial" w:hAnsi="Arial" w:eastAsia="Arial Unicode MS" w:cs="Arial Unicode MS"/>
       <w:b/>
       <w:bCs/>
       <w:color w:val="000000"/>
@@ -3692,7 +3697,7 @@
     <w:name w:val="Body Text"/>
     <w:pPr>
       <w:widowControl/>
-      <w:pBdr/>
+      <w:suppressAutoHyphens w:val="true"/>
       <w:bidi w:val="0"/>
       <w:spacing w:lineRule="auto" w:line="360" w:before="0" w:after="0"/>
       <w:jc w:val="both"/>
@@ -3742,6 +3747,39 @@
       <w:rFonts w:cs="Noto Sans Devanagari"/>
     </w:rPr>
   </w:style>
+  <w:style w:type="paragraph" w:styleId="Ttulouser">
+    <w:name w:val="Título (user)"/>
+    <w:basedOn w:val="Normal"/>
+    <w:next w:val="BodyText"/>
+    <w:qFormat/>
+    <w:pPr>
+      <w:keepNext w:val="true"/>
+      <w:spacing w:before="240" w:after="120"/>
+    </w:pPr>
+    <w:rPr>
+      <w:rFonts w:ascii="Liberation Sans" w:hAnsi="Liberation Sans" w:eastAsia="Noto Sans CJK SC" w:cs="Noto Sans Devanagari"/>
+      <w:sz w:val="28"/>
+      <w:szCs w:val="28"/>
+    </w:rPr>
+  </w:style>
+  <w:style w:type="paragraph" w:styleId="ndiceuser">
+    <w:name w:val="Índice (user)"/>
+    <w:basedOn w:val="Normal"/>
+    <w:qFormat/>
+    <w:pPr>
+      <w:suppressLineNumbers/>
+    </w:pPr>
+    <w:rPr>
+      <w:rFonts w:cs="Noto Sans Devanagari"/>
+    </w:rPr>
+  </w:style>
+  <w:style w:type="paragraph" w:styleId="Cabealhoerodapuser">
+    <w:name w:val="Cabeçalho e rodapé (user)"/>
+    <w:basedOn w:val="Normal"/>
+    <w:qFormat/>
+    <w:pPr/>
+    <w:rPr/>
+  </w:style>
   <w:style w:type="paragraph" w:styleId="Cabealhoerodap">
     <w:name w:val="Cabeçalho e rodapé"/>
     <w:basedOn w:val="Normal"/>
@@ -3753,18 +3791,18 @@
     <w:name w:val="footer"/>
     <w:pPr>
       <w:widowControl/>
-      <w:pBdr/>
       <w:tabs>
         <w:tab w:val="clear" w:pos="708"/>
         <w:tab w:val="center" w:pos="4252" w:leader="none"/>
         <w:tab w:val="right" w:pos="8504" w:leader="none"/>
       </w:tabs>
+      <w:suppressAutoHyphens w:val="true"/>
       <w:bidi w:val="0"/>
       <w:spacing w:before="0" w:after="0"/>
       <w:jc w:val="left"/>
     </w:pPr>
     <w:rPr>
-      <w:rFonts w:cs="Arial Unicode MS" w:ascii="Times New Roman" w:hAnsi="Times New Roman" w:eastAsia="Arial Unicode MS"/>
+      <w:rFonts w:ascii="Times New Roman" w:hAnsi="Times New Roman" w:eastAsia="Arial Unicode MS" w:cs="Arial Unicode MS"/>
       <w:color w:val="000000"/>
       <w:kern w:val="0"/>
       <w:sz w:val="24"/>
@@ -3778,13 +3816,13 @@
     <w:qFormat/>
     <w:pPr>
       <w:widowControl/>
-      <w:pBdr/>
+      <w:suppressAutoHyphens w:val="true"/>
       <w:bidi w:val="0"/>
       <w:spacing w:lineRule="auto" w:line="360" w:before="0" w:after="0"/>
       <w:jc w:val="both"/>
     </w:pPr>
     <w:rPr>
-      <w:rFonts w:ascii="Arial" w:hAnsi="Arial" w:cs="Arial Unicode MS" w:eastAsia="Arial Unicode MS"/>
+      <w:rFonts w:ascii="Arial" w:hAnsi="Arial" w:eastAsia="Arial Unicode MS" w:cs="Arial Unicode MS"/>
       <w:color w:val="000000"/>
       <w:kern w:val="0"/>
       <w:sz w:val="22"/>
@@ -3809,8 +3847,8 @@
     </w:pPr>
     <w:rPr/>
   </w:style>
-  <w:style w:type="numbering" w:styleId="Semlista" w:default="1">
-    <w:name w:val="Sem lista"/>
+  <w:style w:type="numbering" w:styleId="Semlistauser" w:default="1">
+    <w:name w:val="Sem lista (user)"/>
     <w:uiPriority w:val="99"/>
     <w:semiHidden/>
     <w:unhideWhenUsed/>

--- a/backend/storage/app/base_documents/guarulhos/contratoEstagio.docx
+++ b/backend/storage/app/base_documents/guarulhos/contratoEstagio.docx
@@ -1,67 +1,55 @@
 
 <file path=word/document.xml><?xml version="1.0" encoding="utf-8"?>
-<w:document xmlns:o="urn:schemas-microsoft-com:office:office" xmlns:r="http://schemas.openxmlformats.org/officeDocument/2006/relationships" xmlns:v="urn:schemas-microsoft-com:vml" xmlns:w="http://schemas.openxmlformats.org/wordprocessingml/2006/main" xmlns:w10="urn:schemas-microsoft-com:office:word" xmlns:wp="http://schemas.openxmlformats.org/drawingml/2006/wordprocessingDrawing" xmlns:pic="http://schemas.openxmlformats.org/drawingml/2006/picture" xmlns:wps="http://schemas.microsoft.com/office/word/2010/wordprocessingShape" xmlns:wpg="http://schemas.microsoft.com/office/word/2010/wordprocessingGroup" xmlns:mc="http://schemas.openxmlformats.org/markup-compatibility/2006" xmlns:wp14="http://schemas.microsoft.com/office/word/2010/wordprocessingDrawing" xmlns:w14="http://schemas.microsoft.com/office/word/2010/wordml" xmlns:w15="http://schemas.microsoft.com/office/word/2012/wordml" mc:Ignorable="w14 wp14 w15">
+<w:document xmlns:wpc="http://schemas.microsoft.com/office/word/2010/wordprocessingCanvas" xmlns:cx="http://schemas.microsoft.com/office/drawing/2014/chartex" xmlns:cx1="http://schemas.microsoft.com/office/drawing/2015/9/8/chartex" xmlns:cx2="http://schemas.microsoft.com/office/drawing/2015/10/21/chartex" xmlns:cx3="http://schemas.microsoft.com/office/drawing/2016/5/9/chartex" xmlns:cx4="http://schemas.microsoft.com/office/drawing/2016/5/10/chartex" xmlns:cx5="http://schemas.microsoft.com/office/drawing/2016/5/11/chartex" xmlns:cx6="http://schemas.microsoft.com/office/drawing/2016/5/12/chartex" xmlns:cx7="http://schemas.microsoft.com/office/drawing/2016/5/13/chartex" xmlns:cx8="http://schemas.microsoft.com/office/drawing/2016/5/14/chartex" xmlns:mc="http://schemas.openxmlformats.org/markup-compatibility/2006" xmlns:aink="http://schemas.microsoft.com/office/drawing/2016/ink" xmlns:am3d="http://schemas.microsoft.com/office/drawing/2017/model3d" xmlns:o="urn:schemas-microsoft-com:office:office" xmlns:oel="http://schemas.microsoft.com/office/2019/extlst" xmlns:r="http://schemas.openxmlformats.org/officeDocument/2006/relationships" xmlns:m="http://schemas.openxmlformats.org/officeDocument/2006/math" xmlns:v="urn:schemas-microsoft-com:vml" xmlns:wp14="http://schemas.microsoft.com/office/word/2010/wordprocessingDrawing" xmlns:wp="http://schemas.openxmlformats.org/drawingml/2006/wordprocessingDrawing" xmlns:w10="urn:schemas-microsoft-com:office:word" xmlns:w="http://schemas.openxmlformats.org/wordprocessingml/2006/main" xmlns:w14="http://schemas.microsoft.com/office/word/2010/wordml" xmlns:w15="http://schemas.microsoft.com/office/word/2012/wordml" xmlns:w16cex="http://schemas.microsoft.com/office/word/2018/wordml/cex" xmlns:w16cid="http://schemas.microsoft.com/office/word/2016/wordml/cid" xmlns:w16="http://schemas.microsoft.com/office/word/2018/wordml" xmlns:w16du="http://schemas.microsoft.com/office/word/2023/wordml/word16du" xmlns:w16sdtdh="http://schemas.microsoft.com/office/word/2020/wordml/sdtdatahash" xmlns:w16sdtfl="http://schemas.microsoft.com/office/word/2024/wordml/sdtformatlock" xmlns:w16se="http://schemas.microsoft.com/office/word/2015/wordml/symex" xmlns:wpg="http://schemas.microsoft.com/office/word/2010/wordprocessingGroup" xmlns:wpi="http://schemas.microsoft.com/office/word/2010/wordprocessingInk" xmlns:wne="http://schemas.microsoft.com/office/word/2006/wordml" xmlns:wps="http://schemas.microsoft.com/office/word/2010/wordprocessingShape" mc:Ignorable="w14 w15 w16se w16cid w16 w16cex w16sdtdh w16sdtfl w16du wp14">
   <w:body>
     <w:p>
       <w:pPr>
-        <w:pStyle w:val="Normal"/>
-        <w:spacing w:lineRule="atLeast" w:line="270"/>
+        <w:spacing w:line="270" w:lineRule="atLeast"/>
         <w:jc w:val="center"/>
         <w:rPr>
-          <w:rFonts w:ascii="Trebuchet MS" w:hAnsi="Trebuchet MS" w:eastAsia="Trebuchet MS" w:cs="Trebuchet MS"/>
+          <w:rFonts w:ascii="Trebuchet MS" w:eastAsia="Trebuchet MS" w:hAnsi="Trebuchet MS" w:cs="Trebuchet MS"/>
           <w:b/>
           <w:bCs/>
           <w:sz w:val="18"/>
           <w:szCs w:val="18"/>
         </w:rPr>
       </w:pPr>
-      <w:r>
-        <w:rPr>
-          <w:rFonts w:eastAsia="Trebuchet MS" w:cs="Trebuchet MS" w:ascii="Trebuchet MS" w:hAnsi="Trebuchet MS"/>
+    </w:p>
+    <w:p>
+      <w:pPr>
+        <w:spacing w:line="360" w:lineRule="auto"/>
+        <w:jc w:val="center"/>
+        <w:rPr>
+          <w:rFonts w:ascii="Trebuchet MS" w:eastAsia="Trebuchet MS" w:hAnsi="Trebuchet MS" w:cs="Trebuchet MS"/>
           <w:b/>
           <w:bCs/>
           <w:sz w:val="18"/>
           <w:szCs w:val="18"/>
         </w:rPr>
-      </w:r>
-    </w:p>
-    <w:p>
-      <w:pPr>
-        <w:pStyle w:val="Normal"/>
-        <w:spacing w:lineRule="auto" w:line="360"/>
-        <w:jc w:val="center"/>
-        <w:rPr>
-          <w:rFonts w:ascii="Trebuchet MS" w:hAnsi="Trebuchet MS" w:eastAsia="Trebuchet MS" w:cs="Trebuchet MS"/>
+      </w:pPr>
+      <w:r>
+        <w:rPr>
+          <w:rFonts w:ascii="Trebuchet MS" w:hAnsi="Trebuchet MS"/>
           <w:b/>
           <w:bCs/>
           <w:sz w:val="18"/>
           <w:szCs w:val="18"/>
         </w:rPr>
-      </w:pPr>
-      <w:r>
-        <w:rPr>
-          <w:rFonts w:ascii="Trebuchet MS" w:hAnsi="Trebuchet MS"/>
-          <w:b/>
-          <w:bCs/>
-          <w:sz w:val="18"/>
-          <w:szCs w:val="18"/>
-        </w:rPr>
         <w:t>PROTOCOLO</w:t>
       </w:r>
     </w:p>
     <w:p>
       <w:pPr>
-        <w:pStyle w:val="Normal"/>
-        <w:spacing w:lineRule="auto" w:line="360"/>
+        <w:spacing w:line="360" w:lineRule="auto"/>
         <w:jc w:val="center"/>
         <w:rPr>
-          <w:rFonts w:ascii="Trebuchet MS" w:hAnsi="Trebuchet MS" w:eastAsia="Trebuchet MS" w:cs="Trebuchet MS"/>
+          <w:rFonts w:ascii="Trebuchet MS" w:eastAsia="Trebuchet MS" w:hAnsi="Trebuchet MS" w:cs="Trebuchet MS"/>
           <w:b/>
           <w:bCs/>
           <w:color w:val="003399"/>
           <w:sz w:val="18"/>
           <w:szCs w:val="18"/>
-          <w:u w:val="none" w:color="003399"/>
+          <w:u w:color="003399"/>
         </w:rPr>
       </w:pPr>
       <w:r>
@@ -77,10 +65,9 @@
     </w:p>
     <w:p>
       <w:pPr>
-        <w:pStyle w:val="Normal"/>
-        <w:spacing w:lineRule="auto" w:line="360"/>
-        <w:rPr>
-          <w:rFonts w:ascii="Trebuchet MS" w:hAnsi="Trebuchet MS" w:eastAsia="Trebuchet MS" w:cs="Trebuchet MS"/>
+        <w:spacing w:line="360" w:lineRule="auto"/>
+        <w:rPr>
+          <w:rFonts w:ascii="Trebuchet MS" w:eastAsia="Trebuchet MS" w:hAnsi="Trebuchet MS" w:cs="Trebuchet MS"/>
           <w:b/>
           <w:bCs/>
           <w:sz w:val="18"/>
@@ -100,11 +87,10 @@
     </w:p>
     <w:p>
       <w:pPr>
-        <w:pStyle w:val="Normal"/>
-        <w:spacing w:lineRule="auto" w:line="360"/>
+        <w:spacing w:line="360" w:lineRule="auto"/>
         <w:jc w:val="both"/>
         <w:rPr>
-          <w:rFonts w:ascii="Trebuchet MS" w:hAnsi="Trebuchet MS" w:eastAsia="Trebuchet MS" w:cs="Trebuchet MS"/>
+          <w:rFonts w:ascii="Trebuchet MS" w:eastAsia="Trebuchet MS" w:hAnsi="Trebuchet MS" w:cs="Trebuchet MS"/>
           <w:b/>
           <w:bCs/>
           <w:sz w:val="18"/>
@@ -124,7 +110,7 @@
     </w:p>
     <w:p>
       <w:pPr>
-        <w:pStyle w:val="BodyText2"/>
+        <w:pStyle w:val="Corpodetexto2"/>
         <w:rPr>
           <w:rFonts w:ascii="Trebuchet MS" w:hAnsi="Trebuchet MS"/>
           <w:sz w:val="18"/>
@@ -134,7 +120,7 @@
       </w:pPr>
       <w:r>
         <w:rPr>
-          <w:rFonts w:eastAsia="Arial" w:cs="Arial" w:ascii="Trebuchet MS" w:hAnsi="Trebuchet MS"/>
+          <w:rFonts w:ascii="Trebuchet MS" w:eastAsia="Arial" w:hAnsi="Trebuchet MS" w:cs="Arial"/>
           <w:color w:val="00000A"/>
           <w:sz w:val="18"/>
           <w:szCs w:val="18"/>
@@ -151,7 +137,7 @@
       </w:r>
       <w:r>
         <w:rPr>
-          <w:rFonts w:eastAsia="Arial" w:cs="Arial" w:ascii="Trebuchet MS" w:hAnsi="Trebuchet MS"/>
+          <w:rFonts w:ascii="Trebuchet MS" w:eastAsia="Arial" w:hAnsi="Trebuchet MS" w:cs="Arial"/>
           <w:color w:val="00000A"/>
           <w:sz w:val="18"/>
           <w:szCs w:val="18"/>
@@ -202,7 +188,7 @@
       </w:r>
       <w:r>
         <w:rPr>
-          <w:rFonts w:eastAsia="Arial" w:cs="Arial" w:ascii="Trebuchet MS" w:hAnsi="Trebuchet MS"/>
+          <w:rFonts w:ascii="Trebuchet MS" w:eastAsia="Arial" w:hAnsi="Trebuchet MS" w:cs="Arial"/>
           <w:color w:val="00000A"/>
           <w:sz w:val="18"/>
           <w:szCs w:val="18"/>
@@ -220,11 +206,10 @@
     </w:p>
     <w:p>
       <w:pPr>
-        <w:pStyle w:val="Normal"/>
-        <w:spacing w:lineRule="auto" w:line="360"/>
+        <w:spacing w:line="360" w:lineRule="auto"/>
         <w:jc w:val="both"/>
         <w:rPr>
-          <w:rFonts w:ascii="Trebuchet MS" w:hAnsi="Trebuchet MS" w:eastAsia="Trebuchet MS" w:cs="Trebuchet MS"/>
+          <w:rFonts w:ascii="Trebuchet MS" w:eastAsia="Trebuchet MS" w:hAnsi="Trebuchet MS" w:cs="Trebuchet MS"/>
           <w:b/>
           <w:bCs/>
           <w:sz w:val="18"/>
@@ -246,16 +231,15 @@
     </w:p>
     <w:p>
       <w:pPr>
-        <w:pStyle w:val="Normal"/>
-        <w:spacing w:lineRule="auto" w:line="360"/>
+        <w:spacing w:line="360" w:lineRule="auto"/>
         <w:jc w:val="both"/>
         <w:rPr>
-          <w:rFonts w:ascii="Trebuchet MS" w:hAnsi="Trebuchet MS" w:eastAsia="Trebuchet MS" w:cs="Trebuchet MS"/>
+          <w:rFonts w:ascii="Trebuchet MS" w:eastAsia="Trebuchet MS" w:hAnsi="Trebuchet MS" w:cs="Trebuchet MS"/>
           <w:b/>
           <w:bCs/>
           <w:sz w:val="18"/>
           <w:szCs w:val="18"/>
-          <w:u w:val="single" w:color="000000"/>
+          <w:u w:val="single"/>
         </w:rPr>
       </w:pPr>
       <w:r>
@@ -271,9 +255,8 @@
     </w:p>
     <w:p>
       <w:pPr>
-        <w:pStyle w:val="Normal"/>
         <w:shd w:val="clear" w:color="auto" w:fill="FFFFFF"/>
-        <w:spacing w:lineRule="auto" w:line="360"/>
+        <w:spacing w:line="360" w:lineRule="auto"/>
         <w:jc w:val="both"/>
         <w:rPr>
           <w:rFonts w:ascii="Trebuchet MS" w:hAnsi="Trebuchet MS"/>
@@ -284,7 +267,7 @@
       </w:pPr>
       <w:r>
         <w:rPr>
-          <w:rFonts w:eastAsia="Arial" w:cs="Arial" w:ascii="Trebuchet MS" w:hAnsi="Trebuchet MS"/>
+          <w:rFonts w:ascii="Trebuchet MS" w:eastAsia="Arial" w:hAnsi="Trebuchet MS" w:cs="Arial"/>
           <w:color w:val="00000A"/>
           <w:sz w:val="18"/>
           <w:szCs w:val="18"/>
@@ -301,7 +284,7 @@
       </w:r>
       <w:r>
         <w:rPr>
-          <w:rFonts w:eastAsia="Arial" w:cs="Arial" w:ascii="Trebuchet MS" w:hAnsi="Trebuchet MS"/>
+          <w:rFonts w:ascii="Trebuchet MS" w:eastAsia="Arial" w:hAnsi="Trebuchet MS" w:cs="Arial"/>
           <w:color w:val="00000A"/>
           <w:sz w:val="18"/>
           <w:szCs w:val="18"/>
@@ -318,7 +301,7 @@
       </w:r>
       <w:r>
         <w:rPr>
-          <w:rFonts w:eastAsia="Arial" w:cs="Arial" w:ascii="Trebuchet MS" w:hAnsi="Trebuchet MS"/>
+          <w:rFonts w:ascii="Trebuchet MS" w:eastAsia="Arial" w:hAnsi="Trebuchet MS" w:cs="Arial"/>
           <w:color w:val="00000A"/>
           <w:sz w:val="18"/>
           <w:szCs w:val="18"/>
@@ -335,7 +318,7 @@
       </w:r>
       <w:r>
         <w:rPr>
-          <w:rFonts w:eastAsia="Arial" w:cs="Arial" w:ascii="Trebuchet MS" w:hAnsi="Trebuchet MS"/>
+          <w:rFonts w:ascii="Trebuchet MS" w:eastAsia="Arial" w:hAnsi="Trebuchet MS" w:cs="Arial"/>
           <w:color w:val="00000A"/>
           <w:sz w:val="18"/>
           <w:szCs w:val="18"/>
@@ -387,12 +370,12 @@
     </w:p>
     <w:p>
       <w:pPr>
-        <w:pStyle w:val="Heading1"/>
-        <w:rPr>
-          <w:rFonts w:ascii="Trebuchet MS" w:hAnsi="Trebuchet MS" w:eastAsia="Trebuchet MS" w:cs="Trebuchet MS"/>
-          <w:sz w:val="18"/>
-          <w:szCs w:val="18"/>
-          <w:u w:val="single" w:color="000000"/>
+        <w:pStyle w:val="Ttulo1"/>
+        <w:rPr>
+          <w:rFonts w:ascii="Trebuchet MS" w:eastAsia="Trebuchet MS" w:hAnsi="Trebuchet MS" w:cs="Trebuchet MS"/>
+          <w:sz w:val="18"/>
+          <w:szCs w:val="18"/>
+          <w:u w:val="single"/>
         </w:rPr>
       </w:pPr>
       <w:r>
@@ -406,30 +389,21 @@
     </w:p>
     <w:p>
       <w:pPr>
-        <w:pStyle w:val="Normal"/>
-        <w:spacing w:lineRule="auto" w:line="360"/>
+        <w:spacing w:line="360" w:lineRule="auto"/>
         <w:jc w:val="both"/>
         <w:rPr>
-          <w:rFonts w:ascii="Trebuchet MS" w:hAnsi="Trebuchet MS" w:eastAsia="Trebuchet MS" w:cs="Trebuchet MS"/>
-          <w:sz w:val="18"/>
-          <w:szCs w:val="18"/>
-        </w:rPr>
-      </w:pPr>
-      <w:r>
-        <w:rPr>
-          <w:rFonts w:eastAsia="Trebuchet MS" w:cs="Trebuchet MS" w:ascii="Trebuchet MS" w:hAnsi="Trebuchet MS"/>
-          <w:sz w:val="18"/>
-          <w:szCs w:val="18"/>
-        </w:rPr>
-      </w:r>
-    </w:p>
-    <w:p>
-      <w:pPr>
-        <w:pStyle w:val="Normal"/>
-        <w:spacing w:lineRule="auto" w:line="360"/>
+          <w:rFonts w:ascii="Trebuchet MS" w:eastAsia="Trebuchet MS" w:hAnsi="Trebuchet MS" w:cs="Trebuchet MS"/>
+          <w:sz w:val="18"/>
+          <w:szCs w:val="18"/>
+        </w:rPr>
+      </w:pPr>
+    </w:p>
+    <w:p>
+      <w:pPr>
+        <w:spacing w:line="360" w:lineRule="auto"/>
         <w:jc w:val="both"/>
         <w:rPr>
-          <w:rFonts w:ascii="Trebuchet MS" w:hAnsi="Trebuchet MS" w:eastAsia="Trebuchet MS" w:cs="Trebuchet MS"/>
+          <w:rFonts w:ascii="Trebuchet MS" w:eastAsia="Trebuchet MS" w:hAnsi="Trebuchet MS" w:cs="Trebuchet MS"/>
           <w:sz w:val="18"/>
           <w:szCs w:val="18"/>
         </w:rPr>
@@ -445,9 +419,9 @@
     </w:p>
     <w:p>
       <w:pPr>
-        <w:pStyle w:val="Heading1"/>
-        <w:rPr>
-          <w:rFonts w:ascii="Trebuchet MS" w:hAnsi="Trebuchet MS" w:eastAsia="Trebuchet MS" w:cs="Trebuchet MS"/>
+        <w:pStyle w:val="Ttulo1"/>
+        <w:rPr>
+          <w:rFonts w:ascii="Trebuchet MS" w:eastAsia="Trebuchet MS" w:hAnsi="Trebuchet MS" w:cs="Trebuchet MS"/>
           <w:sz w:val="18"/>
           <w:szCs w:val="18"/>
         </w:rPr>
@@ -463,30 +437,21 @@
     </w:p>
     <w:p>
       <w:pPr>
-        <w:pStyle w:val="Normal"/>
-        <w:spacing w:lineRule="auto" w:line="360"/>
+        <w:spacing w:line="360" w:lineRule="auto"/>
         <w:jc w:val="both"/>
         <w:rPr>
-          <w:rFonts w:ascii="Trebuchet MS" w:hAnsi="Trebuchet MS" w:eastAsia="Trebuchet MS" w:cs="Trebuchet MS"/>
-          <w:sz w:val="18"/>
-          <w:szCs w:val="18"/>
-        </w:rPr>
-      </w:pPr>
-      <w:r>
-        <w:rPr>
-          <w:rFonts w:eastAsia="Trebuchet MS" w:cs="Trebuchet MS" w:ascii="Trebuchet MS" w:hAnsi="Trebuchet MS"/>
-          <w:sz w:val="18"/>
-          <w:szCs w:val="18"/>
-        </w:rPr>
-      </w:r>
-    </w:p>
-    <w:p>
-      <w:pPr>
-        <w:pStyle w:val="Normal"/>
-        <w:spacing w:lineRule="auto" w:line="360"/>
+          <w:rFonts w:ascii="Trebuchet MS" w:eastAsia="Trebuchet MS" w:hAnsi="Trebuchet MS" w:cs="Trebuchet MS"/>
+          <w:sz w:val="18"/>
+          <w:szCs w:val="18"/>
+        </w:rPr>
+      </w:pPr>
+    </w:p>
+    <w:p>
+      <w:pPr>
+        <w:spacing w:line="360" w:lineRule="auto"/>
         <w:jc w:val="both"/>
         <w:rPr>
-          <w:rFonts w:ascii="Trebuchet MS" w:hAnsi="Trebuchet MS" w:eastAsia="Arial" w:cs="Arial"/>
+          <w:rFonts w:ascii="Trebuchet MS" w:eastAsia="Arial" w:hAnsi="Trebuchet MS" w:cs="Arial"/>
           <w:sz w:val="18"/>
           <w:szCs w:val="18"/>
           <w:lang w:val="pt-BR"/>
@@ -536,7 +501,7 @@
       </w:r>
       <w:r>
         <w:rPr>
-          <w:rFonts w:eastAsia="Arial" w:cs="Arial" w:ascii="Trebuchet MS" w:hAnsi="Trebuchet MS"/>
+          <w:rFonts w:ascii="Trebuchet MS" w:eastAsia="Arial" w:hAnsi="Trebuchet MS" w:cs="Arial"/>
           <w:sz w:val="18"/>
           <w:szCs w:val="18"/>
         </w:rPr>
@@ -544,7 +509,7 @@
       </w:r>
       <w:r>
         <w:rPr>
-          <w:rFonts w:eastAsia="Arial" w:cs="Arial" w:ascii="Trebuchet MS" w:hAnsi="Trebuchet MS"/>
+          <w:rFonts w:ascii="Trebuchet MS" w:eastAsia="Arial" w:hAnsi="Trebuchet MS" w:cs="Arial"/>
           <w:sz w:val="18"/>
           <w:szCs w:val="18"/>
           <w:lang w:val="pt-BR"/>
@@ -553,7 +518,7 @@
       </w:r>
       <w:r>
         <w:rPr>
-          <w:rFonts w:eastAsia="Arial" w:cs="Arial" w:ascii="Trebuchet MS" w:hAnsi="Trebuchet MS"/>
+          <w:rFonts w:ascii="Trebuchet MS" w:eastAsia="Arial" w:hAnsi="Trebuchet MS" w:cs="Arial"/>
           <w:sz w:val="18"/>
           <w:szCs w:val="18"/>
         </w:rPr>
@@ -587,27 +552,19 @@
     </w:p>
     <w:p>
       <w:pPr>
-        <w:pStyle w:val="Normal"/>
         <w:jc w:val="both"/>
         <w:rPr>
-          <w:rFonts w:ascii="Trebuchet MS" w:hAnsi="Trebuchet MS" w:eastAsia="Trebuchet MS" w:cs="Trebuchet MS"/>
-          <w:sz w:val="18"/>
-          <w:szCs w:val="18"/>
-        </w:rPr>
-      </w:pPr>
-      <w:r>
-        <w:rPr>
-          <w:rFonts w:eastAsia="Trebuchet MS" w:cs="Trebuchet MS" w:ascii="Trebuchet MS" w:hAnsi="Trebuchet MS"/>
-          <w:sz w:val="18"/>
-          <w:szCs w:val="18"/>
-        </w:rPr>
-      </w:r>
-    </w:p>
-    <w:p>
-      <w:pPr>
-        <w:pStyle w:val="Heading1"/>
-        <w:rPr>
-          <w:rFonts w:ascii="Trebuchet MS" w:hAnsi="Trebuchet MS" w:eastAsia="Trebuchet MS" w:cs="Trebuchet MS"/>
+          <w:rFonts w:ascii="Trebuchet MS" w:eastAsia="Trebuchet MS" w:hAnsi="Trebuchet MS" w:cs="Trebuchet MS"/>
+          <w:sz w:val="18"/>
+          <w:szCs w:val="18"/>
+        </w:rPr>
+      </w:pPr>
+    </w:p>
+    <w:p>
+      <w:pPr>
+        <w:pStyle w:val="Ttulo1"/>
+        <w:rPr>
+          <w:rFonts w:ascii="Trebuchet MS" w:eastAsia="Trebuchet MS" w:hAnsi="Trebuchet MS" w:cs="Trebuchet MS"/>
           <w:sz w:val="18"/>
           <w:szCs w:val="18"/>
         </w:rPr>
@@ -623,24 +580,17 @@
     </w:p>
     <w:p>
       <w:pPr>
-        <w:pStyle w:val="BodyText"/>
-        <w:rPr>
-          <w:rFonts w:ascii="Trebuchet MS" w:hAnsi="Trebuchet MS" w:eastAsia="Trebuchet MS" w:cs="Trebuchet MS"/>
-          <w:sz w:val="18"/>
-          <w:szCs w:val="18"/>
-        </w:rPr>
-      </w:pPr>
-      <w:r>
-        <w:rPr>
-          <w:rFonts w:eastAsia="Trebuchet MS" w:cs="Trebuchet MS" w:ascii="Trebuchet MS" w:hAnsi="Trebuchet MS"/>
-          <w:sz w:val="18"/>
-          <w:szCs w:val="18"/>
-        </w:rPr>
-      </w:r>
-    </w:p>
-    <w:p>
-      <w:pPr>
-        <w:pStyle w:val="BodyText"/>
+        <w:pStyle w:val="Corpodetexto"/>
+        <w:rPr>
+          <w:rFonts w:ascii="Trebuchet MS" w:eastAsia="Trebuchet MS" w:hAnsi="Trebuchet MS" w:cs="Trebuchet MS"/>
+          <w:sz w:val="18"/>
+          <w:szCs w:val="18"/>
+        </w:rPr>
+      </w:pPr>
+    </w:p>
+    <w:p>
+      <w:pPr>
+        <w:pStyle w:val="Corpodetexto"/>
         <w:rPr>
           <w:rFonts w:ascii="Trebuchet MS" w:hAnsi="Trebuchet MS"/>
           <w:sz w:val="18"/>
@@ -658,27 +608,20 @@
     </w:p>
     <w:p>
       <w:pPr>
-        <w:pStyle w:val="BodyText"/>
-        <w:rPr>
-          <w:rFonts w:ascii="Trebuchet MS" w:hAnsi="Trebuchet MS"/>
-          <w:sz w:val="18"/>
-          <w:szCs w:val="18"/>
-        </w:rPr>
-      </w:pPr>
-      <w:r>
-        <w:rPr>
-          <w:rFonts w:ascii="Trebuchet MS" w:hAnsi="Trebuchet MS"/>
-          <w:sz w:val="18"/>
-          <w:szCs w:val="18"/>
-        </w:rPr>
-      </w:r>
-    </w:p>
-    <w:p>
-      <w:pPr>
-        <w:pStyle w:val="BodyText"/>
+        <w:pStyle w:val="Corpodetexto"/>
+        <w:rPr>
+          <w:rFonts w:ascii="Trebuchet MS" w:hAnsi="Trebuchet MS"/>
+          <w:sz w:val="18"/>
+          <w:szCs w:val="18"/>
+        </w:rPr>
+      </w:pPr>
+    </w:p>
+    <w:p>
+      <w:pPr>
+        <w:pStyle w:val="Corpodetexto"/>
         <w:jc w:val="center"/>
         <w:rPr>
-          <w:rFonts w:ascii="Trebuchet MS" w:hAnsi="Trebuchet MS" w:eastAsia="Trebuchet MS" w:cs="Trebuchet MS"/>
+          <w:rFonts w:ascii="Trebuchet MS" w:eastAsia="Trebuchet MS" w:hAnsi="Trebuchet MS" w:cs="Trebuchet MS"/>
           <w:b/>
           <w:bCs/>
           <w:sz w:val="18"/>
@@ -698,25 +641,16 @@
     </w:p>
     <w:p>
       <w:pPr>
-        <w:pStyle w:val="Normal"/>
-        <w:rPr>
-          <w:rFonts w:ascii="Trebuchet MS" w:hAnsi="Trebuchet MS" w:eastAsia="Trebuchet MS" w:cs="Trebuchet MS"/>
-          <w:sz w:val="18"/>
-          <w:szCs w:val="18"/>
-        </w:rPr>
-      </w:pPr>
-      <w:r>
-        <w:rPr>
-          <w:rFonts w:eastAsia="Trebuchet MS" w:cs="Trebuchet MS" w:ascii="Trebuchet MS" w:hAnsi="Trebuchet MS"/>
-          <w:sz w:val="18"/>
-          <w:szCs w:val="18"/>
-        </w:rPr>
-      </w:r>
-    </w:p>
-    <w:p>
-      <w:pPr>
-        <w:pStyle w:val="Normal"/>
-        <w:spacing w:lineRule="auto" w:line="360"/>
+        <w:rPr>
+          <w:rFonts w:ascii="Trebuchet MS" w:eastAsia="Trebuchet MS" w:hAnsi="Trebuchet MS" w:cs="Trebuchet MS"/>
+          <w:sz w:val="18"/>
+          <w:szCs w:val="18"/>
+        </w:rPr>
+      </w:pPr>
+    </w:p>
+    <w:p>
+      <w:pPr>
+        <w:spacing w:line="360" w:lineRule="auto"/>
         <w:rPr>
           <w:rFonts w:ascii="Trebuchet MS" w:hAnsi="Trebuchet MS"/>
           <w:sz w:val="18"/>
@@ -734,10 +668,9 @@
     </w:p>
     <w:p>
       <w:pPr>
-        <w:pStyle w:val="Normal"/>
-        <w:spacing w:lineRule="auto" w:line="360"/>
-        <w:rPr>
-          <w:rFonts w:ascii="Trebuchet MS" w:hAnsi="Trebuchet MS" w:eastAsia="Trebuchet MS" w:cs="Trebuchet MS"/>
+        <w:spacing w:line="360" w:lineRule="auto"/>
+        <w:rPr>
+          <w:rFonts w:ascii="Trebuchet MS" w:eastAsia="Trebuchet MS" w:hAnsi="Trebuchet MS" w:cs="Trebuchet MS"/>
           <w:b/>
           <w:bCs/>
           <w:sz w:val="18"/>
@@ -746,7 +679,7 @@
       </w:pPr>
       <w:r>
         <w:rPr>
-          <w:rFonts w:eastAsia="Arial" w:cs="Arial" w:ascii="Trebuchet MS" w:hAnsi="Trebuchet MS"/>
+          <w:rFonts w:ascii="Trebuchet MS" w:eastAsia="Arial" w:hAnsi="Trebuchet MS" w:cs="Arial"/>
           <w:b/>
           <w:bCs/>
           <w:color w:val="00000A"/>
@@ -757,18 +690,26 @@
       </w:r>
       <w:r>
         <w:rPr>
-          <w:rFonts w:eastAsia="Arial" w:cs="Arial" w:ascii="Trebuchet MS" w:hAnsi="Trebuchet MS"/>
+          <w:rFonts w:ascii="Trebuchet MS" w:eastAsia="Arial" w:hAnsi="Trebuchet MS" w:cs="Arial"/>
           <w:color w:val="00000A"/>
           <w:sz w:val="18"/>
           <w:szCs w:val="18"/>
         </w:rPr>
         <w:tab/>
         <w:t xml:space="preserve">${nomeCandidato}                                       </w:t>
+      </w:r>
+      <w:r>
+        <w:rPr>
+          <w:rFonts w:ascii="Trebuchet MS" w:eastAsia="Arial" w:hAnsi="Trebuchet MS" w:cs="Arial"/>
+          <w:color w:val="00000A"/>
+          <w:sz w:val="18"/>
+          <w:szCs w:val="18"/>
+        </w:rPr>
         <w:br/>
       </w:r>
       <w:r>
         <w:rPr>
-          <w:rFonts w:eastAsia="Arial" w:cs="Arial" w:ascii="Trebuchet MS" w:hAnsi="Trebuchet MS"/>
+          <w:rFonts w:ascii="Trebuchet MS" w:eastAsia="Arial" w:hAnsi="Trebuchet MS" w:cs="Arial"/>
           <w:b/>
           <w:bCs/>
           <w:color w:val="00000A"/>
@@ -779,17 +720,25 @@
       </w:r>
       <w:r>
         <w:rPr>
-          <w:rFonts w:eastAsia="Arial" w:cs="Arial" w:ascii="Trebuchet MS" w:hAnsi="Trebuchet MS"/>
+          <w:rFonts w:ascii="Trebuchet MS" w:eastAsia="Arial" w:hAnsi="Trebuchet MS" w:cs="Arial"/>
           <w:color w:val="00000A"/>
           <w:sz w:val="18"/>
           <w:szCs w:val="18"/>
         </w:rPr>
         <w:t xml:space="preserve"> ${nascimentoCandidato}   </w:t>
+      </w:r>
+      <w:r>
+        <w:rPr>
+          <w:rFonts w:ascii="Trebuchet MS" w:eastAsia="Arial" w:hAnsi="Trebuchet MS" w:cs="Arial"/>
+          <w:color w:val="00000A"/>
+          <w:sz w:val="18"/>
+          <w:szCs w:val="18"/>
+        </w:rPr>
         <w:br/>
       </w:r>
       <w:r>
         <w:rPr>
-          <w:rFonts w:eastAsia="Arial" w:cs="Arial" w:ascii="Trebuchet MS" w:hAnsi="Trebuchet MS"/>
+          <w:rFonts w:ascii="Trebuchet MS" w:eastAsia="Arial" w:hAnsi="Trebuchet MS" w:cs="Arial"/>
           <w:b/>
           <w:bCs/>
           <w:color w:val="00000A"/>
@@ -800,17 +749,25 @@
       </w:r>
       <w:r>
         <w:rPr>
-          <w:rFonts w:eastAsia="Arial" w:cs="Arial" w:ascii="Trebuchet MS" w:hAnsi="Trebuchet MS"/>
+          <w:rFonts w:ascii="Trebuchet MS" w:eastAsia="Arial" w:hAnsi="Trebuchet MS" w:cs="Arial"/>
           <w:color w:val="00000A"/>
           <w:sz w:val="18"/>
           <w:szCs w:val="18"/>
         </w:rPr>
         <w:t xml:space="preserve"> ${cpfCandidato}  </w:t>
+      </w:r>
+      <w:r>
+        <w:rPr>
+          <w:rFonts w:ascii="Trebuchet MS" w:eastAsia="Arial" w:hAnsi="Trebuchet MS" w:cs="Arial"/>
+          <w:color w:val="00000A"/>
+          <w:sz w:val="18"/>
+          <w:szCs w:val="18"/>
+        </w:rPr>
         <w:br/>
       </w:r>
       <w:r>
         <w:rPr>
-          <w:rFonts w:eastAsia="Arial" w:cs="Arial" w:ascii="Trebuchet MS" w:hAnsi="Trebuchet MS"/>
+          <w:rFonts w:ascii="Trebuchet MS" w:eastAsia="Arial" w:hAnsi="Trebuchet MS" w:cs="Arial"/>
           <w:b/>
           <w:bCs/>
           <w:color w:val="00000A"/>
@@ -821,38 +778,39 @@
       </w:r>
       <w:r>
         <w:rPr>
-          <w:rFonts w:eastAsia="Arial" w:cs="Arial" w:ascii="Trebuchet MS" w:hAnsi="Trebuchet MS"/>
+          <w:rFonts w:ascii="Trebuchet MS" w:eastAsia="Arial" w:hAnsi="Trebuchet MS" w:cs="Arial"/>
           <w:color w:val="00000A"/>
           <w:sz w:val="18"/>
           <w:szCs w:val="18"/>
         </w:rPr>
         <w:t xml:space="preserve"> ${enderecoCandidato} , ${numeroCandidato} ${bairroCandidato} - ${cidadeCandidato} - ${cepCandidato}                                  </w:t>
+      </w:r>
+      <w:r>
+        <w:rPr>
+          <w:rFonts w:ascii="Trebuchet MS" w:eastAsia="Arial" w:hAnsi="Trebuchet MS" w:cs="Arial"/>
+          <w:color w:val="00000A"/>
+          <w:sz w:val="18"/>
+          <w:szCs w:val="18"/>
+        </w:rPr>
         <w:tab/>
         <w:t xml:space="preserve"> </w:t>
       </w:r>
     </w:p>
     <w:p>
       <w:pPr>
-        <w:pStyle w:val="Heading1"/>
-        <w:rPr>
-          <w:rFonts w:ascii="Trebuchet MS" w:hAnsi="Trebuchet MS" w:eastAsia="Trebuchet MS" w:cs="Trebuchet MS"/>
-          <w:sz w:val="18"/>
-          <w:szCs w:val="18"/>
-        </w:rPr>
-      </w:pPr>
-      <w:r>
-        <w:rPr>
-          <w:rFonts w:eastAsia="Trebuchet MS" w:cs="Trebuchet MS" w:ascii="Trebuchet MS" w:hAnsi="Trebuchet MS"/>
-          <w:sz w:val="18"/>
-          <w:szCs w:val="18"/>
-        </w:rPr>
-      </w:r>
-    </w:p>
-    <w:p>
-      <w:pPr>
-        <w:pStyle w:val="Heading1"/>
-        <w:rPr>
-          <w:rFonts w:ascii="Trebuchet MS" w:hAnsi="Trebuchet MS" w:eastAsia="Trebuchet MS" w:cs="Trebuchet MS"/>
+        <w:pStyle w:val="Ttulo1"/>
+        <w:rPr>
+          <w:rFonts w:ascii="Trebuchet MS" w:eastAsia="Trebuchet MS" w:hAnsi="Trebuchet MS" w:cs="Trebuchet MS"/>
+          <w:sz w:val="18"/>
+          <w:szCs w:val="18"/>
+        </w:rPr>
+      </w:pPr>
+    </w:p>
+    <w:p>
+      <w:pPr>
+        <w:pStyle w:val="Ttulo1"/>
+        <w:rPr>
+          <w:rFonts w:ascii="Trebuchet MS" w:eastAsia="Trebuchet MS" w:hAnsi="Trebuchet MS" w:cs="Trebuchet MS"/>
           <w:sz w:val="18"/>
           <w:szCs w:val="18"/>
         </w:rPr>
@@ -868,29 +826,20 @@
     </w:p>
     <w:p>
       <w:pPr>
-        <w:pStyle w:val="Normal"/>
-        <w:spacing w:lineRule="auto" w:line="360"/>
-        <w:rPr>
-          <w:rFonts w:ascii="Trebuchet MS" w:hAnsi="Trebuchet MS" w:eastAsia="Trebuchet MS" w:cs="Trebuchet MS"/>
-          <w:sz w:val="18"/>
-          <w:szCs w:val="18"/>
-        </w:rPr>
-      </w:pPr>
-      <w:r>
-        <w:rPr>
-          <w:rFonts w:eastAsia="Trebuchet MS" w:cs="Trebuchet MS" w:ascii="Trebuchet MS" w:hAnsi="Trebuchet MS"/>
-          <w:sz w:val="18"/>
-          <w:szCs w:val="18"/>
-        </w:rPr>
-      </w:r>
-    </w:p>
-    <w:p>
-      <w:pPr>
-        <w:pStyle w:val="Normal"/>
-        <w:spacing w:lineRule="auto" w:line="360"/>
+        <w:spacing w:line="360" w:lineRule="auto"/>
+        <w:rPr>
+          <w:rFonts w:ascii="Trebuchet MS" w:eastAsia="Trebuchet MS" w:hAnsi="Trebuchet MS" w:cs="Trebuchet MS"/>
+          <w:sz w:val="18"/>
+          <w:szCs w:val="18"/>
+        </w:rPr>
+      </w:pPr>
+    </w:p>
+    <w:p>
+      <w:pPr>
+        <w:spacing w:line="360" w:lineRule="auto"/>
         <w:jc w:val="both"/>
         <w:rPr>
-          <w:rFonts w:ascii="Trebuchet MS" w:hAnsi="Trebuchet MS" w:eastAsia="Trebuchet MS" w:cs="Trebuchet MS"/>
+          <w:rFonts w:ascii="Trebuchet MS" w:eastAsia="Trebuchet MS" w:hAnsi="Trebuchet MS" w:cs="Trebuchet MS"/>
           <w:sz w:val="18"/>
           <w:szCs w:val="18"/>
         </w:rPr>
@@ -906,12 +855,11 @@
     </w:p>
     <w:p>
       <w:pPr>
-        <w:pStyle w:val="Normal"/>
         <w:numPr>
           <w:ilvl w:val="0"/>
           <w:numId w:val="1"/>
         </w:numPr>
-        <w:spacing w:lineRule="auto" w:line="360"/>
+        <w:spacing w:line="360" w:lineRule="auto"/>
         <w:jc w:val="both"/>
         <w:rPr>
           <w:rFonts w:ascii="Trebuchet MS" w:hAnsi="Trebuchet MS"/>
@@ -925,17 +873,25 @@
           <w:sz w:val="18"/>
           <w:szCs w:val="18"/>
         </w:rPr>
-        <w:t>O segundo outorgante colocará à disposição do formando do primeiro outorgante os meios humanos, técnicos e de ambiente de trabalho necessários à organização, acompanhamento e avaliação da sua formação em contexto de trabalho, sem quaisquer encargos remuneratórios do segundo outorgante para o estagiário.</w:t>
-      </w:r>
-    </w:p>
-    <w:p>
-      <w:pPr>
-        <w:pStyle w:val="Normal"/>
-        <w:spacing w:lineRule="auto" w:line="360"/>
-        <w:ind w:hanging="284" w:left="426"/>
+        <w:t xml:space="preserve">O segundo outorgante colocará à disposição do formando do primeiro outorgante os meios humanos, técnicos e de ambiente de trabalho necessários à organização, acompanhamento e avaliação da sua </w:t>
+      </w:r>
+      <w:r>
+        <w:rPr>
+          <w:rFonts w:ascii="Trebuchet MS" w:hAnsi="Trebuchet MS"/>
+          <w:sz w:val="18"/>
+          <w:szCs w:val="18"/>
+        </w:rPr>
+        <w:lastRenderedPageBreak/>
+        <w:t>formação em contexto de trabalho, sem quaisquer encargos remuneratórios do segundo outorgante para o estagiário.</w:t>
+      </w:r>
+    </w:p>
+    <w:p>
+      <w:pPr>
+        <w:spacing w:line="360" w:lineRule="auto"/>
+        <w:ind w:left="426" w:hanging="284"/>
         <w:jc w:val="both"/>
         <w:rPr>
-          <w:rFonts w:ascii="Trebuchet MS" w:hAnsi="Trebuchet MS" w:eastAsia="Trebuchet MS" w:cs="Trebuchet MS"/>
+          <w:rFonts w:ascii="Trebuchet MS" w:eastAsia="Trebuchet MS" w:hAnsi="Trebuchet MS" w:cs="Trebuchet MS"/>
           <w:sz w:val="18"/>
           <w:szCs w:val="18"/>
         </w:rPr>
@@ -947,18 +903,24 @@
           <w:szCs w:val="18"/>
         </w:rPr>
         <w:t>b)</w:t>
+      </w:r>
+      <w:r>
+        <w:rPr>
+          <w:rFonts w:ascii="Trebuchet MS" w:hAnsi="Trebuchet MS"/>
+          <w:sz w:val="18"/>
+          <w:szCs w:val="18"/>
+        </w:rPr>
         <w:tab/>
         <w:t>O primeiro outorgante designará entre os professores da componente técnica/tecnológica, um acompanhante da Formação em Contexto de Trabalho que trabalhará em articulação com o monitor da entidade enquadradora da Formação em Contexto de Trabalho.</w:t>
       </w:r>
     </w:p>
     <w:p>
       <w:pPr>
-        <w:pStyle w:val="Normal"/>
-        <w:spacing w:lineRule="auto" w:line="360"/>
-        <w:ind w:hanging="284" w:left="426"/>
+        <w:spacing w:line="360" w:lineRule="auto"/>
+        <w:ind w:left="426" w:hanging="284"/>
         <w:jc w:val="both"/>
         <w:rPr>
-          <w:rFonts w:ascii="Trebuchet MS" w:hAnsi="Trebuchet MS" w:eastAsia="Trebuchet MS" w:cs="Trebuchet MS"/>
+          <w:rFonts w:ascii="Trebuchet MS" w:eastAsia="Trebuchet MS" w:hAnsi="Trebuchet MS" w:cs="Trebuchet MS"/>
           <w:sz w:val="18"/>
           <w:szCs w:val="18"/>
         </w:rPr>
@@ -970,28 +932,19 @@
           <w:szCs w:val="18"/>
         </w:rPr>
         <w:t>c)</w:t>
+      </w:r>
+      <w:r>
+        <w:rPr>
+          <w:rFonts w:ascii="Trebuchet MS" w:hAnsi="Trebuchet MS"/>
+          <w:sz w:val="18"/>
+          <w:szCs w:val="18"/>
+        </w:rPr>
         <w:tab/>
-        <w:t xml:space="preserve">A Formação em Contexto de Trabalho comporta um total de </w:t>
-      </w:r>
-      <w:r>
-        <w:rPr>
-          <w:rFonts w:ascii="Trebuchet MS" w:hAnsi="Trebuchet MS"/>
-          <w:sz w:val="18"/>
-          <w:szCs w:val="18"/>
-        </w:rPr>
-        <w:t>${fctHours}</w:t>
-      </w:r>
-      <w:r>
-        <w:rPr>
-          <w:rFonts w:ascii="Trebuchet MS" w:hAnsi="Trebuchet MS"/>
-          <w:sz w:val="18"/>
-          <w:szCs w:val="18"/>
-        </w:rPr>
-        <w:t xml:space="preserve"> horas, as quais decorrerão no período compreendido entre </w:t>
-      </w:r>
-      <w:r>
-        <w:rPr>
-          <w:rFonts w:eastAsia="Arial" w:cs="Arial" w:ascii="Trebuchet MS" w:hAnsi="Trebuchet MS"/>
+        <w:t xml:space="preserve">A Formação em Contexto de Trabalho comporta um total de ${fctHours} horas, as quais decorrerão no período compreendido entre </w:t>
+      </w:r>
+      <w:r>
+        <w:rPr>
+          <w:rFonts w:ascii="Trebuchet MS" w:eastAsia="Arial" w:hAnsi="Trebuchet MS" w:cs="Arial"/>
           <w:sz w:val="18"/>
           <w:szCs w:val="18"/>
         </w:rPr>
@@ -1003,7 +956,7 @@
           <w:color w:val="339966"/>
           <w:sz w:val="18"/>
           <w:szCs w:val="18"/>
-          <w:u w:val="none" w:color="339966"/>
+          <w:u w:color="339966"/>
         </w:rPr>
         <w:t xml:space="preserve"> </w:t>
       </w:r>
@@ -1018,15 +971,14 @@
     </w:p>
     <w:p>
       <w:pPr>
-        <w:pStyle w:val="Normal"/>
-        <w:spacing w:lineRule="auto" w:line="360"/>
-        <w:ind w:hanging="284" w:left="426"/>
+        <w:spacing w:line="360" w:lineRule="auto"/>
+        <w:ind w:left="426" w:hanging="284"/>
         <w:jc w:val="both"/>
         <w:rPr>
-          <w:rFonts w:ascii="Trebuchet MS" w:hAnsi="Trebuchet MS" w:eastAsia="Trebuchet MS" w:cs="Trebuchet MS"/>
-          <w:sz w:val="18"/>
-          <w:szCs w:val="18"/>
-          <w:u w:val="single" w:color="000000"/>
+          <w:rFonts w:ascii="Trebuchet MS" w:eastAsia="Trebuchet MS" w:hAnsi="Trebuchet MS" w:cs="Trebuchet MS"/>
+          <w:sz w:val="18"/>
+          <w:szCs w:val="18"/>
+          <w:u w:val="single"/>
         </w:rPr>
       </w:pPr>
       <w:r>
@@ -1036,6 +988,13 @@
           <w:szCs w:val="18"/>
         </w:rPr>
         <w:t>d)</w:t>
+      </w:r>
+      <w:r>
+        <w:rPr>
+          <w:rFonts w:ascii="Trebuchet MS" w:hAnsi="Trebuchet MS"/>
+          <w:sz w:val="18"/>
+          <w:szCs w:val="18"/>
+        </w:rPr>
         <w:tab/>
       </w:r>
       <w:r>
@@ -1050,12 +1009,11 @@
     </w:p>
     <w:p>
       <w:pPr>
-        <w:pStyle w:val="Normal"/>
-        <w:spacing w:lineRule="auto" w:line="360"/>
-        <w:ind w:hanging="284" w:left="426"/>
+        <w:spacing w:line="360" w:lineRule="auto"/>
+        <w:ind w:left="426" w:hanging="284"/>
         <w:jc w:val="both"/>
         <w:rPr>
-          <w:rFonts w:ascii="Trebuchet MS" w:hAnsi="Trebuchet MS" w:eastAsia="Trebuchet MS" w:cs="Trebuchet MS"/>
+          <w:rFonts w:ascii="Trebuchet MS" w:eastAsia="Trebuchet MS" w:hAnsi="Trebuchet MS" w:cs="Trebuchet MS"/>
           <w:sz w:val="18"/>
           <w:szCs w:val="18"/>
         </w:rPr>
@@ -1067,6 +1025,13 @@
           <w:szCs w:val="18"/>
         </w:rPr>
         <w:t>e)</w:t>
+      </w:r>
+      <w:r>
+        <w:rPr>
+          <w:rFonts w:ascii="Trebuchet MS" w:hAnsi="Trebuchet MS"/>
+          <w:sz w:val="18"/>
+          <w:szCs w:val="18"/>
+        </w:rPr>
         <w:tab/>
         <w:t>O primeiro outorgante entregará ao segundo outorgante uma pasta individualizada, contendo a documentação relativa</w:t>
       </w:r>
@@ -1076,7 +1041,7 @@
           <w:color w:val="FF0000"/>
           <w:sz w:val="18"/>
           <w:szCs w:val="18"/>
-          <w:u w:val="none" w:color="FF0000"/>
+          <w:u w:color="FF0000"/>
         </w:rPr>
         <w:t xml:space="preserve"> </w:t>
       </w:r>
@@ -1091,205 +1056,577 @@
     </w:p>
     <w:p>
       <w:pPr>
-        <w:pStyle w:val="Normal"/>
-        <w:rPr>
-          <w:rFonts w:ascii="Trebuchet MS" w:hAnsi="Trebuchet MS" w:eastAsia="Trebuchet MS" w:cs="Trebuchet MS"/>
+        <w:rPr>
+          <w:rFonts w:ascii="Trebuchet MS" w:eastAsia="Trebuchet MS" w:hAnsi="Trebuchet MS" w:cs="Trebuchet MS"/>
           <w:b/>
           <w:bCs/>
           <w:sz w:val="18"/>
           <w:szCs w:val="18"/>
         </w:rPr>
       </w:pPr>
-      <w:r>
-        <w:rPr>
-          <w:rFonts w:eastAsia="Trebuchet MS" w:cs="Trebuchet MS" w:ascii="Trebuchet MS" w:hAnsi="Trebuchet MS"/>
+    </w:p>
+    <w:p>
+      <w:pPr>
+        <w:pStyle w:val="Ttulo1"/>
+        <w:rPr>
+          <w:rFonts w:ascii="Trebuchet MS" w:eastAsia="Trebuchet MS" w:hAnsi="Trebuchet MS" w:cs="Trebuchet MS"/>
+          <w:sz w:val="18"/>
+          <w:szCs w:val="18"/>
+        </w:rPr>
+      </w:pPr>
+      <w:r>
+        <w:rPr>
+          <w:rFonts w:ascii="Trebuchet MS" w:hAnsi="Trebuchet MS"/>
+          <w:sz w:val="18"/>
+          <w:szCs w:val="18"/>
+        </w:rPr>
+        <w:t>Cláusula Sexta</w:t>
+      </w:r>
+    </w:p>
+    <w:p>
+      <w:pPr>
+        <w:spacing w:line="360" w:lineRule="auto"/>
+        <w:jc w:val="both"/>
+        <w:rPr>
+          <w:rFonts w:ascii="Trebuchet MS" w:eastAsia="Trebuchet MS" w:hAnsi="Trebuchet MS" w:cs="Trebuchet MS"/>
+          <w:sz w:val="18"/>
+          <w:szCs w:val="18"/>
+        </w:rPr>
+      </w:pPr>
+    </w:p>
+    <w:p>
+      <w:pPr>
+        <w:spacing w:line="360" w:lineRule="auto"/>
+        <w:jc w:val="both"/>
+        <w:rPr>
+          <w:rFonts w:ascii="Trebuchet MS" w:hAnsi="Trebuchet MS"/>
+          <w:sz w:val="18"/>
+          <w:szCs w:val="18"/>
+        </w:rPr>
+      </w:pPr>
+      <w:r>
+        <w:rPr>
+          <w:rFonts w:ascii="Trebuchet MS" w:hAnsi="Trebuchet MS"/>
+          <w:sz w:val="18"/>
+          <w:szCs w:val="18"/>
+        </w:rPr>
+        <w:t>No âmbito do presente protocolo, as partes acordam em reunir periodicamente, pela modalidade considerada mais conveniente, para análise conjunta da implementação e dos resultados da Formação em Contexto de Trabalho, bem como das medidas para superação de dificuldades dos alunos-formandos. No final do estágio, sempre que possível, será também realizada uma reunião conjunta para se proceder à avaliação final do aluno-formando, de acordo com critérios definidos no início do período de Formação em Contexto de Trabalho e dos quais deve ser dado conhecimento ao aluno-formando.</w:t>
+      </w:r>
+    </w:p>
+    <w:p>
+      <w:pPr>
+        <w:spacing w:line="360" w:lineRule="auto"/>
+        <w:jc w:val="center"/>
+        <w:rPr>
+          <w:rFonts w:ascii="Trebuchet MS" w:eastAsia="Trebuchet MS" w:hAnsi="Trebuchet MS" w:cs="Trebuchet MS"/>
           <w:b/>
           <w:bCs/>
           <w:sz w:val="18"/>
           <w:szCs w:val="18"/>
         </w:rPr>
-      </w:r>
-    </w:p>
-    <w:p>
-      <w:pPr>
-        <w:pStyle w:val="Heading1"/>
-        <w:rPr>
-          <w:rFonts w:ascii="Trebuchet MS" w:hAnsi="Trebuchet MS" w:eastAsia="Trebuchet MS" w:cs="Trebuchet MS"/>
-          <w:sz w:val="18"/>
-          <w:szCs w:val="18"/>
-        </w:rPr>
-      </w:pPr>
-      <w:r>
-        <w:rPr>
-          <w:rFonts w:ascii="Trebuchet MS" w:hAnsi="Trebuchet MS"/>
-          <w:sz w:val="18"/>
-          <w:szCs w:val="18"/>
-        </w:rPr>
-        <w:t>Cláusula Sexta</w:t>
-      </w:r>
-    </w:p>
-    <w:p>
-      <w:pPr>
-        <w:pStyle w:val="Normal"/>
-        <w:spacing w:lineRule="auto" w:line="360"/>
-        <w:jc w:val="both"/>
-        <w:rPr>
-          <w:rFonts w:ascii="Trebuchet MS" w:hAnsi="Trebuchet MS" w:eastAsia="Trebuchet MS" w:cs="Trebuchet MS"/>
-          <w:sz w:val="18"/>
-          <w:szCs w:val="18"/>
-        </w:rPr>
-      </w:pPr>
-      <w:r>
-        <w:rPr>
-          <w:rFonts w:eastAsia="Trebuchet MS" w:cs="Trebuchet MS" w:ascii="Trebuchet MS" w:hAnsi="Trebuchet MS"/>
-          <w:sz w:val="18"/>
-          <w:szCs w:val="18"/>
-        </w:rPr>
-      </w:r>
-    </w:p>
-    <w:p>
-      <w:pPr>
-        <w:pStyle w:val="Normal"/>
-        <w:spacing w:lineRule="auto" w:line="360"/>
-        <w:jc w:val="both"/>
-        <w:rPr>
-          <w:rFonts w:ascii="Trebuchet MS" w:hAnsi="Trebuchet MS"/>
-          <w:sz w:val="18"/>
-          <w:szCs w:val="18"/>
-        </w:rPr>
-      </w:pPr>
-      <w:r>
-        <w:rPr>
-          <w:rFonts w:ascii="Trebuchet MS" w:hAnsi="Trebuchet MS"/>
-          <w:sz w:val="18"/>
-          <w:szCs w:val="18"/>
-        </w:rPr>
-        <w:t>No âmbito do presente protocolo, as partes acordam em reunir periodicamente, pela modalidade considerada mais conveniente, para análise conjunta da implementação e dos resultados da Formação em Contexto de Trabalho, bem como das medidas para superação de dificuldades dos alunos-formandos. No final do estágio, sempre que possível, será também realizada uma reunião conjunta para se proceder à avaliação final do aluno-formando, de acordo com critérios definidos no início do período de Formação em Contexto de Trabalho e dos quais deve ser dado conhecimento ao aluno-formando.</w:t>
-      </w:r>
-    </w:p>
-    <w:p>
-      <w:pPr>
-        <w:pStyle w:val="Normal"/>
-        <w:spacing w:lineRule="auto" w:line="360"/>
-        <w:jc w:val="center"/>
-        <w:rPr>
-          <w:rFonts w:ascii="Trebuchet MS" w:hAnsi="Trebuchet MS" w:eastAsia="Trebuchet MS" w:cs="Trebuchet MS"/>
+      </w:pPr>
+      <w:r>
+        <w:rPr>
+          <w:rFonts w:ascii="Trebuchet MS" w:hAnsi="Trebuchet MS"/>
           <w:b/>
           <w:bCs/>
           <w:sz w:val="18"/>
           <w:szCs w:val="18"/>
         </w:rPr>
-      </w:pPr>
-      <w:r>
-        <w:rPr>
-          <w:rFonts w:ascii="Trebuchet MS" w:hAnsi="Trebuchet MS"/>
+        <w:t>Cláusula Sétima</w:t>
+      </w:r>
+    </w:p>
+    <w:p>
+      <w:pPr>
+        <w:spacing w:line="360" w:lineRule="auto"/>
+        <w:jc w:val="both"/>
+        <w:rPr>
+          <w:rFonts w:ascii="Trebuchet MS" w:eastAsia="Trebuchet MS" w:hAnsi="Trebuchet MS" w:cs="Trebuchet MS"/>
+          <w:sz w:val="18"/>
+          <w:szCs w:val="18"/>
+        </w:rPr>
+      </w:pPr>
+    </w:p>
+    <w:p>
+      <w:pPr>
+        <w:spacing w:line="360" w:lineRule="auto"/>
+        <w:jc w:val="both"/>
+        <w:rPr>
+          <w:rFonts w:ascii="Trebuchet MS" w:hAnsi="Trebuchet MS"/>
+          <w:sz w:val="18"/>
+          <w:szCs w:val="18"/>
+        </w:rPr>
+      </w:pPr>
+      <w:r>
+        <w:rPr>
+          <w:rFonts w:ascii="Trebuchet MS" w:hAnsi="Trebuchet MS"/>
+          <w:sz w:val="18"/>
+          <w:szCs w:val="18"/>
+        </w:rPr>
+        <w:t>As ações que vierem a ser lançadas na sequência deste protocolo são implementadas numa ótica de confiança mútua e, sempre que possível, num espírito de reciprocidade.</w:t>
+      </w:r>
+    </w:p>
+    <w:p>
+      <w:pPr>
+        <w:spacing w:line="360" w:lineRule="auto"/>
+        <w:jc w:val="both"/>
+        <w:rPr>
+          <w:rFonts w:ascii="Trebuchet MS" w:eastAsia="Trebuchet MS" w:hAnsi="Trebuchet MS" w:cs="Trebuchet MS"/>
+          <w:sz w:val="18"/>
+          <w:szCs w:val="18"/>
+        </w:rPr>
+      </w:pPr>
+    </w:p>
+    <w:p>
+      <w:pPr>
+        <w:jc w:val="both"/>
+        <w:rPr>
+          <w:rFonts w:ascii="Trebuchet MS" w:eastAsia="Trebuchet MS" w:hAnsi="Trebuchet MS" w:cs="Trebuchet MS"/>
+          <w:sz w:val="18"/>
+          <w:szCs w:val="18"/>
+        </w:rPr>
+      </w:pPr>
+    </w:p>
+    <w:p>
+      <w:pPr>
+        <w:pStyle w:val="Ttulo1"/>
+        <w:rPr>
+          <w:rFonts w:ascii="Trebuchet MS" w:eastAsia="Trebuchet MS" w:hAnsi="Trebuchet MS" w:cs="Trebuchet MS"/>
+          <w:sz w:val="18"/>
+          <w:szCs w:val="18"/>
+        </w:rPr>
+      </w:pPr>
+      <w:r>
+        <w:rPr>
+          <w:rFonts w:ascii="Trebuchet MS" w:hAnsi="Trebuchet MS"/>
+          <w:sz w:val="18"/>
+          <w:szCs w:val="18"/>
+        </w:rPr>
+        <w:t>Cláusula Oitava</w:t>
+      </w:r>
+    </w:p>
+    <w:p>
+      <w:pPr>
+        <w:rPr>
+          <w:rFonts w:ascii="Trebuchet MS" w:eastAsia="Trebuchet MS" w:hAnsi="Trebuchet MS" w:cs="Trebuchet MS"/>
           <w:b/>
           <w:bCs/>
           <w:sz w:val="18"/>
           <w:szCs w:val="18"/>
         </w:rPr>
-        <w:t>Cláusula Sétima</w:t>
-      </w:r>
-    </w:p>
-    <w:p>
-      <w:pPr>
-        <w:pStyle w:val="Normal"/>
-        <w:spacing w:lineRule="auto" w:line="360"/>
+      </w:pPr>
+    </w:p>
+    <w:p>
+      <w:pPr>
+        <w:pStyle w:val="Ttulo1"/>
+        <w:spacing w:line="360" w:lineRule="auto"/>
+        <w:jc w:val="left"/>
+        <w:rPr>
+          <w:rFonts w:ascii="Trebuchet MS" w:eastAsia="Trebuchet MS" w:hAnsi="Trebuchet MS" w:cs="Trebuchet MS"/>
+          <w:b w:val="0"/>
+          <w:bCs w:val="0"/>
+          <w:sz w:val="18"/>
+          <w:szCs w:val="18"/>
+        </w:rPr>
+      </w:pPr>
+      <w:r>
+        <w:rPr>
+          <w:rFonts w:ascii="Trebuchet MS" w:hAnsi="Trebuchet MS"/>
+          <w:b w:val="0"/>
+          <w:bCs w:val="0"/>
+          <w:sz w:val="18"/>
+          <w:szCs w:val="18"/>
+        </w:rPr>
+        <w:t>Após a conclusão do Curso, o segundo outorgante terá direito de preferência na contratação do aluno-formando, em igualdade de condições contratuais.</w:t>
+      </w:r>
+    </w:p>
+    <w:p>
+      <w:pPr>
+        <w:rPr>
+          <w:rFonts w:ascii="Trebuchet MS" w:eastAsia="Trebuchet MS" w:hAnsi="Trebuchet MS" w:cs="Trebuchet MS"/>
+          <w:sz w:val="18"/>
+          <w:szCs w:val="18"/>
+        </w:rPr>
+      </w:pPr>
+    </w:p>
+    <w:p>
+      <w:pPr>
+        <w:pStyle w:val="Ttulo1"/>
+        <w:rPr>
+          <w:rFonts w:ascii="Trebuchet MS" w:eastAsia="Trebuchet MS" w:hAnsi="Trebuchet MS" w:cs="Trebuchet MS"/>
+          <w:sz w:val="18"/>
+          <w:szCs w:val="18"/>
+        </w:rPr>
+      </w:pPr>
+      <w:r>
+        <w:rPr>
+          <w:rFonts w:ascii="Trebuchet MS" w:hAnsi="Trebuchet MS"/>
+          <w:sz w:val="18"/>
+          <w:szCs w:val="18"/>
+        </w:rPr>
+        <w:t>Cláusula Nona</w:t>
+      </w:r>
+    </w:p>
+    <w:p>
+      <w:pPr>
+        <w:rPr>
+          <w:rFonts w:ascii="Trebuchet MS" w:eastAsia="Trebuchet MS" w:hAnsi="Trebuchet MS" w:cs="Trebuchet MS"/>
+          <w:sz w:val="18"/>
+          <w:szCs w:val="18"/>
+        </w:rPr>
+      </w:pPr>
+    </w:p>
+    <w:p>
+      <w:pPr>
+        <w:pStyle w:val="Corpodetexto"/>
+        <w:spacing w:before="48" w:after="48" w:line="288" w:lineRule="auto"/>
+        <w:rPr>
+          <w:rFonts w:ascii="Trebuchet MS" w:eastAsia="Trebuchet MS" w:hAnsi="Trebuchet MS" w:cs="Trebuchet MS"/>
+          <w:sz w:val="18"/>
+          <w:szCs w:val="18"/>
+        </w:rPr>
+      </w:pPr>
+      <w:r>
+        <w:rPr>
+          <w:rFonts w:ascii="Trebuchet MS" w:hAnsi="Trebuchet MS"/>
+          <w:sz w:val="18"/>
+          <w:szCs w:val="18"/>
+        </w:rPr>
+        <w:t>Os outorgantes comprometem-se em garantir absoluto e reservado sigilo quanto a informações, de que venham a ter conhecimento relacionadas com as atividades de ambos.</w:t>
+      </w:r>
+    </w:p>
+    <w:p>
+      <w:pPr>
+        <w:pStyle w:val="Corpodetexto"/>
+        <w:spacing w:before="48" w:after="48" w:line="288" w:lineRule="auto"/>
+        <w:rPr>
+          <w:rFonts w:ascii="Trebuchet MS" w:hAnsi="Trebuchet MS"/>
+          <w:sz w:val="18"/>
+          <w:szCs w:val="18"/>
+        </w:rPr>
+      </w:pPr>
+      <w:r>
+        <w:rPr>
+          <w:rFonts w:ascii="Trebuchet MS" w:hAnsi="Trebuchet MS"/>
+          <w:sz w:val="18"/>
+          <w:szCs w:val="18"/>
+        </w:rPr>
+        <w:t>As Partes obrigam-se a cumprir o disposto na legislação de proteção de dados pessoais em vigor em cada momento, nomeadamente, o Regulamento (UE) 2016/679 do Parlamento Europeu e do Conselho, de 27 de abril de 2016 (“RGPD”).</w:t>
+      </w:r>
+    </w:p>
+    <w:p>
+      <w:pPr>
+        <w:pStyle w:val="Corpodetexto"/>
+        <w:spacing w:before="48" w:after="48" w:line="288" w:lineRule="auto"/>
+        <w:rPr>
+          <w:rFonts w:ascii="Trebuchet MS" w:hAnsi="Trebuchet MS"/>
+          <w:sz w:val="18"/>
+          <w:szCs w:val="18"/>
+        </w:rPr>
+      </w:pPr>
+    </w:p>
+    <w:p>
+      <w:pPr>
+        <w:pStyle w:val="Corpodetexto"/>
+        <w:spacing w:before="48" w:after="48" w:line="288" w:lineRule="auto"/>
+        <w:rPr>
+          <w:rFonts w:ascii="Trebuchet MS" w:eastAsia="Trebuchet MS" w:hAnsi="Trebuchet MS" w:cs="Trebuchet MS"/>
+          <w:sz w:val="18"/>
+          <w:szCs w:val="18"/>
+        </w:rPr>
+      </w:pPr>
+    </w:p>
+    <w:p>
+      <w:pPr>
+        <w:pStyle w:val="Ttulo1"/>
+        <w:rPr>
+          <w:rFonts w:ascii="Trebuchet MS" w:eastAsia="Trebuchet MS" w:hAnsi="Trebuchet MS" w:cs="Trebuchet MS"/>
+          <w:sz w:val="18"/>
+          <w:szCs w:val="18"/>
+        </w:rPr>
+      </w:pPr>
+    </w:p>
+    <w:p>
+      <w:pPr>
+        <w:pStyle w:val="Ttulo1"/>
+        <w:rPr>
+          <w:rFonts w:ascii="Trebuchet MS" w:eastAsia="Trebuchet MS" w:hAnsi="Trebuchet MS" w:cs="Trebuchet MS"/>
+          <w:sz w:val="18"/>
+          <w:szCs w:val="18"/>
+        </w:rPr>
+      </w:pPr>
+      <w:r>
+        <w:rPr>
+          <w:rFonts w:ascii="Trebuchet MS" w:hAnsi="Trebuchet MS"/>
+          <w:sz w:val="18"/>
+          <w:szCs w:val="18"/>
+        </w:rPr>
+        <w:t>Cláusula Décima</w:t>
+      </w:r>
+    </w:p>
+    <w:p>
+      <w:pPr>
+        <w:spacing w:line="360" w:lineRule="auto"/>
         <w:jc w:val="both"/>
         <w:rPr>
-          <w:rFonts w:ascii="Trebuchet MS" w:hAnsi="Trebuchet MS" w:eastAsia="Trebuchet MS" w:cs="Trebuchet MS"/>
-          <w:sz w:val="18"/>
-          <w:szCs w:val="18"/>
-        </w:rPr>
-      </w:pPr>
-      <w:r>
-        <w:rPr>
-          <w:rFonts w:eastAsia="Trebuchet MS" w:cs="Trebuchet MS" w:ascii="Trebuchet MS" w:hAnsi="Trebuchet MS"/>
-          <w:sz w:val="18"/>
-          <w:szCs w:val="18"/>
-        </w:rPr>
-      </w:r>
-    </w:p>
-    <w:p>
-      <w:pPr>
-        <w:pStyle w:val="Normal"/>
-        <w:spacing w:lineRule="auto" w:line="360"/>
+          <w:rFonts w:ascii="Trebuchet MS" w:eastAsia="Trebuchet MS" w:hAnsi="Trebuchet MS" w:cs="Trebuchet MS"/>
+          <w:sz w:val="18"/>
+          <w:szCs w:val="18"/>
+        </w:rPr>
+      </w:pPr>
+    </w:p>
+    <w:p>
+      <w:pPr>
+        <w:spacing w:line="360" w:lineRule="auto"/>
+        <w:rPr>
+          <w:rFonts w:ascii="Trebuchet MS" w:eastAsia="Trebuchet MS" w:hAnsi="Trebuchet MS" w:cs="Trebuchet MS"/>
+          <w:sz w:val="18"/>
+          <w:szCs w:val="18"/>
+        </w:rPr>
+      </w:pPr>
+      <w:r>
+        <w:rPr>
+          <w:rFonts w:ascii="Trebuchet MS" w:hAnsi="Trebuchet MS"/>
+          <w:sz w:val="18"/>
+          <w:szCs w:val="18"/>
+        </w:rPr>
+        <w:lastRenderedPageBreak/>
+        <w:t>Quaisquer dúvidas de interpretação e lacunas do presente protocolo serão dirimidas por acordo entre ambas as partes.</w:t>
+      </w:r>
+    </w:p>
+    <w:p>
+      <w:pPr>
+        <w:spacing w:line="360" w:lineRule="auto"/>
+        <w:rPr>
+          <w:rFonts w:ascii="Trebuchet MS" w:eastAsia="Trebuchet MS" w:hAnsi="Trebuchet MS" w:cs="Trebuchet MS"/>
+          <w:sz w:val="18"/>
+          <w:szCs w:val="18"/>
+        </w:rPr>
+      </w:pPr>
+    </w:p>
+    <w:p>
+      <w:pPr>
+        <w:pStyle w:val="Ttulo1"/>
+        <w:rPr>
+          <w:rFonts w:ascii="Trebuchet MS" w:eastAsia="Trebuchet MS" w:hAnsi="Trebuchet MS" w:cs="Trebuchet MS"/>
+          <w:sz w:val="18"/>
+          <w:szCs w:val="18"/>
+        </w:rPr>
+      </w:pPr>
+      <w:r>
+        <w:rPr>
+          <w:rFonts w:ascii="Trebuchet MS" w:hAnsi="Trebuchet MS"/>
+          <w:sz w:val="18"/>
+          <w:szCs w:val="18"/>
+        </w:rPr>
+        <w:t>Cláusula Décima Primeira</w:t>
+      </w:r>
+    </w:p>
+    <w:p>
+      <w:pPr>
+        <w:rPr>
+          <w:rFonts w:ascii="Trebuchet MS" w:eastAsia="Trebuchet MS" w:hAnsi="Trebuchet MS" w:cs="Trebuchet MS"/>
+          <w:sz w:val="18"/>
+          <w:szCs w:val="18"/>
+        </w:rPr>
+      </w:pPr>
+    </w:p>
+    <w:p>
+      <w:pPr>
+        <w:spacing w:line="360" w:lineRule="auto"/>
         <w:jc w:val="both"/>
         <w:rPr>
-          <w:rFonts w:ascii="Trebuchet MS" w:hAnsi="Trebuchet MS"/>
-          <w:sz w:val="18"/>
-          <w:szCs w:val="18"/>
-        </w:rPr>
-      </w:pPr>
-      <w:r>
-        <w:rPr>
-          <w:rFonts w:ascii="Trebuchet MS" w:hAnsi="Trebuchet MS"/>
-          <w:sz w:val="18"/>
-          <w:szCs w:val="18"/>
-        </w:rPr>
-        <w:t>As ações que vierem a ser lançadas na sequência deste protocolo são implementadas numa ótica de confiança mútua e, sempre que possível, num espírito de reciprocidade.</w:t>
-      </w:r>
-    </w:p>
-    <w:p>
-      <w:pPr>
-        <w:pStyle w:val="Normal"/>
-        <w:spacing w:lineRule="auto" w:line="360"/>
+          <w:rFonts w:ascii="Trebuchet MS" w:eastAsia="Trebuchet MS" w:hAnsi="Trebuchet MS" w:cs="Trebuchet MS"/>
+          <w:sz w:val="18"/>
+          <w:szCs w:val="18"/>
+        </w:rPr>
+      </w:pPr>
+      <w:r>
+        <w:rPr>
+          <w:rFonts w:ascii="Trebuchet MS" w:hAnsi="Trebuchet MS"/>
+          <w:sz w:val="18"/>
+          <w:szCs w:val="18"/>
+        </w:rPr>
+        <w:t xml:space="preserve">O aluno encontra-se abrangido pelo seguro escolar (portaria n.º 413/99 de 8 de junho) durante a Formação em Contexto de Trabalho, de segunda-feira a domingo, bem como em deslocações que envolvam tarefas/funções fora da empresa, desde que estas se enquadrem no âmbito da Formação em Contexto de Trabalho. </w:t>
+      </w:r>
+    </w:p>
+    <w:p>
+      <w:pPr>
+        <w:rPr>
+          <w:rFonts w:ascii="Trebuchet MS" w:eastAsia="Trebuchet MS" w:hAnsi="Trebuchet MS" w:cs="Trebuchet MS"/>
+          <w:sz w:val="18"/>
+          <w:szCs w:val="18"/>
+        </w:rPr>
+      </w:pPr>
+    </w:p>
+    <w:p>
+      <w:pPr>
+        <w:pStyle w:val="Ttulo1"/>
+        <w:rPr>
+          <w:rFonts w:ascii="Trebuchet MS" w:eastAsia="Trebuchet MS" w:hAnsi="Trebuchet MS" w:cs="Trebuchet MS"/>
+          <w:sz w:val="18"/>
+          <w:szCs w:val="18"/>
+        </w:rPr>
+      </w:pPr>
+      <w:r>
+        <w:rPr>
+          <w:rFonts w:ascii="Trebuchet MS" w:hAnsi="Trebuchet MS"/>
+          <w:sz w:val="18"/>
+          <w:szCs w:val="18"/>
+        </w:rPr>
+        <w:t>Cláusula Décima Segunda</w:t>
+      </w:r>
+    </w:p>
+    <w:p>
+      <w:pPr>
+        <w:rPr>
+          <w:rFonts w:ascii="Trebuchet MS" w:eastAsia="Trebuchet MS" w:hAnsi="Trebuchet MS" w:cs="Trebuchet MS"/>
+          <w:sz w:val="18"/>
+          <w:szCs w:val="18"/>
+        </w:rPr>
+      </w:pPr>
+    </w:p>
+    <w:p>
+      <w:pPr>
+        <w:spacing w:line="360" w:lineRule="auto"/>
         <w:jc w:val="both"/>
         <w:rPr>
-          <w:rFonts w:ascii="Trebuchet MS" w:hAnsi="Trebuchet MS" w:eastAsia="Trebuchet MS" w:cs="Trebuchet MS"/>
-          <w:sz w:val="18"/>
-          <w:szCs w:val="18"/>
-        </w:rPr>
-      </w:pPr>
-      <w:r>
-        <w:rPr>
-          <w:rFonts w:eastAsia="Trebuchet MS" w:cs="Trebuchet MS" w:ascii="Trebuchet MS" w:hAnsi="Trebuchet MS"/>
-          <w:sz w:val="18"/>
-          <w:szCs w:val="18"/>
-        </w:rPr>
-      </w:r>
-    </w:p>
-    <w:p>
-      <w:pPr>
-        <w:pStyle w:val="Normal"/>
+          <w:rFonts w:ascii="Trebuchet MS" w:eastAsia="Trebuchet MS" w:hAnsi="Trebuchet MS" w:cs="Trebuchet MS"/>
+          <w:sz w:val="18"/>
+          <w:szCs w:val="18"/>
+          <w:u w:val="single"/>
+        </w:rPr>
+      </w:pPr>
+      <w:r>
+        <w:rPr>
+          <w:rFonts w:ascii="Trebuchet MS" w:hAnsi="Trebuchet MS"/>
+          <w:sz w:val="18"/>
+          <w:szCs w:val="18"/>
+        </w:rPr>
+        <w:t xml:space="preserve">Este protocolo entra em vigor na data da sua assinatura e poderá ser prorrogado por sucessivos períodos de um ano, e poderá ser revisto por solicitação de qualquer das instituições. </w:t>
+      </w:r>
+    </w:p>
+    <w:p>
+      <w:pPr>
+        <w:rPr>
+          <w:rFonts w:ascii="Trebuchet MS" w:eastAsia="Trebuchet MS" w:hAnsi="Trebuchet MS" w:cs="Trebuchet MS"/>
+          <w:sz w:val="18"/>
+          <w:szCs w:val="18"/>
+        </w:rPr>
+      </w:pPr>
+    </w:p>
+    <w:p>
+      <w:pPr>
+        <w:spacing w:line="360" w:lineRule="auto"/>
         <w:jc w:val="both"/>
         <w:rPr>
-          <w:rFonts w:ascii="Trebuchet MS" w:hAnsi="Trebuchet MS" w:eastAsia="Trebuchet MS" w:cs="Trebuchet MS"/>
-          <w:sz w:val="18"/>
-          <w:szCs w:val="18"/>
-        </w:rPr>
-      </w:pPr>
-      <w:r>
-        <w:rPr>
-          <w:rFonts w:eastAsia="Trebuchet MS" w:cs="Trebuchet MS" w:ascii="Trebuchet MS" w:hAnsi="Trebuchet MS"/>
-          <w:sz w:val="18"/>
-          <w:szCs w:val="18"/>
-        </w:rPr>
-      </w:r>
-    </w:p>
-    <w:p>
-      <w:pPr>
-        <w:pStyle w:val="Heading1"/>
-        <w:rPr>
-          <w:rFonts w:ascii="Trebuchet MS" w:hAnsi="Trebuchet MS" w:eastAsia="Trebuchet MS" w:cs="Trebuchet MS"/>
-          <w:sz w:val="18"/>
-          <w:szCs w:val="18"/>
-        </w:rPr>
-      </w:pPr>
-      <w:r>
-        <w:rPr>
-          <w:rFonts w:ascii="Trebuchet MS" w:hAnsi="Trebuchet MS"/>
-          <w:sz w:val="18"/>
-          <w:szCs w:val="18"/>
-        </w:rPr>
-        <w:t>Cláusula Oitava</w:t>
-      </w:r>
-    </w:p>
-    <w:p>
-      <w:pPr>
-        <w:pStyle w:val="Normal"/>
-        <w:rPr>
-          <w:rFonts w:ascii="Trebuchet MS" w:hAnsi="Trebuchet MS" w:eastAsia="Trebuchet MS" w:cs="Trebuchet MS"/>
+          <w:rFonts w:ascii="Trebuchet MS" w:eastAsia="Trebuchet MS" w:hAnsi="Trebuchet MS" w:cs="Trebuchet MS"/>
+          <w:color w:val="FF0000"/>
+          <w:sz w:val="18"/>
+          <w:szCs w:val="18"/>
+          <w:u w:val="single" w:color="FF0000"/>
+        </w:rPr>
+      </w:pPr>
+    </w:p>
+    <w:p>
+      <w:pPr>
+        <w:rPr>
+          <w:rFonts w:ascii="Trebuchet MS" w:eastAsia="Arial" w:hAnsi="Trebuchet MS" w:cs="Arial"/>
+          <w:color w:val="00000A"/>
+          <w:sz w:val="18"/>
+          <w:szCs w:val="18"/>
+        </w:rPr>
+      </w:pPr>
+      <w:r>
+        <w:rPr>
+          <w:rFonts w:ascii="Trebuchet MS" w:eastAsia="Arial" w:hAnsi="Trebuchet MS" w:cs="Arial"/>
+          <w:color w:val="00000A"/>
+          <w:sz w:val="18"/>
+          <w:szCs w:val="18"/>
+        </w:rPr>
+        <w:t>${ufEmpresa}</w:t>
+      </w:r>
+      <w:r>
+        <w:rPr>
+          <w:rFonts w:ascii="Trebuchet MS" w:hAnsi="Trebuchet MS"/>
+          <w:sz w:val="18"/>
+          <w:szCs w:val="18"/>
+        </w:rPr>
+        <w:t xml:space="preserve">, </w:t>
+      </w:r>
+      <w:r>
+        <w:rPr>
+          <w:rFonts w:ascii="Trebuchet MS" w:eastAsia="Arial" w:hAnsi="Trebuchet MS" w:cs="Arial"/>
+          <w:color w:val="00000A"/>
+          <w:sz w:val="18"/>
+          <w:szCs w:val="18"/>
+        </w:rPr>
+        <w:t>${data}.</w:t>
+      </w:r>
+    </w:p>
+    <w:p>
+      <w:pPr>
+        <w:rPr>
+          <w:rFonts w:ascii="Trebuchet MS" w:eastAsia="Arial" w:hAnsi="Trebuchet MS" w:cs="Arial"/>
+          <w:color w:val="00000A"/>
+          <w:sz w:val="18"/>
+          <w:szCs w:val="18"/>
+        </w:rPr>
+      </w:pPr>
+    </w:p>
+    <w:p>
+      <w:pPr>
+        <w:rPr>
+          <w:rFonts w:ascii="Trebuchet MS" w:eastAsia="Arial" w:hAnsi="Trebuchet MS" w:cs="Arial"/>
+          <w:color w:val="00000A"/>
+          <w:sz w:val="18"/>
+          <w:szCs w:val="18"/>
+        </w:rPr>
+      </w:pPr>
+    </w:p>
+    <w:p>
+      <w:pPr>
+        <w:rPr>
+          <w:rFonts w:ascii="Trebuchet MS" w:eastAsia="Arial" w:hAnsi="Trebuchet MS" w:cs="Arial"/>
+          <w:color w:val="00000A"/>
+          <w:sz w:val="18"/>
+          <w:szCs w:val="18"/>
+        </w:rPr>
+      </w:pPr>
+    </w:p>
+    <w:p>
+      <w:pPr>
+        <w:rPr>
+          <w:rFonts w:ascii="Trebuchet MS" w:eastAsia="Arial" w:hAnsi="Trebuchet MS" w:cs="Arial"/>
+          <w:color w:val="00000A"/>
+          <w:sz w:val="18"/>
+          <w:szCs w:val="18"/>
+        </w:rPr>
+      </w:pPr>
+    </w:p>
+    <w:p>
+      <w:pPr>
+        <w:rPr>
+          <w:rFonts w:ascii="Trebuchet MS" w:eastAsia="Arial" w:hAnsi="Trebuchet MS" w:cs="Arial"/>
+          <w:color w:val="00000A"/>
+          <w:sz w:val="18"/>
+          <w:szCs w:val="18"/>
+        </w:rPr>
+      </w:pPr>
+    </w:p>
+    <w:p>
+      <w:pPr>
+        <w:rPr>
+          <w:rFonts w:ascii="Trebuchet MS" w:eastAsia="Trebuchet MS" w:hAnsi="Trebuchet MS" w:cs="Trebuchet MS"/>
+          <w:sz w:val="18"/>
+          <w:szCs w:val="18"/>
+        </w:rPr>
+      </w:pPr>
+    </w:p>
+    <w:p>
+      <w:pPr>
+        <w:rPr>
+          <w:rFonts w:ascii="Trebuchet MS" w:eastAsia="Trebuchet MS" w:hAnsi="Trebuchet MS" w:cs="Trebuchet MS"/>
           <w:b/>
           <w:bCs/>
           <w:sz w:val="18"/>
@@ -1298,507 +1635,20 @@
       </w:pPr>
       <w:r>
         <w:rPr>
-          <w:rFonts w:eastAsia="Trebuchet MS" w:cs="Trebuchet MS" w:ascii="Trebuchet MS" w:hAnsi="Trebuchet MS"/>
+          <w:rFonts w:ascii="Trebuchet MS" w:eastAsia="Trebuchet MS" w:hAnsi="Trebuchet MS" w:cs="Trebuchet MS"/>
           <w:b/>
           <w:bCs/>
           <w:sz w:val="18"/>
           <w:szCs w:val="18"/>
         </w:rPr>
-      </w:r>
-    </w:p>
-    <w:p>
-      <w:pPr>
-        <w:pStyle w:val="Heading1"/>
-        <w:spacing w:lineRule="auto" w:line="360"/>
-        <w:jc w:val="left"/>
-        <w:rPr>
-          <w:rFonts w:ascii="Trebuchet MS" w:hAnsi="Trebuchet MS" w:eastAsia="Trebuchet MS" w:cs="Trebuchet MS"/>
-          <w:b w:val="false"/>
-          <w:bCs w:val="false"/>
-          <w:sz w:val="18"/>
-          <w:szCs w:val="18"/>
-        </w:rPr>
-      </w:pPr>
-      <w:r>
-        <w:rPr>
-          <w:rFonts w:ascii="Trebuchet MS" w:hAnsi="Trebuchet MS"/>
-          <w:b w:val="false"/>
-          <w:bCs w:val="false"/>
-          <w:sz w:val="18"/>
-          <w:szCs w:val="18"/>
-        </w:rPr>
-        <w:t>Após a conclusão do Curso, o segundo outorgante terá direito de preferência na contratação do aluno-formando, em igualdade de condições contratuais.</w:t>
-      </w:r>
-    </w:p>
-    <w:p>
-      <w:pPr>
-        <w:pStyle w:val="Normal"/>
-        <w:rPr>
-          <w:rFonts w:ascii="Trebuchet MS" w:hAnsi="Trebuchet MS" w:eastAsia="Trebuchet MS" w:cs="Trebuchet MS"/>
-          <w:sz w:val="18"/>
-          <w:szCs w:val="18"/>
-        </w:rPr>
-      </w:pPr>
-      <w:r>
-        <w:rPr>
-          <w:rFonts w:eastAsia="Trebuchet MS" w:cs="Trebuchet MS" w:ascii="Trebuchet MS" w:hAnsi="Trebuchet MS"/>
-          <w:sz w:val="18"/>
-          <w:szCs w:val="18"/>
-        </w:rPr>
-      </w:r>
-    </w:p>
-    <w:p>
-      <w:pPr>
-        <w:pStyle w:val="Heading1"/>
-        <w:rPr>
-          <w:rFonts w:ascii="Trebuchet MS" w:hAnsi="Trebuchet MS" w:eastAsia="Trebuchet MS" w:cs="Trebuchet MS"/>
-          <w:sz w:val="18"/>
-          <w:szCs w:val="18"/>
-        </w:rPr>
-      </w:pPr>
-      <w:r>
-        <w:rPr>
-          <w:rFonts w:ascii="Trebuchet MS" w:hAnsi="Trebuchet MS"/>
-          <w:sz w:val="18"/>
-          <w:szCs w:val="18"/>
-        </w:rPr>
-        <w:t>Cláusula Nona</w:t>
-      </w:r>
-    </w:p>
-    <w:p>
-      <w:pPr>
-        <w:pStyle w:val="Normal"/>
-        <w:rPr>
-          <w:rFonts w:ascii="Trebuchet MS" w:hAnsi="Trebuchet MS" w:eastAsia="Trebuchet MS" w:cs="Trebuchet MS"/>
-          <w:sz w:val="18"/>
-          <w:szCs w:val="18"/>
-        </w:rPr>
-      </w:pPr>
-      <w:r>
-        <w:rPr>
-          <w:rFonts w:eastAsia="Trebuchet MS" w:cs="Trebuchet MS" w:ascii="Trebuchet MS" w:hAnsi="Trebuchet MS"/>
-          <w:sz w:val="18"/>
-          <w:szCs w:val="18"/>
-        </w:rPr>
-      </w:r>
-    </w:p>
-    <w:p>
-      <w:pPr>
-        <w:pStyle w:val="BodyText"/>
-        <w:spacing w:lineRule="auto" w:line="288" w:before="48" w:after="48"/>
-        <w:rPr>
-          <w:rFonts w:ascii="Trebuchet MS" w:hAnsi="Trebuchet MS" w:eastAsia="Trebuchet MS" w:cs="Trebuchet MS"/>
-          <w:sz w:val="18"/>
-          <w:szCs w:val="18"/>
-        </w:rPr>
-      </w:pPr>
-      <w:r>
-        <w:rPr>
-          <w:rFonts w:ascii="Trebuchet MS" w:hAnsi="Trebuchet MS"/>
-          <w:sz w:val="18"/>
-          <w:szCs w:val="18"/>
-        </w:rPr>
-        <w:t>Os outorgantes comprometem-se em garantir absoluto e reservado sigilo quanto a informações, de que venham a ter conhecimento relacionadas com as atividades de ambos.</w:t>
-      </w:r>
-    </w:p>
-    <w:p>
-      <w:pPr>
-        <w:pStyle w:val="BodyText"/>
-        <w:spacing w:lineRule="auto" w:line="288" w:before="48" w:after="48"/>
-        <w:rPr>
-          <w:rFonts w:ascii="Trebuchet MS" w:hAnsi="Trebuchet MS"/>
-          <w:sz w:val="18"/>
-          <w:szCs w:val="18"/>
-        </w:rPr>
-      </w:pPr>
-      <w:r>
-        <w:rPr>
-          <w:rFonts w:ascii="Trebuchet MS" w:hAnsi="Trebuchet MS"/>
-          <w:sz w:val="18"/>
-          <w:szCs w:val="18"/>
-        </w:rPr>
-        <w:t>As Partes obrigam-se a cumprir o disposto na legislação de proteção de dados pessoais em vigor em cada momento, nomeadamente, o Regulamento (UE) 2016/679 do Parlamento Europeu e do Conselho, de 27 de abril de 2016 (“RGPD”).</w:t>
-      </w:r>
-    </w:p>
-    <w:p>
-      <w:pPr>
-        <w:pStyle w:val="BodyText"/>
-        <w:spacing w:lineRule="auto" w:line="288" w:before="48" w:after="48"/>
-        <w:rPr>
-          <w:rFonts w:ascii="Trebuchet MS" w:hAnsi="Trebuchet MS"/>
-          <w:sz w:val="18"/>
-          <w:szCs w:val="18"/>
-        </w:rPr>
-      </w:pPr>
-      <w:r>
-        <w:rPr>
-          <w:rFonts w:ascii="Trebuchet MS" w:hAnsi="Trebuchet MS"/>
-          <w:sz w:val="18"/>
-          <w:szCs w:val="18"/>
-        </w:rPr>
-      </w:r>
-    </w:p>
-    <w:p>
-      <w:pPr>
-        <w:pStyle w:val="BodyText"/>
-        <w:spacing w:lineRule="auto" w:line="288" w:before="48" w:after="48"/>
-        <w:rPr>
-          <w:rFonts w:ascii="Trebuchet MS" w:hAnsi="Trebuchet MS" w:eastAsia="Trebuchet MS" w:cs="Trebuchet MS"/>
-          <w:sz w:val="18"/>
-          <w:szCs w:val="18"/>
-        </w:rPr>
-      </w:pPr>
-      <w:r>
-        <w:rPr>
-          <w:rFonts w:eastAsia="Trebuchet MS" w:cs="Trebuchet MS" w:ascii="Trebuchet MS" w:hAnsi="Trebuchet MS"/>
-          <w:sz w:val="18"/>
-          <w:szCs w:val="18"/>
-        </w:rPr>
-      </w:r>
-    </w:p>
-    <w:p>
-      <w:pPr>
-        <w:pStyle w:val="Heading1"/>
-        <w:rPr>
-          <w:rFonts w:ascii="Trebuchet MS" w:hAnsi="Trebuchet MS" w:eastAsia="Trebuchet MS" w:cs="Trebuchet MS"/>
-          <w:sz w:val="18"/>
-          <w:szCs w:val="18"/>
-        </w:rPr>
-      </w:pPr>
-      <w:r>
-        <w:rPr>
-          <w:rFonts w:eastAsia="Trebuchet MS" w:cs="Trebuchet MS" w:ascii="Trebuchet MS" w:hAnsi="Trebuchet MS"/>
-          <w:sz w:val="18"/>
-          <w:szCs w:val="18"/>
-        </w:rPr>
-      </w:r>
-    </w:p>
-    <w:p>
-      <w:pPr>
-        <w:pStyle w:val="Heading1"/>
-        <w:rPr>
-          <w:rFonts w:ascii="Trebuchet MS" w:hAnsi="Trebuchet MS" w:eastAsia="Trebuchet MS" w:cs="Trebuchet MS"/>
-          <w:sz w:val="18"/>
-          <w:szCs w:val="18"/>
-        </w:rPr>
-      </w:pPr>
-      <w:r>
-        <w:rPr>
-          <w:rFonts w:ascii="Trebuchet MS" w:hAnsi="Trebuchet MS"/>
-          <w:sz w:val="18"/>
-          <w:szCs w:val="18"/>
-        </w:rPr>
-        <w:t>Cláusula Décima</w:t>
-      </w:r>
-    </w:p>
-    <w:p>
-      <w:pPr>
-        <w:pStyle w:val="Normal"/>
-        <w:spacing w:lineRule="auto" w:line="360"/>
-        <w:jc w:val="both"/>
-        <w:rPr>
-          <w:rFonts w:ascii="Trebuchet MS" w:hAnsi="Trebuchet MS" w:eastAsia="Trebuchet MS" w:cs="Trebuchet MS"/>
-          <w:sz w:val="18"/>
-          <w:szCs w:val="18"/>
-        </w:rPr>
-      </w:pPr>
-      <w:r>
-        <w:rPr>
-          <w:rFonts w:eastAsia="Trebuchet MS" w:cs="Trebuchet MS" w:ascii="Trebuchet MS" w:hAnsi="Trebuchet MS"/>
-          <w:sz w:val="18"/>
-          <w:szCs w:val="18"/>
-        </w:rPr>
-      </w:r>
-    </w:p>
-    <w:p>
-      <w:pPr>
-        <w:pStyle w:val="Normal"/>
-        <w:spacing w:lineRule="auto" w:line="360"/>
-        <w:rPr>
-          <w:rFonts w:ascii="Trebuchet MS" w:hAnsi="Trebuchet MS" w:eastAsia="Trebuchet MS" w:cs="Trebuchet MS"/>
-          <w:sz w:val="18"/>
-          <w:szCs w:val="18"/>
-        </w:rPr>
-      </w:pPr>
-      <w:r>
-        <w:rPr>
-          <w:rFonts w:ascii="Trebuchet MS" w:hAnsi="Trebuchet MS"/>
-          <w:sz w:val="18"/>
-          <w:szCs w:val="18"/>
-        </w:rPr>
-        <w:t>Quaisquer dúvidas de interpretação e lacunas do presente protocolo serão dirimidas por acordo entre ambas as partes.</w:t>
-      </w:r>
-    </w:p>
-    <w:p>
-      <w:pPr>
-        <w:pStyle w:val="Normal"/>
-        <w:spacing w:lineRule="auto" w:line="360"/>
-        <w:rPr>
-          <w:rFonts w:ascii="Trebuchet MS" w:hAnsi="Trebuchet MS" w:eastAsia="Trebuchet MS" w:cs="Trebuchet MS"/>
-          <w:sz w:val="18"/>
-          <w:szCs w:val="18"/>
-        </w:rPr>
-      </w:pPr>
-      <w:r>
-        <w:rPr>
-          <w:rFonts w:eastAsia="Trebuchet MS" w:cs="Trebuchet MS" w:ascii="Trebuchet MS" w:hAnsi="Trebuchet MS"/>
-          <w:sz w:val="18"/>
-          <w:szCs w:val="18"/>
-        </w:rPr>
-      </w:r>
-    </w:p>
-    <w:p>
-      <w:pPr>
-        <w:pStyle w:val="Heading1"/>
-        <w:rPr>
-          <w:rFonts w:ascii="Trebuchet MS" w:hAnsi="Trebuchet MS" w:eastAsia="Trebuchet MS" w:cs="Trebuchet MS"/>
-          <w:sz w:val="18"/>
-          <w:szCs w:val="18"/>
-        </w:rPr>
-      </w:pPr>
-      <w:r>
-        <w:rPr>
-          <w:rFonts w:ascii="Trebuchet MS" w:hAnsi="Trebuchet MS"/>
-          <w:sz w:val="18"/>
-          <w:szCs w:val="18"/>
-        </w:rPr>
-        <w:t>Cláusula Décima Primeira</w:t>
-      </w:r>
-    </w:p>
-    <w:p>
-      <w:pPr>
-        <w:pStyle w:val="Normal"/>
-        <w:rPr>
-          <w:rFonts w:ascii="Trebuchet MS" w:hAnsi="Trebuchet MS" w:eastAsia="Trebuchet MS" w:cs="Trebuchet MS"/>
-          <w:sz w:val="18"/>
-          <w:szCs w:val="18"/>
-        </w:rPr>
-      </w:pPr>
-      <w:r>
-        <w:rPr>
-          <w:rFonts w:eastAsia="Trebuchet MS" w:cs="Trebuchet MS" w:ascii="Trebuchet MS" w:hAnsi="Trebuchet MS"/>
-          <w:sz w:val="18"/>
-          <w:szCs w:val="18"/>
-        </w:rPr>
-      </w:r>
-    </w:p>
-    <w:p>
-      <w:pPr>
-        <w:pStyle w:val="Normal"/>
-        <w:spacing w:lineRule="auto" w:line="360"/>
-        <w:jc w:val="both"/>
-        <w:rPr>
-          <w:rFonts w:ascii="Trebuchet MS" w:hAnsi="Trebuchet MS" w:eastAsia="Trebuchet MS" w:cs="Trebuchet MS"/>
-          <w:sz w:val="18"/>
-          <w:szCs w:val="18"/>
-        </w:rPr>
-      </w:pPr>
-      <w:r>
-        <w:rPr>
-          <w:rFonts w:ascii="Trebuchet MS" w:hAnsi="Trebuchet MS"/>
-          <w:sz w:val="18"/>
-          <w:szCs w:val="18"/>
-        </w:rPr>
-        <w:t xml:space="preserve">O aluno encontra-se abrangido pelo seguro escolar (portaria n.º 413/99 de 8 de junho) durante a Formação em Contexto de Trabalho, de segunda-feira a domingo, bem como em deslocações que envolvam tarefas/funções fora da empresa, desde que estas se enquadrem no âmbito da Formação em Contexto de Trabalho. </w:t>
-      </w:r>
-    </w:p>
-    <w:p>
-      <w:pPr>
-        <w:pStyle w:val="Normal"/>
-        <w:rPr>
-          <w:rFonts w:ascii="Trebuchet MS" w:hAnsi="Trebuchet MS" w:eastAsia="Trebuchet MS" w:cs="Trebuchet MS"/>
-          <w:sz w:val="18"/>
-          <w:szCs w:val="18"/>
-        </w:rPr>
-      </w:pPr>
-      <w:r>
-        <w:rPr>
-          <w:rFonts w:eastAsia="Trebuchet MS" w:cs="Trebuchet MS" w:ascii="Trebuchet MS" w:hAnsi="Trebuchet MS"/>
-          <w:sz w:val="18"/>
-          <w:szCs w:val="18"/>
-        </w:rPr>
-      </w:r>
-    </w:p>
-    <w:p>
-      <w:pPr>
-        <w:pStyle w:val="Heading1"/>
-        <w:rPr>
-          <w:rFonts w:ascii="Trebuchet MS" w:hAnsi="Trebuchet MS" w:eastAsia="Trebuchet MS" w:cs="Trebuchet MS"/>
-          <w:sz w:val="18"/>
-          <w:szCs w:val="18"/>
-        </w:rPr>
-      </w:pPr>
-      <w:r>
-        <w:rPr>
-          <w:rFonts w:ascii="Trebuchet MS" w:hAnsi="Trebuchet MS"/>
-          <w:sz w:val="18"/>
-          <w:szCs w:val="18"/>
-        </w:rPr>
-        <w:t>Cláusula Décima Segunda</w:t>
-      </w:r>
-    </w:p>
-    <w:p>
-      <w:pPr>
-        <w:pStyle w:val="Normal"/>
-        <w:rPr>
-          <w:rFonts w:ascii="Trebuchet MS" w:hAnsi="Trebuchet MS" w:eastAsia="Trebuchet MS" w:cs="Trebuchet MS"/>
-          <w:sz w:val="18"/>
-          <w:szCs w:val="18"/>
-        </w:rPr>
-      </w:pPr>
-      <w:r>
-        <w:rPr>
-          <w:rFonts w:eastAsia="Trebuchet MS" w:cs="Trebuchet MS" w:ascii="Trebuchet MS" w:hAnsi="Trebuchet MS"/>
-          <w:sz w:val="18"/>
-          <w:szCs w:val="18"/>
-        </w:rPr>
-      </w:r>
-    </w:p>
-    <w:p>
-      <w:pPr>
-        <w:pStyle w:val="Normal"/>
-        <w:spacing w:lineRule="auto" w:line="360"/>
-        <w:jc w:val="both"/>
-        <w:rPr>
-          <w:rFonts w:ascii="Trebuchet MS" w:hAnsi="Trebuchet MS" w:eastAsia="Trebuchet MS" w:cs="Trebuchet MS"/>
-          <w:sz w:val="18"/>
-          <w:szCs w:val="18"/>
-          <w:u w:val="single" w:color="000000"/>
-        </w:rPr>
-      </w:pPr>
-      <w:r>
-        <w:rPr>
-          <w:rFonts w:ascii="Trebuchet MS" w:hAnsi="Trebuchet MS"/>
-          <w:sz w:val="18"/>
-          <w:szCs w:val="18"/>
-        </w:rPr>
-        <w:t xml:space="preserve">Este protocolo entra em vigor na data da sua assinatura e poderá ser prorrogado por sucessivos períodos de um ano, e poderá ser revisto por solicitação de qualquer das instituições. </w:t>
-      </w:r>
-    </w:p>
-    <w:p>
-      <w:pPr>
-        <w:pStyle w:val="Normal"/>
-        <w:rPr>
-          <w:rFonts w:ascii="Trebuchet MS" w:hAnsi="Trebuchet MS" w:eastAsia="Trebuchet MS" w:cs="Trebuchet MS"/>
-          <w:sz w:val="18"/>
-          <w:szCs w:val="18"/>
-        </w:rPr>
-      </w:pPr>
-      <w:r>
-        <w:rPr>
-          <w:rFonts w:eastAsia="Trebuchet MS" w:cs="Trebuchet MS" w:ascii="Trebuchet MS" w:hAnsi="Trebuchet MS"/>
-          <w:sz w:val="18"/>
-          <w:szCs w:val="18"/>
-        </w:rPr>
-      </w:r>
-    </w:p>
-    <w:p>
-      <w:pPr>
-        <w:pStyle w:val="Normal"/>
-        <w:spacing w:lineRule="auto" w:line="360"/>
-        <w:jc w:val="both"/>
-        <w:rPr>
-          <w:rFonts w:ascii="Trebuchet MS" w:hAnsi="Trebuchet MS" w:eastAsia="Trebuchet MS" w:cs="Trebuchet MS"/>
-          <w:color w:val="FF0000"/>
-          <w:sz w:val="18"/>
-          <w:szCs w:val="18"/>
-          <w:u w:val="single" w:color="FF0000"/>
-        </w:rPr>
-      </w:pPr>
-      <w:r>
-        <w:rPr>
-          <w:rFonts w:eastAsia="Trebuchet MS" w:cs="Trebuchet MS" w:ascii="Trebuchet MS" w:hAnsi="Trebuchet MS"/>
-          <w:color w:val="FF0000"/>
-          <w:sz w:val="18"/>
-          <w:szCs w:val="18"/>
-          <w:u w:val="single" w:color="FF0000"/>
-        </w:rPr>
-      </w:r>
-    </w:p>
-    <w:p>
-      <w:pPr>
-        <w:pStyle w:val="Normal"/>
-        <w:rPr>
-          <w:rFonts w:ascii="Trebuchet MS" w:hAnsi="Trebuchet MS" w:eastAsia="Trebuchet MS" w:cs="Trebuchet MS"/>
-          <w:sz w:val="18"/>
-          <w:szCs w:val="18"/>
-        </w:rPr>
-      </w:pPr>
-      <w:r>
-        <w:rPr>
-          <w:rFonts w:eastAsia="Arial" w:cs="Arial" w:ascii="Trebuchet MS" w:hAnsi="Trebuchet MS"/>
-          <w:color w:val="00000A"/>
-          <w:sz w:val="18"/>
-          <w:szCs w:val="18"/>
-        </w:rPr>
-        <w:t>${ufEmpresa}</w:t>
-      </w:r>
-      <w:r>
-        <w:rPr>
-          <w:rFonts w:ascii="Trebuchet MS" w:hAnsi="Trebuchet MS"/>
-          <w:sz w:val="18"/>
-          <w:szCs w:val="18"/>
-        </w:rPr>
-        <w:t xml:space="preserve">, </w:t>
-      </w:r>
-      <w:r>
-        <w:rPr>
-          <w:rFonts w:eastAsia="Arial" w:cs="Arial" w:ascii="Trebuchet MS" w:hAnsi="Trebuchet MS"/>
-          <w:color w:val="00000A"/>
-          <w:sz w:val="18"/>
-          <w:szCs w:val="18"/>
-        </w:rPr>
-        <w:t>${data}.</w:t>
-      </w:r>
-    </w:p>
-    <w:p>
-      <w:pPr>
-        <w:pStyle w:val="Normal"/>
-        <w:rPr>
-          <w:rFonts w:ascii="Trebuchet MS" w:hAnsi="Trebuchet MS" w:eastAsia="Trebuchet MS" w:cs="Trebuchet MS"/>
-          <w:b/>
-          <w:bCs/>
-          <w:sz w:val="18"/>
-          <w:szCs w:val="18"/>
-        </w:rPr>
-      </w:pPr>
-      <w:r>
-        <w:rPr>
-          <w:rFonts w:eastAsia="Trebuchet MS" w:cs="Trebuchet MS" w:ascii="Trebuchet MS" w:hAnsi="Trebuchet MS"/>
-          <w:b/>
-          <w:bCs/>
-          <w:sz w:val="18"/>
-          <w:szCs w:val="18"/>
-        </w:rPr>
-      </w:r>
-    </w:p>
-    <w:p>
-      <w:pPr>
-        <w:pStyle w:val="Normal"/>
-        <w:rPr>
-          <w:rFonts w:ascii="Trebuchet MS" w:hAnsi="Trebuchet MS" w:eastAsia="Trebuchet MS" w:cs="Trebuchet MS"/>
-          <w:b/>
-          <w:bCs/>
-          <w:sz w:val="18"/>
-          <w:szCs w:val="18"/>
-        </w:rPr>
-      </w:pPr>
-      <w:r>
-        <w:rPr>
-          <w:rFonts w:eastAsia="Trebuchet MS" w:cs="Trebuchet MS" w:ascii="Trebuchet MS" w:hAnsi="Trebuchet MS"/>
-          <w:b/>
-          <w:bCs/>
-          <w:sz w:val="18"/>
-          <w:szCs w:val="18"/>
-        </w:rPr>
-      </w:r>
-    </w:p>
-    <w:p>
-      <w:pPr>
-        <w:pStyle w:val="Normal"/>
+        <w:t xml:space="preserve">       _________________________                                                       ___________________________</w:t>
+      </w:r>
+    </w:p>
+    <w:p>
+      <w:pPr>
         <w:jc w:val="center"/>
         <w:rPr>
-          <w:rFonts w:ascii="Trebuchet MS" w:hAnsi="Trebuchet MS" w:eastAsia="Trebuchet MS" w:cs="Trebuchet MS"/>
+          <w:rFonts w:ascii="Trebuchet MS" w:eastAsia="Trebuchet MS" w:hAnsi="Trebuchet MS" w:cs="Trebuchet MS"/>
           <w:sz w:val="18"/>
           <w:szCs w:val="18"/>
         </w:rPr>
@@ -1810,36 +1660,69 @@
           <w:szCs w:val="18"/>
         </w:rPr>
         <w:t>O Primeiro Outorgante</w:t>
+      </w:r>
+      <w:r>
+        <w:rPr>
+          <w:rFonts w:ascii="Trebuchet MS" w:hAnsi="Trebuchet MS"/>
+          <w:sz w:val="18"/>
+          <w:szCs w:val="18"/>
+        </w:rPr>
         <w:tab/>
+      </w:r>
+      <w:r>
+        <w:rPr>
+          <w:rFonts w:ascii="Trebuchet MS" w:hAnsi="Trebuchet MS"/>
+          <w:sz w:val="18"/>
+          <w:szCs w:val="18"/>
+        </w:rPr>
         <w:tab/>
+      </w:r>
+      <w:r>
+        <w:rPr>
+          <w:rFonts w:ascii="Trebuchet MS" w:hAnsi="Trebuchet MS"/>
+          <w:sz w:val="18"/>
+          <w:szCs w:val="18"/>
+        </w:rPr>
         <w:tab/>
+      </w:r>
+      <w:r>
+        <w:rPr>
+          <w:rFonts w:ascii="Trebuchet MS" w:hAnsi="Trebuchet MS"/>
+          <w:sz w:val="18"/>
+          <w:szCs w:val="18"/>
+        </w:rPr>
         <w:tab/>
+      </w:r>
+      <w:r>
+        <w:rPr>
+          <w:rFonts w:ascii="Trebuchet MS" w:hAnsi="Trebuchet MS"/>
+          <w:sz w:val="18"/>
+          <w:szCs w:val="18"/>
+        </w:rPr>
         <w:tab/>
+      </w:r>
+      <w:r>
+        <w:rPr>
+          <w:rFonts w:ascii="Trebuchet MS" w:hAnsi="Trebuchet MS"/>
+          <w:sz w:val="18"/>
+          <w:szCs w:val="18"/>
+        </w:rPr>
         <w:tab/>
         <w:t>O Segundo Outorgante</w:t>
       </w:r>
     </w:p>
     <w:p>
       <w:pPr>
-        <w:pStyle w:val="Normal"/>
         <w:jc w:val="center"/>
         <w:rPr>
-          <w:rFonts w:ascii="Trebuchet MS" w:hAnsi="Trebuchet MS" w:eastAsia="Trebuchet MS" w:cs="Trebuchet MS"/>
-          <w:sz w:val="18"/>
-          <w:szCs w:val="18"/>
-        </w:rPr>
-      </w:pPr>
-      <w:r>
-        <w:rPr>
-          <w:rFonts w:eastAsia="Trebuchet MS" w:cs="Trebuchet MS" w:ascii="Trebuchet MS" w:hAnsi="Trebuchet MS"/>
-          <w:sz w:val="18"/>
-          <w:szCs w:val="18"/>
-        </w:rPr>
-      </w:r>
-    </w:p>
-    <w:p>
-      <w:pPr>
-        <w:pStyle w:val="Normal"/>
+          <w:rFonts w:ascii="Trebuchet MS" w:eastAsia="Trebuchet MS" w:hAnsi="Trebuchet MS" w:cs="Trebuchet MS"/>
+          <w:sz w:val="18"/>
+          <w:szCs w:val="18"/>
+        </w:rPr>
+      </w:pPr>
+    </w:p>
+    <w:p>
+      <w:pPr>
         <w:rPr>
           <w:rFonts w:ascii="Trebuchet MS" w:hAnsi="Trebuchet MS"/>
           <w:sz w:val="18"/>
@@ -1853,100 +1736,97 @@
           <w:sz w:val="18"/>
           <w:szCs w:val="18"/>
         </w:rPr>
-        <w:t xml:space="preserve">              </w:t>
-      </w:r>
-      <w:r>
-        <w:rPr>
-          <w:rFonts w:ascii="Trebuchet MS" w:hAnsi="Trebuchet MS"/>
-          <w:sz w:val="18"/>
-          <w:szCs w:val="18"/>
-        </w:rPr>
-        <w:t>${</w:t>
-      </w:r>
-      <w:r>
-        <w:rPr>
-          <w:rFonts w:ascii="Trebuchet MS" w:hAnsi="Trebuchet MS"/>
-          <w:sz w:val="18"/>
-          <w:szCs w:val="18"/>
-          <w:lang w:val="pt-BR"/>
-        </w:rPr>
-        <w:t>assinaturaEscola</w:t>
-      </w:r>
-      <w:r>
-        <w:rPr>
-          <w:rFonts w:ascii="Trebuchet MS" w:hAnsi="Trebuchet MS"/>
-          <w:sz w:val="18"/>
-          <w:szCs w:val="18"/>
-        </w:rPr>
-        <w:t>}</w:t>
+        <w:t xml:space="preserve">                         </w:t>
+      </w:r>
+      <w:r>
+        <w:rPr>
+          <w:rFonts w:ascii="Trebuchet MS" w:hAnsi="Trebuchet MS"/>
+          <w:sz w:val="18"/>
+          <w:szCs w:val="18"/>
+        </w:rPr>
         <w:tab/>
-        <w:t xml:space="preserve">           </w:t>
+      </w:r>
+      <w:r>
+        <w:rPr>
+          <w:rFonts w:ascii="Trebuchet MS" w:hAnsi="Trebuchet MS"/>
+          <w:sz w:val="18"/>
+          <w:szCs w:val="18"/>
+        </w:rPr>
         <w:tab/>
+      </w:r>
+      <w:r>
+        <w:rPr>
+          <w:rFonts w:ascii="Trebuchet MS" w:hAnsi="Trebuchet MS"/>
+          <w:sz w:val="18"/>
+          <w:szCs w:val="18"/>
+        </w:rPr>
         <w:tab/>
-        <w:tab/>
-        <w:t xml:space="preserve">                          ${</w:t>
-      </w:r>
-      <w:r>
-        <w:rPr>
-          <w:rFonts w:ascii="Trebuchet MS" w:hAnsi="Trebuchet MS"/>
-          <w:sz w:val="18"/>
-          <w:szCs w:val="18"/>
-          <w:lang w:val="pt-BR"/>
-        </w:rPr>
-        <w:t>assinaturaEmpresa}</w:t>
+        <w:t xml:space="preserve">                          </w:t>
       </w:r>
     </w:p>
     <w:sectPr>
-      <w:headerReference w:type="even" r:id="rId2"/>
-      <w:headerReference w:type="default" r:id="rId3"/>
-      <w:headerReference w:type="first" r:id="rId4"/>
-      <w:footerReference w:type="even" r:id="rId5"/>
-      <w:footerReference w:type="default" r:id="rId6"/>
-      <w:footerReference w:type="first" r:id="rId7"/>
-      <w:type w:val="nextPage"/>
+      <w:headerReference w:type="even" r:id="rId7"/>
+      <w:headerReference w:type="default" r:id="rId8"/>
+      <w:footerReference w:type="even" r:id="rId9"/>
+      <w:footerReference w:type="default" r:id="rId10"/>
+      <w:headerReference w:type="first" r:id="rId11"/>
+      <w:footerReference w:type="first" r:id="rId12"/>
       <w:pgSz w:w="11906" w:h="16838"/>
-      <w:pgMar w:left="1701" w:right="1106" w:gutter="0" w:header="720" w:top="1417" w:footer="720" w:bottom="1417"/>
-      <w:pgNumType w:fmt="decimal"/>
-      <w:formProt w:val="false"/>
-      <w:textDirection w:val="lrTb"/>
-      <w:docGrid w:type="default" w:linePitch="100" w:charSpace="0"/>
+      <w:pgMar w:top="1417" w:right="1106" w:bottom="1417" w:left="1701" w:header="720" w:footer="720" w:gutter="0"/>
+      <w:cols w:space="720"/>
+      <w:formProt w:val="0"/>
+      <w:docGrid w:linePitch="100"/>
     </w:sectPr>
   </w:body>
 </w:document>
 </file>
 
+<file path=word/endnotes.xml><?xml version="1.0" encoding="utf-8"?>
+<w:endnotes xmlns:wpc="http://schemas.microsoft.com/office/word/2010/wordprocessingCanvas" xmlns:cx="http://schemas.microsoft.com/office/drawing/2014/chartex" xmlns:cx1="http://schemas.microsoft.com/office/drawing/2015/9/8/chartex" xmlns:cx2="http://schemas.microsoft.com/office/drawing/2015/10/21/chartex" xmlns:cx3="http://schemas.microsoft.com/office/drawing/2016/5/9/chartex" xmlns:cx4="http://schemas.microsoft.com/office/drawing/2016/5/10/chartex" xmlns:cx5="http://schemas.microsoft.com/office/drawing/2016/5/11/chartex" xmlns:cx6="http://schemas.microsoft.com/office/drawing/2016/5/12/chartex" xmlns:cx7="http://schemas.microsoft.com/office/drawing/2016/5/13/chartex" xmlns:cx8="http://schemas.microsoft.com/office/drawing/2016/5/14/chartex" xmlns:mc="http://schemas.openxmlformats.org/markup-compatibility/2006" xmlns:aink="http://schemas.microsoft.com/office/drawing/2016/ink" xmlns:am3d="http://schemas.microsoft.com/office/drawing/2017/model3d" xmlns:o="urn:schemas-microsoft-com:office:office" xmlns:oel="http://schemas.microsoft.com/office/2019/extlst" xmlns:r="http://schemas.openxmlformats.org/officeDocument/2006/relationships" xmlns:m="http://schemas.openxmlformats.org/officeDocument/2006/math" xmlns:v="urn:schemas-microsoft-com:vml" xmlns:wp14="http://schemas.microsoft.com/office/word/2010/wordprocessingDrawing" xmlns:wp="http://schemas.openxmlformats.org/drawingml/2006/wordprocessingDrawing" xmlns:w10="urn:schemas-microsoft-com:office:word" xmlns:w="http://schemas.openxmlformats.org/wordprocessingml/2006/main" xmlns:w14="http://schemas.microsoft.com/office/word/2010/wordml" xmlns:w15="http://schemas.microsoft.com/office/word/2012/wordml" xmlns:w16cex="http://schemas.microsoft.com/office/word/2018/wordml/cex" xmlns:w16cid="http://schemas.microsoft.com/office/word/2016/wordml/cid" xmlns:w16="http://schemas.microsoft.com/office/word/2018/wordml" xmlns:w16du="http://schemas.microsoft.com/office/word/2023/wordml/word16du" xmlns:w16sdtdh="http://schemas.microsoft.com/office/word/2020/wordml/sdtdatahash" xmlns:w16sdtfl="http://schemas.microsoft.com/office/word/2024/wordml/sdtformatlock" xmlns:w16se="http://schemas.microsoft.com/office/word/2015/wordml/symex" xmlns:wpg="http://schemas.microsoft.com/office/word/2010/wordprocessingGroup" xmlns:wpi="http://schemas.microsoft.com/office/word/2010/wordprocessingInk" xmlns:wne="http://schemas.microsoft.com/office/word/2006/wordml" xmlns:wps="http://schemas.microsoft.com/office/word/2010/wordprocessingShape" mc:Ignorable="w14 w15 w16se w16cid w16 w16cex w16sdtdh w16sdtfl w16du wp14">
+  <w:endnote w:type="separator" w:id="-1">
+    <w:p>
+      <w:r>
+        <w:separator/>
+      </w:r>
+    </w:p>
+  </w:endnote>
+  <w:endnote w:type="continuationSeparator" w:id="0">
+    <w:p>
+      <w:r>
+        <w:continuationSeparator/>
+      </w:r>
+    </w:p>
+  </w:endnote>
+</w:endnotes>
+</file>
+
 <file path=word/footer1.xml><?xml version="1.0" encoding="utf-8"?>
-<w:ftr xmlns:o="urn:schemas-microsoft-com:office:office" xmlns:r="http://schemas.openxmlformats.org/officeDocument/2006/relationships" xmlns:v="urn:schemas-microsoft-com:vml" xmlns:w="http://schemas.openxmlformats.org/wordprocessingml/2006/main" xmlns:w10="urn:schemas-microsoft-com:office:word" xmlns:wp="http://schemas.openxmlformats.org/drawingml/2006/wordprocessingDrawing" xmlns:pic="http://schemas.openxmlformats.org/drawingml/2006/picture" xmlns:wps="http://schemas.microsoft.com/office/word/2010/wordprocessingShape" xmlns:wpg="http://schemas.microsoft.com/office/word/2010/wordprocessingGroup" xmlns:mc="http://schemas.openxmlformats.org/markup-compatibility/2006" xmlns:wp14="http://schemas.microsoft.com/office/word/2010/wordprocessingDrawing" xmlns:w14="http://schemas.microsoft.com/office/word/2010/wordml" xmlns:w15="http://schemas.microsoft.com/office/word/2012/wordml" mc:Ignorable="w14 wp14 w15">
+<w:ftr xmlns:wpc="http://schemas.microsoft.com/office/word/2010/wordprocessingCanvas" xmlns:cx="http://schemas.microsoft.com/office/drawing/2014/chartex" xmlns:cx1="http://schemas.microsoft.com/office/drawing/2015/9/8/chartex" xmlns:cx2="http://schemas.microsoft.com/office/drawing/2015/10/21/chartex" xmlns:cx3="http://schemas.microsoft.com/office/drawing/2016/5/9/chartex" xmlns:cx4="http://schemas.microsoft.com/office/drawing/2016/5/10/chartex" xmlns:cx5="http://schemas.microsoft.com/office/drawing/2016/5/11/chartex" xmlns:cx6="http://schemas.microsoft.com/office/drawing/2016/5/12/chartex" xmlns:cx7="http://schemas.microsoft.com/office/drawing/2016/5/13/chartex" xmlns:cx8="http://schemas.microsoft.com/office/drawing/2016/5/14/chartex" xmlns:mc="http://schemas.openxmlformats.org/markup-compatibility/2006" xmlns:aink="http://schemas.microsoft.com/office/drawing/2016/ink" xmlns:am3d="http://schemas.microsoft.com/office/drawing/2017/model3d" xmlns:o="urn:schemas-microsoft-com:office:office" xmlns:oel="http://schemas.microsoft.com/office/2019/extlst" xmlns:r="http://schemas.openxmlformats.org/officeDocument/2006/relationships" xmlns:m="http://schemas.openxmlformats.org/officeDocument/2006/math" xmlns:v="urn:schemas-microsoft-com:vml" xmlns:wp14="http://schemas.microsoft.com/office/word/2010/wordprocessingDrawing" xmlns:wp="http://schemas.openxmlformats.org/drawingml/2006/wordprocessingDrawing" xmlns:w10="urn:schemas-microsoft-com:office:word" xmlns:w="http://schemas.openxmlformats.org/wordprocessingml/2006/main" xmlns:w14="http://schemas.microsoft.com/office/word/2010/wordml" xmlns:w15="http://schemas.microsoft.com/office/word/2012/wordml" xmlns:w16cex="http://schemas.microsoft.com/office/word/2018/wordml/cex" xmlns:w16cid="http://schemas.microsoft.com/office/word/2016/wordml/cid" xmlns:w16="http://schemas.microsoft.com/office/word/2018/wordml" xmlns:w16du="http://schemas.microsoft.com/office/word/2023/wordml/word16du" xmlns:w16sdtdh="http://schemas.microsoft.com/office/word/2020/wordml/sdtdatahash" xmlns:w16sdtfl="http://schemas.microsoft.com/office/word/2024/wordml/sdtformatlock" xmlns:w16se="http://schemas.microsoft.com/office/word/2015/wordml/symex" xmlns:wpg="http://schemas.microsoft.com/office/word/2010/wordprocessingGroup" xmlns:wpi="http://schemas.microsoft.com/office/word/2010/wordprocessingInk" xmlns:wne="http://schemas.microsoft.com/office/word/2006/wordml" xmlns:wps="http://schemas.microsoft.com/office/word/2010/wordprocessingShape" mc:Ignorable="w14 w15 w16se w16cid w16 w16cex w16sdtdh w16sdtfl w16du wp14">
   <w:p>
     <w:pPr>
-      <w:pStyle w:val="Footer"/>
-      <w:rPr/>
+      <w:pStyle w:val="Rodap"/>
     </w:pPr>
-    <w:r>
-      <w:rPr/>
-    </w:r>
   </w:p>
 </w:ftr>
 </file>
 
 <file path=word/footer2.xml><?xml version="1.0" encoding="utf-8"?>
-<w:ftr xmlns:o="urn:schemas-microsoft-com:office:office" xmlns:r="http://schemas.openxmlformats.org/officeDocument/2006/relationships" xmlns:v="urn:schemas-microsoft-com:vml" xmlns:w="http://schemas.openxmlformats.org/wordprocessingml/2006/main" xmlns:w10="urn:schemas-microsoft-com:office:word" xmlns:wp="http://schemas.openxmlformats.org/drawingml/2006/wordprocessingDrawing" xmlns:pic="http://schemas.openxmlformats.org/drawingml/2006/picture" xmlns:wps="http://schemas.microsoft.com/office/word/2010/wordprocessingShape" xmlns:wpg="http://schemas.microsoft.com/office/word/2010/wordprocessingGroup" xmlns:mc="http://schemas.openxmlformats.org/markup-compatibility/2006" xmlns:wp14="http://schemas.microsoft.com/office/word/2010/wordprocessingDrawing" xmlns:w14="http://schemas.microsoft.com/office/word/2010/wordml" xmlns:w15="http://schemas.microsoft.com/office/word/2012/wordml" mc:Ignorable="w14 wp14 w15">
+<w:ftr xmlns:wpc="http://schemas.microsoft.com/office/word/2010/wordprocessingCanvas" xmlns:cx="http://schemas.microsoft.com/office/drawing/2014/chartex" xmlns:cx1="http://schemas.microsoft.com/office/drawing/2015/9/8/chartex" xmlns:cx2="http://schemas.microsoft.com/office/drawing/2015/10/21/chartex" xmlns:cx3="http://schemas.microsoft.com/office/drawing/2016/5/9/chartex" xmlns:cx4="http://schemas.microsoft.com/office/drawing/2016/5/10/chartex" xmlns:cx5="http://schemas.microsoft.com/office/drawing/2016/5/11/chartex" xmlns:cx6="http://schemas.microsoft.com/office/drawing/2016/5/12/chartex" xmlns:cx7="http://schemas.microsoft.com/office/drawing/2016/5/13/chartex" xmlns:cx8="http://schemas.microsoft.com/office/drawing/2016/5/14/chartex" xmlns:mc="http://schemas.openxmlformats.org/markup-compatibility/2006" xmlns:aink="http://schemas.microsoft.com/office/drawing/2016/ink" xmlns:am3d="http://schemas.microsoft.com/office/drawing/2017/model3d" xmlns:o="urn:schemas-microsoft-com:office:office" xmlns:oel="http://schemas.microsoft.com/office/2019/extlst" xmlns:r="http://schemas.openxmlformats.org/officeDocument/2006/relationships" xmlns:m="http://schemas.openxmlformats.org/officeDocument/2006/math" xmlns:v="urn:schemas-microsoft-com:vml" xmlns:wp14="http://schemas.microsoft.com/office/word/2010/wordprocessingDrawing" xmlns:wp="http://schemas.openxmlformats.org/drawingml/2006/wordprocessingDrawing" xmlns:w10="urn:schemas-microsoft-com:office:word" xmlns:w="http://schemas.openxmlformats.org/wordprocessingml/2006/main" xmlns:w14="http://schemas.microsoft.com/office/word/2010/wordml" xmlns:w15="http://schemas.microsoft.com/office/word/2012/wordml" xmlns:w16cex="http://schemas.microsoft.com/office/word/2018/wordml/cex" xmlns:w16cid="http://schemas.microsoft.com/office/word/2016/wordml/cid" xmlns:w16="http://schemas.microsoft.com/office/word/2018/wordml" xmlns:w16du="http://schemas.microsoft.com/office/word/2023/wordml/word16du" xmlns:w16sdtdh="http://schemas.microsoft.com/office/word/2020/wordml/sdtdatahash" xmlns:w16sdtfl="http://schemas.microsoft.com/office/word/2024/wordml/sdtformatlock" xmlns:w16se="http://schemas.microsoft.com/office/word/2015/wordml/symex" xmlns:wpg="http://schemas.microsoft.com/office/word/2010/wordprocessingGroup" xmlns:wpi="http://schemas.microsoft.com/office/word/2010/wordprocessingInk" xmlns:wne="http://schemas.microsoft.com/office/word/2006/wordml" xmlns:wps="http://schemas.microsoft.com/office/word/2010/wordprocessingShape" mc:Ignorable="w14 w15 w16se w16cid w16 w16cex w16sdtdh w16sdtfl w16du wp14">
   <w:p>
     <w:pPr>
-      <w:pStyle w:val="Normal"/>
       <w:pBdr>
         <w:top w:val="single" w:sz="4" w:space="0" w:color="000000"/>
       </w:pBdr>
       <w:jc w:val="center"/>
       <w:rPr>
-        <w:rFonts w:ascii="Trebuchet MS" w:hAnsi="Trebuchet MS" w:eastAsia="Trebuchet MS" w:cs="Trebuchet MS"/>
+        <w:rFonts w:ascii="Trebuchet MS" w:eastAsia="Trebuchet MS" w:hAnsi="Trebuchet MS" w:cs="Trebuchet MS"/>
         <w:sz w:val="14"/>
         <w:szCs w:val="14"/>
       </w:rPr>
     </w:pPr>
     <w:r>
       <w:rPr>
-        <w:rFonts w:eastAsia="Trebuchet MS" w:cs="Trebuchet MS" w:ascii="Trebuchet MS" w:hAnsi="Trebuchet MS"/>
+        <w:rFonts w:ascii="Trebuchet MS" w:eastAsia="Trebuchet MS" w:hAnsi="Trebuchet MS" w:cs="Trebuchet MS"/>
         <w:sz w:val="14"/>
         <w:szCs w:val="14"/>
       </w:rPr>
@@ -1955,17 +1835,16 @@
   </w:p>
   <w:p>
     <w:pPr>
-      <w:pStyle w:val="Normal"/>
       <w:jc w:val="center"/>
       <w:rPr>
-        <w:rFonts w:ascii="Trebuchet MS" w:hAnsi="Trebuchet MS" w:eastAsia="Trebuchet MS" w:cs="Trebuchet MS"/>
+        <w:rFonts w:ascii="Trebuchet MS" w:eastAsia="Trebuchet MS" w:hAnsi="Trebuchet MS" w:cs="Trebuchet MS"/>
         <w:sz w:val="14"/>
         <w:szCs w:val="14"/>
       </w:rPr>
     </w:pPr>
     <w:r>
       <w:rPr>
-        <w:rFonts w:eastAsia="Trebuchet MS" w:cs="Trebuchet MS" w:ascii="Trebuchet MS" w:hAnsi="Trebuchet MS"/>
+        <w:rFonts w:ascii="Trebuchet MS" w:eastAsia="Trebuchet MS" w:hAnsi="Trebuchet MS" w:cs="Trebuchet MS"/>
         <w:sz w:val="14"/>
         <w:szCs w:val="14"/>
       </w:rPr>
@@ -1974,30 +1853,26 @@
   </w:p>
   <w:p>
     <w:pPr>
-      <w:pStyle w:val="Normal"/>
       <w:jc w:val="center"/>
       <w:rPr>
-        <w:rFonts w:ascii="Trebuchet MS" w:hAnsi="Trebuchet MS" w:eastAsia="Trebuchet MS" w:cs="Trebuchet MS"/>
+        <w:rFonts w:ascii="Trebuchet MS" w:eastAsia="Trebuchet MS" w:hAnsi="Trebuchet MS" w:cs="Trebuchet MS"/>
         <w:sz w:val="14"/>
         <w:szCs w:val="14"/>
       </w:rPr>
     </w:pPr>
-    <w:bookmarkStart w:id="0" w:name="_Hlk194530784"/>
-    <w:r>
-      <w:rPr>
-        <w:rFonts w:eastAsia="Trebuchet MS" w:cs="Trebuchet MS" w:ascii="Trebuchet MS" w:hAnsi="Trebuchet MS"/>
+    <w:r>
+      <w:rPr>
+        <w:rFonts w:ascii="Trebuchet MS" w:eastAsia="Trebuchet MS" w:hAnsi="Trebuchet MS" w:cs="Trebuchet MS"/>
         <w:sz w:val="14"/>
         <w:szCs w:val="14"/>
       </w:rPr>
       <w:t>Telefone. ${telefoneEscola}</w:t>
     </w:r>
-    <w:bookmarkEnd w:id="0"/>
   </w:p>
   <w:p>
     <w:pPr>
-      <w:pStyle w:val="Footer"/>
+      <w:pStyle w:val="Rodap"/>
       <w:jc w:val="center"/>
-      <w:rPr/>
     </w:pPr>
     <w:r>
       <w:rPr>
@@ -2007,12 +1882,20 @@
         <w:lang w:val="fr-FR"/>
       </w:rPr>
       <w:tab/>
+    </w:r>
+    <w:r>
+      <w:rPr>
+        <w:rFonts w:ascii="Trebuchet MS" w:hAnsi="Trebuchet MS"/>
+        <w:sz w:val="14"/>
+        <w:szCs w:val="14"/>
+        <w:lang w:val="fr-FR"/>
+      </w:rPr>
       <w:tab/>
       <w:t xml:space="preserve">Página </w:t>
     </w:r>
     <w:r>
       <w:rPr>
-        <w:rFonts w:eastAsia="Trebuchet MS" w:cs="Trebuchet MS" w:ascii="Trebuchet MS" w:hAnsi="Trebuchet MS"/>
+        <w:rFonts w:ascii="Trebuchet MS" w:eastAsia="Trebuchet MS" w:hAnsi="Trebuchet MS" w:cs="Trebuchet MS"/>
         <w:b/>
         <w:bCs/>
         <w:sz w:val="14"/>
@@ -2023,108 +1906,108 @@
     </w:r>
     <w:r>
       <w:rPr>
-        <w:sz w:val="14"/>
-        <w:b/>
-        <w:szCs w:val="14"/>
-        <w:bCs/>
-        <w:rFonts w:eastAsia="Trebuchet MS" w:cs="Trebuchet MS" w:ascii="Trebuchet MS" w:hAnsi="Trebuchet MS"/>
-        <w:lang w:val="fr-FR"/>
-      </w:rPr>
-      <w:instrText xml:space="preserve"> PAGE </w:instrText>
-    </w:r>
-    <w:r>
-      <w:rPr>
-        <w:sz w:val="14"/>
-        <w:b/>
-        <w:szCs w:val="14"/>
-        <w:bCs/>
-        <w:rFonts w:eastAsia="Trebuchet MS" w:cs="Trebuchet MS" w:ascii="Trebuchet MS" w:hAnsi="Trebuchet MS"/>
-        <w:lang w:val="fr-FR"/>
-      </w:rPr>
-      <w:fldChar w:fldCharType="separate"/>
-    </w:r>
-    <w:r>
-      <w:rPr>
-        <w:sz w:val="14"/>
-        <w:b/>
-        <w:szCs w:val="14"/>
-        <w:bCs/>
-        <w:rFonts w:eastAsia="Trebuchet MS" w:cs="Trebuchet MS" w:ascii="Trebuchet MS" w:hAnsi="Trebuchet MS"/>
-        <w:lang w:val="fr-FR"/>
-      </w:rPr>
-      <w:t>3</w:t>
-    </w:r>
-    <w:r>
-      <w:rPr>
-        <w:sz w:val="14"/>
-        <w:b/>
-        <w:szCs w:val="14"/>
-        <w:bCs/>
-        <w:rFonts w:eastAsia="Trebuchet MS" w:cs="Trebuchet MS" w:ascii="Trebuchet MS" w:hAnsi="Trebuchet MS"/>
-        <w:lang w:val="fr-FR"/>
-      </w:rPr>
-      <w:fldChar w:fldCharType="end"/>
-    </w:r>
-    <w:r>
-      <w:rPr>
-        <w:rFonts w:ascii="Trebuchet MS" w:hAnsi="Trebuchet MS"/>
-        <w:sz w:val="14"/>
-        <w:szCs w:val="14"/>
-        <w:lang w:val="fr-FR"/>
-      </w:rPr>
-      <w:t xml:space="preserve"> de </w:t>
-    </w:r>
-    <w:r>
-      <w:rPr>
-        <w:rFonts w:eastAsia="Trebuchet MS" w:cs="Trebuchet MS" w:ascii="Trebuchet MS" w:hAnsi="Trebuchet MS"/>
+        <w:rFonts w:ascii="Trebuchet MS" w:eastAsia="Trebuchet MS" w:hAnsi="Trebuchet MS" w:cs="Trebuchet MS"/>
         <w:b/>
         <w:bCs/>
         <w:sz w:val="14"/>
         <w:szCs w:val="14"/>
         <w:lang w:val="fr-FR"/>
       </w:rPr>
+      <w:instrText xml:space="preserve"> PAGE </w:instrText>
+    </w:r>
+    <w:r>
+      <w:rPr>
+        <w:rFonts w:ascii="Trebuchet MS" w:eastAsia="Trebuchet MS" w:hAnsi="Trebuchet MS" w:cs="Trebuchet MS"/>
+        <w:b/>
+        <w:bCs/>
+        <w:sz w:val="14"/>
+        <w:szCs w:val="14"/>
+        <w:lang w:val="fr-FR"/>
+      </w:rPr>
+      <w:fldChar w:fldCharType="separate"/>
+    </w:r>
+    <w:r>
+      <w:rPr>
+        <w:rFonts w:ascii="Trebuchet MS" w:eastAsia="Trebuchet MS" w:hAnsi="Trebuchet MS" w:cs="Trebuchet MS"/>
+        <w:b/>
+        <w:bCs/>
+        <w:sz w:val="14"/>
+        <w:szCs w:val="14"/>
+        <w:lang w:val="fr-FR"/>
+      </w:rPr>
+      <w:t>3</w:t>
+    </w:r>
+    <w:r>
+      <w:rPr>
+        <w:rFonts w:ascii="Trebuchet MS" w:eastAsia="Trebuchet MS" w:hAnsi="Trebuchet MS" w:cs="Trebuchet MS"/>
+        <w:b/>
+        <w:bCs/>
+        <w:sz w:val="14"/>
+        <w:szCs w:val="14"/>
+        <w:lang w:val="fr-FR"/>
+      </w:rPr>
+      <w:fldChar w:fldCharType="end"/>
+    </w:r>
+    <w:r>
+      <w:rPr>
+        <w:rFonts w:ascii="Trebuchet MS" w:hAnsi="Trebuchet MS"/>
+        <w:sz w:val="14"/>
+        <w:szCs w:val="14"/>
+        <w:lang w:val="fr-FR"/>
+      </w:rPr>
+      <w:t xml:space="preserve"> de </w:t>
+    </w:r>
+    <w:r>
+      <w:rPr>
+        <w:rFonts w:ascii="Trebuchet MS" w:eastAsia="Trebuchet MS" w:hAnsi="Trebuchet MS" w:cs="Trebuchet MS"/>
+        <w:b/>
+        <w:bCs/>
+        <w:sz w:val="14"/>
+        <w:szCs w:val="14"/>
+        <w:lang w:val="fr-FR"/>
+      </w:rPr>
       <w:fldChar w:fldCharType="begin"/>
     </w:r>
     <w:r>
       <w:rPr>
+        <w:rFonts w:ascii="Trebuchet MS" w:eastAsia="Trebuchet MS" w:hAnsi="Trebuchet MS" w:cs="Trebuchet MS"/>
+        <w:b/>
+        <w:bCs/>
         <w:sz w:val="14"/>
+        <w:szCs w:val="14"/>
+        <w:lang w:val="fr-FR"/>
+      </w:rPr>
+      <w:instrText xml:space="preserve"> NUMPAGES </w:instrText>
+    </w:r>
+    <w:r>
+      <w:rPr>
+        <w:rFonts w:ascii="Trebuchet MS" w:eastAsia="Trebuchet MS" w:hAnsi="Trebuchet MS" w:cs="Trebuchet MS"/>
         <w:b/>
+        <w:bCs/>
+        <w:sz w:val="14"/>
         <w:szCs w:val="14"/>
+        <w:lang w:val="fr-FR"/>
+      </w:rPr>
+      <w:fldChar w:fldCharType="separate"/>
+    </w:r>
+    <w:r>
+      <w:rPr>
+        <w:rFonts w:ascii="Trebuchet MS" w:eastAsia="Trebuchet MS" w:hAnsi="Trebuchet MS" w:cs="Trebuchet MS"/>
+        <w:b/>
         <w:bCs/>
-        <w:rFonts w:eastAsia="Trebuchet MS" w:cs="Trebuchet MS" w:ascii="Trebuchet MS" w:hAnsi="Trebuchet MS"/>
+        <w:sz w:val="14"/>
+        <w:szCs w:val="14"/>
         <w:lang w:val="fr-FR"/>
       </w:rPr>
-      <w:instrText xml:space="preserve"> NUMPAGES </w:instrText>
-    </w:r>
-    <w:r>
-      <w:rPr>
+      <w:t>3</w:t>
+    </w:r>
+    <w:r>
+      <w:rPr>
+        <w:rFonts w:ascii="Trebuchet MS" w:eastAsia="Trebuchet MS" w:hAnsi="Trebuchet MS" w:cs="Trebuchet MS"/>
+        <w:b/>
+        <w:bCs/>
         <w:sz w:val="14"/>
-        <w:b/>
         <w:szCs w:val="14"/>
-        <w:bCs/>
-        <w:rFonts w:eastAsia="Trebuchet MS" w:cs="Trebuchet MS" w:ascii="Trebuchet MS" w:hAnsi="Trebuchet MS"/>
-        <w:lang w:val="fr-FR"/>
-      </w:rPr>
-      <w:fldChar w:fldCharType="separate"/>
-    </w:r>
-    <w:r>
-      <w:rPr>
-        <w:sz w:val="14"/>
-        <w:b/>
-        <w:szCs w:val="14"/>
-        <w:bCs/>
-        <w:rFonts w:eastAsia="Trebuchet MS" w:cs="Trebuchet MS" w:ascii="Trebuchet MS" w:hAnsi="Trebuchet MS"/>
-        <w:lang w:val="fr-FR"/>
-      </w:rPr>
-      <w:t>3</w:t>
-    </w:r>
-    <w:r>
-      <w:rPr>
-        <w:sz w:val="14"/>
-        <w:b/>
-        <w:szCs w:val="14"/>
-        <w:bCs/>
-        <w:rFonts w:eastAsia="Trebuchet MS" w:cs="Trebuchet MS" w:ascii="Trebuchet MS" w:hAnsi="Trebuchet MS"/>
         <w:lang w:val="fr-FR"/>
       </w:rPr>
       <w:fldChar w:fldCharType="end"/>
@@ -2134,23 +2017,22 @@
 </file>
 
 <file path=word/footer3.xml><?xml version="1.0" encoding="utf-8"?>
-<w:ftr xmlns:o="urn:schemas-microsoft-com:office:office" xmlns:r="http://schemas.openxmlformats.org/officeDocument/2006/relationships" xmlns:v="urn:schemas-microsoft-com:vml" xmlns:w="http://schemas.openxmlformats.org/wordprocessingml/2006/main" xmlns:w10="urn:schemas-microsoft-com:office:word" xmlns:wp="http://schemas.openxmlformats.org/drawingml/2006/wordprocessingDrawing" xmlns:pic="http://schemas.openxmlformats.org/drawingml/2006/picture" xmlns:wps="http://schemas.microsoft.com/office/word/2010/wordprocessingShape" xmlns:wpg="http://schemas.microsoft.com/office/word/2010/wordprocessingGroup" xmlns:mc="http://schemas.openxmlformats.org/markup-compatibility/2006" xmlns:wp14="http://schemas.microsoft.com/office/word/2010/wordprocessingDrawing" xmlns:w14="http://schemas.microsoft.com/office/word/2010/wordml" xmlns:w15="http://schemas.microsoft.com/office/word/2012/wordml" mc:Ignorable="w14 wp14 w15">
+<w:ftr xmlns:wpc="http://schemas.microsoft.com/office/word/2010/wordprocessingCanvas" xmlns:cx="http://schemas.microsoft.com/office/drawing/2014/chartex" xmlns:cx1="http://schemas.microsoft.com/office/drawing/2015/9/8/chartex" xmlns:cx2="http://schemas.microsoft.com/office/drawing/2015/10/21/chartex" xmlns:cx3="http://schemas.microsoft.com/office/drawing/2016/5/9/chartex" xmlns:cx4="http://schemas.microsoft.com/office/drawing/2016/5/10/chartex" xmlns:cx5="http://schemas.microsoft.com/office/drawing/2016/5/11/chartex" xmlns:cx6="http://schemas.microsoft.com/office/drawing/2016/5/12/chartex" xmlns:cx7="http://schemas.microsoft.com/office/drawing/2016/5/13/chartex" xmlns:cx8="http://schemas.microsoft.com/office/drawing/2016/5/14/chartex" xmlns:mc="http://schemas.openxmlformats.org/markup-compatibility/2006" xmlns:aink="http://schemas.microsoft.com/office/drawing/2016/ink" xmlns:am3d="http://schemas.microsoft.com/office/drawing/2017/model3d" xmlns:o="urn:schemas-microsoft-com:office:office" xmlns:oel="http://schemas.microsoft.com/office/2019/extlst" xmlns:r="http://schemas.openxmlformats.org/officeDocument/2006/relationships" xmlns:m="http://schemas.openxmlformats.org/officeDocument/2006/math" xmlns:v="urn:schemas-microsoft-com:vml" xmlns:wp14="http://schemas.microsoft.com/office/word/2010/wordprocessingDrawing" xmlns:wp="http://schemas.openxmlformats.org/drawingml/2006/wordprocessingDrawing" xmlns:w10="urn:schemas-microsoft-com:office:word" xmlns:w="http://schemas.openxmlformats.org/wordprocessingml/2006/main" xmlns:w14="http://schemas.microsoft.com/office/word/2010/wordml" xmlns:w15="http://schemas.microsoft.com/office/word/2012/wordml" xmlns:w16cex="http://schemas.microsoft.com/office/word/2018/wordml/cex" xmlns:w16cid="http://schemas.microsoft.com/office/word/2016/wordml/cid" xmlns:w16="http://schemas.microsoft.com/office/word/2018/wordml" xmlns:w16du="http://schemas.microsoft.com/office/word/2023/wordml/word16du" xmlns:w16sdtdh="http://schemas.microsoft.com/office/word/2020/wordml/sdtdatahash" xmlns:w16sdtfl="http://schemas.microsoft.com/office/word/2024/wordml/sdtformatlock" xmlns:w16se="http://schemas.microsoft.com/office/word/2015/wordml/symex" xmlns:wpg="http://schemas.microsoft.com/office/word/2010/wordprocessingGroup" xmlns:wpi="http://schemas.microsoft.com/office/word/2010/wordprocessingInk" xmlns:wne="http://schemas.microsoft.com/office/word/2006/wordml" xmlns:wps="http://schemas.microsoft.com/office/word/2010/wordprocessingShape" mc:Ignorable="w14 w15 w16se w16cid w16 w16cex w16sdtdh w16sdtfl w16du wp14">
   <w:p>
     <w:pPr>
-      <w:pStyle w:val="Normal"/>
       <w:pBdr>
         <w:top w:val="single" w:sz="4" w:space="0" w:color="000000"/>
       </w:pBdr>
       <w:jc w:val="center"/>
       <w:rPr>
-        <w:rFonts w:ascii="Trebuchet MS" w:hAnsi="Trebuchet MS" w:eastAsia="Trebuchet MS" w:cs="Trebuchet MS"/>
+        <w:rFonts w:ascii="Trebuchet MS" w:eastAsia="Trebuchet MS" w:hAnsi="Trebuchet MS" w:cs="Trebuchet MS"/>
         <w:sz w:val="14"/>
         <w:szCs w:val="14"/>
       </w:rPr>
     </w:pPr>
     <w:r>
       <w:rPr>
-        <w:rFonts w:eastAsia="Trebuchet MS" w:cs="Trebuchet MS" w:ascii="Trebuchet MS" w:hAnsi="Trebuchet MS"/>
+        <w:rFonts w:ascii="Trebuchet MS" w:eastAsia="Trebuchet MS" w:hAnsi="Trebuchet MS" w:cs="Trebuchet MS"/>
         <w:sz w:val="14"/>
         <w:szCs w:val="14"/>
       </w:rPr>
@@ -2159,17 +2041,16 @@
   </w:p>
   <w:p>
     <w:pPr>
-      <w:pStyle w:val="Normal"/>
       <w:jc w:val="center"/>
       <w:rPr>
-        <w:rFonts w:ascii="Trebuchet MS" w:hAnsi="Trebuchet MS" w:eastAsia="Trebuchet MS" w:cs="Trebuchet MS"/>
+        <w:rFonts w:ascii="Trebuchet MS" w:eastAsia="Trebuchet MS" w:hAnsi="Trebuchet MS" w:cs="Trebuchet MS"/>
         <w:sz w:val="14"/>
         <w:szCs w:val="14"/>
       </w:rPr>
     </w:pPr>
     <w:r>
       <w:rPr>
-        <w:rFonts w:eastAsia="Trebuchet MS" w:cs="Trebuchet MS" w:ascii="Trebuchet MS" w:hAnsi="Trebuchet MS"/>
+        <w:rFonts w:ascii="Trebuchet MS" w:eastAsia="Trebuchet MS" w:hAnsi="Trebuchet MS" w:cs="Trebuchet MS"/>
         <w:sz w:val="14"/>
         <w:szCs w:val="14"/>
       </w:rPr>
@@ -2178,30 +2059,28 @@
   </w:p>
   <w:p>
     <w:pPr>
-      <w:pStyle w:val="Normal"/>
       <w:jc w:val="center"/>
       <w:rPr>
-        <w:rFonts w:ascii="Trebuchet MS" w:hAnsi="Trebuchet MS" w:eastAsia="Trebuchet MS" w:cs="Trebuchet MS"/>
+        <w:rFonts w:ascii="Trebuchet MS" w:eastAsia="Trebuchet MS" w:hAnsi="Trebuchet MS" w:cs="Trebuchet MS"/>
         <w:sz w:val="14"/>
         <w:szCs w:val="14"/>
       </w:rPr>
     </w:pPr>
-    <w:bookmarkStart w:id="1" w:name="_Hlk194530784"/>
-    <w:r>
-      <w:rPr>
-        <w:rFonts w:eastAsia="Trebuchet MS" w:cs="Trebuchet MS" w:ascii="Trebuchet MS" w:hAnsi="Trebuchet MS"/>
+    <w:bookmarkStart w:id="0" w:name="_Hlk194530784"/>
+    <w:r>
+      <w:rPr>
+        <w:rFonts w:ascii="Trebuchet MS" w:eastAsia="Trebuchet MS" w:hAnsi="Trebuchet MS" w:cs="Trebuchet MS"/>
         <w:sz w:val="14"/>
         <w:szCs w:val="14"/>
       </w:rPr>
       <w:t>Telefone. ${telefoneEscola}</w:t>
     </w:r>
-    <w:bookmarkEnd w:id="1"/>
+    <w:bookmarkEnd w:id="0"/>
   </w:p>
   <w:p>
     <w:pPr>
-      <w:pStyle w:val="Footer"/>
+      <w:pStyle w:val="Rodap"/>
       <w:jc w:val="center"/>
-      <w:rPr/>
     </w:pPr>
     <w:r>
       <w:rPr>
@@ -2211,12 +2090,20 @@
         <w:lang w:val="fr-FR"/>
       </w:rPr>
       <w:tab/>
+    </w:r>
+    <w:r>
+      <w:rPr>
+        <w:rFonts w:ascii="Trebuchet MS" w:hAnsi="Trebuchet MS"/>
+        <w:sz w:val="14"/>
+        <w:szCs w:val="14"/>
+        <w:lang w:val="fr-FR"/>
+      </w:rPr>
       <w:tab/>
       <w:t xml:space="preserve">Página </w:t>
     </w:r>
     <w:r>
       <w:rPr>
-        <w:rFonts w:eastAsia="Trebuchet MS" w:cs="Trebuchet MS" w:ascii="Trebuchet MS" w:hAnsi="Trebuchet MS"/>
+        <w:rFonts w:ascii="Trebuchet MS" w:eastAsia="Trebuchet MS" w:hAnsi="Trebuchet MS" w:cs="Trebuchet MS"/>
         <w:b/>
         <w:bCs/>
         <w:sz w:val="14"/>
@@ -2227,108 +2114,108 @@
     </w:r>
     <w:r>
       <w:rPr>
-        <w:sz w:val="14"/>
-        <w:b/>
-        <w:szCs w:val="14"/>
-        <w:bCs/>
-        <w:rFonts w:eastAsia="Trebuchet MS" w:cs="Trebuchet MS" w:ascii="Trebuchet MS" w:hAnsi="Trebuchet MS"/>
-        <w:lang w:val="fr-FR"/>
-      </w:rPr>
-      <w:instrText xml:space="preserve"> PAGE </w:instrText>
-    </w:r>
-    <w:r>
-      <w:rPr>
-        <w:sz w:val="14"/>
-        <w:b/>
-        <w:szCs w:val="14"/>
-        <w:bCs/>
-        <w:rFonts w:eastAsia="Trebuchet MS" w:cs="Trebuchet MS" w:ascii="Trebuchet MS" w:hAnsi="Trebuchet MS"/>
-        <w:lang w:val="fr-FR"/>
-      </w:rPr>
-      <w:fldChar w:fldCharType="separate"/>
-    </w:r>
-    <w:r>
-      <w:rPr>
-        <w:sz w:val="14"/>
-        <w:b/>
-        <w:szCs w:val="14"/>
-        <w:bCs/>
-        <w:rFonts w:eastAsia="Trebuchet MS" w:cs="Trebuchet MS" w:ascii="Trebuchet MS" w:hAnsi="Trebuchet MS"/>
-        <w:lang w:val="fr-FR"/>
-      </w:rPr>
-      <w:t>3</w:t>
-    </w:r>
-    <w:r>
-      <w:rPr>
-        <w:sz w:val="14"/>
-        <w:b/>
-        <w:szCs w:val="14"/>
-        <w:bCs/>
-        <w:rFonts w:eastAsia="Trebuchet MS" w:cs="Trebuchet MS" w:ascii="Trebuchet MS" w:hAnsi="Trebuchet MS"/>
-        <w:lang w:val="fr-FR"/>
-      </w:rPr>
-      <w:fldChar w:fldCharType="end"/>
-    </w:r>
-    <w:r>
-      <w:rPr>
-        <w:rFonts w:ascii="Trebuchet MS" w:hAnsi="Trebuchet MS"/>
-        <w:sz w:val="14"/>
-        <w:szCs w:val="14"/>
-        <w:lang w:val="fr-FR"/>
-      </w:rPr>
-      <w:t xml:space="preserve"> de </w:t>
-    </w:r>
-    <w:r>
-      <w:rPr>
-        <w:rFonts w:eastAsia="Trebuchet MS" w:cs="Trebuchet MS" w:ascii="Trebuchet MS" w:hAnsi="Trebuchet MS"/>
+        <w:rFonts w:ascii="Trebuchet MS" w:eastAsia="Trebuchet MS" w:hAnsi="Trebuchet MS" w:cs="Trebuchet MS"/>
         <w:b/>
         <w:bCs/>
         <w:sz w:val="14"/>
         <w:szCs w:val="14"/>
         <w:lang w:val="fr-FR"/>
       </w:rPr>
+      <w:instrText xml:space="preserve"> PAGE </w:instrText>
+    </w:r>
+    <w:r>
+      <w:rPr>
+        <w:rFonts w:ascii="Trebuchet MS" w:eastAsia="Trebuchet MS" w:hAnsi="Trebuchet MS" w:cs="Trebuchet MS"/>
+        <w:b/>
+        <w:bCs/>
+        <w:sz w:val="14"/>
+        <w:szCs w:val="14"/>
+        <w:lang w:val="fr-FR"/>
+      </w:rPr>
+      <w:fldChar w:fldCharType="separate"/>
+    </w:r>
+    <w:r>
+      <w:rPr>
+        <w:rFonts w:ascii="Trebuchet MS" w:eastAsia="Trebuchet MS" w:hAnsi="Trebuchet MS" w:cs="Trebuchet MS"/>
+        <w:b/>
+        <w:bCs/>
+        <w:sz w:val="14"/>
+        <w:szCs w:val="14"/>
+        <w:lang w:val="fr-FR"/>
+      </w:rPr>
+      <w:t>3</w:t>
+    </w:r>
+    <w:r>
+      <w:rPr>
+        <w:rFonts w:ascii="Trebuchet MS" w:eastAsia="Trebuchet MS" w:hAnsi="Trebuchet MS" w:cs="Trebuchet MS"/>
+        <w:b/>
+        <w:bCs/>
+        <w:sz w:val="14"/>
+        <w:szCs w:val="14"/>
+        <w:lang w:val="fr-FR"/>
+      </w:rPr>
+      <w:fldChar w:fldCharType="end"/>
+    </w:r>
+    <w:r>
+      <w:rPr>
+        <w:rFonts w:ascii="Trebuchet MS" w:hAnsi="Trebuchet MS"/>
+        <w:sz w:val="14"/>
+        <w:szCs w:val="14"/>
+        <w:lang w:val="fr-FR"/>
+      </w:rPr>
+      <w:t xml:space="preserve"> de </w:t>
+    </w:r>
+    <w:r>
+      <w:rPr>
+        <w:rFonts w:ascii="Trebuchet MS" w:eastAsia="Trebuchet MS" w:hAnsi="Trebuchet MS" w:cs="Trebuchet MS"/>
+        <w:b/>
+        <w:bCs/>
+        <w:sz w:val="14"/>
+        <w:szCs w:val="14"/>
+        <w:lang w:val="fr-FR"/>
+      </w:rPr>
       <w:fldChar w:fldCharType="begin"/>
     </w:r>
     <w:r>
       <w:rPr>
+        <w:rFonts w:ascii="Trebuchet MS" w:eastAsia="Trebuchet MS" w:hAnsi="Trebuchet MS" w:cs="Trebuchet MS"/>
+        <w:b/>
+        <w:bCs/>
         <w:sz w:val="14"/>
+        <w:szCs w:val="14"/>
+        <w:lang w:val="fr-FR"/>
+      </w:rPr>
+      <w:instrText xml:space="preserve"> NUMPAGES </w:instrText>
+    </w:r>
+    <w:r>
+      <w:rPr>
+        <w:rFonts w:ascii="Trebuchet MS" w:eastAsia="Trebuchet MS" w:hAnsi="Trebuchet MS" w:cs="Trebuchet MS"/>
         <w:b/>
+        <w:bCs/>
+        <w:sz w:val="14"/>
         <w:szCs w:val="14"/>
+        <w:lang w:val="fr-FR"/>
+      </w:rPr>
+      <w:fldChar w:fldCharType="separate"/>
+    </w:r>
+    <w:r>
+      <w:rPr>
+        <w:rFonts w:ascii="Trebuchet MS" w:eastAsia="Trebuchet MS" w:hAnsi="Trebuchet MS" w:cs="Trebuchet MS"/>
+        <w:b/>
         <w:bCs/>
-        <w:rFonts w:eastAsia="Trebuchet MS" w:cs="Trebuchet MS" w:ascii="Trebuchet MS" w:hAnsi="Trebuchet MS"/>
+        <w:sz w:val="14"/>
+        <w:szCs w:val="14"/>
         <w:lang w:val="fr-FR"/>
       </w:rPr>
-      <w:instrText xml:space="preserve"> NUMPAGES </w:instrText>
-    </w:r>
-    <w:r>
-      <w:rPr>
+      <w:t>3</w:t>
+    </w:r>
+    <w:r>
+      <w:rPr>
+        <w:rFonts w:ascii="Trebuchet MS" w:eastAsia="Trebuchet MS" w:hAnsi="Trebuchet MS" w:cs="Trebuchet MS"/>
+        <w:b/>
+        <w:bCs/>
         <w:sz w:val="14"/>
-        <w:b/>
         <w:szCs w:val="14"/>
-        <w:bCs/>
-        <w:rFonts w:eastAsia="Trebuchet MS" w:cs="Trebuchet MS" w:ascii="Trebuchet MS" w:hAnsi="Trebuchet MS"/>
-        <w:lang w:val="fr-FR"/>
-      </w:rPr>
-      <w:fldChar w:fldCharType="separate"/>
-    </w:r>
-    <w:r>
-      <w:rPr>
-        <w:sz w:val="14"/>
-        <w:b/>
-        <w:szCs w:val="14"/>
-        <w:bCs/>
-        <w:rFonts w:eastAsia="Trebuchet MS" w:cs="Trebuchet MS" w:ascii="Trebuchet MS" w:hAnsi="Trebuchet MS"/>
-        <w:lang w:val="fr-FR"/>
-      </w:rPr>
-      <w:t>3</w:t>
-    </w:r>
-    <w:r>
-      <w:rPr>
-        <w:sz w:val="14"/>
-        <w:b/>
-        <w:szCs w:val="14"/>
-        <w:bCs/>
-        <w:rFonts w:eastAsia="Trebuchet MS" w:cs="Trebuchet MS" w:ascii="Trebuchet MS" w:hAnsi="Trebuchet MS"/>
         <w:lang w:val="fr-FR"/>
       </w:rPr>
       <w:fldChar w:fldCharType="end"/>
@@ -2337,31 +2224,44 @@
 </w:ftr>
 </file>
 
+<file path=word/footnotes.xml><?xml version="1.0" encoding="utf-8"?>
+<w:footnotes xmlns:wpc="http://schemas.microsoft.com/office/word/2010/wordprocessingCanvas" xmlns:cx="http://schemas.microsoft.com/office/drawing/2014/chartex" xmlns:cx1="http://schemas.microsoft.com/office/drawing/2015/9/8/chartex" xmlns:cx2="http://schemas.microsoft.com/office/drawing/2015/10/21/chartex" xmlns:cx3="http://schemas.microsoft.com/office/drawing/2016/5/9/chartex" xmlns:cx4="http://schemas.microsoft.com/office/drawing/2016/5/10/chartex" xmlns:cx5="http://schemas.microsoft.com/office/drawing/2016/5/11/chartex" xmlns:cx6="http://schemas.microsoft.com/office/drawing/2016/5/12/chartex" xmlns:cx7="http://schemas.microsoft.com/office/drawing/2016/5/13/chartex" xmlns:cx8="http://schemas.microsoft.com/office/drawing/2016/5/14/chartex" xmlns:mc="http://schemas.openxmlformats.org/markup-compatibility/2006" xmlns:aink="http://schemas.microsoft.com/office/drawing/2016/ink" xmlns:am3d="http://schemas.microsoft.com/office/drawing/2017/model3d" xmlns:o="urn:schemas-microsoft-com:office:office" xmlns:oel="http://schemas.microsoft.com/office/2019/extlst" xmlns:r="http://schemas.openxmlformats.org/officeDocument/2006/relationships" xmlns:m="http://schemas.openxmlformats.org/officeDocument/2006/math" xmlns:v="urn:schemas-microsoft-com:vml" xmlns:wp14="http://schemas.microsoft.com/office/word/2010/wordprocessingDrawing" xmlns:wp="http://schemas.openxmlformats.org/drawingml/2006/wordprocessingDrawing" xmlns:w10="urn:schemas-microsoft-com:office:word" xmlns:w="http://schemas.openxmlformats.org/wordprocessingml/2006/main" xmlns:w14="http://schemas.microsoft.com/office/word/2010/wordml" xmlns:w15="http://schemas.microsoft.com/office/word/2012/wordml" xmlns:w16cex="http://schemas.microsoft.com/office/word/2018/wordml/cex" xmlns:w16cid="http://schemas.microsoft.com/office/word/2016/wordml/cid" xmlns:w16="http://schemas.microsoft.com/office/word/2018/wordml" xmlns:w16du="http://schemas.microsoft.com/office/word/2023/wordml/word16du" xmlns:w16sdtdh="http://schemas.microsoft.com/office/word/2020/wordml/sdtdatahash" xmlns:w16sdtfl="http://schemas.microsoft.com/office/word/2024/wordml/sdtformatlock" xmlns:w16se="http://schemas.microsoft.com/office/word/2015/wordml/symex" xmlns:wpg="http://schemas.microsoft.com/office/word/2010/wordprocessingGroup" xmlns:wpi="http://schemas.microsoft.com/office/word/2010/wordprocessingInk" xmlns:wne="http://schemas.microsoft.com/office/word/2006/wordml" xmlns:wps="http://schemas.microsoft.com/office/word/2010/wordprocessingShape" mc:Ignorable="w14 w15 w16se w16cid w16 w16cex w16sdtdh w16sdtfl w16du wp14">
+  <w:footnote w:type="separator" w:id="-1">
+    <w:p>
+      <w:r>
+        <w:separator/>
+      </w:r>
+    </w:p>
+  </w:footnote>
+  <w:footnote w:type="continuationSeparator" w:id="0">
+    <w:p>
+      <w:r>
+        <w:continuationSeparator/>
+      </w:r>
+    </w:p>
+  </w:footnote>
+</w:footnotes>
+</file>
+
 <file path=word/header1.xml><?xml version="1.0" encoding="utf-8"?>
-<w:hdr xmlns:o="urn:schemas-microsoft-com:office:office" xmlns:r="http://schemas.openxmlformats.org/officeDocument/2006/relationships" xmlns:v="urn:schemas-microsoft-com:vml" xmlns:w="http://schemas.openxmlformats.org/wordprocessingml/2006/main" xmlns:w10="urn:schemas-microsoft-com:office:word" xmlns:wp="http://schemas.openxmlformats.org/drawingml/2006/wordprocessingDrawing" xmlns:pic="http://schemas.openxmlformats.org/drawingml/2006/picture" xmlns:wps="http://schemas.microsoft.com/office/word/2010/wordprocessingShape" xmlns:wpg="http://schemas.microsoft.com/office/word/2010/wordprocessingGroup" xmlns:mc="http://schemas.openxmlformats.org/markup-compatibility/2006" xmlns:wp14="http://schemas.microsoft.com/office/word/2010/wordprocessingDrawing" xmlns:w14="http://schemas.microsoft.com/office/word/2010/wordml" xmlns:w15="http://schemas.microsoft.com/office/word/2012/wordml" mc:Ignorable="w14 wp14 w15">
+<w:hdr xmlns:wpc="http://schemas.microsoft.com/office/word/2010/wordprocessingCanvas" xmlns:cx="http://schemas.microsoft.com/office/drawing/2014/chartex" xmlns:cx1="http://schemas.microsoft.com/office/drawing/2015/9/8/chartex" xmlns:cx2="http://schemas.microsoft.com/office/drawing/2015/10/21/chartex" xmlns:cx3="http://schemas.microsoft.com/office/drawing/2016/5/9/chartex" xmlns:cx4="http://schemas.microsoft.com/office/drawing/2016/5/10/chartex" xmlns:cx5="http://schemas.microsoft.com/office/drawing/2016/5/11/chartex" xmlns:cx6="http://schemas.microsoft.com/office/drawing/2016/5/12/chartex" xmlns:cx7="http://schemas.microsoft.com/office/drawing/2016/5/13/chartex" xmlns:cx8="http://schemas.microsoft.com/office/drawing/2016/5/14/chartex" xmlns:mc="http://schemas.openxmlformats.org/markup-compatibility/2006" xmlns:aink="http://schemas.microsoft.com/office/drawing/2016/ink" xmlns:am3d="http://schemas.microsoft.com/office/drawing/2017/model3d" xmlns:o="urn:schemas-microsoft-com:office:office" xmlns:oel="http://schemas.microsoft.com/office/2019/extlst" xmlns:r="http://schemas.openxmlformats.org/officeDocument/2006/relationships" xmlns:m="http://schemas.openxmlformats.org/officeDocument/2006/math" xmlns:v="urn:schemas-microsoft-com:vml" xmlns:wp14="http://schemas.microsoft.com/office/word/2010/wordprocessingDrawing" xmlns:wp="http://schemas.openxmlformats.org/drawingml/2006/wordprocessingDrawing" xmlns:w10="urn:schemas-microsoft-com:office:word" xmlns:w="http://schemas.openxmlformats.org/wordprocessingml/2006/main" xmlns:w14="http://schemas.microsoft.com/office/word/2010/wordml" xmlns:w15="http://schemas.microsoft.com/office/word/2012/wordml" xmlns:w16cex="http://schemas.microsoft.com/office/word/2018/wordml/cex" xmlns:w16cid="http://schemas.microsoft.com/office/word/2016/wordml/cid" xmlns:w16="http://schemas.microsoft.com/office/word/2018/wordml" xmlns:w16du="http://schemas.microsoft.com/office/word/2023/wordml/word16du" xmlns:w16sdtdh="http://schemas.microsoft.com/office/word/2020/wordml/sdtdatahash" xmlns:w16sdtfl="http://schemas.microsoft.com/office/word/2024/wordml/sdtformatlock" xmlns:w16se="http://schemas.microsoft.com/office/word/2015/wordml/symex" xmlns:wpg="http://schemas.microsoft.com/office/word/2010/wordprocessingGroup" xmlns:wpi="http://schemas.microsoft.com/office/word/2010/wordprocessingInk" xmlns:wne="http://schemas.microsoft.com/office/word/2006/wordml" xmlns:wps="http://schemas.microsoft.com/office/word/2010/wordprocessingShape" mc:Ignorable="w14 w15 w16se w16cid w16 w16cex w16sdtdh w16sdtfl w16du wp14">
   <w:p>
     <w:pPr>
-      <w:pStyle w:val="Header"/>
-      <w:rPr/>
+      <w:pStyle w:val="Cabealho"/>
     </w:pPr>
-    <w:r>
-      <w:rPr/>
-    </w:r>
   </w:p>
 </w:hdr>
 </file>
 
 <file path=word/header2.xml><?xml version="1.0" encoding="utf-8"?>
-<w:hdr xmlns:o="urn:schemas-microsoft-com:office:office" xmlns:r="http://schemas.openxmlformats.org/officeDocument/2006/relationships" xmlns:v="urn:schemas-microsoft-com:vml" xmlns:w="http://schemas.openxmlformats.org/wordprocessingml/2006/main" xmlns:w10="urn:schemas-microsoft-com:office:word" xmlns:wp="http://schemas.openxmlformats.org/drawingml/2006/wordprocessingDrawing" xmlns:pic="http://schemas.openxmlformats.org/drawingml/2006/picture" xmlns:wps="http://schemas.microsoft.com/office/word/2010/wordprocessingShape" xmlns:wpg="http://schemas.microsoft.com/office/word/2010/wordprocessingGroup" xmlns:mc="http://schemas.openxmlformats.org/markup-compatibility/2006" xmlns:wp14="http://schemas.microsoft.com/office/word/2010/wordprocessingDrawing" xmlns:w14="http://schemas.microsoft.com/office/word/2010/wordml" xmlns:w15="http://schemas.microsoft.com/office/word/2012/wordml" mc:Ignorable="w14 wp14 w15">
+<w:hdr xmlns:wpc="http://schemas.microsoft.com/office/word/2010/wordprocessingCanvas" xmlns:cx="http://schemas.microsoft.com/office/drawing/2014/chartex" xmlns:cx1="http://schemas.microsoft.com/office/drawing/2015/9/8/chartex" xmlns:cx2="http://schemas.microsoft.com/office/drawing/2015/10/21/chartex" xmlns:cx3="http://schemas.microsoft.com/office/drawing/2016/5/9/chartex" xmlns:cx4="http://schemas.microsoft.com/office/drawing/2016/5/10/chartex" xmlns:cx5="http://schemas.microsoft.com/office/drawing/2016/5/11/chartex" xmlns:cx6="http://schemas.microsoft.com/office/drawing/2016/5/12/chartex" xmlns:cx7="http://schemas.microsoft.com/office/drawing/2016/5/13/chartex" xmlns:cx8="http://schemas.microsoft.com/office/drawing/2016/5/14/chartex" xmlns:mc="http://schemas.openxmlformats.org/markup-compatibility/2006" xmlns:aink="http://schemas.microsoft.com/office/drawing/2016/ink" xmlns:am3d="http://schemas.microsoft.com/office/drawing/2017/model3d" xmlns:o="urn:schemas-microsoft-com:office:office" xmlns:oel="http://schemas.microsoft.com/office/2019/extlst" xmlns:r="http://schemas.openxmlformats.org/officeDocument/2006/relationships" xmlns:m="http://schemas.openxmlformats.org/officeDocument/2006/math" xmlns:v="urn:schemas-microsoft-com:vml" xmlns:wp14="http://schemas.microsoft.com/office/word/2010/wordprocessingDrawing" xmlns:wp="http://schemas.openxmlformats.org/drawingml/2006/wordprocessingDrawing" xmlns:w10="urn:schemas-microsoft-com:office:word" xmlns:w="http://schemas.openxmlformats.org/wordprocessingml/2006/main" xmlns:w14="http://schemas.microsoft.com/office/word/2010/wordml" xmlns:w15="http://schemas.microsoft.com/office/word/2012/wordml" xmlns:w16cex="http://schemas.microsoft.com/office/word/2018/wordml/cex" xmlns:w16cid="http://schemas.microsoft.com/office/word/2016/wordml/cid" xmlns:w16="http://schemas.microsoft.com/office/word/2018/wordml" xmlns:w16du="http://schemas.microsoft.com/office/word/2023/wordml/word16du" xmlns:w16sdtdh="http://schemas.microsoft.com/office/word/2020/wordml/sdtdatahash" xmlns:w16sdtfl="http://schemas.microsoft.com/office/word/2024/wordml/sdtformatlock" xmlns:w16se="http://schemas.microsoft.com/office/word/2015/wordml/symex" xmlns:wpg="http://schemas.microsoft.com/office/word/2010/wordprocessingGroup" xmlns:wpi="http://schemas.microsoft.com/office/word/2010/wordprocessingInk" xmlns:wne="http://schemas.microsoft.com/office/word/2006/wordml" xmlns:wps="http://schemas.microsoft.com/office/word/2010/wordprocessingShape" mc:Ignorable="w14 w15 w16se w16cid w16 w16cex w16sdtdh w16sdtfl w16du wp14">
   <w:p>
-    <w:pPr>
-      <w:pStyle w:val="Normal"/>
-      <w:rPr/>
-    </w:pPr>
-    <w:r>
-      <w:rPr/>
+    <w:r>
+      <w:rPr>
+        <w:noProof/>
+      </w:rPr>
       <w:drawing>
-        <wp:anchor behindDoc="1" distT="0" distB="0" distL="0" distR="0" simplePos="0" locked="0" layoutInCell="0" allowOverlap="1" relativeHeight="4">
+        <wp:anchor distT="0" distB="0" distL="0" distR="0" simplePos="0" relativeHeight="251654144" behindDoc="1" locked="0" layoutInCell="0" allowOverlap="1" wp14:anchorId="43E80E60" wp14:editId="387C521E">
           <wp:simplePos x="0" y="0"/>
           <wp:positionH relativeFrom="page">
             <wp:posOffset>2733675</wp:posOffset>
@@ -2406,8 +2306,13 @@
           </a:graphic>
         </wp:anchor>
       </w:drawing>
+    </w:r>
+    <w:r>
+      <w:rPr>
+        <w:noProof/>
+      </w:rPr>
       <w:drawing>
-        <wp:anchor behindDoc="0" distT="0" distB="0" distL="114300" distR="114300" simplePos="0" locked="0" layoutInCell="0" allowOverlap="1" relativeHeight="14">
+        <wp:anchor distT="0" distB="0" distL="114300" distR="114300" simplePos="0" relativeHeight="251660288" behindDoc="0" locked="0" layoutInCell="0" allowOverlap="1" wp14:anchorId="14670931" wp14:editId="4FD84A6E">
           <wp:simplePos x="0" y="0"/>
           <wp:positionH relativeFrom="column">
             <wp:posOffset>-451485</wp:posOffset>
@@ -2470,71 +2375,22 @@
     </w:r>
   </w:p>
   <w:p>
-    <w:pPr>
-      <w:pStyle w:val="Normal"/>
-      <w:rPr/>
-    </w:pPr>
-    <w:r>
-      <w:rPr/>
-      <mc:AlternateContent>
-        <mc:Choice Requires="wps">
-          <w:drawing>
-            <wp:anchor behindDoc="1" distT="5080" distB="5080" distL="5080" distR="5080" simplePos="0" locked="0" layoutInCell="0" allowOverlap="1" relativeHeight="7" wp14:anchorId="6FB90955">
-              <wp:simplePos x="0" y="0"/>
-              <wp:positionH relativeFrom="page">
-                <wp:posOffset>719455</wp:posOffset>
-              </wp:positionH>
-              <wp:positionV relativeFrom="page">
-                <wp:posOffset>765175</wp:posOffset>
-              </wp:positionV>
-              <wp:extent cx="6238875" cy="635"/>
-              <wp:effectExtent l="5080" t="5080" r="5080" b="5080"/>
-              <wp:wrapNone/>
-              <wp:docPr id="3" name="officeArt object" descr="Line"/>
-              <a:graphic xmlns:a="http://schemas.openxmlformats.org/drawingml/2006/main">
-                <a:graphicData uri="http://schemas.microsoft.com/office/word/2010/wordprocessingShape">
-                  <wps:wsp>
-                    <wps:cNvSpPr/>
-                    <wps:spPr>
-                      <a:xfrm>
-                        <a:off x="0" y="0"/>
-                        <a:ext cx="6238800" cy="720"/>
-                      </a:xfrm>
-                      <a:prstGeom prst="line">
-                        <a:avLst/>
-                      </a:prstGeom>
-                      <a:ln w="9525">
-                        <a:solidFill>
-                          <a:srgbClr val="000000"/>
-                        </a:solidFill>
-                        <a:round/>
-                      </a:ln>
-                    </wps:spPr>
-                    <wps:style>
-                      <a:lnRef idx="0"/>
-                      <a:fillRef idx="0"/>
-                      <a:effectRef idx="0"/>
-                      <a:fontRef idx="minor"/>
-                    </wps:style>
-                    <wps:bodyPr/>
-                  </wps:wsp>
-                </a:graphicData>
-              </a:graphic>
-            </wp:anchor>
-          </w:drawing>
-        </mc:Choice>
-        <mc:Fallback>
-          <w:pict>
-            <v:line id="shape_0" from="56.65pt,60.25pt" to="547.85pt,60.25pt" ID="officeArt object" stroked="t" o:allowincell="f" style="position:absolute;mso-position-horizontal-relative:page;mso-position-vertical-relative:page" wp14:anchorId="6FB90955">
-              <v:stroke color="black" weight="9360" joinstyle="round" endcap="flat"/>
-              <v:fill o:detectmouseclick="t" on="false"/>
-              <w10:wrap type="none"/>
-            </v:line>
-          </w:pict>
-        </mc:Fallback>
-      </mc:AlternateContent>
+    <w:r>
+      <w:rPr>
+        <w:noProof/>
+      </w:rPr>
+      <w:pict w14:anchorId="41210B9D">
+        <v:line id="officeArt object" o:spid="_x0000_s1026" alt="Line" style="position:absolute;z-index:-251660288;visibility:visible;mso-wrap-style:square;mso-wrap-distance-left:.4pt;mso-wrap-distance-top:.4pt;mso-wrap-distance-right:.4pt;mso-wrap-distance-bottom:.4pt;mso-position-horizontal:absolute;mso-position-horizontal-relative:page;mso-position-vertical:absolute;mso-position-vertical-relative:page" from="56.65pt,60.25pt" to="547.9pt,60.3pt" o:gfxdata="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" o:allowincell="f">
+          <w10:wrap anchorx="page" anchory="page"/>
+        </v:line>
+      </w:pict>
+    </w:r>
+    <w:r>
+      <w:rPr>
+        <w:noProof/>
+      </w:rPr>
       <w:drawing>
-        <wp:anchor behindDoc="1" distT="0" distB="0" distL="0" distR="0" simplePos="0" locked="0" layoutInCell="0" allowOverlap="1" relativeHeight="11">
+        <wp:anchor distT="0" distB="0" distL="0" distR="0" simplePos="0" relativeHeight="251658240" behindDoc="1" locked="0" layoutInCell="0" allowOverlap="1" wp14:anchorId="6874BC25" wp14:editId="6162D52B">
           <wp:simplePos x="0" y="0"/>
           <wp:positionH relativeFrom="page">
             <wp:posOffset>6061710</wp:posOffset>
@@ -2585,16 +2441,14 @@
 </file>
 
 <file path=word/header3.xml><?xml version="1.0" encoding="utf-8"?>
-<w:hdr xmlns:o="urn:schemas-microsoft-com:office:office" xmlns:r="http://schemas.openxmlformats.org/officeDocument/2006/relationships" xmlns:v="urn:schemas-microsoft-com:vml" xmlns:w="http://schemas.openxmlformats.org/wordprocessingml/2006/main" xmlns:w10="urn:schemas-microsoft-com:office:word" xmlns:wp="http://schemas.openxmlformats.org/drawingml/2006/wordprocessingDrawing" xmlns:pic="http://schemas.openxmlformats.org/drawingml/2006/picture" xmlns:wps="http://schemas.microsoft.com/office/word/2010/wordprocessingShape" xmlns:wpg="http://schemas.microsoft.com/office/word/2010/wordprocessingGroup" xmlns:mc="http://schemas.openxmlformats.org/markup-compatibility/2006" xmlns:wp14="http://schemas.microsoft.com/office/word/2010/wordprocessingDrawing" xmlns:w14="http://schemas.microsoft.com/office/word/2010/wordml" xmlns:w15="http://schemas.microsoft.com/office/word/2012/wordml" mc:Ignorable="w14 wp14 w15">
+<w:hdr xmlns:wpc="http://schemas.microsoft.com/office/word/2010/wordprocessingCanvas" xmlns:cx="http://schemas.microsoft.com/office/drawing/2014/chartex" xmlns:cx1="http://schemas.microsoft.com/office/drawing/2015/9/8/chartex" xmlns:cx2="http://schemas.microsoft.com/office/drawing/2015/10/21/chartex" xmlns:cx3="http://schemas.microsoft.com/office/drawing/2016/5/9/chartex" xmlns:cx4="http://schemas.microsoft.com/office/drawing/2016/5/10/chartex" xmlns:cx5="http://schemas.microsoft.com/office/drawing/2016/5/11/chartex" xmlns:cx6="http://schemas.microsoft.com/office/drawing/2016/5/12/chartex" xmlns:cx7="http://schemas.microsoft.com/office/drawing/2016/5/13/chartex" xmlns:cx8="http://schemas.microsoft.com/office/drawing/2016/5/14/chartex" xmlns:mc="http://schemas.openxmlformats.org/markup-compatibility/2006" xmlns:aink="http://schemas.microsoft.com/office/drawing/2016/ink" xmlns:am3d="http://schemas.microsoft.com/office/drawing/2017/model3d" xmlns:o="urn:schemas-microsoft-com:office:office" xmlns:oel="http://schemas.microsoft.com/office/2019/extlst" xmlns:r="http://schemas.openxmlformats.org/officeDocument/2006/relationships" xmlns:m="http://schemas.openxmlformats.org/officeDocument/2006/math" xmlns:v="urn:schemas-microsoft-com:vml" xmlns:wp14="http://schemas.microsoft.com/office/word/2010/wordprocessingDrawing" xmlns:wp="http://schemas.openxmlformats.org/drawingml/2006/wordprocessingDrawing" xmlns:w10="urn:schemas-microsoft-com:office:word" xmlns:w="http://schemas.openxmlformats.org/wordprocessingml/2006/main" xmlns:w14="http://schemas.microsoft.com/office/word/2010/wordml" xmlns:w15="http://schemas.microsoft.com/office/word/2012/wordml" xmlns:w16cex="http://schemas.microsoft.com/office/word/2018/wordml/cex" xmlns:w16cid="http://schemas.microsoft.com/office/word/2016/wordml/cid" xmlns:w16="http://schemas.microsoft.com/office/word/2018/wordml" xmlns:w16du="http://schemas.microsoft.com/office/word/2023/wordml/word16du" xmlns:w16sdtdh="http://schemas.microsoft.com/office/word/2020/wordml/sdtdatahash" xmlns:w16sdtfl="http://schemas.microsoft.com/office/word/2024/wordml/sdtformatlock" xmlns:w16se="http://schemas.microsoft.com/office/word/2015/wordml/symex" xmlns:wpg="http://schemas.microsoft.com/office/word/2010/wordprocessingGroup" xmlns:wpi="http://schemas.microsoft.com/office/word/2010/wordprocessingInk" xmlns:wne="http://schemas.microsoft.com/office/word/2006/wordml" xmlns:wps="http://schemas.microsoft.com/office/word/2010/wordprocessingShape" mc:Ignorable="w14 w15 w16se w16cid w16 w16cex w16sdtdh w16sdtfl w16du wp14">
   <w:p>
-    <w:pPr>
-      <w:pStyle w:val="Normal"/>
-      <w:rPr/>
-    </w:pPr>
-    <w:r>
-      <w:rPr/>
+    <w:r>
+      <w:rPr>
+        <w:noProof/>
+      </w:rPr>
       <w:drawing>
-        <wp:anchor behindDoc="1" distT="0" distB="0" distL="0" distR="0" simplePos="0" locked="0" layoutInCell="0" allowOverlap="1" relativeHeight="4">
+        <wp:anchor distT="0" distB="0" distL="0" distR="0" simplePos="0" relativeHeight="251655168" behindDoc="1" locked="0" layoutInCell="0" allowOverlap="1" wp14:anchorId="2798CAE2" wp14:editId="2BAC0809">
           <wp:simplePos x="0" y="0"/>
           <wp:positionH relativeFrom="page">
             <wp:posOffset>2733675</wp:posOffset>
@@ -2639,8 +2493,13 @@
           </a:graphic>
         </wp:anchor>
       </w:drawing>
+    </w:r>
+    <w:r>
+      <w:rPr>
+        <w:noProof/>
+      </w:rPr>
       <w:drawing>
-        <wp:anchor behindDoc="0" distT="0" distB="0" distL="114300" distR="114300" simplePos="0" locked="0" layoutInCell="0" allowOverlap="1" relativeHeight="14">
+        <wp:anchor distT="0" distB="0" distL="114300" distR="114300" simplePos="0" relativeHeight="251661312" behindDoc="0" locked="0" layoutInCell="0" allowOverlap="1" wp14:anchorId="01BD0323" wp14:editId="4B2DFC3A">
           <wp:simplePos x="0" y="0"/>
           <wp:positionH relativeFrom="column">
             <wp:posOffset>-451485</wp:posOffset>
@@ -2703,71 +2562,22 @@
     </w:r>
   </w:p>
   <w:p>
-    <w:pPr>
-      <w:pStyle w:val="Normal"/>
-      <w:rPr/>
-    </w:pPr>
-    <w:r>
-      <w:rPr/>
-      <mc:AlternateContent>
-        <mc:Choice Requires="wps">
-          <w:drawing>
-            <wp:anchor behindDoc="1" distT="5080" distB="5080" distL="5080" distR="5080" simplePos="0" locked="0" layoutInCell="0" allowOverlap="1" relativeHeight="7" wp14:anchorId="6FB90955">
-              <wp:simplePos x="0" y="0"/>
-              <wp:positionH relativeFrom="page">
-                <wp:posOffset>719455</wp:posOffset>
-              </wp:positionH>
-              <wp:positionV relativeFrom="page">
-                <wp:posOffset>765175</wp:posOffset>
-              </wp:positionV>
-              <wp:extent cx="6238875" cy="635"/>
-              <wp:effectExtent l="5080" t="5080" r="5080" b="5080"/>
-              <wp:wrapNone/>
-              <wp:docPr id="7" name="officeArt object" descr="Line"/>
-              <a:graphic xmlns:a="http://schemas.openxmlformats.org/drawingml/2006/main">
-                <a:graphicData uri="http://schemas.microsoft.com/office/word/2010/wordprocessingShape">
-                  <wps:wsp>
-                    <wps:cNvSpPr/>
-                    <wps:spPr>
-                      <a:xfrm>
-                        <a:off x="0" y="0"/>
-                        <a:ext cx="6238800" cy="720"/>
-                      </a:xfrm>
-                      <a:prstGeom prst="line">
-                        <a:avLst/>
-                      </a:prstGeom>
-                      <a:ln w="9525">
-                        <a:solidFill>
-                          <a:srgbClr val="000000"/>
-                        </a:solidFill>
-                        <a:round/>
-                      </a:ln>
-                    </wps:spPr>
-                    <wps:style>
-                      <a:lnRef idx="0"/>
-                      <a:fillRef idx="0"/>
-                      <a:effectRef idx="0"/>
-                      <a:fontRef idx="minor"/>
-                    </wps:style>
-                    <wps:bodyPr/>
-                  </wps:wsp>
-                </a:graphicData>
-              </a:graphic>
-            </wp:anchor>
-          </w:drawing>
-        </mc:Choice>
-        <mc:Fallback>
-          <w:pict>
-            <v:line id="shape_0" from="56.65pt,60.25pt" to="547.85pt,60.25pt" ID="officeArt object" stroked="t" o:allowincell="f" style="position:absolute;mso-position-horizontal-relative:page;mso-position-vertical-relative:page" wp14:anchorId="6FB90955">
-              <v:stroke color="black" weight="9360" joinstyle="round" endcap="flat"/>
-              <v:fill o:detectmouseclick="t" on="false"/>
-              <w10:wrap type="none"/>
-            </v:line>
-          </w:pict>
-        </mc:Fallback>
-      </mc:AlternateContent>
+    <w:r>
+      <w:rPr>
+        <w:noProof/>
+      </w:rPr>
+      <w:pict w14:anchorId="5B269358">
+        <v:line id="_x0000_s1025" alt="Line" style="position:absolute;z-index:-251659264;visibility:visible;mso-wrap-style:square;mso-wrap-distance-left:.4pt;mso-wrap-distance-top:.4pt;mso-wrap-distance-right:.4pt;mso-wrap-distance-bottom:.4pt;mso-position-horizontal:absolute;mso-position-horizontal-relative:page;mso-position-vertical:absolute;mso-position-vertical-relative:page" from="56.65pt,60.25pt" to="547.9pt,60.3pt" o:gfxdata="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" o:allowincell="f">
+          <w10:wrap anchorx="page" anchory="page"/>
+        </v:line>
+      </w:pict>
+    </w:r>
+    <w:r>
+      <w:rPr>
+        <w:noProof/>
+      </w:rPr>
       <w:drawing>
-        <wp:anchor behindDoc="1" distT="0" distB="0" distL="0" distR="0" simplePos="0" locked="0" layoutInCell="0" allowOverlap="1" relativeHeight="11">
+        <wp:anchor distT="0" distB="0" distL="0" distR="0" simplePos="0" relativeHeight="251659264" behindDoc="1" locked="0" layoutInCell="0" allowOverlap="1" wp14:anchorId="24BC7944" wp14:editId="6D84F6C6">
           <wp:simplePos x="0" y="0"/>
           <wp:positionH relativeFrom="page">
             <wp:posOffset>6061710</wp:posOffset>
@@ -2818,8 +2628,11 @@
 </file>
 
 <file path=word/numbering.xml><?xml version="1.0" encoding="utf-8"?>
-<w:numbering xmlns:w="http://schemas.openxmlformats.org/wordprocessingml/2006/main" xmlns:o="urn:schemas-microsoft-com:office:office" xmlns:r="http://schemas.openxmlformats.org/officeDocument/2006/relationships" xmlns:v="urn:schemas-microsoft-com:vml" xmlns:mc="http://schemas.openxmlformats.org/markup-compatibility/2006" xmlns:w14="http://schemas.microsoft.com/office/word/2010/wordml" mc:Ignorable="w14">
-  <w:abstractNum w:abstractNumId="1">
+<w:numbering xmlns:wpc="http://schemas.microsoft.com/office/word/2010/wordprocessingCanvas" xmlns:cx="http://schemas.microsoft.com/office/drawing/2014/chartex" xmlns:cx1="http://schemas.microsoft.com/office/drawing/2015/9/8/chartex" xmlns:cx2="http://schemas.microsoft.com/office/drawing/2015/10/21/chartex" xmlns:cx3="http://schemas.microsoft.com/office/drawing/2016/5/9/chartex" xmlns:cx4="http://schemas.microsoft.com/office/drawing/2016/5/10/chartex" xmlns:cx5="http://schemas.microsoft.com/office/drawing/2016/5/11/chartex" xmlns:cx6="http://schemas.microsoft.com/office/drawing/2016/5/12/chartex" xmlns:cx7="http://schemas.microsoft.com/office/drawing/2016/5/13/chartex" xmlns:cx8="http://schemas.microsoft.com/office/drawing/2016/5/14/chartex" xmlns:mc="http://schemas.openxmlformats.org/markup-compatibility/2006" xmlns:aink="http://schemas.microsoft.com/office/drawing/2016/ink" xmlns:am3d="http://schemas.microsoft.com/office/drawing/2017/model3d" xmlns:o="urn:schemas-microsoft-com:office:office" xmlns:oel="http://schemas.microsoft.com/office/2019/extlst" xmlns:r="http://schemas.openxmlformats.org/officeDocument/2006/relationships" xmlns:m="http://schemas.openxmlformats.org/officeDocument/2006/math" xmlns:v="urn:schemas-microsoft-com:vml" xmlns:wp14="http://schemas.microsoft.com/office/word/2010/wordprocessingDrawing" xmlns:wp="http://schemas.openxmlformats.org/drawingml/2006/wordprocessingDrawing" xmlns:w10="urn:schemas-microsoft-com:office:word" xmlns:w="http://schemas.openxmlformats.org/wordprocessingml/2006/main" xmlns:w14="http://schemas.microsoft.com/office/word/2010/wordml" xmlns:w15="http://schemas.microsoft.com/office/word/2012/wordml" xmlns:w16cex="http://schemas.microsoft.com/office/word/2018/wordml/cex" xmlns:w16cid="http://schemas.microsoft.com/office/word/2016/wordml/cid" xmlns:w16="http://schemas.microsoft.com/office/word/2018/wordml" xmlns:w16du="http://schemas.microsoft.com/office/word/2023/wordml/word16du" xmlns:w16sdtdh="http://schemas.microsoft.com/office/word/2020/wordml/sdtdatahash" xmlns:w16sdtfl="http://schemas.microsoft.com/office/word/2024/wordml/sdtformatlock" xmlns:w16se="http://schemas.microsoft.com/office/word/2015/wordml/symex" xmlns:wpg="http://schemas.microsoft.com/office/word/2010/wordprocessingGroup" xmlns:wpi="http://schemas.microsoft.com/office/word/2010/wordprocessingInk" xmlns:wne="http://schemas.microsoft.com/office/word/2006/wordml" xmlns:wps="http://schemas.microsoft.com/office/word/2010/wordprocessingShape" mc:Ignorable="w14 w15 w16se w16cid w16 w16cex w16sdtdh w16sdtfl w16du wp14">
+  <w:abstractNum w:abstractNumId="0" w15:restartNumberingAfterBreak="0">
+    <w:nsid w:val="06713E93"/>
+    <w:multiLevelType w:val="multilevel"/>
+    <w:tmpl w:val="50FE7358"/>
     <w:lvl w:ilvl="0">
       <w:start w:val="1"/>
       <w:numFmt w:val="lowerLetter"/>
@@ -2832,20 +2645,19 @@
         <w:ind w:left="426" w:hanging="284"/>
       </w:pPr>
       <w:rPr>
-        <w:smallCaps w:val="false"/>
-        <w:caps w:val="false"/>
-        <w:outline w:val="false"/>
-        <w:dstrike w:val="false"/>
-        <w:strike w:val="false"/>
-        <w:vertAlign w:val="baseline"/>
+        <w:caps w:val="0"/>
+        <w:smallCaps w:val="0"/>
+        <w:strike w:val="0"/>
+        <w:dstrike w:val="0"/>
+        <w:outline w:val="0"/>
+        <w:emboss w:val="0"/>
+        <w:imprint w:val="0"/>
+        <w:spacing w:val="0"/>
+        <w:w w:val="100"/>
+        <w:kern w:val="0"/>
         <w:position w:val="0"/>
         <w:sz w:val="20"/>
-        <w:sz w:val="20"/>
-        <w:spacing w:val="0"/>
-        <w:kern w:val="0"/>
-        <w:w w:val="100"/>
-        <w:emboss w:val="false"/>
-        <w:imprint w:val="false"/>
+        <w:vertAlign w:val="baseline"/>
       </w:rPr>
     </w:lvl>
     <w:lvl w:ilvl="1">
@@ -2860,20 +2672,19 @@
         <w:ind w:left="1146" w:hanging="284"/>
       </w:pPr>
       <w:rPr>
-        <w:smallCaps w:val="false"/>
-        <w:caps w:val="false"/>
-        <w:outline w:val="false"/>
-        <w:dstrike w:val="false"/>
-        <w:strike w:val="false"/>
-        <w:vertAlign w:val="baseline"/>
+        <w:caps w:val="0"/>
+        <w:smallCaps w:val="0"/>
+        <w:strike w:val="0"/>
+        <w:dstrike w:val="0"/>
+        <w:outline w:val="0"/>
+        <w:emboss w:val="0"/>
+        <w:imprint w:val="0"/>
+        <w:spacing w:val="0"/>
+        <w:w w:val="100"/>
+        <w:kern w:val="0"/>
         <w:position w:val="0"/>
         <w:sz w:val="20"/>
-        <w:sz w:val="20"/>
-        <w:spacing w:val="0"/>
-        <w:kern w:val="0"/>
-        <w:w w:val="100"/>
-        <w:emboss w:val="false"/>
-        <w:imprint w:val="false"/>
+        <w:vertAlign w:val="baseline"/>
       </w:rPr>
     </w:lvl>
     <w:lvl w:ilvl="2">
@@ -2888,20 +2699,19 @@
         <w:ind w:left="1866" w:hanging="209"/>
       </w:pPr>
       <w:rPr>
-        <w:smallCaps w:val="false"/>
-        <w:caps w:val="false"/>
-        <w:outline w:val="false"/>
-        <w:dstrike w:val="false"/>
-        <w:strike w:val="false"/>
-        <w:vertAlign w:val="baseline"/>
+        <w:caps w:val="0"/>
+        <w:smallCaps w:val="0"/>
+        <w:strike w:val="0"/>
+        <w:dstrike w:val="0"/>
+        <w:outline w:val="0"/>
+        <w:emboss w:val="0"/>
+        <w:imprint w:val="0"/>
+        <w:spacing w:val="0"/>
+        <w:w w:val="100"/>
+        <w:kern w:val="0"/>
         <w:position w:val="0"/>
         <w:sz w:val="20"/>
-        <w:sz w:val="20"/>
-        <w:spacing w:val="0"/>
-        <w:kern w:val="0"/>
-        <w:w w:val="100"/>
-        <w:emboss w:val="false"/>
-        <w:imprint w:val="false"/>
+        <w:vertAlign w:val="baseline"/>
       </w:rPr>
     </w:lvl>
     <w:lvl w:ilvl="3">
@@ -2916,20 +2726,19 @@
         <w:ind w:left="2586" w:hanging="284"/>
       </w:pPr>
       <w:rPr>
-        <w:smallCaps w:val="false"/>
-        <w:caps w:val="false"/>
-        <w:outline w:val="false"/>
-        <w:dstrike w:val="false"/>
-        <w:strike w:val="false"/>
-        <w:vertAlign w:val="baseline"/>
+        <w:caps w:val="0"/>
+        <w:smallCaps w:val="0"/>
+        <w:strike w:val="0"/>
+        <w:dstrike w:val="0"/>
+        <w:outline w:val="0"/>
+        <w:emboss w:val="0"/>
+        <w:imprint w:val="0"/>
+        <w:spacing w:val="0"/>
+        <w:w w:val="100"/>
+        <w:kern w:val="0"/>
         <w:position w:val="0"/>
         <w:sz w:val="20"/>
-        <w:sz w:val="20"/>
-        <w:spacing w:val="0"/>
-        <w:kern w:val="0"/>
-        <w:w w:val="100"/>
-        <w:emboss w:val="false"/>
-        <w:imprint w:val="false"/>
+        <w:vertAlign w:val="baseline"/>
       </w:rPr>
     </w:lvl>
     <w:lvl w:ilvl="4">
@@ -2944,20 +2753,19 @@
         <w:ind w:left="3306" w:hanging="284"/>
       </w:pPr>
       <w:rPr>
-        <w:smallCaps w:val="false"/>
-        <w:caps w:val="false"/>
-        <w:outline w:val="false"/>
-        <w:dstrike w:val="false"/>
-        <w:strike w:val="false"/>
-        <w:vertAlign w:val="baseline"/>
+        <w:caps w:val="0"/>
+        <w:smallCaps w:val="0"/>
+        <w:strike w:val="0"/>
+        <w:dstrike w:val="0"/>
+        <w:outline w:val="0"/>
+        <w:emboss w:val="0"/>
+        <w:imprint w:val="0"/>
+        <w:spacing w:val="0"/>
+        <w:w w:val="100"/>
+        <w:kern w:val="0"/>
         <w:position w:val="0"/>
         <w:sz w:val="20"/>
-        <w:sz w:val="20"/>
-        <w:spacing w:val="0"/>
-        <w:kern w:val="0"/>
-        <w:w w:val="100"/>
-        <w:emboss w:val="false"/>
-        <w:imprint w:val="false"/>
+        <w:vertAlign w:val="baseline"/>
       </w:rPr>
     </w:lvl>
     <w:lvl w:ilvl="5">
@@ -2972,20 +2780,19 @@
         <w:ind w:left="4026" w:hanging="209"/>
       </w:pPr>
       <w:rPr>
-        <w:smallCaps w:val="false"/>
-        <w:caps w:val="false"/>
-        <w:outline w:val="false"/>
-        <w:dstrike w:val="false"/>
-        <w:strike w:val="false"/>
-        <w:vertAlign w:val="baseline"/>
+        <w:caps w:val="0"/>
+        <w:smallCaps w:val="0"/>
+        <w:strike w:val="0"/>
+        <w:dstrike w:val="0"/>
+        <w:outline w:val="0"/>
+        <w:emboss w:val="0"/>
+        <w:imprint w:val="0"/>
+        <w:spacing w:val="0"/>
+        <w:w w:val="100"/>
+        <w:kern w:val="0"/>
         <w:position w:val="0"/>
         <w:sz w:val="20"/>
-        <w:sz w:val="20"/>
-        <w:spacing w:val="0"/>
-        <w:kern w:val="0"/>
-        <w:w w:val="100"/>
-        <w:emboss w:val="false"/>
-        <w:imprint w:val="false"/>
+        <w:vertAlign w:val="baseline"/>
       </w:rPr>
     </w:lvl>
     <w:lvl w:ilvl="6">
@@ -3000,20 +2807,19 @@
         <w:ind w:left="4746" w:hanging="284"/>
       </w:pPr>
       <w:rPr>
-        <w:smallCaps w:val="false"/>
-        <w:caps w:val="false"/>
-        <w:outline w:val="false"/>
-        <w:dstrike w:val="false"/>
-        <w:strike w:val="false"/>
-        <w:vertAlign w:val="baseline"/>
+        <w:caps w:val="0"/>
+        <w:smallCaps w:val="0"/>
+        <w:strike w:val="0"/>
+        <w:dstrike w:val="0"/>
+        <w:outline w:val="0"/>
+        <w:emboss w:val="0"/>
+        <w:imprint w:val="0"/>
+        <w:spacing w:val="0"/>
+        <w:w w:val="100"/>
+        <w:kern w:val="0"/>
         <w:position w:val="0"/>
         <w:sz w:val="20"/>
-        <w:sz w:val="20"/>
-        <w:spacing w:val="0"/>
-        <w:kern w:val="0"/>
-        <w:w w:val="100"/>
-        <w:emboss w:val="false"/>
-        <w:imprint w:val="false"/>
+        <w:vertAlign w:val="baseline"/>
       </w:rPr>
     </w:lvl>
     <w:lvl w:ilvl="7">
@@ -3028,20 +2834,19 @@
         <w:ind w:left="5466" w:hanging="284"/>
       </w:pPr>
       <w:rPr>
-        <w:smallCaps w:val="false"/>
-        <w:caps w:val="false"/>
-        <w:outline w:val="false"/>
-        <w:dstrike w:val="false"/>
-        <w:strike w:val="false"/>
-        <w:vertAlign w:val="baseline"/>
+        <w:caps w:val="0"/>
+        <w:smallCaps w:val="0"/>
+        <w:strike w:val="0"/>
+        <w:dstrike w:val="0"/>
+        <w:outline w:val="0"/>
+        <w:emboss w:val="0"/>
+        <w:imprint w:val="0"/>
+        <w:spacing w:val="0"/>
+        <w:w w:val="100"/>
+        <w:kern w:val="0"/>
         <w:position w:val="0"/>
         <w:sz w:val="20"/>
-        <w:sz w:val="20"/>
-        <w:spacing w:val="0"/>
-        <w:kern w:val="0"/>
-        <w:w w:val="100"/>
-        <w:emboss w:val="false"/>
-        <w:imprint w:val="false"/>
+        <w:vertAlign w:val="baseline"/>
       </w:rPr>
     </w:lvl>
     <w:lvl w:ilvl="8">
@@ -3056,24 +2861,26 @@
         <w:ind w:left="6186" w:hanging="209"/>
       </w:pPr>
       <w:rPr>
-        <w:smallCaps w:val="false"/>
-        <w:caps w:val="false"/>
-        <w:outline w:val="false"/>
-        <w:dstrike w:val="false"/>
-        <w:strike w:val="false"/>
-        <w:vertAlign w:val="baseline"/>
+        <w:caps w:val="0"/>
+        <w:smallCaps w:val="0"/>
+        <w:strike w:val="0"/>
+        <w:dstrike w:val="0"/>
+        <w:outline w:val="0"/>
+        <w:emboss w:val="0"/>
+        <w:imprint w:val="0"/>
+        <w:spacing w:val="0"/>
+        <w:w w:val="100"/>
+        <w:kern w:val="0"/>
         <w:position w:val="0"/>
         <w:sz w:val="20"/>
-        <w:sz w:val="20"/>
-        <w:spacing w:val="0"/>
-        <w:kern w:val="0"/>
-        <w:w w:val="100"/>
-        <w:emboss w:val="false"/>
-        <w:imprint w:val="false"/>
+        <w:vertAlign w:val="baseline"/>
       </w:rPr>
     </w:lvl>
   </w:abstractNum>
-  <w:abstractNum w:abstractNumId="2">
+  <w:abstractNum w:abstractNumId="1" w15:restartNumberingAfterBreak="0">
+    <w:nsid w:val="5E7C13EB"/>
+    <w:multiLevelType w:val="multilevel"/>
+    <w:tmpl w:val="834A1EC0"/>
     <w:lvl w:ilvl="0">
       <w:start w:val="1"/>
       <w:numFmt w:val="none"/>
@@ -3084,7 +2891,7 @@
         <w:tabs>
           <w:tab w:val="num" w:pos="0"/>
         </w:tabs>
-        <w:ind w:left="0" w:hanging="0"/>
+        <w:ind w:left="0" w:firstLine="0"/>
       </w:pPr>
     </w:lvl>
     <w:lvl w:ilvl="1">
@@ -3097,7 +2904,7 @@
         <w:tabs>
           <w:tab w:val="num" w:pos="0"/>
         </w:tabs>
-        <w:ind w:left="0" w:hanging="0"/>
+        <w:ind w:left="0" w:firstLine="0"/>
       </w:pPr>
     </w:lvl>
     <w:lvl w:ilvl="2">
@@ -3110,7 +2917,7 @@
         <w:tabs>
           <w:tab w:val="num" w:pos="0"/>
         </w:tabs>
-        <w:ind w:left="0" w:hanging="0"/>
+        <w:ind w:left="0" w:firstLine="0"/>
       </w:pPr>
     </w:lvl>
     <w:lvl w:ilvl="3">
@@ -3123,7 +2930,7 @@
         <w:tabs>
           <w:tab w:val="num" w:pos="0"/>
         </w:tabs>
-        <w:ind w:left="0" w:hanging="0"/>
+        <w:ind w:left="0" w:firstLine="0"/>
       </w:pPr>
     </w:lvl>
     <w:lvl w:ilvl="4">
@@ -3136,7 +2943,7 @@
         <w:tabs>
           <w:tab w:val="num" w:pos="0"/>
         </w:tabs>
-        <w:ind w:left="0" w:hanging="0"/>
+        <w:ind w:left="0" w:firstLine="0"/>
       </w:pPr>
     </w:lvl>
     <w:lvl w:ilvl="5">
@@ -3149,7 +2956,7 @@
         <w:tabs>
           <w:tab w:val="num" w:pos="0"/>
         </w:tabs>
-        <w:ind w:left="0" w:hanging="0"/>
+        <w:ind w:left="0" w:firstLine="0"/>
       </w:pPr>
     </w:lvl>
     <w:lvl w:ilvl="6">
@@ -3162,7 +2969,7 @@
         <w:tabs>
           <w:tab w:val="num" w:pos="0"/>
         </w:tabs>
-        <w:ind w:left="0" w:hanging="0"/>
+        <w:ind w:left="0" w:firstLine="0"/>
       </w:pPr>
     </w:lvl>
     <w:lvl w:ilvl="7">
@@ -3175,7 +2982,7 @@
         <w:tabs>
           <w:tab w:val="num" w:pos="0"/>
         </w:tabs>
-        <w:ind w:left="0" w:hanging="0"/>
+        <w:ind w:left="0" w:firstLine="0"/>
       </w:pPr>
     </w:lvl>
     <w:lvl w:ilvl="8">
@@ -3188,45 +2995,45 @@
         <w:tabs>
           <w:tab w:val="num" w:pos="0"/>
         </w:tabs>
-        <w:ind w:left="0" w:hanging="0"/>
+        <w:ind w:left="0" w:firstLine="0"/>
       </w:pPr>
     </w:lvl>
   </w:abstractNum>
-  <w:num w:numId="1">
+  <w:num w:numId="1" w16cid:durableId="471295120">
+    <w:abstractNumId w:val="0"/>
+  </w:num>
+  <w:num w:numId="2" w16cid:durableId="973221607">
     <w:abstractNumId w:val="1"/>
-  </w:num>
-  <w:num w:numId="2">
-    <w:abstractNumId w:val="2"/>
   </w:num>
 </w:numbering>
 </file>
 
 <file path=word/styles.xml><?xml version="1.0" encoding="utf-8"?>
-<w:styles xmlns:w="http://schemas.openxmlformats.org/wordprocessingml/2006/main" xmlns:w14="http://schemas.microsoft.com/office/word/2010/wordml" xmlns:mc="http://schemas.openxmlformats.org/markup-compatibility/2006" mc:Ignorable="w14">
+<w:styles xmlns:mc="http://schemas.openxmlformats.org/markup-compatibility/2006" xmlns:r="http://schemas.openxmlformats.org/officeDocument/2006/relationships" xmlns:w="http://schemas.openxmlformats.org/wordprocessingml/2006/main" xmlns:w14="http://schemas.microsoft.com/office/word/2010/wordml" xmlns:w15="http://schemas.microsoft.com/office/word/2012/wordml" xmlns:w16cex="http://schemas.microsoft.com/office/word/2018/wordml/cex" xmlns:w16cid="http://schemas.microsoft.com/office/word/2016/wordml/cid" xmlns:w16="http://schemas.microsoft.com/office/word/2018/wordml" xmlns:w16du="http://schemas.microsoft.com/office/word/2023/wordml/word16du" xmlns:w16sdtdh="http://schemas.microsoft.com/office/word/2020/wordml/sdtdatahash" xmlns:w16sdtfl="http://schemas.microsoft.com/office/word/2024/wordml/sdtformatlock" xmlns:w16se="http://schemas.microsoft.com/office/word/2015/wordml/symex" mc:Ignorable="w14 w15 w16se w16cid w16 w16cex w16sdtdh w16sdtfl w16du">
   <w:docDefaults>
     <w:rPrDefault>
       <w:rPr>
-        <w:rFonts w:ascii="Times New Roman" w:hAnsi="Times New Roman" w:eastAsia="Arial Unicode MS" w:cs="Times New Roman"/>
+        <w:rFonts w:ascii="Times New Roman" w:eastAsia="Arial Unicode MS" w:hAnsi="Times New Roman" w:cs="Times New Roman"/>
         <w:lang w:val="pt-PT" w:eastAsia="pt-PT" w:bidi="ar-SA"/>
       </w:rPr>
     </w:rPrDefault>
     <w:pPrDefault>
       <w:pPr>
-        <w:suppressAutoHyphens w:val="true"/>
+        <w:suppressAutoHyphens/>
       </w:pPr>
     </w:pPrDefault>
   </w:docDefaults>
   <w:latentStyles w:defLockedState="0" w:defUIPriority="99" w:defSemiHidden="0" w:defUnhideWhenUsed="0" w:defQFormat="0" w:count="376">
     <w:lsdException w:name="Normal" w:uiPriority="0" w:qFormat="1"/>
     <w:lsdException w:name="heading 1" w:uiPriority="9" w:qFormat="1"/>
-    <w:lsdException w:name="heading 2" w:uiPriority="9" w:semiHidden="1" w:unhideWhenUsed="1" w:qFormat="1"/>
-    <w:lsdException w:name="heading 3" w:uiPriority="9" w:semiHidden="1" w:unhideWhenUsed="1" w:qFormat="1"/>
-    <w:lsdException w:name="heading 4" w:uiPriority="9" w:semiHidden="1" w:unhideWhenUsed="1" w:qFormat="1"/>
-    <w:lsdException w:name="heading 5" w:uiPriority="9" w:semiHidden="1" w:unhideWhenUsed="1" w:qFormat="1"/>
-    <w:lsdException w:name="heading 6" w:uiPriority="9" w:semiHidden="1" w:unhideWhenUsed="1" w:qFormat="1"/>
-    <w:lsdException w:name="heading 7" w:uiPriority="9" w:semiHidden="1" w:unhideWhenUsed="1" w:qFormat="1"/>
-    <w:lsdException w:name="heading 8" w:uiPriority="9" w:semiHidden="1" w:unhideWhenUsed="1" w:qFormat="1"/>
-    <w:lsdException w:name="heading 9" w:uiPriority="9" w:semiHidden="1" w:unhideWhenUsed="1" w:qFormat="1"/>
+    <w:lsdException w:name="heading 2" w:semiHidden="1" w:uiPriority="9" w:unhideWhenUsed="1" w:qFormat="1"/>
+    <w:lsdException w:name="heading 3" w:semiHidden="1" w:uiPriority="9" w:unhideWhenUsed="1" w:qFormat="1"/>
+    <w:lsdException w:name="heading 4" w:semiHidden="1" w:uiPriority="9" w:unhideWhenUsed="1" w:qFormat="1"/>
+    <w:lsdException w:name="heading 5" w:semiHidden="1" w:uiPriority="9" w:unhideWhenUsed="1" w:qFormat="1"/>
+    <w:lsdException w:name="heading 6" w:semiHidden="1" w:uiPriority="9" w:unhideWhenUsed="1" w:qFormat="1"/>
+    <w:lsdException w:name="heading 7" w:semiHidden="1" w:uiPriority="9" w:unhideWhenUsed="1" w:qFormat="1"/>
+    <w:lsdException w:name="heading 8" w:semiHidden="1" w:uiPriority="9" w:unhideWhenUsed="1" w:qFormat="1"/>
+    <w:lsdException w:name="heading 9" w:semiHidden="1" w:uiPriority="9" w:unhideWhenUsed="1" w:qFormat="1"/>
     <w:lsdException w:name="index 1" w:semiHidden="1" w:unhideWhenUsed="1"/>
     <w:lsdException w:name="index 2" w:semiHidden="1" w:unhideWhenUsed="1"/>
     <w:lsdException w:name="index 3" w:semiHidden="1" w:unhideWhenUsed="1"/>
@@ -3236,22 +3043,22 @@
     <w:lsdException w:name="index 7" w:semiHidden="1" w:unhideWhenUsed="1"/>
     <w:lsdException w:name="index 8" w:semiHidden="1" w:unhideWhenUsed="1"/>
     <w:lsdException w:name="index 9" w:semiHidden="1" w:unhideWhenUsed="1"/>
-    <w:lsdException w:name="toc 1" w:uiPriority="39" w:semiHidden="1" w:unhideWhenUsed="1"/>
-    <w:lsdException w:name="toc 2" w:uiPriority="39" w:semiHidden="1" w:unhideWhenUsed="1"/>
-    <w:lsdException w:name="toc 3" w:uiPriority="39" w:semiHidden="1" w:unhideWhenUsed="1"/>
-    <w:lsdException w:name="toc 4" w:uiPriority="39" w:semiHidden="1" w:unhideWhenUsed="1"/>
-    <w:lsdException w:name="toc 5" w:uiPriority="39" w:semiHidden="1" w:unhideWhenUsed="1"/>
-    <w:lsdException w:name="toc 6" w:uiPriority="39" w:semiHidden="1" w:unhideWhenUsed="1"/>
-    <w:lsdException w:name="toc 7" w:uiPriority="39" w:semiHidden="1" w:unhideWhenUsed="1"/>
-    <w:lsdException w:name="toc 8" w:uiPriority="39" w:semiHidden="1" w:unhideWhenUsed="1"/>
-    <w:lsdException w:name="toc 9" w:uiPriority="39" w:semiHidden="1" w:unhideWhenUsed="1"/>
+    <w:lsdException w:name="toc 1" w:semiHidden="1" w:uiPriority="39" w:unhideWhenUsed="1"/>
+    <w:lsdException w:name="toc 2" w:semiHidden="1" w:uiPriority="39" w:unhideWhenUsed="1"/>
+    <w:lsdException w:name="toc 3" w:semiHidden="1" w:uiPriority="39" w:unhideWhenUsed="1"/>
+    <w:lsdException w:name="toc 4" w:semiHidden="1" w:uiPriority="39" w:unhideWhenUsed="1"/>
+    <w:lsdException w:name="toc 5" w:semiHidden="1" w:uiPriority="39" w:unhideWhenUsed="1"/>
+    <w:lsdException w:name="toc 6" w:semiHidden="1" w:uiPriority="39" w:unhideWhenUsed="1"/>
+    <w:lsdException w:name="toc 7" w:semiHidden="1" w:uiPriority="39" w:unhideWhenUsed="1"/>
+    <w:lsdException w:name="toc 8" w:semiHidden="1" w:uiPriority="39" w:unhideWhenUsed="1"/>
+    <w:lsdException w:name="toc 9" w:semiHidden="1" w:uiPriority="39" w:unhideWhenUsed="1"/>
     <w:lsdException w:name="Normal Indent" w:semiHidden="1" w:unhideWhenUsed="1"/>
     <w:lsdException w:name="footnote text" w:semiHidden="1" w:unhideWhenUsed="1"/>
     <w:lsdException w:name="annotation text" w:semiHidden="1" w:unhideWhenUsed="1"/>
     <w:lsdException w:name="header" w:semiHidden="1" w:unhideWhenUsed="1"/>
     <w:lsdException w:name="footer" w:semiHidden="1" w:unhideWhenUsed="1"/>
     <w:lsdException w:name="index heading" w:semiHidden="1" w:unhideWhenUsed="1"/>
-    <w:lsdException w:name="caption" w:uiPriority="35" w:semiHidden="1" w:unhideWhenUsed="1" w:qFormat="1"/>
+    <w:lsdException w:name="caption" w:semiHidden="1" w:uiPriority="35" w:unhideWhenUsed="1" w:qFormat="1"/>
     <w:lsdException w:name="table of figures" w:semiHidden="1" w:unhideWhenUsed="1"/>
     <w:lsdException w:name="envelope address" w:semiHidden="1" w:unhideWhenUsed="1"/>
     <w:lsdException w:name="envelope return" w:semiHidden="1" w:unhideWhenUsed="1"/>
@@ -3282,7 +3089,7 @@
     <w:lsdException w:name="Title" w:uiPriority="10" w:qFormat="1"/>
     <w:lsdException w:name="Closing" w:semiHidden="1" w:unhideWhenUsed="1"/>
     <w:lsdException w:name="Signature" w:semiHidden="1" w:unhideWhenUsed="1"/>
-    <w:lsdException w:name="Default Paragraph Font" w:uiPriority="1" w:semiHidden="1" w:unhideWhenUsed="1"/>
+    <w:lsdException w:name="Default Paragraph Font" w:semiHidden="1" w:uiPriority="1" w:unhideWhenUsed="1"/>
     <w:lsdException w:name="Body Text" w:semiHidden="1" w:unhideWhenUsed="1"/>
     <w:lsdException w:name="Body Text Indent" w:semiHidden="1" w:unhideWhenUsed="1"/>
     <w:lsdException w:name="List Continue" w:semiHidden="1" w:unhideWhenUsed="1"/>
@@ -3482,8 +3289,8 @@
     <w:lsdException w:name="Subtle Reference" w:uiPriority="31" w:qFormat="1"/>
     <w:lsdException w:name="Intense Reference" w:uiPriority="32" w:qFormat="1"/>
     <w:lsdException w:name="Book Title" w:uiPriority="33" w:qFormat="1"/>
-    <w:lsdException w:name="Bibliography" w:uiPriority="37" w:semiHidden="1" w:unhideWhenUsed="1"/>
-    <w:lsdException w:name="TOC Heading" w:uiPriority="39" w:semiHidden="1" w:unhideWhenUsed="1" w:qFormat="1"/>
+    <w:lsdException w:name="Bibliography" w:semiHidden="1" w:uiPriority="37" w:unhideWhenUsed="1"/>
+    <w:lsdException w:name="TOC Heading" w:semiHidden="1" w:uiPriority="39" w:unhideWhenUsed="1" w:qFormat="1"/>
     <w:lsdException w:name="Plain Table 1" w:uiPriority="41"/>
     <w:lsdException w:name="Plain Table 2" w:uiPriority="42"/>
     <w:lsdException w:name="Plain Table 3" w:uiPriority="43"/>
@@ -3594,64 +3401,63 @@
     <w:lsdException w:name="Unresolved Mention" w:semiHidden="1" w:unhideWhenUsed="1"/>
     <w:lsdException w:name="Smart Link" w:semiHidden="1" w:unhideWhenUsed="1"/>
   </w:latentStyles>
-  <w:style w:type="paragraph" w:styleId="Normal" w:default="1">
+  <w:style w:type="paragraph" w:default="1" w:styleId="Normal">
     <w:name w:val="Normal"/>
     <w:qFormat/>
-    <w:pPr>
-      <w:widowControl/>
-      <w:suppressAutoHyphens w:val="true"/>
-      <w:bidi w:val="0"/>
-      <w:spacing w:before="0" w:after="0"/>
-      <w:jc w:val="left"/>
-    </w:pPr>
     <w:rPr>
-      <w:rFonts w:ascii="Times New Roman" w:hAnsi="Times New Roman" w:eastAsia="Arial Unicode MS" w:cs="Arial Unicode MS"/>
+      <w:rFonts w:cs="Arial Unicode MS"/>
       <w:color w:val="000000"/>
-      <w:kern w:val="0"/>
       <w:sz w:val="24"/>
       <w:szCs w:val="24"/>
-      <w:u w:val="none" w:color="000000"/>
-      <w:lang w:val="pt-PT" w:eastAsia="pt-PT" w:bidi="ar-SA"/>
-      <w14:textOutline w14:w="0" w14:cap="flat" w14:cmpd="sng" w14:algn="ctr">
-        <w14:noFill/>
-        <w14:prstDash w14:val="solid"/>
-        <w14:bevel/>
-      </w14:textOutline>
+      <w:u w:color="000000"/>
     </w:rPr>
   </w:style>
-  <w:style w:type="paragraph" w:styleId="Heading1">
+  <w:style w:type="paragraph" w:styleId="Ttulo1">
     <w:name w:val="heading 1"/>
     <w:next w:val="Normal"/>
     <w:uiPriority w:val="9"/>
     <w:qFormat/>
     <w:pPr>
-      <w:keepNext w:val="true"/>
-      <w:widowControl/>
-      <w:suppressAutoHyphens w:val="true"/>
-      <w:bidi w:val="0"/>
-      <w:spacing w:before="0" w:after="0"/>
+      <w:keepNext/>
       <w:jc w:val="center"/>
       <w:outlineLvl w:val="0"/>
     </w:pPr>
     <w:rPr>
-      <w:rFonts w:ascii="Arial" w:hAnsi="Arial" w:eastAsia="Arial Unicode MS" w:cs="Arial Unicode MS"/>
+      <w:rFonts w:ascii="Arial" w:hAnsi="Arial" w:cs="Arial Unicode MS"/>
       <w:b/>
       <w:bCs/>
       <w:color w:val="000000"/>
-      <w:kern w:val="0"/>
       <w:sz w:val="22"/>
       <w:szCs w:val="22"/>
-      <w:u w:val="none" w:color="000000"/>
-      <w:lang w:val="pt-PT" w:eastAsia="pt-PT" w:bidi="ar-SA"/>
+      <w:u w:color="000000"/>
     </w:rPr>
   </w:style>
-  <w:style w:type="character" w:styleId="DefaultParagraphFont" w:default="1">
+  <w:style w:type="character" w:default="1" w:styleId="Fontepargpadro">
     <w:name w:val="Default Paragraph Font"/>
     <w:uiPriority w:val="1"/>
     <w:semiHidden/>
     <w:unhideWhenUsed/>
-    <w:qFormat/>
-    <w:rPr/>
+  </w:style>
+  <w:style w:type="table" w:default="1" w:styleId="Tabelanormal">
+    <w:name w:val="Normal Table"/>
+    <w:uiPriority w:val="99"/>
+    <w:semiHidden/>
+    <w:unhideWhenUsed/>
+    <w:tblPr>
+      <w:tblInd w:w="0" w:type="dxa"/>
+      <w:tblCellMar>
+        <w:top w:w="0" w:type="dxa"/>
+        <w:left w:w="108" w:type="dxa"/>
+        <w:bottom w:w="0" w:type="dxa"/>
+        <w:right w:w="108" w:type="dxa"/>
+      </w:tblCellMar>
+    </w:tblPr>
+  </w:style>
+  <w:style w:type="numbering" w:default="1" w:styleId="Semlista">
+    <w:name w:val="No List"/>
+    <w:uiPriority w:val="99"/>
+    <w:semiHidden/>
+    <w:unhideWhenUsed/>
   </w:style>
   <w:style w:type="character" w:styleId="Hyperlink">
     <w:name w:val="Hyperlink"/>
@@ -3659,68 +3465,56 @@
       <w:u w:val="single"/>
     </w:rPr>
   </w:style>
-  <w:style w:type="character" w:styleId="CabealhoChar" w:customStyle="1">
+  <w:style w:type="character" w:customStyle="1" w:styleId="CabealhoChar">
     <w:name w:val="Cabeçalho Char"/>
-    <w:basedOn w:val="DefaultParagraphFont"/>
+    <w:basedOn w:val="Fontepargpadro"/>
+    <w:link w:val="Cabealho"/>
     <w:uiPriority w:val="99"/>
     <w:qFormat/>
-    <w:rsid w:val="0028421a"/>
+    <w:rsid w:val="0028421A"/>
     <w:rPr>
       <w:rFonts w:cs="Arial Unicode MS"/>
       <w:color w:val="000000"/>
       <w:sz w:val="24"/>
       <w:szCs w:val="24"/>
       <w:u w:val="none" w:color="000000"/>
-      <w14:textOutline w14:w="0" w14:cap="flat" w14:cmpd="sng" w14:algn="ctr">
-        <w14:noFill/>
-        <w14:prstDash w14:val="solid"/>
-        <w14:bevel/>
-      </w14:textOutline>
     </w:rPr>
   </w:style>
   <w:style w:type="paragraph" w:styleId="Ttulo">
-    <w:name w:val="Título"/>
+    <w:name w:val="Title"/>
     <w:basedOn w:val="Normal"/>
-    <w:next w:val="BodyText"/>
+    <w:next w:val="Corpodetexto"/>
     <w:qFormat/>
     <w:pPr>
-      <w:keepNext w:val="true"/>
+      <w:keepNext/>
       <w:spacing w:before="240" w:after="120"/>
     </w:pPr>
     <w:rPr>
-      <w:rFonts w:ascii="Liberation Sans" w:hAnsi="Liberation Sans" w:eastAsia="Noto Sans CJK SC" w:cs="Noto Sans Devanagari"/>
+      <w:rFonts w:ascii="Liberation Sans" w:eastAsia="Noto Sans CJK SC" w:hAnsi="Liberation Sans" w:cs="Noto Sans Devanagari"/>
       <w:sz w:val="28"/>
       <w:szCs w:val="28"/>
     </w:rPr>
   </w:style>
-  <w:style w:type="paragraph" w:styleId="BodyText">
+  <w:style w:type="paragraph" w:styleId="Corpodetexto">
     <w:name w:val="Body Text"/>
     <w:pPr>
-      <w:widowControl/>
-      <w:suppressAutoHyphens w:val="true"/>
-      <w:bidi w:val="0"/>
-      <w:spacing w:lineRule="auto" w:line="360" w:before="0" w:after="0"/>
+      <w:spacing w:line="360" w:lineRule="auto"/>
       <w:jc w:val="both"/>
     </w:pPr>
     <w:rPr>
-      <w:rFonts w:ascii="Arial" w:hAnsi="Arial" w:eastAsia="Arial" w:cs="Arial"/>
+      <w:rFonts w:ascii="Arial" w:eastAsia="Arial" w:hAnsi="Arial" w:cs="Arial"/>
       <w:color w:val="000000"/>
-      <w:kern w:val="0"/>
-      <w:sz w:val="20"/>
-      <w:szCs w:val="20"/>
-      <w:u w:val="none" w:color="000000"/>
-      <w:lang w:val="pt-PT" w:eastAsia="pt-PT" w:bidi="ar-SA"/>
+      <w:u w:color="000000"/>
     </w:rPr>
   </w:style>
-  <w:style w:type="paragraph" w:styleId="List">
+  <w:style w:type="paragraph" w:styleId="Lista">
     <w:name w:val="List"/>
-    <w:basedOn w:val="BodyText"/>
-    <w:pPr/>
+    <w:basedOn w:val="Corpodetexto"/>
     <w:rPr>
       <w:rFonts w:cs="Noto Sans Devanagari"/>
     </w:rPr>
   </w:style>
-  <w:style w:type="paragraph" w:styleId="Caption">
+  <w:style w:type="paragraph" w:styleId="Legenda">
     <w:name w:val="caption"/>
     <w:basedOn w:val="Normal"/>
     <w:qFormat/>
@@ -3732,11 +3526,9 @@
       <w:rFonts w:cs="Noto Sans Devanagari"/>
       <w:i/>
       <w:iCs/>
-      <w:sz w:val="24"/>
-      <w:szCs w:val="24"/>
     </w:rPr>
   </w:style>
-  <w:style w:type="paragraph" w:styleId="ndice">
+  <w:style w:type="paragraph" w:customStyle="1" w:styleId="ndice">
     <w:name w:val="Índice"/>
     <w:basedOn w:val="Normal"/>
     <w:qFormat/>
@@ -3747,22 +3539,22 @@
       <w:rFonts w:cs="Noto Sans Devanagari"/>
     </w:rPr>
   </w:style>
-  <w:style w:type="paragraph" w:styleId="Ttulouser">
+  <w:style w:type="paragraph" w:customStyle="1" w:styleId="Ttulouser">
     <w:name w:val="Título (user)"/>
     <w:basedOn w:val="Normal"/>
-    <w:next w:val="BodyText"/>
+    <w:next w:val="Corpodetexto"/>
     <w:qFormat/>
     <w:pPr>
-      <w:keepNext w:val="true"/>
+      <w:keepNext/>
       <w:spacing w:before="240" w:after="120"/>
     </w:pPr>
     <w:rPr>
-      <w:rFonts w:ascii="Liberation Sans" w:hAnsi="Liberation Sans" w:eastAsia="Noto Sans CJK SC" w:cs="Noto Sans Devanagari"/>
+      <w:rFonts w:ascii="Liberation Sans" w:eastAsia="Noto Sans CJK SC" w:hAnsi="Liberation Sans" w:cs="Noto Sans Devanagari"/>
       <w:sz w:val="28"/>
       <w:szCs w:val="28"/>
     </w:rPr>
   </w:style>
-  <w:style w:type="paragraph" w:styleId="ndiceuser">
+  <w:style w:type="paragraph" w:customStyle="1" w:styleId="ndiceuser">
     <w:name w:val="Índice (user)"/>
     <w:basedOn w:val="Normal"/>
     <w:qFormat/>
@@ -3773,104 +3565,71 @@
       <w:rFonts w:cs="Noto Sans Devanagari"/>
     </w:rPr>
   </w:style>
-  <w:style w:type="paragraph" w:styleId="Cabealhoerodapuser">
+  <w:style w:type="paragraph" w:customStyle="1" w:styleId="Cabealhoerodapuser">
     <w:name w:val="Cabeçalho e rodapé (user)"/>
     <w:basedOn w:val="Normal"/>
     <w:qFormat/>
-    <w:pPr/>
-    <w:rPr/>
   </w:style>
-  <w:style w:type="paragraph" w:styleId="Cabealhoerodap">
+  <w:style w:type="paragraph" w:customStyle="1" w:styleId="Cabealhoerodap">
     <w:name w:val="Cabeçalho e rodapé"/>
     <w:basedOn w:val="Normal"/>
     <w:qFormat/>
-    <w:pPr/>
-    <w:rPr/>
   </w:style>
-  <w:style w:type="paragraph" w:styleId="Footer">
+  <w:style w:type="paragraph" w:styleId="Rodap">
     <w:name w:val="footer"/>
     <w:pPr>
-      <w:widowControl/>
       <w:tabs>
-        <w:tab w:val="clear" w:pos="708"/>
-        <w:tab w:val="center" w:pos="4252" w:leader="none"/>
-        <w:tab w:val="right" w:pos="8504" w:leader="none"/>
+        <w:tab w:val="center" w:pos="4252"/>
+        <w:tab w:val="right" w:pos="8504"/>
       </w:tabs>
-      <w:suppressAutoHyphens w:val="true"/>
-      <w:bidi w:val="0"/>
-      <w:spacing w:before="0" w:after="0"/>
-      <w:jc w:val="left"/>
     </w:pPr>
     <w:rPr>
-      <w:rFonts w:ascii="Times New Roman" w:hAnsi="Times New Roman" w:eastAsia="Arial Unicode MS" w:cs="Arial Unicode MS"/>
+      <w:rFonts w:cs="Arial Unicode MS"/>
       <w:color w:val="000000"/>
-      <w:kern w:val="0"/>
       <w:sz w:val="24"/>
       <w:szCs w:val="24"/>
-      <w:u w:val="none" w:color="000000"/>
-      <w:lang w:val="pt-PT" w:eastAsia="pt-PT" w:bidi="ar-SA"/>
+      <w:u w:color="000000"/>
     </w:rPr>
   </w:style>
-  <w:style w:type="paragraph" w:styleId="BodyText2">
+  <w:style w:type="paragraph" w:styleId="Corpodetexto2">
     <w:name w:val="Body Text 2"/>
     <w:qFormat/>
     <w:pPr>
-      <w:widowControl/>
-      <w:suppressAutoHyphens w:val="true"/>
-      <w:bidi w:val="0"/>
-      <w:spacing w:lineRule="auto" w:line="360" w:before="0" w:after="0"/>
+      <w:spacing w:line="360" w:lineRule="auto"/>
       <w:jc w:val="both"/>
     </w:pPr>
     <w:rPr>
-      <w:rFonts w:ascii="Arial" w:hAnsi="Arial" w:eastAsia="Arial Unicode MS" w:cs="Arial Unicode MS"/>
+      <w:rFonts w:ascii="Arial" w:hAnsi="Arial" w:cs="Arial Unicode MS"/>
       <w:color w:val="000000"/>
-      <w:kern w:val="0"/>
       <w:sz w:val="22"/>
       <w:szCs w:val="22"/>
-      <w:u w:val="none" w:color="000000"/>
-      <w:lang w:val="pt-PT" w:eastAsia="pt-PT" w:bidi="ar-SA"/>
+      <w:u w:color="000000"/>
     </w:rPr>
   </w:style>
-  <w:style w:type="paragraph" w:styleId="Header">
+  <w:style w:type="paragraph" w:styleId="Cabealho">
     <w:name w:val="header"/>
     <w:basedOn w:val="Normal"/>
     <w:link w:val="CabealhoChar"/>
     <w:uiPriority w:val="99"/>
     <w:unhideWhenUsed/>
-    <w:rsid w:val="0028421a"/>
+    <w:rsid w:val="0028421A"/>
     <w:pPr>
       <w:tabs>
-        <w:tab w:val="clear" w:pos="708"/>
-        <w:tab w:val="center" w:pos="4252" w:leader="none"/>
-        <w:tab w:val="right" w:pos="8504" w:leader="none"/>
+        <w:tab w:val="center" w:pos="4252"/>
+        <w:tab w:val="right" w:pos="8504"/>
       </w:tabs>
     </w:pPr>
-    <w:rPr/>
   </w:style>
-  <w:style w:type="numbering" w:styleId="Semlistauser" w:default="1">
+  <w:style w:type="numbering" w:customStyle="1" w:styleId="Semlistauser">
     <w:name w:val="Sem lista (user)"/>
     <w:uiPriority w:val="99"/>
     <w:semiHidden/>
     <w:unhideWhenUsed/>
     <w:qFormat/>
   </w:style>
-  <w:style w:type="numbering" w:styleId="ImportedStyle1" w:customStyle="1">
+  <w:style w:type="numbering" w:customStyle="1" w:styleId="ImportedStyle1">
     <w:name w:val="Imported Style 1"/>
     <w:qFormat/>
-  </w:style>
-  <w:style w:type="table" w:default="1" w:styleId="Tabelanormal">
-    <w:name w:val="Normal Table"/>
-    <w:uiPriority w:val="99"/>
-    <w:semiHidden/>
-    <w:unhideWhenUsed/>
-    <w:tblPr>
-      <w:tblCellMar>
-        <w:top w:w="0" w:type="dxa"/>
-        <w:left w:w="108" w:type="dxa"/>
-        <w:bottom w:w="0" w:type="dxa"/>
-        <w:right w:w="108" w:type="dxa"/>
-      </w:tblCellMar>
-    </w:tblPr>
   </w:style>
   <w:style w:type="table" w:customStyle="1" w:styleId="TableNormal">
     <w:name w:val="Table Normal"/>
@@ -3887,56 +3646,56 @@
 </file>
 
 <file path=word/theme/theme1.xml><?xml version="1.0" encoding="utf-8"?>
-<a:theme xmlns:a="http://schemas.openxmlformats.org/drawingml/2006/main" xmlns:r="http://schemas.openxmlformats.org/officeDocument/2006/relationships" name="Office">
+<a:theme xmlns:a="http://schemas.openxmlformats.org/drawingml/2006/main" name="Office">
   <a:themeElements>
     <a:clrScheme name="Office">
       <a:dk1>
         <a:srgbClr val="000000"/>
       </a:dk1>
       <a:lt1>
-        <a:srgbClr val="ffffff"/>
+        <a:srgbClr val="FFFFFF"/>
       </a:lt1>
       <a:dk2>
-        <a:srgbClr val="a7a7a7"/>
+        <a:srgbClr val="A7A7A7"/>
       </a:dk2>
       <a:lt2>
         <a:srgbClr val="535353"/>
       </a:lt2>
       <a:accent1>
-        <a:srgbClr val="4f81bd"/>
+        <a:srgbClr val="4F81BD"/>
       </a:accent1>
       <a:accent2>
-        <a:srgbClr val="c0504d"/>
+        <a:srgbClr val="C0504D"/>
       </a:accent2>
       <a:accent3>
-        <a:srgbClr val="9bbb59"/>
+        <a:srgbClr val="9BBB59"/>
       </a:accent3>
       <a:accent4>
-        <a:srgbClr val="8064a2"/>
+        <a:srgbClr val="8064A2"/>
       </a:accent4>
       <a:accent5>
-        <a:srgbClr val="4bacc6"/>
+        <a:srgbClr val="4BACC6"/>
       </a:accent5>
       <a:accent6>
-        <a:srgbClr val="f79646"/>
+        <a:srgbClr val="F79646"/>
       </a:accent6>
       <a:hlink>
-        <a:srgbClr val="0000ff"/>
+        <a:srgbClr val="0000FF"/>
       </a:hlink>
       <a:folHlink>
-        <a:srgbClr val="ff00ff"/>
+        <a:srgbClr val="FF00FF"/>
       </a:folHlink>
     </a:clrScheme>
     <a:fontScheme name="Office">
       <a:majorFont>
-        <a:latin typeface="Helvetica Neue" pitchFamily="0" charset="1"/>
-        <a:ea typeface="Helvetica Neue" pitchFamily="0" charset="1"/>
-        <a:cs typeface="Helvetica Neue" pitchFamily="0" charset="1"/>
+        <a:latin typeface="Helvetica Neue"/>
+        <a:ea typeface="Helvetica Neue"/>
+        <a:cs typeface="Helvetica Neue"/>
       </a:majorFont>
       <a:minorFont>
-        <a:latin typeface="Helvetica Neue" pitchFamily="0" charset="1"/>
-        <a:ea typeface="Helvetica Neue" pitchFamily="0" charset="1"/>
-        <a:cs typeface="Helvetica Neue" pitchFamily="0" charset="1"/>
+        <a:latin typeface="Helvetica Neue"/>
+        <a:ea typeface="Helvetica Neue"/>
+        <a:cs typeface="Helvetica Neue"/>
       </a:minorFont>
     </a:fontScheme>
     <a:fmtScheme>
@@ -3963,7 +3722,7 @@
             </a:gs>
           </a:gsLst>
           <a:lin ang="16200000" scaled="1"/>
-          <a:tileRect l="0" t="0" r="0" b="0"/>
+          <a:tileRect/>
         </a:gradFill>
         <a:gradFill>
           <a:gsLst>
@@ -3981,7 +3740,7 @@
             </a:gs>
           </a:gsLst>
           <a:lin ang="16200000" scaled="0"/>
-          <a:tileRect l="0" t="0" r="0" b="0"/>
+          <a:tileRect/>
         </a:gradFill>
       </a:fillStyleLst>
       <a:lnStyleLst>
@@ -4032,7 +3791,7 @@
           <a:path path="circle">
             <a:fillToRect l="50000" t="-80000" r="50000" b="180000"/>
           </a:path>
-          <a:tileRect l="0" t="0" r="0" b="0"/>
+          <a:tileRect/>
         </a:gradFill>
         <a:gradFill>
           <a:gsLst>
@@ -4050,10 +3809,12 @@
           <a:path path="circle">
             <a:fillToRect l="50000" t="50000" r="50000" b="50000"/>
           </a:path>
-          <a:tileRect l="0" t="0" r="0" b="0"/>
+          <a:tileRect/>
         </a:gradFill>
       </a:bgFillStyleLst>
     </a:fmtScheme>
   </a:themeElements>
+  <a:objectDefaults/>
+  <a:extraClrSchemeLst/>
 </a:theme>
 </file>
--- a/backend/storage/app/base_documents/guarulhos/contratoEstagio.docx
+++ b/backend/storage/app/base_documents/guarulhos/contratoEstagio.docx
@@ -10,8 +10,8 @@
           <w:rFonts w:ascii="Trebuchet MS" w:eastAsia="Trebuchet MS" w:hAnsi="Trebuchet MS" w:cs="Trebuchet MS"/>
           <w:b/>
           <w:bCs/>
-          <w:sz w:val="18"/>
-          <w:szCs w:val="18"/>
+          <w:sz w:val="20"/>
+          <w:szCs w:val="20"/>
         </w:rPr>
       </w:pPr>
     </w:p>
@@ -23,8 +23,8 @@
           <w:rFonts w:ascii="Trebuchet MS" w:eastAsia="Trebuchet MS" w:hAnsi="Trebuchet MS" w:cs="Trebuchet MS"/>
           <w:b/>
           <w:bCs/>
-          <w:sz w:val="18"/>
-          <w:szCs w:val="18"/>
+          <w:sz w:val="20"/>
+          <w:szCs w:val="20"/>
         </w:rPr>
       </w:pPr>
       <w:r>
@@ -32,8 +32,8 @@
           <w:rFonts w:ascii="Trebuchet MS" w:hAnsi="Trebuchet MS"/>
           <w:b/>
           <w:bCs/>
-          <w:sz w:val="18"/>
-          <w:szCs w:val="18"/>
+          <w:sz w:val="20"/>
+          <w:szCs w:val="20"/>
         </w:rPr>
         <w:t>PROTOCOLO</w:t>
       </w:r>
@@ -47,8 +47,8 @@
           <w:b/>
           <w:bCs/>
           <w:color w:val="003399"/>
-          <w:sz w:val="18"/>
-          <w:szCs w:val="18"/>
+          <w:sz w:val="20"/>
+          <w:szCs w:val="20"/>
           <w:u w:color="003399"/>
         </w:rPr>
       </w:pPr>
@@ -57,8 +57,8 @@
           <w:rFonts w:ascii="Trebuchet MS" w:hAnsi="Trebuchet MS"/>
           <w:b/>
           <w:bCs/>
-          <w:sz w:val="18"/>
-          <w:szCs w:val="18"/>
+          <w:sz w:val="20"/>
+          <w:szCs w:val="20"/>
         </w:rPr>
         <w:t>FORMAÇÃO EM CONTEXTO DE TRABALHO</w:t>
       </w:r>
@@ -70,8 +70,8 @@
           <w:rFonts w:ascii="Trebuchet MS" w:eastAsia="Trebuchet MS" w:hAnsi="Trebuchet MS" w:cs="Trebuchet MS"/>
           <w:b/>
           <w:bCs/>
-          <w:sz w:val="18"/>
-          <w:szCs w:val="18"/>
+          <w:sz w:val="20"/>
+          <w:szCs w:val="20"/>
         </w:rPr>
       </w:pPr>
       <w:r>
@@ -79,8 +79,8 @@
           <w:rFonts w:ascii="Trebuchet MS" w:hAnsi="Trebuchet MS"/>
           <w:b/>
           <w:bCs/>
-          <w:sz w:val="18"/>
-          <w:szCs w:val="18"/>
+          <w:sz w:val="20"/>
+          <w:szCs w:val="20"/>
         </w:rPr>
         <w:t>Entre:</w:t>
       </w:r>
@@ -93,8 +93,8 @@
           <w:rFonts w:ascii="Trebuchet MS" w:eastAsia="Trebuchet MS" w:hAnsi="Trebuchet MS" w:cs="Trebuchet MS"/>
           <w:b/>
           <w:bCs/>
-          <w:sz w:val="18"/>
-          <w:szCs w:val="18"/>
+          <w:sz w:val="20"/>
+          <w:szCs w:val="20"/>
         </w:rPr>
       </w:pPr>
       <w:r>
@@ -102,8 +102,8 @@
           <w:rFonts w:ascii="Trebuchet MS" w:hAnsi="Trebuchet MS"/>
           <w:b/>
           <w:bCs/>
-          <w:sz w:val="18"/>
-          <w:szCs w:val="18"/>
+          <w:sz w:val="20"/>
+          <w:szCs w:val="20"/>
         </w:rPr>
         <w:t>Primeiro Outorgante:</w:t>
       </w:r>
@@ -113,8 +113,8 @@
         <w:pStyle w:val="Corpodetexto2"/>
         <w:rPr>
           <w:rFonts w:ascii="Trebuchet MS" w:hAnsi="Trebuchet MS"/>
-          <w:sz w:val="18"/>
-          <w:szCs w:val="18"/>
+          <w:sz w:val="20"/>
+          <w:szCs w:val="20"/>
           <w:lang w:val="pt-BR"/>
         </w:rPr>
       </w:pPr>
@@ -122,16 +122,36 @@
         <w:rPr>
           <w:rFonts w:ascii="Trebuchet MS" w:eastAsia="Arial" w:hAnsi="Trebuchet MS" w:cs="Arial"/>
           <w:color w:val="00000A"/>
-          <w:sz w:val="18"/>
-          <w:szCs w:val="18"/>
-        </w:rPr>
-        <w:t>${razaoSocialEscola}</w:t>
-      </w:r>
-      <w:r>
-        <w:rPr>
-          <w:rFonts w:ascii="Trebuchet MS" w:hAnsi="Trebuchet MS"/>
-          <w:sz w:val="18"/>
-          <w:szCs w:val="18"/>
+          <w:sz w:val="20"/>
+          <w:szCs w:val="20"/>
+        </w:rPr>
+        <w:t>${</w:t>
+      </w:r>
+      <w:proofErr w:type="spellStart"/>
+      <w:r>
+        <w:rPr>
+          <w:rFonts w:ascii="Trebuchet MS" w:eastAsia="Arial" w:hAnsi="Trebuchet MS" w:cs="Arial"/>
+          <w:color w:val="00000A"/>
+          <w:sz w:val="20"/>
+          <w:szCs w:val="20"/>
+        </w:rPr>
+        <w:t>razaoSocialEscola</w:t>
+      </w:r>
+      <w:proofErr w:type="spellEnd"/>
+      <w:r>
+        <w:rPr>
+          <w:rFonts w:ascii="Trebuchet MS" w:eastAsia="Arial" w:hAnsi="Trebuchet MS" w:cs="Arial"/>
+          <w:color w:val="00000A"/>
+          <w:sz w:val="20"/>
+          <w:szCs w:val="20"/>
+        </w:rPr>
+        <w:t>}</w:t>
+      </w:r>
+      <w:r>
+        <w:rPr>
+          <w:rFonts w:ascii="Trebuchet MS" w:hAnsi="Trebuchet MS"/>
+          <w:sz w:val="20"/>
+          <w:szCs w:val="20"/>
         </w:rPr>
         <w:t xml:space="preserve">, com sede na </w:t>
       </w:r>
@@ -139,50 +159,182 @@
         <w:rPr>
           <w:rFonts w:ascii="Trebuchet MS" w:eastAsia="Arial" w:hAnsi="Trebuchet MS" w:cs="Arial"/>
           <w:color w:val="00000A"/>
-          <w:sz w:val="18"/>
-          <w:szCs w:val="18"/>
-        </w:rPr>
-        <w:t xml:space="preserve">${enderecoEscola}, ${numeroEscola}, ${bairroEscola} -${cidadeEscola} - ${cepEscola} </w:t>
-      </w:r>
-      <w:r>
-        <w:rPr>
-          <w:rFonts w:ascii="Trebuchet MS" w:hAnsi="Trebuchet MS"/>
-          <w:sz w:val="18"/>
-          <w:szCs w:val="18"/>
-        </w:rPr>
-        <w:t xml:space="preserve"> representado por ${</w:t>
-      </w:r>
-      <w:r>
-        <w:rPr>
-          <w:rFonts w:ascii="Trebuchet MS" w:hAnsi="Trebuchet MS"/>
-          <w:sz w:val="18"/>
-          <w:szCs w:val="18"/>
+          <w:sz w:val="20"/>
+          <w:szCs w:val="20"/>
+        </w:rPr>
+        <w:t>${</w:t>
+      </w:r>
+      <w:proofErr w:type="spellStart"/>
+      <w:r>
+        <w:rPr>
+          <w:rFonts w:ascii="Trebuchet MS" w:eastAsia="Arial" w:hAnsi="Trebuchet MS" w:cs="Arial"/>
+          <w:color w:val="00000A"/>
+          <w:sz w:val="20"/>
+          <w:szCs w:val="20"/>
+        </w:rPr>
+        <w:t>enderecoEscola</w:t>
+      </w:r>
+      <w:proofErr w:type="spellEnd"/>
+      <w:r>
+        <w:rPr>
+          <w:rFonts w:ascii="Trebuchet MS" w:eastAsia="Arial" w:hAnsi="Trebuchet MS" w:cs="Arial"/>
+          <w:color w:val="00000A"/>
+          <w:sz w:val="20"/>
+          <w:szCs w:val="20"/>
+        </w:rPr>
+        <w:t>}, ${</w:t>
+      </w:r>
+      <w:proofErr w:type="spellStart"/>
+      <w:r>
+        <w:rPr>
+          <w:rFonts w:ascii="Trebuchet MS" w:eastAsia="Arial" w:hAnsi="Trebuchet MS" w:cs="Arial"/>
+          <w:color w:val="00000A"/>
+          <w:sz w:val="20"/>
+          <w:szCs w:val="20"/>
+        </w:rPr>
+        <w:t>numeroEscola</w:t>
+      </w:r>
+      <w:proofErr w:type="spellEnd"/>
+      <w:r>
+        <w:rPr>
+          <w:rFonts w:ascii="Trebuchet MS" w:eastAsia="Arial" w:hAnsi="Trebuchet MS" w:cs="Arial"/>
+          <w:color w:val="00000A"/>
+          <w:sz w:val="20"/>
+          <w:szCs w:val="20"/>
+        </w:rPr>
+        <w:t>}, ${</w:t>
+      </w:r>
+      <w:proofErr w:type="spellStart"/>
+      <w:r>
+        <w:rPr>
+          <w:rFonts w:ascii="Trebuchet MS" w:eastAsia="Arial" w:hAnsi="Trebuchet MS" w:cs="Arial"/>
+          <w:color w:val="00000A"/>
+          <w:sz w:val="20"/>
+          <w:szCs w:val="20"/>
+        </w:rPr>
+        <w:t>bairroEscola</w:t>
+      </w:r>
+      <w:proofErr w:type="spellEnd"/>
+      <w:r>
+        <w:rPr>
+          <w:rFonts w:ascii="Trebuchet MS" w:eastAsia="Arial" w:hAnsi="Trebuchet MS" w:cs="Arial"/>
+          <w:color w:val="00000A"/>
+          <w:sz w:val="20"/>
+          <w:szCs w:val="20"/>
+        </w:rPr>
+        <w:t>} -${</w:t>
+      </w:r>
+      <w:proofErr w:type="spellStart"/>
+      <w:r>
+        <w:rPr>
+          <w:rFonts w:ascii="Trebuchet MS" w:eastAsia="Arial" w:hAnsi="Trebuchet MS" w:cs="Arial"/>
+          <w:color w:val="00000A"/>
+          <w:sz w:val="20"/>
+          <w:szCs w:val="20"/>
+        </w:rPr>
+        <w:t>cidadeEscola</w:t>
+      </w:r>
+      <w:proofErr w:type="spellEnd"/>
+      <w:r>
+        <w:rPr>
+          <w:rFonts w:ascii="Trebuchet MS" w:eastAsia="Arial" w:hAnsi="Trebuchet MS" w:cs="Arial"/>
+          <w:color w:val="00000A"/>
+          <w:sz w:val="20"/>
+          <w:szCs w:val="20"/>
+        </w:rPr>
+        <w:t>} - ${</w:t>
+      </w:r>
+      <w:proofErr w:type="spellStart"/>
+      <w:proofErr w:type="gramStart"/>
+      <w:r>
+        <w:rPr>
+          <w:rFonts w:ascii="Trebuchet MS" w:eastAsia="Arial" w:hAnsi="Trebuchet MS" w:cs="Arial"/>
+          <w:color w:val="00000A"/>
+          <w:sz w:val="20"/>
+          <w:szCs w:val="20"/>
+        </w:rPr>
+        <w:t>cepEscola</w:t>
+      </w:r>
+      <w:proofErr w:type="spellEnd"/>
+      <w:r>
+        <w:rPr>
+          <w:rFonts w:ascii="Trebuchet MS" w:eastAsia="Arial" w:hAnsi="Trebuchet MS" w:cs="Arial"/>
+          <w:color w:val="00000A"/>
+          <w:sz w:val="20"/>
+          <w:szCs w:val="20"/>
+        </w:rPr>
+        <w:t xml:space="preserve">} </w:t>
+      </w:r>
+      <w:r>
+        <w:rPr>
+          <w:rFonts w:ascii="Trebuchet MS" w:hAnsi="Trebuchet MS"/>
+          <w:sz w:val="20"/>
+          <w:szCs w:val="20"/>
+        </w:rPr>
+        <w:t xml:space="preserve"> representado</w:t>
+      </w:r>
+      <w:proofErr w:type="gramEnd"/>
+      <w:r>
+        <w:rPr>
+          <w:rFonts w:ascii="Trebuchet MS" w:hAnsi="Trebuchet MS"/>
+          <w:sz w:val="20"/>
+          <w:szCs w:val="20"/>
+        </w:rPr>
+        <w:t xml:space="preserve"> por ${</w:t>
+      </w:r>
+      <w:proofErr w:type="spellStart"/>
+      <w:r>
+        <w:rPr>
+          <w:rFonts w:ascii="Trebuchet MS" w:hAnsi="Trebuchet MS"/>
+          <w:sz w:val="20"/>
+          <w:szCs w:val="20"/>
           <w:lang w:val="pt-BR"/>
         </w:rPr>
-        <w:t>responsavelEscola}</w:t>
-      </w:r>
-      <w:r>
-        <w:rPr>
-          <w:rFonts w:ascii="Trebuchet MS" w:hAnsi="Trebuchet MS"/>
-          <w:sz w:val="18"/>
-          <w:szCs w:val="18"/>
+        <w:t>responsavelEscola</w:t>
+      </w:r>
+      <w:proofErr w:type="spellEnd"/>
+      <w:r>
+        <w:rPr>
+          <w:rFonts w:ascii="Trebuchet MS" w:hAnsi="Trebuchet MS"/>
+          <w:sz w:val="20"/>
+          <w:szCs w:val="20"/>
+          <w:lang w:val="pt-BR"/>
+        </w:rPr>
+        <w:t>}</w:t>
+      </w:r>
+      <w:r>
+        <w:rPr>
+          <w:rFonts w:ascii="Trebuchet MS" w:hAnsi="Trebuchet MS"/>
+          <w:sz w:val="20"/>
+          <w:szCs w:val="20"/>
         </w:rPr>
         <w:t>, ${</w:t>
       </w:r>
-      <w:r>
-        <w:rPr>
-          <w:rFonts w:ascii="Trebuchet MS" w:hAnsi="Trebuchet MS"/>
-          <w:sz w:val="18"/>
-          <w:szCs w:val="18"/>
+      <w:proofErr w:type="spellStart"/>
+      <w:r>
+        <w:rPr>
+          <w:rFonts w:ascii="Trebuchet MS" w:hAnsi="Trebuchet MS"/>
+          <w:sz w:val="20"/>
+          <w:szCs w:val="20"/>
           <w:lang w:val="pt-BR"/>
         </w:rPr>
-        <w:t xml:space="preserve">responsavelFuncaoEscola} </w:t>
-      </w:r>
-      <w:r>
-        <w:rPr>
-          <w:rFonts w:ascii="Trebuchet MS" w:hAnsi="Trebuchet MS"/>
-          <w:sz w:val="18"/>
-          <w:szCs w:val="18"/>
+        <w:t>responsavelFuncaoEscola</w:t>
+      </w:r>
+      <w:proofErr w:type="spellEnd"/>
+      <w:r>
+        <w:rPr>
+          <w:rFonts w:ascii="Trebuchet MS" w:hAnsi="Trebuchet MS"/>
+          <w:sz w:val="20"/>
+          <w:szCs w:val="20"/>
+          <w:lang w:val="pt-BR"/>
+        </w:rPr>
+        <w:t xml:space="preserve">} </w:t>
+      </w:r>
+      <w:r>
+        <w:rPr>
+          <w:rFonts w:ascii="Trebuchet MS" w:hAnsi="Trebuchet MS"/>
+          <w:sz w:val="20"/>
+          <w:szCs w:val="20"/>
         </w:rPr>
         <w:t xml:space="preserve">do </w:t>
       </w:r>
@@ -190,16 +342,36 @@
         <w:rPr>
           <w:rFonts w:ascii="Trebuchet MS" w:eastAsia="Arial" w:hAnsi="Trebuchet MS" w:cs="Arial"/>
           <w:color w:val="00000A"/>
-          <w:sz w:val="18"/>
-          <w:szCs w:val="18"/>
-        </w:rPr>
-        <w:t>${razaoSocialEscola}</w:t>
-      </w:r>
-      <w:r>
-        <w:rPr>
-          <w:rFonts w:ascii="Trebuchet MS" w:hAnsi="Trebuchet MS"/>
-          <w:sz w:val="18"/>
-          <w:szCs w:val="18"/>
+          <w:sz w:val="20"/>
+          <w:szCs w:val="20"/>
+        </w:rPr>
+        <w:t>${</w:t>
+      </w:r>
+      <w:proofErr w:type="spellStart"/>
+      <w:r>
+        <w:rPr>
+          <w:rFonts w:ascii="Trebuchet MS" w:eastAsia="Arial" w:hAnsi="Trebuchet MS" w:cs="Arial"/>
+          <w:color w:val="00000A"/>
+          <w:sz w:val="20"/>
+          <w:szCs w:val="20"/>
+        </w:rPr>
+        <w:t>razaoSocialEscola</w:t>
+      </w:r>
+      <w:proofErr w:type="spellEnd"/>
+      <w:r>
+        <w:rPr>
+          <w:rFonts w:ascii="Trebuchet MS" w:eastAsia="Arial" w:hAnsi="Trebuchet MS" w:cs="Arial"/>
+          <w:color w:val="00000A"/>
+          <w:sz w:val="20"/>
+          <w:szCs w:val="20"/>
+        </w:rPr>
+        <w:t>}</w:t>
+      </w:r>
+      <w:r>
+        <w:rPr>
+          <w:rFonts w:ascii="Trebuchet MS" w:hAnsi="Trebuchet MS"/>
+          <w:sz w:val="20"/>
+          <w:szCs w:val="20"/>
         </w:rPr>
         <w:t>.</w:t>
       </w:r>
@@ -212,8 +384,8 @@
           <w:rFonts w:ascii="Trebuchet MS" w:eastAsia="Trebuchet MS" w:hAnsi="Trebuchet MS" w:cs="Trebuchet MS"/>
           <w:b/>
           <w:bCs/>
-          <w:sz w:val="18"/>
-          <w:szCs w:val="18"/>
+          <w:sz w:val="20"/>
+          <w:szCs w:val="20"/>
         </w:rPr>
       </w:pPr>
       <w:r>
@@ -223,8 +395,8 @@
           <w:bCs/>
           <w:i/>
           <w:iCs/>
-          <w:sz w:val="18"/>
-          <w:szCs w:val="18"/>
+          <w:sz w:val="20"/>
+          <w:szCs w:val="20"/>
         </w:rPr>
         <w:t>e</w:t>
       </w:r>
@@ -237,8 +409,9 @@
           <w:rFonts w:ascii="Trebuchet MS" w:eastAsia="Trebuchet MS" w:hAnsi="Trebuchet MS" w:cs="Trebuchet MS"/>
           <w:b/>
           <w:bCs/>
-          <w:sz w:val="18"/>
-          <w:szCs w:val="18"/>
+          <w:sz w:val="20"/>
+          <w:szCs w:val="20"/>
+          <w:highlight w:val="yellow"/>
           <w:u w:val="single"/>
         </w:rPr>
       </w:pPr>
@@ -247,145 +420,443 @@
           <w:rFonts w:ascii="Trebuchet MS" w:hAnsi="Trebuchet MS"/>
           <w:b/>
           <w:bCs/>
-          <w:sz w:val="18"/>
-          <w:szCs w:val="18"/>
+          <w:sz w:val="20"/>
+          <w:szCs w:val="20"/>
+          <w:highlight w:val="yellow"/>
         </w:rPr>
         <w:t xml:space="preserve">Segundo Outorgante: </w:t>
       </w:r>
     </w:p>
     <w:p>
       <w:pPr>
-        <w:shd w:val="clear" w:color="auto" w:fill="FFFFFF"/>
+        <w:spacing w:after="96" w:line="360" w:lineRule="auto"/>
+        <w:ind w:left="-5"/>
+        <w:jc w:val="both"/>
+        <w:rPr>
+          <w:rFonts w:ascii="Trebuchet MS" w:hAnsi="Trebuchet MS"/>
+          <w:sz w:val="20"/>
+          <w:szCs w:val="20"/>
+          <w:highlight w:val="yellow"/>
+        </w:rPr>
+      </w:pPr>
+      <w:r>
+        <w:rPr>
+          <w:rFonts w:ascii="Trebuchet MS" w:eastAsia="Arial" w:hAnsi="Trebuchet MS" w:cs="Arial"/>
+          <w:color w:val="00000A"/>
+          <w:sz w:val="20"/>
+          <w:szCs w:val="20"/>
+          <w:highlight w:val="yellow"/>
+        </w:rPr>
+        <w:t>${</w:t>
+      </w:r>
+      <w:proofErr w:type="spellStart"/>
+      <w:r>
+        <w:rPr>
+          <w:rFonts w:ascii="Trebuchet MS" w:eastAsia="Arial" w:hAnsi="Trebuchet MS" w:cs="Arial"/>
+          <w:color w:val="00000A"/>
+          <w:sz w:val="20"/>
+          <w:szCs w:val="20"/>
+          <w:highlight w:val="yellow"/>
+        </w:rPr>
+        <w:t>razaoSocialEmpresa</w:t>
+      </w:r>
+      <w:proofErr w:type="spellEnd"/>
+      <w:r>
+        <w:rPr>
+          <w:rFonts w:ascii="Trebuchet MS" w:eastAsia="Arial" w:hAnsi="Trebuchet MS" w:cs="Arial"/>
+          <w:color w:val="00000A"/>
+          <w:sz w:val="20"/>
+          <w:szCs w:val="20"/>
+          <w:highlight w:val="yellow"/>
+        </w:rPr>
+        <w:t>}</w:t>
+      </w:r>
+      <w:r>
+        <w:rPr>
+          <w:rFonts w:ascii="Trebuchet MS" w:hAnsi="Trebuchet MS"/>
+          <w:sz w:val="20"/>
+          <w:szCs w:val="20"/>
+          <w:highlight w:val="yellow"/>
+        </w:rPr>
+        <w:t>, representado(a) por ${</w:t>
+      </w:r>
+      <w:proofErr w:type="spellStart"/>
+      <w:r>
+        <w:rPr>
+          <w:rFonts w:ascii="Trebuchet MS" w:hAnsi="Trebuchet MS"/>
+          <w:sz w:val="20"/>
+          <w:szCs w:val="20"/>
+          <w:highlight w:val="yellow"/>
+          <w:lang w:val="pt-BR"/>
+        </w:rPr>
+        <w:t>supervisorEmpresa</w:t>
+      </w:r>
+      <w:proofErr w:type="spellEnd"/>
+      <w:r>
+        <w:rPr>
+          <w:rFonts w:ascii="Trebuchet MS" w:hAnsi="Trebuchet MS"/>
+          <w:sz w:val="20"/>
+          <w:szCs w:val="20"/>
+          <w:highlight w:val="yellow"/>
+          <w:lang w:val="pt-BR"/>
+        </w:rPr>
+        <w:t>}</w:t>
+      </w:r>
+      <w:r>
+        <w:rPr>
+          <w:rFonts w:ascii="Trebuchet MS" w:hAnsi="Trebuchet MS"/>
+          <w:sz w:val="20"/>
+          <w:szCs w:val="20"/>
+          <w:highlight w:val="yellow"/>
+        </w:rPr>
+        <w:t>, na qualidade de ${</w:t>
+      </w:r>
+      <w:proofErr w:type="spellStart"/>
+      <w:r>
+        <w:rPr>
+          <w:rFonts w:ascii="Trebuchet MS" w:hAnsi="Trebuchet MS"/>
+          <w:sz w:val="20"/>
+          <w:szCs w:val="20"/>
+          <w:highlight w:val="yellow"/>
+          <w:lang w:val="pt-BR"/>
+        </w:rPr>
+        <w:t>funcaoSupervisorEmpresa</w:t>
+      </w:r>
+      <w:proofErr w:type="spellEnd"/>
+      <w:r>
+        <w:rPr>
+          <w:rFonts w:ascii="Trebuchet MS" w:hAnsi="Trebuchet MS"/>
+          <w:sz w:val="20"/>
+          <w:szCs w:val="20"/>
+          <w:highlight w:val="yellow"/>
+          <w:lang w:val="pt-BR"/>
+        </w:rPr>
+        <w:t>}</w:t>
+      </w:r>
+      <w:r>
+        <w:rPr>
+          <w:rFonts w:ascii="Trebuchet MS" w:hAnsi="Trebuchet MS"/>
+          <w:sz w:val="20"/>
+          <w:szCs w:val="20"/>
+          <w:highlight w:val="yellow"/>
+        </w:rPr>
+        <w:t xml:space="preserve">, com o NIF: </w:t>
+      </w:r>
+      <w:r>
+        <w:rPr>
+          <w:rFonts w:ascii="Trebuchet MS" w:eastAsia="Arial" w:hAnsi="Trebuchet MS" w:cs="Arial"/>
+          <w:color w:val="00000A"/>
+          <w:sz w:val="20"/>
+          <w:szCs w:val="20"/>
+          <w:highlight w:val="yellow"/>
+        </w:rPr>
+        <w:t>${</w:t>
+      </w:r>
+      <w:proofErr w:type="spellStart"/>
+      <w:r>
+        <w:rPr>
+          <w:rFonts w:ascii="Trebuchet MS" w:eastAsia="Arial" w:hAnsi="Trebuchet MS" w:cs="Arial"/>
+          <w:color w:val="00000A"/>
+          <w:sz w:val="20"/>
+          <w:szCs w:val="20"/>
+          <w:highlight w:val="yellow"/>
+        </w:rPr>
+        <w:t>cnpjEmpresa</w:t>
+      </w:r>
+      <w:proofErr w:type="spellEnd"/>
+      <w:r>
+        <w:rPr>
+          <w:rFonts w:ascii="Trebuchet MS" w:eastAsia="Arial" w:hAnsi="Trebuchet MS" w:cs="Arial"/>
+          <w:color w:val="00000A"/>
+          <w:sz w:val="20"/>
+          <w:szCs w:val="20"/>
+          <w:highlight w:val="yellow"/>
+        </w:rPr>
+        <w:t>}</w:t>
+      </w:r>
+      <w:r>
+        <w:rPr>
+          <w:rFonts w:ascii="Trebuchet MS" w:hAnsi="Trebuchet MS"/>
+          <w:sz w:val="20"/>
+          <w:szCs w:val="20"/>
+          <w:highlight w:val="yellow"/>
+        </w:rPr>
+        <w:t xml:space="preserve">, CAE nº </w:t>
+      </w:r>
+      <w:r>
+        <w:rPr>
+          <w:rFonts w:ascii="Trebuchet MS" w:eastAsia="Arial" w:hAnsi="Trebuchet MS" w:cs="Arial"/>
+          <w:color w:val="00000A"/>
+          <w:sz w:val="20"/>
+          <w:szCs w:val="20"/>
+          <w:highlight w:val="yellow"/>
+        </w:rPr>
+        <w:t>${</w:t>
+      </w:r>
+      <w:proofErr w:type="spellStart"/>
+      <w:r>
+        <w:rPr>
+          <w:rFonts w:ascii="Trebuchet MS" w:eastAsia="Arial" w:hAnsi="Trebuchet MS" w:cs="Arial"/>
+          <w:color w:val="00000A"/>
+          <w:sz w:val="20"/>
+          <w:szCs w:val="20"/>
+          <w:highlight w:val="yellow"/>
+        </w:rPr>
+        <w:t>caeEmpresa</w:t>
+      </w:r>
+      <w:proofErr w:type="spellEnd"/>
+      <w:proofErr w:type="gramStart"/>
+      <w:r>
+        <w:rPr>
+          <w:rFonts w:ascii="Trebuchet MS" w:eastAsia="Arial" w:hAnsi="Trebuchet MS" w:cs="Arial"/>
+          <w:color w:val="00000A"/>
+          <w:sz w:val="20"/>
+          <w:szCs w:val="20"/>
+          <w:highlight w:val="yellow"/>
+        </w:rPr>
+        <w:t>},</w:t>
+      </w:r>
+      <w:r>
+        <w:rPr>
+          <w:rFonts w:ascii="Trebuchet MS" w:hAnsi="Trebuchet MS"/>
+          <w:sz w:val="20"/>
+          <w:szCs w:val="20"/>
+          <w:highlight w:val="yellow"/>
+        </w:rPr>
+        <w:t>,</w:t>
+      </w:r>
+      <w:proofErr w:type="gramEnd"/>
+      <w:r>
+        <w:rPr>
+          <w:rFonts w:ascii="Trebuchet MS" w:hAnsi="Trebuchet MS"/>
+          <w:sz w:val="20"/>
+          <w:szCs w:val="20"/>
+          <w:highlight w:val="yellow"/>
+        </w:rPr>
+        <w:t xml:space="preserve"> situada na </w:t>
+      </w:r>
+      <w:proofErr w:type="gramStart"/>
+      <w:r>
+        <w:rPr>
+          <w:rFonts w:ascii="Trebuchet MS" w:hAnsi="Trebuchet MS"/>
+          <w:sz w:val="20"/>
+          <w:szCs w:val="20"/>
+          <w:highlight w:val="yellow"/>
+        </w:rPr>
+        <w:t>rua :</w:t>
+      </w:r>
+      <w:proofErr w:type="gramEnd"/>
+      <w:r>
+        <w:rPr>
+          <w:rFonts w:ascii="Trebuchet MS" w:hAnsi="Trebuchet MS"/>
+          <w:sz w:val="20"/>
+          <w:szCs w:val="20"/>
+          <w:highlight w:val="yellow"/>
+        </w:rPr>
+        <w:t xml:space="preserve"> </w:t>
+      </w:r>
+      <w:r>
+        <w:rPr>
+          <w:rFonts w:ascii="Trebuchet MS" w:eastAsia="Arial" w:hAnsi="Trebuchet MS" w:cs="Arial"/>
+          <w:color w:val="00000A"/>
+          <w:sz w:val="20"/>
+          <w:szCs w:val="20"/>
+          <w:highlight w:val="yellow"/>
+        </w:rPr>
+        <w:t>${</w:t>
+      </w:r>
+      <w:proofErr w:type="spellStart"/>
+      <w:r>
+        <w:rPr>
+          <w:rFonts w:ascii="Trebuchet MS" w:eastAsia="Arial" w:hAnsi="Trebuchet MS" w:cs="Arial"/>
+          <w:color w:val="00000A"/>
+          <w:sz w:val="20"/>
+          <w:szCs w:val="20"/>
+          <w:highlight w:val="yellow"/>
+        </w:rPr>
+        <w:t>enderecoEmpresa</w:t>
+      </w:r>
+      <w:proofErr w:type="spellEnd"/>
+      <w:r>
+        <w:rPr>
+          <w:rFonts w:ascii="Trebuchet MS" w:eastAsia="Arial" w:hAnsi="Trebuchet MS" w:cs="Arial"/>
+          <w:color w:val="00000A"/>
+          <w:sz w:val="20"/>
+          <w:szCs w:val="20"/>
+          <w:highlight w:val="yellow"/>
+        </w:rPr>
+        <w:t>},</w:t>
+      </w:r>
+      <w:r>
+        <w:rPr>
+          <w:rFonts w:ascii="Trebuchet MS" w:hAnsi="Trebuchet MS"/>
+          <w:sz w:val="20"/>
+          <w:szCs w:val="20"/>
+          <w:highlight w:val="yellow"/>
+        </w:rPr>
+        <w:t xml:space="preserve"> n.º </w:t>
+      </w:r>
+      <w:r>
+        <w:rPr>
+          <w:rFonts w:ascii="Trebuchet MS" w:eastAsia="Arial" w:hAnsi="Trebuchet MS" w:cs="Arial"/>
+          <w:color w:val="00000A"/>
+          <w:sz w:val="20"/>
+          <w:szCs w:val="20"/>
+          <w:highlight w:val="yellow"/>
+        </w:rPr>
+        <w:t>${</w:t>
+      </w:r>
+      <w:proofErr w:type="spellStart"/>
+      <w:r>
+        <w:rPr>
+          <w:rFonts w:ascii="Trebuchet MS" w:eastAsia="Arial" w:hAnsi="Trebuchet MS" w:cs="Arial"/>
+          <w:color w:val="00000A"/>
+          <w:sz w:val="20"/>
+          <w:szCs w:val="20"/>
+          <w:highlight w:val="yellow"/>
+        </w:rPr>
+        <w:t>numeroEmpresa</w:t>
+      </w:r>
+      <w:proofErr w:type="spellEnd"/>
+      <w:r>
+        <w:rPr>
+          <w:rFonts w:ascii="Trebuchet MS" w:eastAsia="Arial" w:hAnsi="Trebuchet MS" w:cs="Arial"/>
+          <w:color w:val="00000A"/>
+          <w:sz w:val="20"/>
+          <w:szCs w:val="20"/>
+          <w:highlight w:val="yellow"/>
+        </w:rPr>
+        <w:t xml:space="preserve">} </w:t>
+      </w:r>
+      <w:r>
+        <w:rPr>
+          <w:rFonts w:ascii="Trebuchet MS" w:hAnsi="Trebuchet MS"/>
+          <w:sz w:val="20"/>
+          <w:szCs w:val="20"/>
+          <w:highlight w:val="yellow"/>
+        </w:rPr>
+        <w:t xml:space="preserve">com o código postal </w:t>
+      </w:r>
+      <w:r>
+        <w:rPr>
+          <w:rFonts w:ascii="Trebuchet MS" w:eastAsia="Arial" w:hAnsi="Trebuchet MS" w:cs="Arial"/>
+          <w:color w:val="00000A"/>
+          <w:sz w:val="20"/>
+          <w:szCs w:val="20"/>
+          <w:highlight w:val="yellow"/>
+        </w:rPr>
+        <w:t>${</w:t>
+      </w:r>
+      <w:proofErr w:type="spellStart"/>
+      <w:r>
+        <w:rPr>
+          <w:rFonts w:ascii="Trebuchet MS" w:eastAsia="Arial" w:hAnsi="Trebuchet MS" w:cs="Arial"/>
+          <w:color w:val="00000A"/>
+          <w:sz w:val="20"/>
+          <w:szCs w:val="20"/>
+          <w:highlight w:val="yellow"/>
+        </w:rPr>
+        <w:t>cepEmpresa</w:t>
+      </w:r>
+      <w:proofErr w:type="spellEnd"/>
+      <w:r>
+        <w:rPr>
+          <w:rFonts w:ascii="Trebuchet MS" w:eastAsia="Arial" w:hAnsi="Trebuchet MS" w:cs="Arial"/>
+          <w:color w:val="00000A"/>
+          <w:sz w:val="20"/>
+          <w:szCs w:val="20"/>
+          <w:highlight w:val="yellow"/>
+        </w:rPr>
+        <w:t>}</w:t>
+      </w:r>
+      <w:r>
+        <w:rPr>
+          <w:rFonts w:ascii="Trebuchet MS" w:hAnsi="Trebuchet MS"/>
+          <w:sz w:val="20"/>
+          <w:szCs w:val="20"/>
+          <w:highlight w:val="yellow"/>
+        </w:rPr>
+        <w:t xml:space="preserve">, </w:t>
+      </w:r>
+    </w:p>
+    <w:p>
+      <w:pPr>
+        <w:spacing w:after="96" w:line="360" w:lineRule="auto"/>
+        <w:jc w:val="both"/>
+        <w:rPr>
+          <w:rFonts w:ascii="Trebuchet MS" w:hAnsi="Trebuchet MS"/>
+          <w:sz w:val="20"/>
+          <w:szCs w:val="20"/>
+          <w:highlight w:val="yellow"/>
+        </w:rPr>
+      </w:pPr>
+      <w:r>
+        <w:rPr>
+          <w:rFonts w:ascii="Trebuchet MS" w:hAnsi="Trebuchet MS"/>
+          <w:sz w:val="20"/>
+          <w:szCs w:val="20"/>
+          <w:highlight w:val="yellow"/>
+        </w:rPr>
+        <w:t xml:space="preserve"> </w:t>
+      </w:r>
+    </w:p>
+    <w:p>
+      <w:pPr>
+        <w:spacing w:after="96" w:line="360" w:lineRule="auto"/>
+        <w:jc w:val="both"/>
+        <w:rPr>
+          <w:rFonts w:ascii="Trebuchet MS" w:hAnsi="Trebuchet MS"/>
+          <w:sz w:val="20"/>
+          <w:szCs w:val="20"/>
+        </w:rPr>
+      </w:pPr>
+      <w:r>
+        <w:rPr>
+          <w:rFonts w:ascii="Trebuchet MS" w:hAnsi="Trebuchet MS"/>
+          <w:sz w:val="20"/>
+          <w:szCs w:val="20"/>
+          <w:highlight w:val="yellow"/>
+        </w:rPr>
+        <w:t xml:space="preserve"> É celebrado o presente Protocolo de Formação em Contexto de Trabalho, que se subordinará às cláusulas seguintes, e do qual faz parte integrante o Plano de Formação em Contexto de Trabalho em anexo.</w:t>
+      </w:r>
+      <w:r>
+        <w:rPr>
+          <w:rFonts w:ascii="Trebuchet MS" w:hAnsi="Trebuchet MS"/>
+          <w:sz w:val="20"/>
+          <w:szCs w:val="20"/>
+        </w:rPr>
+        <w:t xml:space="preserve"> </w:t>
+      </w:r>
+    </w:p>
+    <w:p>
+      <w:pPr>
+        <w:pStyle w:val="Ttulo1"/>
+        <w:rPr>
+          <w:rFonts w:ascii="Trebuchet MS" w:eastAsia="Trebuchet MS" w:hAnsi="Trebuchet MS" w:cs="Trebuchet MS"/>
+          <w:sz w:val="20"/>
+          <w:szCs w:val="20"/>
+          <w:u w:val="single"/>
+        </w:rPr>
+      </w:pPr>
+      <w:r>
+        <w:rPr>
+          <w:rFonts w:ascii="Trebuchet MS" w:hAnsi="Trebuchet MS"/>
+          <w:sz w:val="20"/>
+          <w:szCs w:val="20"/>
+        </w:rPr>
+        <w:t>Cláusula Primeira</w:t>
+      </w:r>
+    </w:p>
+    <w:p>
+      <w:pPr>
         <w:spacing w:line="360" w:lineRule="auto"/>
         <w:jc w:val="both"/>
         <w:rPr>
-          <w:rFonts w:ascii="Trebuchet MS" w:hAnsi="Trebuchet MS"/>
-          <w:sz w:val="18"/>
-          <w:szCs w:val="18"/>
-          <w:lang w:val="pt-BR"/>
-        </w:rPr>
-      </w:pPr>
-      <w:r>
-        <w:rPr>
-          <w:rFonts w:ascii="Trebuchet MS" w:eastAsia="Arial" w:hAnsi="Trebuchet MS" w:cs="Arial"/>
-          <w:color w:val="00000A"/>
-          <w:sz w:val="18"/>
-          <w:szCs w:val="18"/>
-        </w:rPr>
-        <w:t xml:space="preserve">${razaoSocialEmpresa}, </w:t>
-      </w:r>
-      <w:r>
-        <w:rPr>
-          <w:rFonts w:ascii="Trebuchet MS" w:hAnsi="Trebuchet MS"/>
-          <w:sz w:val="18"/>
-          <w:szCs w:val="18"/>
-        </w:rPr>
-        <w:t xml:space="preserve">com o NIF: </w:t>
-      </w:r>
-      <w:r>
-        <w:rPr>
-          <w:rFonts w:ascii="Trebuchet MS" w:eastAsia="Arial" w:hAnsi="Trebuchet MS" w:cs="Arial"/>
-          <w:color w:val="00000A"/>
-          <w:sz w:val="18"/>
-          <w:szCs w:val="18"/>
-        </w:rPr>
-        <w:t xml:space="preserve">${cnpjEmpresa}, </w:t>
-      </w:r>
-      <w:r>
-        <w:rPr>
-          <w:rFonts w:ascii="Trebuchet MS" w:hAnsi="Trebuchet MS"/>
-          <w:sz w:val="18"/>
-          <w:szCs w:val="18"/>
-        </w:rPr>
-        <w:t xml:space="preserve">CAE nº </w:t>
-      </w:r>
-      <w:r>
-        <w:rPr>
-          <w:rFonts w:ascii="Trebuchet MS" w:eastAsia="Arial" w:hAnsi="Trebuchet MS" w:cs="Arial"/>
-          <w:color w:val="00000A"/>
-          <w:sz w:val="18"/>
-          <w:szCs w:val="18"/>
-        </w:rPr>
-        <w:t xml:space="preserve">${caeEmpresa}, </w:t>
-      </w:r>
-      <w:r>
-        <w:rPr>
-          <w:rFonts w:ascii="Trebuchet MS" w:hAnsi="Trebuchet MS"/>
-          <w:sz w:val="18"/>
-          <w:szCs w:val="18"/>
-        </w:rPr>
-        <w:t xml:space="preserve">situada em </w:t>
-      </w:r>
-      <w:r>
-        <w:rPr>
-          <w:rFonts w:ascii="Trebuchet MS" w:eastAsia="Arial" w:hAnsi="Trebuchet MS" w:cs="Arial"/>
-          <w:color w:val="00000A"/>
-          <w:sz w:val="18"/>
-          <w:szCs w:val="18"/>
-        </w:rPr>
-        <w:t xml:space="preserve">${enderecoEmpresa} , ${numeroEmpresa} ${bairroEmpresa} ${cidadeEmpresa} - ${cepEmpresa} </w:t>
-      </w:r>
-      <w:r>
-        <w:rPr>
-          <w:rFonts w:ascii="Trebuchet MS" w:hAnsi="Trebuchet MS"/>
-          <w:sz w:val="18"/>
-          <w:szCs w:val="18"/>
-        </w:rPr>
-        <w:t>representada por ${</w:t>
-      </w:r>
-      <w:r>
-        <w:rPr>
-          <w:rFonts w:ascii="Trebuchet MS" w:hAnsi="Trebuchet MS"/>
-          <w:sz w:val="18"/>
-          <w:szCs w:val="18"/>
-          <w:lang w:val="pt-BR"/>
-        </w:rPr>
-        <w:t>supervisorEmpresa}</w:t>
-      </w:r>
-      <w:r>
-        <w:rPr>
-          <w:rFonts w:ascii="Trebuchet MS" w:hAnsi="Trebuchet MS"/>
-          <w:sz w:val="18"/>
-          <w:szCs w:val="18"/>
-        </w:rPr>
-        <w:t>, na qualidade de ${</w:t>
-      </w:r>
-      <w:r>
-        <w:rPr>
-          <w:rFonts w:ascii="Trebuchet MS" w:hAnsi="Trebuchet MS"/>
-          <w:sz w:val="18"/>
-          <w:szCs w:val="18"/>
-          <w:lang w:val="pt-BR"/>
-        </w:rPr>
-        <w:t xml:space="preserve">funcaoSupervisorEmpresa} </w:t>
-      </w:r>
-      <w:r>
-        <w:rPr>
-          <w:rFonts w:ascii="Trebuchet MS" w:hAnsi="Trebuchet MS"/>
-          <w:sz w:val="18"/>
-          <w:szCs w:val="18"/>
-        </w:rPr>
-        <w:t xml:space="preserve"> é celebrado o presente Protocolo de Formação em Contexto de Trabalho, que se subordinará às cláusulas seguintes.</w:t>
-      </w:r>
-    </w:p>
-    <w:p>
-      <w:pPr>
-        <w:pStyle w:val="Ttulo1"/>
-        <w:rPr>
-          <w:rFonts w:ascii="Trebuchet MS" w:eastAsia="Trebuchet MS" w:hAnsi="Trebuchet MS" w:cs="Trebuchet MS"/>
-          <w:sz w:val="18"/>
-          <w:szCs w:val="18"/>
-          <w:u w:val="single"/>
-        </w:rPr>
-      </w:pPr>
-      <w:r>
-        <w:rPr>
-          <w:rFonts w:ascii="Trebuchet MS" w:hAnsi="Trebuchet MS"/>
-          <w:sz w:val="18"/>
-          <w:szCs w:val="18"/>
-        </w:rPr>
-        <w:t>Cláusula Primeira</w:t>
-      </w:r>
+          <w:rFonts w:ascii="Trebuchet MS" w:eastAsia="Trebuchet MS" w:hAnsi="Trebuchet MS" w:cs="Trebuchet MS"/>
+          <w:sz w:val="20"/>
+          <w:szCs w:val="20"/>
+        </w:rPr>
+      </w:pPr>
     </w:p>
     <w:p>
       <w:pPr>
@@ -393,10 +864,86 @@
         <w:jc w:val="both"/>
         <w:rPr>
           <w:rFonts w:ascii="Trebuchet MS" w:eastAsia="Trebuchet MS" w:hAnsi="Trebuchet MS" w:cs="Trebuchet MS"/>
-          <w:sz w:val="18"/>
-          <w:szCs w:val="18"/>
-        </w:rPr>
-      </w:pPr>
+          <w:sz w:val="20"/>
+          <w:szCs w:val="20"/>
+        </w:rPr>
+      </w:pPr>
+      <w:r>
+        <w:rPr>
+          <w:rFonts w:ascii="Trebuchet MS" w:hAnsi="Trebuchet MS"/>
+          <w:sz w:val="20"/>
+          <w:szCs w:val="20"/>
+        </w:rPr>
+        <w:t xml:space="preserve">O presente protocolo tem por objetivo estabelecer, entre as </w:t>
+      </w:r>
+      <w:r>
+        <w:rPr>
+          <w:rFonts w:ascii="Trebuchet MS" w:hAnsi="Trebuchet MS"/>
+          <w:sz w:val="20"/>
+          <w:szCs w:val="20"/>
+        </w:rPr>
+        <w:t>partes</w:t>
+      </w:r>
+      <w:r>
+        <w:rPr>
+          <w:rFonts w:ascii="Trebuchet MS" w:hAnsi="Trebuchet MS"/>
+          <w:sz w:val="20"/>
+          <w:szCs w:val="20"/>
+        </w:rPr>
+        <w:t xml:space="preserve">, as atividades a desenvolver pelo formando durante a formação prática em contexto real de trabalho (Formação em Contexto de Trabalho). A formação prática, estruturada num plano individual de formação ou roteiro de </w:t>
+      </w:r>
+      <w:proofErr w:type="spellStart"/>
+      <w:r>
+        <w:rPr>
+          <w:rFonts w:ascii="Trebuchet MS" w:hAnsi="Trebuchet MS"/>
+          <w:sz w:val="20"/>
+          <w:szCs w:val="20"/>
+        </w:rPr>
+        <w:t>a</w:t>
+      </w:r>
+      <w:r>
+        <w:rPr>
+          <w:rFonts w:ascii="Trebuchet MS" w:hAnsi="Trebuchet MS"/>
+          <w:sz w:val="20"/>
+          <w:szCs w:val="20"/>
+        </w:rPr>
+        <w:t>c</w:t>
+      </w:r>
+      <w:r>
+        <w:rPr>
+          <w:rFonts w:ascii="Trebuchet MS" w:hAnsi="Trebuchet MS"/>
+          <w:sz w:val="20"/>
+          <w:szCs w:val="20"/>
+        </w:rPr>
+        <w:t>tividades</w:t>
+      </w:r>
+      <w:proofErr w:type="spellEnd"/>
+      <w:r>
+        <w:rPr>
+          <w:rFonts w:ascii="Trebuchet MS" w:hAnsi="Trebuchet MS"/>
+          <w:sz w:val="20"/>
+          <w:szCs w:val="20"/>
+        </w:rPr>
+        <w:t xml:space="preserve"> a desenvolver em contexto de trabalho, visa a aquisição e o desenvolvimento de competências técnicas, relacionais, organizacionais e de gestão de carreira relevantes para a qualificação profissional a adquirir, para a inserção no mundo de trabalho e para a formação ao longo da vida.</w:t>
+      </w:r>
+    </w:p>
+    <w:p>
+      <w:pPr>
+        <w:pStyle w:val="Ttulo1"/>
+        <w:rPr>
+          <w:rFonts w:ascii="Trebuchet MS" w:eastAsia="Trebuchet MS" w:hAnsi="Trebuchet MS" w:cs="Trebuchet MS"/>
+          <w:sz w:val="20"/>
+          <w:szCs w:val="20"/>
+        </w:rPr>
+      </w:pPr>
+      <w:r>
+        <w:rPr>
+          <w:rFonts w:ascii="Trebuchet MS" w:hAnsi="Trebuchet MS"/>
+          <w:sz w:val="20"/>
+          <w:szCs w:val="20"/>
+        </w:rPr>
+        <w:t>Cláusula Segunda</w:t>
+      </w:r>
     </w:p>
     <w:p>
       <w:pPr>
@@ -404,45 +951,605 @@
         <w:jc w:val="both"/>
         <w:rPr>
           <w:rFonts w:ascii="Trebuchet MS" w:eastAsia="Trebuchet MS" w:hAnsi="Trebuchet MS" w:cs="Trebuchet MS"/>
-          <w:sz w:val="18"/>
-          <w:szCs w:val="18"/>
-        </w:rPr>
-      </w:pPr>
-      <w:r>
-        <w:rPr>
-          <w:rFonts w:ascii="Trebuchet MS" w:hAnsi="Trebuchet MS"/>
-          <w:sz w:val="18"/>
-          <w:szCs w:val="18"/>
-        </w:rPr>
-        <w:t>O presente protocolo tem por objetivo estabelecer, entre as duas entidades, as atividades a desenvolver pelo formando durante a formação prática em contexto real de trabalho (Formação em Contexto de Trabalho). A formação prática, estruturada num plano individual de formação ou roteiro de atividades a desenvolver em contexto de trabalho, visa a aquisição e o desenvolvimento de competências técnicas, relacionais, organizacionais e de gestão de carreira relevantes para a qualificação profissional a adquirir, para a inserção no mundo de trabalho e para a formação ao longo da vida.</w:t>
-      </w:r>
-    </w:p>
-    <w:p>
-      <w:pPr>
-        <w:pStyle w:val="Ttulo1"/>
-        <w:rPr>
-          <w:rFonts w:ascii="Trebuchet MS" w:eastAsia="Trebuchet MS" w:hAnsi="Trebuchet MS" w:cs="Trebuchet MS"/>
-          <w:sz w:val="18"/>
-          <w:szCs w:val="18"/>
-        </w:rPr>
-      </w:pPr>
-      <w:r>
-        <w:rPr>
-          <w:rFonts w:ascii="Trebuchet MS" w:hAnsi="Trebuchet MS"/>
-          <w:sz w:val="18"/>
-          <w:szCs w:val="18"/>
-        </w:rPr>
-        <w:t>Cláusula Segunda</w:t>
-      </w:r>
+          <w:sz w:val="20"/>
+          <w:szCs w:val="20"/>
+        </w:rPr>
+      </w:pPr>
     </w:p>
     <w:p>
       <w:pPr>
         <w:spacing w:line="360" w:lineRule="auto"/>
         <w:jc w:val="both"/>
         <w:rPr>
-          <w:rFonts w:ascii="Trebuchet MS" w:eastAsia="Trebuchet MS" w:hAnsi="Trebuchet MS" w:cs="Trebuchet MS"/>
-          <w:sz w:val="18"/>
-          <w:szCs w:val="18"/>
+          <w:rFonts w:ascii="Trebuchet MS" w:eastAsia="Arial" w:hAnsi="Trebuchet MS" w:cs="Arial"/>
+          <w:sz w:val="20"/>
+          <w:szCs w:val="20"/>
+          <w:lang w:val="pt-BR"/>
+        </w:rPr>
+      </w:pPr>
+      <w:r>
+        <w:rPr>
+          <w:rFonts w:ascii="Trebuchet MS" w:hAnsi="Trebuchet MS"/>
+          <w:sz w:val="20"/>
+          <w:szCs w:val="20"/>
+        </w:rPr>
+        <w:t>O segundo outorgante irá promover a Formação em Contexto de Trabalho no âmbito do ${</w:t>
+      </w:r>
+      <w:proofErr w:type="spellStart"/>
+      <w:r>
+        <w:rPr>
+          <w:rFonts w:ascii="Trebuchet MS" w:hAnsi="Trebuchet MS"/>
+          <w:sz w:val="20"/>
+          <w:szCs w:val="20"/>
+          <w:lang w:val="pt-BR"/>
+        </w:rPr>
+        <w:t>cursoCandidato</w:t>
+      </w:r>
+      <w:proofErr w:type="spellEnd"/>
+      <w:r>
+        <w:rPr>
+          <w:rFonts w:ascii="Trebuchet MS" w:hAnsi="Trebuchet MS"/>
+          <w:sz w:val="20"/>
+          <w:szCs w:val="20"/>
+          <w:lang w:val="pt-BR"/>
+        </w:rPr>
+        <w:t>}</w:t>
+      </w:r>
+      <w:r>
+        <w:rPr>
+          <w:rFonts w:ascii="Trebuchet MS" w:hAnsi="Trebuchet MS"/>
+          <w:sz w:val="20"/>
+          <w:szCs w:val="20"/>
+        </w:rPr>
+        <w:t>, ${</w:t>
+      </w:r>
+      <w:proofErr w:type="spellStart"/>
+      <w:r>
+        <w:rPr>
+          <w:rFonts w:ascii="Trebuchet MS" w:hAnsi="Trebuchet MS"/>
+          <w:sz w:val="20"/>
+          <w:szCs w:val="20"/>
+          <w:lang w:val="pt-BR"/>
+        </w:rPr>
+        <w:t>nivelCandidato</w:t>
+      </w:r>
+      <w:proofErr w:type="spellEnd"/>
+      <w:r>
+        <w:rPr>
+          <w:rFonts w:ascii="Trebuchet MS" w:hAnsi="Trebuchet MS"/>
+          <w:sz w:val="20"/>
+          <w:szCs w:val="20"/>
+          <w:lang w:val="pt-BR"/>
+        </w:rPr>
+        <w:t>}</w:t>
+      </w:r>
+      <w:r>
+        <w:rPr>
+          <w:rFonts w:ascii="Trebuchet MS" w:hAnsi="Trebuchet MS"/>
+          <w:sz w:val="20"/>
+          <w:szCs w:val="20"/>
+        </w:rPr>
+        <w:t xml:space="preserve">, correspondente ao ano letivo de </w:t>
+      </w:r>
+      <w:r>
+        <w:rPr>
+          <w:rFonts w:ascii="Trebuchet MS" w:eastAsia="Arial" w:hAnsi="Trebuchet MS" w:cs="Arial"/>
+          <w:sz w:val="20"/>
+          <w:szCs w:val="20"/>
+        </w:rPr>
+        <w:t>${</w:t>
+      </w:r>
+      <w:r>
+        <w:rPr>
+          <w:rFonts w:ascii="Trebuchet MS" w:eastAsia="Arial" w:hAnsi="Trebuchet MS" w:cs="Arial"/>
+          <w:sz w:val="20"/>
+          <w:szCs w:val="20"/>
+          <w:lang w:val="pt-BR"/>
+        </w:rPr>
+        <w:t>anos</w:t>
+      </w:r>
+      <w:r>
+        <w:rPr>
+          <w:rFonts w:ascii="Trebuchet MS" w:eastAsia="Arial" w:hAnsi="Trebuchet MS" w:cs="Arial"/>
+          <w:sz w:val="20"/>
+          <w:szCs w:val="20"/>
+        </w:rPr>
+        <w:t xml:space="preserve">}, </w:t>
+      </w:r>
+      <w:r>
+        <w:rPr>
+          <w:rFonts w:ascii="Trebuchet MS" w:hAnsi="Trebuchet MS"/>
+          <w:sz w:val="20"/>
+          <w:szCs w:val="20"/>
+        </w:rPr>
+        <w:t>no período da ${</w:t>
+      </w:r>
+      <w:proofErr w:type="spellStart"/>
+      <w:r>
+        <w:rPr>
+          <w:rFonts w:ascii="Trebuchet MS" w:hAnsi="Trebuchet MS"/>
+          <w:sz w:val="20"/>
+          <w:szCs w:val="20"/>
+          <w:lang w:val="pt-BR"/>
+        </w:rPr>
+        <w:t>period</w:t>
+      </w:r>
+      <w:proofErr w:type="spellEnd"/>
+      <w:r>
+        <w:rPr>
+          <w:rFonts w:ascii="Trebuchet MS" w:hAnsi="Trebuchet MS"/>
+          <w:sz w:val="20"/>
+          <w:szCs w:val="20"/>
+        </w:rPr>
+        <w:t>} em colaboração com o primeiro outorgante.</w:t>
+      </w:r>
+    </w:p>
+    <w:p>
+      <w:pPr>
+        <w:jc w:val="both"/>
+        <w:rPr>
+          <w:rFonts w:ascii="Trebuchet MS" w:eastAsia="Trebuchet MS" w:hAnsi="Trebuchet MS" w:cs="Trebuchet MS"/>
+          <w:sz w:val="20"/>
+          <w:szCs w:val="20"/>
+        </w:rPr>
+      </w:pPr>
+    </w:p>
+    <w:p>
+      <w:pPr>
+        <w:pStyle w:val="Ttulo1"/>
+        <w:rPr>
+          <w:rFonts w:ascii="Trebuchet MS" w:eastAsia="Trebuchet MS" w:hAnsi="Trebuchet MS" w:cs="Trebuchet MS"/>
+          <w:sz w:val="20"/>
+          <w:szCs w:val="20"/>
+        </w:rPr>
+      </w:pPr>
+      <w:r>
+        <w:rPr>
+          <w:rFonts w:ascii="Trebuchet MS" w:hAnsi="Trebuchet MS"/>
+          <w:sz w:val="20"/>
+          <w:szCs w:val="20"/>
+        </w:rPr>
+        <w:t>Cláusula Terceira</w:t>
+      </w:r>
+    </w:p>
+    <w:p>
+      <w:pPr>
+        <w:pStyle w:val="Corpodetexto"/>
+        <w:rPr>
+          <w:rFonts w:ascii="Trebuchet MS" w:eastAsia="Trebuchet MS" w:hAnsi="Trebuchet MS" w:cs="Trebuchet MS"/>
+        </w:rPr>
+      </w:pPr>
+    </w:p>
+    <w:p>
+      <w:pPr>
+        <w:pStyle w:val="Corpodetexto"/>
+        <w:rPr>
+          <w:rFonts w:ascii="Trebuchet MS" w:hAnsi="Trebuchet MS"/>
+        </w:rPr>
+      </w:pPr>
+      <w:r>
+        <w:rPr>
+          <w:rFonts w:ascii="Trebuchet MS" w:hAnsi="Trebuchet MS"/>
+        </w:rPr>
+        <w:t>O primeiro e o segundo outorgante desenvolverão todos os esforços de forma a fornecer aos alunos</w:t>
+      </w:r>
+      <w:r>
+        <w:rPr>
+          <w:rFonts w:ascii="Trebuchet MS" w:hAnsi="Trebuchet MS"/>
+        </w:rPr>
+        <w:t xml:space="preserve"> </w:t>
+      </w:r>
+      <w:r>
+        <w:rPr>
+          <w:rFonts w:ascii="Trebuchet MS" w:hAnsi="Trebuchet MS"/>
+        </w:rPr>
+        <w:t>formandos os saberes e instrumentos necessários ao desempenho profissional.</w:t>
+      </w:r>
+    </w:p>
+    <w:p>
+      <w:pPr>
+        <w:pStyle w:val="Corpodetexto"/>
+        <w:rPr>
+          <w:rFonts w:ascii="Trebuchet MS" w:hAnsi="Trebuchet MS"/>
+        </w:rPr>
+      </w:pPr>
+    </w:p>
+    <w:p>
+      <w:pPr>
+        <w:pStyle w:val="Corpodetexto"/>
+        <w:jc w:val="center"/>
+        <w:rPr>
+          <w:rFonts w:ascii="Trebuchet MS" w:eastAsia="Trebuchet MS" w:hAnsi="Trebuchet MS" w:cs="Trebuchet MS"/>
+          <w:b/>
+          <w:bCs/>
+        </w:rPr>
+      </w:pPr>
+      <w:r>
+        <w:rPr>
+          <w:rFonts w:ascii="Trebuchet MS" w:hAnsi="Trebuchet MS"/>
+          <w:b/>
+          <w:bCs/>
+        </w:rPr>
+        <w:t>Cláusula Quarta</w:t>
+      </w:r>
+    </w:p>
+    <w:p>
+      <w:pPr>
+        <w:rPr>
+          <w:rFonts w:ascii="Trebuchet MS" w:eastAsia="Trebuchet MS" w:hAnsi="Trebuchet MS" w:cs="Trebuchet MS"/>
+          <w:sz w:val="20"/>
+          <w:szCs w:val="20"/>
+        </w:rPr>
+      </w:pPr>
+    </w:p>
+    <w:p>
+      <w:pPr>
+        <w:spacing w:line="360" w:lineRule="auto"/>
+        <w:rPr>
+          <w:rFonts w:ascii="Trebuchet MS" w:hAnsi="Trebuchet MS"/>
+          <w:sz w:val="20"/>
+          <w:szCs w:val="20"/>
+        </w:rPr>
+      </w:pPr>
+      <w:r>
+        <w:rPr>
+          <w:rFonts w:ascii="Trebuchet MS" w:hAnsi="Trebuchet MS"/>
+          <w:sz w:val="20"/>
+          <w:szCs w:val="20"/>
+        </w:rPr>
+        <w:t xml:space="preserve">O segundo outorgante compromete-se a acolher na sua empresa/organização, o aluno: </w:t>
+      </w:r>
+    </w:p>
+    <w:p>
+      <w:pPr>
+        <w:spacing w:line="360" w:lineRule="auto"/>
+        <w:rPr>
+          <w:rFonts w:ascii="Trebuchet MS" w:eastAsia="Trebuchet MS" w:hAnsi="Trebuchet MS" w:cs="Trebuchet MS"/>
+          <w:b/>
+          <w:bCs/>
+          <w:sz w:val="20"/>
+          <w:szCs w:val="20"/>
+        </w:rPr>
+      </w:pPr>
+      <w:r>
+        <w:rPr>
+          <w:rFonts w:ascii="Trebuchet MS" w:eastAsia="Arial" w:hAnsi="Trebuchet MS" w:cs="Arial"/>
+          <w:b/>
+          <w:bCs/>
+          <w:color w:val="00000A"/>
+          <w:sz w:val="20"/>
+          <w:szCs w:val="20"/>
+        </w:rPr>
+        <w:lastRenderedPageBreak/>
+        <w:t>Nome:</w:t>
+      </w:r>
+      <w:r>
+        <w:rPr>
+          <w:rFonts w:ascii="Trebuchet MS" w:eastAsia="Arial" w:hAnsi="Trebuchet MS" w:cs="Arial"/>
+          <w:color w:val="00000A"/>
+          <w:sz w:val="20"/>
+          <w:szCs w:val="20"/>
+        </w:rPr>
+        <w:tab/>
+        <w:t>${</w:t>
+      </w:r>
+      <w:proofErr w:type="spellStart"/>
+      <w:proofErr w:type="gramStart"/>
+      <w:r>
+        <w:rPr>
+          <w:rFonts w:ascii="Trebuchet MS" w:eastAsia="Arial" w:hAnsi="Trebuchet MS" w:cs="Arial"/>
+          <w:color w:val="00000A"/>
+          <w:sz w:val="20"/>
+          <w:szCs w:val="20"/>
+        </w:rPr>
+        <w:t>nomeCandidato</w:t>
+      </w:r>
+      <w:proofErr w:type="spellEnd"/>
+      <w:r>
+        <w:rPr>
+          <w:rFonts w:ascii="Trebuchet MS" w:eastAsia="Arial" w:hAnsi="Trebuchet MS" w:cs="Arial"/>
+          <w:color w:val="00000A"/>
+          <w:sz w:val="20"/>
+          <w:szCs w:val="20"/>
+        </w:rPr>
+        <w:t xml:space="preserve">}   </w:t>
+      </w:r>
+      <w:proofErr w:type="gramEnd"/>
+      <w:r>
+        <w:rPr>
+          <w:rFonts w:ascii="Trebuchet MS" w:eastAsia="Arial" w:hAnsi="Trebuchet MS" w:cs="Arial"/>
+          <w:color w:val="00000A"/>
+          <w:sz w:val="20"/>
+          <w:szCs w:val="20"/>
+        </w:rPr>
+        <w:t xml:space="preserve">                                    </w:t>
+      </w:r>
+      <w:r>
+        <w:rPr>
+          <w:rFonts w:ascii="Trebuchet MS" w:eastAsia="Arial" w:hAnsi="Trebuchet MS" w:cs="Arial"/>
+          <w:color w:val="00000A"/>
+          <w:sz w:val="20"/>
+          <w:szCs w:val="20"/>
+        </w:rPr>
+        <w:br/>
+      </w:r>
+      <w:r>
+        <w:rPr>
+          <w:rFonts w:ascii="Trebuchet MS" w:eastAsia="Arial" w:hAnsi="Trebuchet MS" w:cs="Arial"/>
+          <w:b/>
+          <w:bCs/>
+          <w:color w:val="00000A"/>
+          <w:sz w:val="20"/>
+          <w:szCs w:val="20"/>
+        </w:rPr>
+        <w:t>Data de Nascimento:</w:t>
+      </w:r>
+      <w:r>
+        <w:rPr>
+          <w:rFonts w:ascii="Trebuchet MS" w:eastAsia="Arial" w:hAnsi="Trebuchet MS" w:cs="Arial"/>
+          <w:color w:val="00000A"/>
+          <w:sz w:val="20"/>
+          <w:szCs w:val="20"/>
+        </w:rPr>
+        <w:t xml:space="preserve"> ${</w:t>
+      </w:r>
+      <w:proofErr w:type="spellStart"/>
+      <w:proofErr w:type="gramStart"/>
+      <w:r>
+        <w:rPr>
+          <w:rFonts w:ascii="Trebuchet MS" w:eastAsia="Arial" w:hAnsi="Trebuchet MS" w:cs="Arial"/>
+          <w:color w:val="00000A"/>
+          <w:sz w:val="20"/>
+          <w:szCs w:val="20"/>
+        </w:rPr>
+        <w:t>nascimentoCandidato</w:t>
+      </w:r>
+      <w:proofErr w:type="spellEnd"/>
+      <w:r>
+        <w:rPr>
+          <w:rFonts w:ascii="Trebuchet MS" w:eastAsia="Arial" w:hAnsi="Trebuchet MS" w:cs="Arial"/>
+          <w:color w:val="00000A"/>
+          <w:sz w:val="20"/>
+          <w:szCs w:val="20"/>
+        </w:rPr>
+        <w:t xml:space="preserve">}   </w:t>
+      </w:r>
+      <w:proofErr w:type="gramEnd"/>
+      <w:r>
+        <w:rPr>
+          <w:rFonts w:ascii="Trebuchet MS" w:eastAsia="Arial" w:hAnsi="Trebuchet MS" w:cs="Arial"/>
+          <w:color w:val="00000A"/>
+          <w:sz w:val="20"/>
+          <w:szCs w:val="20"/>
+        </w:rPr>
+        <w:br/>
+      </w:r>
+      <w:r>
+        <w:rPr>
+          <w:rFonts w:ascii="Trebuchet MS" w:eastAsia="Arial" w:hAnsi="Trebuchet MS" w:cs="Arial"/>
+          <w:b/>
+          <w:bCs/>
+          <w:color w:val="00000A"/>
+          <w:sz w:val="20"/>
+          <w:szCs w:val="20"/>
+        </w:rPr>
+        <w:t>NIF:</w:t>
+      </w:r>
+      <w:r>
+        <w:rPr>
+          <w:rFonts w:ascii="Trebuchet MS" w:eastAsia="Arial" w:hAnsi="Trebuchet MS" w:cs="Arial"/>
+          <w:color w:val="00000A"/>
+          <w:sz w:val="20"/>
+          <w:szCs w:val="20"/>
+        </w:rPr>
+        <w:t xml:space="preserve"> ${</w:t>
+      </w:r>
+      <w:proofErr w:type="spellStart"/>
+      <w:r>
+        <w:rPr>
+          <w:rFonts w:ascii="Trebuchet MS" w:eastAsia="Arial" w:hAnsi="Trebuchet MS" w:cs="Arial"/>
+          <w:color w:val="00000A"/>
+          <w:sz w:val="20"/>
+          <w:szCs w:val="20"/>
+        </w:rPr>
+        <w:t>cpfCandidato</w:t>
+      </w:r>
+      <w:proofErr w:type="spellEnd"/>
+      <w:r>
+        <w:rPr>
+          <w:rFonts w:ascii="Trebuchet MS" w:eastAsia="Arial" w:hAnsi="Trebuchet MS" w:cs="Arial"/>
+          <w:color w:val="00000A"/>
+          <w:sz w:val="20"/>
+          <w:szCs w:val="20"/>
+        </w:rPr>
+        <w:t xml:space="preserve">}  </w:t>
+      </w:r>
+      <w:r>
+        <w:rPr>
+          <w:rFonts w:ascii="Trebuchet MS" w:eastAsia="Arial" w:hAnsi="Trebuchet MS" w:cs="Arial"/>
+          <w:color w:val="00000A"/>
+          <w:sz w:val="20"/>
+          <w:szCs w:val="20"/>
+        </w:rPr>
+        <w:br/>
+      </w:r>
+      <w:r>
+        <w:rPr>
+          <w:rFonts w:ascii="Trebuchet MS" w:eastAsia="Arial" w:hAnsi="Trebuchet MS" w:cs="Arial"/>
+          <w:b/>
+          <w:bCs/>
+          <w:color w:val="00000A"/>
+          <w:sz w:val="20"/>
+          <w:szCs w:val="20"/>
+        </w:rPr>
+        <w:t>Morada:</w:t>
+      </w:r>
+      <w:r>
+        <w:rPr>
+          <w:rFonts w:ascii="Trebuchet MS" w:eastAsia="Arial" w:hAnsi="Trebuchet MS" w:cs="Arial"/>
+          <w:color w:val="00000A"/>
+          <w:sz w:val="20"/>
+          <w:szCs w:val="20"/>
+        </w:rPr>
+        <w:t xml:space="preserve"> ${</w:t>
+      </w:r>
+      <w:proofErr w:type="spellStart"/>
+      <w:r>
+        <w:rPr>
+          <w:rFonts w:ascii="Trebuchet MS" w:eastAsia="Arial" w:hAnsi="Trebuchet MS" w:cs="Arial"/>
+          <w:color w:val="00000A"/>
+          <w:sz w:val="20"/>
+          <w:szCs w:val="20"/>
+        </w:rPr>
+        <w:t>enderecoCandidato</w:t>
+      </w:r>
+      <w:proofErr w:type="spellEnd"/>
+      <w:proofErr w:type="gramStart"/>
+      <w:r>
+        <w:rPr>
+          <w:rFonts w:ascii="Trebuchet MS" w:eastAsia="Arial" w:hAnsi="Trebuchet MS" w:cs="Arial"/>
+          <w:color w:val="00000A"/>
+          <w:sz w:val="20"/>
+          <w:szCs w:val="20"/>
+        </w:rPr>
+        <w:t>} ,</w:t>
+      </w:r>
+      <w:proofErr w:type="gramEnd"/>
+      <w:r>
+        <w:rPr>
+          <w:rFonts w:ascii="Trebuchet MS" w:eastAsia="Arial" w:hAnsi="Trebuchet MS" w:cs="Arial"/>
+          <w:color w:val="00000A"/>
+          <w:sz w:val="20"/>
+          <w:szCs w:val="20"/>
+        </w:rPr>
+        <w:t xml:space="preserve"> ${</w:t>
+      </w:r>
+      <w:proofErr w:type="spellStart"/>
+      <w:r>
+        <w:rPr>
+          <w:rFonts w:ascii="Trebuchet MS" w:eastAsia="Arial" w:hAnsi="Trebuchet MS" w:cs="Arial"/>
+          <w:color w:val="00000A"/>
+          <w:sz w:val="20"/>
+          <w:szCs w:val="20"/>
+        </w:rPr>
+        <w:t>numeroCandidato</w:t>
+      </w:r>
+      <w:proofErr w:type="spellEnd"/>
+      <w:r>
+        <w:rPr>
+          <w:rFonts w:ascii="Trebuchet MS" w:eastAsia="Arial" w:hAnsi="Trebuchet MS" w:cs="Arial"/>
+          <w:color w:val="00000A"/>
+          <w:sz w:val="20"/>
+          <w:szCs w:val="20"/>
+        </w:rPr>
+        <w:t>} ${</w:t>
+      </w:r>
+      <w:proofErr w:type="spellStart"/>
+      <w:r>
+        <w:rPr>
+          <w:rFonts w:ascii="Trebuchet MS" w:eastAsia="Arial" w:hAnsi="Trebuchet MS" w:cs="Arial"/>
+          <w:color w:val="00000A"/>
+          <w:sz w:val="20"/>
+          <w:szCs w:val="20"/>
+        </w:rPr>
+        <w:t>bairroCandidato</w:t>
+      </w:r>
+      <w:proofErr w:type="spellEnd"/>
+      <w:r>
+        <w:rPr>
+          <w:rFonts w:ascii="Trebuchet MS" w:eastAsia="Arial" w:hAnsi="Trebuchet MS" w:cs="Arial"/>
+          <w:color w:val="00000A"/>
+          <w:sz w:val="20"/>
+          <w:szCs w:val="20"/>
+        </w:rPr>
+        <w:t>} - ${</w:t>
+      </w:r>
+      <w:proofErr w:type="spellStart"/>
+      <w:r>
+        <w:rPr>
+          <w:rFonts w:ascii="Trebuchet MS" w:eastAsia="Arial" w:hAnsi="Trebuchet MS" w:cs="Arial"/>
+          <w:color w:val="00000A"/>
+          <w:sz w:val="20"/>
+          <w:szCs w:val="20"/>
+        </w:rPr>
+        <w:t>cidadeCandidato</w:t>
+      </w:r>
+      <w:proofErr w:type="spellEnd"/>
+      <w:r>
+        <w:rPr>
+          <w:rFonts w:ascii="Trebuchet MS" w:eastAsia="Arial" w:hAnsi="Trebuchet MS" w:cs="Arial"/>
+          <w:color w:val="00000A"/>
+          <w:sz w:val="20"/>
+          <w:szCs w:val="20"/>
+        </w:rPr>
+        <w:t>} - ${</w:t>
+      </w:r>
+      <w:proofErr w:type="spellStart"/>
+      <w:r>
+        <w:rPr>
+          <w:rFonts w:ascii="Trebuchet MS" w:eastAsia="Arial" w:hAnsi="Trebuchet MS" w:cs="Arial"/>
+          <w:color w:val="00000A"/>
+          <w:sz w:val="20"/>
+          <w:szCs w:val="20"/>
+        </w:rPr>
+        <w:t>cepCandidato</w:t>
+      </w:r>
+      <w:proofErr w:type="spellEnd"/>
+      <w:r>
+        <w:rPr>
+          <w:rFonts w:ascii="Trebuchet MS" w:eastAsia="Arial" w:hAnsi="Trebuchet MS" w:cs="Arial"/>
+          <w:color w:val="00000A"/>
+          <w:sz w:val="20"/>
+          <w:szCs w:val="20"/>
+        </w:rPr>
+        <w:t xml:space="preserve">}                                  </w:t>
+      </w:r>
+      <w:r>
+        <w:rPr>
+          <w:rFonts w:ascii="Trebuchet MS" w:eastAsia="Arial" w:hAnsi="Trebuchet MS" w:cs="Arial"/>
+          <w:color w:val="00000A"/>
+          <w:sz w:val="20"/>
+          <w:szCs w:val="20"/>
+        </w:rPr>
+        <w:tab/>
+        <w:t xml:space="preserve"> </w:t>
+      </w:r>
+    </w:p>
+    <w:p>
+      <w:pPr>
+        <w:pStyle w:val="Ttulo1"/>
+        <w:rPr>
+          <w:rFonts w:ascii="Trebuchet MS" w:eastAsia="Trebuchet MS" w:hAnsi="Trebuchet MS" w:cs="Trebuchet MS"/>
+          <w:sz w:val="20"/>
+          <w:szCs w:val="20"/>
+        </w:rPr>
+      </w:pPr>
+    </w:p>
+    <w:p>
+      <w:pPr>
+        <w:pStyle w:val="Ttulo1"/>
+        <w:rPr>
+          <w:rFonts w:ascii="Trebuchet MS" w:eastAsia="Trebuchet MS" w:hAnsi="Trebuchet MS" w:cs="Trebuchet MS"/>
+          <w:sz w:val="20"/>
+          <w:szCs w:val="20"/>
+        </w:rPr>
+      </w:pPr>
+      <w:r>
+        <w:rPr>
+          <w:rFonts w:ascii="Trebuchet MS" w:hAnsi="Trebuchet MS"/>
+          <w:sz w:val="20"/>
+          <w:szCs w:val="20"/>
+        </w:rPr>
+        <w:t>Cláusula Quinta</w:t>
+      </w:r>
+    </w:p>
+    <w:p>
+      <w:pPr>
+        <w:spacing w:line="360" w:lineRule="auto"/>
+        <w:rPr>
+          <w:rFonts w:ascii="Trebuchet MS" w:eastAsia="Trebuchet MS" w:hAnsi="Trebuchet MS" w:cs="Trebuchet MS"/>
+          <w:sz w:val="20"/>
+          <w:szCs w:val="20"/>
         </w:rPr>
       </w:pPr>
     </w:p>
@@ -451,404 +1558,16 @@
         <w:spacing w:line="360" w:lineRule="auto"/>
         <w:jc w:val="both"/>
         <w:rPr>
-          <w:rFonts w:ascii="Trebuchet MS" w:eastAsia="Arial" w:hAnsi="Trebuchet MS" w:cs="Arial"/>
-          <w:sz w:val="18"/>
-          <w:szCs w:val="18"/>
-          <w:lang w:val="pt-BR"/>
-        </w:rPr>
-      </w:pPr>
-      <w:r>
-        <w:rPr>
-          <w:rFonts w:ascii="Trebuchet MS" w:hAnsi="Trebuchet MS"/>
-          <w:sz w:val="18"/>
-          <w:szCs w:val="18"/>
-        </w:rPr>
-        <w:t>O segundo outorgante irá promover a Formação em Contexto de Trabalho no âmbito do ${</w:t>
-      </w:r>
-      <w:r>
-        <w:rPr>
-          <w:rFonts w:ascii="Trebuchet MS" w:hAnsi="Trebuchet MS"/>
-          <w:sz w:val="18"/>
-          <w:szCs w:val="18"/>
-          <w:lang w:val="pt-BR"/>
-        </w:rPr>
-        <w:t>cursoCandidato}</w:t>
-      </w:r>
-      <w:r>
-        <w:rPr>
-          <w:rFonts w:ascii="Trebuchet MS" w:hAnsi="Trebuchet MS"/>
-          <w:sz w:val="18"/>
-          <w:szCs w:val="18"/>
-        </w:rPr>
-        <w:t>, ${</w:t>
-      </w:r>
-      <w:r>
-        <w:rPr>
-          <w:rFonts w:ascii="Trebuchet MS" w:hAnsi="Trebuchet MS"/>
-          <w:sz w:val="18"/>
-          <w:szCs w:val="18"/>
-          <w:lang w:val="pt-BR"/>
-        </w:rPr>
-        <w:t>nivelCandidato}</w:t>
-      </w:r>
-      <w:r>
-        <w:rPr>
-          <w:rFonts w:ascii="Trebuchet MS" w:hAnsi="Trebuchet MS"/>
-          <w:sz w:val="18"/>
-          <w:szCs w:val="18"/>
-        </w:rPr>
-        <w:t xml:space="preserve">, correspondente ao ano letivo de </w:t>
-      </w:r>
-      <w:r>
-        <w:rPr>
-          <w:rFonts w:ascii="Trebuchet MS" w:eastAsia="Arial" w:hAnsi="Trebuchet MS" w:cs="Arial"/>
-          <w:sz w:val="18"/>
-          <w:szCs w:val="18"/>
-        </w:rPr>
-        <w:t>${</w:t>
-      </w:r>
-      <w:r>
-        <w:rPr>
-          <w:rFonts w:ascii="Trebuchet MS" w:eastAsia="Arial" w:hAnsi="Trebuchet MS" w:cs="Arial"/>
-          <w:sz w:val="18"/>
-          <w:szCs w:val="18"/>
-          <w:lang w:val="pt-BR"/>
-        </w:rPr>
-        <w:t>anos</w:t>
-      </w:r>
-      <w:r>
-        <w:rPr>
-          <w:rFonts w:ascii="Trebuchet MS" w:eastAsia="Arial" w:hAnsi="Trebuchet MS" w:cs="Arial"/>
-          <w:sz w:val="18"/>
-          <w:szCs w:val="18"/>
-        </w:rPr>
-        <w:t xml:space="preserve">}, </w:t>
-      </w:r>
-      <w:r>
-        <w:rPr>
-          <w:rFonts w:ascii="Trebuchet MS" w:hAnsi="Trebuchet MS"/>
-          <w:sz w:val="18"/>
-          <w:szCs w:val="18"/>
-        </w:rPr>
-        <w:t>no período da ${</w:t>
-      </w:r>
-      <w:r>
-        <w:rPr>
-          <w:rFonts w:ascii="Trebuchet MS" w:hAnsi="Trebuchet MS"/>
-          <w:sz w:val="18"/>
-          <w:szCs w:val="18"/>
-          <w:lang w:val="pt-BR"/>
-        </w:rPr>
-        <w:t>period</w:t>
-      </w:r>
-      <w:r>
-        <w:rPr>
-          <w:rFonts w:ascii="Trebuchet MS" w:hAnsi="Trebuchet MS"/>
-          <w:sz w:val="18"/>
-          <w:szCs w:val="18"/>
-        </w:rPr>
-        <w:t>} em colaboração com o primeiro outorgante.</w:t>
-      </w:r>
-    </w:p>
-    <w:p>
-      <w:pPr>
-        <w:jc w:val="both"/>
-        <w:rPr>
-          <w:rFonts w:ascii="Trebuchet MS" w:eastAsia="Trebuchet MS" w:hAnsi="Trebuchet MS" w:cs="Trebuchet MS"/>
-          <w:sz w:val="18"/>
-          <w:szCs w:val="18"/>
-        </w:rPr>
-      </w:pPr>
-    </w:p>
-    <w:p>
-      <w:pPr>
-        <w:pStyle w:val="Ttulo1"/>
-        <w:rPr>
-          <w:rFonts w:ascii="Trebuchet MS" w:eastAsia="Trebuchet MS" w:hAnsi="Trebuchet MS" w:cs="Trebuchet MS"/>
-          <w:sz w:val="18"/>
-          <w:szCs w:val="18"/>
-        </w:rPr>
-      </w:pPr>
-      <w:r>
-        <w:rPr>
-          <w:rFonts w:ascii="Trebuchet MS" w:hAnsi="Trebuchet MS"/>
-          <w:sz w:val="18"/>
-          <w:szCs w:val="18"/>
-        </w:rPr>
-        <w:t>Cláusula Terceira</w:t>
-      </w:r>
-    </w:p>
-    <w:p>
-      <w:pPr>
-        <w:pStyle w:val="Corpodetexto"/>
-        <w:rPr>
-          <w:rFonts w:ascii="Trebuchet MS" w:eastAsia="Trebuchet MS" w:hAnsi="Trebuchet MS" w:cs="Trebuchet MS"/>
-          <w:sz w:val="18"/>
-          <w:szCs w:val="18"/>
-        </w:rPr>
-      </w:pPr>
-    </w:p>
-    <w:p>
-      <w:pPr>
-        <w:pStyle w:val="Corpodetexto"/>
-        <w:rPr>
-          <w:rFonts w:ascii="Trebuchet MS" w:hAnsi="Trebuchet MS"/>
-          <w:sz w:val="18"/>
-          <w:szCs w:val="18"/>
-        </w:rPr>
-      </w:pPr>
-      <w:r>
-        <w:rPr>
-          <w:rFonts w:ascii="Trebuchet MS" w:hAnsi="Trebuchet MS"/>
-          <w:sz w:val="18"/>
-          <w:szCs w:val="18"/>
-        </w:rPr>
-        <w:t>O primeiro e o segundo outorgante desenvolverão todos os esforços de forma a fornecer aos alunos-formandos os saberes e instrumentos necessários ao desempenho profissional.</w:t>
-      </w:r>
-    </w:p>
-    <w:p>
-      <w:pPr>
-        <w:pStyle w:val="Corpodetexto"/>
-        <w:rPr>
-          <w:rFonts w:ascii="Trebuchet MS" w:hAnsi="Trebuchet MS"/>
-          <w:sz w:val="18"/>
-          <w:szCs w:val="18"/>
-        </w:rPr>
-      </w:pPr>
-    </w:p>
-    <w:p>
-      <w:pPr>
-        <w:pStyle w:val="Corpodetexto"/>
-        <w:jc w:val="center"/>
-        <w:rPr>
-          <w:rFonts w:ascii="Trebuchet MS" w:eastAsia="Trebuchet MS" w:hAnsi="Trebuchet MS" w:cs="Trebuchet MS"/>
-          <w:b/>
-          <w:bCs/>
-          <w:sz w:val="18"/>
-          <w:szCs w:val="18"/>
-        </w:rPr>
-      </w:pPr>
-      <w:r>
-        <w:rPr>
-          <w:rFonts w:ascii="Trebuchet MS" w:hAnsi="Trebuchet MS"/>
-          <w:b/>
-          <w:bCs/>
-          <w:sz w:val="18"/>
-          <w:szCs w:val="18"/>
-        </w:rPr>
-        <w:t>Cláusula Quarta</w:t>
-      </w:r>
-    </w:p>
-    <w:p>
-      <w:pPr>
-        <w:rPr>
-          <w:rFonts w:ascii="Trebuchet MS" w:eastAsia="Trebuchet MS" w:hAnsi="Trebuchet MS" w:cs="Trebuchet MS"/>
-          <w:sz w:val="18"/>
-          <w:szCs w:val="18"/>
-        </w:rPr>
-      </w:pPr>
-    </w:p>
-    <w:p>
-      <w:pPr>
-        <w:spacing w:line="360" w:lineRule="auto"/>
-        <w:rPr>
-          <w:rFonts w:ascii="Trebuchet MS" w:hAnsi="Trebuchet MS"/>
-          <w:sz w:val="18"/>
-          <w:szCs w:val="18"/>
-        </w:rPr>
-      </w:pPr>
-      <w:r>
-        <w:rPr>
-          <w:rFonts w:ascii="Trebuchet MS" w:hAnsi="Trebuchet MS"/>
-          <w:sz w:val="18"/>
-          <w:szCs w:val="18"/>
-        </w:rPr>
-        <w:t xml:space="preserve">O segundo outorgante compromete-se a acolher na sua empresa/organização, o aluno: </w:t>
-      </w:r>
-    </w:p>
-    <w:p>
-      <w:pPr>
-        <w:spacing w:line="360" w:lineRule="auto"/>
-        <w:rPr>
-          <w:rFonts w:ascii="Trebuchet MS" w:eastAsia="Trebuchet MS" w:hAnsi="Trebuchet MS" w:cs="Trebuchet MS"/>
-          <w:b/>
-          <w:bCs/>
-          <w:sz w:val="18"/>
-          <w:szCs w:val="18"/>
-        </w:rPr>
-      </w:pPr>
-      <w:r>
-        <w:rPr>
-          <w:rFonts w:ascii="Trebuchet MS" w:eastAsia="Arial" w:hAnsi="Trebuchet MS" w:cs="Arial"/>
-          <w:b/>
-          <w:bCs/>
-          <w:color w:val="00000A"/>
-          <w:sz w:val="18"/>
-          <w:szCs w:val="18"/>
-        </w:rPr>
-        <w:t>Nome:</w:t>
-      </w:r>
-      <w:r>
-        <w:rPr>
-          <w:rFonts w:ascii="Trebuchet MS" w:eastAsia="Arial" w:hAnsi="Trebuchet MS" w:cs="Arial"/>
-          <w:color w:val="00000A"/>
-          <w:sz w:val="18"/>
-          <w:szCs w:val="18"/>
-        </w:rPr>
-        <w:tab/>
-        <w:t xml:space="preserve">${nomeCandidato}                                       </w:t>
-      </w:r>
-      <w:r>
-        <w:rPr>
-          <w:rFonts w:ascii="Trebuchet MS" w:eastAsia="Arial" w:hAnsi="Trebuchet MS" w:cs="Arial"/>
-          <w:color w:val="00000A"/>
-          <w:sz w:val="18"/>
-          <w:szCs w:val="18"/>
-        </w:rPr>
-        <w:br/>
-      </w:r>
-      <w:r>
-        <w:rPr>
-          <w:rFonts w:ascii="Trebuchet MS" w:eastAsia="Arial" w:hAnsi="Trebuchet MS" w:cs="Arial"/>
-          <w:b/>
-          <w:bCs/>
-          <w:color w:val="00000A"/>
-          <w:sz w:val="18"/>
-          <w:szCs w:val="18"/>
-        </w:rPr>
-        <w:t>Data de Nascimento:</w:t>
-      </w:r>
-      <w:r>
-        <w:rPr>
-          <w:rFonts w:ascii="Trebuchet MS" w:eastAsia="Arial" w:hAnsi="Trebuchet MS" w:cs="Arial"/>
-          <w:color w:val="00000A"/>
-          <w:sz w:val="18"/>
-          <w:szCs w:val="18"/>
-        </w:rPr>
-        <w:t xml:space="preserve"> ${nascimentoCandidato}   </w:t>
-      </w:r>
-      <w:r>
-        <w:rPr>
-          <w:rFonts w:ascii="Trebuchet MS" w:eastAsia="Arial" w:hAnsi="Trebuchet MS" w:cs="Arial"/>
-          <w:color w:val="00000A"/>
-          <w:sz w:val="18"/>
-          <w:szCs w:val="18"/>
-        </w:rPr>
-        <w:br/>
-      </w:r>
-      <w:r>
-        <w:rPr>
-          <w:rFonts w:ascii="Trebuchet MS" w:eastAsia="Arial" w:hAnsi="Trebuchet MS" w:cs="Arial"/>
-          <w:b/>
-          <w:bCs/>
-          <w:color w:val="00000A"/>
-          <w:sz w:val="18"/>
-          <w:szCs w:val="18"/>
-        </w:rPr>
-        <w:t>NIF:</w:t>
-      </w:r>
-      <w:r>
-        <w:rPr>
-          <w:rFonts w:ascii="Trebuchet MS" w:eastAsia="Arial" w:hAnsi="Trebuchet MS" w:cs="Arial"/>
-          <w:color w:val="00000A"/>
-          <w:sz w:val="18"/>
-          <w:szCs w:val="18"/>
-        </w:rPr>
-        <w:t xml:space="preserve"> ${cpfCandidato}  </w:t>
-      </w:r>
-      <w:r>
-        <w:rPr>
-          <w:rFonts w:ascii="Trebuchet MS" w:eastAsia="Arial" w:hAnsi="Trebuchet MS" w:cs="Arial"/>
-          <w:color w:val="00000A"/>
-          <w:sz w:val="18"/>
-          <w:szCs w:val="18"/>
-        </w:rPr>
-        <w:br/>
-      </w:r>
-      <w:r>
-        <w:rPr>
-          <w:rFonts w:ascii="Trebuchet MS" w:eastAsia="Arial" w:hAnsi="Trebuchet MS" w:cs="Arial"/>
-          <w:b/>
-          <w:bCs/>
-          <w:color w:val="00000A"/>
-          <w:sz w:val="18"/>
-          <w:szCs w:val="18"/>
-        </w:rPr>
-        <w:t>Morada:</w:t>
-      </w:r>
-      <w:r>
-        <w:rPr>
-          <w:rFonts w:ascii="Trebuchet MS" w:eastAsia="Arial" w:hAnsi="Trebuchet MS" w:cs="Arial"/>
-          <w:color w:val="00000A"/>
-          <w:sz w:val="18"/>
-          <w:szCs w:val="18"/>
-        </w:rPr>
-        <w:t xml:space="preserve"> ${enderecoCandidato} , ${numeroCandidato} ${bairroCandidato} - ${cidadeCandidato} - ${cepCandidato}                                  </w:t>
-      </w:r>
-      <w:r>
-        <w:rPr>
-          <w:rFonts w:ascii="Trebuchet MS" w:eastAsia="Arial" w:hAnsi="Trebuchet MS" w:cs="Arial"/>
-          <w:color w:val="00000A"/>
-          <w:sz w:val="18"/>
-          <w:szCs w:val="18"/>
-        </w:rPr>
-        <w:tab/>
-        <w:t xml:space="preserve"> </w:t>
-      </w:r>
-    </w:p>
-    <w:p>
-      <w:pPr>
-        <w:pStyle w:val="Ttulo1"/>
-        <w:rPr>
-          <w:rFonts w:ascii="Trebuchet MS" w:eastAsia="Trebuchet MS" w:hAnsi="Trebuchet MS" w:cs="Trebuchet MS"/>
-          <w:sz w:val="18"/>
-          <w:szCs w:val="18"/>
-        </w:rPr>
-      </w:pPr>
-    </w:p>
-    <w:p>
-      <w:pPr>
-        <w:pStyle w:val="Ttulo1"/>
-        <w:rPr>
-          <w:rFonts w:ascii="Trebuchet MS" w:eastAsia="Trebuchet MS" w:hAnsi="Trebuchet MS" w:cs="Trebuchet MS"/>
-          <w:sz w:val="18"/>
-          <w:szCs w:val="18"/>
-        </w:rPr>
-      </w:pPr>
-      <w:r>
-        <w:rPr>
-          <w:rFonts w:ascii="Trebuchet MS" w:hAnsi="Trebuchet MS"/>
-          <w:sz w:val="18"/>
-          <w:szCs w:val="18"/>
-        </w:rPr>
-        <w:t>Cláusula Quinta</w:t>
-      </w:r>
-    </w:p>
-    <w:p>
-      <w:pPr>
-        <w:spacing w:line="360" w:lineRule="auto"/>
-        <w:rPr>
-          <w:rFonts w:ascii="Trebuchet MS" w:eastAsia="Trebuchet MS" w:hAnsi="Trebuchet MS" w:cs="Trebuchet MS"/>
-          <w:sz w:val="18"/>
-          <w:szCs w:val="18"/>
-        </w:rPr>
-      </w:pPr>
-    </w:p>
-    <w:p>
-      <w:pPr>
-        <w:spacing w:line="360" w:lineRule="auto"/>
-        <w:jc w:val="both"/>
-        <w:rPr>
-          <w:rFonts w:ascii="Trebuchet MS" w:eastAsia="Trebuchet MS" w:hAnsi="Trebuchet MS" w:cs="Trebuchet MS"/>
-          <w:sz w:val="18"/>
-          <w:szCs w:val="18"/>
-        </w:rPr>
-      </w:pPr>
-      <w:r>
-        <w:rPr>
-          <w:rFonts w:ascii="Trebuchet MS" w:hAnsi="Trebuchet MS"/>
-          <w:sz w:val="18"/>
-          <w:szCs w:val="18"/>
+          <w:rFonts w:ascii="Trebuchet MS" w:eastAsia="Trebuchet MS" w:hAnsi="Trebuchet MS" w:cs="Trebuchet MS"/>
+          <w:sz w:val="20"/>
+          <w:szCs w:val="20"/>
+        </w:rPr>
+      </w:pPr>
+      <w:r>
+        <w:rPr>
+          <w:rFonts w:ascii="Trebuchet MS" w:hAnsi="Trebuchet MS"/>
+          <w:sz w:val="20"/>
+          <w:szCs w:val="20"/>
         </w:rPr>
         <w:t>Entre ambos os outorgantes, será promovido o desenvolvimento integrado da Formação em Contexto de Trabalho, de acordo com a tipologia do percurso, nomeadamente:</w:t>
       </w:r>
@@ -863,26 +1582,33 @@
         <w:jc w:val="both"/>
         <w:rPr>
           <w:rFonts w:ascii="Trebuchet MS" w:hAnsi="Trebuchet MS"/>
-          <w:sz w:val="18"/>
-          <w:szCs w:val="18"/>
-        </w:rPr>
-      </w:pPr>
-      <w:r>
-        <w:rPr>
-          <w:rFonts w:ascii="Trebuchet MS" w:hAnsi="Trebuchet MS"/>
-          <w:sz w:val="18"/>
-          <w:szCs w:val="18"/>
-        </w:rPr>
-        <w:t xml:space="preserve">O segundo outorgante colocará à disposição do formando do primeiro outorgante os meios humanos, técnicos e de ambiente de trabalho necessários à organização, acompanhamento e avaliação da sua </w:t>
-      </w:r>
-      <w:r>
-        <w:rPr>
-          <w:rFonts w:ascii="Trebuchet MS" w:hAnsi="Trebuchet MS"/>
-          <w:sz w:val="18"/>
-          <w:szCs w:val="18"/>
-        </w:rPr>
-        <w:lastRenderedPageBreak/>
-        <w:t>formação em contexto de trabalho, sem quaisquer encargos remuneratórios do segundo outorgante para o estagiário.</w:t>
+          <w:sz w:val="20"/>
+          <w:szCs w:val="20"/>
+        </w:rPr>
+      </w:pPr>
+      <w:r>
+        <w:rPr>
+          <w:rFonts w:ascii="Trebuchet MS" w:hAnsi="Trebuchet MS"/>
+          <w:sz w:val="20"/>
+          <w:szCs w:val="20"/>
+        </w:rPr>
+        <w:t xml:space="preserve">O segundo outorgante colocará à disposição do formando do primeiro outorgante os meios humanos, técnicos e de ambiente de trabalho necessários à organização, acompanhamento e avaliação da sua formação em contexto de trabalho, sem quaisquer encargos remuneratórios do segundo outorgante para o </w:t>
+      </w:r>
+      <w:r>
+        <w:rPr>
+          <w:rFonts w:ascii="Trebuchet MS" w:hAnsi="Trebuchet MS"/>
+          <w:sz w:val="20"/>
+          <w:szCs w:val="20"/>
+        </w:rPr>
+        <w:t>formando</w:t>
+      </w:r>
+      <w:r>
+        <w:rPr>
+          <w:rFonts w:ascii="Trebuchet MS" w:hAnsi="Trebuchet MS"/>
+          <w:sz w:val="20"/>
+          <w:szCs w:val="20"/>
+        </w:rPr>
+        <w:t>.</w:t>
       </w:r>
     </w:p>
     <w:p>
@@ -892,23 +1618,23 @@
         <w:jc w:val="both"/>
         <w:rPr>
           <w:rFonts w:ascii="Trebuchet MS" w:eastAsia="Trebuchet MS" w:hAnsi="Trebuchet MS" w:cs="Trebuchet MS"/>
-          <w:sz w:val="18"/>
-          <w:szCs w:val="18"/>
-        </w:rPr>
-      </w:pPr>
-      <w:r>
-        <w:rPr>
-          <w:rFonts w:ascii="Trebuchet MS" w:hAnsi="Trebuchet MS"/>
-          <w:sz w:val="18"/>
-          <w:szCs w:val="18"/>
+          <w:sz w:val="20"/>
+          <w:szCs w:val="20"/>
+        </w:rPr>
+      </w:pPr>
+      <w:r>
+        <w:rPr>
+          <w:rFonts w:ascii="Trebuchet MS" w:hAnsi="Trebuchet MS"/>
+          <w:sz w:val="20"/>
+          <w:szCs w:val="20"/>
         </w:rPr>
         <w:t>b)</w:t>
       </w:r>
       <w:r>
         <w:rPr>
           <w:rFonts w:ascii="Trebuchet MS" w:hAnsi="Trebuchet MS"/>
-          <w:sz w:val="18"/>
-          <w:szCs w:val="18"/>
+          <w:sz w:val="20"/>
+          <w:szCs w:val="20"/>
         </w:rPr>
         <w:tab/>
         <w:t>O primeiro outorgante designará entre os professores da componente técnica/tecnológica, um acompanhante da Formação em Contexto de Trabalho que trabalhará em articulação com o monitor da entidade enquadradora da Formação em Contexto de Trabalho.</w:t>
@@ -921,41 +1647,113 @@
         <w:jc w:val="both"/>
         <w:rPr>
           <w:rFonts w:ascii="Trebuchet MS" w:eastAsia="Trebuchet MS" w:hAnsi="Trebuchet MS" w:cs="Trebuchet MS"/>
-          <w:sz w:val="18"/>
-          <w:szCs w:val="18"/>
-        </w:rPr>
-      </w:pPr>
-      <w:r>
-        <w:rPr>
-          <w:rFonts w:ascii="Trebuchet MS" w:hAnsi="Trebuchet MS"/>
-          <w:sz w:val="18"/>
-          <w:szCs w:val="18"/>
+          <w:sz w:val="20"/>
+          <w:szCs w:val="20"/>
+        </w:rPr>
+      </w:pPr>
+      <w:r>
+        <w:rPr>
+          <w:rFonts w:ascii="Trebuchet MS" w:hAnsi="Trebuchet MS"/>
+          <w:sz w:val="20"/>
+          <w:szCs w:val="20"/>
         </w:rPr>
         <w:t>c)</w:t>
       </w:r>
       <w:r>
         <w:rPr>
           <w:rFonts w:ascii="Trebuchet MS" w:hAnsi="Trebuchet MS"/>
-          <w:sz w:val="18"/>
-          <w:szCs w:val="18"/>
+          <w:sz w:val="20"/>
+          <w:szCs w:val="20"/>
         </w:rPr>
         <w:tab/>
-        <w:t xml:space="preserve">A Formação em Contexto de Trabalho comporta um total de ${fctHours} horas, as quais decorrerão no período compreendido entre </w:t>
-      </w:r>
-      <w:r>
-        <w:rPr>
-          <w:rFonts w:ascii="Trebuchet MS" w:eastAsia="Arial" w:hAnsi="Trebuchet MS" w:cs="Arial"/>
-          <w:sz w:val="18"/>
-          <w:szCs w:val="18"/>
-        </w:rPr>
-        <w:t>${dataInicial} á ${dataFinal},</w:t>
+        <w:t>A Formação em Contexto de Trabalho comporta um total de ${</w:t>
+      </w:r>
+      <w:proofErr w:type="spellStart"/>
+      <w:r>
+        <w:rPr>
+          <w:rFonts w:ascii="Trebuchet MS" w:hAnsi="Trebuchet MS"/>
+          <w:sz w:val="20"/>
+          <w:szCs w:val="20"/>
+        </w:rPr>
+        <w:t>fctHours</w:t>
+      </w:r>
+      <w:proofErr w:type="spellEnd"/>
+      <w:r>
+        <w:rPr>
+          <w:rFonts w:ascii="Trebuchet MS" w:hAnsi="Trebuchet MS"/>
+          <w:sz w:val="20"/>
+          <w:szCs w:val="20"/>
+        </w:rPr>
+        <w:t xml:space="preserve">} horas, as quais decorrerão no período compreendido entre </w:t>
+      </w:r>
+      <w:r>
+        <w:rPr>
+          <w:rFonts w:ascii="Trebuchet MS" w:eastAsia="Arial" w:hAnsi="Trebuchet MS" w:cs="Arial"/>
+          <w:sz w:val="20"/>
+          <w:szCs w:val="20"/>
+        </w:rPr>
+        <w:t>${</w:t>
+      </w:r>
+      <w:proofErr w:type="spellStart"/>
+      <w:r>
+        <w:rPr>
+          <w:rFonts w:ascii="Trebuchet MS" w:eastAsia="Arial" w:hAnsi="Trebuchet MS" w:cs="Arial"/>
+          <w:sz w:val="20"/>
+          <w:szCs w:val="20"/>
+        </w:rPr>
+        <w:t>dataInicial</w:t>
+      </w:r>
+      <w:proofErr w:type="spellEnd"/>
+      <w:r>
+        <w:rPr>
+          <w:rFonts w:ascii="Trebuchet MS" w:eastAsia="Arial" w:hAnsi="Trebuchet MS" w:cs="Arial"/>
+          <w:sz w:val="20"/>
+          <w:szCs w:val="20"/>
+        </w:rPr>
+        <w:t xml:space="preserve">} </w:t>
+      </w:r>
+      <w:proofErr w:type="gramStart"/>
+      <w:r>
+        <w:rPr>
+          <w:rFonts w:ascii="Trebuchet MS" w:eastAsia="Arial" w:hAnsi="Trebuchet MS" w:cs="Arial"/>
+          <w:sz w:val="20"/>
+          <w:szCs w:val="20"/>
+        </w:rPr>
+        <w:t>á</w:t>
+      </w:r>
+      <w:proofErr w:type="gramEnd"/>
+      <w:r>
+        <w:rPr>
+          <w:rFonts w:ascii="Trebuchet MS" w:eastAsia="Arial" w:hAnsi="Trebuchet MS" w:cs="Arial"/>
+          <w:sz w:val="20"/>
+          <w:szCs w:val="20"/>
+        </w:rPr>
+        <w:t xml:space="preserve"> ${</w:t>
+      </w:r>
+      <w:proofErr w:type="spellStart"/>
+      <w:r>
+        <w:rPr>
+          <w:rFonts w:ascii="Trebuchet MS" w:eastAsia="Arial" w:hAnsi="Trebuchet MS" w:cs="Arial"/>
+          <w:sz w:val="20"/>
+          <w:szCs w:val="20"/>
+        </w:rPr>
+        <w:t>dataFinal</w:t>
+      </w:r>
+      <w:proofErr w:type="spellEnd"/>
+      <w:r>
+        <w:rPr>
+          <w:rFonts w:ascii="Trebuchet MS" w:eastAsia="Arial" w:hAnsi="Trebuchet MS" w:cs="Arial"/>
+          <w:sz w:val="20"/>
+          <w:szCs w:val="20"/>
+        </w:rPr>
+        <w:t>},</w:t>
       </w:r>
       <w:r>
         <w:rPr>
           <w:rFonts w:ascii="Trebuchet MS" w:hAnsi="Trebuchet MS"/>
           <w:color w:val="339966"/>
-          <w:sz w:val="18"/>
-          <w:szCs w:val="18"/>
+          <w:sz w:val="20"/>
+          <w:szCs w:val="20"/>
           <w:u w:color="339966"/>
         </w:rPr>
         <w:t xml:space="preserve"> </w:t>
@@ -963,10 +1761,18 @@
       <w:r>
         <w:rPr>
           <w:rFonts w:ascii="Trebuchet MS" w:hAnsi="Trebuchet MS"/>
-          <w:sz w:val="18"/>
-          <w:szCs w:val="18"/>
-        </w:rPr>
-        <w:t>podendo a data de finalização variar em função da data de início e do número de horas diárias realizadas pelo aluno-formando e prolongar-se para além da data prevista.</w:t>
+          <w:sz w:val="20"/>
+          <w:szCs w:val="20"/>
+        </w:rPr>
+        <w:t>podendo a data de finalização variar em função da data de início e do número de horas diárias realizadas pelo aluno-formando</w:t>
+      </w:r>
+      <w:r>
+        <w:rPr>
+          <w:rFonts w:ascii="Trebuchet MS" w:hAnsi="Trebuchet MS"/>
+          <w:sz w:val="20"/>
+          <w:szCs w:val="20"/>
+        </w:rPr>
+        <w:t>.</w:t>
       </w:r>
     </w:p>
     <w:p>
@@ -976,24 +1782,26 @@
         <w:jc w:val="both"/>
         <w:rPr>
           <w:rFonts w:ascii="Trebuchet MS" w:eastAsia="Trebuchet MS" w:hAnsi="Trebuchet MS" w:cs="Trebuchet MS"/>
-          <w:sz w:val="18"/>
-          <w:szCs w:val="18"/>
+          <w:sz w:val="20"/>
+          <w:szCs w:val="20"/>
           <w:u w:val="single"/>
         </w:rPr>
       </w:pPr>
       <w:r>
         <w:rPr>
           <w:rFonts w:ascii="Trebuchet MS" w:hAnsi="Trebuchet MS"/>
-          <w:sz w:val="18"/>
-          <w:szCs w:val="18"/>
+          <w:sz w:val="20"/>
+          <w:szCs w:val="20"/>
+          <w:highlight w:val="yellow"/>
         </w:rPr>
         <w:t>d)</w:t>
       </w:r>
       <w:r>
         <w:rPr>
           <w:rFonts w:ascii="Trebuchet MS" w:hAnsi="Trebuchet MS"/>
-          <w:sz w:val="18"/>
-          <w:szCs w:val="18"/>
+          <w:sz w:val="20"/>
+          <w:szCs w:val="20"/>
+          <w:highlight w:val="yellow"/>
         </w:rPr>
         <w:tab/>
       </w:r>
@@ -1001,8 +1809,9 @@
         <w:rPr>
           <w:rFonts w:ascii="Trebuchet MS" w:hAnsi="Trebuchet MS"/>
           <w:color w:val="auto"/>
-          <w:sz w:val="18"/>
-          <w:szCs w:val="18"/>
+          <w:sz w:val="20"/>
+          <w:szCs w:val="20"/>
+          <w:highlight w:val="yellow"/>
         </w:rPr>
         <w:t>A Formação em Contexto de Trabalho decorrerá sempre que possível, no regime de ${jornada}, podendo abranger os fins-de-semana e funcionar em regime de rotatividade, caso seja necessário. Em casos particulares poderá o horário ser prolongado para além das 20h00.</w:t>
       </w:r>
@@ -1013,46 +1822,877 @@
         <w:ind w:left="426" w:hanging="284"/>
         <w:jc w:val="both"/>
         <w:rPr>
+          <w:rFonts w:ascii="Trebuchet MS" w:hAnsi="Trebuchet MS"/>
+          <w:sz w:val="20"/>
+          <w:szCs w:val="20"/>
+        </w:rPr>
+      </w:pPr>
+      <w:r>
+        <w:rPr>
+          <w:rFonts w:ascii="Trebuchet MS" w:hAnsi="Trebuchet MS"/>
+          <w:sz w:val="20"/>
+          <w:szCs w:val="20"/>
+        </w:rPr>
+        <w:t>e)</w:t>
+      </w:r>
+      <w:r>
+        <w:rPr>
+          <w:rFonts w:ascii="Trebuchet MS" w:hAnsi="Trebuchet MS"/>
+          <w:sz w:val="20"/>
+          <w:szCs w:val="20"/>
+        </w:rPr>
+        <w:tab/>
+        <w:t>O primeiro outorgante entregará ao segundo outorgante uma pasta individualizada, contendo a documentação relativa</w:t>
+      </w:r>
+      <w:r>
+        <w:rPr>
+          <w:rFonts w:ascii="Trebuchet MS" w:hAnsi="Trebuchet MS"/>
+          <w:color w:val="FF0000"/>
+          <w:sz w:val="20"/>
+          <w:szCs w:val="20"/>
+          <w:u w:color="FF0000"/>
+        </w:rPr>
+        <w:t xml:space="preserve"> </w:t>
+      </w:r>
+      <w:r>
+        <w:rPr>
+          <w:rFonts w:ascii="Trebuchet MS" w:hAnsi="Trebuchet MS"/>
+          <w:sz w:val="20"/>
+          <w:szCs w:val="20"/>
+        </w:rPr>
+        <w:t>à ficha de identificação, o plano de estágio/roteiro de atividades, ficha de assiduidade, grelha de avaliação do estágio, entre outros documentos, conforme, previamente acordado, entre ambos os outorgantes.</w:t>
+      </w:r>
+    </w:p>
+    <w:p>
+      <w:pPr>
+        <w:rPr>
+          <w:rFonts w:ascii="Trebuchet MS" w:eastAsia="Trebuchet MS" w:hAnsi="Trebuchet MS" w:cs="Trebuchet MS"/>
+          <w:b/>
+          <w:bCs/>
+          <w:sz w:val="20"/>
+          <w:szCs w:val="20"/>
+        </w:rPr>
+      </w:pPr>
+    </w:p>
+    <w:p>
+      <w:pPr>
+        <w:pStyle w:val="Ttulo1"/>
+        <w:rPr>
+          <w:rFonts w:ascii="Trebuchet MS" w:eastAsia="Trebuchet MS" w:hAnsi="Trebuchet MS" w:cs="Trebuchet MS"/>
+          <w:sz w:val="20"/>
+          <w:szCs w:val="20"/>
+        </w:rPr>
+      </w:pPr>
+      <w:proofErr w:type="gramStart"/>
+      <w:r>
+        <w:rPr>
+          <w:rFonts w:ascii="Trebuchet MS" w:hAnsi="Trebuchet MS"/>
+          <w:sz w:val="20"/>
+          <w:szCs w:val="20"/>
+        </w:rPr>
+        <w:t>Cláusula Sexta</w:t>
+      </w:r>
+      <w:proofErr w:type="gramEnd"/>
+    </w:p>
+    <w:p>
+      <w:pPr>
+        <w:spacing w:line="360" w:lineRule="auto"/>
+        <w:jc w:val="both"/>
+        <w:rPr>
+          <w:rFonts w:ascii="Trebuchet MS" w:eastAsia="Trebuchet MS" w:hAnsi="Trebuchet MS" w:cs="Trebuchet MS"/>
+          <w:sz w:val="20"/>
+          <w:szCs w:val="20"/>
+        </w:rPr>
+      </w:pPr>
+    </w:p>
+    <w:p>
+      <w:pPr>
+        <w:spacing w:line="360" w:lineRule="auto"/>
+        <w:jc w:val="both"/>
+        <w:rPr>
+          <w:rFonts w:ascii="Trebuchet MS" w:hAnsi="Trebuchet MS"/>
+          <w:sz w:val="20"/>
+          <w:szCs w:val="20"/>
+        </w:rPr>
+      </w:pPr>
+      <w:r>
+        <w:rPr>
+          <w:rFonts w:ascii="Trebuchet MS" w:hAnsi="Trebuchet MS"/>
+          <w:sz w:val="20"/>
+          <w:szCs w:val="20"/>
+        </w:rPr>
+        <w:t>No âmbito do presente protocolo, as partes acordam em reunir periodicamente, pela modalidade considerada mais conveniente, para análise conjunta da implementação e dos resultados da Formação em Contexto de Trabalho, bem como das medidas para superação de dificuldades dos alunos-formandos. No final do estágio, sempre que possível, será também realizada uma reunião conjunta para se proceder à avaliação final do aluno-formando, de acordo com critérios definidos no início do período de Formação em Contexto de Trabalho e dos quais deve ser dado conhecimento ao aluno-formando.</w:t>
+      </w:r>
+    </w:p>
+    <w:p>
+      <w:pPr>
+        <w:spacing w:line="360" w:lineRule="auto"/>
+        <w:jc w:val="both"/>
+        <w:rPr>
+          <w:rFonts w:ascii="Trebuchet MS" w:hAnsi="Trebuchet MS"/>
+          <w:sz w:val="20"/>
+          <w:szCs w:val="20"/>
+        </w:rPr>
+      </w:pPr>
+    </w:p>
+    <w:p>
+      <w:pPr>
+        <w:spacing w:line="360" w:lineRule="auto"/>
+        <w:jc w:val="both"/>
+        <w:rPr>
+          <w:rFonts w:ascii="Trebuchet MS" w:hAnsi="Trebuchet MS"/>
+          <w:sz w:val="20"/>
+          <w:szCs w:val="20"/>
+        </w:rPr>
+      </w:pPr>
+    </w:p>
+    <w:p>
+      <w:pPr>
+        <w:spacing w:line="360" w:lineRule="auto"/>
+        <w:jc w:val="both"/>
+        <w:rPr>
+          <w:rFonts w:ascii="Trebuchet MS" w:hAnsi="Trebuchet MS"/>
+          <w:sz w:val="20"/>
+          <w:szCs w:val="20"/>
+        </w:rPr>
+      </w:pPr>
+    </w:p>
+    <w:p>
+      <w:pPr>
+        <w:spacing w:line="360" w:lineRule="auto"/>
+        <w:jc w:val="both"/>
+        <w:rPr>
+          <w:rFonts w:ascii="Trebuchet MS" w:hAnsi="Trebuchet MS"/>
+          <w:sz w:val="20"/>
+          <w:szCs w:val="20"/>
+        </w:rPr>
+      </w:pPr>
+    </w:p>
+    <w:p>
+      <w:pPr>
+        <w:spacing w:line="360" w:lineRule="auto"/>
+        <w:jc w:val="center"/>
+        <w:rPr>
+          <w:rFonts w:ascii="Trebuchet MS" w:eastAsia="Trebuchet MS" w:hAnsi="Trebuchet MS" w:cs="Trebuchet MS"/>
+          <w:b/>
+          <w:bCs/>
+          <w:sz w:val="20"/>
+          <w:szCs w:val="20"/>
+        </w:rPr>
+      </w:pPr>
+      <w:proofErr w:type="gramStart"/>
+      <w:r>
+        <w:rPr>
+          <w:rFonts w:ascii="Trebuchet MS" w:hAnsi="Trebuchet MS"/>
+          <w:b/>
+          <w:bCs/>
+          <w:sz w:val="20"/>
+          <w:szCs w:val="20"/>
+        </w:rPr>
+        <w:t>Cláusula Sétima</w:t>
+      </w:r>
+      <w:proofErr w:type="gramEnd"/>
+    </w:p>
+    <w:p>
+      <w:pPr>
+        <w:spacing w:line="360" w:lineRule="auto"/>
+        <w:jc w:val="both"/>
+        <w:rPr>
+          <w:rFonts w:ascii="Trebuchet MS" w:eastAsia="Trebuchet MS" w:hAnsi="Trebuchet MS" w:cs="Trebuchet MS"/>
+          <w:sz w:val="20"/>
+          <w:szCs w:val="20"/>
+        </w:rPr>
+      </w:pPr>
+    </w:p>
+    <w:p>
+      <w:pPr>
+        <w:spacing w:line="360" w:lineRule="auto"/>
+        <w:jc w:val="both"/>
+        <w:rPr>
+          <w:rFonts w:ascii="Trebuchet MS" w:hAnsi="Trebuchet MS"/>
+          <w:sz w:val="20"/>
+          <w:szCs w:val="20"/>
+        </w:rPr>
+      </w:pPr>
+      <w:r>
+        <w:rPr>
+          <w:rFonts w:ascii="Trebuchet MS" w:hAnsi="Trebuchet MS"/>
+          <w:sz w:val="20"/>
+          <w:szCs w:val="20"/>
+        </w:rPr>
+        <w:t>As ações que vierem a ser lançadas na sequência deste protocolo são implementadas numa ótica de confiança mútua e, sempre que possível, num espírito de reciprocidade.</w:t>
+      </w:r>
+    </w:p>
+    <w:p>
+      <w:pPr>
+        <w:spacing w:line="360" w:lineRule="auto"/>
+        <w:jc w:val="both"/>
+        <w:rPr>
+          <w:rFonts w:ascii="Trebuchet MS" w:eastAsia="Trebuchet MS" w:hAnsi="Trebuchet MS" w:cs="Trebuchet MS"/>
+          <w:sz w:val="20"/>
+          <w:szCs w:val="20"/>
+        </w:rPr>
+      </w:pPr>
+    </w:p>
+    <w:p>
+      <w:pPr>
+        <w:jc w:val="both"/>
+        <w:rPr>
+          <w:rFonts w:ascii="Trebuchet MS" w:eastAsia="Trebuchet MS" w:hAnsi="Trebuchet MS" w:cs="Trebuchet MS"/>
+          <w:sz w:val="20"/>
+          <w:szCs w:val="20"/>
+        </w:rPr>
+      </w:pPr>
+    </w:p>
+    <w:p>
+      <w:pPr>
+        <w:pStyle w:val="Ttulo1"/>
+        <w:rPr>
+          <w:rFonts w:ascii="Trebuchet MS" w:eastAsia="Trebuchet MS" w:hAnsi="Trebuchet MS" w:cs="Trebuchet MS"/>
+          <w:sz w:val="20"/>
+          <w:szCs w:val="20"/>
+        </w:rPr>
+      </w:pPr>
+      <w:proofErr w:type="gramStart"/>
+      <w:r>
+        <w:rPr>
+          <w:rFonts w:ascii="Trebuchet MS" w:hAnsi="Trebuchet MS"/>
+          <w:sz w:val="20"/>
+          <w:szCs w:val="20"/>
+        </w:rPr>
+        <w:t>Cláusula Oitava</w:t>
+      </w:r>
+      <w:proofErr w:type="gramEnd"/>
+    </w:p>
+    <w:p>
+      <w:pPr>
+        <w:rPr>
+          <w:rFonts w:ascii="Trebuchet MS" w:eastAsia="Trebuchet MS" w:hAnsi="Trebuchet MS" w:cs="Trebuchet MS"/>
+          <w:b/>
+          <w:bCs/>
+          <w:sz w:val="20"/>
+          <w:szCs w:val="20"/>
+        </w:rPr>
+      </w:pPr>
+    </w:p>
+    <w:p>
+      <w:pPr>
+        <w:pStyle w:val="Ttulo1"/>
+        <w:spacing w:line="360" w:lineRule="auto"/>
+        <w:jc w:val="left"/>
+        <w:rPr>
+          <w:rFonts w:ascii="Trebuchet MS" w:eastAsia="Trebuchet MS" w:hAnsi="Trebuchet MS" w:cs="Trebuchet MS"/>
+          <w:b w:val="0"/>
+          <w:bCs w:val="0"/>
+          <w:sz w:val="20"/>
+          <w:szCs w:val="20"/>
+        </w:rPr>
+      </w:pPr>
+      <w:r>
+        <w:rPr>
+          <w:rFonts w:ascii="Trebuchet MS" w:hAnsi="Trebuchet MS"/>
+          <w:b w:val="0"/>
+          <w:bCs w:val="0"/>
+          <w:sz w:val="20"/>
+          <w:szCs w:val="20"/>
+        </w:rPr>
+        <w:t>Após a conclusão do Curso, o segundo outorgante terá direito de preferência na contratação do aluno-formando, em igualdade de condições contratuais.</w:t>
+      </w:r>
+    </w:p>
+    <w:p>
+      <w:pPr>
+        <w:rPr>
+          <w:rFonts w:ascii="Trebuchet MS" w:eastAsia="Trebuchet MS" w:hAnsi="Trebuchet MS" w:cs="Trebuchet MS"/>
+          <w:sz w:val="20"/>
+          <w:szCs w:val="20"/>
+        </w:rPr>
+      </w:pPr>
+    </w:p>
+    <w:p>
+      <w:pPr>
+        <w:pStyle w:val="Ttulo1"/>
+        <w:rPr>
+          <w:rFonts w:ascii="Trebuchet MS" w:eastAsia="Trebuchet MS" w:hAnsi="Trebuchet MS" w:cs="Trebuchet MS"/>
+          <w:sz w:val="20"/>
+          <w:szCs w:val="20"/>
+        </w:rPr>
+      </w:pPr>
+      <w:r>
+        <w:rPr>
+          <w:rFonts w:ascii="Trebuchet MS" w:hAnsi="Trebuchet MS"/>
+          <w:sz w:val="20"/>
+          <w:szCs w:val="20"/>
+        </w:rPr>
+        <w:t>Cláusula Nona</w:t>
+      </w:r>
+    </w:p>
+    <w:p>
+      <w:pPr>
+        <w:rPr>
+          <w:rFonts w:ascii="Trebuchet MS" w:eastAsia="Trebuchet MS" w:hAnsi="Trebuchet MS" w:cs="Trebuchet MS"/>
+          <w:sz w:val="20"/>
+          <w:szCs w:val="20"/>
+        </w:rPr>
+      </w:pPr>
+    </w:p>
+    <w:p>
+      <w:pPr>
+        <w:pStyle w:val="Corpodetexto"/>
+        <w:spacing w:before="48" w:after="48" w:line="288" w:lineRule="auto"/>
+        <w:rPr>
+          <w:rFonts w:ascii="Trebuchet MS" w:hAnsi="Trebuchet MS"/>
+        </w:rPr>
+      </w:pPr>
+      <w:r>
+        <w:rPr>
+          <w:rFonts w:ascii="Trebuchet MS" w:hAnsi="Trebuchet MS"/>
+        </w:rPr>
+        <w:t xml:space="preserve">As partes convencionam que todos os direitos de propriedade intelectual e direitos de autor sobre todas as obras realizadas ou a realizar pelo formando no âmbito da Formação em Contexto de Trabalho, cabem originária e exclusivamente ao segundo outorgante, ficando desde já o segundo outorgante, na condição de titular exclusivo dos referidos direitos, autorizado a, por qualquer forma ou meio, modificá-las, cedê-las e utilizá-las, nomeadamente em conjunto com outras obras ou materiais. </w:t>
+      </w:r>
+    </w:p>
+    <w:p>
+      <w:pPr>
+        <w:pStyle w:val="Corpodetexto"/>
+        <w:spacing w:before="48" w:after="48" w:line="288" w:lineRule="auto"/>
+        <w:rPr>
+          <w:rFonts w:ascii="Trebuchet MS" w:hAnsi="Trebuchet MS"/>
+        </w:rPr>
+      </w:pPr>
+      <w:r>
+        <w:rPr>
+          <w:rFonts w:ascii="Trebuchet MS" w:hAnsi="Trebuchet MS"/>
+        </w:rPr>
+        <w:t>Consideram-se abrangidos pelo parágrafo antecedente, todos os materiais especialmente concebidos e executados pelo formando no âmbito do presente Formação em Contexto de Trabalho, escritos ou sob qualquer outro suporte, em original ou cópia, nomeadamente estudos, relatórios, dados em formato eletrónico e tabulações, inquéritos e questionários, obrigando-se o formando a guardar rigoroso sigilo sobre os mesmos, não podendo dar-lhe outro destino que não seja o seu uso no âmbito deste protocolo</w:t>
+      </w:r>
+    </w:p>
+    <w:p>
+      <w:pPr>
+        <w:pStyle w:val="Corpodetexto"/>
+        <w:spacing w:before="48" w:after="48" w:line="288" w:lineRule="auto"/>
+        <w:rPr>
+          <w:rFonts w:ascii="Trebuchet MS" w:eastAsia="Trebuchet MS" w:hAnsi="Trebuchet MS" w:cs="Trebuchet MS"/>
+        </w:rPr>
+      </w:pPr>
+    </w:p>
+    <w:p>
+      <w:pPr>
+        <w:pStyle w:val="Ttulo1"/>
+        <w:rPr>
+          <w:rFonts w:ascii="Trebuchet MS" w:eastAsia="Trebuchet MS" w:hAnsi="Trebuchet MS" w:cs="Trebuchet MS"/>
+          <w:sz w:val="20"/>
+          <w:szCs w:val="20"/>
+        </w:rPr>
+      </w:pPr>
+    </w:p>
+    <w:p>
+      <w:pPr>
+        <w:pStyle w:val="Ttulo1"/>
+        <w:rPr>
+          <w:rFonts w:ascii="Trebuchet MS" w:eastAsia="Trebuchet MS" w:hAnsi="Trebuchet MS" w:cs="Trebuchet MS"/>
+          <w:sz w:val="20"/>
+          <w:szCs w:val="20"/>
+        </w:rPr>
+      </w:pPr>
+      <w:r>
+        <w:rPr>
+          <w:rFonts w:ascii="Trebuchet MS" w:hAnsi="Trebuchet MS"/>
+          <w:sz w:val="20"/>
+          <w:szCs w:val="20"/>
+        </w:rPr>
+        <w:t>Cláusula Décima</w:t>
+      </w:r>
+    </w:p>
+    <w:p>
+      <w:pPr>
+        <w:spacing w:line="360" w:lineRule="auto"/>
+        <w:jc w:val="both"/>
+        <w:rPr>
+          <w:rFonts w:ascii="Trebuchet MS" w:eastAsia="Trebuchet MS" w:hAnsi="Trebuchet MS" w:cs="Trebuchet MS"/>
+          <w:sz w:val="20"/>
+          <w:szCs w:val="20"/>
+        </w:rPr>
+      </w:pPr>
+    </w:p>
+    <w:p>
+      <w:pPr>
+        <w:spacing w:line="360" w:lineRule="auto"/>
+        <w:rPr>
+          <w:rFonts w:ascii="Trebuchet MS" w:hAnsi="Trebuchet MS"/>
+          <w:sz w:val="20"/>
+          <w:szCs w:val="20"/>
+        </w:rPr>
+      </w:pPr>
+      <w:r>
+        <w:rPr>
+          <w:rFonts w:ascii="Trebuchet MS" w:hAnsi="Trebuchet MS"/>
+          <w:sz w:val="20"/>
+          <w:szCs w:val="20"/>
+        </w:rPr>
+        <w:t xml:space="preserve">A relação entre as partes e entre as partes e formando rege-se exclusivamente pelas disposições do presente protocolo, não sendo aplicáveis a esta relação quaisquer normas legais de natureza laboral, normas internas do segundo outorgante, que apenas contemplem relações do tipo </w:t>
+      </w:r>
+      <w:proofErr w:type="spellStart"/>
+      <w:r>
+        <w:rPr>
+          <w:rFonts w:ascii="Trebuchet MS" w:hAnsi="Trebuchet MS"/>
+          <w:sz w:val="20"/>
+          <w:szCs w:val="20"/>
+        </w:rPr>
+        <w:t>juslaboral</w:t>
+      </w:r>
+      <w:proofErr w:type="spellEnd"/>
+      <w:r>
+        <w:rPr>
+          <w:rFonts w:ascii="Trebuchet MS" w:hAnsi="Trebuchet MS"/>
+          <w:sz w:val="20"/>
+          <w:szCs w:val="20"/>
+        </w:rPr>
+        <w:t xml:space="preserve">. </w:t>
+      </w:r>
+    </w:p>
+    <w:p>
+      <w:pPr>
+        <w:spacing w:line="360" w:lineRule="auto"/>
+        <w:rPr>
+          <w:rFonts w:ascii="Trebuchet MS" w:hAnsi="Trebuchet MS"/>
+          <w:sz w:val="20"/>
+          <w:szCs w:val="20"/>
+        </w:rPr>
+      </w:pPr>
+      <w:r>
+        <w:rPr>
+          <w:rFonts w:ascii="Trebuchet MS" w:hAnsi="Trebuchet MS"/>
+          <w:sz w:val="20"/>
+          <w:szCs w:val="20"/>
+        </w:rPr>
+        <w:t>Sem prejuízo do disposto na cláusula oitava, o presente protocolo não gera qualquer obrigação para o segundo outorgante quanto a estabelecimento futuro de qualquer vínculo laboral com o formando.</w:t>
+      </w:r>
+    </w:p>
+    <w:p>
+      <w:pPr>
+        <w:spacing w:line="360" w:lineRule="auto"/>
+        <w:rPr>
+          <w:rFonts w:ascii="Trebuchet MS" w:eastAsia="Trebuchet MS" w:hAnsi="Trebuchet MS" w:cs="Trebuchet MS"/>
+          <w:sz w:val="20"/>
+          <w:szCs w:val="20"/>
+        </w:rPr>
+      </w:pPr>
+    </w:p>
+    <w:p>
+      <w:pPr>
+        <w:pStyle w:val="Ttulo1"/>
+        <w:rPr>
+          <w:rFonts w:ascii="Trebuchet MS" w:eastAsia="Trebuchet MS" w:hAnsi="Trebuchet MS" w:cs="Trebuchet MS"/>
+          <w:sz w:val="20"/>
+          <w:szCs w:val="20"/>
+        </w:rPr>
+      </w:pPr>
+      <w:r>
+        <w:rPr>
+          <w:rFonts w:ascii="Trebuchet MS" w:hAnsi="Trebuchet MS"/>
+          <w:sz w:val="20"/>
+          <w:szCs w:val="20"/>
+        </w:rPr>
+        <w:t>Cláusula Décima Primeira</w:t>
+      </w:r>
+    </w:p>
+    <w:p>
+      <w:pPr>
+        <w:rPr>
+          <w:rFonts w:ascii="Trebuchet MS" w:eastAsia="Trebuchet MS" w:hAnsi="Trebuchet MS" w:cs="Trebuchet MS"/>
+          <w:sz w:val="20"/>
+          <w:szCs w:val="20"/>
+        </w:rPr>
+      </w:pPr>
+    </w:p>
+    <w:p>
+      <w:pPr>
+        <w:spacing w:line="360" w:lineRule="auto"/>
+        <w:jc w:val="both"/>
+        <w:rPr>
+          <w:rFonts w:ascii="Trebuchet MS" w:hAnsi="Trebuchet MS"/>
+          <w:sz w:val="20"/>
+          <w:szCs w:val="20"/>
+        </w:rPr>
+      </w:pPr>
+      <w:r>
+        <w:rPr>
+          <w:rFonts w:ascii="Trebuchet MS" w:hAnsi="Trebuchet MS"/>
+          <w:sz w:val="20"/>
+          <w:szCs w:val="20"/>
+        </w:rPr>
+        <w:t xml:space="preserve">Os outorgantes comprometem-se em garantir absoluto e reservado sigilo quanto a informações, de que venham a ter conhecimento relacionadas com as atividades de ambos. </w:t>
+      </w:r>
+    </w:p>
+    <w:p>
+      <w:pPr>
+        <w:spacing w:line="360" w:lineRule="auto"/>
+        <w:jc w:val="both"/>
+        <w:rPr>
+          <w:rFonts w:ascii="Trebuchet MS" w:hAnsi="Trebuchet MS"/>
+          <w:sz w:val="20"/>
+          <w:szCs w:val="20"/>
+        </w:rPr>
+      </w:pPr>
+      <w:r>
+        <w:rPr>
+          <w:rFonts w:ascii="Trebuchet MS" w:hAnsi="Trebuchet MS"/>
+          <w:sz w:val="20"/>
+          <w:szCs w:val="20"/>
+        </w:rPr>
+        <w:t>As Partes obrigam-se a cumprir o disposto na legislação de proteção de dados pessoais em vigor em cada momento, nomeadamente, o Regulamento (UE) 2016/679 do Parlamento Europeu e do Conselho, de 27 de abril de 2016 (“RGPD”).</w:t>
+      </w:r>
+    </w:p>
+    <w:p>
+      <w:pPr>
+        <w:rPr>
+          <w:rFonts w:ascii="Trebuchet MS" w:eastAsia="Trebuchet MS" w:hAnsi="Trebuchet MS" w:cs="Trebuchet MS"/>
+          <w:sz w:val="20"/>
+          <w:szCs w:val="20"/>
+        </w:rPr>
+      </w:pPr>
+    </w:p>
+    <w:p>
+      <w:pPr>
+        <w:pStyle w:val="Ttulo1"/>
+        <w:rPr>
+          <w:rFonts w:ascii="Trebuchet MS" w:eastAsia="Trebuchet MS" w:hAnsi="Trebuchet MS" w:cs="Trebuchet MS"/>
+          <w:sz w:val="20"/>
+          <w:szCs w:val="20"/>
+        </w:rPr>
+      </w:pPr>
+      <w:r>
+        <w:rPr>
+          <w:rFonts w:ascii="Trebuchet MS" w:hAnsi="Trebuchet MS"/>
+          <w:sz w:val="20"/>
+          <w:szCs w:val="20"/>
+        </w:rPr>
+        <w:lastRenderedPageBreak/>
+        <w:t>Cláusula Décima Segunda</w:t>
+      </w:r>
+    </w:p>
+    <w:p>
+      <w:pPr>
+        <w:rPr>
+          <w:rFonts w:ascii="Trebuchet MS" w:eastAsia="Trebuchet MS" w:hAnsi="Trebuchet MS" w:cs="Trebuchet MS"/>
+          <w:sz w:val="20"/>
+          <w:szCs w:val="20"/>
+        </w:rPr>
+      </w:pPr>
+    </w:p>
+    <w:p>
+      <w:pPr>
+        <w:spacing w:line="360" w:lineRule="auto"/>
+        <w:jc w:val="both"/>
+        <w:rPr>
+          <w:rFonts w:ascii="Trebuchet MS" w:eastAsia="Trebuchet MS" w:hAnsi="Trebuchet MS" w:cs="Trebuchet MS"/>
+          <w:sz w:val="20"/>
+          <w:szCs w:val="20"/>
+        </w:rPr>
+      </w:pPr>
+      <w:r>
+        <w:rPr>
+          <w:rFonts w:ascii="Trebuchet MS" w:hAnsi="Trebuchet MS"/>
+          <w:sz w:val="20"/>
+          <w:szCs w:val="20"/>
+        </w:rPr>
+        <w:t>Quaisquer dúvidas de interpretação e lacunas do presente protocolo serão dirimidas por acordo entre ambas as partes. Quaisquer dúvidas de interpretação e lacunas do presente protocolo serão dirimidas por acordo entre ambas as partes.</w:t>
+      </w:r>
+    </w:p>
+    <w:p>
+      <w:pPr>
+        <w:spacing w:line="360" w:lineRule="auto"/>
+        <w:jc w:val="both"/>
+        <w:rPr>
+          <w:rFonts w:ascii="Trebuchet MS" w:eastAsia="Trebuchet MS" w:hAnsi="Trebuchet MS" w:cs="Trebuchet MS"/>
+          <w:color w:val="FF0000"/>
+          <w:sz w:val="20"/>
+          <w:szCs w:val="20"/>
+          <w:u w:val="single" w:color="FF0000"/>
+        </w:rPr>
+      </w:pPr>
+    </w:p>
+    <w:p>
+      <w:pPr>
+        <w:spacing w:line="360" w:lineRule="auto"/>
+        <w:jc w:val="center"/>
+        <w:rPr>
+          <w:rFonts w:ascii="Trebuchet MS" w:eastAsia="Trebuchet MS" w:hAnsi="Trebuchet MS" w:cs="Trebuchet MS"/>
+          <w:b/>
+          <w:bCs/>
+          <w:color w:val="auto"/>
+          <w:sz w:val="20"/>
+          <w:szCs w:val="20"/>
+        </w:rPr>
+      </w:pPr>
+      <w:r>
+        <w:rPr>
+          <w:rFonts w:ascii="Trebuchet MS" w:eastAsia="Trebuchet MS" w:hAnsi="Trebuchet MS" w:cs="Trebuchet MS"/>
+          <w:b/>
+          <w:bCs/>
+          <w:color w:val="auto"/>
+          <w:sz w:val="20"/>
+          <w:szCs w:val="20"/>
+        </w:rPr>
+        <w:t>Cláusula Décima Terceira</w:t>
+      </w:r>
+    </w:p>
+    <w:p>
+      <w:pPr>
+        <w:spacing w:line="360" w:lineRule="auto"/>
+        <w:jc w:val="both"/>
+        <w:rPr>
+          <w:rFonts w:ascii="Trebuchet MS" w:eastAsia="Trebuchet MS" w:hAnsi="Trebuchet MS" w:cs="Trebuchet MS"/>
+          <w:color w:val="auto"/>
+          <w:sz w:val="20"/>
+          <w:szCs w:val="20"/>
+        </w:rPr>
+      </w:pPr>
+      <w:r>
+        <w:rPr>
+          <w:rFonts w:ascii="Trebuchet MS" w:eastAsia="Trebuchet MS" w:hAnsi="Trebuchet MS" w:cs="Trebuchet MS"/>
+          <w:color w:val="auto"/>
+          <w:sz w:val="20"/>
+          <w:szCs w:val="20"/>
+        </w:rPr>
+        <w:t xml:space="preserve"> </w:t>
+      </w:r>
+    </w:p>
+    <w:p>
+      <w:pPr>
+        <w:spacing w:line="360" w:lineRule="auto"/>
+        <w:jc w:val="both"/>
+        <w:rPr>
+          <w:rFonts w:ascii="Trebuchet MS" w:eastAsia="Trebuchet MS" w:hAnsi="Trebuchet MS" w:cs="Trebuchet MS"/>
+          <w:color w:val="auto"/>
+          <w:sz w:val="20"/>
+          <w:szCs w:val="20"/>
+        </w:rPr>
+      </w:pPr>
+      <w:r>
+        <w:rPr>
+          <w:rFonts w:ascii="Trebuchet MS" w:eastAsia="Trebuchet MS" w:hAnsi="Trebuchet MS" w:cs="Trebuchet MS"/>
+          <w:color w:val="auto"/>
+          <w:sz w:val="20"/>
+          <w:szCs w:val="20"/>
+        </w:rPr>
+        <w:t xml:space="preserve">O aluno encontra-se abrangido pelo seguro escolar (portaria n.º 413/99 de 8 de junho) durante a Formação em Contexto de Trabalho, de segunda-feira a domingo, bem como em deslocações que envolvam tarefas/funções fora da empresa, desde que estas se enquadrem no âmbito da Formação em Contexto de Trabalho.  </w:t>
+      </w:r>
+    </w:p>
+    <w:p>
+      <w:pPr>
+        <w:spacing w:line="360" w:lineRule="auto"/>
+        <w:jc w:val="both"/>
+        <w:rPr>
+          <w:rFonts w:ascii="Trebuchet MS" w:eastAsia="Trebuchet MS" w:hAnsi="Trebuchet MS" w:cs="Trebuchet MS"/>
+          <w:color w:val="auto"/>
+          <w:sz w:val="20"/>
+          <w:szCs w:val="20"/>
+        </w:rPr>
+      </w:pPr>
+      <w:r>
+        <w:rPr>
+          <w:rFonts w:ascii="Trebuchet MS" w:eastAsia="Trebuchet MS" w:hAnsi="Trebuchet MS" w:cs="Trebuchet MS"/>
+          <w:color w:val="auto"/>
+          <w:sz w:val="20"/>
+          <w:szCs w:val="20"/>
+        </w:rPr>
+        <w:t xml:space="preserve"> </w:t>
+      </w:r>
+    </w:p>
+    <w:p>
+      <w:pPr>
+        <w:spacing w:line="360" w:lineRule="auto"/>
+        <w:jc w:val="center"/>
+        <w:rPr>
+          <w:rFonts w:ascii="Trebuchet MS" w:eastAsia="Trebuchet MS" w:hAnsi="Trebuchet MS" w:cs="Trebuchet MS"/>
+          <w:b/>
+          <w:bCs/>
+          <w:color w:val="auto"/>
+          <w:sz w:val="20"/>
+          <w:szCs w:val="20"/>
+        </w:rPr>
+      </w:pPr>
+      <w:r>
+        <w:rPr>
+          <w:rFonts w:ascii="Trebuchet MS" w:eastAsia="Trebuchet MS" w:hAnsi="Trebuchet MS" w:cs="Trebuchet MS"/>
+          <w:b/>
+          <w:bCs/>
+          <w:color w:val="auto"/>
+          <w:sz w:val="20"/>
+          <w:szCs w:val="20"/>
+        </w:rPr>
+        <w:t>Cláusula Décima Quarta</w:t>
+      </w:r>
+    </w:p>
+    <w:p>
+      <w:pPr>
+        <w:spacing w:line="360" w:lineRule="auto"/>
+        <w:jc w:val="both"/>
+        <w:rPr>
+          <w:rFonts w:ascii="Trebuchet MS" w:eastAsia="Trebuchet MS" w:hAnsi="Trebuchet MS" w:cs="Trebuchet MS"/>
+          <w:color w:val="auto"/>
+          <w:sz w:val="20"/>
+          <w:szCs w:val="20"/>
+        </w:rPr>
+      </w:pPr>
+      <w:r>
+        <w:rPr>
+          <w:rFonts w:ascii="Trebuchet MS" w:eastAsia="Trebuchet MS" w:hAnsi="Trebuchet MS" w:cs="Trebuchet MS"/>
+          <w:color w:val="auto"/>
+          <w:sz w:val="20"/>
+          <w:szCs w:val="20"/>
+        </w:rPr>
+        <w:t xml:space="preserve"> </w:t>
+      </w:r>
+    </w:p>
+    <w:p>
+      <w:pPr>
+        <w:spacing w:line="360" w:lineRule="auto"/>
+        <w:jc w:val="both"/>
+        <w:rPr>
+          <w:rFonts w:ascii="Trebuchet MS" w:eastAsia="Trebuchet MS" w:hAnsi="Trebuchet MS" w:cs="Trebuchet MS"/>
+          <w:color w:val="auto"/>
+          <w:sz w:val="20"/>
+          <w:szCs w:val="20"/>
+        </w:rPr>
+      </w:pPr>
+      <w:r>
+        <w:rPr>
+          <w:rFonts w:ascii="Trebuchet MS" w:eastAsia="Trebuchet MS" w:hAnsi="Trebuchet MS" w:cs="Trebuchet MS"/>
+          <w:color w:val="auto"/>
+          <w:sz w:val="20"/>
+          <w:szCs w:val="20"/>
+        </w:rPr>
+        <w:t xml:space="preserve">Este protocolo entra em vigor na data da sua assinatura e poderá ser prorrogado por sucessivos períodos de um ano, e poderá ser revisto por solicitação de qualquer das instituições.  </w:t>
+      </w:r>
+    </w:p>
+    <w:p>
+      <w:pPr>
+        <w:spacing w:line="360" w:lineRule="auto"/>
+        <w:jc w:val="both"/>
+        <w:rPr>
+          <w:rFonts w:ascii="Trebuchet MS" w:eastAsia="Trebuchet MS" w:hAnsi="Trebuchet MS" w:cs="Trebuchet MS"/>
+          <w:color w:val="FF0000"/>
+          <w:sz w:val="20"/>
+          <w:szCs w:val="20"/>
+          <w:u w:val="single" w:color="FF0000"/>
+        </w:rPr>
+      </w:pPr>
+    </w:p>
+    <w:p>
+      <w:pPr>
+        <w:rPr>
+          <w:rFonts w:ascii="Trebuchet MS" w:eastAsia="Arial" w:hAnsi="Trebuchet MS" w:cs="Arial"/>
+          <w:color w:val="00000A"/>
+          <w:sz w:val="20"/>
+          <w:szCs w:val="20"/>
+        </w:rPr>
+      </w:pPr>
+      <w:r>
+        <w:rPr>
+          <w:rFonts w:ascii="Trebuchet MS" w:eastAsia="Arial" w:hAnsi="Trebuchet MS" w:cs="Arial"/>
+          <w:color w:val="00000A"/>
+          <w:sz w:val="20"/>
+          <w:szCs w:val="20"/>
+        </w:rPr>
+        <w:t>${</w:t>
+      </w:r>
+      <w:proofErr w:type="spellStart"/>
+      <w:r>
+        <w:rPr>
+          <w:rFonts w:ascii="Trebuchet MS" w:eastAsia="Arial" w:hAnsi="Trebuchet MS" w:cs="Arial"/>
+          <w:color w:val="00000A"/>
+          <w:sz w:val="20"/>
+          <w:szCs w:val="20"/>
+        </w:rPr>
+        <w:t>ufEmpresa</w:t>
+      </w:r>
+      <w:proofErr w:type="spellEnd"/>
+      <w:r>
+        <w:rPr>
+          <w:rFonts w:ascii="Trebuchet MS" w:eastAsia="Arial" w:hAnsi="Trebuchet MS" w:cs="Arial"/>
+          <w:color w:val="00000A"/>
+          <w:sz w:val="20"/>
+          <w:szCs w:val="20"/>
+        </w:rPr>
+        <w:t>}</w:t>
+      </w:r>
+      <w:r>
+        <w:rPr>
+          <w:rFonts w:ascii="Trebuchet MS" w:hAnsi="Trebuchet MS"/>
+          <w:sz w:val="20"/>
+          <w:szCs w:val="20"/>
+        </w:rPr>
+        <w:t xml:space="preserve">, </w:t>
+      </w:r>
+      <w:r>
+        <w:rPr>
+          <w:rFonts w:ascii="Trebuchet MS" w:eastAsia="Arial" w:hAnsi="Trebuchet MS" w:cs="Arial"/>
+          <w:color w:val="00000A"/>
+          <w:sz w:val="20"/>
+          <w:szCs w:val="20"/>
+        </w:rPr>
+        <w:t>${data}.</w:t>
+      </w:r>
+    </w:p>
+    <w:p>
+      <w:pPr>
+        <w:rPr>
+          <w:rFonts w:ascii="Trebuchet MS" w:eastAsia="Arial" w:hAnsi="Trebuchet MS" w:cs="Arial"/>
+          <w:color w:val="00000A"/>
+          <w:sz w:val="20"/>
+          <w:szCs w:val="20"/>
+        </w:rPr>
+      </w:pPr>
+    </w:p>
+    <w:p>
+      <w:pPr>
+        <w:rPr>
+          <w:rFonts w:ascii="Trebuchet MS" w:eastAsia="Arial" w:hAnsi="Trebuchet MS" w:cs="Arial"/>
+          <w:color w:val="00000A"/>
+          <w:sz w:val="20"/>
+          <w:szCs w:val="20"/>
+        </w:rPr>
+      </w:pPr>
+    </w:p>
+    <w:p>
+      <w:pPr>
+        <w:rPr>
+          <w:rFonts w:ascii="Trebuchet MS" w:eastAsia="Arial" w:hAnsi="Trebuchet MS" w:cs="Arial"/>
+          <w:color w:val="00000A"/>
+          <w:sz w:val="20"/>
+          <w:szCs w:val="20"/>
+        </w:rPr>
+      </w:pPr>
+    </w:p>
+    <w:p>
+      <w:pPr>
+        <w:rPr>
+          <w:rFonts w:ascii="Trebuchet MS" w:eastAsia="Arial" w:hAnsi="Trebuchet MS" w:cs="Arial"/>
+          <w:color w:val="00000A"/>
+          <w:sz w:val="20"/>
+          <w:szCs w:val="20"/>
+        </w:rPr>
+      </w:pPr>
+    </w:p>
+    <w:p>
+      <w:pPr>
+        <w:rPr>
+          <w:rFonts w:ascii="Trebuchet MS" w:eastAsia="Arial" w:hAnsi="Trebuchet MS" w:cs="Arial"/>
+          <w:color w:val="00000A"/>
+          <w:sz w:val="20"/>
+          <w:szCs w:val="20"/>
+        </w:rPr>
+      </w:pPr>
+    </w:p>
+    <w:p>
+      <w:pPr>
+        <w:rPr>
           <w:rFonts w:ascii="Trebuchet MS" w:eastAsia="Trebuchet MS" w:hAnsi="Trebuchet MS" w:cs="Trebuchet MS"/>
           <w:sz w:val="18"/>
           <w:szCs w:val="18"/>
         </w:rPr>
       </w:pPr>
-      <w:r>
-        <w:rPr>
-          <w:rFonts w:ascii="Trebuchet MS" w:hAnsi="Trebuchet MS"/>
-          <w:sz w:val="18"/>
-          <w:szCs w:val="18"/>
-        </w:rPr>
-        <w:t>e)</w:t>
-      </w:r>
-      <w:r>
-        <w:rPr>
-          <w:rFonts w:ascii="Trebuchet MS" w:hAnsi="Trebuchet MS"/>
-          <w:sz w:val="18"/>
-          <w:szCs w:val="18"/>
-        </w:rPr>
-        <w:tab/>
-        <w:t>O primeiro outorgante entregará ao segundo outorgante uma pasta individualizada, contendo a documentação relativa</w:t>
-      </w:r>
-      <w:r>
-        <w:rPr>
-          <w:rFonts w:ascii="Trebuchet MS" w:hAnsi="Trebuchet MS"/>
-          <w:color w:val="FF0000"/>
-          <w:sz w:val="18"/>
-          <w:szCs w:val="18"/>
-          <w:u w:color="FF0000"/>
-        </w:rPr>
-        <w:t xml:space="preserve"> </w:t>
-      </w:r>
-      <w:r>
-        <w:rPr>
-          <w:rFonts w:ascii="Trebuchet MS" w:hAnsi="Trebuchet MS"/>
-          <w:sz w:val="18"/>
-          <w:szCs w:val="18"/>
-        </w:rPr>
-        <w:t>à ficha de identificação, o plano de estágio/roteiro de atividades, ficha de assiduidade, grelha de avaliação do estágio, entre outros documentos, conforme, previamente acordado, entre ambos os outorgantes.</w:t>
-      </w:r>
     </w:p>
     <w:p>
       <w:pPr>
@@ -1064,59 +2704,7 @@
           <w:szCs w:val="18"/>
         </w:rPr>
       </w:pPr>
-    </w:p>
-    <w:p>
-      <w:pPr>
-        <w:pStyle w:val="Ttulo1"/>
-        <w:rPr>
-          <w:rFonts w:ascii="Trebuchet MS" w:eastAsia="Trebuchet MS" w:hAnsi="Trebuchet MS" w:cs="Trebuchet MS"/>
-          <w:sz w:val="18"/>
-          <w:szCs w:val="18"/>
-        </w:rPr>
-      </w:pPr>
-      <w:r>
-        <w:rPr>
-          <w:rFonts w:ascii="Trebuchet MS" w:hAnsi="Trebuchet MS"/>
-          <w:sz w:val="18"/>
-          <w:szCs w:val="18"/>
-        </w:rPr>
-        <w:t>Cláusula Sexta</w:t>
-      </w:r>
-    </w:p>
-    <w:p>
-      <w:pPr>
-        <w:spacing w:line="360" w:lineRule="auto"/>
-        <w:jc w:val="both"/>
-        <w:rPr>
-          <w:rFonts w:ascii="Trebuchet MS" w:eastAsia="Trebuchet MS" w:hAnsi="Trebuchet MS" w:cs="Trebuchet MS"/>
-          <w:sz w:val="18"/>
-          <w:szCs w:val="18"/>
-        </w:rPr>
-      </w:pPr>
-    </w:p>
-    <w:p>
-      <w:pPr>
-        <w:spacing w:line="360" w:lineRule="auto"/>
-        <w:jc w:val="both"/>
-        <w:rPr>
-          <w:rFonts w:ascii="Trebuchet MS" w:hAnsi="Trebuchet MS"/>
-          <w:sz w:val="18"/>
-          <w:szCs w:val="18"/>
-        </w:rPr>
-      </w:pPr>
-      <w:r>
-        <w:rPr>
-          <w:rFonts w:ascii="Trebuchet MS" w:hAnsi="Trebuchet MS"/>
-          <w:sz w:val="18"/>
-          <w:szCs w:val="18"/>
-        </w:rPr>
-        <w:t>No âmbito do presente protocolo, as partes acordam em reunir periodicamente, pela modalidade considerada mais conveniente, para análise conjunta da implementação e dos resultados da Formação em Contexto de Trabalho, bem como das medidas para superação de dificuldades dos alunos-formandos. No final do estágio, sempre que possível, será também realizada uma reunião conjunta para se proceder à avaliação final do aluno-formando, de acordo com critérios definidos no início do período de Formação em Contexto de Trabalho e dos quais deve ser dado conhecimento ao aluno-formando.</w:t>
-      </w:r>
-    </w:p>
-    <w:p>
-      <w:pPr>
-        <w:spacing w:line="360" w:lineRule="auto"/>
-        <w:jc w:val="center"/>
+      <w:r>
         <w:rPr>
           <w:rFonts w:ascii="Trebuchet MS" w:eastAsia="Trebuchet MS" w:hAnsi="Trebuchet MS" w:cs="Trebuchet MS"/>
           <w:b/>
@@ -1124,93 +2712,81 @@
           <w:sz w:val="18"/>
           <w:szCs w:val="18"/>
         </w:rPr>
-      </w:pPr>
-      <w:r>
-        <w:rPr>
-          <w:rFonts w:ascii="Trebuchet MS" w:hAnsi="Trebuchet MS"/>
-          <w:b/>
-          <w:bCs/>
+        <w:t xml:space="preserve">       _________________________                                                       ___________________________</w:t>
+      </w:r>
+    </w:p>
+    <w:p>
+      <w:pPr>
+        <w:jc w:val="center"/>
+        <w:rPr>
+          <w:rFonts w:ascii="Trebuchet MS" w:eastAsia="Trebuchet MS" w:hAnsi="Trebuchet MS" w:cs="Trebuchet MS"/>
           <w:sz w:val="18"/>
           <w:szCs w:val="18"/>
         </w:rPr>
-        <w:t>Cláusula Sétima</w:t>
-      </w:r>
-    </w:p>
-    <w:p>
-      <w:pPr>
-        <w:spacing w:line="360" w:lineRule="auto"/>
-        <w:jc w:val="both"/>
-        <w:rPr>
-          <w:rFonts w:ascii="Trebuchet MS" w:eastAsia="Trebuchet MS" w:hAnsi="Trebuchet MS" w:cs="Trebuchet MS"/>
+      </w:pPr>
+      <w:r>
+        <w:rPr>
+          <w:rFonts w:ascii="Trebuchet MS" w:hAnsi="Trebuchet MS"/>
           <w:sz w:val="18"/>
           <w:szCs w:val="18"/>
         </w:rPr>
-      </w:pPr>
-    </w:p>
-    <w:p>
-      <w:pPr>
-        <w:spacing w:line="360" w:lineRule="auto"/>
-        <w:jc w:val="both"/>
+        <w:t>O Primeiro Outorgante</w:t>
+      </w:r>
+      <w:r>
         <w:rPr>
           <w:rFonts w:ascii="Trebuchet MS" w:hAnsi="Trebuchet MS"/>
           <w:sz w:val="18"/>
           <w:szCs w:val="18"/>
         </w:rPr>
-      </w:pPr>
+        <w:tab/>
+      </w:r>
       <w:r>
         <w:rPr>
           <w:rFonts w:ascii="Trebuchet MS" w:hAnsi="Trebuchet MS"/>
           <w:sz w:val="18"/>
           <w:szCs w:val="18"/>
         </w:rPr>
-        <w:t>As ações que vierem a ser lançadas na sequência deste protocolo são implementadas numa ótica de confiança mútua e, sempre que possível, num espírito de reciprocidade.</w:t>
-      </w:r>
-    </w:p>
-    <w:p>
-      <w:pPr>
-        <w:spacing w:line="360" w:lineRule="auto"/>
-        <w:jc w:val="both"/>
-        <w:rPr>
-          <w:rFonts w:ascii="Trebuchet MS" w:eastAsia="Trebuchet MS" w:hAnsi="Trebuchet MS" w:cs="Trebuchet MS"/>
+        <w:tab/>
+      </w:r>
+      <w:r>
+        <w:rPr>
+          <w:rFonts w:ascii="Trebuchet MS" w:hAnsi="Trebuchet MS"/>
           <w:sz w:val="18"/>
           <w:szCs w:val="18"/>
         </w:rPr>
-      </w:pPr>
-    </w:p>
-    <w:p>
-      <w:pPr>
-        <w:jc w:val="both"/>
-        <w:rPr>
-          <w:rFonts w:ascii="Trebuchet MS" w:eastAsia="Trebuchet MS" w:hAnsi="Trebuchet MS" w:cs="Trebuchet MS"/>
+        <w:tab/>
+      </w:r>
+      <w:r>
+        <w:rPr>
+          <w:rFonts w:ascii="Trebuchet MS" w:hAnsi="Trebuchet MS"/>
           <w:sz w:val="18"/>
           <w:szCs w:val="18"/>
         </w:rPr>
-      </w:pPr>
-    </w:p>
-    <w:p>
-      <w:pPr>
-        <w:pStyle w:val="Ttulo1"/>
-        <w:rPr>
-          <w:rFonts w:ascii="Trebuchet MS" w:eastAsia="Trebuchet MS" w:hAnsi="Trebuchet MS" w:cs="Trebuchet MS"/>
+        <w:tab/>
+      </w:r>
+      <w:r>
+        <w:rPr>
+          <w:rFonts w:ascii="Trebuchet MS" w:hAnsi="Trebuchet MS"/>
           <w:sz w:val="18"/>
           <w:szCs w:val="18"/>
         </w:rPr>
-      </w:pPr>
+        <w:tab/>
+      </w:r>
       <w:r>
         <w:rPr>
           <w:rFonts w:ascii="Trebuchet MS" w:hAnsi="Trebuchet MS"/>
           <w:sz w:val="18"/>
           <w:szCs w:val="18"/>
         </w:rPr>
-        <w:t>Cláusula Oitava</w:t>
-      </w:r>
-    </w:p>
-    <w:p>
-      <w:pPr>
-        <w:rPr>
-          <w:rFonts w:ascii="Trebuchet MS" w:eastAsia="Trebuchet MS" w:hAnsi="Trebuchet MS" w:cs="Trebuchet MS"/>
-          <w:b/>
-          <w:bCs/>
+        <w:tab/>
+        <w:t>O Segundo Outorgante</w:t>
+      </w:r>
+    </w:p>
+    <w:p>
+      <w:pPr>
+        <w:jc w:val="center"/>
+        <w:rPr>
+          <w:rFonts w:ascii="Trebuchet MS" w:eastAsia="Trebuchet MS" w:hAnsi="Trebuchet MS" w:cs="Trebuchet MS"/>
           <w:sz w:val="18"/>
           <w:szCs w:val="18"/>
         </w:rPr>
@@ -1218,547 +2794,42 @@
     </w:p>
     <w:p>
       <w:pPr>
-        <w:pStyle w:val="Ttulo1"/>
-        <w:spacing w:line="360" w:lineRule="auto"/>
-        <w:jc w:val="left"/>
-        <w:rPr>
-          <w:rFonts w:ascii="Trebuchet MS" w:eastAsia="Trebuchet MS" w:hAnsi="Trebuchet MS" w:cs="Trebuchet MS"/>
-          <w:b w:val="0"/>
-          <w:bCs w:val="0"/>
-          <w:sz w:val="18"/>
-          <w:szCs w:val="18"/>
-        </w:rPr>
-      </w:pPr>
-      <w:r>
-        <w:rPr>
-          <w:rFonts w:ascii="Trebuchet MS" w:hAnsi="Trebuchet MS"/>
-          <w:b w:val="0"/>
-          <w:bCs w:val="0"/>
-          <w:sz w:val="18"/>
-          <w:szCs w:val="18"/>
-        </w:rPr>
-        <w:t>Após a conclusão do Curso, o segundo outorgante terá direito de preferência na contratação do aluno-formando, em igualdade de condições contratuais.</w:t>
-      </w:r>
-    </w:p>
-    <w:p>
-      <w:pPr>
-        <w:rPr>
-          <w:rFonts w:ascii="Trebuchet MS" w:eastAsia="Trebuchet MS" w:hAnsi="Trebuchet MS" w:cs="Trebuchet MS"/>
-          <w:sz w:val="18"/>
-          <w:szCs w:val="18"/>
-        </w:rPr>
-      </w:pPr>
-    </w:p>
-    <w:p>
-      <w:pPr>
-        <w:pStyle w:val="Ttulo1"/>
-        <w:rPr>
-          <w:rFonts w:ascii="Trebuchet MS" w:eastAsia="Trebuchet MS" w:hAnsi="Trebuchet MS" w:cs="Trebuchet MS"/>
-          <w:sz w:val="18"/>
-          <w:szCs w:val="18"/>
-        </w:rPr>
-      </w:pPr>
-      <w:r>
-        <w:rPr>
-          <w:rFonts w:ascii="Trebuchet MS" w:hAnsi="Trebuchet MS"/>
-          <w:sz w:val="18"/>
-          <w:szCs w:val="18"/>
-        </w:rPr>
-        <w:t>Cláusula Nona</w:t>
-      </w:r>
-    </w:p>
-    <w:p>
-      <w:pPr>
-        <w:rPr>
-          <w:rFonts w:ascii="Trebuchet MS" w:eastAsia="Trebuchet MS" w:hAnsi="Trebuchet MS" w:cs="Trebuchet MS"/>
-          <w:sz w:val="18"/>
-          <w:szCs w:val="18"/>
-        </w:rPr>
-      </w:pPr>
-    </w:p>
-    <w:p>
-      <w:pPr>
-        <w:pStyle w:val="Corpodetexto"/>
-        <w:spacing w:before="48" w:after="48" w:line="288" w:lineRule="auto"/>
-        <w:rPr>
-          <w:rFonts w:ascii="Trebuchet MS" w:eastAsia="Trebuchet MS" w:hAnsi="Trebuchet MS" w:cs="Trebuchet MS"/>
-          <w:sz w:val="18"/>
-          <w:szCs w:val="18"/>
-        </w:rPr>
-      </w:pPr>
-      <w:r>
-        <w:rPr>
-          <w:rFonts w:ascii="Trebuchet MS" w:hAnsi="Trebuchet MS"/>
-          <w:sz w:val="18"/>
-          <w:szCs w:val="18"/>
-        </w:rPr>
-        <w:t>Os outorgantes comprometem-se em garantir absoluto e reservado sigilo quanto a informações, de que venham a ter conhecimento relacionadas com as atividades de ambos.</w:t>
-      </w:r>
-    </w:p>
-    <w:p>
-      <w:pPr>
-        <w:pStyle w:val="Corpodetexto"/>
-        <w:spacing w:before="48" w:after="48" w:line="288" w:lineRule="auto"/>
-        <w:rPr>
-          <w:rFonts w:ascii="Trebuchet MS" w:hAnsi="Trebuchet MS"/>
-          <w:sz w:val="18"/>
-          <w:szCs w:val="18"/>
-        </w:rPr>
-      </w:pPr>
-      <w:r>
-        <w:rPr>
-          <w:rFonts w:ascii="Trebuchet MS" w:hAnsi="Trebuchet MS"/>
-          <w:sz w:val="18"/>
-          <w:szCs w:val="18"/>
-        </w:rPr>
-        <w:t>As Partes obrigam-se a cumprir o disposto na legislação de proteção de dados pessoais em vigor em cada momento, nomeadamente, o Regulamento (UE) 2016/679 do Parlamento Europeu e do Conselho, de 27 de abril de 2016 (“RGPD”).</w:t>
-      </w:r>
-    </w:p>
-    <w:p>
-      <w:pPr>
-        <w:pStyle w:val="Corpodetexto"/>
-        <w:spacing w:before="48" w:after="48" w:line="288" w:lineRule="auto"/>
-        <w:rPr>
-          <w:rFonts w:ascii="Trebuchet MS" w:hAnsi="Trebuchet MS"/>
-          <w:sz w:val="18"/>
-          <w:szCs w:val="18"/>
-        </w:rPr>
-      </w:pPr>
-    </w:p>
-    <w:p>
-      <w:pPr>
-        <w:pStyle w:val="Corpodetexto"/>
-        <w:spacing w:before="48" w:after="48" w:line="288" w:lineRule="auto"/>
-        <w:rPr>
-          <w:rFonts w:ascii="Trebuchet MS" w:eastAsia="Trebuchet MS" w:hAnsi="Trebuchet MS" w:cs="Trebuchet MS"/>
-          <w:sz w:val="18"/>
-          <w:szCs w:val="18"/>
-        </w:rPr>
-      </w:pPr>
-    </w:p>
-    <w:p>
-      <w:pPr>
-        <w:pStyle w:val="Ttulo1"/>
-        <w:rPr>
-          <w:rFonts w:ascii="Trebuchet MS" w:eastAsia="Trebuchet MS" w:hAnsi="Trebuchet MS" w:cs="Trebuchet MS"/>
-          <w:sz w:val="18"/>
-          <w:szCs w:val="18"/>
-        </w:rPr>
-      </w:pPr>
-    </w:p>
-    <w:p>
-      <w:pPr>
-        <w:pStyle w:val="Ttulo1"/>
-        <w:rPr>
-          <w:rFonts w:ascii="Trebuchet MS" w:eastAsia="Trebuchet MS" w:hAnsi="Trebuchet MS" w:cs="Trebuchet MS"/>
-          <w:sz w:val="18"/>
-          <w:szCs w:val="18"/>
-        </w:rPr>
-      </w:pPr>
-      <w:r>
-        <w:rPr>
-          <w:rFonts w:ascii="Trebuchet MS" w:hAnsi="Trebuchet MS"/>
-          <w:sz w:val="18"/>
-          <w:szCs w:val="18"/>
-        </w:rPr>
-        <w:t>Cláusula Décima</w:t>
-      </w:r>
-    </w:p>
-    <w:p>
-      <w:pPr>
-        <w:spacing w:line="360" w:lineRule="auto"/>
-        <w:jc w:val="both"/>
-        <w:rPr>
-          <w:rFonts w:ascii="Trebuchet MS" w:eastAsia="Trebuchet MS" w:hAnsi="Trebuchet MS" w:cs="Trebuchet MS"/>
-          <w:sz w:val="18"/>
-          <w:szCs w:val="18"/>
-        </w:rPr>
-      </w:pPr>
-    </w:p>
-    <w:p>
-      <w:pPr>
-        <w:spacing w:line="360" w:lineRule="auto"/>
-        <w:rPr>
-          <w:rFonts w:ascii="Trebuchet MS" w:eastAsia="Trebuchet MS" w:hAnsi="Trebuchet MS" w:cs="Trebuchet MS"/>
-          <w:sz w:val="18"/>
-          <w:szCs w:val="18"/>
-        </w:rPr>
-      </w:pPr>
-      <w:r>
-        <w:rPr>
-          <w:rFonts w:ascii="Trebuchet MS" w:hAnsi="Trebuchet MS"/>
-          <w:sz w:val="18"/>
-          <w:szCs w:val="18"/>
-        </w:rPr>
-        <w:lastRenderedPageBreak/>
-        <w:t>Quaisquer dúvidas de interpretação e lacunas do presente protocolo serão dirimidas por acordo entre ambas as partes.</w:t>
-      </w:r>
-    </w:p>
-    <w:p>
-      <w:pPr>
-        <w:spacing w:line="360" w:lineRule="auto"/>
-        <w:rPr>
-          <w:rFonts w:ascii="Trebuchet MS" w:eastAsia="Trebuchet MS" w:hAnsi="Trebuchet MS" w:cs="Trebuchet MS"/>
-          <w:sz w:val="18"/>
-          <w:szCs w:val="18"/>
-        </w:rPr>
-      </w:pPr>
-    </w:p>
-    <w:p>
-      <w:pPr>
-        <w:pStyle w:val="Ttulo1"/>
-        <w:rPr>
-          <w:rFonts w:ascii="Trebuchet MS" w:eastAsia="Trebuchet MS" w:hAnsi="Trebuchet MS" w:cs="Trebuchet MS"/>
-          <w:sz w:val="18"/>
-          <w:szCs w:val="18"/>
-        </w:rPr>
-      </w:pPr>
-      <w:r>
-        <w:rPr>
-          <w:rFonts w:ascii="Trebuchet MS" w:hAnsi="Trebuchet MS"/>
-          <w:sz w:val="18"/>
-          <w:szCs w:val="18"/>
-        </w:rPr>
-        <w:t>Cláusula Décima Primeira</w:t>
-      </w:r>
-    </w:p>
-    <w:p>
-      <w:pPr>
-        <w:rPr>
-          <w:rFonts w:ascii="Trebuchet MS" w:eastAsia="Trebuchet MS" w:hAnsi="Trebuchet MS" w:cs="Trebuchet MS"/>
-          <w:sz w:val="18"/>
-          <w:szCs w:val="18"/>
-        </w:rPr>
-      </w:pPr>
-    </w:p>
-    <w:p>
-      <w:pPr>
-        <w:spacing w:line="360" w:lineRule="auto"/>
-        <w:jc w:val="both"/>
-        <w:rPr>
-          <w:rFonts w:ascii="Trebuchet MS" w:eastAsia="Trebuchet MS" w:hAnsi="Trebuchet MS" w:cs="Trebuchet MS"/>
-          <w:sz w:val="18"/>
-          <w:szCs w:val="18"/>
-        </w:rPr>
-      </w:pPr>
-      <w:r>
-        <w:rPr>
-          <w:rFonts w:ascii="Trebuchet MS" w:hAnsi="Trebuchet MS"/>
-          <w:sz w:val="18"/>
-          <w:szCs w:val="18"/>
-        </w:rPr>
-        <w:t xml:space="preserve">O aluno encontra-se abrangido pelo seguro escolar (portaria n.º 413/99 de 8 de junho) durante a Formação em Contexto de Trabalho, de segunda-feira a domingo, bem como em deslocações que envolvam tarefas/funções fora da empresa, desde que estas se enquadrem no âmbito da Formação em Contexto de Trabalho. </w:t>
-      </w:r>
-    </w:p>
-    <w:p>
-      <w:pPr>
-        <w:rPr>
-          <w:rFonts w:ascii="Trebuchet MS" w:eastAsia="Trebuchet MS" w:hAnsi="Trebuchet MS" w:cs="Trebuchet MS"/>
-          <w:sz w:val="18"/>
-          <w:szCs w:val="18"/>
-        </w:rPr>
-      </w:pPr>
-    </w:p>
-    <w:p>
-      <w:pPr>
-        <w:pStyle w:val="Ttulo1"/>
-        <w:rPr>
-          <w:rFonts w:ascii="Trebuchet MS" w:eastAsia="Trebuchet MS" w:hAnsi="Trebuchet MS" w:cs="Trebuchet MS"/>
-          <w:sz w:val="18"/>
-          <w:szCs w:val="18"/>
-        </w:rPr>
-      </w:pPr>
-      <w:r>
-        <w:rPr>
-          <w:rFonts w:ascii="Trebuchet MS" w:hAnsi="Trebuchet MS"/>
-          <w:sz w:val="18"/>
-          <w:szCs w:val="18"/>
-        </w:rPr>
-        <w:t>Cláusula Décima Segunda</w:t>
-      </w:r>
-    </w:p>
-    <w:p>
-      <w:pPr>
-        <w:rPr>
-          <w:rFonts w:ascii="Trebuchet MS" w:eastAsia="Trebuchet MS" w:hAnsi="Trebuchet MS" w:cs="Trebuchet MS"/>
-          <w:sz w:val="18"/>
-          <w:szCs w:val="18"/>
-        </w:rPr>
-      </w:pPr>
-    </w:p>
-    <w:p>
-      <w:pPr>
-        <w:spacing w:line="360" w:lineRule="auto"/>
-        <w:jc w:val="both"/>
-        <w:rPr>
-          <w:rFonts w:ascii="Trebuchet MS" w:eastAsia="Trebuchet MS" w:hAnsi="Trebuchet MS" w:cs="Trebuchet MS"/>
-          <w:sz w:val="18"/>
-          <w:szCs w:val="18"/>
-          <w:u w:val="single"/>
-        </w:rPr>
-      </w:pPr>
-      <w:r>
-        <w:rPr>
-          <w:rFonts w:ascii="Trebuchet MS" w:hAnsi="Trebuchet MS"/>
-          <w:sz w:val="18"/>
-          <w:szCs w:val="18"/>
-        </w:rPr>
-        <w:t xml:space="preserve">Este protocolo entra em vigor na data da sua assinatura e poderá ser prorrogado por sucessivos períodos de um ano, e poderá ser revisto por solicitação de qualquer das instituições. </w:t>
-      </w:r>
-    </w:p>
-    <w:p>
-      <w:pPr>
-        <w:rPr>
-          <w:rFonts w:ascii="Trebuchet MS" w:eastAsia="Trebuchet MS" w:hAnsi="Trebuchet MS" w:cs="Trebuchet MS"/>
-          <w:sz w:val="18"/>
-          <w:szCs w:val="18"/>
-        </w:rPr>
-      </w:pPr>
-    </w:p>
-    <w:p>
-      <w:pPr>
-        <w:spacing w:line="360" w:lineRule="auto"/>
-        <w:jc w:val="both"/>
-        <w:rPr>
-          <w:rFonts w:ascii="Trebuchet MS" w:eastAsia="Trebuchet MS" w:hAnsi="Trebuchet MS" w:cs="Trebuchet MS"/>
-          <w:color w:val="FF0000"/>
-          <w:sz w:val="18"/>
-          <w:szCs w:val="18"/>
-          <w:u w:val="single" w:color="FF0000"/>
-        </w:rPr>
-      </w:pPr>
-    </w:p>
-    <w:p>
-      <w:pPr>
-        <w:rPr>
-          <w:rFonts w:ascii="Trebuchet MS" w:eastAsia="Arial" w:hAnsi="Trebuchet MS" w:cs="Arial"/>
-          <w:color w:val="00000A"/>
-          <w:sz w:val="18"/>
-          <w:szCs w:val="18"/>
-        </w:rPr>
-      </w:pPr>
-      <w:r>
-        <w:rPr>
-          <w:rFonts w:ascii="Trebuchet MS" w:eastAsia="Arial" w:hAnsi="Trebuchet MS" w:cs="Arial"/>
-          <w:color w:val="00000A"/>
-          <w:sz w:val="18"/>
-          <w:szCs w:val="18"/>
-        </w:rPr>
-        <w:t>${ufEmpresa}</w:t>
-      </w:r>
-      <w:r>
-        <w:rPr>
-          <w:rFonts w:ascii="Trebuchet MS" w:hAnsi="Trebuchet MS"/>
-          <w:sz w:val="18"/>
-          <w:szCs w:val="18"/>
-        </w:rPr>
-        <w:t xml:space="preserve">, </w:t>
-      </w:r>
-      <w:r>
-        <w:rPr>
-          <w:rFonts w:ascii="Trebuchet MS" w:eastAsia="Arial" w:hAnsi="Trebuchet MS" w:cs="Arial"/>
-          <w:color w:val="00000A"/>
-          <w:sz w:val="18"/>
-          <w:szCs w:val="18"/>
-        </w:rPr>
-        <w:t>${data}.</w:t>
-      </w:r>
-    </w:p>
-    <w:p>
-      <w:pPr>
-        <w:rPr>
-          <w:rFonts w:ascii="Trebuchet MS" w:eastAsia="Arial" w:hAnsi="Trebuchet MS" w:cs="Arial"/>
-          <w:color w:val="00000A"/>
-          <w:sz w:val="18"/>
-          <w:szCs w:val="18"/>
-        </w:rPr>
-      </w:pPr>
-    </w:p>
-    <w:p>
-      <w:pPr>
-        <w:rPr>
-          <w:rFonts w:ascii="Trebuchet MS" w:eastAsia="Arial" w:hAnsi="Trebuchet MS" w:cs="Arial"/>
-          <w:color w:val="00000A"/>
-          <w:sz w:val="18"/>
-          <w:szCs w:val="18"/>
-        </w:rPr>
-      </w:pPr>
-    </w:p>
-    <w:p>
-      <w:pPr>
-        <w:rPr>
-          <w:rFonts w:ascii="Trebuchet MS" w:eastAsia="Arial" w:hAnsi="Trebuchet MS" w:cs="Arial"/>
-          <w:color w:val="00000A"/>
-          <w:sz w:val="18"/>
-          <w:szCs w:val="18"/>
-        </w:rPr>
-      </w:pPr>
-    </w:p>
-    <w:p>
-      <w:pPr>
-        <w:rPr>
-          <w:rFonts w:ascii="Trebuchet MS" w:eastAsia="Arial" w:hAnsi="Trebuchet MS" w:cs="Arial"/>
-          <w:color w:val="00000A"/>
-          <w:sz w:val="18"/>
-          <w:szCs w:val="18"/>
-        </w:rPr>
-      </w:pPr>
-    </w:p>
-    <w:p>
-      <w:pPr>
-        <w:rPr>
-          <w:rFonts w:ascii="Trebuchet MS" w:eastAsia="Arial" w:hAnsi="Trebuchet MS" w:cs="Arial"/>
-          <w:color w:val="00000A"/>
-          <w:sz w:val="18"/>
-          <w:szCs w:val="18"/>
-        </w:rPr>
-      </w:pPr>
-    </w:p>
-    <w:p>
-      <w:pPr>
-        <w:rPr>
-          <w:rFonts w:ascii="Trebuchet MS" w:eastAsia="Trebuchet MS" w:hAnsi="Trebuchet MS" w:cs="Trebuchet MS"/>
-          <w:sz w:val="18"/>
-          <w:szCs w:val="18"/>
-        </w:rPr>
-      </w:pPr>
-    </w:p>
-    <w:p>
-      <w:pPr>
-        <w:rPr>
-          <w:rFonts w:ascii="Trebuchet MS" w:eastAsia="Trebuchet MS" w:hAnsi="Trebuchet MS" w:cs="Trebuchet MS"/>
-          <w:b/>
-          <w:bCs/>
-          <w:sz w:val="18"/>
-          <w:szCs w:val="18"/>
-        </w:rPr>
-      </w:pPr>
-      <w:r>
-        <w:rPr>
-          <w:rFonts w:ascii="Trebuchet MS" w:eastAsia="Trebuchet MS" w:hAnsi="Trebuchet MS" w:cs="Trebuchet MS"/>
-          <w:b/>
-          <w:bCs/>
-          <w:sz w:val="18"/>
-          <w:szCs w:val="18"/>
-        </w:rPr>
-        <w:t xml:space="preserve">       _________________________                                                       ___________________________</w:t>
-      </w:r>
-    </w:p>
-    <w:p>
-      <w:pPr>
-        <w:jc w:val="center"/>
-        <w:rPr>
-          <w:rFonts w:ascii="Trebuchet MS" w:eastAsia="Trebuchet MS" w:hAnsi="Trebuchet MS" w:cs="Trebuchet MS"/>
-          <w:sz w:val="18"/>
-          <w:szCs w:val="18"/>
-        </w:rPr>
-      </w:pPr>
-      <w:r>
-        <w:rPr>
-          <w:rFonts w:ascii="Trebuchet MS" w:hAnsi="Trebuchet MS"/>
-          <w:sz w:val="18"/>
-          <w:szCs w:val="18"/>
-        </w:rPr>
-        <w:t>O Primeiro Outorgante</w:t>
-      </w:r>
-      <w:r>
-        <w:rPr>
-          <w:rFonts w:ascii="Trebuchet MS" w:hAnsi="Trebuchet MS"/>
-          <w:sz w:val="18"/>
-          <w:szCs w:val="18"/>
+        <w:rPr>
+          <w:rFonts w:ascii="Trebuchet MS" w:hAnsi="Trebuchet MS"/>
+          <w:sz w:val="20"/>
+          <w:szCs w:val="20"/>
+          <w:lang w:val="pt-BR"/>
+        </w:rPr>
+      </w:pPr>
+      <w:r>
+        <w:rPr>
+          <w:rFonts w:ascii="Trebuchet MS" w:hAnsi="Trebuchet MS"/>
+          <w:sz w:val="20"/>
+          <w:szCs w:val="20"/>
+        </w:rPr>
+        <w:t xml:space="preserve">                         </w:t>
+      </w:r>
+      <w:r>
+        <w:rPr>
+          <w:rFonts w:ascii="Trebuchet MS" w:hAnsi="Trebuchet MS"/>
+          <w:sz w:val="20"/>
+          <w:szCs w:val="20"/>
         </w:rPr>
         <w:tab/>
       </w:r>
       <w:r>
         <w:rPr>
           <w:rFonts w:ascii="Trebuchet MS" w:hAnsi="Trebuchet MS"/>
-          <w:sz w:val="18"/>
-          <w:szCs w:val="18"/>
+          <w:sz w:val="20"/>
+          <w:szCs w:val="20"/>
         </w:rPr>
         <w:tab/>
       </w:r>
       <w:r>
         <w:rPr>
           <w:rFonts w:ascii="Trebuchet MS" w:hAnsi="Trebuchet MS"/>
-          <w:sz w:val="18"/>
-          <w:szCs w:val="18"/>
-        </w:rPr>
-        <w:tab/>
-      </w:r>
-      <w:r>
-        <w:rPr>
-          <w:rFonts w:ascii="Trebuchet MS" w:hAnsi="Trebuchet MS"/>
-          <w:sz w:val="18"/>
-          <w:szCs w:val="18"/>
-        </w:rPr>
-        <w:tab/>
-      </w:r>
-      <w:r>
-        <w:rPr>
-          <w:rFonts w:ascii="Trebuchet MS" w:hAnsi="Trebuchet MS"/>
-          <w:sz w:val="18"/>
-          <w:szCs w:val="18"/>
-        </w:rPr>
-        <w:tab/>
-      </w:r>
-      <w:r>
-        <w:rPr>
-          <w:rFonts w:ascii="Trebuchet MS" w:hAnsi="Trebuchet MS"/>
-          <w:sz w:val="18"/>
-          <w:szCs w:val="18"/>
-        </w:rPr>
-        <w:tab/>
-        <w:t>O Segundo Outorgante</w:t>
-      </w:r>
-    </w:p>
-    <w:p>
-      <w:pPr>
-        <w:jc w:val="center"/>
-        <w:rPr>
-          <w:rFonts w:ascii="Trebuchet MS" w:eastAsia="Trebuchet MS" w:hAnsi="Trebuchet MS" w:cs="Trebuchet MS"/>
-          <w:sz w:val="18"/>
-          <w:szCs w:val="18"/>
-        </w:rPr>
-      </w:pPr>
-    </w:p>
-    <w:p>
-      <w:pPr>
-        <w:rPr>
-          <w:rFonts w:ascii="Trebuchet MS" w:hAnsi="Trebuchet MS"/>
-          <w:sz w:val="18"/>
-          <w:szCs w:val="18"/>
-          <w:lang w:val="pt-BR"/>
-        </w:rPr>
-      </w:pPr>
-      <w:r>
-        <w:rPr>
-          <w:rFonts w:ascii="Trebuchet MS" w:hAnsi="Trebuchet MS"/>
-          <w:sz w:val="18"/>
-          <w:szCs w:val="18"/>
-        </w:rPr>
-        <w:t xml:space="preserve">                         </w:t>
-      </w:r>
-      <w:r>
-        <w:rPr>
-          <w:rFonts w:ascii="Trebuchet MS" w:hAnsi="Trebuchet MS"/>
-          <w:sz w:val="18"/>
-          <w:szCs w:val="18"/>
-        </w:rPr>
-        <w:tab/>
-      </w:r>
-      <w:r>
-        <w:rPr>
-          <w:rFonts w:ascii="Trebuchet MS" w:hAnsi="Trebuchet MS"/>
-          <w:sz w:val="18"/>
-          <w:szCs w:val="18"/>
-        </w:rPr>
-        <w:tab/>
-      </w:r>
-      <w:r>
-        <w:rPr>
-          <w:rFonts w:ascii="Trebuchet MS" w:hAnsi="Trebuchet MS"/>
-          <w:sz w:val="18"/>
-          <w:szCs w:val="18"/>
+          <w:sz w:val="20"/>
+          <w:szCs w:val="20"/>
         </w:rPr>
         <w:tab/>
         <w:t xml:space="preserve">                          </w:t>
@@ -1830,7 +2901,25 @@
         <w:sz w:val="14"/>
         <w:szCs w:val="14"/>
       </w:rPr>
-      <w:t>${razaoSocialEscola}</w:t>
+      <w:t>${</w:t>
+    </w:r>
+    <w:proofErr w:type="spellStart"/>
+    <w:r>
+      <w:rPr>
+        <w:rFonts w:ascii="Trebuchet MS" w:eastAsia="Trebuchet MS" w:hAnsi="Trebuchet MS" w:cs="Trebuchet MS"/>
+        <w:sz w:val="14"/>
+        <w:szCs w:val="14"/>
+      </w:rPr>
+      <w:t>razaoSocialEscola</w:t>
+    </w:r>
+    <w:proofErr w:type="spellEnd"/>
+    <w:r>
+      <w:rPr>
+        <w:rFonts w:ascii="Trebuchet MS" w:eastAsia="Trebuchet MS" w:hAnsi="Trebuchet MS" w:cs="Trebuchet MS"/>
+        <w:sz w:val="14"/>
+        <w:szCs w:val="14"/>
+      </w:rPr>
+      <w:t>}</w:t>
     </w:r>
   </w:p>
   <w:p>
@@ -1848,7 +2937,97 @@
         <w:sz w:val="14"/>
         <w:szCs w:val="14"/>
       </w:rPr>
-      <w:t>${enderecoEscola}, ${numeroEscola}, ${bairroEscola} -${cidadeEscola} - ${cepEscola}</w:t>
+      <w:t>${</w:t>
+    </w:r>
+    <w:proofErr w:type="spellStart"/>
+    <w:r>
+      <w:rPr>
+        <w:rFonts w:ascii="Trebuchet MS" w:eastAsia="Trebuchet MS" w:hAnsi="Trebuchet MS" w:cs="Trebuchet MS"/>
+        <w:sz w:val="14"/>
+        <w:szCs w:val="14"/>
+      </w:rPr>
+      <w:t>enderecoEscola</w:t>
+    </w:r>
+    <w:proofErr w:type="spellEnd"/>
+    <w:r>
+      <w:rPr>
+        <w:rFonts w:ascii="Trebuchet MS" w:eastAsia="Trebuchet MS" w:hAnsi="Trebuchet MS" w:cs="Trebuchet MS"/>
+        <w:sz w:val="14"/>
+        <w:szCs w:val="14"/>
+      </w:rPr>
+      <w:t>}, ${</w:t>
+    </w:r>
+    <w:proofErr w:type="spellStart"/>
+    <w:r>
+      <w:rPr>
+        <w:rFonts w:ascii="Trebuchet MS" w:eastAsia="Trebuchet MS" w:hAnsi="Trebuchet MS" w:cs="Trebuchet MS"/>
+        <w:sz w:val="14"/>
+        <w:szCs w:val="14"/>
+      </w:rPr>
+      <w:t>numeroEscola</w:t>
+    </w:r>
+    <w:proofErr w:type="spellEnd"/>
+    <w:r>
+      <w:rPr>
+        <w:rFonts w:ascii="Trebuchet MS" w:eastAsia="Trebuchet MS" w:hAnsi="Trebuchet MS" w:cs="Trebuchet MS"/>
+        <w:sz w:val="14"/>
+        <w:szCs w:val="14"/>
+      </w:rPr>
+      <w:t>}, ${</w:t>
+    </w:r>
+    <w:proofErr w:type="spellStart"/>
+    <w:r>
+      <w:rPr>
+        <w:rFonts w:ascii="Trebuchet MS" w:eastAsia="Trebuchet MS" w:hAnsi="Trebuchet MS" w:cs="Trebuchet MS"/>
+        <w:sz w:val="14"/>
+        <w:szCs w:val="14"/>
+      </w:rPr>
+      <w:t>bairroEscola</w:t>
+    </w:r>
+    <w:proofErr w:type="spellEnd"/>
+    <w:r>
+      <w:rPr>
+        <w:rFonts w:ascii="Trebuchet MS" w:eastAsia="Trebuchet MS" w:hAnsi="Trebuchet MS" w:cs="Trebuchet MS"/>
+        <w:sz w:val="14"/>
+        <w:szCs w:val="14"/>
+      </w:rPr>
+      <w:t>} -${</w:t>
+    </w:r>
+    <w:proofErr w:type="spellStart"/>
+    <w:r>
+      <w:rPr>
+        <w:rFonts w:ascii="Trebuchet MS" w:eastAsia="Trebuchet MS" w:hAnsi="Trebuchet MS" w:cs="Trebuchet MS"/>
+        <w:sz w:val="14"/>
+        <w:szCs w:val="14"/>
+      </w:rPr>
+      <w:t>cidadeEscola</w:t>
+    </w:r>
+    <w:proofErr w:type="spellEnd"/>
+    <w:r>
+      <w:rPr>
+        <w:rFonts w:ascii="Trebuchet MS" w:eastAsia="Trebuchet MS" w:hAnsi="Trebuchet MS" w:cs="Trebuchet MS"/>
+        <w:sz w:val="14"/>
+        <w:szCs w:val="14"/>
+      </w:rPr>
+      <w:t>} - ${</w:t>
+    </w:r>
+    <w:proofErr w:type="spellStart"/>
+    <w:r>
+      <w:rPr>
+        <w:rFonts w:ascii="Trebuchet MS" w:eastAsia="Trebuchet MS" w:hAnsi="Trebuchet MS" w:cs="Trebuchet MS"/>
+        <w:sz w:val="14"/>
+        <w:szCs w:val="14"/>
+      </w:rPr>
+      <w:t>cepEscola</w:t>
+    </w:r>
+    <w:proofErr w:type="spellEnd"/>
+    <w:r>
+      <w:rPr>
+        <w:rFonts w:ascii="Trebuchet MS" w:eastAsia="Trebuchet MS" w:hAnsi="Trebuchet MS" w:cs="Trebuchet MS"/>
+        <w:sz w:val="14"/>
+        <w:szCs w:val="14"/>
+      </w:rPr>
+      <w:t>}</w:t>
     </w:r>
   </w:p>
   <w:p>
@@ -1866,7 +3045,25 @@
         <w:sz w:val="14"/>
         <w:szCs w:val="14"/>
       </w:rPr>
-      <w:t>Telefone. ${telefoneEscola}</w:t>
+      <w:t>Telefone. ${</w:t>
+    </w:r>
+    <w:proofErr w:type="spellStart"/>
+    <w:r>
+      <w:rPr>
+        <w:rFonts w:ascii="Trebuchet MS" w:eastAsia="Trebuchet MS" w:hAnsi="Trebuchet MS" w:cs="Trebuchet MS"/>
+        <w:sz w:val="14"/>
+        <w:szCs w:val="14"/>
+      </w:rPr>
+      <w:t>telefoneEscola</w:t>
+    </w:r>
+    <w:proofErr w:type="spellEnd"/>
+    <w:r>
+      <w:rPr>
+        <w:rFonts w:ascii="Trebuchet MS" w:eastAsia="Trebuchet MS" w:hAnsi="Trebuchet MS" w:cs="Trebuchet MS"/>
+        <w:sz w:val="14"/>
+        <w:szCs w:val="14"/>
+      </w:rPr>
+      <w:t>}</w:t>
     </w:r>
   </w:p>
   <w:p>
@@ -1891,7 +3088,26 @@
         <w:lang w:val="fr-FR"/>
       </w:rPr>
       <w:tab/>
-      <w:t xml:space="preserve">Página </w:t>
+    </w:r>
+    <w:proofErr w:type="spellStart"/>
+    <w:r>
+      <w:rPr>
+        <w:rFonts w:ascii="Trebuchet MS" w:hAnsi="Trebuchet MS"/>
+        <w:sz w:val="14"/>
+        <w:szCs w:val="14"/>
+        <w:lang w:val="fr-FR"/>
+      </w:rPr>
+      <w:t>Página</w:t>
+    </w:r>
+    <w:proofErr w:type="spellEnd"/>
+    <w:r>
+      <w:rPr>
+        <w:rFonts w:ascii="Trebuchet MS" w:hAnsi="Trebuchet MS"/>
+        <w:sz w:val="14"/>
+        <w:szCs w:val="14"/>
+        <w:lang w:val="fr-FR"/>
+      </w:rPr>
+      <w:t xml:space="preserve"> </w:t>
     </w:r>
     <w:r>
       <w:rPr>
@@ -2036,7 +3252,25 @@
         <w:sz w:val="14"/>
         <w:szCs w:val="14"/>
       </w:rPr>
-      <w:t>${razaoSocialEscola}</w:t>
+      <w:t>${</w:t>
+    </w:r>
+    <w:proofErr w:type="spellStart"/>
+    <w:r>
+      <w:rPr>
+        <w:rFonts w:ascii="Trebuchet MS" w:eastAsia="Trebuchet MS" w:hAnsi="Trebuchet MS" w:cs="Trebuchet MS"/>
+        <w:sz w:val="14"/>
+        <w:szCs w:val="14"/>
+      </w:rPr>
+      <w:t>razaoSocialEscola</w:t>
+    </w:r>
+    <w:proofErr w:type="spellEnd"/>
+    <w:r>
+      <w:rPr>
+        <w:rFonts w:ascii="Trebuchet MS" w:eastAsia="Trebuchet MS" w:hAnsi="Trebuchet MS" w:cs="Trebuchet MS"/>
+        <w:sz w:val="14"/>
+        <w:szCs w:val="14"/>
+      </w:rPr>
+      <w:t>}</w:t>
     </w:r>
   </w:p>
   <w:p>
@@ -2054,7 +3288,97 @@
         <w:sz w:val="14"/>
         <w:szCs w:val="14"/>
       </w:rPr>
-      <w:t>${enderecoEscola}, ${numeroEscola}, ${bairroEscola} -${cidadeEscola} - ${cepEscola}</w:t>
+      <w:t>${</w:t>
+    </w:r>
+    <w:proofErr w:type="spellStart"/>
+    <w:r>
+      <w:rPr>
+        <w:rFonts w:ascii="Trebuchet MS" w:eastAsia="Trebuchet MS" w:hAnsi="Trebuchet MS" w:cs="Trebuchet MS"/>
+        <w:sz w:val="14"/>
+        <w:szCs w:val="14"/>
+      </w:rPr>
+      <w:t>enderecoEscola</w:t>
+    </w:r>
+    <w:proofErr w:type="spellEnd"/>
+    <w:r>
+      <w:rPr>
+        <w:rFonts w:ascii="Trebuchet MS" w:eastAsia="Trebuchet MS" w:hAnsi="Trebuchet MS" w:cs="Trebuchet MS"/>
+        <w:sz w:val="14"/>
+        <w:szCs w:val="14"/>
+      </w:rPr>
+      <w:t>}, ${</w:t>
+    </w:r>
+    <w:proofErr w:type="spellStart"/>
+    <w:r>
+      <w:rPr>
+        <w:rFonts w:ascii="Trebuchet MS" w:eastAsia="Trebuchet MS" w:hAnsi="Trebuchet MS" w:cs="Trebuchet MS"/>
+        <w:sz w:val="14"/>
+        <w:szCs w:val="14"/>
+      </w:rPr>
+      <w:t>numeroEscola</w:t>
+    </w:r>
+    <w:proofErr w:type="spellEnd"/>
+    <w:r>
+      <w:rPr>
+        <w:rFonts w:ascii="Trebuchet MS" w:eastAsia="Trebuchet MS" w:hAnsi="Trebuchet MS" w:cs="Trebuchet MS"/>
+        <w:sz w:val="14"/>
+        <w:szCs w:val="14"/>
+      </w:rPr>
+      <w:t>}, ${</w:t>
+    </w:r>
+    <w:proofErr w:type="spellStart"/>
+    <w:r>
+      <w:rPr>
+        <w:rFonts w:ascii="Trebuchet MS" w:eastAsia="Trebuchet MS" w:hAnsi="Trebuchet MS" w:cs="Trebuchet MS"/>
+        <w:sz w:val="14"/>
+        <w:szCs w:val="14"/>
+      </w:rPr>
+      <w:t>bairroEscola</w:t>
+    </w:r>
+    <w:proofErr w:type="spellEnd"/>
+    <w:r>
+      <w:rPr>
+        <w:rFonts w:ascii="Trebuchet MS" w:eastAsia="Trebuchet MS" w:hAnsi="Trebuchet MS" w:cs="Trebuchet MS"/>
+        <w:sz w:val="14"/>
+        <w:szCs w:val="14"/>
+      </w:rPr>
+      <w:t>} -${</w:t>
+    </w:r>
+    <w:proofErr w:type="spellStart"/>
+    <w:r>
+      <w:rPr>
+        <w:rFonts w:ascii="Trebuchet MS" w:eastAsia="Trebuchet MS" w:hAnsi="Trebuchet MS" w:cs="Trebuchet MS"/>
+        <w:sz w:val="14"/>
+        <w:szCs w:val="14"/>
+      </w:rPr>
+      <w:t>cidadeEscola</w:t>
+    </w:r>
+    <w:proofErr w:type="spellEnd"/>
+    <w:r>
+      <w:rPr>
+        <w:rFonts w:ascii="Trebuchet MS" w:eastAsia="Trebuchet MS" w:hAnsi="Trebuchet MS" w:cs="Trebuchet MS"/>
+        <w:sz w:val="14"/>
+        <w:szCs w:val="14"/>
+      </w:rPr>
+      <w:t>} - ${</w:t>
+    </w:r>
+    <w:proofErr w:type="spellStart"/>
+    <w:r>
+      <w:rPr>
+        <w:rFonts w:ascii="Trebuchet MS" w:eastAsia="Trebuchet MS" w:hAnsi="Trebuchet MS" w:cs="Trebuchet MS"/>
+        <w:sz w:val="14"/>
+        <w:szCs w:val="14"/>
+      </w:rPr>
+      <w:t>cepEscola</w:t>
+    </w:r>
+    <w:proofErr w:type="spellEnd"/>
+    <w:r>
+      <w:rPr>
+        <w:rFonts w:ascii="Trebuchet MS" w:eastAsia="Trebuchet MS" w:hAnsi="Trebuchet MS" w:cs="Trebuchet MS"/>
+        <w:sz w:val="14"/>
+        <w:szCs w:val="14"/>
+      </w:rPr>
+      <w:t>}</w:t>
     </w:r>
   </w:p>
   <w:p>
@@ -2073,7 +3397,25 @@
         <w:sz w:val="14"/>
         <w:szCs w:val="14"/>
       </w:rPr>
-      <w:t>Telefone. ${telefoneEscola}</w:t>
+      <w:t>Telefone. ${</w:t>
+    </w:r>
+    <w:proofErr w:type="spellStart"/>
+    <w:r>
+      <w:rPr>
+        <w:rFonts w:ascii="Trebuchet MS" w:eastAsia="Trebuchet MS" w:hAnsi="Trebuchet MS" w:cs="Trebuchet MS"/>
+        <w:sz w:val="14"/>
+        <w:szCs w:val="14"/>
+      </w:rPr>
+      <w:t>telefoneEscola</w:t>
+    </w:r>
+    <w:proofErr w:type="spellEnd"/>
+    <w:r>
+      <w:rPr>
+        <w:rFonts w:ascii="Trebuchet MS" w:eastAsia="Trebuchet MS" w:hAnsi="Trebuchet MS" w:cs="Trebuchet MS"/>
+        <w:sz w:val="14"/>
+        <w:szCs w:val="14"/>
+      </w:rPr>
+      <w:t>}</w:t>
     </w:r>
     <w:bookmarkEnd w:id="0"/>
   </w:p>
@@ -2099,7 +3441,26 @@
         <w:lang w:val="fr-FR"/>
       </w:rPr>
       <w:tab/>
-      <w:t xml:space="preserve">Página </w:t>
+    </w:r>
+    <w:proofErr w:type="spellStart"/>
+    <w:r>
+      <w:rPr>
+        <w:rFonts w:ascii="Trebuchet MS" w:hAnsi="Trebuchet MS"/>
+        <w:sz w:val="14"/>
+        <w:szCs w:val="14"/>
+        <w:lang w:val="fr-FR"/>
+      </w:rPr>
+      <w:t>Página</w:t>
+    </w:r>
+    <w:proofErr w:type="spellEnd"/>
+    <w:r>
+      <w:rPr>
+        <w:rFonts w:ascii="Trebuchet MS" w:hAnsi="Trebuchet MS"/>
+        <w:sz w:val="14"/>
+        <w:szCs w:val="14"/>
+        <w:lang w:val="fr-FR"/>
+      </w:rPr>
+      <w:t xml:space="preserve"> </w:t>
     </w:r>
     <w:r>
       <w:rPr>

--- a/backend/storage/app/base_documents/guarulhos/contratoEstagio.docx
+++ b/backend/storage/app/base_documents/guarulhos/contratoEstagio.docx
@@ -1,67 +1,55 @@
 
 <file path=word/document.xml><?xml version="1.0" encoding="utf-8"?>
-<w:document xmlns:o="urn:schemas-microsoft-com:office:office" xmlns:r="http://schemas.openxmlformats.org/officeDocument/2006/relationships" xmlns:v="urn:schemas-microsoft-com:vml" xmlns:w="http://schemas.openxmlformats.org/wordprocessingml/2006/main" xmlns:w10="urn:schemas-microsoft-com:office:word" xmlns:wp="http://schemas.openxmlformats.org/drawingml/2006/wordprocessingDrawing" xmlns:pic="http://schemas.openxmlformats.org/drawingml/2006/picture" xmlns:wps="http://schemas.microsoft.com/office/word/2010/wordprocessingShape" xmlns:wpg="http://schemas.microsoft.com/office/word/2010/wordprocessingGroup" xmlns:mc="http://schemas.openxmlformats.org/markup-compatibility/2006" xmlns:wp14="http://schemas.microsoft.com/office/word/2010/wordprocessingDrawing" xmlns:w14="http://schemas.microsoft.com/office/word/2010/wordml" xmlns:w15="http://schemas.microsoft.com/office/word/2012/wordml" mc:Ignorable="w14 wp14 w15">
+<w:document xmlns:wpc="http://schemas.microsoft.com/office/word/2010/wordprocessingCanvas" xmlns:cx="http://schemas.microsoft.com/office/drawing/2014/chartex" xmlns:cx1="http://schemas.microsoft.com/office/drawing/2015/9/8/chartex" xmlns:cx2="http://schemas.microsoft.com/office/drawing/2015/10/21/chartex" xmlns:cx3="http://schemas.microsoft.com/office/drawing/2016/5/9/chartex" xmlns:cx4="http://schemas.microsoft.com/office/drawing/2016/5/10/chartex" xmlns:cx5="http://schemas.microsoft.com/office/drawing/2016/5/11/chartex" xmlns:cx6="http://schemas.microsoft.com/office/drawing/2016/5/12/chartex" xmlns:cx7="http://schemas.microsoft.com/office/drawing/2016/5/13/chartex" xmlns:cx8="http://schemas.microsoft.com/office/drawing/2016/5/14/chartex" xmlns:mc="http://schemas.openxmlformats.org/markup-compatibility/2006" xmlns:aink="http://schemas.microsoft.com/office/drawing/2016/ink" xmlns:am3d="http://schemas.microsoft.com/office/drawing/2017/model3d" xmlns:o="urn:schemas-microsoft-com:office:office" xmlns:oel="http://schemas.microsoft.com/office/2019/extlst" xmlns:r="http://schemas.openxmlformats.org/officeDocument/2006/relationships" xmlns:m="http://schemas.openxmlformats.org/officeDocument/2006/math" xmlns:v="urn:schemas-microsoft-com:vml" xmlns:wp14="http://schemas.microsoft.com/office/word/2010/wordprocessingDrawing" xmlns:wp="http://schemas.openxmlformats.org/drawingml/2006/wordprocessingDrawing" xmlns:w10="urn:schemas-microsoft-com:office:word" xmlns:w="http://schemas.openxmlformats.org/wordprocessingml/2006/main" xmlns:w14="http://schemas.microsoft.com/office/word/2010/wordml" xmlns:w15="http://schemas.microsoft.com/office/word/2012/wordml" xmlns:w16cex="http://schemas.microsoft.com/office/word/2018/wordml/cex" xmlns:w16cid="http://schemas.microsoft.com/office/word/2016/wordml/cid" xmlns:w16="http://schemas.microsoft.com/office/word/2018/wordml" xmlns:w16du="http://schemas.microsoft.com/office/word/2023/wordml/word16du" xmlns:w16sdtdh="http://schemas.microsoft.com/office/word/2020/wordml/sdtdatahash" xmlns:w16sdtfl="http://schemas.microsoft.com/office/word/2024/wordml/sdtformatlock" xmlns:w16se="http://schemas.microsoft.com/office/word/2015/wordml/symex" xmlns:wpg="http://schemas.microsoft.com/office/word/2010/wordprocessingGroup" xmlns:wpi="http://schemas.microsoft.com/office/word/2010/wordprocessingInk" xmlns:wne="http://schemas.microsoft.com/office/word/2006/wordml" xmlns:wps="http://schemas.microsoft.com/office/word/2010/wordprocessingShape" mc:Ignorable="w14 w15 w16se w16cid w16 w16cex w16sdtdh w16sdtfl w16du wp14">
   <w:body>
     <w:p>
       <w:pPr>
-        <w:pStyle w:val="Normal"/>
-        <w:spacing w:lineRule="atLeast" w:line="270"/>
+        <w:spacing w:line="270" w:lineRule="atLeast"/>
         <w:jc w:val="center"/>
         <w:rPr>
-          <w:rFonts w:ascii="Trebuchet MS" w:hAnsi="Trebuchet MS" w:eastAsia="Trebuchet MS" w:cs="Trebuchet MS"/>
+          <w:rFonts w:ascii="Trebuchet MS" w:eastAsia="Trebuchet MS" w:hAnsi="Trebuchet MS" w:cs="Trebuchet MS"/>
           <w:b/>
           <w:bCs/>
           <w:sz w:val="20"/>
           <w:szCs w:val="20"/>
         </w:rPr>
       </w:pPr>
-      <w:r>
-        <w:rPr>
-          <w:rFonts w:eastAsia="Trebuchet MS" w:cs="Trebuchet MS" w:ascii="Trebuchet MS" w:hAnsi="Trebuchet MS"/>
+    </w:p>
+    <w:p>
+      <w:pPr>
+        <w:spacing w:line="360" w:lineRule="auto"/>
+        <w:jc w:val="center"/>
+        <w:rPr>
+          <w:rFonts w:ascii="Trebuchet MS" w:eastAsia="Trebuchet MS" w:hAnsi="Trebuchet MS" w:cs="Trebuchet MS"/>
           <w:b/>
           <w:bCs/>
           <w:sz w:val="20"/>
           <w:szCs w:val="20"/>
         </w:rPr>
-      </w:r>
-    </w:p>
-    <w:p>
-      <w:pPr>
-        <w:pStyle w:val="Normal"/>
-        <w:spacing w:lineRule="auto" w:line="360"/>
-        <w:jc w:val="center"/>
-        <w:rPr>
-          <w:rFonts w:ascii="Trebuchet MS" w:hAnsi="Trebuchet MS" w:eastAsia="Trebuchet MS" w:cs="Trebuchet MS"/>
+      </w:pPr>
+      <w:r>
+        <w:rPr>
+          <w:rFonts w:ascii="Trebuchet MS" w:hAnsi="Trebuchet MS"/>
           <w:b/>
           <w:bCs/>
           <w:sz w:val="20"/>
           <w:szCs w:val="20"/>
         </w:rPr>
-      </w:pPr>
-      <w:r>
-        <w:rPr>
-          <w:rFonts w:ascii="Trebuchet MS" w:hAnsi="Trebuchet MS"/>
-          <w:b/>
-          <w:bCs/>
-          <w:sz w:val="20"/>
-          <w:szCs w:val="20"/>
-        </w:rPr>
         <w:t>PROTOCOLO</w:t>
       </w:r>
     </w:p>
     <w:p>
       <w:pPr>
-        <w:pStyle w:val="Normal"/>
-        <w:spacing w:lineRule="auto" w:line="360"/>
+        <w:spacing w:line="360" w:lineRule="auto"/>
         <w:jc w:val="center"/>
         <w:rPr>
-          <w:rFonts w:ascii="Trebuchet MS" w:hAnsi="Trebuchet MS" w:eastAsia="Trebuchet MS" w:cs="Trebuchet MS"/>
+          <w:rFonts w:ascii="Trebuchet MS" w:eastAsia="Trebuchet MS" w:hAnsi="Trebuchet MS" w:cs="Trebuchet MS"/>
           <w:b/>
           <w:bCs/>
           <w:color w:val="003399"/>
           <w:sz w:val="20"/>
           <w:szCs w:val="20"/>
-          <w:u w:val="none" w:color="003399"/>
+          <w:u w:color="003399"/>
         </w:rPr>
       </w:pPr>
       <w:r>
@@ -77,10 +65,9 @@
     </w:p>
     <w:p>
       <w:pPr>
-        <w:pStyle w:val="Normal"/>
-        <w:spacing w:lineRule="auto" w:line="360"/>
-        <w:rPr>
-          <w:rFonts w:ascii="Trebuchet MS" w:hAnsi="Trebuchet MS" w:eastAsia="Trebuchet MS" w:cs="Trebuchet MS"/>
+        <w:spacing w:line="360" w:lineRule="auto"/>
+        <w:rPr>
+          <w:rFonts w:ascii="Trebuchet MS" w:eastAsia="Trebuchet MS" w:hAnsi="Trebuchet MS" w:cs="Trebuchet MS"/>
           <w:b/>
           <w:bCs/>
           <w:sz w:val="20"/>
@@ -100,11 +87,10 @@
     </w:p>
     <w:p>
       <w:pPr>
-        <w:pStyle w:val="Normal"/>
-        <w:spacing w:lineRule="auto" w:line="360"/>
+        <w:spacing w:line="360" w:lineRule="auto"/>
         <w:jc w:val="both"/>
         <w:rPr>
-          <w:rFonts w:ascii="Trebuchet MS" w:hAnsi="Trebuchet MS" w:eastAsia="Trebuchet MS" w:cs="Trebuchet MS"/>
+          <w:rFonts w:ascii="Trebuchet MS" w:eastAsia="Trebuchet MS" w:hAnsi="Trebuchet MS" w:cs="Trebuchet MS"/>
           <w:b/>
           <w:bCs/>
           <w:sz w:val="20"/>
@@ -124,7 +110,7 @@
     </w:p>
     <w:p>
       <w:pPr>
-        <w:pStyle w:val="BodyText2"/>
+        <w:pStyle w:val="Corpodetexto2"/>
         <w:rPr>
           <w:rFonts w:ascii="Trebuchet MS" w:hAnsi="Trebuchet MS"/>
           <w:sz w:val="20"/>
@@ -134,7 +120,7 @@
       </w:pPr>
       <w:r>
         <w:rPr>
-          <w:rFonts w:eastAsia="Arial" w:cs="Arial" w:ascii="Trebuchet MS" w:hAnsi="Trebuchet MS"/>
+          <w:rFonts w:ascii="Trebuchet MS" w:eastAsia="Arial" w:hAnsi="Trebuchet MS" w:cs="Arial"/>
           <w:color w:val="00000A"/>
           <w:sz w:val="20"/>
           <w:szCs w:val="20"/>
@@ -151,7 +137,7 @@
       </w:r>
       <w:r>
         <w:rPr>
-          <w:rFonts w:eastAsia="Arial" w:cs="Arial" w:ascii="Trebuchet MS" w:hAnsi="Trebuchet MS"/>
+          <w:rFonts w:ascii="Trebuchet MS" w:eastAsia="Arial" w:hAnsi="Trebuchet MS" w:cs="Arial"/>
           <w:color w:val="00000A"/>
           <w:sz w:val="20"/>
           <w:szCs w:val="20"/>
@@ -202,7 +188,7 @@
       </w:r>
       <w:r>
         <w:rPr>
-          <w:rFonts w:eastAsia="Arial" w:cs="Arial" w:ascii="Trebuchet MS" w:hAnsi="Trebuchet MS"/>
+          <w:rFonts w:ascii="Trebuchet MS" w:eastAsia="Arial" w:hAnsi="Trebuchet MS" w:cs="Arial"/>
           <w:color w:val="00000A"/>
           <w:sz w:val="20"/>
           <w:szCs w:val="20"/>
@@ -220,11 +206,10 @@
     </w:p>
     <w:p>
       <w:pPr>
-        <w:pStyle w:val="Normal"/>
-        <w:spacing w:lineRule="auto" w:line="360"/>
+        <w:spacing w:line="360" w:lineRule="auto"/>
         <w:jc w:val="both"/>
         <w:rPr>
-          <w:rFonts w:ascii="Trebuchet MS" w:hAnsi="Trebuchet MS" w:eastAsia="Trebuchet MS" w:cs="Trebuchet MS"/>
+          <w:rFonts w:ascii="Trebuchet MS" w:eastAsia="Trebuchet MS" w:hAnsi="Trebuchet MS" w:cs="Trebuchet MS"/>
           <w:b/>
           <w:bCs/>
           <w:sz w:val="20"/>
@@ -246,17 +231,15 @@
     </w:p>
     <w:p>
       <w:pPr>
-        <w:pStyle w:val="Normal"/>
-        <w:spacing w:lineRule="auto" w:line="360"/>
+        <w:spacing w:line="360" w:lineRule="auto"/>
         <w:jc w:val="both"/>
         <w:rPr>
-          <w:rFonts w:ascii="Trebuchet MS" w:hAnsi="Trebuchet MS" w:eastAsia="Trebuchet MS" w:cs="Trebuchet MS"/>
+          <w:rFonts w:ascii="Trebuchet MS" w:eastAsia="Trebuchet MS" w:hAnsi="Trebuchet MS" w:cs="Trebuchet MS"/>
           <w:b/>
           <w:bCs/>
           <w:sz w:val="20"/>
           <w:szCs w:val="20"/>
-          <w:highlight w:val="yellow"/>
-          <w:u w:val="single" w:color="000000"/>
+          <w:u w:val="single"/>
         </w:rPr>
       </w:pPr>
       <w:r>
@@ -266,31 +249,27 @@
           <w:bCs/>
           <w:sz w:val="20"/>
           <w:szCs w:val="20"/>
-          <w:highlight w:val="yellow"/>
         </w:rPr>
         <w:t xml:space="preserve">Segundo Outorgante: </w:t>
       </w:r>
     </w:p>
     <w:p>
       <w:pPr>
-        <w:pStyle w:val="Normal"/>
-        <w:spacing w:lineRule="auto" w:line="360" w:before="0" w:after="96"/>
+        <w:spacing w:after="96" w:line="360" w:lineRule="auto"/>
         <w:ind w:left="-5"/>
         <w:jc w:val="both"/>
         <w:rPr>
           <w:rFonts w:ascii="Trebuchet MS" w:hAnsi="Trebuchet MS"/>
           <w:sz w:val="20"/>
           <w:szCs w:val="20"/>
-          <w:highlight w:val="yellow"/>
-        </w:rPr>
-      </w:pPr>
-      <w:r>
-        <w:rPr>
-          <w:rFonts w:eastAsia="Arial" w:cs="Arial" w:ascii="Trebuchet MS" w:hAnsi="Trebuchet MS"/>
+        </w:rPr>
+      </w:pPr>
+      <w:r>
+        <w:rPr>
+          <w:rFonts w:ascii="Trebuchet MS" w:eastAsia="Arial" w:hAnsi="Trebuchet MS" w:cs="Arial"/>
           <w:color w:val="00000A"/>
           <w:sz w:val="20"/>
           <w:szCs w:val="20"/>
-          <w:highlight w:val="yellow"/>
         </w:rPr>
         <w:t>${razaoSocialEmpresa}</w:t>
       </w:r>
@@ -299,7 +278,6 @@
           <w:rFonts w:ascii="Trebuchet MS" w:hAnsi="Trebuchet MS"/>
           <w:sz w:val="20"/>
           <w:szCs w:val="20"/>
-          <w:highlight w:val="yellow"/>
         </w:rPr>
         <w:t>, representado(a) por ${</w:t>
       </w:r>
@@ -308,7 +286,6 @@
           <w:rFonts w:ascii="Trebuchet MS" w:hAnsi="Trebuchet MS"/>
           <w:sz w:val="20"/>
           <w:szCs w:val="20"/>
-          <w:highlight w:val="yellow"/>
           <w:lang w:val="pt-BR"/>
         </w:rPr>
         <w:t>supervisorEmpresa}</w:t>
@@ -318,7 +295,6 @@
           <w:rFonts w:ascii="Trebuchet MS" w:hAnsi="Trebuchet MS"/>
           <w:sz w:val="20"/>
           <w:szCs w:val="20"/>
-          <w:highlight w:val="yellow"/>
         </w:rPr>
         <w:t>, na qualidade de ${</w:t>
       </w:r>
@@ -327,7 +303,6 @@
           <w:rFonts w:ascii="Trebuchet MS" w:hAnsi="Trebuchet MS"/>
           <w:sz w:val="20"/>
           <w:szCs w:val="20"/>
-          <w:highlight w:val="yellow"/>
           <w:lang w:val="pt-BR"/>
         </w:rPr>
         <w:t>funcaoSupervisorEmpresa}</w:t>
@@ -337,17 +312,15 @@
           <w:rFonts w:ascii="Trebuchet MS" w:hAnsi="Trebuchet MS"/>
           <w:sz w:val="20"/>
           <w:szCs w:val="20"/>
-          <w:highlight w:val="yellow"/>
         </w:rPr>
         <w:t xml:space="preserve">, com o NIF: </w:t>
       </w:r>
       <w:r>
         <w:rPr>
-          <w:rFonts w:eastAsia="Arial" w:cs="Arial" w:ascii="Trebuchet MS" w:hAnsi="Trebuchet MS"/>
+          <w:rFonts w:ascii="Trebuchet MS" w:eastAsia="Arial" w:hAnsi="Trebuchet MS" w:cs="Arial"/>
           <w:color w:val="00000A"/>
           <w:sz w:val="20"/>
           <w:szCs w:val="20"/>
-          <w:highlight w:val="yellow"/>
         </w:rPr>
         <w:t>${cnpjEmpresa}</w:t>
       </w:r>
@@ -356,17 +329,15 @@
           <w:rFonts w:ascii="Trebuchet MS" w:hAnsi="Trebuchet MS"/>
           <w:sz w:val="20"/>
           <w:szCs w:val="20"/>
-          <w:highlight w:val="yellow"/>
         </w:rPr>
         <w:t xml:space="preserve">, CAE nº </w:t>
       </w:r>
       <w:r>
         <w:rPr>
-          <w:rFonts w:eastAsia="Arial" w:cs="Arial" w:ascii="Trebuchet MS" w:hAnsi="Trebuchet MS"/>
+          <w:rFonts w:ascii="Trebuchet MS" w:eastAsia="Arial" w:hAnsi="Trebuchet MS" w:cs="Arial"/>
           <w:color w:val="00000A"/>
           <w:sz w:val="20"/>
           <w:szCs w:val="20"/>
-          <w:highlight w:val="yellow"/>
         </w:rPr>
         <w:t>${caeEmpresa},</w:t>
       </w:r>
@@ -375,17 +346,15 @@
           <w:rFonts w:ascii="Trebuchet MS" w:hAnsi="Trebuchet MS"/>
           <w:sz w:val="20"/>
           <w:szCs w:val="20"/>
-          <w:highlight w:val="yellow"/>
         </w:rPr>
         <w:t xml:space="preserve">, situada na rua : </w:t>
       </w:r>
       <w:r>
         <w:rPr>
-          <w:rFonts w:eastAsia="Arial" w:cs="Arial" w:ascii="Trebuchet MS" w:hAnsi="Trebuchet MS"/>
+          <w:rFonts w:ascii="Trebuchet MS" w:eastAsia="Arial" w:hAnsi="Trebuchet MS" w:cs="Arial"/>
           <w:color w:val="00000A"/>
           <w:sz w:val="20"/>
           <w:szCs w:val="20"/>
-          <w:highlight w:val="yellow"/>
         </w:rPr>
         <w:t>${enderecoEmpresa},</w:t>
       </w:r>
@@ -394,17 +363,15 @@
           <w:rFonts w:ascii="Trebuchet MS" w:hAnsi="Trebuchet MS"/>
           <w:sz w:val="20"/>
           <w:szCs w:val="20"/>
-          <w:highlight w:val="yellow"/>
         </w:rPr>
         <w:t xml:space="preserve"> n.º </w:t>
       </w:r>
       <w:r>
         <w:rPr>
-          <w:rFonts w:eastAsia="Arial" w:cs="Arial" w:ascii="Trebuchet MS" w:hAnsi="Trebuchet MS"/>
+          <w:rFonts w:ascii="Trebuchet MS" w:eastAsia="Arial" w:hAnsi="Trebuchet MS" w:cs="Arial"/>
           <w:color w:val="00000A"/>
           <w:sz w:val="20"/>
           <w:szCs w:val="20"/>
-          <w:highlight w:val="yellow"/>
         </w:rPr>
         <w:t xml:space="preserve">${numeroEmpresa} </w:t>
       </w:r>
@@ -413,17 +380,15 @@
           <w:rFonts w:ascii="Trebuchet MS" w:hAnsi="Trebuchet MS"/>
           <w:sz w:val="20"/>
           <w:szCs w:val="20"/>
-          <w:highlight w:val="yellow"/>
         </w:rPr>
         <w:t xml:space="preserve">com o código postal </w:t>
       </w:r>
       <w:r>
         <w:rPr>
-          <w:rFonts w:eastAsia="Arial" w:cs="Arial" w:ascii="Trebuchet MS" w:hAnsi="Trebuchet MS"/>
+          <w:rFonts w:ascii="Trebuchet MS" w:eastAsia="Arial" w:hAnsi="Trebuchet MS" w:cs="Arial"/>
           <w:color w:val="00000A"/>
           <w:sz w:val="20"/>
           <w:szCs w:val="20"/>
-          <w:highlight w:val="yellow"/>
         </w:rPr>
         <w:t>${cepEmpresa}</w:t>
       </w:r>
@@ -432,37 +397,32 @@
           <w:rFonts w:ascii="Trebuchet MS" w:hAnsi="Trebuchet MS"/>
           <w:sz w:val="20"/>
           <w:szCs w:val="20"/>
-          <w:highlight w:val="yellow"/>
         </w:rPr>
         <w:t xml:space="preserve">, </w:t>
       </w:r>
     </w:p>
     <w:p>
       <w:pPr>
-        <w:pStyle w:val="Normal"/>
-        <w:spacing w:lineRule="auto" w:line="360" w:before="0" w:after="96"/>
+        <w:spacing w:after="96" w:line="360" w:lineRule="auto"/>
         <w:jc w:val="both"/>
         <w:rPr>
           <w:rFonts w:ascii="Trebuchet MS" w:hAnsi="Trebuchet MS"/>
           <w:sz w:val="20"/>
           <w:szCs w:val="20"/>
-          <w:highlight w:val="yellow"/>
-        </w:rPr>
-      </w:pPr>
-      <w:r>
-        <w:rPr>
-          <w:rFonts w:ascii="Trebuchet MS" w:hAnsi="Trebuchet MS"/>
-          <w:sz w:val="20"/>
-          <w:szCs w:val="20"/>
-          <w:highlight w:val="yellow"/>
+        </w:rPr>
+      </w:pPr>
+      <w:r>
+        <w:rPr>
+          <w:rFonts w:ascii="Trebuchet MS" w:hAnsi="Trebuchet MS"/>
+          <w:sz w:val="20"/>
+          <w:szCs w:val="20"/>
         </w:rPr>
         <w:t xml:space="preserve"> </w:t>
       </w:r>
     </w:p>
     <w:p>
       <w:pPr>
-        <w:pStyle w:val="Normal"/>
-        <w:spacing w:lineRule="auto" w:line="360" w:before="0" w:after="96"/>
+        <w:spacing w:after="96" w:line="360" w:lineRule="auto"/>
         <w:jc w:val="both"/>
         <w:rPr>
           <w:rFonts w:ascii="Trebuchet MS" w:hAnsi="Trebuchet MS"/>
@@ -475,36 +435,26 @@
           <w:rFonts w:ascii="Trebuchet MS" w:hAnsi="Trebuchet MS"/>
           <w:sz w:val="20"/>
           <w:szCs w:val="20"/>
-          <w:highlight w:val="yellow"/>
+        </w:rPr>
+        <w:t xml:space="preserve"> É celebrado o presente Protocolo de Formação em Contexto de Trabalho, que se subordinará às cláusulas seguintes, e do qual faz parte integrante o Plano de Formação em Contexto de Trabalho em anexo.</w:t>
+      </w:r>
+      <w:r>
+        <w:rPr>
+          <w:rFonts w:ascii="Trebuchet MS" w:hAnsi="Trebuchet MS"/>
+          <w:sz w:val="20"/>
+          <w:szCs w:val="20"/>
         </w:rPr>
         <w:t xml:space="preserve"> </w:t>
       </w:r>
-      <w:r>
-        <w:rPr>
-          <w:rFonts w:ascii="Trebuchet MS" w:hAnsi="Trebuchet MS"/>
-          <w:sz w:val="20"/>
-          <w:szCs w:val="20"/>
-          <w:highlight w:val="yellow"/>
-        </w:rPr>
-        <w:t>É celebrado o presente Protocolo de Formação em Contexto de Trabalho, que se subordinará às cláusulas seguintes, e do qual faz parte integrante o Plano de Formação em Contexto de Trabalho em anexo.</w:t>
-      </w:r>
-      <w:r>
-        <w:rPr>
-          <w:rFonts w:ascii="Trebuchet MS" w:hAnsi="Trebuchet MS"/>
-          <w:sz w:val="20"/>
-          <w:szCs w:val="20"/>
-        </w:rPr>
-        <w:t xml:space="preserve"> </w:t>
-      </w:r>
-    </w:p>
-    <w:p>
-      <w:pPr>
-        <w:pStyle w:val="Heading1"/>
-        <w:rPr>
-          <w:rFonts w:ascii="Trebuchet MS" w:hAnsi="Trebuchet MS" w:eastAsia="Trebuchet MS" w:cs="Trebuchet MS"/>
-          <w:sz w:val="20"/>
-          <w:szCs w:val="20"/>
-          <w:u w:val="single" w:color="000000"/>
+    </w:p>
+    <w:p>
+      <w:pPr>
+        <w:pStyle w:val="Ttulo1"/>
+        <w:rPr>
+          <w:rFonts w:ascii="Trebuchet MS" w:eastAsia="Trebuchet MS" w:hAnsi="Trebuchet MS" w:cs="Trebuchet MS"/>
+          <w:sz w:val="20"/>
+          <w:szCs w:val="20"/>
+          <w:u w:val="single"/>
         </w:rPr>
       </w:pPr>
       <w:r>
@@ -518,30 +468,21 @@
     </w:p>
     <w:p>
       <w:pPr>
-        <w:pStyle w:val="Normal"/>
-        <w:spacing w:lineRule="auto" w:line="360"/>
+        <w:spacing w:line="360" w:lineRule="auto"/>
         <w:jc w:val="both"/>
         <w:rPr>
-          <w:rFonts w:ascii="Trebuchet MS" w:hAnsi="Trebuchet MS" w:eastAsia="Trebuchet MS" w:cs="Trebuchet MS"/>
-          <w:sz w:val="20"/>
-          <w:szCs w:val="20"/>
-        </w:rPr>
-      </w:pPr>
-      <w:r>
-        <w:rPr>
-          <w:rFonts w:eastAsia="Trebuchet MS" w:cs="Trebuchet MS" w:ascii="Trebuchet MS" w:hAnsi="Trebuchet MS"/>
-          <w:sz w:val="20"/>
-          <w:szCs w:val="20"/>
-        </w:rPr>
-      </w:r>
-    </w:p>
-    <w:p>
-      <w:pPr>
-        <w:pStyle w:val="Normal"/>
-        <w:spacing w:lineRule="auto" w:line="360"/>
+          <w:rFonts w:ascii="Trebuchet MS" w:eastAsia="Trebuchet MS" w:hAnsi="Trebuchet MS" w:cs="Trebuchet MS"/>
+          <w:sz w:val="20"/>
+          <w:szCs w:val="20"/>
+        </w:rPr>
+      </w:pPr>
+    </w:p>
+    <w:p>
+      <w:pPr>
+        <w:spacing w:line="360" w:lineRule="auto"/>
         <w:jc w:val="both"/>
         <w:rPr>
-          <w:rFonts w:ascii="Trebuchet MS" w:hAnsi="Trebuchet MS" w:eastAsia="Trebuchet MS" w:cs="Trebuchet MS"/>
+          <w:rFonts w:ascii="Trebuchet MS" w:eastAsia="Trebuchet MS" w:hAnsi="Trebuchet MS" w:cs="Trebuchet MS"/>
           <w:sz w:val="20"/>
           <w:szCs w:val="20"/>
         </w:rPr>
@@ -557,9 +498,9 @@
     </w:p>
     <w:p>
       <w:pPr>
-        <w:pStyle w:val="Heading1"/>
-        <w:rPr>
-          <w:rFonts w:ascii="Trebuchet MS" w:hAnsi="Trebuchet MS" w:eastAsia="Trebuchet MS" w:cs="Trebuchet MS"/>
+        <w:pStyle w:val="Ttulo1"/>
+        <w:rPr>
+          <w:rFonts w:ascii="Trebuchet MS" w:eastAsia="Trebuchet MS" w:hAnsi="Trebuchet MS" w:cs="Trebuchet MS"/>
           <w:sz w:val="20"/>
           <w:szCs w:val="20"/>
         </w:rPr>
@@ -575,30 +516,21 @@
     </w:p>
     <w:p>
       <w:pPr>
-        <w:pStyle w:val="Normal"/>
-        <w:spacing w:lineRule="auto" w:line="360"/>
+        <w:spacing w:line="360" w:lineRule="auto"/>
         <w:jc w:val="both"/>
         <w:rPr>
-          <w:rFonts w:ascii="Trebuchet MS" w:hAnsi="Trebuchet MS" w:eastAsia="Trebuchet MS" w:cs="Trebuchet MS"/>
-          <w:sz w:val="20"/>
-          <w:szCs w:val="20"/>
-        </w:rPr>
-      </w:pPr>
-      <w:r>
-        <w:rPr>
-          <w:rFonts w:eastAsia="Trebuchet MS" w:cs="Trebuchet MS" w:ascii="Trebuchet MS" w:hAnsi="Trebuchet MS"/>
-          <w:sz w:val="20"/>
-          <w:szCs w:val="20"/>
-        </w:rPr>
-      </w:r>
-    </w:p>
-    <w:p>
-      <w:pPr>
-        <w:pStyle w:val="Normal"/>
-        <w:spacing w:lineRule="auto" w:line="360"/>
+          <w:rFonts w:ascii="Trebuchet MS" w:eastAsia="Trebuchet MS" w:hAnsi="Trebuchet MS" w:cs="Trebuchet MS"/>
+          <w:sz w:val="20"/>
+          <w:szCs w:val="20"/>
+        </w:rPr>
+      </w:pPr>
+    </w:p>
+    <w:p>
+      <w:pPr>
+        <w:spacing w:line="360" w:lineRule="auto"/>
         <w:jc w:val="both"/>
         <w:rPr>
-          <w:rFonts w:ascii="Trebuchet MS" w:hAnsi="Trebuchet MS" w:eastAsia="Arial" w:cs="Arial"/>
+          <w:rFonts w:ascii="Trebuchet MS" w:eastAsia="Arial" w:hAnsi="Trebuchet MS" w:cs="Arial"/>
           <w:sz w:val="20"/>
           <w:szCs w:val="20"/>
           <w:lang w:val="pt-BR"/>
@@ -648,7 +580,7 @@
       </w:r>
       <w:r>
         <w:rPr>
-          <w:rFonts w:eastAsia="Arial" w:cs="Arial" w:ascii="Trebuchet MS" w:hAnsi="Trebuchet MS"/>
+          <w:rFonts w:ascii="Trebuchet MS" w:eastAsia="Arial" w:hAnsi="Trebuchet MS" w:cs="Arial"/>
           <w:sz w:val="20"/>
           <w:szCs w:val="20"/>
         </w:rPr>
@@ -656,7 +588,7 @@
       </w:r>
       <w:r>
         <w:rPr>
-          <w:rFonts w:eastAsia="Arial" w:cs="Arial" w:ascii="Trebuchet MS" w:hAnsi="Trebuchet MS"/>
+          <w:rFonts w:ascii="Trebuchet MS" w:eastAsia="Arial" w:hAnsi="Trebuchet MS" w:cs="Arial"/>
           <w:sz w:val="20"/>
           <w:szCs w:val="20"/>
           <w:lang w:val="pt-BR"/>
@@ -665,7 +597,7 @@
       </w:r>
       <w:r>
         <w:rPr>
-          <w:rFonts w:eastAsia="Arial" w:cs="Arial" w:ascii="Trebuchet MS" w:hAnsi="Trebuchet MS"/>
+          <w:rFonts w:ascii="Trebuchet MS" w:eastAsia="Arial" w:hAnsi="Trebuchet MS" w:cs="Arial"/>
           <w:sz w:val="20"/>
           <w:szCs w:val="20"/>
         </w:rPr>
@@ -699,27 +631,19 @@
     </w:p>
     <w:p>
       <w:pPr>
-        <w:pStyle w:val="Normal"/>
         <w:jc w:val="both"/>
         <w:rPr>
-          <w:rFonts w:ascii="Trebuchet MS" w:hAnsi="Trebuchet MS" w:eastAsia="Trebuchet MS" w:cs="Trebuchet MS"/>
-          <w:sz w:val="20"/>
-          <w:szCs w:val="20"/>
-        </w:rPr>
-      </w:pPr>
-      <w:r>
-        <w:rPr>
-          <w:rFonts w:eastAsia="Trebuchet MS" w:cs="Trebuchet MS" w:ascii="Trebuchet MS" w:hAnsi="Trebuchet MS"/>
-          <w:sz w:val="20"/>
-          <w:szCs w:val="20"/>
-        </w:rPr>
-      </w:r>
-    </w:p>
-    <w:p>
-      <w:pPr>
-        <w:pStyle w:val="Heading1"/>
-        <w:rPr>
-          <w:rFonts w:ascii="Trebuchet MS" w:hAnsi="Trebuchet MS" w:eastAsia="Trebuchet MS" w:cs="Trebuchet MS"/>
+          <w:rFonts w:ascii="Trebuchet MS" w:eastAsia="Trebuchet MS" w:hAnsi="Trebuchet MS" w:cs="Trebuchet MS"/>
+          <w:sz w:val="20"/>
+          <w:szCs w:val="20"/>
+        </w:rPr>
+      </w:pPr>
+    </w:p>
+    <w:p>
+      <w:pPr>
+        <w:pStyle w:val="Ttulo1"/>
+        <w:rPr>
+          <w:rFonts w:ascii="Trebuchet MS" w:eastAsia="Trebuchet MS" w:hAnsi="Trebuchet MS" w:cs="Trebuchet MS"/>
           <w:sz w:val="20"/>
           <w:szCs w:val="20"/>
         </w:rPr>
@@ -735,20 +659,15 @@
     </w:p>
     <w:p>
       <w:pPr>
-        <w:pStyle w:val="BodyText"/>
-        <w:rPr>
-          <w:rFonts w:ascii="Trebuchet MS" w:hAnsi="Trebuchet MS" w:eastAsia="Trebuchet MS" w:cs="Trebuchet MS"/>
-        </w:rPr>
-      </w:pPr>
-      <w:r>
-        <w:rPr>
-          <w:rFonts w:eastAsia="Trebuchet MS" w:cs="Trebuchet MS" w:ascii="Trebuchet MS" w:hAnsi="Trebuchet MS"/>
-        </w:rPr>
-      </w:r>
-    </w:p>
-    <w:p>
-      <w:pPr>
-        <w:pStyle w:val="BodyText"/>
+        <w:pStyle w:val="Corpodetexto"/>
+        <w:rPr>
+          <w:rFonts w:ascii="Trebuchet MS" w:eastAsia="Trebuchet MS" w:hAnsi="Trebuchet MS" w:cs="Trebuchet MS"/>
+        </w:rPr>
+      </w:pPr>
+    </w:p>
+    <w:p>
+      <w:pPr>
+        <w:pStyle w:val="Corpodetexto"/>
         <w:rPr>
           <w:rFonts w:ascii="Trebuchet MS" w:hAnsi="Trebuchet MS"/>
         </w:rPr>
@@ -762,23 +681,18 @@
     </w:p>
     <w:p>
       <w:pPr>
-        <w:pStyle w:val="BodyText"/>
-        <w:rPr>
-          <w:rFonts w:ascii="Trebuchet MS" w:hAnsi="Trebuchet MS"/>
-        </w:rPr>
-      </w:pPr>
-      <w:r>
-        <w:rPr>
-          <w:rFonts w:ascii="Trebuchet MS" w:hAnsi="Trebuchet MS"/>
-        </w:rPr>
-      </w:r>
-    </w:p>
-    <w:p>
-      <w:pPr>
-        <w:pStyle w:val="BodyText"/>
+        <w:pStyle w:val="Corpodetexto"/>
+        <w:rPr>
+          <w:rFonts w:ascii="Trebuchet MS" w:hAnsi="Trebuchet MS"/>
+        </w:rPr>
+      </w:pPr>
+    </w:p>
+    <w:p>
+      <w:pPr>
+        <w:pStyle w:val="Corpodetexto"/>
         <w:jc w:val="center"/>
         <w:rPr>
-          <w:rFonts w:ascii="Trebuchet MS" w:hAnsi="Trebuchet MS" w:eastAsia="Trebuchet MS" w:cs="Trebuchet MS"/>
+          <w:rFonts w:ascii="Trebuchet MS" w:eastAsia="Trebuchet MS" w:hAnsi="Trebuchet MS" w:cs="Trebuchet MS"/>
           <w:b/>
           <w:bCs/>
         </w:rPr>
@@ -794,25 +708,16 @@
     </w:p>
     <w:p>
       <w:pPr>
-        <w:pStyle w:val="Normal"/>
-        <w:rPr>
-          <w:rFonts w:ascii="Trebuchet MS" w:hAnsi="Trebuchet MS" w:eastAsia="Trebuchet MS" w:cs="Trebuchet MS"/>
-          <w:sz w:val="20"/>
-          <w:szCs w:val="20"/>
-        </w:rPr>
-      </w:pPr>
-      <w:r>
-        <w:rPr>
-          <w:rFonts w:eastAsia="Trebuchet MS" w:cs="Trebuchet MS" w:ascii="Trebuchet MS" w:hAnsi="Trebuchet MS"/>
-          <w:sz w:val="20"/>
-          <w:szCs w:val="20"/>
-        </w:rPr>
-      </w:r>
-    </w:p>
-    <w:p>
-      <w:pPr>
-        <w:pStyle w:val="Normal"/>
-        <w:spacing w:lineRule="auto" w:line="360"/>
+        <w:rPr>
+          <w:rFonts w:ascii="Trebuchet MS" w:eastAsia="Trebuchet MS" w:hAnsi="Trebuchet MS" w:cs="Trebuchet MS"/>
+          <w:sz w:val="20"/>
+          <w:szCs w:val="20"/>
+        </w:rPr>
+      </w:pPr>
+    </w:p>
+    <w:p>
+      <w:pPr>
+        <w:spacing w:line="360" w:lineRule="auto"/>
         <w:rPr>
           <w:rFonts w:ascii="Trebuchet MS" w:hAnsi="Trebuchet MS"/>
           <w:sz w:val="20"/>
@@ -830,10 +735,9 @@
     </w:p>
     <w:p>
       <w:pPr>
-        <w:pStyle w:val="Normal"/>
-        <w:spacing w:lineRule="auto" w:line="360"/>
-        <w:rPr>
-          <w:rFonts w:ascii="Trebuchet MS" w:hAnsi="Trebuchet MS" w:eastAsia="Trebuchet MS" w:cs="Trebuchet MS"/>
+        <w:spacing w:line="360" w:lineRule="auto"/>
+        <w:rPr>
+          <w:rFonts w:ascii="Trebuchet MS" w:eastAsia="Trebuchet MS" w:hAnsi="Trebuchet MS" w:cs="Trebuchet MS"/>
           <w:b/>
           <w:bCs/>
           <w:sz w:val="20"/>
@@ -842,29 +746,38 @@
       </w:pPr>
       <w:r>
         <w:rPr>
-          <w:rFonts w:eastAsia="Arial" w:cs="Arial" w:ascii="Trebuchet MS" w:hAnsi="Trebuchet MS"/>
+          <w:rFonts w:ascii="Trebuchet MS" w:eastAsia="Arial" w:hAnsi="Trebuchet MS" w:cs="Arial"/>
           <w:b/>
           <w:bCs/>
           <w:color w:val="00000A"/>
           <w:sz w:val="20"/>
           <w:szCs w:val="20"/>
         </w:rPr>
+        <w:lastRenderedPageBreak/>
         <w:t>Nome:</w:t>
       </w:r>
       <w:r>
         <w:rPr>
-          <w:rFonts w:eastAsia="Arial" w:cs="Arial" w:ascii="Trebuchet MS" w:hAnsi="Trebuchet MS"/>
+          <w:rFonts w:ascii="Trebuchet MS" w:eastAsia="Arial" w:hAnsi="Trebuchet MS" w:cs="Arial"/>
           <w:color w:val="00000A"/>
           <w:sz w:val="20"/>
           <w:szCs w:val="20"/>
         </w:rPr>
         <w:tab/>
         <w:t xml:space="preserve">${nomeCandidato}                                       </w:t>
+      </w:r>
+      <w:r>
+        <w:rPr>
+          <w:rFonts w:ascii="Trebuchet MS" w:eastAsia="Arial" w:hAnsi="Trebuchet MS" w:cs="Arial"/>
+          <w:color w:val="00000A"/>
+          <w:sz w:val="20"/>
+          <w:szCs w:val="20"/>
+        </w:rPr>
         <w:br/>
       </w:r>
       <w:r>
         <w:rPr>
-          <w:rFonts w:eastAsia="Arial" w:cs="Arial" w:ascii="Trebuchet MS" w:hAnsi="Trebuchet MS"/>
+          <w:rFonts w:ascii="Trebuchet MS" w:eastAsia="Arial" w:hAnsi="Trebuchet MS" w:cs="Arial"/>
           <w:b/>
           <w:bCs/>
           <w:color w:val="00000A"/>
@@ -875,17 +788,25 @@
       </w:r>
       <w:r>
         <w:rPr>
-          <w:rFonts w:eastAsia="Arial" w:cs="Arial" w:ascii="Trebuchet MS" w:hAnsi="Trebuchet MS"/>
+          <w:rFonts w:ascii="Trebuchet MS" w:eastAsia="Arial" w:hAnsi="Trebuchet MS" w:cs="Arial"/>
           <w:color w:val="00000A"/>
           <w:sz w:val="20"/>
           <w:szCs w:val="20"/>
         </w:rPr>
         <w:t xml:space="preserve"> ${nascimentoCandidato}   </w:t>
+      </w:r>
+      <w:r>
+        <w:rPr>
+          <w:rFonts w:ascii="Trebuchet MS" w:eastAsia="Arial" w:hAnsi="Trebuchet MS" w:cs="Arial"/>
+          <w:color w:val="00000A"/>
+          <w:sz w:val="20"/>
+          <w:szCs w:val="20"/>
+        </w:rPr>
         <w:br/>
       </w:r>
       <w:r>
         <w:rPr>
-          <w:rFonts w:eastAsia="Arial" w:cs="Arial" w:ascii="Trebuchet MS" w:hAnsi="Trebuchet MS"/>
+          <w:rFonts w:ascii="Trebuchet MS" w:eastAsia="Arial" w:hAnsi="Trebuchet MS" w:cs="Arial"/>
           <w:b/>
           <w:bCs/>
           <w:color w:val="00000A"/>
@@ -896,17 +817,25 @@
       </w:r>
       <w:r>
         <w:rPr>
-          <w:rFonts w:eastAsia="Arial" w:cs="Arial" w:ascii="Trebuchet MS" w:hAnsi="Trebuchet MS"/>
+          <w:rFonts w:ascii="Trebuchet MS" w:eastAsia="Arial" w:hAnsi="Trebuchet MS" w:cs="Arial"/>
           <w:color w:val="00000A"/>
           <w:sz w:val="20"/>
           <w:szCs w:val="20"/>
         </w:rPr>
         <w:t xml:space="preserve"> ${cpfCandidato}  </w:t>
+      </w:r>
+      <w:r>
+        <w:rPr>
+          <w:rFonts w:ascii="Trebuchet MS" w:eastAsia="Arial" w:hAnsi="Trebuchet MS" w:cs="Arial"/>
+          <w:color w:val="00000A"/>
+          <w:sz w:val="20"/>
+          <w:szCs w:val="20"/>
+        </w:rPr>
         <w:br/>
       </w:r>
       <w:r>
         <w:rPr>
-          <w:rFonts w:eastAsia="Arial" w:cs="Arial" w:ascii="Trebuchet MS" w:hAnsi="Trebuchet MS"/>
+          <w:rFonts w:ascii="Trebuchet MS" w:eastAsia="Arial" w:hAnsi="Trebuchet MS" w:cs="Arial"/>
           <w:b/>
           <w:bCs/>
           <w:color w:val="00000A"/>
@@ -917,38 +846,39 @@
       </w:r>
       <w:r>
         <w:rPr>
-          <w:rFonts w:eastAsia="Arial" w:cs="Arial" w:ascii="Trebuchet MS" w:hAnsi="Trebuchet MS"/>
+          <w:rFonts w:ascii="Trebuchet MS" w:eastAsia="Arial" w:hAnsi="Trebuchet MS" w:cs="Arial"/>
           <w:color w:val="00000A"/>
           <w:sz w:val="20"/>
           <w:szCs w:val="20"/>
         </w:rPr>
         <w:t xml:space="preserve"> ${enderecoCandidato} , ${numeroCandidato} ${bairroCandidato} - ${cidadeCandidato} - ${cepCandidato}                                  </w:t>
+      </w:r>
+      <w:r>
+        <w:rPr>
+          <w:rFonts w:ascii="Trebuchet MS" w:eastAsia="Arial" w:hAnsi="Trebuchet MS" w:cs="Arial"/>
+          <w:color w:val="00000A"/>
+          <w:sz w:val="20"/>
+          <w:szCs w:val="20"/>
+        </w:rPr>
         <w:tab/>
         <w:t xml:space="preserve"> </w:t>
       </w:r>
     </w:p>
     <w:p>
       <w:pPr>
-        <w:pStyle w:val="Heading1"/>
-        <w:rPr>
-          <w:rFonts w:ascii="Trebuchet MS" w:hAnsi="Trebuchet MS" w:eastAsia="Trebuchet MS" w:cs="Trebuchet MS"/>
-          <w:sz w:val="20"/>
-          <w:szCs w:val="20"/>
-        </w:rPr>
-      </w:pPr>
-      <w:r>
-        <w:rPr>
-          <w:rFonts w:eastAsia="Trebuchet MS" w:cs="Trebuchet MS" w:ascii="Trebuchet MS" w:hAnsi="Trebuchet MS"/>
-          <w:sz w:val="20"/>
-          <w:szCs w:val="20"/>
-        </w:rPr>
-      </w:r>
-    </w:p>
-    <w:p>
-      <w:pPr>
-        <w:pStyle w:val="Heading1"/>
-        <w:rPr>
-          <w:rFonts w:ascii="Trebuchet MS" w:hAnsi="Trebuchet MS" w:eastAsia="Trebuchet MS" w:cs="Trebuchet MS"/>
+        <w:pStyle w:val="Ttulo1"/>
+        <w:rPr>
+          <w:rFonts w:ascii="Trebuchet MS" w:eastAsia="Trebuchet MS" w:hAnsi="Trebuchet MS" w:cs="Trebuchet MS"/>
+          <w:sz w:val="20"/>
+          <w:szCs w:val="20"/>
+        </w:rPr>
+      </w:pPr>
+    </w:p>
+    <w:p>
+      <w:pPr>
+        <w:pStyle w:val="Ttulo1"/>
+        <w:rPr>
+          <w:rFonts w:ascii="Trebuchet MS" w:eastAsia="Trebuchet MS" w:hAnsi="Trebuchet MS" w:cs="Trebuchet MS"/>
           <w:sz w:val="20"/>
           <w:szCs w:val="20"/>
         </w:rPr>
@@ -964,29 +894,20 @@
     </w:p>
     <w:p>
       <w:pPr>
-        <w:pStyle w:val="Normal"/>
-        <w:spacing w:lineRule="auto" w:line="360"/>
-        <w:rPr>
-          <w:rFonts w:ascii="Trebuchet MS" w:hAnsi="Trebuchet MS" w:eastAsia="Trebuchet MS" w:cs="Trebuchet MS"/>
-          <w:sz w:val="20"/>
-          <w:szCs w:val="20"/>
-        </w:rPr>
-      </w:pPr>
-      <w:r>
-        <w:rPr>
-          <w:rFonts w:eastAsia="Trebuchet MS" w:cs="Trebuchet MS" w:ascii="Trebuchet MS" w:hAnsi="Trebuchet MS"/>
-          <w:sz w:val="20"/>
-          <w:szCs w:val="20"/>
-        </w:rPr>
-      </w:r>
-    </w:p>
-    <w:p>
-      <w:pPr>
-        <w:pStyle w:val="Normal"/>
-        <w:spacing w:lineRule="auto" w:line="360"/>
+        <w:spacing w:line="360" w:lineRule="auto"/>
+        <w:rPr>
+          <w:rFonts w:ascii="Trebuchet MS" w:eastAsia="Trebuchet MS" w:hAnsi="Trebuchet MS" w:cs="Trebuchet MS"/>
+          <w:sz w:val="20"/>
+          <w:szCs w:val="20"/>
+        </w:rPr>
+      </w:pPr>
+    </w:p>
+    <w:p>
+      <w:pPr>
+        <w:spacing w:line="360" w:lineRule="auto"/>
         <w:jc w:val="both"/>
         <w:rPr>
-          <w:rFonts w:ascii="Trebuchet MS" w:hAnsi="Trebuchet MS" w:eastAsia="Trebuchet MS" w:cs="Trebuchet MS"/>
+          <w:rFonts w:ascii="Trebuchet MS" w:eastAsia="Trebuchet MS" w:hAnsi="Trebuchet MS" w:cs="Trebuchet MS"/>
           <w:sz w:val="20"/>
           <w:szCs w:val="20"/>
         </w:rPr>
@@ -1002,12 +923,11 @@
     </w:p>
     <w:p>
       <w:pPr>
-        <w:pStyle w:val="Normal"/>
         <w:numPr>
           <w:ilvl w:val="0"/>
           <w:numId w:val="1"/>
         </w:numPr>
-        <w:spacing w:lineRule="auto" w:line="360"/>
+        <w:spacing w:line="360" w:lineRule="auto"/>
         <w:jc w:val="both"/>
         <w:rPr>
           <w:rFonts w:ascii="Trebuchet MS" w:hAnsi="Trebuchet MS"/>
@@ -1026,12 +946,11 @@
     </w:p>
     <w:p>
       <w:pPr>
-        <w:pStyle w:val="Normal"/>
-        <w:spacing w:lineRule="auto" w:line="360"/>
-        <w:ind w:hanging="284" w:left="426"/>
+        <w:spacing w:line="360" w:lineRule="auto"/>
+        <w:ind w:left="426" w:hanging="284"/>
         <w:jc w:val="both"/>
         <w:rPr>
-          <w:rFonts w:ascii="Trebuchet MS" w:hAnsi="Trebuchet MS" w:eastAsia="Trebuchet MS" w:cs="Trebuchet MS"/>
+          <w:rFonts w:ascii="Trebuchet MS" w:eastAsia="Trebuchet MS" w:hAnsi="Trebuchet MS" w:cs="Trebuchet MS"/>
           <w:sz w:val="20"/>
           <w:szCs w:val="20"/>
         </w:rPr>
@@ -1043,18 +962,24 @@
           <w:szCs w:val="20"/>
         </w:rPr>
         <w:t>b)</w:t>
+      </w:r>
+      <w:r>
+        <w:rPr>
+          <w:rFonts w:ascii="Trebuchet MS" w:hAnsi="Trebuchet MS"/>
+          <w:sz w:val="20"/>
+          <w:szCs w:val="20"/>
+        </w:rPr>
         <w:tab/>
         <w:t>O primeiro outorgante designará entre os professores da componente técnica/tecnológica, um acompanhante da Formação em Contexto de Trabalho que trabalhará em articulação com o monitor da entidade enquadradora da Formação em Contexto de Trabalho.</w:t>
       </w:r>
     </w:p>
     <w:p>
       <w:pPr>
-        <w:pStyle w:val="Normal"/>
-        <w:spacing w:lineRule="auto" w:line="360"/>
-        <w:ind w:hanging="284" w:left="426"/>
+        <w:spacing w:line="360" w:lineRule="auto"/>
+        <w:ind w:left="426" w:hanging="284"/>
         <w:jc w:val="both"/>
         <w:rPr>
-          <w:rFonts w:ascii="Trebuchet MS" w:hAnsi="Trebuchet MS" w:eastAsia="Trebuchet MS" w:cs="Trebuchet MS"/>
+          <w:rFonts w:ascii="Trebuchet MS" w:eastAsia="Trebuchet MS" w:hAnsi="Trebuchet MS" w:cs="Trebuchet MS"/>
           <w:sz w:val="20"/>
           <w:szCs w:val="20"/>
         </w:rPr>
@@ -1066,12 +991,19 @@
           <w:szCs w:val="20"/>
         </w:rPr>
         <w:t>c)</w:t>
+      </w:r>
+      <w:r>
+        <w:rPr>
+          <w:rFonts w:ascii="Trebuchet MS" w:hAnsi="Trebuchet MS"/>
+          <w:sz w:val="20"/>
+          <w:szCs w:val="20"/>
+        </w:rPr>
         <w:tab/>
         <w:t xml:space="preserve">A Formação em Contexto de Trabalho comporta um total de ${fctHours} horas, as quais decorrerão no período compreendido entre </w:t>
       </w:r>
       <w:r>
         <w:rPr>
-          <w:rFonts w:eastAsia="Arial" w:cs="Arial" w:ascii="Trebuchet MS" w:hAnsi="Trebuchet MS"/>
+          <w:rFonts w:ascii="Trebuchet MS" w:eastAsia="Arial" w:hAnsi="Trebuchet MS" w:cs="Arial"/>
           <w:sz w:val="20"/>
           <w:szCs w:val="20"/>
         </w:rPr>
@@ -1083,7 +1015,7 @@
           <w:color w:val="339966"/>
           <w:sz w:val="20"/>
           <w:szCs w:val="20"/>
-          <w:u w:val="none" w:color="339966"/>
+          <w:u w:color="339966"/>
         </w:rPr>
         <w:t xml:space="preserve"> </w:t>
       </w:r>
@@ -1098,25 +1030,30 @@
     </w:p>
     <w:p>
       <w:pPr>
-        <w:pStyle w:val="Normal"/>
-        <w:spacing w:lineRule="auto" w:line="360"/>
-        <w:ind w:hanging="284" w:left="426"/>
+        <w:spacing w:line="360" w:lineRule="auto"/>
+        <w:ind w:left="426" w:hanging="284"/>
         <w:jc w:val="both"/>
         <w:rPr>
-          <w:rFonts w:ascii="Trebuchet MS" w:hAnsi="Trebuchet MS" w:eastAsia="Trebuchet MS" w:cs="Trebuchet MS"/>
-          <w:sz w:val="20"/>
-          <w:szCs w:val="20"/>
-          <w:u w:val="single" w:color="000000"/>
-        </w:rPr>
-      </w:pPr>
-      <w:r>
-        <w:rPr>
-          <w:rFonts w:ascii="Trebuchet MS" w:hAnsi="Trebuchet MS"/>
-          <w:sz w:val="20"/>
-          <w:szCs w:val="20"/>
-          <w:highlight w:val="yellow"/>
+          <w:rFonts w:ascii="Trebuchet MS" w:eastAsia="Trebuchet MS" w:hAnsi="Trebuchet MS" w:cs="Trebuchet MS"/>
+          <w:sz w:val="20"/>
+          <w:szCs w:val="20"/>
+          <w:u w:val="single"/>
+        </w:rPr>
+      </w:pPr>
+      <w:r>
+        <w:rPr>
+          <w:rFonts w:ascii="Trebuchet MS" w:hAnsi="Trebuchet MS"/>
+          <w:sz w:val="20"/>
+          <w:szCs w:val="20"/>
         </w:rPr>
         <w:t>d)</w:t>
+      </w:r>
+      <w:r>
+        <w:rPr>
+          <w:rFonts w:ascii="Trebuchet MS" w:hAnsi="Trebuchet MS"/>
+          <w:sz w:val="20"/>
+          <w:szCs w:val="20"/>
+        </w:rPr>
         <w:tab/>
       </w:r>
       <w:r>
@@ -1125,16 +1062,14 @@
           <w:color w:val="auto"/>
           <w:sz w:val="20"/>
           <w:szCs w:val="20"/>
-          <w:highlight w:val="yellow"/>
         </w:rPr>
         <w:t>${jornada}</w:t>
       </w:r>
     </w:p>
     <w:p>
       <w:pPr>
-        <w:pStyle w:val="Normal"/>
-        <w:spacing w:lineRule="auto" w:line="360"/>
-        <w:ind w:hanging="284" w:left="426"/>
+        <w:spacing w:line="360" w:lineRule="auto"/>
+        <w:ind w:left="426" w:hanging="284"/>
         <w:jc w:val="both"/>
         <w:rPr>
           <w:rFonts w:ascii="Trebuchet MS" w:hAnsi="Trebuchet MS"/>
@@ -1149,6 +1084,13 @@
           <w:szCs w:val="20"/>
         </w:rPr>
         <w:t>e)</w:t>
+      </w:r>
+      <w:r>
+        <w:rPr>
+          <w:rFonts w:ascii="Trebuchet MS" w:hAnsi="Trebuchet MS"/>
+          <w:sz w:val="20"/>
+          <w:szCs w:val="20"/>
+        </w:rPr>
         <w:tab/>
         <w:t>O primeiro outorgante entregará ao segundo outorgante uma pasta individualizada, contendo a documentação relativa</w:t>
       </w:r>
@@ -1158,7 +1100,7 @@
           <w:color w:val="FF0000"/>
           <w:sz w:val="20"/>
           <w:szCs w:val="20"/>
-          <w:u w:val="none" w:color="FF0000"/>
+          <w:u w:color="FF0000"/>
         </w:rPr>
         <w:t xml:space="preserve"> </w:t>
       </w:r>
@@ -1173,205 +1115,424 @@
     </w:p>
     <w:p>
       <w:pPr>
-        <w:pStyle w:val="Normal"/>
-        <w:rPr>
-          <w:rFonts w:ascii="Trebuchet MS" w:hAnsi="Trebuchet MS" w:eastAsia="Trebuchet MS" w:cs="Trebuchet MS"/>
+        <w:rPr>
+          <w:rFonts w:ascii="Trebuchet MS" w:eastAsia="Trebuchet MS" w:hAnsi="Trebuchet MS" w:cs="Trebuchet MS"/>
           <w:b/>
           <w:bCs/>
           <w:sz w:val="20"/>
           <w:szCs w:val="20"/>
         </w:rPr>
       </w:pPr>
-      <w:r>
-        <w:rPr>
-          <w:rFonts w:eastAsia="Trebuchet MS" w:cs="Trebuchet MS" w:ascii="Trebuchet MS" w:hAnsi="Trebuchet MS"/>
+    </w:p>
+    <w:p>
+      <w:pPr>
+        <w:pStyle w:val="Ttulo1"/>
+        <w:rPr>
+          <w:rFonts w:ascii="Trebuchet MS" w:eastAsia="Trebuchet MS" w:hAnsi="Trebuchet MS" w:cs="Trebuchet MS"/>
+          <w:sz w:val="20"/>
+          <w:szCs w:val="20"/>
+        </w:rPr>
+      </w:pPr>
+      <w:r>
+        <w:rPr>
+          <w:rFonts w:ascii="Trebuchet MS" w:hAnsi="Trebuchet MS"/>
+          <w:sz w:val="20"/>
+          <w:szCs w:val="20"/>
+        </w:rPr>
+        <w:t>Cláusula Sexta</w:t>
+      </w:r>
+    </w:p>
+    <w:p>
+      <w:pPr>
+        <w:spacing w:line="360" w:lineRule="auto"/>
+        <w:jc w:val="both"/>
+        <w:rPr>
+          <w:rFonts w:ascii="Trebuchet MS" w:eastAsia="Trebuchet MS" w:hAnsi="Trebuchet MS" w:cs="Trebuchet MS"/>
+          <w:sz w:val="20"/>
+          <w:szCs w:val="20"/>
+        </w:rPr>
+      </w:pPr>
+    </w:p>
+    <w:p>
+      <w:pPr>
+        <w:spacing w:line="360" w:lineRule="auto"/>
+        <w:jc w:val="both"/>
+        <w:rPr>
+          <w:rFonts w:ascii="Trebuchet MS" w:hAnsi="Trebuchet MS"/>
+          <w:sz w:val="20"/>
+          <w:szCs w:val="20"/>
+        </w:rPr>
+      </w:pPr>
+      <w:r>
+        <w:rPr>
+          <w:rFonts w:ascii="Trebuchet MS" w:hAnsi="Trebuchet MS"/>
+          <w:sz w:val="20"/>
+          <w:szCs w:val="20"/>
+        </w:rPr>
+        <w:t>No âmbito do presente protocolo, as partes acordam em reunir periodicamente, pela modalidade considerada mais conveniente, para análise conjunta da implementação e dos resultados da Formação em Contexto de Trabalho, bem como das medidas para superação de dificuldades dos alunos-formandos. No final do estágio, sempre que possível, será também realizada uma reunião conjunta para se proceder à avaliação final do aluno-formando, de acordo com critérios definidos no início do período de Formação em Contexto de Trabalho e dos quais deve ser dado conhecimento ao aluno-formando.</w:t>
+      </w:r>
+    </w:p>
+    <w:p>
+      <w:pPr>
+        <w:spacing w:line="360" w:lineRule="auto"/>
+        <w:jc w:val="both"/>
+        <w:rPr>
+          <w:rFonts w:ascii="Trebuchet MS" w:hAnsi="Trebuchet MS"/>
+          <w:sz w:val="20"/>
+          <w:szCs w:val="20"/>
+        </w:rPr>
+      </w:pPr>
+    </w:p>
+    <w:p>
+      <w:pPr>
+        <w:spacing w:line="360" w:lineRule="auto"/>
+        <w:jc w:val="both"/>
+        <w:rPr>
+          <w:rFonts w:ascii="Trebuchet MS" w:hAnsi="Trebuchet MS"/>
+          <w:sz w:val="20"/>
+          <w:szCs w:val="20"/>
+        </w:rPr>
+      </w:pPr>
+    </w:p>
+    <w:p>
+      <w:pPr>
+        <w:spacing w:line="360" w:lineRule="auto"/>
+        <w:jc w:val="both"/>
+        <w:rPr>
+          <w:rFonts w:ascii="Trebuchet MS" w:hAnsi="Trebuchet MS"/>
+          <w:sz w:val="20"/>
+          <w:szCs w:val="20"/>
+        </w:rPr>
+      </w:pPr>
+    </w:p>
+    <w:p>
+      <w:pPr>
+        <w:spacing w:line="360" w:lineRule="auto"/>
+        <w:jc w:val="both"/>
+        <w:rPr>
+          <w:rFonts w:ascii="Trebuchet MS" w:hAnsi="Trebuchet MS"/>
+          <w:sz w:val="20"/>
+          <w:szCs w:val="20"/>
+        </w:rPr>
+      </w:pPr>
+    </w:p>
+    <w:p>
+      <w:pPr>
+        <w:spacing w:line="360" w:lineRule="auto"/>
+        <w:jc w:val="center"/>
+        <w:rPr>
+          <w:rFonts w:ascii="Trebuchet MS" w:eastAsia="Trebuchet MS" w:hAnsi="Trebuchet MS" w:cs="Trebuchet MS"/>
           <w:b/>
           <w:bCs/>
           <w:sz w:val="20"/>
           <w:szCs w:val="20"/>
         </w:rPr>
-      </w:r>
-    </w:p>
-    <w:p>
-      <w:pPr>
-        <w:pStyle w:val="Heading1"/>
-        <w:rPr>
-          <w:rFonts w:ascii="Trebuchet MS" w:hAnsi="Trebuchet MS" w:eastAsia="Trebuchet MS" w:cs="Trebuchet MS"/>
-          <w:sz w:val="20"/>
-          <w:szCs w:val="20"/>
-        </w:rPr>
-      </w:pPr>
-      <w:r>
-        <w:rPr>
-          <w:rFonts w:ascii="Trebuchet MS" w:hAnsi="Trebuchet MS"/>
-          <w:sz w:val="20"/>
-          <w:szCs w:val="20"/>
-        </w:rPr>
-        <w:t>Cláusula Sexta</w:t>
-      </w:r>
-    </w:p>
-    <w:p>
-      <w:pPr>
-        <w:pStyle w:val="Normal"/>
-        <w:spacing w:lineRule="auto" w:line="360"/>
-        <w:jc w:val="both"/>
-        <w:rPr>
-          <w:rFonts w:ascii="Trebuchet MS" w:hAnsi="Trebuchet MS" w:eastAsia="Trebuchet MS" w:cs="Trebuchet MS"/>
-          <w:sz w:val="20"/>
-          <w:szCs w:val="20"/>
-        </w:rPr>
-      </w:pPr>
-      <w:r>
-        <w:rPr>
-          <w:rFonts w:eastAsia="Trebuchet MS" w:cs="Trebuchet MS" w:ascii="Trebuchet MS" w:hAnsi="Trebuchet MS"/>
-          <w:sz w:val="20"/>
-          <w:szCs w:val="20"/>
-        </w:rPr>
-      </w:r>
-    </w:p>
-    <w:p>
-      <w:pPr>
-        <w:pStyle w:val="Normal"/>
-        <w:spacing w:lineRule="auto" w:line="360"/>
-        <w:jc w:val="both"/>
-        <w:rPr>
-          <w:rFonts w:ascii="Trebuchet MS" w:hAnsi="Trebuchet MS"/>
-          <w:sz w:val="20"/>
-          <w:szCs w:val="20"/>
-        </w:rPr>
-      </w:pPr>
-      <w:r>
-        <w:rPr>
-          <w:rFonts w:ascii="Trebuchet MS" w:hAnsi="Trebuchet MS"/>
-          <w:sz w:val="20"/>
-          <w:szCs w:val="20"/>
-        </w:rPr>
-        <w:t>No âmbito do presente protocolo, as partes acordam em reunir periodicamente, pela modalidade considerada mais conveniente, para análise conjunta da implementação e dos resultados da Formação em Contexto de Trabalho, bem como das medidas para superação de dificuldades dos alunos-formandos. No final do estágio, sempre que possível, será também realizada uma reunião conjunta para se proceder à avaliação final do aluno-formando, de acordo com critérios definidos no início do período de Formação em Contexto de Trabalho e dos quais deve ser dado conhecimento ao aluno-formando.</w:t>
-      </w:r>
-    </w:p>
-    <w:p>
-      <w:pPr>
-        <w:pStyle w:val="Normal"/>
-        <w:spacing w:lineRule="auto" w:line="360"/>
-        <w:jc w:val="both"/>
-        <w:rPr>
-          <w:rFonts w:ascii="Trebuchet MS" w:hAnsi="Trebuchet MS"/>
-          <w:sz w:val="20"/>
-          <w:szCs w:val="20"/>
-        </w:rPr>
-      </w:pPr>
-      <w:r>
-        <w:rPr>
-          <w:rFonts w:ascii="Trebuchet MS" w:hAnsi="Trebuchet MS"/>
-          <w:sz w:val="20"/>
-          <w:szCs w:val="20"/>
-        </w:rPr>
-      </w:r>
-    </w:p>
-    <w:p>
-      <w:pPr>
-        <w:pStyle w:val="Normal"/>
-        <w:spacing w:lineRule="auto" w:line="360"/>
-        <w:jc w:val="both"/>
-        <w:rPr>
-          <w:rFonts w:ascii="Trebuchet MS" w:hAnsi="Trebuchet MS"/>
-          <w:sz w:val="20"/>
-          <w:szCs w:val="20"/>
-        </w:rPr>
-      </w:pPr>
-      <w:r>
-        <w:rPr>
-          <w:rFonts w:ascii="Trebuchet MS" w:hAnsi="Trebuchet MS"/>
-          <w:sz w:val="20"/>
-          <w:szCs w:val="20"/>
-        </w:rPr>
-      </w:r>
-    </w:p>
-    <w:p>
-      <w:pPr>
-        <w:pStyle w:val="Normal"/>
-        <w:spacing w:lineRule="auto" w:line="360"/>
-        <w:jc w:val="both"/>
-        <w:rPr>
-          <w:rFonts w:ascii="Trebuchet MS" w:hAnsi="Trebuchet MS"/>
-          <w:sz w:val="20"/>
-          <w:szCs w:val="20"/>
-        </w:rPr>
-      </w:pPr>
-      <w:r>
-        <w:rPr>
-          <w:rFonts w:ascii="Trebuchet MS" w:hAnsi="Trebuchet MS"/>
-          <w:sz w:val="20"/>
-          <w:szCs w:val="20"/>
-        </w:rPr>
-      </w:r>
-    </w:p>
-    <w:p>
-      <w:pPr>
-        <w:pStyle w:val="Normal"/>
-        <w:spacing w:lineRule="auto" w:line="360"/>
-        <w:jc w:val="both"/>
-        <w:rPr>
-          <w:rFonts w:ascii="Trebuchet MS" w:hAnsi="Trebuchet MS"/>
-          <w:sz w:val="20"/>
-          <w:szCs w:val="20"/>
-        </w:rPr>
-      </w:pPr>
-      <w:r>
-        <w:rPr>
-          <w:rFonts w:ascii="Trebuchet MS" w:hAnsi="Trebuchet MS"/>
-          <w:sz w:val="20"/>
-          <w:szCs w:val="20"/>
-        </w:rPr>
-      </w:r>
-    </w:p>
-    <w:p>
-      <w:pPr>
-        <w:pStyle w:val="Normal"/>
-        <w:spacing w:lineRule="auto" w:line="360"/>
-        <w:jc w:val="center"/>
-        <w:rPr>
-          <w:rFonts w:ascii="Trebuchet MS" w:hAnsi="Trebuchet MS" w:eastAsia="Trebuchet MS" w:cs="Trebuchet MS"/>
+      </w:pPr>
+      <w:r>
+        <w:rPr>
+          <w:rFonts w:ascii="Trebuchet MS" w:hAnsi="Trebuchet MS"/>
           <w:b/>
           <w:bCs/>
           <w:sz w:val="20"/>
           <w:szCs w:val="20"/>
         </w:rPr>
-      </w:pPr>
-      <w:r>
-        <w:rPr>
-          <w:rFonts w:ascii="Trebuchet MS" w:hAnsi="Trebuchet MS"/>
+        <w:t>Cláusula Sétima</w:t>
+      </w:r>
+    </w:p>
+    <w:p>
+      <w:pPr>
+        <w:spacing w:line="360" w:lineRule="auto"/>
+        <w:jc w:val="both"/>
+        <w:rPr>
+          <w:rFonts w:ascii="Trebuchet MS" w:eastAsia="Trebuchet MS" w:hAnsi="Trebuchet MS" w:cs="Trebuchet MS"/>
+          <w:sz w:val="20"/>
+          <w:szCs w:val="20"/>
+        </w:rPr>
+      </w:pPr>
+    </w:p>
+    <w:p>
+      <w:pPr>
+        <w:spacing w:line="360" w:lineRule="auto"/>
+        <w:jc w:val="both"/>
+        <w:rPr>
+          <w:rFonts w:ascii="Trebuchet MS" w:hAnsi="Trebuchet MS"/>
+          <w:sz w:val="20"/>
+          <w:szCs w:val="20"/>
+        </w:rPr>
+      </w:pPr>
+      <w:r>
+        <w:rPr>
+          <w:rFonts w:ascii="Trebuchet MS" w:hAnsi="Trebuchet MS"/>
+          <w:sz w:val="20"/>
+          <w:szCs w:val="20"/>
+        </w:rPr>
+        <w:t>As ações que vierem a ser lançadas na sequência deste protocolo são implementadas numa ótica de confiança mútua e, sempre que possível, num espírito de reciprocidade.</w:t>
+      </w:r>
+    </w:p>
+    <w:p>
+      <w:pPr>
+        <w:spacing w:line="360" w:lineRule="auto"/>
+        <w:jc w:val="both"/>
+        <w:rPr>
+          <w:rFonts w:ascii="Trebuchet MS" w:eastAsia="Trebuchet MS" w:hAnsi="Trebuchet MS" w:cs="Trebuchet MS"/>
+          <w:sz w:val="20"/>
+          <w:szCs w:val="20"/>
+        </w:rPr>
+      </w:pPr>
+    </w:p>
+    <w:p>
+      <w:pPr>
+        <w:jc w:val="both"/>
+        <w:rPr>
+          <w:rFonts w:ascii="Trebuchet MS" w:eastAsia="Trebuchet MS" w:hAnsi="Trebuchet MS" w:cs="Trebuchet MS"/>
+          <w:sz w:val="20"/>
+          <w:szCs w:val="20"/>
+        </w:rPr>
+      </w:pPr>
+    </w:p>
+    <w:p>
+      <w:pPr>
+        <w:pStyle w:val="Ttulo1"/>
+        <w:rPr>
+          <w:rFonts w:ascii="Trebuchet MS" w:eastAsia="Trebuchet MS" w:hAnsi="Trebuchet MS" w:cs="Trebuchet MS"/>
+          <w:sz w:val="20"/>
+          <w:szCs w:val="20"/>
+        </w:rPr>
+      </w:pPr>
+      <w:r>
+        <w:rPr>
+          <w:rFonts w:ascii="Trebuchet MS" w:hAnsi="Trebuchet MS"/>
+          <w:sz w:val="20"/>
+          <w:szCs w:val="20"/>
+        </w:rPr>
+        <w:t>Cláusula Oitava</w:t>
+      </w:r>
+    </w:p>
+    <w:p>
+      <w:pPr>
+        <w:rPr>
+          <w:rFonts w:ascii="Trebuchet MS" w:eastAsia="Trebuchet MS" w:hAnsi="Trebuchet MS" w:cs="Trebuchet MS"/>
           <w:b/>
           <w:bCs/>
           <w:sz w:val="20"/>
           <w:szCs w:val="20"/>
         </w:rPr>
-        <w:t>Cláusula Sétima</w:t>
-      </w:r>
-    </w:p>
-    <w:p>
-      <w:pPr>
-        <w:pStyle w:val="Normal"/>
-        <w:spacing w:lineRule="auto" w:line="360"/>
+      </w:pPr>
+    </w:p>
+    <w:p>
+      <w:pPr>
+        <w:pStyle w:val="Ttulo1"/>
+        <w:spacing w:line="360" w:lineRule="auto"/>
+        <w:jc w:val="left"/>
+        <w:rPr>
+          <w:rFonts w:ascii="Trebuchet MS" w:eastAsia="Trebuchet MS" w:hAnsi="Trebuchet MS" w:cs="Trebuchet MS"/>
+          <w:b w:val="0"/>
+          <w:bCs w:val="0"/>
+          <w:sz w:val="20"/>
+          <w:szCs w:val="20"/>
+        </w:rPr>
+      </w:pPr>
+      <w:r>
+        <w:rPr>
+          <w:rFonts w:ascii="Trebuchet MS" w:hAnsi="Trebuchet MS"/>
+          <w:b w:val="0"/>
+          <w:bCs w:val="0"/>
+          <w:sz w:val="20"/>
+          <w:szCs w:val="20"/>
+        </w:rPr>
+        <w:t>Após a conclusão do Curso, o segundo outorgante terá direito de preferência na contratação do aluno-formando, em igualdade de condições contratuais.</w:t>
+      </w:r>
+    </w:p>
+    <w:p>
+      <w:pPr>
+        <w:rPr>
+          <w:rFonts w:ascii="Trebuchet MS" w:eastAsia="Trebuchet MS" w:hAnsi="Trebuchet MS" w:cs="Trebuchet MS"/>
+          <w:sz w:val="20"/>
+          <w:szCs w:val="20"/>
+        </w:rPr>
+      </w:pPr>
+    </w:p>
+    <w:p>
+      <w:pPr>
+        <w:pStyle w:val="Ttulo1"/>
+        <w:rPr>
+          <w:rFonts w:ascii="Trebuchet MS" w:eastAsia="Trebuchet MS" w:hAnsi="Trebuchet MS" w:cs="Trebuchet MS"/>
+          <w:sz w:val="20"/>
+          <w:szCs w:val="20"/>
+        </w:rPr>
+      </w:pPr>
+      <w:r>
+        <w:rPr>
+          <w:rFonts w:ascii="Trebuchet MS" w:hAnsi="Trebuchet MS"/>
+          <w:sz w:val="20"/>
+          <w:szCs w:val="20"/>
+        </w:rPr>
+        <w:t>Cláusula Nona</w:t>
+      </w:r>
+    </w:p>
+    <w:p>
+      <w:pPr>
+        <w:rPr>
+          <w:rFonts w:ascii="Trebuchet MS" w:eastAsia="Trebuchet MS" w:hAnsi="Trebuchet MS" w:cs="Trebuchet MS"/>
+          <w:sz w:val="20"/>
+          <w:szCs w:val="20"/>
+        </w:rPr>
+      </w:pPr>
+    </w:p>
+    <w:p>
+      <w:pPr>
+        <w:pStyle w:val="Corpodetexto"/>
+        <w:spacing w:before="48" w:after="48" w:line="288" w:lineRule="auto"/>
+        <w:rPr>
+          <w:rFonts w:ascii="Trebuchet MS" w:hAnsi="Trebuchet MS"/>
+        </w:rPr>
+      </w:pPr>
+      <w:r>
+        <w:rPr>
+          <w:rFonts w:ascii="Trebuchet MS" w:hAnsi="Trebuchet MS"/>
+        </w:rPr>
+        <w:t xml:space="preserve">As partes convencionam que todos os direitos de propriedade intelectual e direitos de autor sobre todas as obras realizadas ou a realizar pelo formando no âmbito da Formação em Contexto de Trabalho, cabem originária e exclusivamente ao segundo outorgante, ficando desde já o segundo outorgante, na condição de titular exclusivo dos referidos direitos, autorizado a, por qualquer forma ou meio, modificá-las, cedê-las e utilizá-las, nomeadamente em conjunto com outras obras ou materiais. </w:t>
+      </w:r>
+    </w:p>
+    <w:p>
+      <w:pPr>
+        <w:pStyle w:val="Corpodetexto"/>
+        <w:spacing w:before="48" w:after="48" w:line="288" w:lineRule="auto"/>
+        <w:rPr>
+          <w:rFonts w:ascii="Trebuchet MS" w:hAnsi="Trebuchet MS"/>
+        </w:rPr>
+      </w:pPr>
+      <w:r>
+        <w:rPr>
+          <w:rFonts w:ascii="Trebuchet MS" w:hAnsi="Trebuchet MS"/>
+        </w:rPr>
+        <w:t>Consideram-se abrangidos pelo parágrafo antecedente, todos os materiais especialmente concebidos e executados pelo formando no âmbito do presente Formação em Contexto de Trabalho, escritos ou sob qualquer outro suporte, em original ou cópia, nomeadamente estudos, relatórios, dados em formato eletrónico e tabulações, inquéritos e questionários, obrigando-se o formando a guardar rigoroso sigilo sobre os mesmos, não podendo dar-lhe outro destino que não seja o seu uso no âmbito deste protocolo</w:t>
+      </w:r>
+    </w:p>
+    <w:p>
+      <w:pPr>
+        <w:pStyle w:val="Corpodetexto"/>
+        <w:spacing w:before="48" w:after="48" w:line="288" w:lineRule="auto"/>
+        <w:rPr>
+          <w:rFonts w:ascii="Trebuchet MS" w:eastAsia="Trebuchet MS" w:hAnsi="Trebuchet MS" w:cs="Trebuchet MS"/>
+        </w:rPr>
+      </w:pPr>
+    </w:p>
+    <w:p>
+      <w:pPr>
+        <w:pStyle w:val="Ttulo1"/>
+        <w:rPr>
+          <w:rFonts w:ascii="Trebuchet MS" w:eastAsia="Trebuchet MS" w:hAnsi="Trebuchet MS" w:cs="Trebuchet MS"/>
+          <w:sz w:val="20"/>
+          <w:szCs w:val="20"/>
+        </w:rPr>
+      </w:pPr>
+    </w:p>
+    <w:p>
+      <w:pPr>
+        <w:pStyle w:val="Ttulo1"/>
+        <w:rPr>
+          <w:rFonts w:ascii="Trebuchet MS" w:eastAsia="Trebuchet MS" w:hAnsi="Trebuchet MS" w:cs="Trebuchet MS"/>
+          <w:sz w:val="20"/>
+          <w:szCs w:val="20"/>
+        </w:rPr>
+      </w:pPr>
+      <w:r>
+        <w:rPr>
+          <w:rFonts w:ascii="Trebuchet MS" w:hAnsi="Trebuchet MS"/>
+          <w:sz w:val="20"/>
+          <w:szCs w:val="20"/>
+        </w:rPr>
+        <w:t>Cláusula Décima</w:t>
+      </w:r>
+    </w:p>
+    <w:p>
+      <w:pPr>
+        <w:spacing w:line="360" w:lineRule="auto"/>
         <w:jc w:val="both"/>
         <w:rPr>
-          <w:rFonts w:ascii="Trebuchet MS" w:hAnsi="Trebuchet MS" w:eastAsia="Trebuchet MS" w:cs="Trebuchet MS"/>
-          <w:sz w:val="20"/>
-          <w:szCs w:val="20"/>
-        </w:rPr>
-      </w:pPr>
-      <w:r>
-        <w:rPr>
-          <w:rFonts w:eastAsia="Trebuchet MS" w:cs="Trebuchet MS" w:ascii="Trebuchet MS" w:hAnsi="Trebuchet MS"/>
-          <w:sz w:val="20"/>
-          <w:szCs w:val="20"/>
-        </w:rPr>
-      </w:r>
-    </w:p>
-    <w:p>
-      <w:pPr>
-        <w:pStyle w:val="Normal"/>
-        <w:spacing w:lineRule="auto" w:line="360"/>
+          <w:rFonts w:ascii="Trebuchet MS" w:eastAsia="Trebuchet MS" w:hAnsi="Trebuchet MS" w:cs="Trebuchet MS"/>
+          <w:sz w:val="20"/>
+          <w:szCs w:val="20"/>
+        </w:rPr>
+      </w:pPr>
+    </w:p>
+    <w:p>
+      <w:pPr>
+        <w:spacing w:line="360" w:lineRule="auto"/>
+        <w:rPr>
+          <w:rFonts w:ascii="Trebuchet MS" w:hAnsi="Trebuchet MS"/>
+          <w:sz w:val="20"/>
+          <w:szCs w:val="20"/>
+        </w:rPr>
+      </w:pPr>
+      <w:r>
+        <w:rPr>
+          <w:rFonts w:ascii="Trebuchet MS" w:hAnsi="Trebuchet MS"/>
+          <w:sz w:val="20"/>
+          <w:szCs w:val="20"/>
+        </w:rPr>
+        <w:t xml:space="preserve">A relação entre as partes e entre as partes e formando rege-se exclusivamente pelas disposições do presente protocolo, não sendo aplicáveis a esta relação quaisquer normas legais de natureza laboral, normas internas do segundo outorgante, que apenas contemplem relações do tipo juslaboral. </w:t>
+      </w:r>
+    </w:p>
+    <w:p>
+      <w:pPr>
+        <w:spacing w:line="360" w:lineRule="auto"/>
+        <w:rPr>
+          <w:rFonts w:ascii="Trebuchet MS" w:hAnsi="Trebuchet MS"/>
+          <w:sz w:val="20"/>
+          <w:szCs w:val="20"/>
+        </w:rPr>
+      </w:pPr>
+      <w:r>
+        <w:rPr>
+          <w:rFonts w:ascii="Trebuchet MS" w:hAnsi="Trebuchet MS"/>
+          <w:sz w:val="20"/>
+          <w:szCs w:val="20"/>
+        </w:rPr>
+        <w:t>Sem prejuízo do disposto na cláusula oitava, o presente protocolo não gera qualquer obrigação para o segundo outorgante quanto a estabelecimento futuro de qualquer vínculo laboral com o formando.</w:t>
+      </w:r>
+    </w:p>
+    <w:p>
+      <w:pPr>
+        <w:spacing w:line="360" w:lineRule="auto"/>
+        <w:rPr>
+          <w:rFonts w:ascii="Trebuchet MS" w:eastAsia="Trebuchet MS" w:hAnsi="Trebuchet MS" w:cs="Trebuchet MS"/>
+          <w:sz w:val="20"/>
+          <w:szCs w:val="20"/>
+        </w:rPr>
+      </w:pPr>
+    </w:p>
+    <w:p>
+      <w:pPr>
+        <w:pStyle w:val="Ttulo1"/>
+        <w:rPr>
+          <w:rFonts w:ascii="Trebuchet MS" w:eastAsia="Trebuchet MS" w:hAnsi="Trebuchet MS" w:cs="Trebuchet MS"/>
+          <w:sz w:val="20"/>
+          <w:szCs w:val="20"/>
+        </w:rPr>
+      </w:pPr>
+      <w:r>
+        <w:rPr>
+          <w:rFonts w:ascii="Trebuchet MS" w:hAnsi="Trebuchet MS"/>
+          <w:sz w:val="20"/>
+          <w:szCs w:val="20"/>
+        </w:rPr>
+        <w:t>Cláusula Décima Primeira</w:t>
+      </w:r>
+    </w:p>
+    <w:p>
+      <w:pPr>
+        <w:rPr>
+          <w:rFonts w:ascii="Trebuchet MS" w:eastAsia="Trebuchet MS" w:hAnsi="Trebuchet MS" w:cs="Trebuchet MS"/>
+          <w:sz w:val="20"/>
+          <w:szCs w:val="20"/>
+        </w:rPr>
+      </w:pPr>
+    </w:p>
+    <w:p>
+      <w:pPr>
+        <w:spacing w:line="360" w:lineRule="auto"/>
         <w:jc w:val="both"/>
         <w:rPr>
           <w:rFonts w:ascii="Trebuchet MS" w:hAnsi="Trebuchet MS"/>
@@ -1385,492 +1546,103 @@
           <w:sz w:val="20"/>
           <w:szCs w:val="20"/>
         </w:rPr>
-        <w:t>As ações que vierem a ser lançadas na sequência deste protocolo são implementadas numa ótica de confiança mútua e, sempre que possível, num espírito de reciprocidade.</w:t>
-      </w:r>
-    </w:p>
-    <w:p>
-      <w:pPr>
-        <w:pStyle w:val="Normal"/>
-        <w:spacing w:lineRule="auto" w:line="360"/>
+        <w:t xml:space="preserve">Os outorgantes comprometem-se em garantir absoluto e reservado sigilo quanto a informações, de que venham a ter conhecimento relacionadas com as atividades de ambos. </w:t>
+      </w:r>
+    </w:p>
+    <w:p>
+      <w:pPr>
+        <w:spacing w:line="360" w:lineRule="auto"/>
         <w:jc w:val="both"/>
         <w:rPr>
-          <w:rFonts w:ascii="Trebuchet MS" w:hAnsi="Trebuchet MS" w:eastAsia="Trebuchet MS" w:cs="Trebuchet MS"/>
-          <w:sz w:val="20"/>
-          <w:szCs w:val="20"/>
-        </w:rPr>
-      </w:pPr>
-      <w:r>
-        <w:rPr>
-          <w:rFonts w:eastAsia="Trebuchet MS" w:cs="Trebuchet MS" w:ascii="Trebuchet MS" w:hAnsi="Trebuchet MS"/>
-          <w:sz w:val="20"/>
-          <w:szCs w:val="20"/>
-        </w:rPr>
-      </w:r>
-    </w:p>
-    <w:p>
-      <w:pPr>
-        <w:pStyle w:val="Normal"/>
+          <w:rFonts w:ascii="Trebuchet MS" w:hAnsi="Trebuchet MS"/>
+          <w:sz w:val="20"/>
+          <w:szCs w:val="20"/>
+        </w:rPr>
+      </w:pPr>
+      <w:r>
+        <w:rPr>
+          <w:rFonts w:ascii="Trebuchet MS" w:hAnsi="Trebuchet MS"/>
+          <w:sz w:val="20"/>
+          <w:szCs w:val="20"/>
+        </w:rPr>
+        <w:t>As Partes obrigam-se a cumprir o disposto na legislação de proteção de dados pessoais em vigor em cada momento, nomeadamente, o Regulamento (UE) 2016/679 do Parlamento Europeu e do Conselho, de 27 de abril de 2016 (“RGPD”).</w:t>
+      </w:r>
+    </w:p>
+    <w:p>
+      <w:pPr>
+        <w:rPr>
+          <w:rFonts w:ascii="Trebuchet MS" w:eastAsia="Trebuchet MS" w:hAnsi="Trebuchet MS" w:cs="Trebuchet MS"/>
+          <w:sz w:val="20"/>
+          <w:szCs w:val="20"/>
+        </w:rPr>
+      </w:pPr>
+    </w:p>
+    <w:p>
+      <w:pPr>
+        <w:pStyle w:val="Ttulo1"/>
+        <w:rPr>
+          <w:rFonts w:ascii="Trebuchet MS" w:eastAsia="Trebuchet MS" w:hAnsi="Trebuchet MS" w:cs="Trebuchet MS"/>
+          <w:sz w:val="20"/>
+          <w:szCs w:val="20"/>
+        </w:rPr>
+      </w:pPr>
+      <w:r>
+        <w:rPr>
+          <w:rFonts w:ascii="Trebuchet MS" w:hAnsi="Trebuchet MS"/>
+          <w:sz w:val="20"/>
+          <w:szCs w:val="20"/>
+        </w:rPr>
+        <w:t>Cláusula Décima Segunda</w:t>
+      </w:r>
+    </w:p>
+    <w:p>
+      <w:pPr>
+        <w:rPr>
+          <w:rFonts w:ascii="Trebuchet MS" w:eastAsia="Trebuchet MS" w:hAnsi="Trebuchet MS" w:cs="Trebuchet MS"/>
+          <w:sz w:val="20"/>
+          <w:szCs w:val="20"/>
+        </w:rPr>
+      </w:pPr>
+    </w:p>
+    <w:p>
+      <w:pPr>
+        <w:spacing w:line="360" w:lineRule="auto"/>
         <w:jc w:val="both"/>
         <w:rPr>
-          <w:rFonts w:ascii="Trebuchet MS" w:hAnsi="Trebuchet MS" w:eastAsia="Trebuchet MS" w:cs="Trebuchet MS"/>
-          <w:sz w:val="20"/>
-          <w:szCs w:val="20"/>
-        </w:rPr>
-      </w:pPr>
-      <w:r>
-        <w:rPr>
-          <w:rFonts w:eastAsia="Trebuchet MS" w:cs="Trebuchet MS" w:ascii="Trebuchet MS" w:hAnsi="Trebuchet MS"/>
-          <w:sz w:val="20"/>
-          <w:szCs w:val="20"/>
-        </w:rPr>
-      </w:r>
-    </w:p>
-    <w:p>
-      <w:pPr>
-        <w:pStyle w:val="Heading1"/>
-        <w:rPr>
-          <w:rFonts w:ascii="Trebuchet MS" w:hAnsi="Trebuchet MS" w:eastAsia="Trebuchet MS" w:cs="Trebuchet MS"/>
-          <w:sz w:val="20"/>
-          <w:szCs w:val="20"/>
-        </w:rPr>
-      </w:pPr>
-      <w:r>
-        <w:rPr>
-          <w:rFonts w:ascii="Trebuchet MS" w:hAnsi="Trebuchet MS"/>
-          <w:sz w:val="20"/>
-          <w:szCs w:val="20"/>
-        </w:rPr>
-        <w:t>Cláusula Oitava</w:t>
-      </w:r>
-    </w:p>
-    <w:p>
-      <w:pPr>
-        <w:pStyle w:val="Normal"/>
-        <w:rPr>
-          <w:rFonts w:ascii="Trebuchet MS" w:hAnsi="Trebuchet MS" w:eastAsia="Trebuchet MS" w:cs="Trebuchet MS"/>
-          <w:b/>
-          <w:bCs/>
-          <w:sz w:val="20"/>
-          <w:szCs w:val="20"/>
-        </w:rPr>
-      </w:pPr>
-      <w:r>
-        <w:rPr>
-          <w:rFonts w:eastAsia="Trebuchet MS" w:cs="Trebuchet MS" w:ascii="Trebuchet MS" w:hAnsi="Trebuchet MS"/>
-          <w:b/>
-          <w:bCs/>
-          <w:sz w:val="20"/>
-          <w:szCs w:val="20"/>
-        </w:rPr>
-      </w:r>
-    </w:p>
-    <w:p>
-      <w:pPr>
-        <w:pStyle w:val="Heading1"/>
-        <w:spacing w:lineRule="auto" w:line="360"/>
-        <w:jc w:val="left"/>
-        <w:rPr>
-          <w:rFonts w:ascii="Trebuchet MS" w:hAnsi="Trebuchet MS" w:eastAsia="Trebuchet MS" w:cs="Trebuchet MS"/>
-          <w:b w:val="false"/>
-          <w:bCs w:val="false"/>
-          <w:sz w:val="20"/>
-          <w:szCs w:val="20"/>
-        </w:rPr>
-      </w:pPr>
-      <w:r>
-        <w:rPr>
-          <w:rFonts w:ascii="Trebuchet MS" w:hAnsi="Trebuchet MS"/>
-          <w:b w:val="false"/>
-          <w:bCs w:val="false"/>
-          <w:sz w:val="20"/>
-          <w:szCs w:val="20"/>
-        </w:rPr>
-        <w:t>Após a conclusão do Curso, o segundo outorgante terá direito de preferência na contratação do aluno-formando, em igualdade de condições contratuais.</w:t>
-      </w:r>
-    </w:p>
-    <w:p>
-      <w:pPr>
-        <w:pStyle w:val="Normal"/>
-        <w:rPr>
-          <w:rFonts w:ascii="Trebuchet MS" w:hAnsi="Trebuchet MS" w:eastAsia="Trebuchet MS" w:cs="Trebuchet MS"/>
-          <w:sz w:val="20"/>
-          <w:szCs w:val="20"/>
-        </w:rPr>
-      </w:pPr>
-      <w:r>
-        <w:rPr>
-          <w:rFonts w:eastAsia="Trebuchet MS" w:cs="Trebuchet MS" w:ascii="Trebuchet MS" w:hAnsi="Trebuchet MS"/>
-          <w:sz w:val="20"/>
-          <w:szCs w:val="20"/>
-        </w:rPr>
-      </w:r>
-    </w:p>
-    <w:p>
-      <w:pPr>
-        <w:pStyle w:val="Heading1"/>
-        <w:rPr>
-          <w:rFonts w:ascii="Trebuchet MS" w:hAnsi="Trebuchet MS" w:eastAsia="Trebuchet MS" w:cs="Trebuchet MS"/>
-          <w:sz w:val="20"/>
-          <w:szCs w:val="20"/>
-        </w:rPr>
-      </w:pPr>
-      <w:r>
-        <w:rPr>
-          <w:rFonts w:ascii="Trebuchet MS" w:hAnsi="Trebuchet MS"/>
-          <w:sz w:val="20"/>
-          <w:szCs w:val="20"/>
-        </w:rPr>
-        <w:t>Cláusula Nona</w:t>
-      </w:r>
-    </w:p>
-    <w:p>
-      <w:pPr>
-        <w:pStyle w:val="Normal"/>
-        <w:rPr>
-          <w:rFonts w:ascii="Trebuchet MS" w:hAnsi="Trebuchet MS" w:eastAsia="Trebuchet MS" w:cs="Trebuchet MS"/>
-          <w:sz w:val="20"/>
-          <w:szCs w:val="20"/>
-        </w:rPr>
-      </w:pPr>
-      <w:r>
-        <w:rPr>
-          <w:rFonts w:eastAsia="Trebuchet MS" w:cs="Trebuchet MS" w:ascii="Trebuchet MS" w:hAnsi="Trebuchet MS"/>
-          <w:sz w:val="20"/>
-          <w:szCs w:val="20"/>
-        </w:rPr>
-      </w:r>
-    </w:p>
-    <w:p>
-      <w:pPr>
-        <w:pStyle w:val="BodyText"/>
-        <w:spacing w:lineRule="auto" w:line="288" w:before="48" w:after="48"/>
-        <w:rPr>
-          <w:rFonts w:ascii="Trebuchet MS" w:hAnsi="Trebuchet MS"/>
-        </w:rPr>
-      </w:pPr>
-      <w:r>
-        <w:rPr>
-          <w:rFonts w:ascii="Trebuchet MS" w:hAnsi="Trebuchet MS"/>
-        </w:rPr>
-        <w:t xml:space="preserve">As partes convencionam que todos os direitos de propriedade intelectual e direitos de autor sobre todas as obras realizadas ou a realizar pelo formando no âmbito da Formação em Contexto de Trabalho, cabem originária e exclusivamente ao segundo outorgante, ficando desde já o segundo outorgante, na condição de titular exclusivo dos referidos direitos, autorizado a, por qualquer forma ou meio, modificá-las, cedê-las e utilizá-las, nomeadamente em conjunto com outras obras ou materiais. </w:t>
-      </w:r>
-    </w:p>
-    <w:p>
-      <w:pPr>
-        <w:pStyle w:val="BodyText"/>
-        <w:spacing w:lineRule="auto" w:line="288" w:before="48" w:after="48"/>
-        <w:rPr>
-          <w:rFonts w:ascii="Trebuchet MS" w:hAnsi="Trebuchet MS"/>
-        </w:rPr>
-      </w:pPr>
-      <w:r>
-        <w:rPr>
-          <w:rFonts w:ascii="Trebuchet MS" w:hAnsi="Trebuchet MS"/>
-        </w:rPr>
-        <w:t>Consideram-se abrangidos pelo parágrafo antecedente, todos os materiais especialmente concebidos e executados pelo formando no âmbito do presente Formação em Contexto de Trabalho, escritos ou sob qualquer outro suporte, em original ou cópia, nomeadamente estudos, relatórios, dados em formato eletrónico e tabulações, inquéritos e questionários, obrigando-se o formando a guardar rigoroso sigilo sobre os mesmos, não podendo dar-lhe outro destino que não seja o seu uso no âmbito deste protocolo</w:t>
-      </w:r>
-    </w:p>
-    <w:p>
-      <w:pPr>
-        <w:pStyle w:val="BodyText"/>
-        <w:spacing w:lineRule="auto" w:line="288" w:before="48" w:after="48"/>
-        <w:rPr>
-          <w:rFonts w:ascii="Trebuchet MS" w:hAnsi="Trebuchet MS" w:eastAsia="Trebuchet MS" w:cs="Trebuchet MS"/>
-        </w:rPr>
-      </w:pPr>
-      <w:r>
-        <w:rPr>
-          <w:rFonts w:eastAsia="Trebuchet MS" w:cs="Trebuchet MS" w:ascii="Trebuchet MS" w:hAnsi="Trebuchet MS"/>
-        </w:rPr>
-      </w:r>
-    </w:p>
-    <w:p>
-      <w:pPr>
-        <w:pStyle w:val="Heading1"/>
-        <w:rPr>
-          <w:rFonts w:ascii="Trebuchet MS" w:hAnsi="Trebuchet MS" w:eastAsia="Trebuchet MS" w:cs="Trebuchet MS"/>
-          <w:sz w:val="20"/>
-          <w:szCs w:val="20"/>
-        </w:rPr>
-      </w:pPr>
-      <w:r>
-        <w:rPr>
-          <w:rFonts w:eastAsia="Trebuchet MS" w:cs="Trebuchet MS" w:ascii="Trebuchet MS" w:hAnsi="Trebuchet MS"/>
-          <w:sz w:val="20"/>
-          <w:szCs w:val="20"/>
-        </w:rPr>
-      </w:r>
-    </w:p>
-    <w:p>
-      <w:pPr>
-        <w:pStyle w:val="Heading1"/>
-        <w:rPr>
-          <w:rFonts w:ascii="Trebuchet MS" w:hAnsi="Trebuchet MS" w:eastAsia="Trebuchet MS" w:cs="Trebuchet MS"/>
-          <w:sz w:val="20"/>
-          <w:szCs w:val="20"/>
-        </w:rPr>
-      </w:pPr>
-      <w:r>
-        <w:rPr>
-          <w:rFonts w:ascii="Trebuchet MS" w:hAnsi="Trebuchet MS"/>
-          <w:sz w:val="20"/>
-          <w:szCs w:val="20"/>
-        </w:rPr>
-        <w:t>Cláusula Décima</w:t>
-      </w:r>
-    </w:p>
-    <w:p>
-      <w:pPr>
-        <w:pStyle w:val="Normal"/>
-        <w:spacing w:lineRule="auto" w:line="360"/>
+          <w:rFonts w:ascii="Trebuchet MS" w:eastAsia="Trebuchet MS" w:hAnsi="Trebuchet MS" w:cs="Trebuchet MS"/>
+          <w:sz w:val="20"/>
+          <w:szCs w:val="20"/>
+        </w:rPr>
+      </w:pPr>
+      <w:r>
+        <w:rPr>
+          <w:rFonts w:ascii="Trebuchet MS" w:hAnsi="Trebuchet MS"/>
+          <w:sz w:val="20"/>
+          <w:szCs w:val="20"/>
+        </w:rPr>
+        <w:lastRenderedPageBreak/>
+        <w:t>Quaisquer dúvidas de interpretação e lacunas do presente protocolo serão dirimidas por acordo entre ambas as partes. Quaisquer dúvidas de interpretação e lacunas do presente protocolo serão dirimidas por acordo entre ambas as partes.</w:t>
+      </w:r>
+    </w:p>
+    <w:p>
+      <w:pPr>
+        <w:spacing w:line="360" w:lineRule="auto"/>
         <w:jc w:val="both"/>
         <w:rPr>
-          <w:rFonts w:ascii="Trebuchet MS" w:hAnsi="Trebuchet MS" w:eastAsia="Trebuchet MS" w:cs="Trebuchet MS"/>
-          <w:sz w:val="20"/>
-          <w:szCs w:val="20"/>
-        </w:rPr>
-      </w:pPr>
-      <w:r>
-        <w:rPr>
-          <w:rFonts w:eastAsia="Trebuchet MS" w:cs="Trebuchet MS" w:ascii="Trebuchet MS" w:hAnsi="Trebuchet MS"/>
-          <w:sz w:val="20"/>
-          <w:szCs w:val="20"/>
-        </w:rPr>
-      </w:r>
-    </w:p>
-    <w:p>
-      <w:pPr>
-        <w:pStyle w:val="Normal"/>
-        <w:spacing w:lineRule="auto" w:line="360"/>
-        <w:rPr>
-          <w:rFonts w:ascii="Trebuchet MS" w:hAnsi="Trebuchet MS"/>
-          <w:sz w:val="20"/>
-          <w:szCs w:val="20"/>
-        </w:rPr>
-      </w:pPr>
-      <w:r>
-        <w:rPr>
-          <w:rFonts w:ascii="Trebuchet MS" w:hAnsi="Trebuchet MS"/>
-          <w:sz w:val="20"/>
-          <w:szCs w:val="20"/>
-        </w:rPr>
-        <w:t xml:space="preserve">A relação entre as partes e entre as partes e formando rege-se exclusivamente pelas disposições do presente protocolo, não sendo aplicáveis a esta relação quaisquer normas legais de natureza laboral, normas internas do segundo outorgante, que apenas contemplem relações do tipo juslaboral. </w:t>
-      </w:r>
-    </w:p>
-    <w:p>
-      <w:pPr>
-        <w:pStyle w:val="Normal"/>
-        <w:spacing w:lineRule="auto" w:line="360"/>
-        <w:rPr>
-          <w:rFonts w:ascii="Trebuchet MS" w:hAnsi="Trebuchet MS"/>
-          <w:sz w:val="20"/>
-          <w:szCs w:val="20"/>
-        </w:rPr>
-      </w:pPr>
-      <w:r>
-        <w:rPr>
-          <w:rFonts w:ascii="Trebuchet MS" w:hAnsi="Trebuchet MS"/>
-          <w:sz w:val="20"/>
-          <w:szCs w:val="20"/>
-        </w:rPr>
-        <w:t>Sem prejuízo do disposto na cláusula oitava, o presente protocolo não gera qualquer obrigação para o segundo outorgante quanto a estabelecimento futuro de qualquer vínculo laboral com o formando.</w:t>
-      </w:r>
-    </w:p>
-    <w:p>
-      <w:pPr>
-        <w:pStyle w:val="Normal"/>
-        <w:spacing w:lineRule="auto" w:line="360"/>
-        <w:rPr>
-          <w:rFonts w:ascii="Trebuchet MS" w:hAnsi="Trebuchet MS" w:eastAsia="Trebuchet MS" w:cs="Trebuchet MS"/>
-          <w:sz w:val="20"/>
-          <w:szCs w:val="20"/>
-        </w:rPr>
-      </w:pPr>
-      <w:r>
-        <w:rPr>
-          <w:rFonts w:eastAsia="Trebuchet MS" w:cs="Trebuchet MS" w:ascii="Trebuchet MS" w:hAnsi="Trebuchet MS"/>
-          <w:sz w:val="20"/>
-          <w:szCs w:val="20"/>
-        </w:rPr>
-      </w:r>
-    </w:p>
-    <w:p>
-      <w:pPr>
-        <w:pStyle w:val="Heading1"/>
-        <w:rPr>
-          <w:rFonts w:ascii="Trebuchet MS" w:hAnsi="Trebuchet MS" w:eastAsia="Trebuchet MS" w:cs="Trebuchet MS"/>
-          <w:sz w:val="20"/>
-          <w:szCs w:val="20"/>
-        </w:rPr>
-      </w:pPr>
-      <w:r>
-        <w:rPr>
-          <w:rFonts w:ascii="Trebuchet MS" w:hAnsi="Trebuchet MS"/>
-          <w:sz w:val="20"/>
-          <w:szCs w:val="20"/>
-        </w:rPr>
-        <w:t>Cláusula Décima Primeira</w:t>
-      </w:r>
-    </w:p>
-    <w:p>
-      <w:pPr>
-        <w:pStyle w:val="Normal"/>
-        <w:rPr>
-          <w:rFonts w:ascii="Trebuchet MS" w:hAnsi="Trebuchet MS" w:eastAsia="Trebuchet MS" w:cs="Trebuchet MS"/>
-          <w:sz w:val="20"/>
-          <w:szCs w:val="20"/>
-        </w:rPr>
-      </w:pPr>
-      <w:r>
-        <w:rPr>
-          <w:rFonts w:eastAsia="Trebuchet MS" w:cs="Trebuchet MS" w:ascii="Trebuchet MS" w:hAnsi="Trebuchet MS"/>
-          <w:sz w:val="20"/>
-          <w:szCs w:val="20"/>
-        </w:rPr>
-      </w:r>
-    </w:p>
-    <w:p>
-      <w:pPr>
-        <w:pStyle w:val="Normal"/>
-        <w:spacing w:lineRule="auto" w:line="360"/>
-        <w:jc w:val="both"/>
-        <w:rPr>
-          <w:rFonts w:ascii="Trebuchet MS" w:hAnsi="Trebuchet MS"/>
-          <w:sz w:val="20"/>
-          <w:szCs w:val="20"/>
-        </w:rPr>
-      </w:pPr>
-      <w:r>
-        <w:rPr>
-          <w:rFonts w:ascii="Trebuchet MS" w:hAnsi="Trebuchet MS"/>
-          <w:sz w:val="20"/>
-          <w:szCs w:val="20"/>
-        </w:rPr>
-        <w:t xml:space="preserve">Os outorgantes comprometem-se em garantir absoluto e reservado sigilo quanto a informações, de que venham a ter conhecimento relacionadas com as atividades de ambos. </w:t>
-      </w:r>
-    </w:p>
-    <w:p>
-      <w:pPr>
-        <w:pStyle w:val="Normal"/>
-        <w:spacing w:lineRule="auto" w:line="360"/>
-        <w:jc w:val="both"/>
-        <w:rPr>
-          <w:rFonts w:ascii="Trebuchet MS" w:hAnsi="Trebuchet MS"/>
-          <w:sz w:val="20"/>
-          <w:szCs w:val="20"/>
-        </w:rPr>
-      </w:pPr>
-      <w:r>
-        <w:rPr>
-          <w:rFonts w:ascii="Trebuchet MS" w:hAnsi="Trebuchet MS"/>
-          <w:sz w:val="20"/>
-          <w:szCs w:val="20"/>
-        </w:rPr>
-        <w:t>As Partes obrigam-se a cumprir o disposto na legislação de proteção de dados pessoais em vigor em cada momento, nomeadamente, o Regulamento (UE) 2016/679 do Parlamento Europeu e do Conselho, de 27 de abril de 2016 (“RGPD”).</w:t>
-      </w:r>
-    </w:p>
-    <w:p>
-      <w:pPr>
-        <w:pStyle w:val="Normal"/>
-        <w:rPr>
-          <w:rFonts w:ascii="Trebuchet MS" w:hAnsi="Trebuchet MS" w:eastAsia="Trebuchet MS" w:cs="Trebuchet MS"/>
-          <w:sz w:val="20"/>
-          <w:szCs w:val="20"/>
-        </w:rPr>
-      </w:pPr>
-      <w:r>
-        <w:rPr>
-          <w:rFonts w:eastAsia="Trebuchet MS" w:cs="Trebuchet MS" w:ascii="Trebuchet MS" w:hAnsi="Trebuchet MS"/>
-          <w:sz w:val="20"/>
-          <w:szCs w:val="20"/>
-        </w:rPr>
-      </w:r>
-    </w:p>
-    <w:p>
-      <w:pPr>
-        <w:pStyle w:val="Heading1"/>
-        <w:rPr>
-          <w:rFonts w:ascii="Trebuchet MS" w:hAnsi="Trebuchet MS" w:eastAsia="Trebuchet MS" w:cs="Trebuchet MS"/>
-          <w:sz w:val="20"/>
-          <w:szCs w:val="20"/>
-        </w:rPr>
-      </w:pPr>
-      <w:r>
-        <w:rPr>
-          <w:rFonts w:ascii="Trebuchet MS" w:hAnsi="Trebuchet MS"/>
-          <w:sz w:val="20"/>
-          <w:szCs w:val="20"/>
-        </w:rPr>
-        <w:t>Cláusula Décima Segunda</w:t>
-      </w:r>
-    </w:p>
-    <w:p>
-      <w:pPr>
-        <w:pStyle w:val="Normal"/>
-        <w:rPr>
-          <w:rFonts w:ascii="Trebuchet MS" w:hAnsi="Trebuchet MS" w:eastAsia="Trebuchet MS" w:cs="Trebuchet MS"/>
-          <w:sz w:val="20"/>
-          <w:szCs w:val="20"/>
-        </w:rPr>
-      </w:pPr>
-      <w:r>
-        <w:rPr>
-          <w:rFonts w:eastAsia="Trebuchet MS" w:cs="Trebuchet MS" w:ascii="Trebuchet MS" w:hAnsi="Trebuchet MS"/>
-          <w:sz w:val="20"/>
-          <w:szCs w:val="20"/>
-        </w:rPr>
-      </w:r>
-    </w:p>
-    <w:p>
-      <w:pPr>
-        <w:pStyle w:val="Normal"/>
-        <w:spacing w:lineRule="auto" w:line="360"/>
-        <w:jc w:val="both"/>
-        <w:rPr>
-          <w:rFonts w:ascii="Trebuchet MS" w:hAnsi="Trebuchet MS" w:eastAsia="Trebuchet MS" w:cs="Trebuchet MS"/>
-          <w:sz w:val="20"/>
-          <w:szCs w:val="20"/>
-        </w:rPr>
-      </w:pPr>
-      <w:r>
-        <w:rPr>
-          <w:rFonts w:ascii="Trebuchet MS" w:hAnsi="Trebuchet MS"/>
-          <w:sz w:val="20"/>
-          <w:szCs w:val="20"/>
-        </w:rPr>
-        <w:t>Quaisquer dúvidas de interpretação e lacunas do presente protocolo serão dirimidas por acordo entre ambas as partes. Quaisquer dúvidas de interpretação e lacunas do presente protocolo serão dirimidas por acordo entre ambas as partes.</w:t>
-      </w:r>
-    </w:p>
-    <w:p>
-      <w:pPr>
-        <w:pStyle w:val="Normal"/>
-        <w:spacing w:lineRule="auto" w:line="360"/>
-        <w:jc w:val="both"/>
-        <w:rPr>
-          <w:rFonts w:ascii="Trebuchet MS" w:hAnsi="Trebuchet MS" w:eastAsia="Trebuchet MS" w:cs="Trebuchet MS"/>
+          <w:rFonts w:ascii="Trebuchet MS" w:eastAsia="Trebuchet MS" w:hAnsi="Trebuchet MS" w:cs="Trebuchet MS"/>
           <w:color w:val="FF0000"/>
           <w:sz w:val="20"/>
           <w:szCs w:val="20"/>
           <w:u w:val="single" w:color="FF0000"/>
         </w:rPr>
       </w:pPr>
-      <w:r>
-        <w:rPr>
-          <w:rFonts w:eastAsia="Trebuchet MS" w:cs="Trebuchet MS" w:ascii="Trebuchet MS" w:hAnsi="Trebuchet MS"/>
-          <w:color w:val="FF0000"/>
-          <w:sz w:val="20"/>
-          <w:szCs w:val="20"/>
-          <w:u w:val="single" w:color="FF0000"/>
-        </w:rPr>
-      </w:r>
-    </w:p>
-    <w:p>
-      <w:pPr>
-        <w:pStyle w:val="Normal"/>
-        <w:spacing w:lineRule="auto" w:line="360"/>
+    </w:p>
+    <w:p>
+      <w:pPr>
+        <w:spacing w:line="360" w:lineRule="auto"/>
         <w:jc w:val="center"/>
         <w:rPr>
-          <w:rFonts w:ascii="Trebuchet MS" w:hAnsi="Trebuchet MS" w:eastAsia="Trebuchet MS" w:cs="Trebuchet MS"/>
+          <w:rFonts w:ascii="Trebuchet MS" w:eastAsia="Trebuchet MS" w:hAnsi="Trebuchet MS" w:cs="Trebuchet MS"/>
           <w:b/>
           <w:bCs/>
           <w:color w:val="auto"/>
@@ -1880,7 +1652,7 @@
       </w:pPr>
       <w:r>
         <w:rPr>
-          <w:rFonts w:eastAsia="Trebuchet MS" w:cs="Trebuchet MS" w:ascii="Trebuchet MS" w:hAnsi="Trebuchet MS"/>
+          <w:rFonts w:ascii="Trebuchet MS" w:eastAsia="Trebuchet MS" w:hAnsi="Trebuchet MS" w:cs="Trebuchet MS"/>
           <w:b/>
           <w:bCs/>
           <w:color w:val="auto"/>
@@ -1892,11 +1664,10 @@
     </w:p>
     <w:p>
       <w:pPr>
-        <w:pStyle w:val="Normal"/>
-        <w:spacing w:lineRule="auto" w:line="360"/>
+        <w:spacing w:line="360" w:lineRule="auto"/>
         <w:jc w:val="both"/>
         <w:rPr>
-          <w:rFonts w:ascii="Trebuchet MS" w:hAnsi="Trebuchet MS" w:eastAsia="Trebuchet MS" w:cs="Trebuchet MS"/>
+          <w:rFonts w:ascii="Trebuchet MS" w:eastAsia="Trebuchet MS" w:hAnsi="Trebuchet MS" w:cs="Trebuchet MS"/>
           <w:color w:val="auto"/>
           <w:sz w:val="20"/>
           <w:szCs w:val="20"/>
@@ -1904,7 +1675,7 @@
       </w:pPr>
       <w:r>
         <w:rPr>
-          <w:rFonts w:eastAsia="Trebuchet MS" w:cs="Trebuchet MS" w:ascii="Trebuchet MS" w:hAnsi="Trebuchet MS"/>
+          <w:rFonts w:ascii="Trebuchet MS" w:eastAsia="Trebuchet MS" w:hAnsi="Trebuchet MS" w:cs="Trebuchet MS"/>
           <w:color w:val="auto"/>
           <w:sz w:val="20"/>
           <w:szCs w:val="20"/>
@@ -1914,11 +1685,10 @@
     </w:p>
     <w:p>
       <w:pPr>
-        <w:pStyle w:val="Normal"/>
-        <w:spacing w:lineRule="auto" w:line="360"/>
+        <w:spacing w:line="360" w:lineRule="auto"/>
         <w:jc w:val="both"/>
         <w:rPr>
-          <w:rFonts w:ascii="Trebuchet MS" w:hAnsi="Trebuchet MS" w:eastAsia="Trebuchet MS" w:cs="Trebuchet MS"/>
+          <w:rFonts w:ascii="Trebuchet MS" w:eastAsia="Trebuchet MS" w:hAnsi="Trebuchet MS" w:cs="Trebuchet MS"/>
           <w:color w:val="auto"/>
           <w:sz w:val="20"/>
           <w:szCs w:val="20"/>
@@ -1926,7 +1696,7 @@
       </w:pPr>
       <w:r>
         <w:rPr>
-          <w:rFonts w:eastAsia="Trebuchet MS" w:cs="Trebuchet MS" w:ascii="Trebuchet MS" w:hAnsi="Trebuchet MS"/>
+          <w:rFonts w:ascii="Trebuchet MS" w:eastAsia="Trebuchet MS" w:hAnsi="Trebuchet MS" w:cs="Trebuchet MS"/>
           <w:color w:val="auto"/>
           <w:sz w:val="20"/>
           <w:szCs w:val="20"/>
@@ -1936,11 +1706,10 @@
     </w:p>
     <w:p>
       <w:pPr>
-        <w:pStyle w:val="Normal"/>
-        <w:spacing w:lineRule="auto" w:line="360"/>
+        <w:spacing w:line="360" w:lineRule="auto"/>
         <w:jc w:val="both"/>
         <w:rPr>
-          <w:rFonts w:ascii="Trebuchet MS" w:hAnsi="Trebuchet MS" w:eastAsia="Trebuchet MS" w:cs="Trebuchet MS"/>
+          <w:rFonts w:ascii="Trebuchet MS" w:eastAsia="Trebuchet MS" w:hAnsi="Trebuchet MS" w:cs="Trebuchet MS"/>
           <w:color w:val="auto"/>
           <w:sz w:val="20"/>
           <w:szCs w:val="20"/>
@@ -1948,7 +1717,7 @@
       </w:pPr>
       <w:r>
         <w:rPr>
-          <w:rFonts w:eastAsia="Trebuchet MS" w:cs="Trebuchet MS" w:ascii="Trebuchet MS" w:hAnsi="Trebuchet MS"/>
+          <w:rFonts w:ascii="Trebuchet MS" w:eastAsia="Trebuchet MS" w:hAnsi="Trebuchet MS" w:cs="Trebuchet MS"/>
           <w:color w:val="auto"/>
           <w:sz w:val="20"/>
           <w:szCs w:val="20"/>
@@ -1958,11 +1727,10 @@
     </w:p>
     <w:p>
       <w:pPr>
-        <w:pStyle w:val="Normal"/>
-        <w:spacing w:lineRule="auto" w:line="360"/>
+        <w:spacing w:line="360" w:lineRule="auto"/>
         <w:jc w:val="center"/>
         <w:rPr>
-          <w:rFonts w:ascii="Trebuchet MS" w:hAnsi="Trebuchet MS" w:eastAsia="Trebuchet MS" w:cs="Trebuchet MS"/>
+          <w:rFonts w:ascii="Trebuchet MS" w:eastAsia="Trebuchet MS" w:hAnsi="Trebuchet MS" w:cs="Trebuchet MS"/>
           <w:b/>
           <w:bCs/>
           <w:color w:val="auto"/>
@@ -1972,7 +1740,7 @@
       </w:pPr>
       <w:r>
         <w:rPr>
-          <w:rFonts w:eastAsia="Trebuchet MS" w:cs="Trebuchet MS" w:ascii="Trebuchet MS" w:hAnsi="Trebuchet MS"/>
+          <w:rFonts w:ascii="Trebuchet MS" w:eastAsia="Trebuchet MS" w:hAnsi="Trebuchet MS" w:cs="Trebuchet MS"/>
           <w:b/>
           <w:bCs/>
           <w:color w:val="auto"/>
@@ -1984,11 +1752,10 @@
     </w:p>
     <w:p>
       <w:pPr>
-        <w:pStyle w:val="Normal"/>
-        <w:spacing w:lineRule="auto" w:line="360"/>
+        <w:spacing w:line="360" w:lineRule="auto"/>
         <w:jc w:val="both"/>
         <w:rPr>
-          <w:rFonts w:ascii="Trebuchet MS" w:hAnsi="Trebuchet MS" w:eastAsia="Trebuchet MS" w:cs="Trebuchet MS"/>
+          <w:rFonts w:ascii="Trebuchet MS" w:eastAsia="Trebuchet MS" w:hAnsi="Trebuchet MS" w:cs="Trebuchet MS"/>
           <w:color w:val="auto"/>
           <w:sz w:val="20"/>
           <w:szCs w:val="20"/>
@@ -1996,7 +1763,7 @@
       </w:pPr>
       <w:r>
         <w:rPr>
-          <w:rFonts w:eastAsia="Trebuchet MS" w:cs="Trebuchet MS" w:ascii="Trebuchet MS" w:hAnsi="Trebuchet MS"/>
+          <w:rFonts w:ascii="Trebuchet MS" w:eastAsia="Trebuchet MS" w:hAnsi="Trebuchet MS" w:cs="Trebuchet MS"/>
           <w:color w:val="auto"/>
           <w:sz w:val="20"/>
           <w:szCs w:val="20"/>
@@ -2006,11 +1773,10 @@
     </w:p>
     <w:p>
       <w:pPr>
-        <w:pStyle w:val="Normal"/>
-        <w:spacing w:lineRule="auto" w:line="360"/>
+        <w:spacing w:line="360" w:lineRule="auto"/>
         <w:jc w:val="both"/>
         <w:rPr>
-          <w:rFonts w:ascii="Trebuchet MS" w:hAnsi="Trebuchet MS" w:eastAsia="Trebuchet MS" w:cs="Trebuchet MS"/>
+          <w:rFonts w:ascii="Trebuchet MS" w:eastAsia="Trebuchet MS" w:hAnsi="Trebuchet MS" w:cs="Trebuchet MS"/>
           <w:color w:val="auto"/>
           <w:sz w:val="20"/>
           <w:szCs w:val="20"/>
@@ -2018,7 +1784,7 @@
       </w:pPr>
       <w:r>
         <w:rPr>
-          <w:rFonts w:eastAsia="Trebuchet MS" w:cs="Trebuchet MS" w:ascii="Trebuchet MS" w:hAnsi="Trebuchet MS"/>
+          <w:rFonts w:ascii="Trebuchet MS" w:eastAsia="Trebuchet MS" w:hAnsi="Trebuchet MS" w:cs="Trebuchet MS"/>
           <w:color w:val="auto"/>
           <w:sz w:val="20"/>
           <w:szCs w:val="20"/>
@@ -2028,32 +1794,21 @@
     </w:p>
     <w:p>
       <w:pPr>
-        <w:pStyle w:val="Normal"/>
-        <w:spacing w:lineRule="auto" w:line="360"/>
+        <w:spacing w:line="360" w:lineRule="auto"/>
         <w:jc w:val="both"/>
         <w:rPr>
-          <w:rFonts w:ascii="Trebuchet MS" w:hAnsi="Trebuchet MS" w:eastAsia="Trebuchet MS" w:cs="Trebuchet MS"/>
+          <w:rFonts w:ascii="Trebuchet MS" w:eastAsia="Trebuchet MS" w:hAnsi="Trebuchet MS" w:cs="Trebuchet MS"/>
           <w:color w:val="FF0000"/>
           <w:sz w:val="20"/>
           <w:szCs w:val="20"/>
           <w:u w:val="single" w:color="FF0000"/>
         </w:rPr>
       </w:pPr>
-      <w:r>
-        <w:rPr>
-          <w:rFonts w:eastAsia="Trebuchet MS" w:cs="Trebuchet MS" w:ascii="Trebuchet MS" w:hAnsi="Trebuchet MS"/>
-          <w:color w:val="FF0000"/>
-          <w:sz w:val="20"/>
-          <w:szCs w:val="20"/>
-          <w:u w:val="single" w:color="FF0000"/>
-        </w:rPr>
-      </w:r>
-    </w:p>
-    <w:p>
-      <w:pPr>
-        <w:pStyle w:val="Normal"/>
-        <w:rPr>
-          <w:rFonts w:ascii="Trebuchet MS" w:hAnsi="Trebuchet MS" w:eastAsia="Arial" w:cs="Arial"/>
+    </w:p>
+    <w:p>
+      <w:pPr>
+        <w:rPr>
+          <w:rFonts w:ascii="Trebuchet MS" w:eastAsia="Arial" w:hAnsi="Trebuchet MS" w:cs="Arial"/>
           <w:color w:val="00000A"/>
           <w:sz w:val="20"/>
           <w:szCs w:val="20"/>
@@ -2061,7 +1816,7 @@
       </w:pPr>
       <w:r>
         <w:rPr>
-          <w:rFonts w:eastAsia="Arial" w:cs="Arial" w:ascii="Trebuchet MS" w:hAnsi="Trebuchet MS"/>
+          <w:rFonts w:ascii="Trebuchet MS" w:eastAsia="Arial" w:hAnsi="Trebuchet MS" w:cs="Arial"/>
           <w:color w:val="00000A"/>
           <w:sz w:val="20"/>
           <w:szCs w:val="20"/>
@@ -2078,7 +1833,7 @@
       </w:r>
       <w:r>
         <w:rPr>
-          <w:rFonts w:eastAsia="Arial" w:cs="Arial" w:ascii="Trebuchet MS" w:hAnsi="Trebuchet MS"/>
+          <w:rFonts w:ascii="Trebuchet MS" w:eastAsia="Arial" w:hAnsi="Trebuchet MS" w:cs="Arial"/>
           <w:color w:val="00000A"/>
           <w:sz w:val="20"/>
           <w:szCs w:val="20"/>
@@ -2088,121 +1843,67 @@
     </w:p>
     <w:p>
       <w:pPr>
-        <w:pStyle w:val="Normal"/>
-        <w:rPr>
-          <w:rFonts w:ascii="Trebuchet MS" w:hAnsi="Trebuchet MS" w:eastAsia="Arial" w:cs="Arial"/>
+        <w:rPr>
+          <w:rFonts w:ascii="Trebuchet MS" w:eastAsia="Arial" w:hAnsi="Trebuchet MS" w:cs="Arial"/>
           <w:color w:val="00000A"/>
           <w:sz w:val="20"/>
           <w:szCs w:val="20"/>
         </w:rPr>
       </w:pPr>
-      <w:r>
-        <w:rPr>
-          <w:rFonts w:eastAsia="Arial" w:cs="Arial" w:ascii="Trebuchet MS" w:hAnsi="Trebuchet MS"/>
+    </w:p>
+    <w:p>
+      <w:pPr>
+        <w:rPr>
+          <w:rFonts w:ascii="Trebuchet MS" w:eastAsia="Arial" w:hAnsi="Trebuchet MS" w:cs="Arial"/>
           <w:color w:val="00000A"/>
           <w:sz w:val="20"/>
           <w:szCs w:val="20"/>
         </w:rPr>
-      </w:r>
-    </w:p>
-    <w:p>
-      <w:pPr>
-        <w:pStyle w:val="Normal"/>
-        <w:rPr>
-          <w:rFonts w:ascii="Trebuchet MS" w:hAnsi="Trebuchet MS" w:eastAsia="Arial" w:cs="Arial"/>
+      </w:pPr>
+    </w:p>
+    <w:p>
+      <w:pPr>
+        <w:rPr>
+          <w:rFonts w:ascii="Trebuchet MS" w:eastAsia="Arial" w:hAnsi="Trebuchet MS" w:cs="Arial"/>
           <w:color w:val="00000A"/>
           <w:sz w:val="20"/>
           <w:szCs w:val="20"/>
         </w:rPr>
       </w:pPr>
-      <w:r>
-        <w:rPr>
-          <w:rFonts w:eastAsia="Arial" w:cs="Arial" w:ascii="Trebuchet MS" w:hAnsi="Trebuchet MS"/>
+    </w:p>
+    <w:p>
+      <w:pPr>
+        <w:rPr>
+          <w:rFonts w:ascii="Trebuchet MS" w:eastAsia="Arial" w:hAnsi="Trebuchet MS" w:cs="Arial"/>
           <w:color w:val="00000A"/>
           <w:sz w:val="20"/>
           <w:szCs w:val="20"/>
         </w:rPr>
-      </w:r>
-    </w:p>
-    <w:p>
-      <w:pPr>
-        <w:pStyle w:val="Normal"/>
-        <w:rPr>
-          <w:rFonts w:ascii="Trebuchet MS" w:hAnsi="Trebuchet MS" w:eastAsia="Arial" w:cs="Arial"/>
+      </w:pPr>
+    </w:p>
+    <w:p>
+      <w:pPr>
+        <w:rPr>
+          <w:rFonts w:ascii="Trebuchet MS" w:eastAsia="Arial" w:hAnsi="Trebuchet MS" w:cs="Arial"/>
           <w:color w:val="00000A"/>
           <w:sz w:val="20"/>
           <w:szCs w:val="20"/>
         </w:rPr>
       </w:pPr>
-      <w:r>
-        <w:rPr>
-          <w:rFonts w:eastAsia="Arial" w:cs="Arial" w:ascii="Trebuchet MS" w:hAnsi="Trebuchet MS"/>
-          <w:color w:val="00000A"/>
-          <w:sz w:val="20"/>
-          <w:szCs w:val="20"/>
-        </w:rPr>
-      </w:r>
-    </w:p>
-    <w:p>
-      <w:pPr>
-        <w:pStyle w:val="Normal"/>
-        <w:rPr>
-          <w:rFonts w:ascii="Trebuchet MS" w:hAnsi="Trebuchet MS" w:eastAsia="Arial" w:cs="Arial"/>
-          <w:color w:val="00000A"/>
-          <w:sz w:val="20"/>
-          <w:szCs w:val="20"/>
-        </w:rPr>
-      </w:pPr>
-      <w:r>
-        <w:rPr>
-          <w:rFonts w:eastAsia="Arial" w:cs="Arial" w:ascii="Trebuchet MS" w:hAnsi="Trebuchet MS"/>
-          <w:color w:val="00000A"/>
-          <w:sz w:val="20"/>
-          <w:szCs w:val="20"/>
-        </w:rPr>
-      </w:r>
-    </w:p>
-    <w:p>
-      <w:pPr>
-        <w:pStyle w:val="Normal"/>
-        <w:rPr>
-          <w:rFonts w:ascii="Trebuchet MS" w:hAnsi="Trebuchet MS" w:eastAsia="Arial" w:cs="Arial"/>
-          <w:color w:val="00000A"/>
-          <w:sz w:val="20"/>
-          <w:szCs w:val="20"/>
-        </w:rPr>
-      </w:pPr>
-      <w:r>
-        <w:rPr>
-          <w:rFonts w:eastAsia="Arial" w:cs="Arial" w:ascii="Trebuchet MS" w:hAnsi="Trebuchet MS"/>
-          <w:color w:val="00000A"/>
-          <w:sz w:val="20"/>
-          <w:szCs w:val="20"/>
-        </w:rPr>
-      </w:r>
-    </w:p>
-    <w:p>
-      <w:pPr>
-        <w:pStyle w:val="Normal"/>
-        <w:rPr>
-          <w:rFonts w:ascii="Trebuchet MS" w:hAnsi="Trebuchet MS" w:eastAsia="Trebuchet MS" w:cs="Trebuchet MS"/>
+    </w:p>
+    <w:p>
+      <w:pPr>
+        <w:rPr>
+          <w:rFonts w:ascii="Trebuchet MS" w:eastAsia="Trebuchet MS" w:hAnsi="Trebuchet MS" w:cs="Trebuchet MS"/>
           <w:sz w:val="18"/>
           <w:szCs w:val="18"/>
         </w:rPr>
       </w:pPr>
-      <w:r>
-        <w:rPr>
-          <w:rFonts w:eastAsia="Trebuchet MS" w:cs="Trebuchet MS" w:ascii="Trebuchet MS" w:hAnsi="Trebuchet MS"/>
-          <w:sz w:val="18"/>
-          <w:szCs w:val="18"/>
-        </w:rPr>
-      </w:r>
-    </w:p>
-    <w:p>
-      <w:pPr>
-        <w:pStyle w:val="Normal"/>
-        <w:rPr>
-          <w:rFonts w:ascii="Trebuchet MS" w:hAnsi="Trebuchet MS" w:eastAsia="Trebuchet MS" w:cs="Trebuchet MS"/>
+    </w:p>
+    <w:p>
+      <w:pPr>
+        <w:rPr>
+          <w:rFonts w:ascii="Trebuchet MS" w:eastAsia="Trebuchet MS" w:hAnsi="Trebuchet MS" w:cs="Trebuchet MS"/>
           <w:b/>
           <w:bCs/>
           <w:sz w:val="18"/>
@@ -2211,72 +1912,94 @@
       </w:pPr>
       <w:r>
         <w:rPr>
-          <w:rFonts w:eastAsia="Trebuchet MS" w:cs="Trebuchet MS" w:ascii="Trebuchet MS" w:hAnsi="Trebuchet MS"/>
+          <w:rFonts w:ascii="Trebuchet MS" w:eastAsia="Trebuchet MS" w:hAnsi="Trebuchet MS" w:cs="Trebuchet MS"/>
           <w:b/>
           <w:bCs/>
           <w:sz w:val="18"/>
           <w:szCs w:val="18"/>
         </w:rPr>
-        <w:t xml:space="preserve">       </w:t>
-      </w:r>
-      <w:r>
-        <w:rPr>
-          <w:rFonts w:eastAsia="Trebuchet MS" w:cs="Trebuchet MS" w:ascii="Trebuchet MS" w:hAnsi="Trebuchet MS"/>
-          <w:b/>
-          <w:bCs/>
+        <w:t xml:space="preserve">       _________________________                                                       ___________________________</w:t>
+      </w:r>
+    </w:p>
+    <w:p>
+      <w:pPr>
+        <w:jc w:val="center"/>
+        <w:rPr>
+          <w:rFonts w:ascii="Trebuchet MS" w:eastAsia="Trebuchet MS" w:hAnsi="Trebuchet MS" w:cs="Trebuchet MS"/>
           <w:sz w:val="18"/>
           <w:szCs w:val="18"/>
         </w:rPr>
-        <w:t>_________________________                                                       ___________________________</w:t>
-      </w:r>
-    </w:p>
-    <w:p>
-      <w:pPr>
-        <w:pStyle w:val="Normal"/>
-        <w:jc w:val="center"/>
-        <w:rPr>
-          <w:rFonts w:ascii="Trebuchet MS" w:hAnsi="Trebuchet MS" w:eastAsia="Trebuchet MS" w:cs="Trebuchet MS"/>
+      </w:pPr>
+      <w:r>
+        <w:rPr>
+          <w:rFonts w:ascii="Trebuchet MS" w:hAnsi="Trebuchet MS"/>
           <w:sz w:val="18"/>
           <w:szCs w:val="18"/>
         </w:rPr>
-      </w:pPr>
+        <w:t>O Primeiro Outorgante</w:t>
+      </w:r>
       <w:r>
         <w:rPr>
           <w:rFonts w:ascii="Trebuchet MS" w:hAnsi="Trebuchet MS"/>
           <w:sz w:val="18"/>
           <w:szCs w:val="18"/>
         </w:rPr>
-        <w:t>O Primeiro Outorgante</w:t>
         <w:tab/>
+      </w:r>
+      <w:r>
+        <w:rPr>
+          <w:rFonts w:ascii="Trebuchet MS" w:hAnsi="Trebuchet MS"/>
+          <w:sz w:val="18"/>
+          <w:szCs w:val="18"/>
+        </w:rPr>
         <w:tab/>
+      </w:r>
+      <w:r>
+        <w:rPr>
+          <w:rFonts w:ascii="Trebuchet MS" w:hAnsi="Trebuchet MS"/>
+          <w:sz w:val="18"/>
+          <w:szCs w:val="18"/>
+        </w:rPr>
         <w:tab/>
+      </w:r>
+      <w:r>
+        <w:rPr>
+          <w:rFonts w:ascii="Trebuchet MS" w:hAnsi="Trebuchet MS"/>
+          <w:sz w:val="18"/>
+          <w:szCs w:val="18"/>
+        </w:rPr>
         <w:tab/>
+      </w:r>
+      <w:r>
+        <w:rPr>
+          <w:rFonts w:ascii="Trebuchet MS" w:hAnsi="Trebuchet MS"/>
+          <w:sz w:val="18"/>
+          <w:szCs w:val="18"/>
+        </w:rPr>
         <w:tab/>
+      </w:r>
+      <w:r>
+        <w:rPr>
+          <w:rFonts w:ascii="Trebuchet MS" w:hAnsi="Trebuchet MS"/>
+          <w:sz w:val="18"/>
+          <w:szCs w:val="18"/>
+        </w:rPr>
         <w:tab/>
         <w:t>O Segundo Outorgante</w:t>
       </w:r>
     </w:p>
     <w:p>
       <w:pPr>
-        <w:pStyle w:val="Normal"/>
         <w:jc w:val="center"/>
         <w:rPr>
-          <w:rFonts w:ascii="Trebuchet MS" w:hAnsi="Trebuchet MS" w:eastAsia="Trebuchet MS" w:cs="Trebuchet MS"/>
+          <w:rFonts w:ascii="Trebuchet MS" w:eastAsia="Trebuchet MS" w:hAnsi="Trebuchet MS" w:cs="Trebuchet MS"/>
           <w:sz w:val="18"/>
           <w:szCs w:val="18"/>
         </w:rPr>
       </w:pPr>
-      <w:r>
-        <w:rPr>
-          <w:rFonts w:eastAsia="Trebuchet MS" w:cs="Trebuchet MS" w:ascii="Trebuchet MS" w:hAnsi="Trebuchet MS"/>
-          <w:sz w:val="18"/>
-          <w:szCs w:val="18"/>
-        </w:rPr>
-      </w:r>
-    </w:p>
-    <w:p>
-      <w:pPr>
-        <w:pStyle w:val="Normal"/>
+    </w:p>
+    <w:p>
+      <w:pPr>
         <w:rPr>
           <w:rFonts w:ascii="Trebuchet MS" w:hAnsi="Trebuchet MS"/>
           <w:sz w:val="20"/>
@@ -2299,62 +2022,88 @@
           <w:szCs w:val="20"/>
         </w:rPr>
         <w:tab/>
+      </w:r>
+      <w:r>
+        <w:rPr>
+          <w:rFonts w:ascii="Trebuchet MS" w:hAnsi="Trebuchet MS"/>
+          <w:sz w:val="20"/>
+          <w:szCs w:val="20"/>
+        </w:rPr>
         <w:tab/>
+      </w:r>
+      <w:r>
+        <w:rPr>
+          <w:rFonts w:ascii="Trebuchet MS" w:hAnsi="Trebuchet MS"/>
+          <w:sz w:val="20"/>
+          <w:szCs w:val="20"/>
+        </w:rPr>
         <w:tab/>
         <w:t xml:space="preserve">                          </w:t>
       </w:r>
     </w:p>
     <w:sectPr>
-      <w:headerReference w:type="even" r:id="rId2"/>
-      <w:headerReference w:type="default" r:id="rId3"/>
-      <w:headerReference w:type="first" r:id="rId4"/>
-      <w:footerReference w:type="even" r:id="rId5"/>
-      <w:footerReference w:type="default" r:id="rId6"/>
-      <w:footerReference w:type="first" r:id="rId7"/>
-      <w:type w:val="nextPage"/>
+      <w:headerReference w:type="even" r:id="rId7"/>
+      <w:headerReference w:type="default" r:id="rId8"/>
+      <w:footerReference w:type="even" r:id="rId9"/>
+      <w:footerReference w:type="default" r:id="rId10"/>
+      <w:headerReference w:type="first" r:id="rId11"/>
+      <w:footerReference w:type="first" r:id="rId12"/>
       <w:pgSz w:w="11906" w:h="16838"/>
-      <w:pgMar w:left="1701" w:right="1106" w:gutter="0" w:header="720" w:top="1417" w:footer="720" w:bottom="1417"/>
-      <w:pgNumType w:fmt="decimal"/>
-      <w:formProt w:val="false"/>
-      <w:textDirection w:val="lrTb"/>
-      <w:docGrid w:type="default" w:linePitch="100" w:charSpace="0"/>
+      <w:pgMar w:top="1417" w:right="1106" w:bottom="1417" w:left="1701" w:header="720" w:footer="720" w:gutter="0"/>
+      <w:cols w:space="720"/>
+      <w:formProt w:val="0"/>
+      <w:docGrid w:linePitch="100"/>
     </w:sectPr>
   </w:body>
 </w:document>
 </file>
 
+<file path=word/endnotes.xml><?xml version="1.0" encoding="utf-8"?>
+<w:endnotes xmlns:wpc="http://schemas.microsoft.com/office/word/2010/wordprocessingCanvas" xmlns:cx="http://schemas.microsoft.com/office/drawing/2014/chartex" xmlns:cx1="http://schemas.microsoft.com/office/drawing/2015/9/8/chartex" xmlns:cx2="http://schemas.microsoft.com/office/drawing/2015/10/21/chartex" xmlns:cx3="http://schemas.microsoft.com/office/drawing/2016/5/9/chartex" xmlns:cx4="http://schemas.microsoft.com/office/drawing/2016/5/10/chartex" xmlns:cx5="http://schemas.microsoft.com/office/drawing/2016/5/11/chartex" xmlns:cx6="http://schemas.microsoft.com/office/drawing/2016/5/12/chartex" xmlns:cx7="http://schemas.microsoft.com/office/drawing/2016/5/13/chartex" xmlns:cx8="http://schemas.microsoft.com/office/drawing/2016/5/14/chartex" xmlns:mc="http://schemas.openxmlformats.org/markup-compatibility/2006" xmlns:aink="http://schemas.microsoft.com/office/drawing/2016/ink" xmlns:am3d="http://schemas.microsoft.com/office/drawing/2017/model3d" xmlns:o="urn:schemas-microsoft-com:office:office" xmlns:oel="http://schemas.microsoft.com/office/2019/extlst" xmlns:r="http://schemas.openxmlformats.org/officeDocument/2006/relationships" xmlns:m="http://schemas.openxmlformats.org/officeDocument/2006/math" xmlns:v="urn:schemas-microsoft-com:vml" xmlns:wp14="http://schemas.microsoft.com/office/word/2010/wordprocessingDrawing" xmlns:wp="http://schemas.openxmlformats.org/drawingml/2006/wordprocessingDrawing" xmlns:w10="urn:schemas-microsoft-com:office:word" xmlns:w="http://schemas.openxmlformats.org/wordprocessingml/2006/main" xmlns:w14="http://schemas.microsoft.com/office/word/2010/wordml" xmlns:w15="http://schemas.microsoft.com/office/word/2012/wordml" xmlns:w16cex="http://schemas.microsoft.com/office/word/2018/wordml/cex" xmlns:w16cid="http://schemas.microsoft.com/office/word/2016/wordml/cid" xmlns:w16="http://schemas.microsoft.com/office/word/2018/wordml" xmlns:w16du="http://schemas.microsoft.com/office/word/2023/wordml/word16du" xmlns:w16sdtdh="http://schemas.microsoft.com/office/word/2020/wordml/sdtdatahash" xmlns:w16sdtfl="http://schemas.microsoft.com/office/word/2024/wordml/sdtformatlock" xmlns:w16se="http://schemas.microsoft.com/office/word/2015/wordml/symex" xmlns:wpg="http://schemas.microsoft.com/office/word/2010/wordprocessingGroup" xmlns:wpi="http://schemas.microsoft.com/office/word/2010/wordprocessingInk" xmlns:wne="http://schemas.microsoft.com/office/word/2006/wordml" xmlns:wps="http://schemas.microsoft.com/office/word/2010/wordprocessingShape" mc:Ignorable="w14 w15 w16se w16cid w16 w16cex w16sdtdh w16sdtfl w16du wp14">
+  <w:endnote w:type="separator" w:id="-1">
+    <w:p>
+      <w:r>
+        <w:separator/>
+      </w:r>
+    </w:p>
+  </w:endnote>
+  <w:endnote w:type="continuationSeparator" w:id="0">
+    <w:p>
+      <w:r>
+        <w:continuationSeparator/>
+      </w:r>
+    </w:p>
+  </w:endnote>
+</w:endnotes>
+</file>
+
 <file path=word/footer1.xml><?xml version="1.0" encoding="utf-8"?>
-<w:ftr xmlns:o="urn:schemas-microsoft-com:office:office" xmlns:r="http://schemas.openxmlformats.org/officeDocument/2006/relationships" xmlns:v="urn:schemas-microsoft-com:vml" xmlns:w="http://schemas.openxmlformats.org/wordprocessingml/2006/main" xmlns:w10="urn:schemas-microsoft-com:office:word" xmlns:wp="http://schemas.openxmlformats.org/drawingml/2006/wordprocessingDrawing" xmlns:pic="http://schemas.openxmlformats.org/drawingml/2006/picture" xmlns:wps="http://schemas.microsoft.com/office/word/2010/wordprocessingShape" xmlns:wpg="http://schemas.microsoft.com/office/word/2010/wordprocessingGroup" xmlns:mc="http://schemas.openxmlformats.org/markup-compatibility/2006" xmlns:wp14="http://schemas.microsoft.com/office/word/2010/wordprocessingDrawing" xmlns:w14="http://schemas.microsoft.com/office/word/2010/wordml" xmlns:w15="http://schemas.microsoft.com/office/word/2012/wordml" mc:Ignorable="w14 wp14 w15">
+<w:ftr xmlns:wpc="http://schemas.microsoft.com/office/word/2010/wordprocessingCanvas" xmlns:cx="http://schemas.microsoft.com/office/drawing/2014/chartex" xmlns:cx1="http://schemas.microsoft.com/office/drawing/2015/9/8/chartex" xmlns:cx2="http://schemas.microsoft.com/office/drawing/2015/10/21/chartex" xmlns:cx3="http://schemas.microsoft.com/office/drawing/2016/5/9/chartex" xmlns:cx4="http://schemas.microsoft.com/office/drawing/2016/5/10/chartex" xmlns:cx5="http://schemas.microsoft.com/office/drawing/2016/5/11/chartex" xmlns:cx6="http://schemas.microsoft.com/office/drawing/2016/5/12/chartex" xmlns:cx7="http://schemas.microsoft.com/office/drawing/2016/5/13/chartex" xmlns:cx8="http://schemas.microsoft.com/office/drawing/2016/5/14/chartex" xmlns:mc="http://schemas.openxmlformats.org/markup-compatibility/2006" xmlns:aink="http://schemas.microsoft.com/office/drawing/2016/ink" xmlns:am3d="http://schemas.microsoft.com/office/drawing/2017/model3d" xmlns:o="urn:schemas-microsoft-com:office:office" xmlns:oel="http://schemas.microsoft.com/office/2019/extlst" xmlns:r="http://schemas.openxmlformats.org/officeDocument/2006/relationships" xmlns:m="http://schemas.openxmlformats.org/officeDocument/2006/math" xmlns:v="urn:schemas-microsoft-com:vml" xmlns:wp14="http://schemas.microsoft.com/office/word/2010/wordprocessingDrawing" xmlns:wp="http://schemas.openxmlformats.org/drawingml/2006/wordprocessingDrawing" xmlns:w10="urn:schemas-microsoft-com:office:word" xmlns:w="http://schemas.openxmlformats.org/wordprocessingml/2006/main" xmlns:w14="http://schemas.microsoft.com/office/word/2010/wordml" xmlns:w15="http://schemas.microsoft.com/office/word/2012/wordml" xmlns:w16cex="http://schemas.microsoft.com/office/word/2018/wordml/cex" xmlns:w16cid="http://schemas.microsoft.com/office/word/2016/wordml/cid" xmlns:w16="http://schemas.microsoft.com/office/word/2018/wordml" xmlns:w16du="http://schemas.microsoft.com/office/word/2023/wordml/word16du" xmlns:w16sdtdh="http://schemas.microsoft.com/office/word/2020/wordml/sdtdatahash" xmlns:w16sdtfl="http://schemas.microsoft.com/office/word/2024/wordml/sdtformatlock" xmlns:w16se="http://schemas.microsoft.com/office/word/2015/wordml/symex" xmlns:wpg="http://schemas.microsoft.com/office/word/2010/wordprocessingGroup" xmlns:wpi="http://schemas.microsoft.com/office/word/2010/wordprocessingInk" xmlns:wne="http://schemas.microsoft.com/office/word/2006/wordml" xmlns:wps="http://schemas.microsoft.com/office/word/2010/wordprocessingShape" mc:Ignorable="w14 w15 w16se w16cid w16 w16cex w16sdtdh w16sdtfl w16du wp14">
   <w:p>
     <w:pPr>
-      <w:pStyle w:val="Footer"/>
-      <w:rPr/>
+      <w:pStyle w:val="Rodap"/>
     </w:pPr>
-    <w:r>
-      <w:rPr/>
-    </w:r>
   </w:p>
 </w:ftr>
 </file>
 
 <file path=word/footer2.xml><?xml version="1.0" encoding="utf-8"?>
-<w:ftr xmlns:o="urn:schemas-microsoft-com:office:office" xmlns:r="http://schemas.openxmlformats.org/officeDocument/2006/relationships" xmlns:v="urn:schemas-microsoft-com:vml" xmlns:w="http://schemas.openxmlformats.org/wordprocessingml/2006/main" xmlns:w10="urn:schemas-microsoft-com:office:word" xmlns:wp="http://schemas.openxmlformats.org/drawingml/2006/wordprocessingDrawing" xmlns:pic="http://schemas.openxmlformats.org/drawingml/2006/picture" xmlns:wps="http://schemas.microsoft.com/office/word/2010/wordprocessingShape" xmlns:wpg="http://schemas.microsoft.com/office/word/2010/wordprocessingGroup" xmlns:mc="http://schemas.openxmlformats.org/markup-compatibility/2006" xmlns:wp14="http://schemas.microsoft.com/office/word/2010/wordprocessingDrawing" xmlns:w14="http://schemas.microsoft.com/office/word/2010/wordml" xmlns:w15="http://schemas.microsoft.com/office/word/2012/wordml" mc:Ignorable="w14 wp14 w15">
+<w:ftr xmlns:wpc="http://schemas.microsoft.com/office/word/2010/wordprocessingCanvas" xmlns:cx="http://schemas.microsoft.com/office/drawing/2014/chartex" xmlns:cx1="http://schemas.microsoft.com/office/drawing/2015/9/8/chartex" xmlns:cx2="http://schemas.microsoft.com/office/drawing/2015/10/21/chartex" xmlns:cx3="http://schemas.microsoft.com/office/drawing/2016/5/9/chartex" xmlns:cx4="http://schemas.microsoft.com/office/drawing/2016/5/10/chartex" xmlns:cx5="http://schemas.microsoft.com/office/drawing/2016/5/11/chartex" xmlns:cx6="http://schemas.microsoft.com/office/drawing/2016/5/12/chartex" xmlns:cx7="http://schemas.microsoft.com/office/drawing/2016/5/13/chartex" xmlns:cx8="http://schemas.microsoft.com/office/drawing/2016/5/14/chartex" xmlns:mc="http://schemas.openxmlformats.org/markup-compatibility/2006" xmlns:aink="http://schemas.microsoft.com/office/drawing/2016/ink" xmlns:am3d="http://schemas.microsoft.com/office/drawing/2017/model3d" xmlns:o="urn:schemas-microsoft-com:office:office" xmlns:oel="http://schemas.microsoft.com/office/2019/extlst" xmlns:r="http://schemas.openxmlformats.org/officeDocument/2006/relationships" xmlns:m="http://schemas.openxmlformats.org/officeDocument/2006/math" xmlns:v="urn:schemas-microsoft-com:vml" xmlns:wp14="http://schemas.microsoft.com/office/word/2010/wordprocessingDrawing" xmlns:wp="http://schemas.openxmlformats.org/drawingml/2006/wordprocessingDrawing" xmlns:w10="urn:schemas-microsoft-com:office:word" xmlns:w="http://schemas.openxmlformats.org/wordprocessingml/2006/main" xmlns:w14="http://schemas.microsoft.com/office/word/2010/wordml" xmlns:w15="http://schemas.microsoft.com/office/word/2012/wordml" xmlns:w16cex="http://schemas.microsoft.com/office/word/2018/wordml/cex" xmlns:w16cid="http://schemas.microsoft.com/office/word/2016/wordml/cid" xmlns:w16="http://schemas.microsoft.com/office/word/2018/wordml" xmlns:w16du="http://schemas.microsoft.com/office/word/2023/wordml/word16du" xmlns:w16sdtdh="http://schemas.microsoft.com/office/word/2020/wordml/sdtdatahash" xmlns:w16sdtfl="http://schemas.microsoft.com/office/word/2024/wordml/sdtformatlock" xmlns:w16se="http://schemas.microsoft.com/office/word/2015/wordml/symex" xmlns:wpg="http://schemas.microsoft.com/office/word/2010/wordprocessingGroup" xmlns:wpi="http://schemas.microsoft.com/office/word/2010/wordprocessingInk" xmlns:wne="http://schemas.microsoft.com/office/word/2006/wordml" xmlns:wps="http://schemas.microsoft.com/office/word/2010/wordprocessingShape" mc:Ignorable="w14 w15 w16se w16cid w16 w16cex w16sdtdh w16sdtfl w16du wp14">
   <w:p>
     <w:pPr>
-      <w:pStyle w:val="Normal"/>
       <w:pBdr>
         <w:top w:val="single" w:sz="4" w:space="0" w:color="000000"/>
       </w:pBdr>
       <w:jc w:val="center"/>
       <w:rPr>
-        <w:rFonts w:ascii="Trebuchet MS" w:hAnsi="Trebuchet MS" w:eastAsia="Trebuchet MS" w:cs="Trebuchet MS"/>
+        <w:rFonts w:ascii="Trebuchet MS" w:eastAsia="Trebuchet MS" w:hAnsi="Trebuchet MS" w:cs="Trebuchet MS"/>
         <w:sz w:val="14"/>
         <w:szCs w:val="14"/>
       </w:rPr>
     </w:pPr>
     <w:r>
       <w:rPr>
-        <w:rFonts w:eastAsia="Trebuchet MS" w:cs="Trebuchet MS" w:ascii="Trebuchet MS" w:hAnsi="Trebuchet MS"/>
+        <w:rFonts w:ascii="Trebuchet MS" w:eastAsia="Trebuchet MS" w:hAnsi="Trebuchet MS" w:cs="Trebuchet MS"/>
         <w:sz w:val="14"/>
         <w:szCs w:val="14"/>
       </w:rPr>
@@ -2363,17 +2112,16 @@
   </w:p>
   <w:p>
     <w:pPr>
-      <w:pStyle w:val="Normal"/>
       <w:jc w:val="center"/>
       <w:rPr>
-        <w:rFonts w:ascii="Trebuchet MS" w:hAnsi="Trebuchet MS" w:eastAsia="Trebuchet MS" w:cs="Trebuchet MS"/>
+        <w:rFonts w:ascii="Trebuchet MS" w:eastAsia="Trebuchet MS" w:hAnsi="Trebuchet MS" w:cs="Trebuchet MS"/>
         <w:sz w:val="14"/>
         <w:szCs w:val="14"/>
       </w:rPr>
     </w:pPr>
     <w:r>
       <w:rPr>
-        <w:rFonts w:eastAsia="Trebuchet MS" w:cs="Trebuchet MS" w:ascii="Trebuchet MS" w:hAnsi="Trebuchet MS"/>
+        <w:rFonts w:ascii="Trebuchet MS" w:eastAsia="Trebuchet MS" w:hAnsi="Trebuchet MS" w:cs="Trebuchet MS"/>
         <w:sz w:val="14"/>
         <w:szCs w:val="14"/>
       </w:rPr>
@@ -2382,17 +2130,16 @@
   </w:p>
   <w:p>
     <w:pPr>
-      <w:pStyle w:val="Normal"/>
       <w:jc w:val="center"/>
       <w:rPr>
-        <w:rFonts w:ascii="Trebuchet MS" w:hAnsi="Trebuchet MS" w:eastAsia="Trebuchet MS" w:cs="Trebuchet MS"/>
+        <w:rFonts w:ascii="Trebuchet MS" w:eastAsia="Trebuchet MS" w:hAnsi="Trebuchet MS" w:cs="Trebuchet MS"/>
         <w:sz w:val="14"/>
         <w:szCs w:val="14"/>
       </w:rPr>
     </w:pPr>
     <w:r>
       <w:rPr>
-        <w:rFonts w:eastAsia="Trebuchet MS" w:cs="Trebuchet MS" w:ascii="Trebuchet MS" w:hAnsi="Trebuchet MS"/>
+        <w:rFonts w:ascii="Trebuchet MS" w:eastAsia="Trebuchet MS" w:hAnsi="Trebuchet MS" w:cs="Trebuchet MS"/>
         <w:sz w:val="14"/>
         <w:szCs w:val="14"/>
       </w:rPr>
@@ -2401,9 +2148,8 @@
   </w:p>
   <w:p>
     <w:pPr>
-      <w:pStyle w:val="Footer"/>
+      <w:pStyle w:val="Rodap"/>
       <w:jc w:val="center"/>
-      <w:rPr/>
     </w:pPr>
     <w:r>
       <w:rPr>
@@ -2413,12 +2159,20 @@
         <w:lang w:val="fr-FR"/>
       </w:rPr>
       <w:tab/>
+    </w:r>
+    <w:r>
+      <w:rPr>
+        <w:rFonts w:ascii="Trebuchet MS" w:hAnsi="Trebuchet MS"/>
+        <w:sz w:val="14"/>
+        <w:szCs w:val="14"/>
+        <w:lang w:val="fr-FR"/>
+      </w:rPr>
       <w:tab/>
       <w:t xml:space="preserve">Página </w:t>
     </w:r>
     <w:r>
       <w:rPr>
-        <w:rFonts w:eastAsia="Trebuchet MS" w:cs="Trebuchet MS" w:ascii="Trebuchet MS" w:hAnsi="Trebuchet MS"/>
+        <w:rFonts w:ascii="Trebuchet MS" w:eastAsia="Trebuchet MS" w:hAnsi="Trebuchet MS" w:cs="Trebuchet MS"/>
         <w:b/>
         <w:bCs/>
         <w:sz w:val="14"/>
@@ -2429,7 +2183,7 @@
     </w:r>
     <w:r>
       <w:rPr>
-        <w:rFonts w:eastAsia="Trebuchet MS" w:cs="Trebuchet MS" w:ascii="Trebuchet MS" w:hAnsi="Trebuchet MS"/>
+        <w:rFonts w:ascii="Trebuchet MS" w:eastAsia="Trebuchet MS" w:hAnsi="Trebuchet MS" w:cs="Trebuchet MS"/>
         <w:b/>
         <w:bCs/>
         <w:sz w:val="14"/>
@@ -2440,7 +2194,7 @@
     </w:r>
     <w:r>
       <w:rPr>
-        <w:rFonts w:eastAsia="Trebuchet MS" w:cs="Trebuchet MS" w:ascii="Trebuchet MS" w:hAnsi="Trebuchet MS"/>
+        <w:rFonts w:ascii="Trebuchet MS" w:eastAsia="Trebuchet MS" w:hAnsi="Trebuchet MS" w:cs="Trebuchet MS"/>
         <w:b/>
         <w:bCs/>
         <w:sz w:val="14"/>
@@ -2451,7 +2205,7 @@
     </w:r>
     <w:r>
       <w:rPr>
-        <w:rFonts w:eastAsia="Trebuchet MS" w:cs="Trebuchet MS" w:ascii="Trebuchet MS" w:hAnsi="Trebuchet MS"/>
+        <w:rFonts w:ascii="Trebuchet MS" w:eastAsia="Trebuchet MS" w:hAnsi="Trebuchet MS" w:cs="Trebuchet MS"/>
         <w:b/>
         <w:bCs/>
         <w:sz w:val="14"/>
@@ -2462,7 +2216,7 @@
     </w:r>
     <w:r>
       <w:rPr>
-        <w:rFonts w:eastAsia="Trebuchet MS" w:cs="Trebuchet MS" w:ascii="Trebuchet MS" w:hAnsi="Trebuchet MS"/>
+        <w:rFonts w:ascii="Trebuchet MS" w:eastAsia="Trebuchet MS" w:hAnsi="Trebuchet MS" w:cs="Trebuchet MS"/>
         <w:b/>
         <w:bCs/>
         <w:sz w:val="14"/>
@@ -2482,7 +2236,7 @@
     </w:r>
     <w:r>
       <w:rPr>
-        <w:rFonts w:eastAsia="Trebuchet MS" w:cs="Trebuchet MS" w:ascii="Trebuchet MS" w:hAnsi="Trebuchet MS"/>
+        <w:rFonts w:ascii="Trebuchet MS" w:eastAsia="Trebuchet MS" w:hAnsi="Trebuchet MS" w:cs="Trebuchet MS"/>
         <w:b/>
         <w:bCs/>
         <w:sz w:val="14"/>
@@ -2493,7 +2247,7 @@
     </w:r>
     <w:r>
       <w:rPr>
-        <w:rFonts w:eastAsia="Trebuchet MS" w:cs="Trebuchet MS" w:ascii="Trebuchet MS" w:hAnsi="Trebuchet MS"/>
+        <w:rFonts w:ascii="Trebuchet MS" w:eastAsia="Trebuchet MS" w:hAnsi="Trebuchet MS" w:cs="Trebuchet MS"/>
         <w:b/>
         <w:bCs/>
         <w:sz w:val="14"/>
@@ -2504,7 +2258,7 @@
     </w:r>
     <w:r>
       <w:rPr>
-        <w:rFonts w:eastAsia="Trebuchet MS" w:cs="Trebuchet MS" w:ascii="Trebuchet MS" w:hAnsi="Trebuchet MS"/>
+        <w:rFonts w:ascii="Trebuchet MS" w:eastAsia="Trebuchet MS" w:hAnsi="Trebuchet MS" w:cs="Trebuchet MS"/>
         <w:b/>
         <w:bCs/>
         <w:sz w:val="14"/>
@@ -2515,7 +2269,7 @@
     </w:r>
     <w:r>
       <w:rPr>
-        <w:rFonts w:eastAsia="Trebuchet MS" w:cs="Trebuchet MS" w:ascii="Trebuchet MS" w:hAnsi="Trebuchet MS"/>
+        <w:rFonts w:ascii="Trebuchet MS" w:eastAsia="Trebuchet MS" w:hAnsi="Trebuchet MS" w:cs="Trebuchet MS"/>
         <w:b/>
         <w:bCs/>
         <w:sz w:val="14"/>
@@ -2526,7 +2280,7 @@
     </w:r>
     <w:r>
       <w:rPr>
-        <w:rFonts w:eastAsia="Trebuchet MS" w:cs="Trebuchet MS" w:ascii="Trebuchet MS" w:hAnsi="Trebuchet MS"/>
+        <w:rFonts w:ascii="Trebuchet MS" w:eastAsia="Trebuchet MS" w:hAnsi="Trebuchet MS" w:cs="Trebuchet MS"/>
         <w:b/>
         <w:bCs/>
         <w:sz w:val="14"/>
@@ -2540,23 +2294,22 @@
 </file>
 
 <file path=word/footer3.xml><?xml version="1.0" encoding="utf-8"?>
-<w:ftr xmlns:o="urn:schemas-microsoft-com:office:office" xmlns:r="http://schemas.openxmlformats.org/officeDocument/2006/relationships" xmlns:v="urn:schemas-microsoft-com:vml" xmlns:w="http://schemas.openxmlformats.org/wordprocessingml/2006/main" xmlns:w10="urn:schemas-microsoft-com:office:word" xmlns:wp="http://schemas.openxmlformats.org/drawingml/2006/wordprocessingDrawing" xmlns:pic="http://schemas.openxmlformats.org/drawingml/2006/picture" xmlns:wps="http://schemas.microsoft.com/office/word/2010/wordprocessingShape" xmlns:wpg="http://schemas.microsoft.com/office/word/2010/wordprocessingGroup" xmlns:mc="http://schemas.openxmlformats.org/markup-compatibility/2006" xmlns:wp14="http://schemas.microsoft.com/office/word/2010/wordprocessingDrawing" xmlns:w14="http://schemas.microsoft.com/office/word/2010/wordml" xmlns:w15="http://schemas.microsoft.com/office/word/2012/wordml" mc:Ignorable="w14 wp14 w15">
+<w:ftr xmlns:wpc="http://schemas.microsoft.com/office/word/2010/wordprocessingCanvas" xmlns:cx="http://schemas.microsoft.com/office/drawing/2014/chartex" xmlns:cx1="http://schemas.microsoft.com/office/drawing/2015/9/8/chartex" xmlns:cx2="http://schemas.microsoft.com/office/drawing/2015/10/21/chartex" xmlns:cx3="http://schemas.microsoft.com/office/drawing/2016/5/9/chartex" xmlns:cx4="http://schemas.microsoft.com/office/drawing/2016/5/10/chartex" xmlns:cx5="http://schemas.microsoft.com/office/drawing/2016/5/11/chartex" xmlns:cx6="http://schemas.microsoft.com/office/drawing/2016/5/12/chartex" xmlns:cx7="http://schemas.microsoft.com/office/drawing/2016/5/13/chartex" xmlns:cx8="http://schemas.microsoft.com/office/drawing/2016/5/14/chartex" xmlns:mc="http://schemas.openxmlformats.org/markup-compatibility/2006" xmlns:aink="http://schemas.microsoft.com/office/drawing/2016/ink" xmlns:am3d="http://schemas.microsoft.com/office/drawing/2017/model3d" xmlns:o="urn:schemas-microsoft-com:office:office" xmlns:oel="http://schemas.microsoft.com/office/2019/extlst" xmlns:r="http://schemas.openxmlformats.org/officeDocument/2006/relationships" xmlns:m="http://schemas.openxmlformats.org/officeDocument/2006/math" xmlns:v="urn:schemas-microsoft-com:vml" xmlns:wp14="http://schemas.microsoft.com/office/word/2010/wordprocessingDrawing" xmlns:wp="http://schemas.openxmlformats.org/drawingml/2006/wordprocessingDrawing" xmlns:w10="urn:schemas-microsoft-com:office:word" xmlns:w="http://schemas.openxmlformats.org/wordprocessingml/2006/main" xmlns:w14="http://schemas.microsoft.com/office/word/2010/wordml" xmlns:w15="http://schemas.microsoft.com/office/word/2012/wordml" xmlns:w16cex="http://schemas.microsoft.com/office/word/2018/wordml/cex" xmlns:w16cid="http://schemas.microsoft.com/office/word/2016/wordml/cid" xmlns:w16="http://schemas.microsoft.com/office/word/2018/wordml" xmlns:w16du="http://schemas.microsoft.com/office/word/2023/wordml/word16du" xmlns:w16sdtdh="http://schemas.microsoft.com/office/word/2020/wordml/sdtdatahash" xmlns:w16sdtfl="http://schemas.microsoft.com/office/word/2024/wordml/sdtformatlock" xmlns:w16se="http://schemas.microsoft.com/office/word/2015/wordml/symex" xmlns:wpg="http://schemas.microsoft.com/office/word/2010/wordprocessingGroup" xmlns:wpi="http://schemas.microsoft.com/office/word/2010/wordprocessingInk" xmlns:wne="http://schemas.microsoft.com/office/word/2006/wordml" xmlns:wps="http://schemas.microsoft.com/office/word/2010/wordprocessingShape" mc:Ignorable="w14 w15 w16se w16cid w16 w16cex w16sdtdh w16sdtfl w16du wp14">
   <w:p>
     <w:pPr>
-      <w:pStyle w:val="Normal"/>
       <w:pBdr>
         <w:top w:val="single" w:sz="4" w:space="0" w:color="000000"/>
       </w:pBdr>
       <w:jc w:val="center"/>
       <w:rPr>
-        <w:rFonts w:ascii="Trebuchet MS" w:hAnsi="Trebuchet MS" w:eastAsia="Trebuchet MS" w:cs="Trebuchet MS"/>
+        <w:rFonts w:ascii="Trebuchet MS" w:eastAsia="Trebuchet MS" w:hAnsi="Trebuchet MS" w:cs="Trebuchet MS"/>
         <w:sz w:val="14"/>
         <w:szCs w:val="14"/>
       </w:rPr>
     </w:pPr>
     <w:r>
       <w:rPr>
-        <w:rFonts w:eastAsia="Trebuchet MS" w:cs="Trebuchet MS" w:ascii="Trebuchet MS" w:hAnsi="Trebuchet MS"/>
+        <w:rFonts w:ascii="Trebuchet MS" w:eastAsia="Trebuchet MS" w:hAnsi="Trebuchet MS" w:cs="Trebuchet MS"/>
         <w:sz w:val="14"/>
         <w:szCs w:val="14"/>
       </w:rPr>
@@ -2565,17 +2318,16 @@
   </w:p>
   <w:p>
     <w:pPr>
-      <w:pStyle w:val="Normal"/>
       <w:jc w:val="center"/>
       <w:rPr>
-        <w:rFonts w:ascii="Trebuchet MS" w:hAnsi="Trebuchet MS" w:eastAsia="Trebuchet MS" w:cs="Trebuchet MS"/>
+        <w:rFonts w:ascii="Trebuchet MS" w:eastAsia="Trebuchet MS" w:hAnsi="Trebuchet MS" w:cs="Trebuchet MS"/>
         <w:sz w:val="14"/>
         <w:szCs w:val="14"/>
       </w:rPr>
     </w:pPr>
     <w:r>
       <w:rPr>
-        <w:rFonts w:eastAsia="Trebuchet MS" w:cs="Trebuchet MS" w:ascii="Trebuchet MS" w:hAnsi="Trebuchet MS"/>
+        <w:rFonts w:ascii="Trebuchet MS" w:eastAsia="Trebuchet MS" w:hAnsi="Trebuchet MS" w:cs="Trebuchet MS"/>
         <w:sz w:val="14"/>
         <w:szCs w:val="14"/>
       </w:rPr>
@@ -2584,17 +2336,16 @@
   </w:p>
   <w:p>
     <w:pPr>
-      <w:pStyle w:val="Normal"/>
       <w:jc w:val="center"/>
       <w:rPr>
-        <w:rFonts w:ascii="Trebuchet MS" w:hAnsi="Trebuchet MS" w:eastAsia="Trebuchet MS" w:cs="Trebuchet MS"/>
+        <w:rFonts w:ascii="Trebuchet MS" w:eastAsia="Trebuchet MS" w:hAnsi="Trebuchet MS" w:cs="Trebuchet MS"/>
         <w:sz w:val="14"/>
         <w:szCs w:val="14"/>
       </w:rPr>
     </w:pPr>
     <w:r>
       <w:rPr>
-        <w:rFonts w:eastAsia="Trebuchet MS" w:cs="Trebuchet MS" w:ascii="Trebuchet MS" w:hAnsi="Trebuchet MS"/>
+        <w:rFonts w:ascii="Trebuchet MS" w:eastAsia="Trebuchet MS" w:hAnsi="Trebuchet MS" w:cs="Trebuchet MS"/>
         <w:sz w:val="14"/>
         <w:szCs w:val="14"/>
       </w:rPr>
@@ -2603,9 +2354,8 @@
   </w:p>
   <w:p>
     <w:pPr>
-      <w:pStyle w:val="Footer"/>
+      <w:pStyle w:val="Rodap"/>
       <w:jc w:val="center"/>
-      <w:rPr/>
     </w:pPr>
     <w:r>
       <w:rPr>
@@ -2615,12 +2365,20 @@
         <w:lang w:val="fr-FR"/>
       </w:rPr>
       <w:tab/>
+    </w:r>
+    <w:r>
+      <w:rPr>
+        <w:rFonts w:ascii="Trebuchet MS" w:hAnsi="Trebuchet MS"/>
+        <w:sz w:val="14"/>
+        <w:szCs w:val="14"/>
+        <w:lang w:val="fr-FR"/>
+      </w:rPr>
       <w:tab/>
       <w:t xml:space="preserve">Página </w:t>
     </w:r>
     <w:r>
       <w:rPr>
-        <w:rFonts w:eastAsia="Trebuchet MS" w:cs="Trebuchet MS" w:ascii="Trebuchet MS" w:hAnsi="Trebuchet MS"/>
+        <w:rFonts w:ascii="Trebuchet MS" w:eastAsia="Trebuchet MS" w:hAnsi="Trebuchet MS" w:cs="Trebuchet MS"/>
         <w:b/>
         <w:bCs/>
         <w:sz w:val="14"/>
@@ -2631,7 +2389,7 @@
     </w:r>
     <w:r>
       <w:rPr>
-        <w:rFonts w:eastAsia="Trebuchet MS" w:cs="Trebuchet MS" w:ascii="Trebuchet MS" w:hAnsi="Trebuchet MS"/>
+        <w:rFonts w:ascii="Trebuchet MS" w:eastAsia="Trebuchet MS" w:hAnsi="Trebuchet MS" w:cs="Trebuchet MS"/>
         <w:b/>
         <w:bCs/>
         <w:sz w:val="14"/>
@@ -2642,7 +2400,7 @@
     </w:r>
     <w:r>
       <w:rPr>
-        <w:rFonts w:eastAsia="Trebuchet MS" w:cs="Trebuchet MS" w:ascii="Trebuchet MS" w:hAnsi="Trebuchet MS"/>
+        <w:rFonts w:ascii="Trebuchet MS" w:eastAsia="Trebuchet MS" w:hAnsi="Trebuchet MS" w:cs="Trebuchet MS"/>
         <w:b/>
         <w:bCs/>
         <w:sz w:val="14"/>
@@ -2653,7 +2411,7 @@
     </w:r>
     <w:r>
       <w:rPr>
-        <w:rFonts w:eastAsia="Trebuchet MS" w:cs="Trebuchet MS" w:ascii="Trebuchet MS" w:hAnsi="Trebuchet MS"/>
+        <w:rFonts w:ascii="Trebuchet MS" w:eastAsia="Trebuchet MS" w:hAnsi="Trebuchet MS" w:cs="Trebuchet MS"/>
         <w:b/>
         <w:bCs/>
         <w:sz w:val="14"/>
@@ -2664,7 +2422,7 @@
     </w:r>
     <w:r>
       <w:rPr>
-        <w:rFonts w:eastAsia="Trebuchet MS" w:cs="Trebuchet MS" w:ascii="Trebuchet MS" w:hAnsi="Trebuchet MS"/>
+        <w:rFonts w:ascii="Trebuchet MS" w:eastAsia="Trebuchet MS" w:hAnsi="Trebuchet MS" w:cs="Trebuchet MS"/>
         <w:b/>
         <w:bCs/>
         <w:sz w:val="14"/>
@@ -2684,7 +2442,7 @@
     </w:r>
     <w:r>
       <w:rPr>
-        <w:rFonts w:eastAsia="Trebuchet MS" w:cs="Trebuchet MS" w:ascii="Trebuchet MS" w:hAnsi="Trebuchet MS"/>
+        <w:rFonts w:ascii="Trebuchet MS" w:eastAsia="Trebuchet MS" w:hAnsi="Trebuchet MS" w:cs="Trebuchet MS"/>
         <w:b/>
         <w:bCs/>
         <w:sz w:val="14"/>
@@ -2695,7 +2453,7 @@
     </w:r>
     <w:r>
       <w:rPr>
-        <w:rFonts w:eastAsia="Trebuchet MS" w:cs="Trebuchet MS" w:ascii="Trebuchet MS" w:hAnsi="Trebuchet MS"/>
+        <w:rFonts w:ascii="Trebuchet MS" w:eastAsia="Trebuchet MS" w:hAnsi="Trebuchet MS" w:cs="Trebuchet MS"/>
         <w:b/>
         <w:bCs/>
         <w:sz w:val="14"/>
@@ -2706,7 +2464,7 @@
     </w:r>
     <w:r>
       <w:rPr>
-        <w:rFonts w:eastAsia="Trebuchet MS" w:cs="Trebuchet MS" w:ascii="Trebuchet MS" w:hAnsi="Trebuchet MS"/>
+        <w:rFonts w:ascii="Trebuchet MS" w:eastAsia="Trebuchet MS" w:hAnsi="Trebuchet MS" w:cs="Trebuchet MS"/>
         <w:b/>
         <w:bCs/>
         <w:sz w:val="14"/>
@@ -2717,7 +2475,7 @@
     </w:r>
     <w:r>
       <w:rPr>
-        <w:rFonts w:eastAsia="Trebuchet MS" w:cs="Trebuchet MS" w:ascii="Trebuchet MS" w:hAnsi="Trebuchet MS"/>
+        <w:rFonts w:ascii="Trebuchet MS" w:eastAsia="Trebuchet MS" w:hAnsi="Trebuchet MS" w:cs="Trebuchet MS"/>
         <w:b/>
         <w:bCs/>
         <w:sz w:val="14"/>
@@ -2728,7 +2486,7 @@
     </w:r>
     <w:r>
       <w:rPr>
-        <w:rFonts w:eastAsia="Trebuchet MS" w:cs="Trebuchet MS" w:ascii="Trebuchet MS" w:hAnsi="Trebuchet MS"/>
+        <w:rFonts w:ascii="Trebuchet MS" w:eastAsia="Trebuchet MS" w:hAnsi="Trebuchet MS" w:cs="Trebuchet MS"/>
         <w:b/>
         <w:bCs/>
         <w:sz w:val="14"/>
@@ -2741,31 +2499,44 @@
 </w:ftr>
 </file>
 
+<file path=word/footnotes.xml><?xml version="1.0" encoding="utf-8"?>
+<w:footnotes xmlns:wpc="http://schemas.microsoft.com/office/word/2010/wordprocessingCanvas" xmlns:cx="http://schemas.microsoft.com/office/drawing/2014/chartex" xmlns:cx1="http://schemas.microsoft.com/office/drawing/2015/9/8/chartex" xmlns:cx2="http://schemas.microsoft.com/office/drawing/2015/10/21/chartex" xmlns:cx3="http://schemas.microsoft.com/office/drawing/2016/5/9/chartex" xmlns:cx4="http://schemas.microsoft.com/office/drawing/2016/5/10/chartex" xmlns:cx5="http://schemas.microsoft.com/office/drawing/2016/5/11/chartex" xmlns:cx6="http://schemas.microsoft.com/office/drawing/2016/5/12/chartex" xmlns:cx7="http://schemas.microsoft.com/office/drawing/2016/5/13/chartex" xmlns:cx8="http://schemas.microsoft.com/office/drawing/2016/5/14/chartex" xmlns:mc="http://schemas.openxmlformats.org/markup-compatibility/2006" xmlns:aink="http://schemas.microsoft.com/office/drawing/2016/ink" xmlns:am3d="http://schemas.microsoft.com/office/drawing/2017/model3d" xmlns:o="urn:schemas-microsoft-com:office:office" xmlns:oel="http://schemas.microsoft.com/office/2019/extlst" xmlns:r="http://schemas.openxmlformats.org/officeDocument/2006/relationships" xmlns:m="http://schemas.openxmlformats.org/officeDocument/2006/math" xmlns:v="urn:schemas-microsoft-com:vml" xmlns:wp14="http://schemas.microsoft.com/office/word/2010/wordprocessingDrawing" xmlns:wp="http://schemas.openxmlformats.org/drawingml/2006/wordprocessingDrawing" xmlns:w10="urn:schemas-microsoft-com:office:word" xmlns:w="http://schemas.openxmlformats.org/wordprocessingml/2006/main" xmlns:w14="http://schemas.microsoft.com/office/word/2010/wordml" xmlns:w15="http://schemas.microsoft.com/office/word/2012/wordml" xmlns:w16cex="http://schemas.microsoft.com/office/word/2018/wordml/cex" xmlns:w16cid="http://schemas.microsoft.com/office/word/2016/wordml/cid" xmlns:w16="http://schemas.microsoft.com/office/word/2018/wordml" xmlns:w16du="http://schemas.microsoft.com/office/word/2023/wordml/word16du" xmlns:w16sdtdh="http://schemas.microsoft.com/office/word/2020/wordml/sdtdatahash" xmlns:w16sdtfl="http://schemas.microsoft.com/office/word/2024/wordml/sdtformatlock" xmlns:w16se="http://schemas.microsoft.com/office/word/2015/wordml/symex" xmlns:wpg="http://schemas.microsoft.com/office/word/2010/wordprocessingGroup" xmlns:wpi="http://schemas.microsoft.com/office/word/2010/wordprocessingInk" xmlns:wne="http://schemas.microsoft.com/office/word/2006/wordml" xmlns:wps="http://schemas.microsoft.com/office/word/2010/wordprocessingShape" mc:Ignorable="w14 w15 w16se w16cid w16 w16cex w16sdtdh w16sdtfl w16du wp14">
+  <w:footnote w:type="separator" w:id="-1">
+    <w:p>
+      <w:r>
+        <w:separator/>
+      </w:r>
+    </w:p>
+  </w:footnote>
+  <w:footnote w:type="continuationSeparator" w:id="0">
+    <w:p>
+      <w:r>
+        <w:continuationSeparator/>
+      </w:r>
+    </w:p>
+  </w:footnote>
+</w:footnotes>
+</file>
+
 <file path=word/header1.xml><?xml version="1.0" encoding="utf-8"?>
-<w:hdr xmlns:o="urn:schemas-microsoft-com:office:office" xmlns:r="http://schemas.openxmlformats.org/officeDocument/2006/relationships" xmlns:v="urn:schemas-microsoft-com:vml" xmlns:w="http://schemas.openxmlformats.org/wordprocessingml/2006/main" xmlns:w10="urn:schemas-microsoft-com:office:word" xmlns:wp="http://schemas.openxmlformats.org/drawingml/2006/wordprocessingDrawing" xmlns:pic="http://schemas.openxmlformats.org/drawingml/2006/picture" xmlns:wps="http://schemas.microsoft.com/office/word/2010/wordprocessingShape" xmlns:wpg="http://schemas.microsoft.com/office/word/2010/wordprocessingGroup" xmlns:mc="http://schemas.openxmlformats.org/markup-compatibility/2006" xmlns:wp14="http://schemas.microsoft.com/office/word/2010/wordprocessingDrawing" xmlns:w14="http://schemas.microsoft.com/office/word/2010/wordml" xmlns:w15="http://schemas.microsoft.com/office/word/2012/wordml" mc:Ignorable="w14 wp14 w15">
+<w:hdr xmlns:wpc="http://schemas.microsoft.com/office/word/2010/wordprocessingCanvas" xmlns:cx="http://schemas.microsoft.com/office/drawing/2014/chartex" xmlns:cx1="http://schemas.microsoft.com/office/drawing/2015/9/8/chartex" xmlns:cx2="http://schemas.microsoft.com/office/drawing/2015/10/21/chartex" xmlns:cx3="http://schemas.microsoft.com/office/drawing/2016/5/9/chartex" xmlns:cx4="http://schemas.microsoft.com/office/drawing/2016/5/10/chartex" xmlns:cx5="http://schemas.microsoft.com/office/drawing/2016/5/11/chartex" xmlns:cx6="http://schemas.microsoft.com/office/drawing/2016/5/12/chartex" xmlns:cx7="http://schemas.microsoft.com/office/drawing/2016/5/13/chartex" xmlns:cx8="http://schemas.microsoft.com/office/drawing/2016/5/14/chartex" xmlns:mc="http://schemas.openxmlformats.org/markup-compatibility/2006" xmlns:aink="http://schemas.microsoft.com/office/drawing/2016/ink" xmlns:am3d="http://schemas.microsoft.com/office/drawing/2017/model3d" xmlns:o="urn:schemas-microsoft-com:office:office" xmlns:oel="http://schemas.microsoft.com/office/2019/extlst" xmlns:r="http://schemas.openxmlformats.org/officeDocument/2006/relationships" xmlns:m="http://schemas.openxmlformats.org/officeDocument/2006/math" xmlns:v="urn:schemas-microsoft-com:vml" xmlns:wp14="http://schemas.microsoft.com/office/word/2010/wordprocessingDrawing" xmlns:wp="http://schemas.openxmlformats.org/drawingml/2006/wordprocessingDrawing" xmlns:w10="urn:schemas-microsoft-com:office:word" xmlns:w="http://schemas.openxmlformats.org/wordprocessingml/2006/main" xmlns:w14="http://schemas.microsoft.com/office/word/2010/wordml" xmlns:w15="http://schemas.microsoft.com/office/word/2012/wordml" xmlns:w16cex="http://schemas.microsoft.com/office/word/2018/wordml/cex" xmlns:w16cid="http://schemas.microsoft.com/office/word/2016/wordml/cid" xmlns:w16="http://schemas.microsoft.com/office/word/2018/wordml" xmlns:w16du="http://schemas.microsoft.com/office/word/2023/wordml/word16du" xmlns:w16sdtdh="http://schemas.microsoft.com/office/word/2020/wordml/sdtdatahash" xmlns:w16sdtfl="http://schemas.microsoft.com/office/word/2024/wordml/sdtformatlock" xmlns:w16se="http://schemas.microsoft.com/office/word/2015/wordml/symex" xmlns:wpg="http://schemas.microsoft.com/office/word/2010/wordprocessingGroup" xmlns:wpi="http://schemas.microsoft.com/office/word/2010/wordprocessingInk" xmlns:wne="http://schemas.microsoft.com/office/word/2006/wordml" xmlns:wps="http://schemas.microsoft.com/office/word/2010/wordprocessingShape" mc:Ignorable="w14 w15 w16se w16cid w16 w16cex w16sdtdh w16sdtfl w16du wp14">
   <w:p>
     <w:pPr>
-      <w:pStyle w:val="Header"/>
-      <w:rPr/>
+      <w:pStyle w:val="Cabealho"/>
     </w:pPr>
-    <w:r>
-      <w:rPr/>
-    </w:r>
   </w:p>
 </w:hdr>
 </file>
 
 <file path=word/header2.xml><?xml version="1.0" encoding="utf-8"?>
-<w:hdr xmlns:o="urn:schemas-microsoft-com:office:office" xmlns:r="http://schemas.openxmlformats.org/officeDocument/2006/relationships" xmlns:v="urn:schemas-microsoft-com:vml" xmlns:w="http://schemas.openxmlformats.org/wordprocessingml/2006/main" xmlns:w10="urn:schemas-microsoft-com:office:word" xmlns:wp="http://schemas.openxmlformats.org/drawingml/2006/wordprocessingDrawing" xmlns:pic="http://schemas.openxmlformats.org/drawingml/2006/picture" xmlns:wps="http://schemas.microsoft.com/office/word/2010/wordprocessingShape" xmlns:wpg="http://schemas.microsoft.com/office/word/2010/wordprocessingGroup" xmlns:mc="http://schemas.openxmlformats.org/markup-compatibility/2006" xmlns:wp14="http://schemas.microsoft.com/office/word/2010/wordprocessingDrawing" xmlns:w14="http://schemas.microsoft.com/office/word/2010/wordml" xmlns:w15="http://schemas.microsoft.com/office/word/2012/wordml" mc:Ignorable="w14 wp14 w15">
+<w:hdr xmlns:wpc="http://schemas.microsoft.com/office/word/2010/wordprocessingCanvas" xmlns:cx="http://schemas.microsoft.com/office/drawing/2014/chartex" xmlns:cx1="http://schemas.microsoft.com/office/drawing/2015/9/8/chartex" xmlns:cx2="http://schemas.microsoft.com/office/drawing/2015/10/21/chartex" xmlns:cx3="http://schemas.microsoft.com/office/drawing/2016/5/9/chartex" xmlns:cx4="http://schemas.microsoft.com/office/drawing/2016/5/10/chartex" xmlns:cx5="http://schemas.microsoft.com/office/drawing/2016/5/11/chartex" xmlns:cx6="http://schemas.microsoft.com/office/drawing/2016/5/12/chartex" xmlns:cx7="http://schemas.microsoft.com/office/drawing/2016/5/13/chartex" xmlns:cx8="http://schemas.microsoft.com/office/drawing/2016/5/14/chartex" xmlns:mc="http://schemas.openxmlformats.org/markup-compatibility/2006" xmlns:aink="http://schemas.microsoft.com/office/drawing/2016/ink" xmlns:am3d="http://schemas.microsoft.com/office/drawing/2017/model3d" xmlns:o="urn:schemas-microsoft-com:office:office" xmlns:oel="http://schemas.microsoft.com/office/2019/extlst" xmlns:r="http://schemas.openxmlformats.org/officeDocument/2006/relationships" xmlns:m="http://schemas.openxmlformats.org/officeDocument/2006/math" xmlns:v="urn:schemas-microsoft-com:vml" xmlns:wp14="http://schemas.microsoft.com/office/word/2010/wordprocessingDrawing" xmlns:wp="http://schemas.openxmlformats.org/drawingml/2006/wordprocessingDrawing" xmlns:w10="urn:schemas-microsoft-com:office:word" xmlns:w="http://schemas.openxmlformats.org/wordprocessingml/2006/main" xmlns:w14="http://schemas.microsoft.com/office/word/2010/wordml" xmlns:w15="http://schemas.microsoft.com/office/word/2012/wordml" xmlns:w16cex="http://schemas.microsoft.com/office/word/2018/wordml/cex" xmlns:w16cid="http://schemas.microsoft.com/office/word/2016/wordml/cid" xmlns:w16="http://schemas.microsoft.com/office/word/2018/wordml" xmlns:w16du="http://schemas.microsoft.com/office/word/2023/wordml/word16du" xmlns:w16sdtdh="http://schemas.microsoft.com/office/word/2020/wordml/sdtdatahash" xmlns:w16sdtfl="http://schemas.microsoft.com/office/word/2024/wordml/sdtformatlock" xmlns:w16se="http://schemas.microsoft.com/office/word/2015/wordml/symex" xmlns:wpg="http://schemas.microsoft.com/office/word/2010/wordprocessingGroup" xmlns:wpi="http://schemas.microsoft.com/office/word/2010/wordprocessingInk" xmlns:wne="http://schemas.microsoft.com/office/word/2006/wordml" xmlns:wps="http://schemas.microsoft.com/office/word/2010/wordprocessingShape" mc:Ignorable="w14 w15 w16se w16cid w16 w16cex w16sdtdh w16sdtfl w16du wp14">
   <w:p>
-    <w:pPr>
-      <w:pStyle w:val="Normal"/>
-      <w:rPr/>
-    </w:pPr>
     <w:r>
-      <w:rPr/>
+      <w:rPr>
+        <w:noProof/>
+      </w:rPr>
       <w:drawing>
-        <wp:anchor distT="0" distB="0" distL="0" distR="0" simplePos="0" relativeHeight="6" behindDoc="1" locked="0" layoutInCell="0" allowOverlap="1">
+        <wp:anchor distT="0" distB="0" distL="0" distR="0" simplePos="0" relativeHeight="251654144" behindDoc="1" locked="0" layoutInCell="0" allowOverlap="1" wp14:anchorId="74FA41F3" wp14:editId="3FC10D53">
           <wp:simplePos x="0" y="0"/>
           <wp:positionH relativeFrom="page">
             <wp:posOffset>2733675</wp:posOffset>
@@ -2810,8 +2581,13 @@
           </a:graphic>
         </wp:anchor>
       </w:drawing>
+    </w:r>
+    <w:r>
+      <w:rPr>
+        <w:noProof/>
+      </w:rPr>
       <w:drawing>
-        <wp:anchor distT="0" distB="0" distL="114300" distR="114300" simplePos="0" relativeHeight="22" behindDoc="0" locked="0" layoutInCell="0" allowOverlap="1">
+        <wp:anchor distT="0" distB="0" distL="114300" distR="114300" simplePos="0" relativeHeight="251660288" behindDoc="0" locked="0" layoutInCell="0" allowOverlap="1" wp14:anchorId="6C290157" wp14:editId="7C255EC9">
           <wp:simplePos x="0" y="0"/>
           <wp:positionH relativeFrom="column">
             <wp:posOffset>-451485</wp:posOffset>
@@ -2874,14 +2650,12 @@
     </w:r>
   </w:p>
   <w:p>
-    <w:pPr>
-      <w:pStyle w:val="Normal"/>
-      <w:rPr/>
-    </w:pPr>
     <w:r>
-      <w:rPr/>
+      <w:rPr>
+        <w:noProof/>
+      </w:rPr>
       <w:drawing>
-        <wp:anchor distT="0" distB="0" distL="0" distR="0" simplePos="0" relativeHeight="11" behindDoc="1" locked="0" layoutInCell="0" allowOverlap="1">
+        <wp:anchor distT="0" distB="0" distL="0" distR="0" simplePos="0" relativeHeight="251656192" behindDoc="1" locked="0" layoutInCell="0" allowOverlap="1" wp14:anchorId="40B252B6" wp14:editId="141BD62E">
           <wp:simplePos x="0" y="0"/>
           <wp:positionH relativeFrom="page">
             <wp:posOffset>6061710</wp:posOffset>
@@ -2926,78 +2700,30 @@
           </a:graphic>
         </wp:anchor>
       </w:drawing>
-      <mc:AlternateContent>
-        <mc:Choice Requires="wps">
-          <w:drawing>
-            <wp:anchor distT="5080" distB="5080" distL="5080" distR="5080" simplePos="0" relativeHeight="16" behindDoc="1" locked="0" layoutInCell="0" allowOverlap="1">
-              <wp:simplePos x="0" y="0"/>
-              <wp:positionH relativeFrom="page">
-                <wp:posOffset>719455</wp:posOffset>
-              </wp:positionH>
-              <wp:positionV relativeFrom="page">
-                <wp:posOffset>765175</wp:posOffset>
-              </wp:positionV>
-              <wp:extent cx="6238875" cy="635"/>
-              <wp:effectExtent l="635" t="635" r="635" b="635"/>
-              <wp:wrapNone/>
-              <wp:docPr id="4" name="officeArt object"/>
-              <a:graphic xmlns:a="http://schemas.openxmlformats.org/drawingml/2006/main">
-                <a:graphicData uri="http://schemas.microsoft.com/office/word/2010/wordprocessingShape">
-                  <wps:wsp>
-                    <wps:cNvSpPr/>
-                    <wps:spPr>
-                      <a:xfrm>
-                        <a:off x="0" y="0"/>
-                        <a:ext cx="6238800" cy="720"/>
-                      </a:xfrm>
-                      <a:prstGeom prst="line">
-                        <a:avLst/>
-                      </a:prstGeom>
-                      <a:ln w="0">
-                        <a:solidFill>
-                          <a:srgbClr val="000000"/>
-                        </a:solidFill>
-                      </a:ln>
-                    </wps:spPr>
-                    <wps:style>
-                      <a:lnRef idx="0"/>
-                      <a:fillRef idx="0"/>
-                      <a:effectRef idx="0"/>
-                      <a:fontRef idx="minor"/>
-                    </wps:style>
-                    <wps:bodyPr/>
-                  </wps:wsp>
-                </a:graphicData>
-              </a:graphic>
-            </wp:anchor>
-          </w:drawing>
-        </mc:Choice>
-        <mc:Fallback>
-          <w:pict>
-            <v:line id="shape_0" from="56.65pt,60.25pt" to="547.85pt,60.25pt" stroked="t" o:allowincell="f" style="position:absolute;mso-position-horizontal-relative:page;mso-position-vertical-relative:page">
-              <v:stroke color="black" joinstyle="round" endcap="flat"/>
-              <v:fill o:detectmouseclick="t" on="false"/>
-              <w10:wrap type="none"/>
-            </v:line>
-          </w:pict>
-        </mc:Fallback>
-      </mc:AlternateContent>
+    </w:r>
+    <w:r>
+      <w:rPr>
+        <w:noProof/>
+      </w:rPr>
+      <w:pict w14:anchorId="2DB17560">
+        <v:line id="officeArt object" o:spid="_x0000_s1026" style="position:absolute;z-index:-251658240;visibility:visible;mso-wrap-style:square;mso-wrap-distance-left:.4pt;mso-wrap-distance-top:.4pt;mso-wrap-distance-right:.4pt;mso-wrap-distance-bottom:.4pt;mso-position-horizontal:absolute;mso-position-horizontal-relative:page;mso-position-vertical:absolute;mso-position-vertical-relative:page" from="56.65pt,60.25pt" to="547.9pt,60.3pt" o:gfxdata="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" o:allowincell="f" strokeweight="0">
+          <w10:wrap anchorx="page" anchory="page"/>
+        </v:line>
+      </w:pict>
     </w:r>
   </w:p>
 </w:hdr>
 </file>
 
 <file path=word/header3.xml><?xml version="1.0" encoding="utf-8"?>
-<w:hdr xmlns:o="urn:schemas-microsoft-com:office:office" xmlns:r="http://schemas.openxmlformats.org/officeDocument/2006/relationships" xmlns:v="urn:schemas-microsoft-com:vml" xmlns:w="http://schemas.openxmlformats.org/wordprocessingml/2006/main" xmlns:w10="urn:schemas-microsoft-com:office:word" xmlns:wp="http://schemas.openxmlformats.org/drawingml/2006/wordprocessingDrawing" xmlns:pic="http://schemas.openxmlformats.org/drawingml/2006/picture" xmlns:wps="http://schemas.microsoft.com/office/word/2010/wordprocessingShape" xmlns:wpg="http://schemas.microsoft.com/office/word/2010/wordprocessingGroup" xmlns:mc="http://schemas.openxmlformats.org/markup-compatibility/2006" xmlns:wp14="http://schemas.microsoft.com/office/word/2010/wordprocessingDrawing" xmlns:w14="http://schemas.microsoft.com/office/word/2010/wordml" xmlns:w15="http://schemas.microsoft.com/office/word/2012/wordml" mc:Ignorable="w14 wp14 w15">
+<w:hdr xmlns:wpc="http://schemas.microsoft.com/office/word/2010/wordprocessingCanvas" xmlns:cx="http://schemas.microsoft.com/office/drawing/2014/chartex" xmlns:cx1="http://schemas.microsoft.com/office/drawing/2015/9/8/chartex" xmlns:cx2="http://schemas.microsoft.com/office/drawing/2015/10/21/chartex" xmlns:cx3="http://schemas.microsoft.com/office/drawing/2016/5/9/chartex" xmlns:cx4="http://schemas.microsoft.com/office/drawing/2016/5/10/chartex" xmlns:cx5="http://schemas.microsoft.com/office/drawing/2016/5/11/chartex" xmlns:cx6="http://schemas.microsoft.com/office/drawing/2016/5/12/chartex" xmlns:cx7="http://schemas.microsoft.com/office/drawing/2016/5/13/chartex" xmlns:cx8="http://schemas.microsoft.com/office/drawing/2016/5/14/chartex" xmlns:mc="http://schemas.openxmlformats.org/markup-compatibility/2006" xmlns:aink="http://schemas.microsoft.com/office/drawing/2016/ink" xmlns:am3d="http://schemas.microsoft.com/office/drawing/2017/model3d" xmlns:o="urn:schemas-microsoft-com:office:office" xmlns:oel="http://schemas.microsoft.com/office/2019/extlst" xmlns:r="http://schemas.openxmlformats.org/officeDocument/2006/relationships" xmlns:m="http://schemas.openxmlformats.org/officeDocument/2006/math" xmlns:v="urn:schemas-microsoft-com:vml" xmlns:wp14="http://schemas.microsoft.com/office/word/2010/wordprocessingDrawing" xmlns:wp="http://schemas.openxmlformats.org/drawingml/2006/wordprocessingDrawing" xmlns:w10="urn:schemas-microsoft-com:office:word" xmlns:w="http://schemas.openxmlformats.org/wordprocessingml/2006/main" xmlns:w14="http://schemas.microsoft.com/office/word/2010/wordml" xmlns:w15="http://schemas.microsoft.com/office/word/2012/wordml" xmlns:w16cex="http://schemas.microsoft.com/office/word/2018/wordml/cex" xmlns:w16cid="http://schemas.microsoft.com/office/word/2016/wordml/cid" xmlns:w16="http://schemas.microsoft.com/office/word/2018/wordml" xmlns:w16du="http://schemas.microsoft.com/office/word/2023/wordml/word16du" xmlns:w16sdtdh="http://schemas.microsoft.com/office/word/2020/wordml/sdtdatahash" xmlns:w16sdtfl="http://schemas.microsoft.com/office/word/2024/wordml/sdtformatlock" xmlns:w16se="http://schemas.microsoft.com/office/word/2015/wordml/symex" xmlns:wpg="http://schemas.microsoft.com/office/word/2010/wordprocessingGroup" xmlns:wpi="http://schemas.microsoft.com/office/word/2010/wordprocessingInk" xmlns:wne="http://schemas.microsoft.com/office/word/2006/wordml" xmlns:wps="http://schemas.microsoft.com/office/word/2010/wordprocessingShape" mc:Ignorable="w14 w15 w16se w16cid w16 w16cex w16sdtdh w16sdtfl w16du wp14">
   <w:p>
-    <w:pPr>
-      <w:pStyle w:val="Normal"/>
-      <w:rPr/>
-    </w:pPr>
     <w:r>
-      <w:rPr/>
+      <w:rPr>
+        <w:noProof/>
+      </w:rPr>
       <w:drawing>
-        <wp:anchor distT="0" distB="0" distL="0" distR="0" simplePos="0" relativeHeight="6" behindDoc="1" locked="0" layoutInCell="0" allowOverlap="1">
+        <wp:anchor distT="0" distB="0" distL="0" distR="0" simplePos="0" relativeHeight="251655168" behindDoc="1" locked="0" layoutInCell="0" allowOverlap="1" wp14:anchorId="73BC7FDA" wp14:editId="2181C94E">
           <wp:simplePos x="0" y="0"/>
           <wp:positionH relativeFrom="page">
             <wp:posOffset>2733675</wp:posOffset>
@@ -3042,8 +2768,13 @@
           </a:graphic>
         </wp:anchor>
       </w:drawing>
+    </w:r>
+    <w:r>
+      <w:rPr>
+        <w:noProof/>
+      </w:rPr>
       <w:drawing>
-        <wp:anchor distT="0" distB="0" distL="114300" distR="114300" simplePos="0" relativeHeight="22" behindDoc="0" locked="0" layoutInCell="0" allowOverlap="1">
+        <wp:anchor distT="0" distB="0" distL="114300" distR="114300" simplePos="0" relativeHeight="251661312" behindDoc="0" locked="0" layoutInCell="0" allowOverlap="1" wp14:anchorId="0B147999" wp14:editId="2B89A844">
           <wp:simplePos x="0" y="0"/>
           <wp:positionH relativeFrom="column">
             <wp:posOffset>-451485</wp:posOffset>
@@ -3106,14 +2837,12 @@
     </w:r>
   </w:p>
   <w:p>
-    <w:pPr>
-      <w:pStyle w:val="Normal"/>
-      <w:rPr/>
-    </w:pPr>
     <w:r>
-      <w:rPr/>
+      <w:rPr>
+        <w:noProof/>
+      </w:rPr>
       <w:drawing>
-        <wp:anchor distT="0" distB="0" distL="0" distR="0" simplePos="0" relativeHeight="11" behindDoc="1" locked="0" layoutInCell="0" allowOverlap="1">
+        <wp:anchor distT="0" distB="0" distL="0" distR="0" simplePos="0" relativeHeight="251657216" behindDoc="1" locked="0" layoutInCell="0" allowOverlap="1" wp14:anchorId="5B090FB2" wp14:editId="05ABF516">
           <wp:simplePos x="0" y="0"/>
           <wp:positionH relativeFrom="page">
             <wp:posOffset>6061710</wp:posOffset>
@@ -3158,315 +2887,27 @@
           </a:graphic>
         </wp:anchor>
       </w:drawing>
-      <mc:AlternateContent>
-        <mc:Choice Requires="wps">
-          <w:drawing>
-            <wp:anchor distT="5080" distB="5080" distL="5080" distR="5080" simplePos="0" relativeHeight="16" behindDoc="1" locked="0" layoutInCell="0" allowOverlap="1">
-              <wp:simplePos x="0" y="0"/>
-              <wp:positionH relativeFrom="page">
-                <wp:posOffset>719455</wp:posOffset>
-              </wp:positionH>
-              <wp:positionV relativeFrom="page">
-                <wp:posOffset>765175</wp:posOffset>
-              </wp:positionV>
-              <wp:extent cx="6238875" cy="635"/>
-              <wp:effectExtent l="635" t="635" r="635" b="635"/>
-              <wp:wrapNone/>
-              <wp:docPr id="8" name="officeArt object"/>
-              <a:graphic xmlns:a="http://schemas.openxmlformats.org/drawingml/2006/main">
-                <a:graphicData uri="http://schemas.microsoft.com/office/word/2010/wordprocessingShape">
-                  <wps:wsp>
-                    <wps:cNvSpPr/>
-                    <wps:spPr>
-                      <a:xfrm>
-                        <a:off x="0" y="0"/>
-                        <a:ext cx="6238800" cy="720"/>
-                      </a:xfrm>
-                      <a:prstGeom prst="line">
-                        <a:avLst/>
-                      </a:prstGeom>
-                      <a:ln w="0">
-                        <a:solidFill>
-                          <a:srgbClr val="000000"/>
-                        </a:solidFill>
-                      </a:ln>
-                    </wps:spPr>
-                    <wps:style>
-                      <a:lnRef idx="0"/>
-                      <a:fillRef idx="0"/>
-                      <a:effectRef idx="0"/>
-                      <a:fontRef idx="minor"/>
-                    </wps:style>
-                    <wps:bodyPr/>
-                  </wps:wsp>
-                </a:graphicData>
-              </a:graphic>
-            </wp:anchor>
-          </w:drawing>
-        </mc:Choice>
-        <mc:Fallback>
-          <w:pict>
-            <v:line id="shape_0" from="56.65pt,60.25pt" to="547.85pt,60.25pt" stroked="t" o:allowincell="f" style="position:absolute;mso-position-horizontal-relative:page;mso-position-vertical-relative:page">
-              <v:stroke color="black" joinstyle="round" endcap="flat"/>
-              <v:fill o:detectmouseclick="t" on="false"/>
-              <w10:wrap type="none"/>
-            </v:line>
-          </w:pict>
-        </mc:Fallback>
-      </mc:AlternateContent>
+    </w:r>
+    <w:r>
+      <w:rPr>
+        <w:noProof/>
+      </w:rPr>
+      <w:pict w14:anchorId="5610D66A">
+        <v:line id="_x0000_s1025" style="position:absolute;z-index:-251657216;visibility:visible;mso-wrap-style:square;mso-wrap-distance-left:.4pt;mso-wrap-distance-top:.4pt;mso-wrap-distance-right:.4pt;mso-wrap-distance-bottom:.4pt;mso-position-horizontal:absolute;mso-position-horizontal-relative:page;mso-position-vertical:absolute;mso-position-vertical-relative:page" from="56.65pt,60.25pt" to="547.9pt,60.3pt" o:gfxdata="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" o:allowincell="f" strokeweight="0">
+          <w10:wrap anchorx="page" anchory="page"/>
+        </v:line>
+      </w:pict>
     </w:r>
   </w:p>
 </w:hdr>
 </file>
 
 <file path=word/numbering.xml><?xml version="1.0" encoding="utf-8"?>
-<w:numbering xmlns:w="http://schemas.openxmlformats.org/wordprocessingml/2006/main" xmlns:o="urn:schemas-microsoft-com:office:office" xmlns:r="http://schemas.openxmlformats.org/officeDocument/2006/relationships" xmlns:v="urn:schemas-microsoft-com:vml" xmlns:mc="http://schemas.openxmlformats.org/markup-compatibility/2006" xmlns:w14="http://schemas.microsoft.com/office/word/2010/wordml" mc:Ignorable="w14">
-  <w:abstractNum w:abstractNumId="1">
-    <w:lvl w:ilvl="0">
-      <w:start w:val="1"/>
-      <w:numFmt w:val="lowerLetter"/>
-      <w:lvlText w:val="%1)"/>
-      <w:lvlJc w:val="left"/>
-      <w:pPr>
-        <w:tabs>
-          <w:tab w:val="num" w:pos="0"/>
-        </w:tabs>
-        <w:ind w:left="426" w:hanging="284"/>
-      </w:pPr>
-      <w:rPr>
-        <w:caps w:val="false"/>
-        <w:smallCaps w:val="false"/>
-        <w:strike w:val="false"/>
-        <w:dstrike w:val="false"/>
-        <w:outline w:val="false"/>
-        <w:emboss w:val="false"/>
-        <w:imprint w:val="false"/>
-        <w:spacing w:val="0"/>
-        <w:w w:val="100"/>
-        <w:kern w:val="0"/>
-        <w:position w:val="0"/>
-        <w:sz w:val="20"/>
-        <w:vertAlign w:val="baseline"/>
-      </w:rPr>
-    </w:lvl>
-    <w:lvl w:ilvl="1">
-      <w:start w:val="1"/>
-      <w:numFmt w:val="lowerLetter"/>
-      <w:lvlText w:val="%2."/>
-      <w:lvlJc w:val="left"/>
-      <w:pPr>
-        <w:tabs>
-          <w:tab w:val="num" w:pos="0"/>
-        </w:tabs>
-        <w:ind w:left="1146" w:hanging="284"/>
-      </w:pPr>
-      <w:rPr>
-        <w:caps w:val="false"/>
-        <w:smallCaps w:val="false"/>
-        <w:strike w:val="false"/>
-        <w:dstrike w:val="false"/>
-        <w:outline w:val="false"/>
-        <w:emboss w:val="false"/>
-        <w:imprint w:val="false"/>
-        <w:spacing w:val="0"/>
-        <w:w w:val="100"/>
-        <w:kern w:val="0"/>
-        <w:position w:val="0"/>
-        <w:sz w:val="20"/>
-        <w:vertAlign w:val="baseline"/>
-      </w:rPr>
-    </w:lvl>
-    <w:lvl w:ilvl="2">
-      <w:start w:val="1"/>
-      <w:numFmt w:val="lowerRoman"/>
-      <w:lvlText w:val="%3."/>
-      <w:lvlJc w:val="left"/>
-      <w:pPr>
-        <w:tabs>
-          <w:tab w:val="num" w:pos="0"/>
-        </w:tabs>
-        <w:ind w:left="1866" w:hanging="209"/>
-      </w:pPr>
-      <w:rPr>
-        <w:caps w:val="false"/>
-        <w:smallCaps w:val="false"/>
-        <w:strike w:val="false"/>
-        <w:dstrike w:val="false"/>
-        <w:outline w:val="false"/>
-        <w:emboss w:val="false"/>
-        <w:imprint w:val="false"/>
-        <w:spacing w:val="0"/>
-        <w:w w:val="100"/>
-        <w:kern w:val="0"/>
-        <w:position w:val="0"/>
-        <w:sz w:val="20"/>
-        <w:vertAlign w:val="baseline"/>
-      </w:rPr>
-    </w:lvl>
-    <w:lvl w:ilvl="3">
-      <w:start w:val="1"/>
-      <w:numFmt w:val="decimal"/>
-      <w:lvlText w:val="%4."/>
-      <w:lvlJc w:val="left"/>
-      <w:pPr>
-        <w:tabs>
-          <w:tab w:val="num" w:pos="0"/>
-        </w:tabs>
-        <w:ind w:left="2586" w:hanging="284"/>
-      </w:pPr>
-      <w:rPr>
-        <w:caps w:val="false"/>
-        <w:smallCaps w:val="false"/>
-        <w:strike w:val="false"/>
-        <w:dstrike w:val="false"/>
-        <w:outline w:val="false"/>
-        <w:emboss w:val="false"/>
-        <w:imprint w:val="false"/>
-        <w:spacing w:val="0"/>
-        <w:w w:val="100"/>
-        <w:kern w:val="0"/>
-        <w:position w:val="0"/>
-        <w:sz w:val="20"/>
-        <w:vertAlign w:val="baseline"/>
-      </w:rPr>
-    </w:lvl>
-    <w:lvl w:ilvl="4">
-      <w:start w:val="1"/>
-      <w:numFmt w:val="lowerLetter"/>
-      <w:lvlText w:val="%5."/>
-      <w:lvlJc w:val="left"/>
-      <w:pPr>
-        <w:tabs>
-          <w:tab w:val="num" w:pos="0"/>
-        </w:tabs>
-        <w:ind w:left="3306" w:hanging="284"/>
-      </w:pPr>
-      <w:rPr>
-        <w:caps w:val="false"/>
-        <w:smallCaps w:val="false"/>
-        <w:strike w:val="false"/>
-        <w:dstrike w:val="false"/>
-        <w:outline w:val="false"/>
-        <w:emboss w:val="false"/>
-        <w:imprint w:val="false"/>
-        <w:spacing w:val="0"/>
-        <w:w w:val="100"/>
-        <w:kern w:val="0"/>
-        <w:position w:val="0"/>
-        <w:sz w:val="20"/>
-        <w:vertAlign w:val="baseline"/>
-      </w:rPr>
-    </w:lvl>
-    <w:lvl w:ilvl="5">
-      <w:start w:val="1"/>
-      <w:numFmt w:val="lowerRoman"/>
-      <w:lvlText w:val="%6."/>
-      <w:lvlJc w:val="left"/>
-      <w:pPr>
-        <w:tabs>
-          <w:tab w:val="num" w:pos="0"/>
-        </w:tabs>
-        <w:ind w:left="4026" w:hanging="209"/>
-      </w:pPr>
-      <w:rPr>
-        <w:caps w:val="false"/>
-        <w:smallCaps w:val="false"/>
-        <w:strike w:val="false"/>
-        <w:dstrike w:val="false"/>
-        <w:outline w:val="false"/>
-        <w:emboss w:val="false"/>
-        <w:imprint w:val="false"/>
-        <w:spacing w:val="0"/>
-        <w:w w:val="100"/>
-        <w:kern w:val="0"/>
-        <w:position w:val="0"/>
-        <w:sz w:val="20"/>
-        <w:vertAlign w:val="baseline"/>
-      </w:rPr>
-    </w:lvl>
-    <w:lvl w:ilvl="6">
-      <w:start w:val="1"/>
-      <w:numFmt w:val="decimal"/>
-      <w:lvlText w:val="%7."/>
-      <w:lvlJc w:val="left"/>
-      <w:pPr>
-        <w:tabs>
-          <w:tab w:val="num" w:pos="0"/>
-        </w:tabs>
-        <w:ind w:left="4746" w:hanging="284"/>
-      </w:pPr>
-      <w:rPr>
-        <w:caps w:val="false"/>
-        <w:smallCaps w:val="false"/>
-        <w:strike w:val="false"/>
-        <w:dstrike w:val="false"/>
-        <w:outline w:val="false"/>
-        <w:emboss w:val="false"/>
-        <w:imprint w:val="false"/>
-        <w:spacing w:val="0"/>
-        <w:w w:val="100"/>
-        <w:kern w:val="0"/>
-        <w:position w:val="0"/>
-        <w:sz w:val="20"/>
-        <w:vertAlign w:val="baseline"/>
-      </w:rPr>
-    </w:lvl>
-    <w:lvl w:ilvl="7">
-      <w:start w:val="1"/>
-      <w:numFmt w:val="lowerLetter"/>
-      <w:lvlText w:val="%8."/>
-      <w:lvlJc w:val="left"/>
-      <w:pPr>
-        <w:tabs>
-          <w:tab w:val="num" w:pos="0"/>
-        </w:tabs>
-        <w:ind w:left="5466" w:hanging="284"/>
-      </w:pPr>
-      <w:rPr>
-        <w:caps w:val="false"/>
-        <w:smallCaps w:val="false"/>
-        <w:strike w:val="false"/>
-        <w:dstrike w:val="false"/>
-        <w:outline w:val="false"/>
-        <w:emboss w:val="false"/>
-        <w:imprint w:val="false"/>
-        <w:spacing w:val="0"/>
-        <w:w w:val="100"/>
-        <w:kern w:val="0"/>
-        <w:position w:val="0"/>
-        <w:sz w:val="20"/>
-        <w:vertAlign w:val="baseline"/>
-      </w:rPr>
-    </w:lvl>
-    <w:lvl w:ilvl="8">
-      <w:start w:val="1"/>
-      <w:numFmt w:val="lowerRoman"/>
-      <w:lvlText w:val="%9."/>
-      <w:lvlJc w:val="left"/>
-      <w:pPr>
-        <w:tabs>
-          <w:tab w:val="num" w:pos="0"/>
-        </w:tabs>
-        <w:ind w:left="6186" w:hanging="209"/>
-      </w:pPr>
-      <w:rPr>
-        <w:caps w:val="false"/>
-        <w:smallCaps w:val="false"/>
-        <w:strike w:val="false"/>
-        <w:dstrike w:val="false"/>
-        <w:outline w:val="false"/>
-        <w:emboss w:val="false"/>
-        <w:imprint w:val="false"/>
-        <w:spacing w:val="0"/>
-        <w:w w:val="100"/>
-        <w:kern w:val="0"/>
-        <w:position w:val="0"/>
-        <w:sz w:val="20"/>
-        <w:vertAlign w:val="baseline"/>
-      </w:rPr>
-    </w:lvl>
-  </w:abstractNum>
-  <w:abstractNum w:abstractNumId="2">
+<w:numbering xmlns:wpc="http://schemas.microsoft.com/office/word/2010/wordprocessingCanvas" xmlns:cx="http://schemas.microsoft.com/office/drawing/2014/chartex" xmlns:cx1="http://schemas.microsoft.com/office/drawing/2015/9/8/chartex" xmlns:cx2="http://schemas.microsoft.com/office/drawing/2015/10/21/chartex" xmlns:cx3="http://schemas.microsoft.com/office/drawing/2016/5/9/chartex" xmlns:cx4="http://schemas.microsoft.com/office/drawing/2016/5/10/chartex" xmlns:cx5="http://schemas.microsoft.com/office/drawing/2016/5/11/chartex" xmlns:cx6="http://schemas.microsoft.com/office/drawing/2016/5/12/chartex" xmlns:cx7="http://schemas.microsoft.com/office/drawing/2016/5/13/chartex" xmlns:cx8="http://schemas.microsoft.com/office/drawing/2016/5/14/chartex" xmlns:mc="http://schemas.openxmlformats.org/markup-compatibility/2006" xmlns:aink="http://schemas.microsoft.com/office/drawing/2016/ink" xmlns:am3d="http://schemas.microsoft.com/office/drawing/2017/model3d" xmlns:o="urn:schemas-microsoft-com:office:office" xmlns:oel="http://schemas.microsoft.com/office/2019/extlst" xmlns:r="http://schemas.openxmlformats.org/officeDocument/2006/relationships" xmlns:m="http://schemas.openxmlformats.org/officeDocument/2006/math" xmlns:v="urn:schemas-microsoft-com:vml" xmlns:wp14="http://schemas.microsoft.com/office/word/2010/wordprocessingDrawing" xmlns:wp="http://schemas.openxmlformats.org/drawingml/2006/wordprocessingDrawing" xmlns:w10="urn:schemas-microsoft-com:office:word" xmlns:w="http://schemas.openxmlformats.org/wordprocessingml/2006/main" xmlns:w14="http://schemas.microsoft.com/office/word/2010/wordml" xmlns:w15="http://schemas.microsoft.com/office/word/2012/wordml" xmlns:w16cex="http://schemas.microsoft.com/office/word/2018/wordml/cex" xmlns:w16cid="http://schemas.microsoft.com/office/word/2016/wordml/cid" xmlns:w16="http://schemas.microsoft.com/office/word/2018/wordml" xmlns:w16du="http://schemas.microsoft.com/office/word/2023/wordml/word16du" xmlns:w16sdtdh="http://schemas.microsoft.com/office/word/2020/wordml/sdtdatahash" xmlns:w16sdtfl="http://schemas.microsoft.com/office/word/2024/wordml/sdtformatlock" xmlns:w16se="http://schemas.microsoft.com/office/word/2015/wordml/symex" xmlns:wpg="http://schemas.microsoft.com/office/word/2010/wordprocessingGroup" xmlns:wpi="http://schemas.microsoft.com/office/word/2010/wordprocessingInk" xmlns:wne="http://schemas.microsoft.com/office/word/2006/wordml" xmlns:wps="http://schemas.microsoft.com/office/word/2010/wordprocessingShape" mc:Ignorable="w14 w15 w16se w16cid w16 w16cex w16sdtdh w16sdtfl w16du wp14">
+  <w:abstractNum w:abstractNumId="0" w15:restartNumberingAfterBreak="0">
+    <w:nsid w:val="5F341B92"/>
+    <w:multiLevelType w:val="multilevel"/>
+    <w:tmpl w:val="C1CC28D2"/>
     <w:lvl w:ilvl="0">
       <w:start w:val="1"/>
       <w:numFmt w:val="none"/>
@@ -3477,7 +2918,7 @@
         <w:tabs>
           <w:tab w:val="num" w:pos="0"/>
         </w:tabs>
-        <w:ind w:left="0" w:hanging="0"/>
+        <w:ind w:left="0" w:firstLine="0"/>
       </w:pPr>
     </w:lvl>
     <w:lvl w:ilvl="1">
@@ -3490,7 +2931,7 @@
         <w:tabs>
           <w:tab w:val="num" w:pos="0"/>
         </w:tabs>
-        <w:ind w:left="0" w:hanging="0"/>
+        <w:ind w:left="0" w:firstLine="0"/>
       </w:pPr>
     </w:lvl>
     <w:lvl w:ilvl="2">
@@ -3503,7 +2944,7 @@
         <w:tabs>
           <w:tab w:val="num" w:pos="0"/>
         </w:tabs>
-        <w:ind w:left="0" w:hanging="0"/>
+        <w:ind w:left="0" w:firstLine="0"/>
       </w:pPr>
     </w:lvl>
     <w:lvl w:ilvl="3">
@@ -3516,7 +2957,7 @@
         <w:tabs>
           <w:tab w:val="num" w:pos="0"/>
         </w:tabs>
-        <w:ind w:left="0" w:hanging="0"/>
+        <w:ind w:left="0" w:firstLine="0"/>
       </w:pPr>
     </w:lvl>
     <w:lvl w:ilvl="4">
@@ -3529,7 +2970,7 @@
         <w:tabs>
           <w:tab w:val="num" w:pos="0"/>
         </w:tabs>
-        <w:ind w:left="0" w:hanging="0"/>
+        <w:ind w:left="0" w:firstLine="0"/>
       </w:pPr>
     </w:lvl>
     <w:lvl w:ilvl="5">
@@ -3542,7 +2983,7 @@
         <w:tabs>
           <w:tab w:val="num" w:pos="0"/>
         </w:tabs>
-        <w:ind w:left="0" w:hanging="0"/>
+        <w:ind w:left="0" w:firstLine="0"/>
       </w:pPr>
     </w:lvl>
     <w:lvl w:ilvl="6">
@@ -3555,7 +2996,7 @@
         <w:tabs>
           <w:tab w:val="num" w:pos="0"/>
         </w:tabs>
-        <w:ind w:left="0" w:hanging="0"/>
+        <w:ind w:left="0" w:firstLine="0"/>
       </w:pPr>
     </w:lvl>
     <w:lvl w:ilvl="7">
@@ -3568,7 +3009,7 @@
         <w:tabs>
           <w:tab w:val="num" w:pos="0"/>
         </w:tabs>
-        <w:ind w:left="0" w:hanging="0"/>
+        <w:ind w:left="0" w:firstLine="0"/>
       </w:pPr>
     </w:lvl>
     <w:lvl w:ilvl="8">
@@ -3581,45 +3022,293 @@
         <w:tabs>
           <w:tab w:val="num" w:pos="0"/>
         </w:tabs>
-        <w:ind w:left="0" w:hanging="0"/>
+        <w:ind w:left="0" w:firstLine="0"/>
       </w:pPr>
     </w:lvl>
   </w:abstractNum>
-  <w:num w:numId="1">
+  <w:abstractNum w:abstractNumId="1" w15:restartNumberingAfterBreak="0">
+    <w:nsid w:val="72851846"/>
+    <w:multiLevelType w:val="multilevel"/>
+    <w:tmpl w:val="5E567D3C"/>
+    <w:lvl w:ilvl="0">
+      <w:start w:val="1"/>
+      <w:numFmt w:val="lowerLetter"/>
+      <w:lvlText w:val="%1)"/>
+      <w:lvlJc w:val="left"/>
+      <w:pPr>
+        <w:tabs>
+          <w:tab w:val="num" w:pos="0"/>
+        </w:tabs>
+        <w:ind w:left="426" w:hanging="284"/>
+      </w:pPr>
+      <w:rPr>
+        <w:caps w:val="0"/>
+        <w:smallCaps w:val="0"/>
+        <w:strike w:val="0"/>
+        <w:dstrike w:val="0"/>
+        <w:outline w:val="0"/>
+        <w:emboss w:val="0"/>
+        <w:imprint w:val="0"/>
+        <w:spacing w:val="0"/>
+        <w:w w:val="100"/>
+        <w:kern w:val="0"/>
+        <w:position w:val="0"/>
+        <w:sz w:val="20"/>
+        <w:vertAlign w:val="baseline"/>
+      </w:rPr>
+    </w:lvl>
+    <w:lvl w:ilvl="1">
+      <w:start w:val="1"/>
+      <w:numFmt w:val="lowerLetter"/>
+      <w:lvlText w:val="%2."/>
+      <w:lvlJc w:val="left"/>
+      <w:pPr>
+        <w:tabs>
+          <w:tab w:val="num" w:pos="0"/>
+        </w:tabs>
+        <w:ind w:left="1146" w:hanging="284"/>
+      </w:pPr>
+      <w:rPr>
+        <w:caps w:val="0"/>
+        <w:smallCaps w:val="0"/>
+        <w:strike w:val="0"/>
+        <w:dstrike w:val="0"/>
+        <w:outline w:val="0"/>
+        <w:emboss w:val="0"/>
+        <w:imprint w:val="0"/>
+        <w:spacing w:val="0"/>
+        <w:w w:val="100"/>
+        <w:kern w:val="0"/>
+        <w:position w:val="0"/>
+        <w:sz w:val="20"/>
+        <w:vertAlign w:val="baseline"/>
+      </w:rPr>
+    </w:lvl>
+    <w:lvl w:ilvl="2">
+      <w:start w:val="1"/>
+      <w:numFmt w:val="lowerRoman"/>
+      <w:lvlText w:val="%3."/>
+      <w:lvlJc w:val="left"/>
+      <w:pPr>
+        <w:tabs>
+          <w:tab w:val="num" w:pos="0"/>
+        </w:tabs>
+        <w:ind w:left="1866" w:hanging="209"/>
+      </w:pPr>
+      <w:rPr>
+        <w:caps w:val="0"/>
+        <w:smallCaps w:val="0"/>
+        <w:strike w:val="0"/>
+        <w:dstrike w:val="0"/>
+        <w:outline w:val="0"/>
+        <w:emboss w:val="0"/>
+        <w:imprint w:val="0"/>
+        <w:spacing w:val="0"/>
+        <w:w w:val="100"/>
+        <w:kern w:val="0"/>
+        <w:position w:val="0"/>
+        <w:sz w:val="20"/>
+        <w:vertAlign w:val="baseline"/>
+      </w:rPr>
+    </w:lvl>
+    <w:lvl w:ilvl="3">
+      <w:start w:val="1"/>
+      <w:numFmt w:val="decimal"/>
+      <w:lvlText w:val="%4."/>
+      <w:lvlJc w:val="left"/>
+      <w:pPr>
+        <w:tabs>
+          <w:tab w:val="num" w:pos="0"/>
+        </w:tabs>
+        <w:ind w:left="2586" w:hanging="284"/>
+      </w:pPr>
+      <w:rPr>
+        <w:caps w:val="0"/>
+        <w:smallCaps w:val="0"/>
+        <w:strike w:val="0"/>
+        <w:dstrike w:val="0"/>
+        <w:outline w:val="0"/>
+        <w:emboss w:val="0"/>
+        <w:imprint w:val="0"/>
+        <w:spacing w:val="0"/>
+        <w:w w:val="100"/>
+        <w:kern w:val="0"/>
+        <w:position w:val="0"/>
+        <w:sz w:val="20"/>
+        <w:vertAlign w:val="baseline"/>
+      </w:rPr>
+    </w:lvl>
+    <w:lvl w:ilvl="4">
+      <w:start w:val="1"/>
+      <w:numFmt w:val="lowerLetter"/>
+      <w:lvlText w:val="%5."/>
+      <w:lvlJc w:val="left"/>
+      <w:pPr>
+        <w:tabs>
+          <w:tab w:val="num" w:pos="0"/>
+        </w:tabs>
+        <w:ind w:left="3306" w:hanging="284"/>
+      </w:pPr>
+      <w:rPr>
+        <w:caps w:val="0"/>
+        <w:smallCaps w:val="0"/>
+        <w:strike w:val="0"/>
+        <w:dstrike w:val="0"/>
+        <w:outline w:val="0"/>
+        <w:emboss w:val="0"/>
+        <w:imprint w:val="0"/>
+        <w:spacing w:val="0"/>
+        <w:w w:val="100"/>
+        <w:kern w:val="0"/>
+        <w:position w:val="0"/>
+        <w:sz w:val="20"/>
+        <w:vertAlign w:val="baseline"/>
+      </w:rPr>
+    </w:lvl>
+    <w:lvl w:ilvl="5">
+      <w:start w:val="1"/>
+      <w:numFmt w:val="lowerRoman"/>
+      <w:lvlText w:val="%6."/>
+      <w:lvlJc w:val="left"/>
+      <w:pPr>
+        <w:tabs>
+          <w:tab w:val="num" w:pos="0"/>
+        </w:tabs>
+        <w:ind w:left="4026" w:hanging="209"/>
+      </w:pPr>
+      <w:rPr>
+        <w:caps w:val="0"/>
+        <w:smallCaps w:val="0"/>
+        <w:strike w:val="0"/>
+        <w:dstrike w:val="0"/>
+        <w:outline w:val="0"/>
+        <w:emboss w:val="0"/>
+        <w:imprint w:val="0"/>
+        <w:spacing w:val="0"/>
+        <w:w w:val="100"/>
+        <w:kern w:val="0"/>
+        <w:position w:val="0"/>
+        <w:sz w:val="20"/>
+        <w:vertAlign w:val="baseline"/>
+      </w:rPr>
+    </w:lvl>
+    <w:lvl w:ilvl="6">
+      <w:start w:val="1"/>
+      <w:numFmt w:val="decimal"/>
+      <w:lvlText w:val="%7."/>
+      <w:lvlJc w:val="left"/>
+      <w:pPr>
+        <w:tabs>
+          <w:tab w:val="num" w:pos="0"/>
+        </w:tabs>
+        <w:ind w:left="4746" w:hanging="284"/>
+      </w:pPr>
+      <w:rPr>
+        <w:caps w:val="0"/>
+        <w:smallCaps w:val="0"/>
+        <w:strike w:val="0"/>
+        <w:dstrike w:val="0"/>
+        <w:outline w:val="0"/>
+        <w:emboss w:val="0"/>
+        <w:imprint w:val="0"/>
+        <w:spacing w:val="0"/>
+        <w:w w:val="100"/>
+        <w:kern w:val="0"/>
+        <w:position w:val="0"/>
+        <w:sz w:val="20"/>
+        <w:vertAlign w:val="baseline"/>
+      </w:rPr>
+    </w:lvl>
+    <w:lvl w:ilvl="7">
+      <w:start w:val="1"/>
+      <w:numFmt w:val="lowerLetter"/>
+      <w:lvlText w:val="%8."/>
+      <w:lvlJc w:val="left"/>
+      <w:pPr>
+        <w:tabs>
+          <w:tab w:val="num" w:pos="0"/>
+        </w:tabs>
+        <w:ind w:left="5466" w:hanging="284"/>
+      </w:pPr>
+      <w:rPr>
+        <w:caps w:val="0"/>
+        <w:smallCaps w:val="0"/>
+        <w:strike w:val="0"/>
+        <w:dstrike w:val="0"/>
+        <w:outline w:val="0"/>
+        <w:emboss w:val="0"/>
+        <w:imprint w:val="0"/>
+        <w:spacing w:val="0"/>
+        <w:w w:val="100"/>
+        <w:kern w:val="0"/>
+        <w:position w:val="0"/>
+        <w:sz w:val="20"/>
+        <w:vertAlign w:val="baseline"/>
+      </w:rPr>
+    </w:lvl>
+    <w:lvl w:ilvl="8">
+      <w:start w:val="1"/>
+      <w:numFmt w:val="lowerRoman"/>
+      <w:lvlText w:val="%9."/>
+      <w:lvlJc w:val="left"/>
+      <w:pPr>
+        <w:tabs>
+          <w:tab w:val="num" w:pos="0"/>
+        </w:tabs>
+        <w:ind w:left="6186" w:hanging="209"/>
+      </w:pPr>
+      <w:rPr>
+        <w:caps w:val="0"/>
+        <w:smallCaps w:val="0"/>
+        <w:strike w:val="0"/>
+        <w:dstrike w:val="0"/>
+        <w:outline w:val="0"/>
+        <w:emboss w:val="0"/>
+        <w:imprint w:val="0"/>
+        <w:spacing w:val="0"/>
+        <w:w w:val="100"/>
+        <w:kern w:val="0"/>
+        <w:position w:val="0"/>
+        <w:sz w:val="20"/>
+        <w:vertAlign w:val="baseline"/>
+      </w:rPr>
+    </w:lvl>
+  </w:abstractNum>
+  <w:num w:numId="1" w16cid:durableId="1992782841">
     <w:abstractNumId w:val="1"/>
   </w:num>
-  <w:num w:numId="2">
-    <w:abstractNumId w:val="2"/>
+  <w:num w:numId="2" w16cid:durableId="1303924603">
+    <w:abstractNumId w:val="0"/>
   </w:num>
 </w:numbering>
 </file>
 
 <file path=word/styles.xml><?xml version="1.0" encoding="utf-8"?>
-<w:styles xmlns:w="http://schemas.openxmlformats.org/wordprocessingml/2006/main" xmlns:w14="http://schemas.microsoft.com/office/word/2010/wordml" xmlns:mc="http://schemas.openxmlformats.org/markup-compatibility/2006" mc:Ignorable="w14">
+<w:styles xmlns:mc="http://schemas.openxmlformats.org/markup-compatibility/2006" xmlns:r="http://schemas.openxmlformats.org/officeDocument/2006/relationships" xmlns:w="http://schemas.openxmlformats.org/wordprocessingml/2006/main" xmlns:w14="http://schemas.microsoft.com/office/word/2010/wordml" xmlns:w15="http://schemas.microsoft.com/office/word/2012/wordml" xmlns:w16cex="http://schemas.microsoft.com/office/word/2018/wordml/cex" xmlns:w16cid="http://schemas.microsoft.com/office/word/2016/wordml/cid" xmlns:w16="http://schemas.microsoft.com/office/word/2018/wordml" xmlns:w16du="http://schemas.microsoft.com/office/word/2023/wordml/word16du" xmlns:w16sdtdh="http://schemas.microsoft.com/office/word/2020/wordml/sdtdatahash" xmlns:w16sdtfl="http://schemas.microsoft.com/office/word/2024/wordml/sdtformatlock" xmlns:w16se="http://schemas.microsoft.com/office/word/2015/wordml/symex" mc:Ignorable="w14 w15 w16se w16cid w16 w16cex w16sdtdh w16sdtfl w16du">
   <w:docDefaults>
     <w:rPrDefault>
       <w:rPr>
-        <w:rFonts w:ascii="Times New Roman" w:hAnsi="Times New Roman" w:eastAsia="Arial Unicode MS" w:cs="Times New Roman"/>
+        <w:rFonts w:ascii="Times New Roman" w:eastAsia="Arial Unicode MS" w:hAnsi="Times New Roman" w:cs="Times New Roman"/>
         <w:lang w:val="pt-PT" w:eastAsia="pt-PT" w:bidi="ar-SA"/>
       </w:rPr>
     </w:rPrDefault>
     <w:pPrDefault>
       <w:pPr>
-        <w:suppressAutoHyphens w:val="true"/>
+        <w:suppressAutoHyphens/>
       </w:pPr>
     </w:pPrDefault>
   </w:docDefaults>
   <w:latentStyles w:defLockedState="0" w:defUIPriority="99" w:defSemiHidden="0" w:defUnhideWhenUsed="0" w:defQFormat="0" w:count="376">
     <w:lsdException w:name="Normal" w:uiPriority="0" w:qFormat="1"/>
     <w:lsdException w:name="heading 1" w:uiPriority="9" w:qFormat="1"/>
-    <w:lsdException w:name="heading 2" w:uiPriority="9" w:semiHidden="1" w:unhideWhenUsed="1" w:qFormat="1"/>
-    <w:lsdException w:name="heading 3" w:uiPriority="9" w:semiHidden="1" w:unhideWhenUsed="1" w:qFormat="1"/>
-    <w:lsdException w:name="heading 4" w:uiPriority="9" w:semiHidden="1" w:unhideWhenUsed="1" w:qFormat="1"/>
-    <w:lsdException w:name="heading 5" w:uiPriority="9" w:semiHidden="1" w:unhideWhenUsed="1" w:qFormat="1"/>
-    <w:lsdException w:name="heading 6" w:uiPriority="9" w:semiHidden="1" w:unhideWhenUsed="1" w:qFormat="1"/>
-    <w:lsdException w:name="heading 7" w:uiPriority="9" w:semiHidden="1" w:unhideWhenUsed="1" w:qFormat="1"/>
-    <w:lsdException w:name="heading 8" w:uiPriority="9" w:semiHidden="1" w:unhideWhenUsed="1" w:qFormat="1"/>
-    <w:lsdException w:name="heading 9" w:uiPriority="9" w:semiHidden="1" w:unhideWhenUsed="1" w:qFormat="1"/>
+    <w:lsdException w:name="heading 2" w:semiHidden="1" w:uiPriority="9" w:unhideWhenUsed="1" w:qFormat="1"/>
+    <w:lsdException w:name="heading 3" w:semiHidden="1" w:uiPriority="9" w:unhideWhenUsed="1" w:qFormat="1"/>
+    <w:lsdException w:name="heading 4" w:semiHidden="1" w:uiPriority="9" w:unhideWhenUsed="1" w:qFormat="1"/>
+    <w:lsdException w:name="heading 5" w:semiHidden="1" w:uiPriority="9" w:unhideWhenUsed="1" w:qFormat="1"/>
+    <w:lsdException w:name="heading 6" w:semiHidden="1" w:uiPriority="9" w:unhideWhenUsed="1" w:qFormat="1"/>
+    <w:lsdException w:name="heading 7" w:semiHidden="1" w:uiPriority="9" w:unhideWhenUsed="1" w:qFormat="1"/>
+    <w:lsdException w:name="heading 8" w:semiHidden="1" w:uiPriority="9" w:unhideWhenUsed="1" w:qFormat="1"/>
+    <w:lsdException w:name="heading 9" w:semiHidden="1" w:uiPriority="9" w:unhideWhenUsed="1" w:qFormat="1"/>
     <w:lsdException w:name="index 1" w:semiHidden="1" w:unhideWhenUsed="1"/>
     <w:lsdException w:name="index 2" w:semiHidden="1" w:unhideWhenUsed="1"/>
     <w:lsdException w:name="index 3" w:semiHidden="1" w:unhideWhenUsed="1"/>
@@ -3629,22 +3318,22 @@
     <w:lsdException w:name="index 7" w:semiHidden="1" w:unhideWhenUsed="1"/>
     <w:lsdException w:name="index 8" w:semiHidden="1" w:unhideWhenUsed="1"/>
     <w:lsdException w:name="index 9" w:semiHidden="1" w:unhideWhenUsed="1"/>
-    <w:lsdException w:name="toc 1" w:uiPriority="39" w:semiHidden="1" w:unhideWhenUsed="1"/>
-    <w:lsdException w:name="toc 2" w:uiPriority="39" w:semiHidden="1" w:unhideWhenUsed="1"/>
-    <w:lsdException w:name="toc 3" w:uiPriority="39" w:semiHidden="1" w:unhideWhenUsed="1"/>
-    <w:lsdException w:name="toc 4" w:uiPriority="39" w:semiHidden="1" w:unhideWhenUsed="1"/>
-    <w:lsdException w:name="toc 5" w:uiPriority="39" w:semiHidden="1" w:unhideWhenUsed="1"/>
-    <w:lsdException w:name="toc 6" w:uiPriority="39" w:semiHidden="1" w:unhideWhenUsed="1"/>
-    <w:lsdException w:name="toc 7" w:uiPriority="39" w:semiHidden="1" w:unhideWhenUsed="1"/>
-    <w:lsdException w:name="toc 8" w:uiPriority="39" w:semiHidden="1" w:unhideWhenUsed="1"/>
-    <w:lsdException w:name="toc 9" w:uiPriority="39" w:semiHidden="1" w:unhideWhenUsed="1"/>
+    <w:lsdException w:name="toc 1" w:semiHidden="1" w:uiPriority="39" w:unhideWhenUsed="1"/>
+    <w:lsdException w:name="toc 2" w:semiHidden="1" w:uiPriority="39" w:unhideWhenUsed="1"/>
+    <w:lsdException w:name="toc 3" w:semiHidden="1" w:uiPriority="39" w:unhideWhenUsed="1"/>
+    <w:lsdException w:name="toc 4" w:semiHidden="1" w:uiPriority="39" w:unhideWhenUsed="1"/>
+    <w:lsdException w:name="toc 5" w:semiHidden="1" w:uiPriority="39" w:unhideWhenUsed="1"/>
+    <w:lsdException w:name="toc 6" w:semiHidden="1" w:uiPriority="39" w:unhideWhenUsed="1"/>
+    <w:lsdException w:name="toc 7" w:semiHidden="1" w:uiPriority="39" w:unhideWhenUsed="1"/>
+    <w:lsdException w:name="toc 8" w:semiHidden="1" w:uiPriority="39" w:unhideWhenUsed="1"/>
+    <w:lsdException w:name="toc 9" w:semiHidden="1" w:uiPriority="39" w:unhideWhenUsed="1"/>
     <w:lsdException w:name="Normal Indent" w:semiHidden="1" w:unhideWhenUsed="1"/>
     <w:lsdException w:name="footnote text" w:semiHidden="1" w:unhideWhenUsed="1"/>
     <w:lsdException w:name="annotation text" w:semiHidden="1" w:unhideWhenUsed="1"/>
     <w:lsdException w:name="header" w:semiHidden="1" w:unhideWhenUsed="1"/>
     <w:lsdException w:name="footer" w:semiHidden="1" w:unhideWhenUsed="1"/>
     <w:lsdException w:name="index heading" w:semiHidden="1" w:unhideWhenUsed="1"/>
-    <w:lsdException w:name="caption" w:uiPriority="35" w:semiHidden="1" w:unhideWhenUsed="1" w:qFormat="1"/>
+    <w:lsdException w:name="caption" w:semiHidden="1" w:uiPriority="35" w:unhideWhenUsed="1" w:qFormat="1"/>
     <w:lsdException w:name="table of figures" w:semiHidden="1" w:unhideWhenUsed="1"/>
     <w:lsdException w:name="envelope address" w:semiHidden="1" w:unhideWhenUsed="1"/>
     <w:lsdException w:name="envelope return" w:semiHidden="1" w:unhideWhenUsed="1"/>
@@ -3675,7 +3364,7 @@
     <w:lsdException w:name="Title" w:uiPriority="10" w:qFormat="1"/>
     <w:lsdException w:name="Closing" w:semiHidden="1" w:unhideWhenUsed="1"/>
     <w:lsdException w:name="Signature" w:semiHidden="1" w:unhideWhenUsed="1"/>
-    <w:lsdException w:name="Default Paragraph Font" w:uiPriority="1" w:semiHidden="1" w:unhideWhenUsed="1"/>
+    <w:lsdException w:name="Default Paragraph Font" w:semiHidden="1" w:uiPriority="1" w:unhideWhenUsed="1"/>
     <w:lsdException w:name="Body Text" w:semiHidden="1" w:unhideWhenUsed="1"/>
     <w:lsdException w:name="Body Text Indent" w:semiHidden="1" w:unhideWhenUsed="1"/>
     <w:lsdException w:name="List Continue" w:semiHidden="1" w:unhideWhenUsed="1"/>
@@ -3875,8 +3564,8 @@
     <w:lsdException w:name="Subtle Reference" w:uiPriority="31" w:qFormat="1"/>
     <w:lsdException w:name="Intense Reference" w:uiPriority="32" w:qFormat="1"/>
     <w:lsdException w:name="Book Title" w:uiPriority="33" w:qFormat="1"/>
-    <w:lsdException w:name="Bibliography" w:uiPriority="37" w:semiHidden="1" w:unhideWhenUsed="1"/>
-    <w:lsdException w:name="TOC Heading" w:uiPriority="39" w:semiHidden="1" w:unhideWhenUsed="1" w:qFormat="1"/>
+    <w:lsdException w:name="Bibliography" w:semiHidden="1" w:uiPriority="37" w:unhideWhenUsed="1"/>
+    <w:lsdException w:name="TOC Heading" w:semiHidden="1" w:uiPriority="39" w:unhideWhenUsed="1" w:qFormat="1"/>
     <w:lsdException w:name="Plain Table 1" w:uiPriority="41"/>
     <w:lsdException w:name="Plain Table 2" w:uiPriority="42"/>
     <w:lsdException w:name="Plain Table 3" w:uiPriority="43"/>
@@ -3987,59 +3676,63 @@
     <w:lsdException w:name="Unresolved Mention" w:semiHidden="1" w:unhideWhenUsed="1"/>
     <w:lsdException w:name="Smart Link" w:semiHidden="1" w:unhideWhenUsed="1"/>
   </w:latentStyles>
-  <w:style w:type="paragraph" w:styleId="Normal" w:default="1">
+  <w:style w:type="paragraph" w:default="1" w:styleId="Normal">
     <w:name w:val="Normal"/>
     <w:qFormat/>
-    <w:pPr>
-      <w:widowControl/>
-      <w:suppressAutoHyphens w:val="true"/>
-      <w:bidi w:val="0"/>
-      <w:spacing w:before="0" w:after="0"/>
-      <w:jc w:val="left"/>
-    </w:pPr>
     <w:rPr>
-      <w:rFonts w:cs="Arial Unicode MS" w:ascii="Times New Roman" w:hAnsi="Times New Roman" w:eastAsia="Arial Unicode MS"/>
+      <w:rFonts w:cs="Arial Unicode MS"/>
       <w:color w:val="000000"/>
-      <w:kern w:val="0"/>
       <w:sz w:val="24"/>
       <w:szCs w:val="24"/>
-      <w:u w:val="none" w:color="000000"/>
-      <w:lang w:val="pt-PT" w:eastAsia="pt-PT" w:bidi="ar-SA"/>
+      <w:u w:color="000000"/>
     </w:rPr>
   </w:style>
-  <w:style w:type="paragraph" w:styleId="Heading1">
+  <w:style w:type="paragraph" w:styleId="Ttulo1">
     <w:name w:val="heading 1"/>
     <w:next w:val="Normal"/>
     <w:uiPriority w:val="9"/>
     <w:qFormat/>
     <w:pPr>
-      <w:keepNext w:val="true"/>
-      <w:widowControl/>
-      <w:suppressAutoHyphens w:val="true"/>
-      <w:bidi w:val="0"/>
-      <w:spacing w:before="0" w:after="0"/>
+      <w:keepNext/>
       <w:jc w:val="center"/>
       <w:outlineLvl w:val="0"/>
     </w:pPr>
     <w:rPr>
-      <w:rFonts w:ascii="Arial" w:hAnsi="Arial" w:cs="Arial Unicode MS" w:eastAsia="Arial Unicode MS"/>
+      <w:rFonts w:ascii="Arial" w:hAnsi="Arial" w:cs="Arial Unicode MS"/>
       <w:b/>
       <w:bCs/>
       <w:color w:val="000000"/>
-      <w:kern w:val="0"/>
       <w:sz w:val="22"/>
       <w:szCs w:val="22"/>
-      <w:u w:val="none" w:color="000000"/>
-      <w:lang w:val="pt-PT" w:eastAsia="pt-PT" w:bidi="ar-SA"/>
+      <w:u w:color="000000"/>
     </w:rPr>
   </w:style>
-  <w:style w:type="character" w:styleId="DefaultParagraphFont" w:default="1">
+  <w:style w:type="character" w:default="1" w:styleId="Fontepargpadro">
     <w:name w:val="Default Paragraph Font"/>
     <w:uiPriority w:val="1"/>
     <w:semiHidden/>
     <w:unhideWhenUsed/>
-    <w:qFormat/>
-    <w:rPr/>
+  </w:style>
+  <w:style w:type="table" w:default="1" w:styleId="Tabelanormal">
+    <w:name w:val="Normal Table"/>
+    <w:uiPriority w:val="99"/>
+    <w:semiHidden/>
+    <w:unhideWhenUsed/>
+    <w:tblPr>
+      <w:tblInd w:w="0" w:type="dxa"/>
+      <w:tblCellMar>
+        <w:top w:w="0" w:type="dxa"/>
+        <w:left w:w="108" w:type="dxa"/>
+        <w:bottom w:w="0" w:type="dxa"/>
+        <w:right w:w="108" w:type="dxa"/>
+      </w:tblCellMar>
+    </w:tblPr>
+  </w:style>
+  <w:style w:type="numbering" w:default="1" w:styleId="Semlista">
+    <w:name w:val="No List"/>
+    <w:uiPriority w:val="99"/>
+    <w:semiHidden/>
+    <w:unhideWhenUsed/>
   </w:style>
   <w:style w:type="character" w:styleId="Hyperlink">
     <w:name w:val="Hyperlink"/>
@@ -4047,12 +3740,13 @@
       <w:u w:val="single"/>
     </w:rPr>
   </w:style>
-  <w:style w:type="character" w:styleId="CabealhoChar" w:customStyle="1">
+  <w:style w:type="character" w:customStyle="1" w:styleId="CabealhoChar">
     <w:name w:val="Cabeçalho Char"/>
-    <w:basedOn w:val="DefaultParagraphFont"/>
+    <w:basedOn w:val="Fontepargpadro"/>
+    <w:link w:val="Cabealho"/>
     <w:uiPriority w:val="99"/>
     <w:qFormat/>
-    <w:rsid w:val="0028421a"/>
+    <w:rsid w:val="0028421A"/>
     <w:rPr>
       <w:rFonts w:cs="Arial Unicode MS"/>
       <w:color w:val="000000"/>
@@ -4061,49 +3755,41 @@
       <w:u w:val="none" w:color="000000"/>
     </w:rPr>
   </w:style>
-  <w:style w:type="paragraph" w:styleId="Ttulo" w:customStyle="1">
-    <w:name w:val="Título"/>
+  <w:style w:type="paragraph" w:customStyle="1" w:styleId="Ttulo10">
+    <w:name w:val="Título1"/>
     <w:basedOn w:val="Normal"/>
-    <w:next w:val="BodyText"/>
+    <w:next w:val="Corpodetexto"/>
     <w:qFormat/>
     <w:pPr>
-      <w:keepNext w:val="true"/>
+      <w:keepNext/>
       <w:spacing w:before="240" w:after="120"/>
     </w:pPr>
     <w:rPr>
-      <w:rFonts w:ascii="Liberation Sans" w:hAnsi="Liberation Sans" w:eastAsia="Noto Sans CJK SC" w:cs="Noto Sans Devanagari"/>
+      <w:rFonts w:ascii="Liberation Sans" w:eastAsia="Noto Sans CJK SC" w:hAnsi="Liberation Sans" w:cs="Noto Sans Devanagari"/>
       <w:sz w:val="28"/>
       <w:szCs w:val="28"/>
     </w:rPr>
   </w:style>
-  <w:style w:type="paragraph" w:styleId="BodyText">
+  <w:style w:type="paragraph" w:styleId="Corpodetexto">
     <w:name w:val="Body Text"/>
     <w:pPr>
-      <w:widowControl/>
-      <w:suppressAutoHyphens w:val="true"/>
-      <w:bidi w:val="0"/>
-      <w:spacing w:lineRule="auto" w:line="360" w:before="0" w:after="0"/>
+      <w:spacing w:line="360" w:lineRule="auto"/>
       <w:jc w:val="both"/>
     </w:pPr>
     <w:rPr>
-      <w:rFonts w:ascii="Arial" w:hAnsi="Arial" w:eastAsia="Arial" w:cs="Arial"/>
+      <w:rFonts w:ascii="Arial" w:eastAsia="Arial" w:hAnsi="Arial" w:cs="Arial"/>
       <w:color w:val="000000"/>
-      <w:kern w:val="0"/>
-      <w:sz w:val="20"/>
-      <w:szCs w:val="20"/>
-      <w:u w:val="none" w:color="000000"/>
-      <w:lang w:val="pt-PT" w:eastAsia="pt-PT" w:bidi="ar-SA"/>
+      <w:u w:color="000000"/>
     </w:rPr>
   </w:style>
-  <w:style w:type="paragraph" w:styleId="List">
+  <w:style w:type="paragraph" w:styleId="Lista">
     <w:name w:val="List"/>
-    <w:basedOn w:val="BodyText"/>
-    <w:pPr/>
+    <w:basedOn w:val="Corpodetexto"/>
     <w:rPr>
       <w:rFonts w:cs="Noto Sans Devanagari"/>
     </w:rPr>
   </w:style>
-  <w:style w:type="paragraph" w:styleId="Caption">
+  <w:style w:type="paragraph" w:styleId="Legenda">
     <w:name w:val="caption"/>
     <w:basedOn w:val="Normal"/>
     <w:qFormat/>
@@ -4117,7 +3803,7 @@
       <w:iCs/>
     </w:rPr>
   </w:style>
-  <w:style w:type="paragraph" w:styleId="ndice" w:customStyle="1">
+  <w:style w:type="paragraph" w:customStyle="1" w:styleId="ndice">
     <w:name w:val="Índice"/>
     <w:basedOn w:val="Normal"/>
     <w:qFormat/>
@@ -4128,22 +3814,22 @@
       <w:rFonts w:cs="Noto Sans Devanagari"/>
     </w:rPr>
   </w:style>
-  <w:style w:type="paragraph" w:styleId="Title">
+  <w:style w:type="paragraph" w:styleId="Ttulo">
     <w:name w:val="Title"/>
     <w:basedOn w:val="Normal"/>
-    <w:next w:val="BodyText"/>
+    <w:next w:val="Corpodetexto"/>
     <w:qFormat/>
     <w:pPr>
-      <w:keepNext w:val="true"/>
+      <w:keepNext/>
       <w:spacing w:before="240" w:after="120"/>
     </w:pPr>
     <w:rPr>
-      <w:rFonts w:ascii="Liberation Sans" w:hAnsi="Liberation Sans" w:eastAsia="Noto Sans CJK SC" w:cs="Noto Sans Devanagari"/>
+      <w:rFonts w:ascii="Liberation Sans" w:eastAsia="Noto Sans CJK SC" w:hAnsi="Liberation Sans" w:cs="Noto Sans Devanagari"/>
       <w:sz w:val="28"/>
       <w:szCs w:val="28"/>
     </w:rPr>
   </w:style>
-  <w:style w:type="paragraph" w:styleId="ndiceuser" w:customStyle="1">
+  <w:style w:type="paragraph" w:customStyle="1" w:styleId="ndiceuser">
     <w:name w:val="Índice (user)"/>
     <w:basedOn w:val="Normal"/>
     <w:qFormat/>
@@ -4154,104 +3840,71 @@
       <w:rFonts w:cs="Noto Sans Devanagari"/>
     </w:rPr>
   </w:style>
-  <w:style w:type="paragraph" w:styleId="Cabealhoerodap" w:customStyle="1">
+  <w:style w:type="paragraph" w:customStyle="1" w:styleId="Cabealhoerodap">
     <w:name w:val="Cabeçalho e rodapé"/>
     <w:basedOn w:val="Normal"/>
     <w:qFormat/>
-    <w:pPr/>
-    <w:rPr/>
   </w:style>
-  <w:style w:type="paragraph" w:styleId="Cabealhoerodapuser" w:customStyle="1">
+  <w:style w:type="paragraph" w:customStyle="1" w:styleId="Cabealhoerodapuser">
     <w:name w:val="Cabeçalho e rodapé (user)"/>
     <w:basedOn w:val="Normal"/>
     <w:qFormat/>
-    <w:pPr/>
-    <w:rPr/>
   </w:style>
-  <w:style w:type="paragraph" w:styleId="Footer">
+  <w:style w:type="paragraph" w:styleId="Rodap">
     <w:name w:val="footer"/>
     <w:pPr>
-      <w:widowControl/>
       <w:tabs>
-        <w:tab w:val="clear" w:pos="708"/>
-        <w:tab w:val="center" w:pos="4252" w:leader="none"/>
-        <w:tab w:val="right" w:pos="8504" w:leader="none"/>
+        <w:tab w:val="center" w:pos="4252"/>
+        <w:tab w:val="right" w:pos="8504"/>
       </w:tabs>
-      <w:suppressAutoHyphens w:val="true"/>
-      <w:bidi w:val="0"/>
-      <w:spacing w:before="0" w:after="0"/>
-      <w:jc w:val="left"/>
     </w:pPr>
     <w:rPr>
-      <w:rFonts w:cs="Arial Unicode MS" w:ascii="Times New Roman" w:hAnsi="Times New Roman" w:eastAsia="Arial Unicode MS"/>
+      <w:rFonts w:cs="Arial Unicode MS"/>
       <w:color w:val="000000"/>
-      <w:kern w:val="0"/>
       <w:sz w:val="24"/>
       <w:szCs w:val="24"/>
-      <w:u w:val="none" w:color="000000"/>
-      <w:lang w:val="pt-PT" w:eastAsia="pt-PT" w:bidi="ar-SA"/>
+      <w:u w:color="000000"/>
     </w:rPr>
   </w:style>
-  <w:style w:type="paragraph" w:styleId="BodyText2">
+  <w:style w:type="paragraph" w:styleId="Corpodetexto2">
     <w:name w:val="Body Text 2"/>
     <w:qFormat/>
     <w:pPr>
-      <w:widowControl/>
-      <w:suppressAutoHyphens w:val="true"/>
-      <w:bidi w:val="0"/>
-      <w:spacing w:lineRule="auto" w:line="360" w:before="0" w:after="0"/>
+      <w:spacing w:line="360" w:lineRule="auto"/>
       <w:jc w:val="both"/>
     </w:pPr>
     <w:rPr>
-      <w:rFonts w:ascii="Arial" w:hAnsi="Arial" w:cs="Arial Unicode MS" w:eastAsia="Arial Unicode MS"/>
+      <w:rFonts w:ascii="Arial" w:hAnsi="Arial" w:cs="Arial Unicode MS"/>
       <w:color w:val="000000"/>
-      <w:kern w:val="0"/>
       <w:sz w:val="22"/>
       <w:szCs w:val="22"/>
-      <w:u w:val="none" w:color="000000"/>
-      <w:lang w:val="pt-PT" w:eastAsia="pt-PT" w:bidi="ar-SA"/>
+      <w:u w:color="000000"/>
     </w:rPr>
   </w:style>
-  <w:style w:type="paragraph" w:styleId="Header">
+  <w:style w:type="paragraph" w:styleId="Cabealho">
     <w:name w:val="header"/>
     <w:basedOn w:val="Normal"/>
     <w:link w:val="CabealhoChar"/>
     <w:uiPriority w:val="99"/>
     <w:unhideWhenUsed/>
-    <w:rsid w:val="0028421a"/>
+    <w:rsid w:val="0028421A"/>
     <w:pPr>
       <w:tabs>
-        <w:tab w:val="clear" w:pos="708"/>
-        <w:tab w:val="center" w:pos="4252" w:leader="none"/>
-        <w:tab w:val="right" w:pos="8504" w:leader="none"/>
+        <w:tab w:val="center" w:pos="4252"/>
+        <w:tab w:val="right" w:pos="8504"/>
       </w:tabs>
     </w:pPr>
-    <w:rPr/>
   </w:style>
-  <w:style w:type="numbering" w:styleId="Semlista" w:customStyle="1">
-    <w:name w:val="Sem lista"/>
+  <w:style w:type="numbering" w:customStyle="1" w:styleId="Semlista1">
+    <w:name w:val="Sem lista1"/>
     <w:uiPriority w:val="99"/>
     <w:semiHidden/>
     <w:unhideWhenUsed/>
     <w:qFormat/>
   </w:style>
-  <w:style w:type="numbering" w:styleId="ImportedStyle1" w:customStyle="1">
+  <w:style w:type="numbering" w:customStyle="1" w:styleId="ImportedStyle1">
     <w:name w:val="Imported Style 1"/>
     <w:qFormat/>
-  </w:style>
-  <w:style w:type="table" w:default="1" w:styleId="Tabelanormal">
-    <w:name w:val="Normal Table"/>
-    <w:uiPriority w:val="99"/>
-    <w:semiHidden/>
-    <w:unhideWhenUsed/>
-    <w:tblPr>
-      <w:tblCellMar>
-        <w:top w:w="0" w:type="dxa"/>
-        <w:left w:w="108" w:type="dxa"/>
-        <w:bottom w:w="0" w:type="dxa"/>
-        <w:right w:w="108" w:type="dxa"/>
-      </w:tblCellMar>
-    </w:tblPr>
   </w:style>
   <w:style w:type="table" w:customStyle="1" w:styleId="TableNormal">
     <w:name w:val="Table Normal"/>
@@ -4268,56 +3921,56 @@
 </file>
 
 <file path=word/theme/theme1.xml><?xml version="1.0" encoding="utf-8"?>
-<a:theme xmlns:a="http://schemas.openxmlformats.org/drawingml/2006/main" xmlns:r="http://schemas.openxmlformats.org/officeDocument/2006/relationships" name="Office">
+<a:theme xmlns:a="http://schemas.openxmlformats.org/drawingml/2006/main" name="Office">
   <a:themeElements>
     <a:clrScheme name="Office">
       <a:dk1>
         <a:srgbClr val="000000"/>
       </a:dk1>
       <a:lt1>
-        <a:srgbClr val="ffffff"/>
+        <a:srgbClr val="FFFFFF"/>
       </a:lt1>
       <a:dk2>
-        <a:srgbClr val="a7a7a7"/>
+        <a:srgbClr val="A7A7A7"/>
       </a:dk2>
       <a:lt2>
         <a:srgbClr val="535353"/>
       </a:lt2>
       <a:accent1>
-        <a:srgbClr val="4f81bd"/>
+        <a:srgbClr val="4F81BD"/>
       </a:accent1>
       <a:accent2>
-        <a:srgbClr val="c0504d"/>
+        <a:srgbClr val="C0504D"/>
       </a:accent2>
       <a:accent3>
-        <a:srgbClr val="9bbb59"/>
+        <a:srgbClr val="9BBB59"/>
       </a:accent3>
       <a:accent4>
-        <a:srgbClr val="8064a2"/>
+        <a:srgbClr val="8064A2"/>
       </a:accent4>
       <a:accent5>
-        <a:srgbClr val="4bacc6"/>
+        <a:srgbClr val="4BACC6"/>
       </a:accent5>
       <a:accent6>
-        <a:srgbClr val="f79646"/>
+        <a:srgbClr val="F79646"/>
       </a:accent6>
       <a:hlink>
-        <a:srgbClr val="0000ff"/>
+        <a:srgbClr val="0000FF"/>
       </a:hlink>
       <a:folHlink>
-        <a:srgbClr val="ff00ff"/>
+        <a:srgbClr val="FF00FF"/>
       </a:folHlink>
     </a:clrScheme>
     <a:fontScheme name="Office">
       <a:majorFont>
-        <a:latin typeface="Helvetica Neue" pitchFamily="0" charset="1"/>
-        <a:ea typeface="Helvetica Neue" pitchFamily="0" charset="1"/>
-        <a:cs typeface="Helvetica Neue" pitchFamily="0" charset="1"/>
+        <a:latin typeface="Helvetica Neue"/>
+        <a:ea typeface="Helvetica Neue"/>
+        <a:cs typeface="Helvetica Neue"/>
       </a:majorFont>
       <a:minorFont>
-        <a:latin typeface="Helvetica Neue" pitchFamily="0" charset="1"/>
-        <a:ea typeface="Helvetica Neue" pitchFamily="0" charset="1"/>
-        <a:cs typeface="Helvetica Neue" pitchFamily="0" charset="1"/>
+        <a:latin typeface="Helvetica Neue"/>
+        <a:ea typeface="Helvetica Neue"/>
+        <a:cs typeface="Helvetica Neue"/>
       </a:minorFont>
     </a:fontScheme>
     <a:fmtScheme>
@@ -4344,7 +3997,7 @@
             </a:gs>
           </a:gsLst>
           <a:lin ang="16200000" scaled="1"/>
-          <a:tileRect l="0" t="0" r="0" b="0"/>
+          <a:tileRect/>
         </a:gradFill>
         <a:gradFill>
           <a:gsLst>
@@ -4362,7 +4015,7 @@
             </a:gs>
           </a:gsLst>
           <a:lin ang="16200000" scaled="0"/>
-          <a:tileRect l="0" t="0" r="0" b="0"/>
+          <a:tileRect/>
         </a:gradFill>
       </a:fillStyleLst>
       <a:lnStyleLst>
@@ -4413,7 +4066,7 @@
           <a:path path="circle">
             <a:fillToRect l="50000" t="-80000" r="50000" b="180000"/>
           </a:path>
-          <a:tileRect l="0" t="0" r="0" b="0"/>
+          <a:tileRect/>
         </a:gradFill>
         <a:gradFill>
           <a:gsLst>
@@ -4431,10 +4084,12 @@
           <a:path path="circle">
             <a:fillToRect l="50000" t="50000" r="50000" b="50000"/>
           </a:path>
-          <a:tileRect l="0" t="0" r="0" b="0"/>
+          <a:tileRect/>
         </a:gradFill>
       </a:bgFillStyleLst>
     </a:fmtScheme>
   </a:themeElements>
+  <a:objectDefaults/>
+  <a:extraClrSchemeLst/>
 </a:theme>
 </file>
--- a/backend/storage/app/base_documents/guarulhos/contratoEstagio.docx
+++ b/backend/storage/app/base_documents/guarulhos/contratoEstagio.docx
@@ -125,7 +125,27 @@
           <w:sz w:val="20"/>
           <w:szCs w:val="20"/>
         </w:rPr>
-        <w:t>${razaoSocialEscola}</w:t>
+        <w:t>${</w:t>
+      </w:r>
+      <w:proofErr w:type="spellStart"/>
+      <w:r>
+        <w:rPr>
+          <w:rFonts w:ascii="Trebuchet MS" w:eastAsia="Arial" w:hAnsi="Trebuchet MS" w:cs="Arial"/>
+          <w:color w:val="00000A"/>
+          <w:sz w:val="20"/>
+          <w:szCs w:val="20"/>
+        </w:rPr>
+        <w:t>razaoSocialEscola</w:t>
+      </w:r>
+      <w:proofErr w:type="spellEnd"/>
+      <w:r>
+        <w:rPr>
+          <w:rFonts w:ascii="Trebuchet MS" w:eastAsia="Arial" w:hAnsi="Trebuchet MS" w:cs="Arial"/>
+          <w:color w:val="00000A"/>
+          <w:sz w:val="20"/>
+          <w:szCs w:val="20"/>
+        </w:rPr>
+        <w:t>}</w:t>
       </w:r>
       <w:r>
         <w:rPr>
@@ -142,16 +162,117 @@
           <w:sz w:val="20"/>
           <w:szCs w:val="20"/>
         </w:rPr>
-        <w:t xml:space="preserve">${enderecoEscola}, ${numeroEscola}, ${bairroEscola} -${cidadeEscola} - ${cepEscola} </w:t>
-      </w:r>
-      <w:r>
-        <w:rPr>
-          <w:rFonts w:ascii="Trebuchet MS" w:hAnsi="Trebuchet MS"/>
-          <w:sz w:val="20"/>
-          <w:szCs w:val="20"/>
-        </w:rPr>
-        <w:t xml:space="preserve"> representado por ${</w:t>
-      </w:r>
+        <w:t>${</w:t>
+      </w:r>
+      <w:proofErr w:type="spellStart"/>
+      <w:r>
+        <w:rPr>
+          <w:rFonts w:ascii="Trebuchet MS" w:eastAsia="Arial" w:hAnsi="Trebuchet MS" w:cs="Arial"/>
+          <w:color w:val="00000A"/>
+          <w:sz w:val="20"/>
+          <w:szCs w:val="20"/>
+        </w:rPr>
+        <w:t>enderecoEscola</w:t>
+      </w:r>
+      <w:proofErr w:type="spellEnd"/>
+      <w:r>
+        <w:rPr>
+          <w:rFonts w:ascii="Trebuchet MS" w:eastAsia="Arial" w:hAnsi="Trebuchet MS" w:cs="Arial"/>
+          <w:color w:val="00000A"/>
+          <w:sz w:val="20"/>
+          <w:szCs w:val="20"/>
+        </w:rPr>
+        <w:t>}, ${</w:t>
+      </w:r>
+      <w:proofErr w:type="spellStart"/>
+      <w:r>
+        <w:rPr>
+          <w:rFonts w:ascii="Trebuchet MS" w:eastAsia="Arial" w:hAnsi="Trebuchet MS" w:cs="Arial"/>
+          <w:color w:val="00000A"/>
+          <w:sz w:val="20"/>
+          <w:szCs w:val="20"/>
+        </w:rPr>
+        <w:t>numeroEscola</w:t>
+      </w:r>
+      <w:proofErr w:type="spellEnd"/>
+      <w:r>
+        <w:rPr>
+          <w:rFonts w:ascii="Trebuchet MS" w:eastAsia="Arial" w:hAnsi="Trebuchet MS" w:cs="Arial"/>
+          <w:color w:val="00000A"/>
+          <w:sz w:val="20"/>
+          <w:szCs w:val="20"/>
+        </w:rPr>
+        <w:t>}, ${</w:t>
+      </w:r>
+      <w:proofErr w:type="spellStart"/>
+      <w:r>
+        <w:rPr>
+          <w:rFonts w:ascii="Trebuchet MS" w:eastAsia="Arial" w:hAnsi="Trebuchet MS" w:cs="Arial"/>
+          <w:color w:val="00000A"/>
+          <w:sz w:val="20"/>
+          <w:szCs w:val="20"/>
+        </w:rPr>
+        <w:t>bairroEscola</w:t>
+      </w:r>
+      <w:proofErr w:type="spellEnd"/>
+      <w:r>
+        <w:rPr>
+          <w:rFonts w:ascii="Trebuchet MS" w:eastAsia="Arial" w:hAnsi="Trebuchet MS" w:cs="Arial"/>
+          <w:color w:val="00000A"/>
+          <w:sz w:val="20"/>
+          <w:szCs w:val="20"/>
+        </w:rPr>
+        <w:t>} -${</w:t>
+      </w:r>
+      <w:proofErr w:type="spellStart"/>
+      <w:r>
+        <w:rPr>
+          <w:rFonts w:ascii="Trebuchet MS" w:eastAsia="Arial" w:hAnsi="Trebuchet MS" w:cs="Arial"/>
+          <w:color w:val="00000A"/>
+          <w:sz w:val="20"/>
+          <w:szCs w:val="20"/>
+        </w:rPr>
+        <w:t>cidadeEscola</w:t>
+      </w:r>
+      <w:proofErr w:type="spellEnd"/>
+      <w:r>
+        <w:rPr>
+          <w:rFonts w:ascii="Trebuchet MS" w:eastAsia="Arial" w:hAnsi="Trebuchet MS" w:cs="Arial"/>
+          <w:color w:val="00000A"/>
+          <w:sz w:val="20"/>
+          <w:szCs w:val="20"/>
+        </w:rPr>
+        <w:t>} - ${</w:t>
+      </w:r>
+      <w:proofErr w:type="spellStart"/>
+      <w:r>
+        <w:rPr>
+          <w:rFonts w:ascii="Trebuchet MS" w:eastAsia="Arial" w:hAnsi="Trebuchet MS" w:cs="Arial"/>
+          <w:color w:val="00000A"/>
+          <w:sz w:val="20"/>
+          <w:szCs w:val="20"/>
+        </w:rPr>
+        <w:t>cepEscola</w:t>
+      </w:r>
+      <w:proofErr w:type="spellEnd"/>
+      <w:r>
+        <w:rPr>
+          <w:rFonts w:ascii="Trebuchet MS" w:eastAsia="Arial" w:hAnsi="Trebuchet MS" w:cs="Arial"/>
+          <w:color w:val="00000A"/>
+          <w:sz w:val="20"/>
+          <w:szCs w:val="20"/>
+        </w:rPr>
+        <w:t xml:space="preserve">} </w:t>
+      </w:r>
+      <w:r>
+        <w:rPr>
+          <w:rFonts w:ascii="Trebuchet MS" w:hAnsi="Trebuchet MS"/>
+          <w:sz w:val="20"/>
+          <w:szCs w:val="20"/>
+        </w:rPr>
+        <w:t>representado por ${</w:t>
+      </w:r>
+      <w:proofErr w:type="spellStart"/>
       <w:r>
         <w:rPr>
           <w:rFonts w:ascii="Trebuchet MS" w:hAnsi="Trebuchet MS"/>
@@ -159,7 +280,17 @@
           <w:szCs w:val="20"/>
           <w:lang w:val="pt-BR"/>
         </w:rPr>
-        <w:t>responsavelEscola}</w:t>
+        <w:t>responsavelEscola</w:t>
+      </w:r>
+      <w:proofErr w:type="spellEnd"/>
+      <w:r>
+        <w:rPr>
+          <w:rFonts w:ascii="Trebuchet MS" w:hAnsi="Trebuchet MS"/>
+          <w:sz w:val="20"/>
+          <w:szCs w:val="20"/>
+          <w:lang w:val="pt-BR"/>
+        </w:rPr>
+        <w:t>}</w:t>
       </w:r>
       <w:r>
         <w:rPr>
@@ -169,6 +300,7 @@
         </w:rPr>
         <w:t>, ${</w:t>
       </w:r>
+      <w:proofErr w:type="spellStart"/>
       <w:r>
         <w:rPr>
           <w:rFonts w:ascii="Trebuchet MS" w:hAnsi="Trebuchet MS"/>
@@ -176,8 +308,19 @@
           <w:szCs w:val="20"/>
           <w:lang w:val="pt-BR"/>
         </w:rPr>
-        <w:t xml:space="preserve">responsavelFuncaoEscola} </w:t>
-      </w:r>
+        <w:t>responsavelFuncaoEscola</w:t>
+      </w:r>
+      <w:proofErr w:type="spellEnd"/>
+      <w:r>
+        <w:rPr>
+          <w:rFonts w:ascii="Trebuchet MS" w:hAnsi="Trebuchet MS"/>
+          <w:sz w:val="20"/>
+          <w:szCs w:val="20"/>
+          <w:lang w:val="pt-BR"/>
+        </w:rPr>
+        <w:t xml:space="preserve">} </w:t>
+      </w:r>
+      <w:proofErr w:type="gramStart"/>
       <w:r>
         <w:rPr>
           <w:rFonts w:ascii="Trebuchet MS" w:hAnsi="Trebuchet MS"/>
@@ -188,12 +331,50 @@
       </w:r>
       <w:r>
         <w:rPr>
-          <w:rFonts w:ascii="Trebuchet MS" w:eastAsia="Arial" w:hAnsi="Trebuchet MS" w:cs="Arial"/>
-          <w:color w:val="00000A"/>
-          <w:sz w:val="20"/>
-          <w:szCs w:val="20"/>
-        </w:rPr>
-        <w:t>${razaoSocialEscola}</w:t>
+          <w:rFonts w:ascii="Trebuchet MS" w:hAnsi="Trebuchet MS"/>
+          <w:sz w:val="20"/>
+          <w:szCs w:val="20"/>
+        </w:rPr>
+        <w:t xml:space="preserve"> </w:t>
+      </w:r>
+      <w:r>
+        <w:rPr>
+          <w:rFonts w:ascii="Trebuchet MS" w:eastAsia="Arial" w:hAnsi="Trebuchet MS" w:cs="Arial"/>
+          <w:color w:val="00000A"/>
+          <w:sz w:val="20"/>
+          <w:szCs w:val="20"/>
+        </w:rPr>
+        <w:t>$</w:t>
+      </w:r>
+      <w:proofErr w:type="gramEnd"/>
+      <w:r>
+        <w:rPr>
+          <w:rFonts w:ascii="Trebuchet MS" w:eastAsia="Arial" w:hAnsi="Trebuchet MS" w:cs="Arial"/>
+          <w:color w:val="00000A"/>
+          <w:sz w:val="20"/>
+          <w:szCs w:val="20"/>
+        </w:rPr>
+        <w:t>{</w:t>
+      </w:r>
+      <w:proofErr w:type="spellStart"/>
+      <w:r>
+        <w:rPr>
+          <w:rFonts w:ascii="Trebuchet MS" w:eastAsia="Arial" w:hAnsi="Trebuchet MS" w:cs="Arial"/>
+          <w:color w:val="00000A"/>
+          <w:sz w:val="20"/>
+          <w:szCs w:val="20"/>
+        </w:rPr>
+        <w:t>razaoSocialEscola</w:t>
+      </w:r>
+      <w:proofErr w:type="spellEnd"/>
+      <w:r>
+        <w:rPr>
+          <w:rFonts w:ascii="Trebuchet MS" w:eastAsia="Arial" w:hAnsi="Trebuchet MS" w:cs="Arial"/>
+          <w:color w:val="00000A"/>
+          <w:sz w:val="20"/>
+          <w:szCs w:val="20"/>
+        </w:rPr>
+        <w:t>}</w:t>
       </w:r>
       <w:r>
         <w:rPr>
@@ -271,7 +452,27 @@
           <w:sz w:val="20"/>
           <w:szCs w:val="20"/>
         </w:rPr>
-        <w:t>${razaoSocialEmpresa}</w:t>
+        <w:t>${</w:t>
+      </w:r>
+      <w:proofErr w:type="spellStart"/>
+      <w:r>
+        <w:rPr>
+          <w:rFonts w:ascii="Trebuchet MS" w:eastAsia="Arial" w:hAnsi="Trebuchet MS" w:cs="Arial"/>
+          <w:color w:val="00000A"/>
+          <w:sz w:val="20"/>
+          <w:szCs w:val="20"/>
+        </w:rPr>
+        <w:t>razaoSocialEmpresa</w:t>
+      </w:r>
+      <w:proofErr w:type="spellEnd"/>
+      <w:r>
+        <w:rPr>
+          <w:rFonts w:ascii="Trebuchet MS" w:eastAsia="Arial" w:hAnsi="Trebuchet MS" w:cs="Arial"/>
+          <w:color w:val="00000A"/>
+          <w:sz w:val="20"/>
+          <w:szCs w:val="20"/>
+        </w:rPr>
+        <w:t>}</w:t>
       </w:r>
       <w:r>
         <w:rPr>
@@ -281,6 +482,7 @@
         </w:rPr>
         <w:t>, representado(a) por ${</w:t>
       </w:r>
+      <w:proofErr w:type="spellStart"/>
       <w:r>
         <w:rPr>
           <w:rFonts w:ascii="Trebuchet MS" w:hAnsi="Trebuchet MS"/>
@@ -288,7 +490,17 @@
           <w:szCs w:val="20"/>
           <w:lang w:val="pt-BR"/>
         </w:rPr>
-        <w:t>supervisorEmpresa}</w:t>
+        <w:t>supervisorEmpresa</w:t>
+      </w:r>
+      <w:proofErr w:type="spellEnd"/>
+      <w:r>
+        <w:rPr>
+          <w:rFonts w:ascii="Trebuchet MS" w:hAnsi="Trebuchet MS"/>
+          <w:sz w:val="20"/>
+          <w:szCs w:val="20"/>
+          <w:lang w:val="pt-BR"/>
+        </w:rPr>
+        <w:t>}</w:t>
       </w:r>
       <w:r>
         <w:rPr>
@@ -298,6 +510,7 @@
         </w:rPr>
         <w:t>, na qualidade de ${</w:t>
       </w:r>
+      <w:proofErr w:type="spellStart"/>
       <w:r>
         <w:rPr>
           <w:rFonts w:ascii="Trebuchet MS" w:hAnsi="Trebuchet MS"/>
@@ -305,7 +518,17 @@
           <w:szCs w:val="20"/>
           <w:lang w:val="pt-BR"/>
         </w:rPr>
-        <w:t>funcaoSupervisorEmpresa}</w:t>
+        <w:t>funcaoSupervisorEmpresa</w:t>
+      </w:r>
+      <w:proofErr w:type="spellEnd"/>
+      <w:r>
+        <w:rPr>
+          <w:rFonts w:ascii="Trebuchet MS" w:hAnsi="Trebuchet MS"/>
+          <w:sz w:val="20"/>
+          <w:szCs w:val="20"/>
+          <w:lang w:val="pt-BR"/>
+        </w:rPr>
+        <w:t>}</w:t>
       </w:r>
       <w:r>
         <w:rPr>
@@ -322,7 +545,27 @@
           <w:sz w:val="20"/>
           <w:szCs w:val="20"/>
         </w:rPr>
-        <w:t>${cnpjEmpresa}</w:t>
+        <w:t>${</w:t>
+      </w:r>
+      <w:proofErr w:type="spellStart"/>
+      <w:r>
+        <w:rPr>
+          <w:rFonts w:ascii="Trebuchet MS" w:eastAsia="Arial" w:hAnsi="Trebuchet MS" w:cs="Arial"/>
+          <w:color w:val="00000A"/>
+          <w:sz w:val="20"/>
+          <w:szCs w:val="20"/>
+        </w:rPr>
+        <w:t>cnpjEmpresa</w:t>
+      </w:r>
+      <w:proofErr w:type="spellEnd"/>
+      <w:r>
+        <w:rPr>
+          <w:rFonts w:ascii="Trebuchet MS" w:eastAsia="Arial" w:hAnsi="Trebuchet MS" w:cs="Arial"/>
+          <w:color w:val="00000A"/>
+          <w:sz w:val="20"/>
+          <w:szCs w:val="20"/>
+        </w:rPr>
+        <w:t>}</w:t>
       </w:r>
       <w:r>
         <w:rPr>
@@ -339,24 +582,64 @@
           <w:sz w:val="20"/>
           <w:szCs w:val="20"/>
         </w:rPr>
-        <w:t>${caeEmpresa},</w:t>
-      </w:r>
-      <w:r>
-        <w:rPr>
-          <w:rFonts w:ascii="Trebuchet MS" w:hAnsi="Trebuchet MS"/>
-          <w:sz w:val="20"/>
-          <w:szCs w:val="20"/>
-        </w:rPr>
-        <w:t xml:space="preserve">, situada na rua : </w:t>
-      </w:r>
-      <w:r>
-        <w:rPr>
-          <w:rFonts w:ascii="Trebuchet MS" w:eastAsia="Arial" w:hAnsi="Trebuchet MS" w:cs="Arial"/>
-          <w:color w:val="00000A"/>
-          <w:sz w:val="20"/>
-          <w:szCs w:val="20"/>
-        </w:rPr>
-        <w:t>${enderecoEmpresa},</w:t>
+        <w:t>${</w:t>
+      </w:r>
+      <w:proofErr w:type="spellStart"/>
+      <w:r>
+        <w:rPr>
+          <w:rFonts w:ascii="Trebuchet MS" w:eastAsia="Arial" w:hAnsi="Trebuchet MS" w:cs="Arial"/>
+          <w:color w:val="00000A"/>
+          <w:sz w:val="20"/>
+          <w:szCs w:val="20"/>
+        </w:rPr>
+        <w:t>caeEmpresa</w:t>
+      </w:r>
+      <w:proofErr w:type="spellEnd"/>
+      <w:r>
+        <w:rPr>
+          <w:rFonts w:ascii="Trebuchet MS" w:eastAsia="Arial" w:hAnsi="Trebuchet MS" w:cs="Arial"/>
+          <w:color w:val="00000A"/>
+          <w:sz w:val="20"/>
+          <w:szCs w:val="20"/>
+        </w:rPr>
+        <w:t>}</w:t>
+      </w:r>
+      <w:r>
+        <w:rPr>
+          <w:rFonts w:ascii="Trebuchet MS" w:hAnsi="Trebuchet MS"/>
+          <w:sz w:val="20"/>
+          <w:szCs w:val="20"/>
+        </w:rPr>
+        <w:t xml:space="preserve">, situada na rua: </w:t>
+      </w:r>
+      <w:r>
+        <w:rPr>
+          <w:rFonts w:ascii="Trebuchet MS" w:eastAsia="Arial" w:hAnsi="Trebuchet MS" w:cs="Arial"/>
+          <w:color w:val="00000A"/>
+          <w:sz w:val="20"/>
+          <w:szCs w:val="20"/>
+        </w:rPr>
+        <w:t>${</w:t>
+      </w:r>
+      <w:proofErr w:type="spellStart"/>
+      <w:r>
+        <w:rPr>
+          <w:rFonts w:ascii="Trebuchet MS" w:eastAsia="Arial" w:hAnsi="Trebuchet MS" w:cs="Arial"/>
+          <w:color w:val="00000A"/>
+          <w:sz w:val="20"/>
+          <w:szCs w:val="20"/>
+        </w:rPr>
+        <w:t>enderecoEmpresa</w:t>
+      </w:r>
+      <w:proofErr w:type="spellEnd"/>
+      <w:r>
+        <w:rPr>
+          <w:rFonts w:ascii="Trebuchet MS" w:eastAsia="Arial" w:hAnsi="Trebuchet MS" w:cs="Arial"/>
+          <w:color w:val="00000A"/>
+          <w:sz w:val="20"/>
+          <w:szCs w:val="20"/>
+        </w:rPr>
+        <w:t>},</w:t>
       </w:r>
       <w:r>
         <w:rPr>
@@ -373,7 +656,27 @@
           <w:sz w:val="20"/>
           <w:szCs w:val="20"/>
         </w:rPr>
-        <w:t xml:space="preserve">${numeroEmpresa} </w:t>
+        <w:t>${</w:t>
+      </w:r>
+      <w:proofErr w:type="spellStart"/>
+      <w:r>
+        <w:rPr>
+          <w:rFonts w:ascii="Trebuchet MS" w:eastAsia="Arial" w:hAnsi="Trebuchet MS" w:cs="Arial"/>
+          <w:color w:val="00000A"/>
+          <w:sz w:val="20"/>
+          <w:szCs w:val="20"/>
+        </w:rPr>
+        <w:t>numeroEmpresa</w:t>
+      </w:r>
+      <w:proofErr w:type="spellEnd"/>
+      <w:r>
+        <w:rPr>
+          <w:rFonts w:ascii="Trebuchet MS" w:eastAsia="Arial" w:hAnsi="Trebuchet MS" w:cs="Arial"/>
+          <w:color w:val="00000A"/>
+          <w:sz w:val="20"/>
+          <w:szCs w:val="20"/>
+        </w:rPr>
+        <w:t xml:space="preserve">} </w:t>
       </w:r>
       <w:r>
         <w:rPr>
@@ -390,15 +693,35 @@
           <w:sz w:val="20"/>
           <w:szCs w:val="20"/>
         </w:rPr>
-        <w:t>${cepEmpresa}</w:t>
-      </w:r>
-      <w:r>
-        <w:rPr>
-          <w:rFonts w:ascii="Trebuchet MS" w:hAnsi="Trebuchet MS"/>
-          <w:sz w:val="20"/>
-          <w:szCs w:val="20"/>
-        </w:rPr>
-        <w:t xml:space="preserve">, </w:t>
+        <w:t>${</w:t>
+      </w:r>
+      <w:proofErr w:type="spellStart"/>
+      <w:r>
+        <w:rPr>
+          <w:rFonts w:ascii="Trebuchet MS" w:eastAsia="Arial" w:hAnsi="Trebuchet MS" w:cs="Arial"/>
+          <w:color w:val="00000A"/>
+          <w:sz w:val="20"/>
+          <w:szCs w:val="20"/>
+        </w:rPr>
+        <w:t>cepEmpresa</w:t>
+      </w:r>
+      <w:proofErr w:type="spellEnd"/>
+      <w:r>
+        <w:rPr>
+          <w:rFonts w:ascii="Trebuchet MS" w:eastAsia="Arial" w:hAnsi="Trebuchet MS" w:cs="Arial"/>
+          <w:color w:val="00000A"/>
+          <w:sz w:val="20"/>
+          <w:szCs w:val="20"/>
+        </w:rPr>
+        <w:t>}</w:t>
+      </w:r>
+      <w:r>
+        <w:rPr>
+          <w:rFonts w:ascii="Trebuchet MS" w:hAnsi="Trebuchet MS"/>
+          <w:sz w:val="20"/>
+          <w:szCs w:val="20"/>
+        </w:rPr>
+        <w:t>.</w:t>
       </w:r>
     </w:p>
     <w:p>
@@ -493,7 +816,25 @@
           <w:sz w:val="20"/>
           <w:szCs w:val="20"/>
         </w:rPr>
-        <w:t>O presente protocolo tem por objetivo estabelecer, entre as partes, as atividades a desenvolver pelo formando durante a formação prática em contexto real de trabalho (Formação em Contexto de Trabalho). A formação prática, estruturada num plano individual de formação ou roteiro de actividades a desenvolver em contexto de trabalho, visa a aquisição e o desenvolvimento de competências técnicas, relacionais, organizacionais e de gestão de carreira relevantes para a qualificação profissional a adquirir, para a inserção no mundo de trabalho e para a formação ao longo da vida.</w:t>
+        <w:t xml:space="preserve">O presente protocolo tem por objetivo estabelecer, entre as partes, as atividades a desenvolver pelo formando durante a formação prática em contexto real de trabalho (Formação em Contexto de Trabalho). A formação prática, estruturada num plano individual de formação ou roteiro de </w:t>
+      </w:r>
+      <w:proofErr w:type="spellStart"/>
+      <w:r>
+        <w:rPr>
+          <w:rFonts w:ascii="Trebuchet MS" w:hAnsi="Trebuchet MS"/>
+          <w:sz w:val="20"/>
+          <w:szCs w:val="20"/>
+        </w:rPr>
+        <w:t>actividades</w:t>
+      </w:r>
+      <w:proofErr w:type="spellEnd"/>
+      <w:r>
+        <w:rPr>
+          <w:rFonts w:ascii="Trebuchet MS" w:hAnsi="Trebuchet MS"/>
+          <w:sz w:val="20"/>
+          <w:szCs w:val="20"/>
+        </w:rPr>
+        <w:t xml:space="preserve"> a desenvolver em contexto de trabalho, visa a aquisição e o desenvolvimento de competências técnicas, relacionais, organizacionais e de gestão de carreira relevantes para a qualificação profissional a adquirir, para a inserção no mundo de trabalho e para a formação ao longo da vida.</w:t>
       </w:r>
     </w:p>
     <w:p>
@@ -544,6 +885,7 @@
         </w:rPr>
         <w:t>O segundo outorgante irá promover a Formação em Contexto de Trabalho no âmbito do ${</w:t>
       </w:r>
+      <w:proofErr w:type="spellStart"/>
       <w:r>
         <w:rPr>
           <w:rFonts w:ascii="Trebuchet MS" w:hAnsi="Trebuchet MS"/>
@@ -551,7 +893,17 @@
           <w:szCs w:val="20"/>
           <w:lang w:val="pt-BR"/>
         </w:rPr>
-        <w:t>cursoCandidato}</w:t>
+        <w:t>cursoCandidato</w:t>
+      </w:r>
+      <w:proofErr w:type="spellEnd"/>
+      <w:r>
+        <w:rPr>
+          <w:rFonts w:ascii="Trebuchet MS" w:hAnsi="Trebuchet MS"/>
+          <w:sz w:val="20"/>
+          <w:szCs w:val="20"/>
+          <w:lang w:val="pt-BR"/>
+        </w:rPr>
+        <w:t>}</w:t>
       </w:r>
       <w:r>
         <w:rPr>
@@ -561,6 +913,7 @@
         </w:rPr>
         <w:t>, ${</w:t>
       </w:r>
+      <w:proofErr w:type="spellStart"/>
       <w:r>
         <w:rPr>
           <w:rFonts w:ascii="Trebuchet MS" w:hAnsi="Trebuchet MS"/>
@@ -568,7 +921,17 @@
           <w:szCs w:val="20"/>
           <w:lang w:val="pt-BR"/>
         </w:rPr>
-        <w:t>nivelCandidato}</w:t>
+        <w:t>nivelCandidato</w:t>
+      </w:r>
+      <w:proofErr w:type="spellEnd"/>
+      <w:r>
+        <w:rPr>
+          <w:rFonts w:ascii="Trebuchet MS" w:hAnsi="Trebuchet MS"/>
+          <w:sz w:val="20"/>
+          <w:szCs w:val="20"/>
+          <w:lang w:val="pt-BR"/>
+        </w:rPr>
+        <w:t>}</w:t>
       </w:r>
       <w:r>
         <w:rPr>
@@ -611,6 +974,7 @@
         </w:rPr>
         <w:t>no período da ${</w:t>
       </w:r>
+      <w:proofErr w:type="spellStart"/>
       <w:r>
         <w:rPr>
           <w:rFonts w:ascii="Trebuchet MS" w:hAnsi="Trebuchet MS"/>
@@ -620,6 +984,7 @@
         </w:rPr>
         <w:t>period</w:t>
       </w:r>
+      <w:proofErr w:type="spellEnd"/>
       <w:r>
         <w:rPr>
           <w:rFonts w:ascii="Trebuchet MS" w:hAnsi="Trebuchet MS"/>
@@ -764,7 +1129,38 @@
           <w:szCs w:val="20"/>
         </w:rPr>
         <w:tab/>
-        <w:t xml:space="preserve">${nomeCandidato}                                       </w:t>
+        <w:t>${</w:t>
+      </w:r>
+      <w:proofErr w:type="spellStart"/>
+      <w:proofErr w:type="gramStart"/>
+      <w:r>
+        <w:rPr>
+          <w:rFonts w:ascii="Trebuchet MS" w:eastAsia="Arial" w:hAnsi="Trebuchet MS" w:cs="Arial"/>
+          <w:color w:val="00000A"/>
+          <w:sz w:val="20"/>
+          <w:szCs w:val="20"/>
+        </w:rPr>
+        <w:t>nomeCandidato</w:t>
+      </w:r>
+      <w:proofErr w:type="spellEnd"/>
+      <w:r>
+        <w:rPr>
+          <w:rFonts w:ascii="Trebuchet MS" w:eastAsia="Arial" w:hAnsi="Trebuchet MS" w:cs="Arial"/>
+          <w:color w:val="00000A"/>
+          <w:sz w:val="20"/>
+          <w:szCs w:val="20"/>
+        </w:rPr>
+        <w:t xml:space="preserve">}   </w:t>
+      </w:r>
+      <w:proofErr w:type="gramEnd"/>
+      <w:r>
+        <w:rPr>
+          <w:rFonts w:ascii="Trebuchet MS" w:eastAsia="Arial" w:hAnsi="Trebuchet MS" w:cs="Arial"/>
+          <w:color w:val="00000A"/>
+          <w:sz w:val="20"/>
+          <w:szCs w:val="20"/>
+        </w:rPr>
+        <w:t xml:space="preserve">                                    </w:t>
       </w:r>
       <w:r>
         <w:rPr>
@@ -793,8 +1189,30 @@
           <w:sz w:val="20"/>
           <w:szCs w:val="20"/>
         </w:rPr>
-        <w:t xml:space="preserve"> ${nascimentoCandidato}   </w:t>
-      </w:r>
+        <w:t xml:space="preserve"> ${</w:t>
+      </w:r>
+      <w:proofErr w:type="spellStart"/>
+      <w:proofErr w:type="gramStart"/>
+      <w:r>
+        <w:rPr>
+          <w:rFonts w:ascii="Trebuchet MS" w:eastAsia="Arial" w:hAnsi="Trebuchet MS" w:cs="Arial"/>
+          <w:color w:val="00000A"/>
+          <w:sz w:val="20"/>
+          <w:szCs w:val="20"/>
+        </w:rPr>
+        <w:t>nascimentoCandidato</w:t>
+      </w:r>
+      <w:proofErr w:type="spellEnd"/>
+      <w:r>
+        <w:rPr>
+          <w:rFonts w:ascii="Trebuchet MS" w:eastAsia="Arial" w:hAnsi="Trebuchet MS" w:cs="Arial"/>
+          <w:color w:val="00000A"/>
+          <w:sz w:val="20"/>
+          <w:szCs w:val="20"/>
+        </w:rPr>
+        <w:t xml:space="preserve">}   </w:t>
+      </w:r>
+      <w:proofErr w:type="gramEnd"/>
       <w:r>
         <w:rPr>
           <w:rFonts w:ascii="Trebuchet MS" w:eastAsia="Arial" w:hAnsi="Trebuchet MS" w:cs="Arial"/>
@@ -822,7 +1240,27 @@
           <w:sz w:val="20"/>
           <w:szCs w:val="20"/>
         </w:rPr>
-        <w:t xml:space="preserve"> ${cpfCandidato}  </w:t>
+        <w:t xml:space="preserve"> ${</w:t>
+      </w:r>
+      <w:proofErr w:type="spellStart"/>
+      <w:r>
+        <w:rPr>
+          <w:rFonts w:ascii="Trebuchet MS" w:eastAsia="Arial" w:hAnsi="Trebuchet MS" w:cs="Arial"/>
+          <w:color w:val="00000A"/>
+          <w:sz w:val="20"/>
+          <w:szCs w:val="20"/>
+        </w:rPr>
+        <w:t>cpfCandidato</w:t>
+      </w:r>
+      <w:proofErr w:type="spellEnd"/>
+      <w:r>
+        <w:rPr>
+          <w:rFonts w:ascii="Trebuchet MS" w:eastAsia="Arial" w:hAnsi="Trebuchet MS" w:cs="Arial"/>
+          <w:color w:val="00000A"/>
+          <w:sz w:val="20"/>
+          <w:szCs w:val="20"/>
+        </w:rPr>
+        <w:t xml:space="preserve">}  </w:t>
       </w:r>
       <w:r>
         <w:rPr>
@@ -851,7 +1289,107 @@
           <w:sz w:val="20"/>
           <w:szCs w:val="20"/>
         </w:rPr>
-        <w:t xml:space="preserve"> ${enderecoCandidato} , ${numeroCandidato} ${bairroCandidato} - ${cidadeCandidato} - ${cepCandidato}                                  </w:t>
+        <w:t xml:space="preserve"> ${</w:t>
+      </w:r>
+      <w:proofErr w:type="spellStart"/>
+      <w:r>
+        <w:rPr>
+          <w:rFonts w:ascii="Trebuchet MS" w:eastAsia="Arial" w:hAnsi="Trebuchet MS" w:cs="Arial"/>
+          <w:color w:val="00000A"/>
+          <w:sz w:val="20"/>
+          <w:szCs w:val="20"/>
+        </w:rPr>
+        <w:t>enderecoCandidato</w:t>
+      </w:r>
+      <w:proofErr w:type="spellEnd"/>
+      <w:r>
+        <w:rPr>
+          <w:rFonts w:ascii="Trebuchet MS" w:eastAsia="Arial" w:hAnsi="Trebuchet MS" w:cs="Arial"/>
+          <w:color w:val="00000A"/>
+          <w:sz w:val="20"/>
+          <w:szCs w:val="20"/>
+        </w:rPr>
+        <w:t>}, ${</w:t>
+      </w:r>
+      <w:proofErr w:type="spellStart"/>
+      <w:r>
+        <w:rPr>
+          <w:rFonts w:ascii="Trebuchet MS" w:eastAsia="Arial" w:hAnsi="Trebuchet MS" w:cs="Arial"/>
+          <w:color w:val="00000A"/>
+          <w:sz w:val="20"/>
+          <w:szCs w:val="20"/>
+        </w:rPr>
+        <w:t>numeroCandidato</w:t>
+      </w:r>
+      <w:proofErr w:type="spellEnd"/>
+      <w:r>
+        <w:rPr>
+          <w:rFonts w:ascii="Trebuchet MS" w:eastAsia="Arial" w:hAnsi="Trebuchet MS" w:cs="Arial"/>
+          <w:color w:val="00000A"/>
+          <w:sz w:val="20"/>
+          <w:szCs w:val="20"/>
+        </w:rPr>
+        <w:t>} ${</w:t>
+      </w:r>
+      <w:proofErr w:type="spellStart"/>
+      <w:r>
+        <w:rPr>
+          <w:rFonts w:ascii="Trebuchet MS" w:eastAsia="Arial" w:hAnsi="Trebuchet MS" w:cs="Arial"/>
+          <w:color w:val="00000A"/>
+          <w:sz w:val="20"/>
+          <w:szCs w:val="20"/>
+        </w:rPr>
+        <w:t>bairroCandidato</w:t>
+      </w:r>
+      <w:proofErr w:type="spellEnd"/>
+      <w:r>
+        <w:rPr>
+          <w:rFonts w:ascii="Trebuchet MS" w:eastAsia="Arial" w:hAnsi="Trebuchet MS" w:cs="Arial"/>
+          <w:color w:val="00000A"/>
+          <w:sz w:val="20"/>
+          <w:szCs w:val="20"/>
+        </w:rPr>
+        <w:t>} - ${</w:t>
+      </w:r>
+      <w:proofErr w:type="spellStart"/>
+      <w:r>
+        <w:rPr>
+          <w:rFonts w:ascii="Trebuchet MS" w:eastAsia="Arial" w:hAnsi="Trebuchet MS" w:cs="Arial"/>
+          <w:color w:val="00000A"/>
+          <w:sz w:val="20"/>
+          <w:szCs w:val="20"/>
+        </w:rPr>
+        <w:t>cidadeCandidato</w:t>
+      </w:r>
+      <w:proofErr w:type="spellEnd"/>
+      <w:r>
+        <w:rPr>
+          <w:rFonts w:ascii="Trebuchet MS" w:eastAsia="Arial" w:hAnsi="Trebuchet MS" w:cs="Arial"/>
+          <w:color w:val="00000A"/>
+          <w:sz w:val="20"/>
+          <w:szCs w:val="20"/>
+        </w:rPr>
+        <w:t>} - ${</w:t>
+      </w:r>
+      <w:proofErr w:type="spellStart"/>
+      <w:r>
+        <w:rPr>
+          <w:rFonts w:ascii="Trebuchet MS" w:eastAsia="Arial" w:hAnsi="Trebuchet MS" w:cs="Arial"/>
+          <w:color w:val="00000A"/>
+          <w:sz w:val="20"/>
+          <w:szCs w:val="20"/>
+        </w:rPr>
+        <w:t>cepCandidato</w:t>
+      </w:r>
+      <w:proofErr w:type="spellEnd"/>
+      <w:r>
+        <w:rPr>
+          <w:rFonts w:ascii="Trebuchet MS" w:eastAsia="Arial" w:hAnsi="Trebuchet MS" w:cs="Arial"/>
+          <w:color w:val="00000A"/>
+          <w:sz w:val="20"/>
+          <w:szCs w:val="20"/>
+        </w:rPr>
+        <w:t xml:space="preserve">}                                  </w:t>
       </w:r>
       <w:r>
         <w:rPr>
@@ -999,15 +1537,87 @@
           <w:szCs w:val="20"/>
         </w:rPr>
         <w:tab/>
-        <w:t xml:space="preserve">A Formação em Contexto de Trabalho comporta um total de ${fctHours} horas, as quais decorrerão no período compreendido entre </w:t>
-      </w:r>
-      <w:r>
-        <w:rPr>
-          <w:rFonts w:ascii="Trebuchet MS" w:eastAsia="Arial" w:hAnsi="Trebuchet MS" w:cs="Arial"/>
-          <w:sz w:val="20"/>
-          <w:szCs w:val="20"/>
-        </w:rPr>
-        <w:t>${dataInicial} á ${dataFinal},</w:t>
+        <w:t>A Formação em Contexto de Trabalho comporta um total de ${</w:t>
+      </w:r>
+      <w:proofErr w:type="spellStart"/>
+      <w:r>
+        <w:rPr>
+          <w:rFonts w:ascii="Trebuchet MS" w:hAnsi="Trebuchet MS"/>
+          <w:sz w:val="20"/>
+          <w:szCs w:val="20"/>
+        </w:rPr>
+        <w:t>fctHours</w:t>
+      </w:r>
+      <w:proofErr w:type="spellEnd"/>
+      <w:r>
+        <w:rPr>
+          <w:rFonts w:ascii="Trebuchet MS" w:hAnsi="Trebuchet MS"/>
+          <w:sz w:val="20"/>
+          <w:szCs w:val="20"/>
+        </w:rPr>
+        <w:t xml:space="preserve">} horas, as quais decorrerão no período compreendido entre </w:t>
+      </w:r>
+      <w:r>
+        <w:rPr>
+          <w:rFonts w:ascii="Trebuchet MS" w:eastAsia="Arial" w:hAnsi="Trebuchet MS" w:cs="Arial"/>
+          <w:sz w:val="20"/>
+          <w:szCs w:val="20"/>
+        </w:rPr>
+        <w:t>${</w:t>
+      </w:r>
+      <w:proofErr w:type="spellStart"/>
+      <w:r>
+        <w:rPr>
+          <w:rFonts w:ascii="Trebuchet MS" w:eastAsia="Arial" w:hAnsi="Trebuchet MS" w:cs="Arial"/>
+          <w:sz w:val="20"/>
+          <w:szCs w:val="20"/>
+        </w:rPr>
+        <w:t>dataInicial</w:t>
+      </w:r>
+      <w:proofErr w:type="spellEnd"/>
+      <w:r>
+        <w:rPr>
+          <w:rFonts w:ascii="Trebuchet MS" w:eastAsia="Arial" w:hAnsi="Trebuchet MS" w:cs="Arial"/>
+          <w:sz w:val="20"/>
+          <w:szCs w:val="20"/>
+        </w:rPr>
+        <w:t xml:space="preserve">} </w:t>
+      </w:r>
+      <w:proofErr w:type="gramStart"/>
+      <w:r>
+        <w:rPr>
+          <w:rFonts w:ascii="Trebuchet MS" w:eastAsia="Arial" w:hAnsi="Trebuchet MS" w:cs="Arial"/>
+          <w:sz w:val="20"/>
+          <w:szCs w:val="20"/>
+        </w:rPr>
+        <w:t>á</w:t>
+      </w:r>
+      <w:proofErr w:type="gramEnd"/>
+      <w:r>
+        <w:rPr>
+          <w:rFonts w:ascii="Trebuchet MS" w:eastAsia="Arial" w:hAnsi="Trebuchet MS" w:cs="Arial"/>
+          <w:sz w:val="20"/>
+          <w:szCs w:val="20"/>
+        </w:rPr>
+        <w:t xml:space="preserve"> ${</w:t>
+      </w:r>
+      <w:proofErr w:type="spellStart"/>
+      <w:r>
+        <w:rPr>
+          <w:rFonts w:ascii="Trebuchet MS" w:eastAsia="Arial" w:hAnsi="Trebuchet MS" w:cs="Arial"/>
+          <w:sz w:val="20"/>
+          <w:szCs w:val="20"/>
+        </w:rPr>
+        <w:t>dataFinal</w:t>
+      </w:r>
+      <w:proofErr w:type="spellEnd"/>
+      <w:r>
+        <w:rPr>
+          <w:rFonts w:ascii="Trebuchet MS" w:eastAsia="Arial" w:hAnsi="Trebuchet MS" w:cs="Arial"/>
+          <w:sz w:val="20"/>
+          <w:szCs w:val="20"/>
+        </w:rPr>
+        <w:t>},</w:t>
       </w:r>
       <w:r>
         <w:rPr>
@@ -1133,6 +1743,7 @@
           <w:szCs w:val="20"/>
         </w:rPr>
       </w:pPr>
+      <w:proofErr w:type="gramStart"/>
       <w:r>
         <w:rPr>
           <w:rFonts w:ascii="Trebuchet MS" w:hAnsi="Trebuchet MS"/>
@@ -1141,6 +1752,7 @@
         </w:rPr>
         <w:t>Cláusula Sexta</w:t>
       </w:r>
+      <w:proofErr w:type="gramEnd"/>
     </w:p>
     <w:p>
       <w:pPr>
@@ -1228,6 +1840,7 @@
           <w:szCs w:val="20"/>
         </w:rPr>
       </w:pPr>
+      <w:proofErr w:type="gramStart"/>
       <w:r>
         <w:rPr>
           <w:rFonts w:ascii="Trebuchet MS" w:hAnsi="Trebuchet MS"/>
@@ -1238,6 +1851,7 @@
         </w:rPr>
         <w:t>Cláusula Sétima</w:t>
       </w:r>
+      <w:proofErr w:type="gramEnd"/>
     </w:p>
     <w:p>
       <w:pPr>
@@ -1299,6 +1913,7 @@
           <w:szCs w:val="20"/>
         </w:rPr>
       </w:pPr>
+      <w:proofErr w:type="gramStart"/>
       <w:r>
         <w:rPr>
           <w:rFonts w:ascii="Trebuchet MS" w:hAnsi="Trebuchet MS"/>
@@ -1307,6 +1922,7 @@
         </w:rPr>
         <w:t>Cláusula Oitava</w:t>
       </w:r>
+      <w:proofErr w:type="gramEnd"/>
     </w:p>
     <w:p>
       <w:pPr>
@@ -1472,7 +2088,25 @@
           <w:sz w:val="20"/>
           <w:szCs w:val="20"/>
         </w:rPr>
-        <w:t xml:space="preserve">A relação entre as partes e entre as partes e formando rege-se exclusivamente pelas disposições do presente protocolo, não sendo aplicáveis a esta relação quaisquer normas legais de natureza laboral, normas internas do segundo outorgante, que apenas contemplem relações do tipo juslaboral. </w:t>
+        <w:t xml:space="preserve">A relação entre as partes e entre as partes e formando rege-se exclusivamente pelas disposições do presente protocolo, não sendo aplicáveis a esta relação quaisquer normas legais de natureza laboral, normas internas do segundo outorgante, que apenas contemplem relações do tipo </w:t>
+      </w:r>
+      <w:proofErr w:type="spellStart"/>
+      <w:r>
+        <w:rPr>
+          <w:rFonts w:ascii="Trebuchet MS" w:hAnsi="Trebuchet MS"/>
+          <w:sz w:val="20"/>
+          <w:szCs w:val="20"/>
+        </w:rPr>
+        <w:t>juslaboral</w:t>
+      </w:r>
+      <w:proofErr w:type="spellEnd"/>
+      <w:r>
+        <w:rPr>
+          <w:rFonts w:ascii="Trebuchet MS" w:hAnsi="Trebuchet MS"/>
+          <w:sz w:val="20"/>
+          <w:szCs w:val="20"/>
+        </w:rPr>
+        <w:t xml:space="preserve">. </w:t>
       </w:r>
     </w:p>
     <w:p>
@@ -1821,7 +2455,27 @@
           <w:sz w:val="20"/>
           <w:szCs w:val="20"/>
         </w:rPr>
-        <w:t>${ufEmpresa}</w:t>
+        <w:t>${</w:t>
+      </w:r>
+      <w:proofErr w:type="spellStart"/>
+      <w:r>
+        <w:rPr>
+          <w:rFonts w:ascii="Trebuchet MS" w:eastAsia="Arial" w:hAnsi="Trebuchet MS" w:cs="Arial"/>
+          <w:color w:val="00000A"/>
+          <w:sz w:val="20"/>
+          <w:szCs w:val="20"/>
+        </w:rPr>
+        <w:t>ufEmpresa</w:t>
+      </w:r>
+      <w:proofErr w:type="spellEnd"/>
+      <w:r>
+        <w:rPr>
+          <w:rFonts w:ascii="Trebuchet MS" w:eastAsia="Arial" w:hAnsi="Trebuchet MS" w:cs="Arial"/>
+          <w:color w:val="00000A"/>
+          <w:sz w:val="20"/>
+          <w:szCs w:val="20"/>
+        </w:rPr>
+        <w:t>}</w:t>
       </w:r>
       <w:r>
         <w:rPr>
@@ -2107,7 +2761,25 @@
         <w:sz w:val="14"/>
         <w:szCs w:val="14"/>
       </w:rPr>
-      <w:t>${razaoSocialEscola}</w:t>
+      <w:t>${</w:t>
+    </w:r>
+    <w:proofErr w:type="spellStart"/>
+    <w:r>
+      <w:rPr>
+        <w:rFonts w:ascii="Trebuchet MS" w:eastAsia="Trebuchet MS" w:hAnsi="Trebuchet MS" w:cs="Trebuchet MS"/>
+        <w:sz w:val="14"/>
+        <w:szCs w:val="14"/>
+      </w:rPr>
+      <w:t>razaoSocialEscola</w:t>
+    </w:r>
+    <w:proofErr w:type="spellEnd"/>
+    <w:r>
+      <w:rPr>
+        <w:rFonts w:ascii="Trebuchet MS" w:eastAsia="Trebuchet MS" w:hAnsi="Trebuchet MS" w:cs="Trebuchet MS"/>
+        <w:sz w:val="14"/>
+        <w:szCs w:val="14"/>
+      </w:rPr>
+      <w:t>}</w:t>
     </w:r>
   </w:p>
   <w:p>
@@ -2125,7 +2797,97 @@
         <w:sz w:val="14"/>
         <w:szCs w:val="14"/>
       </w:rPr>
-      <w:t>${enderecoEscola}, ${numeroEscola}, ${bairroEscola} -${cidadeEscola} - ${cepEscola}</w:t>
+      <w:t>${</w:t>
+    </w:r>
+    <w:proofErr w:type="spellStart"/>
+    <w:r>
+      <w:rPr>
+        <w:rFonts w:ascii="Trebuchet MS" w:eastAsia="Trebuchet MS" w:hAnsi="Trebuchet MS" w:cs="Trebuchet MS"/>
+        <w:sz w:val="14"/>
+        <w:szCs w:val="14"/>
+      </w:rPr>
+      <w:t>enderecoEscola</w:t>
+    </w:r>
+    <w:proofErr w:type="spellEnd"/>
+    <w:r>
+      <w:rPr>
+        <w:rFonts w:ascii="Trebuchet MS" w:eastAsia="Trebuchet MS" w:hAnsi="Trebuchet MS" w:cs="Trebuchet MS"/>
+        <w:sz w:val="14"/>
+        <w:szCs w:val="14"/>
+      </w:rPr>
+      <w:t>}, ${</w:t>
+    </w:r>
+    <w:proofErr w:type="spellStart"/>
+    <w:r>
+      <w:rPr>
+        <w:rFonts w:ascii="Trebuchet MS" w:eastAsia="Trebuchet MS" w:hAnsi="Trebuchet MS" w:cs="Trebuchet MS"/>
+        <w:sz w:val="14"/>
+        <w:szCs w:val="14"/>
+      </w:rPr>
+      <w:t>numeroEscola</w:t>
+    </w:r>
+    <w:proofErr w:type="spellEnd"/>
+    <w:r>
+      <w:rPr>
+        <w:rFonts w:ascii="Trebuchet MS" w:eastAsia="Trebuchet MS" w:hAnsi="Trebuchet MS" w:cs="Trebuchet MS"/>
+        <w:sz w:val="14"/>
+        <w:szCs w:val="14"/>
+      </w:rPr>
+      <w:t>}, ${</w:t>
+    </w:r>
+    <w:proofErr w:type="spellStart"/>
+    <w:r>
+      <w:rPr>
+        <w:rFonts w:ascii="Trebuchet MS" w:eastAsia="Trebuchet MS" w:hAnsi="Trebuchet MS" w:cs="Trebuchet MS"/>
+        <w:sz w:val="14"/>
+        <w:szCs w:val="14"/>
+      </w:rPr>
+      <w:t>bairroEscola</w:t>
+    </w:r>
+    <w:proofErr w:type="spellEnd"/>
+    <w:r>
+      <w:rPr>
+        <w:rFonts w:ascii="Trebuchet MS" w:eastAsia="Trebuchet MS" w:hAnsi="Trebuchet MS" w:cs="Trebuchet MS"/>
+        <w:sz w:val="14"/>
+        <w:szCs w:val="14"/>
+      </w:rPr>
+      <w:t>} -${</w:t>
+    </w:r>
+    <w:proofErr w:type="spellStart"/>
+    <w:r>
+      <w:rPr>
+        <w:rFonts w:ascii="Trebuchet MS" w:eastAsia="Trebuchet MS" w:hAnsi="Trebuchet MS" w:cs="Trebuchet MS"/>
+        <w:sz w:val="14"/>
+        <w:szCs w:val="14"/>
+      </w:rPr>
+      <w:t>cidadeEscola</w:t>
+    </w:r>
+    <w:proofErr w:type="spellEnd"/>
+    <w:r>
+      <w:rPr>
+        <w:rFonts w:ascii="Trebuchet MS" w:eastAsia="Trebuchet MS" w:hAnsi="Trebuchet MS" w:cs="Trebuchet MS"/>
+        <w:sz w:val="14"/>
+        <w:szCs w:val="14"/>
+      </w:rPr>
+      <w:t>} - ${</w:t>
+    </w:r>
+    <w:proofErr w:type="spellStart"/>
+    <w:r>
+      <w:rPr>
+        <w:rFonts w:ascii="Trebuchet MS" w:eastAsia="Trebuchet MS" w:hAnsi="Trebuchet MS" w:cs="Trebuchet MS"/>
+        <w:sz w:val="14"/>
+        <w:szCs w:val="14"/>
+      </w:rPr>
+      <w:t>cepEscola</w:t>
+    </w:r>
+    <w:proofErr w:type="spellEnd"/>
+    <w:r>
+      <w:rPr>
+        <w:rFonts w:ascii="Trebuchet MS" w:eastAsia="Trebuchet MS" w:hAnsi="Trebuchet MS" w:cs="Trebuchet MS"/>
+        <w:sz w:val="14"/>
+        <w:szCs w:val="14"/>
+      </w:rPr>
+      <w:t>}</w:t>
     </w:r>
   </w:p>
   <w:p>
@@ -2143,7 +2905,25 @@
         <w:sz w:val="14"/>
         <w:szCs w:val="14"/>
       </w:rPr>
-      <w:t>Telefone. ${telefoneEscola}</w:t>
+      <w:t>Telefone. ${</w:t>
+    </w:r>
+    <w:proofErr w:type="spellStart"/>
+    <w:r>
+      <w:rPr>
+        <w:rFonts w:ascii="Trebuchet MS" w:eastAsia="Trebuchet MS" w:hAnsi="Trebuchet MS" w:cs="Trebuchet MS"/>
+        <w:sz w:val="14"/>
+        <w:szCs w:val="14"/>
+      </w:rPr>
+      <w:t>telefoneEscola</w:t>
+    </w:r>
+    <w:proofErr w:type="spellEnd"/>
+    <w:r>
+      <w:rPr>
+        <w:rFonts w:ascii="Trebuchet MS" w:eastAsia="Trebuchet MS" w:hAnsi="Trebuchet MS" w:cs="Trebuchet MS"/>
+        <w:sz w:val="14"/>
+        <w:szCs w:val="14"/>
+      </w:rPr>
+      <w:t>}</w:t>
     </w:r>
   </w:p>
   <w:p>
@@ -2168,7 +2948,26 @@
         <w:lang w:val="fr-FR"/>
       </w:rPr>
       <w:tab/>
-      <w:t xml:space="preserve">Página </w:t>
+    </w:r>
+    <w:proofErr w:type="spellStart"/>
+    <w:r>
+      <w:rPr>
+        <w:rFonts w:ascii="Trebuchet MS" w:hAnsi="Trebuchet MS"/>
+        <w:sz w:val="14"/>
+        <w:szCs w:val="14"/>
+        <w:lang w:val="fr-FR"/>
+      </w:rPr>
+      <w:t>Página</w:t>
+    </w:r>
+    <w:proofErr w:type="spellEnd"/>
+    <w:r>
+      <w:rPr>
+        <w:rFonts w:ascii="Trebuchet MS" w:hAnsi="Trebuchet MS"/>
+        <w:sz w:val="14"/>
+        <w:szCs w:val="14"/>
+        <w:lang w:val="fr-FR"/>
+      </w:rPr>
+      <w:t xml:space="preserve"> </w:t>
     </w:r>
     <w:r>
       <w:rPr>
@@ -2313,7 +3112,25 @@
         <w:sz w:val="14"/>
         <w:szCs w:val="14"/>
       </w:rPr>
-      <w:t>${razaoSocialEscola}</w:t>
+      <w:t>${</w:t>
+    </w:r>
+    <w:proofErr w:type="spellStart"/>
+    <w:r>
+      <w:rPr>
+        <w:rFonts w:ascii="Trebuchet MS" w:eastAsia="Trebuchet MS" w:hAnsi="Trebuchet MS" w:cs="Trebuchet MS"/>
+        <w:sz w:val="14"/>
+        <w:szCs w:val="14"/>
+      </w:rPr>
+      <w:t>razaoSocialEscola</w:t>
+    </w:r>
+    <w:proofErr w:type="spellEnd"/>
+    <w:r>
+      <w:rPr>
+        <w:rFonts w:ascii="Trebuchet MS" w:eastAsia="Trebuchet MS" w:hAnsi="Trebuchet MS" w:cs="Trebuchet MS"/>
+        <w:sz w:val="14"/>
+        <w:szCs w:val="14"/>
+      </w:rPr>
+      <w:t>}</w:t>
     </w:r>
   </w:p>
   <w:p>
@@ -2331,7 +3148,97 @@
         <w:sz w:val="14"/>
         <w:szCs w:val="14"/>
       </w:rPr>
-      <w:t>${enderecoEscola}, ${numeroEscola}, ${bairroEscola} -${cidadeEscola} - ${cepEscola}</w:t>
+      <w:t>${</w:t>
+    </w:r>
+    <w:proofErr w:type="spellStart"/>
+    <w:r>
+      <w:rPr>
+        <w:rFonts w:ascii="Trebuchet MS" w:eastAsia="Trebuchet MS" w:hAnsi="Trebuchet MS" w:cs="Trebuchet MS"/>
+        <w:sz w:val="14"/>
+        <w:szCs w:val="14"/>
+      </w:rPr>
+      <w:t>enderecoEscola</w:t>
+    </w:r>
+    <w:proofErr w:type="spellEnd"/>
+    <w:r>
+      <w:rPr>
+        <w:rFonts w:ascii="Trebuchet MS" w:eastAsia="Trebuchet MS" w:hAnsi="Trebuchet MS" w:cs="Trebuchet MS"/>
+        <w:sz w:val="14"/>
+        <w:szCs w:val="14"/>
+      </w:rPr>
+      <w:t>}, ${</w:t>
+    </w:r>
+    <w:proofErr w:type="spellStart"/>
+    <w:r>
+      <w:rPr>
+        <w:rFonts w:ascii="Trebuchet MS" w:eastAsia="Trebuchet MS" w:hAnsi="Trebuchet MS" w:cs="Trebuchet MS"/>
+        <w:sz w:val="14"/>
+        <w:szCs w:val="14"/>
+      </w:rPr>
+      <w:t>numeroEscola</w:t>
+    </w:r>
+    <w:proofErr w:type="spellEnd"/>
+    <w:r>
+      <w:rPr>
+        <w:rFonts w:ascii="Trebuchet MS" w:eastAsia="Trebuchet MS" w:hAnsi="Trebuchet MS" w:cs="Trebuchet MS"/>
+        <w:sz w:val="14"/>
+        <w:szCs w:val="14"/>
+      </w:rPr>
+      <w:t>}, ${</w:t>
+    </w:r>
+    <w:proofErr w:type="spellStart"/>
+    <w:r>
+      <w:rPr>
+        <w:rFonts w:ascii="Trebuchet MS" w:eastAsia="Trebuchet MS" w:hAnsi="Trebuchet MS" w:cs="Trebuchet MS"/>
+        <w:sz w:val="14"/>
+        <w:szCs w:val="14"/>
+      </w:rPr>
+      <w:t>bairroEscola</w:t>
+    </w:r>
+    <w:proofErr w:type="spellEnd"/>
+    <w:r>
+      <w:rPr>
+        <w:rFonts w:ascii="Trebuchet MS" w:eastAsia="Trebuchet MS" w:hAnsi="Trebuchet MS" w:cs="Trebuchet MS"/>
+        <w:sz w:val="14"/>
+        <w:szCs w:val="14"/>
+      </w:rPr>
+      <w:t>} -${</w:t>
+    </w:r>
+    <w:proofErr w:type="spellStart"/>
+    <w:r>
+      <w:rPr>
+        <w:rFonts w:ascii="Trebuchet MS" w:eastAsia="Trebuchet MS" w:hAnsi="Trebuchet MS" w:cs="Trebuchet MS"/>
+        <w:sz w:val="14"/>
+        <w:szCs w:val="14"/>
+      </w:rPr>
+      <w:t>cidadeEscola</w:t>
+    </w:r>
+    <w:proofErr w:type="spellEnd"/>
+    <w:r>
+      <w:rPr>
+        <w:rFonts w:ascii="Trebuchet MS" w:eastAsia="Trebuchet MS" w:hAnsi="Trebuchet MS" w:cs="Trebuchet MS"/>
+        <w:sz w:val="14"/>
+        <w:szCs w:val="14"/>
+      </w:rPr>
+      <w:t>} - ${</w:t>
+    </w:r>
+    <w:proofErr w:type="spellStart"/>
+    <w:r>
+      <w:rPr>
+        <w:rFonts w:ascii="Trebuchet MS" w:eastAsia="Trebuchet MS" w:hAnsi="Trebuchet MS" w:cs="Trebuchet MS"/>
+        <w:sz w:val="14"/>
+        <w:szCs w:val="14"/>
+      </w:rPr>
+      <w:t>cepEscola</w:t>
+    </w:r>
+    <w:proofErr w:type="spellEnd"/>
+    <w:r>
+      <w:rPr>
+        <w:rFonts w:ascii="Trebuchet MS" w:eastAsia="Trebuchet MS" w:hAnsi="Trebuchet MS" w:cs="Trebuchet MS"/>
+        <w:sz w:val="14"/>
+        <w:szCs w:val="14"/>
+      </w:rPr>
+      <w:t>}</w:t>
     </w:r>
   </w:p>
   <w:p>
@@ -2349,7 +3256,25 @@
         <w:sz w:val="14"/>
         <w:szCs w:val="14"/>
       </w:rPr>
-      <w:t>Telefone. ${telefoneEscola}</w:t>
+      <w:t>Telefone. ${</w:t>
+    </w:r>
+    <w:proofErr w:type="spellStart"/>
+    <w:r>
+      <w:rPr>
+        <w:rFonts w:ascii="Trebuchet MS" w:eastAsia="Trebuchet MS" w:hAnsi="Trebuchet MS" w:cs="Trebuchet MS"/>
+        <w:sz w:val="14"/>
+        <w:szCs w:val="14"/>
+      </w:rPr>
+      <w:t>telefoneEscola</w:t>
+    </w:r>
+    <w:proofErr w:type="spellEnd"/>
+    <w:r>
+      <w:rPr>
+        <w:rFonts w:ascii="Trebuchet MS" w:eastAsia="Trebuchet MS" w:hAnsi="Trebuchet MS" w:cs="Trebuchet MS"/>
+        <w:sz w:val="14"/>
+        <w:szCs w:val="14"/>
+      </w:rPr>
+      <w:t>}</w:t>
     </w:r>
   </w:p>
   <w:p>
@@ -2374,7 +3299,26 @@
         <w:lang w:val="fr-FR"/>
       </w:rPr>
       <w:tab/>
-      <w:t xml:space="preserve">Página </w:t>
+    </w:r>
+    <w:proofErr w:type="spellStart"/>
+    <w:r>
+      <w:rPr>
+        <w:rFonts w:ascii="Trebuchet MS" w:hAnsi="Trebuchet MS"/>
+        <w:sz w:val="14"/>
+        <w:szCs w:val="14"/>
+        <w:lang w:val="fr-FR"/>
+      </w:rPr>
+      <w:t>Página</w:t>
+    </w:r>
+    <w:proofErr w:type="spellEnd"/>
+    <w:r>
+      <w:rPr>
+        <w:rFonts w:ascii="Trebuchet MS" w:hAnsi="Trebuchet MS"/>
+        <w:sz w:val="14"/>
+        <w:szCs w:val="14"/>
+        <w:lang w:val="fr-FR"/>
+      </w:rPr>
+      <w:t xml:space="preserve"> </w:t>
     </w:r>
     <w:r>
       <w:rPr>

--- a/backend/storage/app/base_documents/guarulhos/contratoEstagio.docx
+++ b/backend/storage/app/base_documents/guarulhos/contratoEstagio.docx
@@ -125,9 +125,16 @@
           <w:sz w:val="20"/>
           <w:szCs w:val="20"/>
         </w:rPr>
-        <w:t>${</w:t>
-      </w:r>
-      <w:proofErr w:type="spellStart"/>
+        <w:t>${razaoSocialEscola}</w:t>
+      </w:r>
+      <w:r>
+        <w:rPr>
+          <w:rFonts w:ascii="Trebuchet MS" w:hAnsi="Trebuchet MS"/>
+          <w:sz w:val="20"/>
+          <w:szCs w:val="20"/>
+        </w:rPr>
+        <w:t xml:space="preserve">, com sede na </w:t>
+      </w:r>
       <w:r>
         <w:rPr>
           <w:rFonts w:ascii="Trebuchet MS" w:eastAsia="Arial" w:hAnsi="Trebuchet MS" w:cs="Arial"/>
@@ -135,9 +142,8 @@
           <w:sz w:val="20"/>
           <w:szCs w:val="20"/>
         </w:rPr>
-        <w:t>razaoSocialEscola</w:t>
-      </w:r>
-      <w:proofErr w:type="spellEnd"/>
+        <w:t>${enderecoEscola}, ${numeroEscola}, ${bairroEscola} -${cidadeEscola} - ${cepEscola}</w:t>
+      </w:r>
       <w:r>
         <w:rPr>
           <w:rFonts w:ascii="Trebuchet MS" w:eastAsia="Arial" w:hAnsi="Trebuchet MS" w:cs="Arial"/>
@@ -145,15 +151,66 @@
           <w:sz w:val="20"/>
           <w:szCs w:val="20"/>
         </w:rPr>
-        <w:t>}</w:t>
-      </w:r>
-      <w:r>
-        <w:rPr>
-          <w:rFonts w:ascii="Trebuchet MS" w:hAnsi="Trebuchet MS"/>
-          <w:sz w:val="20"/>
-          <w:szCs w:val="20"/>
-        </w:rPr>
-        <w:t xml:space="preserve">, com sede na </w:t>
+        <w:t> </w:t>
+      </w:r>
+      <w:r>
+        <w:rPr>
+          <w:rFonts w:ascii="Trebuchet MS" w:hAnsi="Trebuchet MS"/>
+          <w:sz w:val="20"/>
+          <w:szCs w:val="20"/>
+        </w:rPr>
+        <w:t>representado por ${</w:t>
+      </w:r>
+      <w:r>
+        <w:rPr>
+          <w:rFonts w:ascii="Trebuchet MS" w:hAnsi="Trebuchet MS"/>
+          <w:sz w:val="20"/>
+          <w:szCs w:val="20"/>
+          <w:lang w:val="pt-BR"/>
+        </w:rPr>
+        <w:t>responsavelEscola}</w:t>
+      </w:r>
+      <w:r>
+        <w:rPr>
+          <w:rFonts w:ascii="Trebuchet MS" w:hAnsi="Trebuchet MS"/>
+          <w:sz w:val="20"/>
+          <w:szCs w:val="20"/>
+        </w:rPr>
+        <w:t>, ${</w:t>
+      </w:r>
+      <w:r>
+        <w:rPr>
+          <w:rFonts w:ascii="Trebuchet MS" w:hAnsi="Trebuchet MS"/>
+          <w:sz w:val="20"/>
+          <w:szCs w:val="20"/>
+          <w:lang w:val="pt-BR"/>
+        </w:rPr>
+        <w:t>responsavelFuncaoEscola}</w:t>
+      </w:r>
+      <w:r>
+        <w:rPr>
+          <w:rFonts w:ascii="Trebuchet MS" w:hAnsi="Trebuchet MS"/>
+          <w:sz w:val="20"/>
+          <w:szCs w:val="20"/>
+          <w:lang w:val="pt-BR"/>
+        </w:rPr>
+        <w:t> </w:t>
+      </w:r>
+      <w:r>
+        <w:rPr>
+          <w:rFonts w:ascii="Trebuchet MS" w:hAnsi="Trebuchet MS"/>
+          <w:sz w:val="20"/>
+          <w:szCs w:val="20"/>
+        </w:rPr>
+        <w:t>do</w:t>
+      </w:r>
+      <w:r>
+        <w:rPr>
+          <w:rFonts w:ascii="Trebuchet MS" w:hAnsi="Trebuchet MS"/>
+          <w:sz w:val="20"/>
+          <w:szCs w:val="20"/>
+        </w:rPr>
+        <w:t xml:space="preserve"> </w:t>
       </w:r>
       <w:r>
         <w:rPr>
@@ -162,219 +219,7 @@
           <w:sz w:val="20"/>
           <w:szCs w:val="20"/>
         </w:rPr>
-        <w:t>${</w:t>
-      </w:r>
-      <w:proofErr w:type="spellStart"/>
-      <w:r>
-        <w:rPr>
-          <w:rFonts w:ascii="Trebuchet MS" w:eastAsia="Arial" w:hAnsi="Trebuchet MS" w:cs="Arial"/>
-          <w:color w:val="00000A"/>
-          <w:sz w:val="20"/>
-          <w:szCs w:val="20"/>
-        </w:rPr>
-        <w:t>enderecoEscola</w:t>
-      </w:r>
-      <w:proofErr w:type="spellEnd"/>
-      <w:r>
-        <w:rPr>
-          <w:rFonts w:ascii="Trebuchet MS" w:eastAsia="Arial" w:hAnsi="Trebuchet MS" w:cs="Arial"/>
-          <w:color w:val="00000A"/>
-          <w:sz w:val="20"/>
-          <w:szCs w:val="20"/>
-        </w:rPr>
-        <w:t>}, ${</w:t>
-      </w:r>
-      <w:proofErr w:type="spellStart"/>
-      <w:r>
-        <w:rPr>
-          <w:rFonts w:ascii="Trebuchet MS" w:eastAsia="Arial" w:hAnsi="Trebuchet MS" w:cs="Arial"/>
-          <w:color w:val="00000A"/>
-          <w:sz w:val="20"/>
-          <w:szCs w:val="20"/>
-        </w:rPr>
-        <w:t>numeroEscola</w:t>
-      </w:r>
-      <w:proofErr w:type="spellEnd"/>
-      <w:r>
-        <w:rPr>
-          <w:rFonts w:ascii="Trebuchet MS" w:eastAsia="Arial" w:hAnsi="Trebuchet MS" w:cs="Arial"/>
-          <w:color w:val="00000A"/>
-          <w:sz w:val="20"/>
-          <w:szCs w:val="20"/>
-        </w:rPr>
-        <w:t>}, ${</w:t>
-      </w:r>
-      <w:proofErr w:type="spellStart"/>
-      <w:r>
-        <w:rPr>
-          <w:rFonts w:ascii="Trebuchet MS" w:eastAsia="Arial" w:hAnsi="Trebuchet MS" w:cs="Arial"/>
-          <w:color w:val="00000A"/>
-          <w:sz w:val="20"/>
-          <w:szCs w:val="20"/>
-        </w:rPr>
-        <w:t>bairroEscola</w:t>
-      </w:r>
-      <w:proofErr w:type="spellEnd"/>
-      <w:r>
-        <w:rPr>
-          <w:rFonts w:ascii="Trebuchet MS" w:eastAsia="Arial" w:hAnsi="Trebuchet MS" w:cs="Arial"/>
-          <w:color w:val="00000A"/>
-          <w:sz w:val="20"/>
-          <w:szCs w:val="20"/>
-        </w:rPr>
-        <w:t>} -${</w:t>
-      </w:r>
-      <w:proofErr w:type="spellStart"/>
-      <w:r>
-        <w:rPr>
-          <w:rFonts w:ascii="Trebuchet MS" w:eastAsia="Arial" w:hAnsi="Trebuchet MS" w:cs="Arial"/>
-          <w:color w:val="00000A"/>
-          <w:sz w:val="20"/>
-          <w:szCs w:val="20"/>
-        </w:rPr>
-        <w:t>cidadeEscola</w:t>
-      </w:r>
-      <w:proofErr w:type="spellEnd"/>
-      <w:r>
-        <w:rPr>
-          <w:rFonts w:ascii="Trebuchet MS" w:eastAsia="Arial" w:hAnsi="Trebuchet MS" w:cs="Arial"/>
-          <w:color w:val="00000A"/>
-          <w:sz w:val="20"/>
-          <w:szCs w:val="20"/>
-        </w:rPr>
-        <w:t>} - ${</w:t>
-      </w:r>
-      <w:proofErr w:type="spellStart"/>
-      <w:r>
-        <w:rPr>
-          <w:rFonts w:ascii="Trebuchet MS" w:eastAsia="Arial" w:hAnsi="Trebuchet MS" w:cs="Arial"/>
-          <w:color w:val="00000A"/>
-          <w:sz w:val="20"/>
-          <w:szCs w:val="20"/>
-        </w:rPr>
-        <w:t>cepEscola</w:t>
-      </w:r>
-      <w:proofErr w:type="spellEnd"/>
-      <w:r>
-        <w:rPr>
-          <w:rFonts w:ascii="Trebuchet MS" w:eastAsia="Arial" w:hAnsi="Trebuchet MS" w:cs="Arial"/>
-          <w:color w:val="00000A"/>
-          <w:sz w:val="20"/>
-          <w:szCs w:val="20"/>
-        </w:rPr>
-        <w:t xml:space="preserve">} </w:t>
-      </w:r>
-      <w:r>
-        <w:rPr>
-          <w:rFonts w:ascii="Trebuchet MS" w:hAnsi="Trebuchet MS"/>
-          <w:sz w:val="20"/>
-          <w:szCs w:val="20"/>
-        </w:rPr>
-        <w:t>representado por ${</w:t>
-      </w:r>
-      <w:proofErr w:type="spellStart"/>
-      <w:r>
-        <w:rPr>
-          <w:rFonts w:ascii="Trebuchet MS" w:hAnsi="Trebuchet MS"/>
-          <w:sz w:val="20"/>
-          <w:szCs w:val="20"/>
-          <w:lang w:val="pt-BR"/>
-        </w:rPr>
-        <w:t>responsavelEscola</w:t>
-      </w:r>
-      <w:proofErr w:type="spellEnd"/>
-      <w:r>
-        <w:rPr>
-          <w:rFonts w:ascii="Trebuchet MS" w:hAnsi="Trebuchet MS"/>
-          <w:sz w:val="20"/>
-          <w:szCs w:val="20"/>
-          <w:lang w:val="pt-BR"/>
-        </w:rPr>
-        <w:t>}</w:t>
-      </w:r>
-      <w:r>
-        <w:rPr>
-          <w:rFonts w:ascii="Trebuchet MS" w:hAnsi="Trebuchet MS"/>
-          <w:sz w:val="20"/>
-          <w:szCs w:val="20"/>
-        </w:rPr>
-        <w:t>, ${</w:t>
-      </w:r>
-      <w:proofErr w:type="spellStart"/>
-      <w:r>
-        <w:rPr>
-          <w:rFonts w:ascii="Trebuchet MS" w:hAnsi="Trebuchet MS"/>
-          <w:sz w:val="20"/>
-          <w:szCs w:val="20"/>
-          <w:lang w:val="pt-BR"/>
-        </w:rPr>
-        <w:t>responsavelFuncaoEscola</w:t>
-      </w:r>
-      <w:proofErr w:type="spellEnd"/>
-      <w:r>
-        <w:rPr>
-          <w:rFonts w:ascii="Trebuchet MS" w:hAnsi="Trebuchet MS"/>
-          <w:sz w:val="20"/>
-          <w:szCs w:val="20"/>
-          <w:lang w:val="pt-BR"/>
-        </w:rPr>
-        <w:t xml:space="preserve">} </w:t>
-      </w:r>
-      <w:proofErr w:type="gramStart"/>
-      <w:r>
-        <w:rPr>
-          <w:rFonts w:ascii="Trebuchet MS" w:hAnsi="Trebuchet MS"/>
-          <w:sz w:val="20"/>
-          <w:szCs w:val="20"/>
-        </w:rPr>
-        <w:t xml:space="preserve">do </w:t>
-      </w:r>
-      <w:r>
-        <w:rPr>
-          <w:rFonts w:ascii="Trebuchet MS" w:hAnsi="Trebuchet MS"/>
-          <w:sz w:val="20"/>
-          <w:szCs w:val="20"/>
-        </w:rPr>
-        <w:t xml:space="preserve"> </w:t>
-      </w:r>
-      <w:r>
-        <w:rPr>
-          <w:rFonts w:ascii="Trebuchet MS" w:eastAsia="Arial" w:hAnsi="Trebuchet MS" w:cs="Arial"/>
-          <w:color w:val="00000A"/>
-          <w:sz w:val="20"/>
-          <w:szCs w:val="20"/>
-        </w:rPr>
-        <w:t>$</w:t>
-      </w:r>
-      <w:proofErr w:type="gramEnd"/>
-      <w:r>
-        <w:rPr>
-          <w:rFonts w:ascii="Trebuchet MS" w:eastAsia="Arial" w:hAnsi="Trebuchet MS" w:cs="Arial"/>
-          <w:color w:val="00000A"/>
-          <w:sz w:val="20"/>
-          <w:szCs w:val="20"/>
-        </w:rPr>
-        <w:t>{</w:t>
-      </w:r>
-      <w:proofErr w:type="spellStart"/>
-      <w:r>
-        <w:rPr>
-          <w:rFonts w:ascii="Trebuchet MS" w:eastAsia="Arial" w:hAnsi="Trebuchet MS" w:cs="Arial"/>
-          <w:color w:val="00000A"/>
-          <w:sz w:val="20"/>
-          <w:szCs w:val="20"/>
-        </w:rPr>
-        <w:t>razaoSocialEscola</w:t>
-      </w:r>
-      <w:proofErr w:type="spellEnd"/>
-      <w:r>
-        <w:rPr>
-          <w:rFonts w:ascii="Trebuchet MS" w:eastAsia="Arial" w:hAnsi="Trebuchet MS" w:cs="Arial"/>
-          <w:color w:val="00000A"/>
-          <w:sz w:val="20"/>
-          <w:szCs w:val="20"/>
-        </w:rPr>
-        <w:t>}</w:t>
+        <w:t>${razaoSocialEscola}</w:t>
       </w:r>
       <w:r>
         <w:rPr>
@@ -452,9 +297,50 @@
           <w:sz w:val="20"/>
           <w:szCs w:val="20"/>
         </w:rPr>
-        <w:t>${</w:t>
-      </w:r>
-      <w:proofErr w:type="spellStart"/>
+        <w:t>${razaoSocialEmpresa}</w:t>
+      </w:r>
+      <w:r>
+        <w:rPr>
+          <w:rFonts w:ascii="Trebuchet MS" w:hAnsi="Trebuchet MS"/>
+          <w:sz w:val="20"/>
+          <w:szCs w:val="20"/>
+        </w:rPr>
+        <w:t>, representado(a) por ${</w:t>
+      </w:r>
+      <w:r>
+        <w:rPr>
+          <w:rFonts w:ascii="Trebuchet MS" w:hAnsi="Trebuchet MS"/>
+          <w:sz w:val="20"/>
+          <w:szCs w:val="20"/>
+          <w:lang w:val="pt-BR"/>
+        </w:rPr>
+        <w:t>supervisorEmpresa}</w:t>
+      </w:r>
+      <w:r>
+        <w:rPr>
+          <w:rFonts w:ascii="Trebuchet MS" w:hAnsi="Trebuchet MS"/>
+          <w:sz w:val="20"/>
+          <w:szCs w:val="20"/>
+        </w:rPr>
+        <w:t>, na qualidade de ${</w:t>
+      </w:r>
+      <w:r>
+        <w:rPr>
+          <w:rFonts w:ascii="Trebuchet MS" w:hAnsi="Trebuchet MS"/>
+          <w:sz w:val="20"/>
+          <w:szCs w:val="20"/>
+          <w:lang w:val="pt-BR"/>
+        </w:rPr>
+        <w:t>funcaoSupervisorEmpresa}</w:t>
+      </w:r>
+      <w:r>
+        <w:rPr>
+          <w:rFonts w:ascii="Trebuchet MS" w:hAnsi="Trebuchet MS"/>
+          <w:sz w:val="20"/>
+          <w:szCs w:val="20"/>
+        </w:rPr>
+        <w:t xml:space="preserve">, com o NIF: </w:t>
+      </w:r>
       <w:r>
         <w:rPr>
           <w:rFonts w:ascii="Trebuchet MS" w:eastAsia="Arial" w:hAnsi="Trebuchet MS" w:cs="Arial"/>
@@ -462,9 +348,16 @@
           <w:sz w:val="20"/>
           <w:szCs w:val="20"/>
         </w:rPr>
-        <w:t>razaoSocialEmpresa</w:t>
-      </w:r>
-      <w:proofErr w:type="spellEnd"/>
+        <w:t>${cnpjEmpresa}</w:t>
+      </w:r>
+      <w:r>
+        <w:rPr>
+          <w:rFonts w:ascii="Trebuchet MS" w:hAnsi="Trebuchet MS"/>
+          <w:sz w:val="20"/>
+          <w:szCs w:val="20"/>
+        </w:rPr>
+        <w:t xml:space="preserve">, CAE nº </w:t>
+      </w:r>
       <w:r>
         <w:rPr>
           <w:rFonts w:ascii="Trebuchet MS" w:eastAsia="Arial" w:hAnsi="Trebuchet MS" w:cs="Arial"/>
@@ -472,71 +365,15 @@
           <w:sz w:val="20"/>
           <w:szCs w:val="20"/>
         </w:rPr>
-        <w:t>}</w:t>
-      </w:r>
-      <w:r>
-        <w:rPr>
-          <w:rFonts w:ascii="Trebuchet MS" w:hAnsi="Trebuchet MS"/>
-          <w:sz w:val="20"/>
-          <w:szCs w:val="20"/>
-        </w:rPr>
-        <w:t>, representado(a) por ${</w:t>
-      </w:r>
-      <w:proofErr w:type="spellStart"/>
-      <w:r>
-        <w:rPr>
-          <w:rFonts w:ascii="Trebuchet MS" w:hAnsi="Trebuchet MS"/>
-          <w:sz w:val="20"/>
-          <w:szCs w:val="20"/>
-          <w:lang w:val="pt-BR"/>
-        </w:rPr>
-        <w:t>supervisorEmpresa</w:t>
-      </w:r>
-      <w:proofErr w:type="spellEnd"/>
-      <w:r>
-        <w:rPr>
-          <w:rFonts w:ascii="Trebuchet MS" w:hAnsi="Trebuchet MS"/>
-          <w:sz w:val="20"/>
-          <w:szCs w:val="20"/>
-          <w:lang w:val="pt-BR"/>
-        </w:rPr>
-        <w:t>}</w:t>
-      </w:r>
-      <w:r>
-        <w:rPr>
-          <w:rFonts w:ascii="Trebuchet MS" w:hAnsi="Trebuchet MS"/>
-          <w:sz w:val="20"/>
-          <w:szCs w:val="20"/>
-        </w:rPr>
-        <w:t>, na qualidade de ${</w:t>
-      </w:r>
-      <w:proofErr w:type="spellStart"/>
-      <w:r>
-        <w:rPr>
-          <w:rFonts w:ascii="Trebuchet MS" w:hAnsi="Trebuchet MS"/>
-          <w:sz w:val="20"/>
-          <w:szCs w:val="20"/>
-          <w:lang w:val="pt-BR"/>
-        </w:rPr>
-        <w:t>funcaoSupervisorEmpresa</w:t>
-      </w:r>
-      <w:proofErr w:type="spellEnd"/>
-      <w:r>
-        <w:rPr>
-          <w:rFonts w:ascii="Trebuchet MS" w:hAnsi="Trebuchet MS"/>
-          <w:sz w:val="20"/>
-          <w:szCs w:val="20"/>
-          <w:lang w:val="pt-BR"/>
-        </w:rPr>
-        <w:t>}</w:t>
-      </w:r>
-      <w:r>
-        <w:rPr>
-          <w:rFonts w:ascii="Trebuchet MS" w:hAnsi="Trebuchet MS"/>
-          <w:sz w:val="20"/>
-          <w:szCs w:val="20"/>
-        </w:rPr>
-        <w:t xml:space="preserve">, com o NIF: </w:t>
+        <w:t>${caeEmpresa}</w:t>
+      </w:r>
+      <w:r>
+        <w:rPr>
+          <w:rFonts w:ascii="Trebuchet MS" w:hAnsi="Trebuchet MS"/>
+          <w:sz w:val="20"/>
+          <w:szCs w:val="20"/>
+        </w:rPr>
+        <w:t xml:space="preserve">, situada na rua: </w:t>
       </w:r>
       <w:r>
         <w:rPr>
@@ -545,9 +382,16 @@
           <w:sz w:val="20"/>
           <w:szCs w:val="20"/>
         </w:rPr>
-        <w:t>${</w:t>
-      </w:r>
-      <w:proofErr w:type="spellStart"/>
+        <w:t>${enderecoEmpresa},</w:t>
+      </w:r>
+      <w:r>
+        <w:rPr>
+          <w:rFonts w:ascii="Trebuchet MS" w:hAnsi="Trebuchet MS"/>
+          <w:sz w:val="20"/>
+          <w:szCs w:val="20"/>
+        </w:rPr>
+        <w:t xml:space="preserve"> n.º </w:t>
+      </w:r>
       <w:r>
         <w:rPr>
           <w:rFonts w:ascii="Trebuchet MS" w:eastAsia="Arial" w:hAnsi="Trebuchet MS" w:cs="Arial"/>
@@ -555,9 +399,8 @@
           <w:sz w:val="20"/>
           <w:szCs w:val="20"/>
         </w:rPr>
-        <w:t>cnpjEmpresa</w:t>
-      </w:r>
-      <w:proofErr w:type="spellEnd"/>
+        <w:t>${numeroEmpresa}</w:t>
+      </w:r>
       <w:r>
         <w:rPr>
           <w:rFonts w:ascii="Trebuchet MS" w:eastAsia="Arial" w:hAnsi="Trebuchet MS" w:cs="Arial"/>
@@ -565,15 +408,15 @@
           <w:sz w:val="20"/>
           <w:szCs w:val="20"/>
         </w:rPr>
-        <w:t>}</w:t>
-      </w:r>
-      <w:r>
-        <w:rPr>
-          <w:rFonts w:ascii="Trebuchet MS" w:hAnsi="Trebuchet MS"/>
-          <w:sz w:val="20"/>
-          <w:szCs w:val="20"/>
-        </w:rPr>
-        <w:t xml:space="preserve">, CAE nº </w:t>
+        <w:t> </w:t>
+      </w:r>
+      <w:r>
+        <w:rPr>
+          <w:rFonts w:ascii="Trebuchet MS" w:hAnsi="Trebuchet MS"/>
+          <w:sz w:val="20"/>
+          <w:szCs w:val="20"/>
+        </w:rPr>
+        <w:t xml:space="preserve">com o código postal </w:t>
       </w:r>
       <w:r>
         <w:rPr>
@@ -582,138 +425,7 @@
           <w:sz w:val="20"/>
           <w:szCs w:val="20"/>
         </w:rPr>
-        <w:t>${</w:t>
-      </w:r>
-      <w:proofErr w:type="spellStart"/>
-      <w:r>
-        <w:rPr>
-          <w:rFonts w:ascii="Trebuchet MS" w:eastAsia="Arial" w:hAnsi="Trebuchet MS" w:cs="Arial"/>
-          <w:color w:val="00000A"/>
-          <w:sz w:val="20"/>
-          <w:szCs w:val="20"/>
-        </w:rPr>
-        <w:t>caeEmpresa</w:t>
-      </w:r>
-      <w:proofErr w:type="spellEnd"/>
-      <w:r>
-        <w:rPr>
-          <w:rFonts w:ascii="Trebuchet MS" w:eastAsia="Arial" w:hAnsi="Trebuchet MS" w:cs="Arial"/>
-          <w:color w:val="00000A"/>
-          <w:sz w:val="20"/>
-          <w:szCs w:val="20"/>
-        </w:rPr>
-        <w:t>}</w:t>
-      </w:r>
-      <w:r>
-        <w:rPr>
-          <w:rFonts w:ascii="Trebuchet MS" w:hAnsi="Trebuchet MS"/>
-          <w:sz w:val="20"/>
-          <w:szCs w:val="20"/>
-        </w:rPr>
-        <w:t xml:space="preserve">, situada na rua: </w:t>
-      </w:r>
-      <w:r>
-        <w:rPr>
-          <w:rFonts w:ascii="Trebuchet MS" w:eastAsia="Arial" w:hAnsi="Trebuchet MS" w:cs="Arial"/>
-          <w:color w:val="00000A"/>
-          <w:sz w:val="20"/>
-          <w:szCs w:val="20"/>
-        </w:rPr>
-        <w:t>${</w:t>
-      </w:r>
-      <w:proofErr w:type="spellStart"/>
-      <w:r>
-        <w:rPr>
-          <w:rFonts w:ascii="Trebuchet MS" w:eastAsia="Arial" w:hAnsi="Trebuchet MS" w:cs="Arial"/>
-          <w:color w:val="00000A"/>
-          <w:sz w:val="20"/>
-          <w:szCs w:val="20"/>
-        </w:rPr>
-        <w:t>enderecoEmpresa</w:t>
-      </w:r>
-      <w:proofErr w:type="spellEnd"/>
-      <w:r>
-        <w:rPr>
-          <w:rFonts w:ascii="Trebuchet MS" w:eastAsia="Arial" w:hAnsi="Trebuchet MS" w:cs="Arial"/>
-          <w:color w:val="00000A"/>
-          <w:sz w:val="20"/>
-          <w:szCs w:val="20"/>
-        </w:rPr>
-        <w:t>},</w:t>
-      </w:r>
-      <w:r>
-        <w:rPr>
-          <w:rFonts w:ascii="Trebuchet MS" w:hAnsi="Trebuchet MS"/>
-          <w:sz w:val="20"/>
-          <w:szCs w:val="20"/>
-        </w:rPr>
-        <w:t xml:space="preserve"> n.º </w:t>
-      </w:r>
-      <w:r>
-        <w:rPr>
-          <w:rFonts w:ascii="Trebuchet MS" w:eastAsia="Arial" w:hAnsi="Trebuchet MS" w:cs="Arial"/>
-          <w:color w:val="00000A"/>
-          <w:sz w:val="20"/>
-          <w:szCs w:val="20"/>
-        </w:rPr>
-        <w:t>${</w:t>
-      </w:r>
-      <w:proofErr w:type="spellStart"/>
-      <w:r>
-        <w:rPr>
-          <w:rFonts w:ascii="Trebuchet MS" w:eastAsia="Arial" w:hAnsi="Trebuchet MS" w:cs="Arial"/>
-          <w:color w:val="00000A"/>
-          <w:sz w:val="20"/>
-          <w:szCs w:val="20"/>
-        </w:rPr>
-        <w:t>numeroEmpresa</w:t>
-      </w:r>
-      <w:proofErr w:type="spellEnd"/>
-      <w:r>
-        <w:rPr>
-          <w:rFonts w:ascii="Trebuchet MS" w:eastAsia="Arial" w:hAnsi="Trebuchet MS" w:cs="Arial"/>
-          <w:color w:val="00000A"/>
-          <w:sz w:val="20"/>
-          <w:szCs w:val="20"/>
-        </w:rPr>
-        <w:t xml:space="preserve">} </w:t>
-      </w:r>
-      <w:r>
-        <w:rPr>
-          <w:rFonts w:ascii="Trebuchet MS" w:hAnsi="Trebuchet MS"/>
-          <w:sz w:val="20"/>
-          <w:szCs w:val="20"/>
-        </w:rPr>
-        <w:t xml:space="preserve">com o código postal </w:t>
-      </w:r>
-      <w:r>
-        <w:rPr>
-          <w:rFonts w:ascii="Trebuchet MS" w:eastAsia="Arial" w:hAnsi="Trebuchet MS" w:cs="Arial"/>
-          <w:color w:val="00000A"/>
-          <w:sz w:val="20"/>
-          <w:szCs w:val="20"/>
-        </w:rPr>
-        <w:t>${</w:t>
-      </w:r>
-      <w:proofErr w:type="spellStart"/>
-      <w:r>
-        <w:rPr>
-          <w:rFonts w:ascii="Trebuchet MS" w:eastAsia="Arial" w:hAnsi="Trebuchet MS" w:cs="Arial"/>
-          <w:color w:val="00000A"/>
-          <w:sz w:val="20"/>
-          <w:szCs w:val="20"/>
-        </w:rPr>
-        <w:t>cepEmpresa</w:t>
-      </w:r>
-      <w:proofErr w:type="spellEnd"/>
-      <w:r>
-        <w:rPr>
-          <w:rFonts w:ascii="Trebuchet MS" w:eastAsia="Arial" w:hAnsi="Trebuchet MS" w:cs="Arial"/>
-          <w:color w:val="00000A"/>
-          <w:sz w:val="20"/>
-          <w:szCs w:val="20"/>
-        </w:rPr>
-        <w:t>}</w:t>
+        <w:t>${cepEmpresa}</w:t>
       </w:r>
       <w:r>
         <w:rPr>
@@ -816,25 +528,7 @@
           <w:sz w:val="20"/>
           <w:szCs w:val="20"/>
         </w:rPr>
-        <w:t xml:space="preserve">O presente protocolo tem por objetivo estabelecer, entre as partes, as atividades a desenvolver pelo formando durante a formação prática em contexto real de trabalho (Formação em Contexto de Trabalho). A formação prática, estruturada num plano individual de formação ou roteiro de </w:t>
-      </w:r>
-      <w:proofErr w:type="spellStart"/>
-      <w:r>
-        <w:rPr>
-          <w:rFonts w:ascii="Trebuchet MS" w:hAnsi="Trebuchet MS"/>
-          <w:sz w:val="20"/>
-          <w:szCs w:val="20"/>
-        </w:rPr>
-        <w:t>actividades</w:t>
-      </w:r>
-      <w:proofErr w:type="spellEnd"/>
-      <w:r>
-        <w:rPr>
-          <w:rFonts w:ascii="Trebuchet MS" w:hAnsi="Trebuchet MS"/>
-          <w:sz w:val="20"/>
-          <w:szCs w:val="20"/>
-        </w:rPr>
-        <w:t xml:space="preserve"> a desenvolver em contexto de trabalho, visa a aquisição e o desenvolvimento de competências técnicas, relacionais, organizacionais e de gestão de carreira relevantes para a qualificação profissional a adquirir, para a inserção no mundo de trabalho e para a formação ao longo da vida.</w:t>
+        <w:t>O presente protocolo tem por objetivo estabelecer, entre as partes, as atividades a desenvolver pelo formando durante a formação prática em contexto real de trabalho (Formação em Contexto de Trabalho). A formação prática, estruturada num plano individual de formação ou roteiro de actividades a desenvolver em contexto de trabalho, visa a aquisição e o desenvolvimento de competências técnicas, relacionais, organizacionais e de gestão de carreira relevantes para a qualificação profissional a adquirir, para a inserção no mundo de trabalho e para a formação ao longo da vida.</w:t>
       </w:r>
     </w:p>
     <w:p>
@@ -885,7 +579,6 @@
         </w:rPr>
         <w:t>O segundo outorgante irá promover a Formação em Contexto de Trabalho no âmbito do ${</w:t>
       </w:r>
-      <w:proofErr w:type="spellStart"/>
       <w:r>
         <w:rPr>
           <w:rFonts w:ascii="Trebuchet MS" w:hAnsi="Trebuchet MS"/>
@@ -893,9 +586,16 @@
           <w:szCs w:val="20"/>
           <w:lang w:val="pt-BR"/>
         </w:rPr>
-        <w:t>cursoCandidato</w:t>
-      </w:r>
-      <w:proofErr w:type="spellEnd"/>
+        <w:t>cursoCandidato}</w:t>
+      </w:r>
+      <w:r>
+        <w:rPr>
+          <w:rFonts w:ascii="Trebuchet MS" w:hAnsi="Trebuchet MS"/>
+          <w:sz w:val="20"/>
+          <w:szCs w:val="20"/>
+        </w:rPr>
+        <w:t>, ${</w:t>
+      </w:r>
       <w:r>
         <w:rPr>
           <w:rFonts w:ascii="Trebuchet MS" w:hAnsi="Trebuchet MS"/>
@@ -903,27 +603,57 @@
           <w:szCs w:val="20"/>
           <w:lang w:val="pt-BR"/>
         </w:rPr>
-        <w:t>}</w:t>
-      </w:r>
-      <w:r>
-        <w:rPr>
-          <w:rFonts w:ascii="Trebuchet MS" w:hAnsi="Trebuchet MS"/>
-          <w:sz w:val="20"/>
-          <w:szCs w:val="20"/>
-        </w:rPr>
-        <w:t>, ${</w:t>
-      </w:r>
-      <w:proofErr w:type="spellStart"/>
-      <w:r>
-        <w:rPr>
-          <w:rFonts w:ascii="Trebuchet MS" w:hAnsi="Trebuchet MS"/>
+        <w:t>nivelCandidato}</w:t>
+      </w:r>
+      <w:r>
+        <w:rPr>
+          <w:rFonts w:ascii="Trebuchet MS" w:hAnsi="Trebuchet MS"/>
+          <w:sz w:val="20"/>
+          <w:szCs w:val="20"/>
+        </w:rPr>
+        <w:t xml:space="preserve">, correspondente ao ano letivo de </w:t>
+      </w:r>
+      <w:r>
+        <w:rPr>
+          <w:rFonts w:ascii="Trebuchet MS" w:eastAsia="Arial" w:hAnsi="Trebuchet MS" w:cs="Arial"/>
+          <w:sz w:val="20"/>
+          <w:szCs w:val="20"/>
+        </w:rPr>
+        <w:t>${</w:t>
+      </w:r>
+      <w:r>
+        <w:rPr>
+          <w:rFonts w:ascii="Trebuchet MS" w:eastAsia="Arial" w:hAnsi="Trebuchet MS" w:cs="Arial"/>
           <w:sz w:val="20"/>
           <w:szCs w:val="20"/>
           <w:lang w:val="pt-BR"/>
         </w:rPr>
-        <w:t>nivelCandidato</w:t>
-      </w:r>
-      <w:proofErr w:type="spellEnd"/>
+        <w:t>anos</w:t>
+      </w:r>
+      <w:r>
+        <w:rPr>
+          <w:rFonts w:ascii="Trebuchet MS" w:eastAsia="Arial" w:hAnsi="Trebuchet MS" w:cs="Arial"/>
+          <w:sz w:val="20"/>
+          <w:szCs w:val="20"/>
+        </w:rPr>
+        <w:t>},</w:t>
+      </w:r>
+      <w:r>
+        <w:rPr>
+          <w:rFonts w:ascii="Trebuchet MS" w:eastAsia="Arial" w:hAnsi="Trebuchet MS" w:cs="Arial"/>
+          <w:sz w:val="20"/>
+          <w:szCs w:val="20"/>
+        </w:rPr>
+        <w:t> </w:t>
+      </w:r>
+      <w:r>
+        <w:rPr>
+          <w:rFonts w:ascii="Trebuchet MS" w:hAnsi="Trebuchet MS"/>
+          <w:sz w:val="20"/>
+          <w:szCs w:val="20"/>
+        </w:rPr>
+        <w:t>no período da ${</w:t>
+      </w:r>
       <w:r>
         <w:rPr>
           <w:rFonts w:ascii="Trebuchet MS" w:hAnsi="Trebuchet MS"/>
@@ -931,60 +661,8 @@
           <w:szCs w:val="20"/>
           <w:lang w:val="pt-BR"/>
         </w:rPr>
-        <w:t>}</w:t>
-      </w:r>
-      <w:r>
-        <w:rPr>
-          <w:rFonts w:ascii="Trebuchet MS" w:hAnsi="Trebuchet MS"/>
-          <w:sz w:val="20"/>
-          <w:szCs w:val="20"/>
-        </w:rPr>
-        <w:t xml:space="preserve">, correspondente ao ano letivo de </w:t>
-      </w:r>
-      <w:r>
-        <w:rPr>
-          <w:rFonts w:ascii="Trebuchet MS" w:eastAsia="Arial" w:hAnsi="Trebuchet MS" w:cs="Arial"/>
-          <w:sz w:val="20"/>
-          <w:szCs w:val="20"/>
-        </w:rPr>
-        <w:t>${</w:t>
-      </w:r>
-      <w:r>
-        <w:rPr>
-          <w:rFonts w:ascii="Trebuchet MS" w:eastAsia="Arial" w:hAnsi="Trebuchet MS" w:cs="Arial"/>
-          <w:sz w:val="20"/>
-          <w:szCs w:val="20"/>
-          <w:lang w:val="pt-BR"/>
-        </w:rPr>
-        <w:t>anos</w:t>
-      </w:r>
-      <w:r>
-        <w:rPr>
-          <w:rFonts w:ascii="Trebuchet MS" w:eastAsia="Arial" w:hAnsi="Trebuchet MS" w:cs="Arial"/>
-          <w:sz w:val="20"/>
-          <w:szCs w:val="20"/>
-        </w:rPr>
-        <w:t xml:space="preserve">}, </w:t>
-      </w:r>
-      <w:r>
-        <w:rPr>
-          <w:rFonts w:ascii="Trebuchet MS" w:hAnsi="Trebuchet MS"/>
-          <w:sz w:val="20"/>
-          <w:szCs w:val="20"/>
-        </w:rPr>
-        <w:t>no período da ${</w:t>
-      </w:r>
-      <w:proofErr w:type="spellStart"/>
-      <w:r>
-        <w:rPr>
-          <w:rFonts w:ascii="Trebuchet MS" w:hAnsi="Trebuchet MS"/>
-          <w:sz w:val="20"/>
-          <w:szCs w:val="20"/>
-          <w:lang w:val="pt-BR"/>
-        </w:rPr>
         <w:t>period</w:t>
       </w:r>
-      <w:proofErr w:type="spellEnd"/>
       <w:r>
         <w:rPr>
           <w:rFonts w:ascii="Trebuchet MS" w:hAnsi="Trebuchet MS"/>
@@ -1129,38 +807,7 @@
           <w:szCs w:val="20"/>
         </w:rPr>
         <w:tab/>
-        <w:t>${</w:t>
-      </w:r>
-      <w:proofErr w:type="spellStart"/>
-      <w:proofErr w:type="gramStart"/>
-      <w:r>
-        <w:rPr>
-          <w:rFonts w:ascii="Trebuchet MS" w:eastAsia="Arial" w:hAnsi="Trebuchet MS" w:cs="Arial"/>
-          <w:color w:val="00000A"/>
-          <w:sz w:val="20"/>
-          <w:szCs w:val="20"/>
-        </w:rPr>
-        <w:t>nomeCandidato</w:t>
-      </w:r>
-      <w:proofErr w:type="spellEnd"/>
-      <w:r>
-        <w:rPr>
-          <w:rFonts w:ascii="Trebuchet MS" w:eastAsia="Arial" w:hAnsi="Trebuchet MS" w:cs="Arial"/>
-          <w:color w:val="00000A"/>
-          <w:sz w:val="20"/>
-          <w:szCs w:val="20"/>
-        </w:rPr>
-        <w:t xml:space="preserve">}   </w:t>
-      </w:r>
-      <w:proofErr w:type="gramEnd"/>
-      <w:r>
-        <w:rPr>
-          <w:rFonts w:ascii="Trebuchet MS" w:eastAsia="Arial" w:hAnsi="Trebuchet MS" w:cs="Arial"/>
-          <w:color w:val="00000A"/>
-          <w:sz w:val="20"/>
-          <w:szCs w:val="20"/>
-        </w:rPr>
-        <w:t xml:space="preserve">                                    </w:t>
+        <w:t xml:space="preserve">${nomeCandidato}                                       </w:t>
       </w:r>
       <w:r>
         <w:rPr>
@@ -1189,30 +836,8 @@
           <w:sz w:val="20"/>
           <w:szCs w:val="20"/>
         </w:rPr>
-        <w:t xml:space="preserve"> ${</w:t>
-      </w:r>
-      <w:proofErr w:type="spellStart"/>
-      <w:proofErr w:type="gramStart"/>
-      <w:r>
-        <w:rPr>
-          <w:rFonts w:ascii="Trebuchet MS" w:eastAsia="Arial" w:hAnsi="Trebuchet MS" w:cs="Arial"/>
-          <w:color w:val="00000A"/>
-          <w:sz w:val="20"/>
-          <w:szCs w:val="20"/>
-        </w:rPr>
-        <w:t>nascimentoCandidato</w:t>
-      </w:r>
-      <w:proofErr w:type="spellEnd"/>
-      <w:r>
-        <w:rPr>
-          <w:rFonts w:ascii="Trebuchet MS" w:eastAsia="Arial" w:hAnsi="Trebuchet MS" w:cs="Arial"/>
-          <w:color w:val="00000A"/>
-          <w:sz w:val="20"/>
-          <w:szCs w:val="20"/>
-        </w:rPr>
-        <w:t xml:space="preserve">}   </w:t>
-      </w:r>
-      <w:proofErr w:type="gramEnd"/>
+        <w:t xml:space="preserve"> ${nascimentoCandidato}   </w:t>
+      </w:r>
       <w:r>
         <w:rPr>
           <w:rFonts w:ascii="Trebuchet MS" w:eastAsia="Arial" w:hAnsi="Trebuchet MS" w:cs="Arial"/>
@@ -1240,27 +865,7 @@
           <w:sz w:val="20"/>
           <w:szCs w:val="20"/>
         </w:rPr>
-        <w:t xml:space="preserve"> ${</w:t>
-      </w:r>
-      <w:proofErr w:type="spellStart"/>
-      <w:r>
-        <w:rPr>
-          <w:rFonts w:ascii="Trebuchet MS" w:eastAsia="Arial" w:hAnsi="Trebuchet MS" w:cs="Arial"/>
-          <w:color w:val="00000A"/>
-          <w:sz w:val="20"/>
-          <w:szCs w:val="20"/>
-        </w:rPr>
-        <w:t>cpfCandidato</w:t>
-      </w:r>
-      <w:proofErr w:type="spellEnd"/>
-      <w:r>
-        <w:rPr>
-          <w:rFonts w:ascii="Trebuchet MS" w:eastAsia="Arial" w:hAnsi="Trebuchet MS" w:cs="Arial"/>
-          <w:color w:val="00000A"/>
-          <w:sz w:val="20"/>
-          <w:szCs w:val="20"/>
-        </w:rPr>
-        <w:t xml:space="preserve">}  </w:t>
+        <w:t xml:space="preserve"> ${cpfCandidato}  </w:t>
       </w:r>
       <w:r>
         <w:rPr>
@@ -1289,107 +894,7 @@
           <w:sz w:val="20"/>
           <w:szCs w:val="20"/>
         </w:rPr>
-        <w:t xml:space="preserve"> ${</w:t>
-      </w:r>
-      <w:proofErr w:type="spellStart"/>
-      <w:r>
-        <w:rPr>
-          <w:rFonts w:ascii="Trebuchet MS" w:eastAsia="Arial" w:hAnsi="Trebuchet MS" w:cs="Arial"/>
-          <w:color w:val="00000A"/>
-          <w:sz w:val="20"/>
-          <w:szCs w:val="20"/>
-        </w:rPr>
-        <w:t>enderecoCandidato</w:t>
-      </w:r>
-      <w:proofErr w:type="spellEnd"/>
-      <w:r>
-        <w:rPr>
-          <w:rFonts w:ascii="Trebuchet MS" w:eastAsia="Arial" w:hAnsi="Trebuchet MS" w:cs="Arial"/>
-          <w:color w:val="00000A"/>
-          <w:sz w:val="20"/>
-          <w:szCs w:val="20"/>
-        </w:rPr>
-        <w:t>}, ${</w:t>
-      </w:r>
-      <w:proofErr w:type="spellStart"/>
-      <w:r>
-        <w:rPr>
-          <w:rFonts w:ascii="Trebuchet MS" w:eastAsia="Arial" w:hAnsi="Trebuchet MS" w:cs="Arial"/>
-          <w:color w:val="00000A"/>
-          <w:sz w:val="20"/>
-          <w:szCs w:val="20"/>
-        </w:rPr>
-        <w:t>numeroCandidato</w:t>
-      </w:r>
-      <w:proofErr w:type="spellEnd"/>
-      <w:r>
-        <w:rPr>
-          <w:rFonts w:ascii="Trebuchet MS" w:eastAsia="Arial" w:hAnsi="Trebuchet MS" w:cs="Arial"/>
-          <w:color w:val="00000A"/>
-          <w:sz w:val="20"/>
-          <w:szCs w:val="20"/>
-        </w:rPr>
-        <w:t>} ${</w:t>
-      </w:r>
-      <w:proofErr w:type="spellStart"/>
-      <w:r>
-        <w:rPr>
-          <w:rFonts w:ascii="Trebuchet MS" w:eastAsia="Arial" w:hAnsi="Trebuchet MS" w:cs="Arial"/>
-          <w:color w:val="00000A"/>
-          <w:sz w:val="20"/>
-          <w:szCs w:val="20"/>
-        </w:rPr>
-        <w:t>bairroCandidato</w:t>
-      </w:r>
-      <w:proofErr w:type="spellEnd"/>
-      <w:r>
-        <w:rPr>
-          <w:rFonts w:ascii="Trebuchet MS" w:eastAsia="Arial" w:hAnsi="Trebuchet MS" w:cs="Arial"/>
-          <w:color w:val="00000A"/>
-          <w:sz w:val="20"/>
-          <w:szCs w:val="20"/>
-        </w:rPr>
-        <w:t>} - ${</w:t>
-      </w:r>
-      <w:proofErr w:type="spellStart"/>
-      <w:r>
-        <w:rPr>
-          <w:rFonts w:ascii="Trebuchet MS" w:eastAsia="Arial" w:hAnsi="Trebuchet MS" w:cs="Arial"/>
-          <w:color w:val="00000A"/>
-          <w:sz w:val="20"/>
-          <w:szCs w:val="20"/>
-        </w:rPr>
-        <w:t>cidadeCandidato</w:t>
-      </w:r>
-      <w:proofErr w:type="spellEnd"/>
-      <w:r>
-        <w:rPr>
-          <w:rFonts w:ascii="Trebuchet MS" w:eastAsia="Arial" w:hAnsi="Trebuchet MS" w:cs="Arial"/>
-          <w:color w:val="00000A"/>
-          <w:sz w:val="20"/>
-          <w:szCs w:val="20"/>
-        </w:rPr>
-        <w:t>} - ${</w:t>
-      </w:r>
-      <w:proofErr w:type="spellStart"/>
-      <w:r>
-        <w:rPr>
-          <w:rFonts w:ascii="Trebuchet MS" w:eastAsia="Arial" w:hAnsi="Trebuchet MS" w:cs="Arial"/>
-          <w:color w:val="00000A"/>
-          <w:sz w:val="20"/>
-          <w:szCs w:val="20"/>
-        </w:rPr>
-        <w:t>cepCandidato</w:t>
-      </w:r>
-      <w:proofErr w:type="spellEnd"/>
-      <w:r>
-        <w:rPr>
-          <w:rFonts w:ascii="Trebuchet MS" w:eastAsia="Arial" w:hAnsi="Trebuchet MS" w:cs="Arial"/>
-          <w:color w:val="00000A"/>
-          <w:sz w:val="20"/>
-          <w:szCs w:val="20"/>
-        </w:rPr>
-        <w:t xml:space="preserve">}                                  </w:t>
+        <w:t xml:space="preserve"> ${enderecoCandidato}, ${numeroCandidato} ${bairroCandidato} - ${cidadeCandidato} - ${cepCandidato}                                  </w:t>
       </w:r>
       <w:r>
         <w:rPr>
@@ -1537,25 +1042,15 @@
           <w:szCs w:val="20"/>
         </w:rPr>
         <w:tab/>
-        <w:t>A Formação em Contexto de Trabalho comporta um total de ${</w:t>
-      </w:r>
-      <w:proofErr w:type="spellStart"/>
-      <w:r>
-        <w:rPr>
-          <w:rFonts w:ascii="Trebuchet MS" w:hAnsi="Trebuchet MS"/>
-          <w:sz w:val="20"/>
-          <w:szCs w:val="20"/>
-        </w:rPr>
-        <w:t>fctHours</w:t>
-      </w:r>
-      <w:proofErr w:type="spellEnd"/>
-      <w:r>
-        <w:rPr>
-          <w:rFonts w:ascii="Trebuchet MS" w:hAnsi="Trebuchet MS"/>
-          <w:sz w:val="20"/>
-          <w:szCs w:val="20"/>
-        </w:rPr>
-        <w:t xml:space="preserve">} horas, as quais decorrerão no período compreendido entre </w:t>
+        <w:t>A Formação em Contexto de Trabalho comporta um total de ${fctHours} horas, as quais decorrerão no período compreendido entre</w:t>
+      </w:r>
+      <w:r>
+        <w:rPr>
+          <w:rFonts w:ascii="Trebuchet MS" w:hAnsi="Trebuchet MS"/>
+          <w:sz w:val="20"/>
+          <w:szCs w:val="20"/>
+        </w:rPr>
+        <w:t> </w:t>
       </w:r>
       <w:r>
         <w:rPr>
@@ -1563,61 +1058,23 @@
           <w:sz w:val="20"/>
           <w:szCs w:val="20"/>
         </w:rPr>
-        <w:t>${</w:t>
-      </w:r>
-      <w:proofErr w:type="spellStart"/>
+        <w:t>${dataInicial}</w:t>
+      </w:r>
       <w:r>
         <w:rPr>
           <w:rFonts w:ascii="Trebuchet MS" w:eastAsia="Arial" w:hAnsi="Trebuchet MS" w:cs="Arial"/>
           <w:sz w:val="20"/>
           <w:szCs w:val="20"/>
         </w:rPr>
-        <w:t>dataInicial</w:t>
-      </w:r>
-      <w:proofErr w:type="spellEnd"/>
+        <w:t> </w:t>
+      </w:r>
       <w:r>
         <w:rPr>
           <w:rFonts w:ascii="Trebuchet MS" w:eastAsia="Arial" w:hAnsi="Trebuchet MS" w:cs="Arial"/>
           <w:sz w:val="20"/>
           <w:szCs w:val="20"/>
         </w:rPr>
-        <w:t xml:space="preserve">} </w:t>
-      </w:r>
-      <w:proofErr w:type="gramStart"/>
-      <w:r>
-        <w:rPr>
-          <w:rFonts w:ascii="Trebuchet MS" w:eastAsia="Arial" w:hAnsi="Trebuchet MS" w:cs="Arial"/>
-          <w:sz w:val="20"/>
-          <w:szCs w:val="20"/>
-        </w:rPr>
-        <w:t>á</w:t>
-      </w:r>
-      <w:proofErr w:type="gramEnd"/>
-      <w:r>
-        <w:rPr>
-          <w:rFonts w:ascii="Trebuchet MS" w:eastAsia="Arial" w:hAnsi="Trebuchet MS" w:cs="Arial"/>
-          <w:sz w:val="20"/>
-          <w:szCs w:val="20"/>
-        </w:rPr>
-        <w:t xml:space="preserve"> ${</w:t>
-      </w:r>
-      <w:proofErr w:type="spellStart"/>
-      <w:r>
-        <w:rPr>
-          <w:rFonts w:ascii="Trebuchet MS" w:eastAsia="Arial" w:hAnsi="Trebuchet MS" w:cs="Arial"/>
-          <w:sz w:val="20"/>
-          <w:szCs w:val="20"/>
-        </w:rPr>
-        <w:t>dataFinal</w:t>
-      </w:r>
-      <w:proofErr w:type="spellEnd"/>
-      <w:r>
-        <w:rPr>
-          <w:rFonts w:ascii="Trebuchet MS" w:eastAsia="Arial" w:hAnsi="Trebuchet MS" w:cs="Arial"/>
-          <w:sz w:val="20"/>
-          <w:szCs w:val="20"/>
-        </w:rPr>
-        <w:t>},</w:t>
+        <w:t>á ${dataFinal},</w:t>
       </w:r>
       <w:r>
         <w:rPr>
@@ -1743,7 +1200,6 @@
           <w:szCs w:val="20"/>
         </w:rPr>
       </w:pPr>
-      <w:proofErr w:type="gramStart"/>
       <w:r>
         <w:rPr>
           <w:rFonts w:ascii="Trebuchet MS" w:hAnsi="Trebuchet MS"/>
@@ -1752,7 +1208,6 @@
         </w:rPr>
         <w:t>Cláusula Sexta</w:t>
       </w:r>
-      <w:proofErr w:type="gramEnd"/>
     </w:p>
     <w:p>
       <w:pPr>
@@ -1840,7 +1295,6 @@
           <w:szCs w:val="20"/>
         </w:rPr>
       </w:pPr>
-      <w:proofErr w:type="gramStart"/>
       <w:r>
         <w:rPr>
           <w:rFonts w:ascii="Trebuchet MS" w:hAnsi="Trebuchet MS"/>
@@ -1851,7 +1305,6 @@
         </w:rPr>
         <w:t>Cláusula Sétima</w:t>
       </w:r>
-      <w:proofErr w:type="gramEnd"/>
     </w:p>
     <w:p>
       <w:pPr>
@@ -1913,7 +1366,6 @@
           <w:szCs w:val="20"/>
         </w:rPr>
       </w:pPr>
-      <w:proofErr w:type="gramStart"/>
       <w:r>
         <w:rPr>
           <w:rFonts w:ascii="Trebuchet MS" w:hAnsi="Trebuchet MS"/>
@@ -1922,7 +1374,6 @@
         </w:rPr>
         <w:t>Cláusula Oitava</w:t>
       </w:r>
-      <w:proofErr w:type="gramEnd"/>
     </w:p>
     <w:p>
       <w:pPr>
@@ -2088,25 +1539,7 @@
           <w:sz w:val="20"/>
           <w:szCs w:val="20"/>
         </w:rPr>
-        <w:t xml:space="preserve">A relação entre as partes e entre as partes e formando rege-se exclusivamente pelas disposições do presente protocolo, não sendo aplicáveis a esta relação quaisquer normas legais de natureza laboral, normas internas do segundo outorgante, que apenas contemplem relações do tipo </w:t>
-      </w:r>
-      <w:proofErr w:type="spellStart"/>
-      <w:r>
-        <w:rPr>
-          <w:rFonts w:ascii="Trebuchet MS" w:hAnsi="Trebuchet MS"/>
-          <w:sz w:val="20"/>
-          <w:szCs w:val="20"/>
-        </w:rPr>
-        <w:t>juslaboral</w:t>
-      </w:r>
-      <w:proofErr w:type="spellEnd"/>
-      <w:r>
-        <w:rPr>
-          <w:rFonts w:ascii="Trebuchet MS" w:hAnsi="Trebuchet MS"/>
-          <w:sz w:val="20"/>
-          <w:szCs w:val="20"/>
-        </w:rPr>
-        <w:t xml:space="preserve">. </w:t>
+        <w:t xml:space="preserve">A relação entre as partes e entre as partes e formando rege-se exclusivamente pelas disposições do presente protocolo, não sendo aplicáveis a esta relação quaisquer normas legais de natureza laboral, normas internas do segundo outorgante, que apenas contemplem relações do tipo juslaboral. </w:t>
       </w:r>
     </w:p>
     <w:p>
@@ -2455,27 +1888,7 @@
           <w:sz w:val="20"/>
           <w:szCs w:val="20"/>
         </w:rPr>
-        <w:t>${</w:t>
-      </w:r>
-      <w:proofErr w:type="spellStart"/>
-      <w:r>
-        <w:rPr>
-          <w:rFonts w:ascii="Trebuchet MS" w:eastAsia="Arial" w:hAnsi="Trebuchet MS" w:cs="Arial"/>
-          <w:color w:val="00000A"/>
-          <w:sz w:val="20"/>
-          <w:szCs w:val="20"/>
-        </w:rPr>
-        <w:t>ufEmpresa</w:t>
-      </w:r>
-      <w:proofErr w:type="spellEnd"/>
-      <w:r>
-        <w:rPr>
-          <w:rFonts w:ascii="Trebuchet MS" w:eastAsia="Arial" w:hAnsi="Trebuchet MS" w:cs="Arial"/>
-          <w:color w:val="00000A"/>
-          <w:sz w:val="20"/>
-          <w:szCs w:val="20"/>
-        </w:rPr>
-        <w:t>}</w:t>
+        <w:t>${ufEmpresa}</w:t>
       </w:r>
       <w:r>
         <w:rPr>
@@ -2761,25 +2174,7 @@
         <w:sz w:val="14"/>
         <w:szCs w:val="14"/>
       </w:rPr>
-      <w:t>${</w:t>
-    </w:r>
-    <w:proofErr w:type="spellStart"/>
-    <w:r>
-      <w:rPr>
-        <w:rFonts w:ascii="Trebuchet MS" w:eastAsia="Trebuchet MS" w:hAnsi="Trebuchet MS" w:cs="Trebuchet MS"/>
-        <w:sz w:val="14"/>
-        <w:szCs w:val="14"/>
-      </w:rPr>
-      <w:t>razaoSocialEscola</w:t>
-    </w:r>
-    <w:proofErr w:type="spellEnd"/>
-    <w:r>
-      <w:rPr>
-        <w:rFonts w:ascii="Trebuchet MS" w:eastAsia="Trebuchet MS" w:hAnsi="Trebuchet MS" w:cs="Trebuchet MS"/>
-        <w:sz w:val="14"/>
-        <w:szCs w:val="14"/>
-      </w:rPr>
-      <w:t>}</w:t>
+      <w:t>${razaoSocialEscola}</w:t>
     </w:r>
   </w:p>
   <w:p>
@@ -2797,97 +2192,7 @@
         <w:sz w:val="14"/>
         <w:szCs w:val="14"/>
       </w:rPr>
-      <w:t>${</w:t>
-    </w:r>
-    <w:proofErr w:type="spellStart"/>
-    <w:r>
-      <w:rPr>
-        <w:rFonts w:ascii="Trebuchet MS" w:eastAsia="Trebuchet MS" w:hAnsi="Trebuchet MS" w:cs="Trebuchet MS"/>
-        <w:sz w:val="14"/>
-        <w:szCs w:val="14"/>
-      </w:rPr>
-      <w:t>enderecoEscola</w:t>
-    </w:r>
-    <w:proofErr w:type="spellEnd"/>
-    <w:r>
-      <w:rPr>
-        <w:rFonts w:ascii="Trebuchet MS" w:eastAsia="Trebuchet MS" w:hAnsi="Trebuchet MS" w:cs="Trebuchet MS"/>
-        <w:sz w:val="14"/>
-        <w:szCs w:val="14"/>
-      </w:rPr>
-      <w:t>}, ${</w:t>
-    </w:r>
-    <w:proofErr w:type="spellStart"/>
-    <w:r>
-      <w:rPr>
-        <w:rFonts w:ascii="Trebuchet MS" w:eastAsia="Trebuchet MS" w:hAnsi="Trebuchet MS" w:cs="Trebuchet MS"/>
-        <w:sz w:val="14"/>
-        <w:szCs w:val="14"/>
-      </w:rPr>
-      <w:t>numeroEscola</w:t>
-    </w:r>
-    <w:proofErr w:type="spellEnd"/>
-    <w:r>
-      <w:rPr>
-        <w:rFonts w:ascii="Trebuchet MS" w:eastAsia="Trebuchet MS" w:hAnsi="Trebuchet MS" w:cs="Trebuchet MS"/>
-        <w:sz w:val="14"/>
-        <w:szCs w:val="14"/>
-      </w:rPr>
-      <w:t>}, ${</w:t>
-    </w:r>
-    <w:proofErr w:type="spellStart"/>
-    <w:r>
-      <w:rPr>
-        <w:rFonts w:ascii="Trebuchet MS" w:eastAsia="Trebuchet MS" w:hAnsi="Trebuchet MS" w:cs="Trebuchet MS"/>
-        <w:sz w:val="14"/>
-        <w:szCs w:val="14"/>
-      </w:rPr>
-      <w:t>bairroEscola</w:t>
-    </w:r>
-    <w:proofErr w:type="spellEnd"/>
-    <w:r>
-      <w:rPr>
-        <w:rFonts w:ascii="Trebuchet MS" w:eastAsia="Trebuchet MS" w:hAnsi="Trebuchet MS" w:cs="Trebuchet MS"/>
-        <w:sz w:val="14"/>
-        <w:szCs w:val="14"/>
-      </w:rPr>
-      <w:t>} -${</w:t>
-    </w:r>
-    <w:proofErr w:type="spellStart"/>
-    <w:r>
-      <w:rPr>
-        <w:rFonts w:ascii="Trebuchet MS" w:eastAsia="Trebuchet MS" w:hAnsi="Trebuchet MS" w:cs="Trebuchet MS"/>
-        <w:sz w:val="14"/>
-        <w:szCs w:val="14"/>
-      </w:rPr>
-      <w:t>cidadeEscola</w:t>
-    </w:r>
-    <w:proofErr w:type="spellEnd"/>
-    <w:r>
-      <w:rPr>
-        <w:rFonts w:ascii="Trebuchet MS" w:eastAsia="Trebuchet MS" w:hAnsi="Trebuchet MS" w:cs="Trebuchet MS"/>
-        <w:sz w:val="14"/>
-        <w:szCs w:val="14"/>
-      </w:rPr>
-      <w:t>} - ${</w:t>
-    </w:r>
-    <w:proofErr w:type="spellStart"/>
-    <w:r>
-      <w:rPr>
-        <w:rFonts w:ascii="Trebuchet MS" w:eastAsia="Trebuchet MS" w:hAnsi="Trebuchet MS" w:cs="Trebuchet MS"/>
-        <w:sz w:val="14"/>
-        <w:szCs w:val="14"/>
-      </w:rPr>
-      <w:t>cepEscola</w:t>
-    </w:r>
-    <w:proofErr w:type="spellEnd"/>
-    <w:r>
-      <w:rPr>
-        <w:rFonts w:ascii="Trebuchet MS" w:eastAsia="Trebuchet MS" w:hAnsi="Trebuchet MS" w:cs="Trebuchet MS"/>
-        <w:sz w:val="14"/>
-        <w:szCs w:val="14"/>
-      </w:rPr>
-      <w:t>}</w:t>
+      <w:t>${enderecoEscola}, ${numeroEscola}, ${bairroEscola} -${cidadeEscola} - ${cepEscola}</w:t>
     </w:r>
   </w:p>
   <w:p>
@@ -2905,25 +2210,7 @@
         <w:sz w:val="14"/>
         <w:szCs w:val="14"/>
       </w:rPr>
-      <w:t>Telefone. ${</w:t>
-    </w:r>
-    <w:proofErr w:type="spellStart"/>
-    <w:r>
-      <w:rPr>
-        <w:rFonts w:ascii="Trebuchet MS" w:eastAsia="Trebuchet MS" w:hAnsi="Trebuchet MS" w:cs="Trebuchet MS"/>
-        <w:sz w:val="14"/>
-        <w:szCs w:val="14"/>
-      </w:rPr>
-      <w:t>telefoneEscola</w:t>
-    </w:r>
-    <w:proofErr w:type="spellEnd"/>
-    <w:r>
-      <w:rPr>
-        <w:rFonts w:ascii="Trebuchet MS" w:eastAsia="Trebuchet MS" w:hAnsi="Trebuchet MS" w:cs="Trebuchet MS"/>
-        <w:sz w:val="14"/>
-        <w:szCs w:val="14"/>
-      </w:rPr>
-      <w:t>}</w:t>
+      <w:t>Telefone. ${telefoneEscola}</w:t>
     </w:r>
   </w:p>
   <w:p>
@@ -2948,26 +2235,7 @@
         <w:lang w:val="fr-FR"/>
       </w:rPr>
       <w:tab/>
-    </w:r>
-    <w:proofErr w:type="spellStart"/>
-    <w:r>
-      <w:rPr>
-        <w:rFonts w:ascii="Trebuchet MS" w:hAnsi="Trebuchet MS"/>
-        <w:sz w:val="14"/>
-        <w:szCs w:val="14"/>
-        <w:lang w:val="fr-FR"/>
-      </w:rPr>
-      <w:t>Página</w:t>
-    </w:r>
-    <w:proofErr w:type="spellEnd"/>
-    <w:r>
-      <w:rPr>
-        <w:rFonts w:ascii="Trebuchet MS" w:hAnsi="Trebuchet MS"/>
-        <w:sz w:val="14"/>
-        <w:szCs w:val="14"/>
-        <w:lang w:val="fr-FR"/>
-      </w:rPr>
-      <w:t xml:space="preserve"> </w:t>
+      <w:t xml:space="preserve">Página </w:t>
     </w:r>
     <w:r>
       <w:rPr>
@@ -3112,25 +2380,7 @@
         <w:sz w:val="14"/>
         <w:szCs w:val="14"/>
       </w:rPr>
-      <w:t>${</w:t>
-    </w:r>
-    <w:proofErr w:type="spellStart"/>
-    <w:r>
-      <w:rPr>
-        <w:rFonts w:ascii="Trebuchet MS" w:eastAsia="Trebuchet MS" w:hAnsi="Trebuchet MS" w:cs="Trebuchet MS"/>
-        <w:sz w:val="14"/>
-        <w:szCs w:val="14"/>
-      </w:rPr>
-      <w:t>razaoSocialEscola</w:t>
-    </w:r>
-    <w:proofErr w:type="spellEnd"/>
-    <w:r>
-      <w:rPr>
-        <w:rFonts w:ascii="Trebuchet MS" w:eastAsia="Trebuchet MS" w:hAnsi="Trebuchet MS" w:cs="Trebuchet MS"/>
-        <w:sz w:val="14"/>
-        <w:szCs w:val="14"/>
-      </w:rPr>
-      <w:t>}</w:t>
+      <w:t>${razaoSocialEscola}</w:t>
     </w:r>
   </w:p>
   <w:p>
@@ -3148,97 +2398,7 @@
         <w:sz w:val="14"/>
         <w:szCs w:val="14"/>
       </w:rPr>
-      <w:t>${</w:t>
-    </w:r>
-    <w:proofErr w:type="spellStart"/>
-    <w:r>
-      <w:rPr>
-        <w:rFonts w:ascii="Trebuchet MS" w:eastAsia="Trebuchet MS" w:hAnsi="Trebuchet MS" w:cs="Trebuchet MS"/>
-        <w:sz w:val="14"/>
-        <w:szCs w:val="14"/>
-      </w:rPr>
-      <w:t>enderecoEscola</w:t>
-    </w:r>
-    <w:proofErr w:type="spellEnd"/>
-    <w:r>
-      <w:rPr>
-        <w:rFonts w:ascii="Trebuchet MS" w:eastAsia="Trebuchet MS" w:hAnsi="Trebuchet MS" w:cs="Trebuchet MS"/>
-        <w:sz w:val="14"/>
-        <w:szCs w:val="14"/>
-      </w:rPr>
-      <w:t>}, ${</w:t>
-    </w:r>
-    <w:proofErr w:type="spellStart"/>
-    <w:r>
-      <w:rPr>
-        <w:rFonts w:ascii="Trebuchet MS" w:eastAsia="Trebuchet MS" w:hAnsi="Trebuchet MS" w:cs="Trebuchet MS"/>
-        <w:sz w:val="14"/>
-        <w:szCs w:val="14"/>
-      </w:rPr>
-      <w:t>numeroEscola</w:t>
-    </w:r>
-    <w:proofErr w:type="spellEnd"/>
-    <w:r>
-      <w:rPr>
-        <w:rFonts w:ascii="Trebuchet MS" w:eastAsia="Trebuchet MS" w:hAnsi="Trebuchet MS" w:cs="Trebuchet MS"/>
-        <w:sz w:val="14"/>
-        <w:szCs w:val="14"/>
-      </w:rPr>
-      <w:t>}, ${</w:t>
-    </w:r>
-    <w:proofErr w:type="spellStart"/>
-    <w:r>
-      <w:rPr>
-        <w:rFonts w:ascii="Trebuchet MS" w:eastAsia="Trebuchet MS" w:hAnsi="Trebuchet MS" w:cs="Trebuchet MS"/>
-        <w:sz w:val="14"/>
-        <w:szCs w:val="14"/>
-      </w:rPr>
-      <w:t>bairroEscola</w:t>
-    </w:r>
-    <w:proofErr w:type="spellEnd"/>
-    <w:r>
-      <w:rPr>
-        <w:rFonts w:ascii="Trebuchet MS" w:eastAsia="Trebuchet MS" w:hAnsi="Trebuchet MS" w:cs="Trebuchet MS"/>
-        <w:sz w:val="14"/>
-        <w:szCs w:val="14"/>
-      </w:rPr>
-      <w:t>} -${</w:t>
-    </w:r>
-    <w:proofErr w:type="spellStart"/>
-    <w:r>
-      <w:rPr>
-        <w:rFonts w:ascii="Trebuchet MS" w:eastAsia="Trebuchet MS" w:hAnsi="Trebuchet MS" w:cs="Trebuchet MS"/>
-        <w:sz w:val="14"/>
-        <w:szCs w:val="14"/>
-      </w:rPr>
-      <w:t>cidadeEscola</w:t>
-    </w:r>
-    <w:proofErr w:type="spellEnd"/>
-    <w:r>
-      <w:rPr>
-        <w:rFonts w:ascii="Trebuchet MS" w:eastAsia="Trebuchet MS" w:hAnsi="Trebuchet MS" w:cs="Trebuchet MS"/>
-        <w:sz w:val="14"/>
-        <w:szCs w:val="14"/>
-      </w:rPr>
-      <w:t>} - ${</w:t>
-    </w:r>
-    <w:proofErr w:type="spellStart"/>
-    <w:r>
-      <w:rPr>
-        <w:rFonts w:ascii="Trebuchet MS" w:eastAsia="Trebuchet MS" w:hAnsi="Trebuchet MS" w:cs="Trebuchet MS"/>
-        <w:sz w:val="14"/>
-        <w:szCs w:val="14"/>
-      </w:rPr>
-      <w:t>cepEscola</w:t>
-    </w:r>
-    <w:proofErr w:type="spellEnd"/>
-    <w:r>
-      <w:rPr>
-        <w:rFonts w:ascii="Trebuchet MS" w:eastAsia="Trebuchet MS" w:hAnsi="Trebuchet MS" w:cs="Trebuchet MS"/>
-        <w:sz w:val="14"/>
-        <w:szCs w:val="14"/>
-      </w:rPr>
-      <w:t>}</w:t>
+      <w:t>${enderecoEscola}, ${numeroEscola}, ${bairroEscola} -${cidadeEscola} - ${cepEscola}</w:t>
     </w:r>
   </w:p>
   <w:p>
@@ -3256,25 +2416,7 @@
         <w:sz w:val="14"/>
         <w:szCs w:val="14"/>
       </w:rPr>
-      <w:t>Telefone. ${</w:t>
-    </w:r>
-    <w:proofErr w:type="spellStart"/>
-    <w:r>
-      <w:rPr>
-        <w:rFonts w:ascii="Trebuchet MS" w:eastAsia="Trebuchet MS" w:hAnsi="Trebuchet MS" w:cs="Trebuchet MS"/>
-        <w:sz w:val="14"/>
-        <w:szCs w:val="14"/>
-      </w:rPr>
-      <w:t>telefoneEscola</w:t>
-    </w:r>
-    <w:proofErr w:type="spellEnd"/>
-    <w:r>
-      <w:rPr>
-        <w:rFonts w:ascii="Trebuchet MS" w:eastAsia="Trebuchet MS" w:hAnsi="Trebuchet MS" w:cs="Trebuchet MS"/>
-        <w:sz w:val="14"/>
-        <w:szCs w:val="14"/>
-      </w:rPr>
-      <w:t>}</w:t>
+      <w:t>Telefone. ${telefoneEscola}</w:t>
     </w:r>
   </w:p>
   <w:p>
@@ -3299,26 +2441,7 @@
         <w:lang w:val="fr-FR"/>
       </w:rPr>
       <w:tab/>
-    </w:r>
-    <w:proofErr w:type="spellStart"/>
-    <w:r>
-      <w:rPr>
-        <w:rFonts w:ascii="Trebuchet MS" w:hAnsi="Trebuchet MS"/>
-        <w:sz w:val="14"/>
-        <w:szCs w:val="14"/>
-        <w:lang w:val="fr-FR"/>
-      </w:rPr>
-      <w:t>Página</w:t>
-    </w:r>
-    <w:proofErr w:type="spellEnd"/>
-    <w:r>
-      <w:rPr>
-        <w:rFonts w:ascii="Trebuchet MS" w:hAnsi="Trebuchet MS"/>
-        <w:sz w:val="14"/>
-        <w:szCs w:val="14"/>
-        <w:lang w:val="fr-FR"/>
-      </w:rPr>
-      <w:t xml:space="preserve"> </w:t>
+      <w:t xml:space="preserve">Página </w:t>
     </w:r>
     <w:r>
       <w:rPr>
